--- a/public/granergize-handbuch.docx
+++ b/public/granergize-handbuch.docx
@@ -1377,7 +1377,7 @@
     </w:p>
     <w:bookmarkEnd w:id="33"/>
     <w:bookmarkEnd w:id="34"/>
-    <w:bookmarkStart w:id="65" w:name="granergize-in-der-praxis-nutzen"/>
+    <w:bookmarkStart w:id="69" w:name="granergize-in-der-praxis-nutzen"/>
     <w:p>
       <w:pPr>
         <w:pStyle w:val="Heading1"/>
@@ -2165,13 +2165,13 @@
       </w:r>
     </w:p>
     <w:bookmarkEnd w:id="41"/>
-    <w:bookmarkStart w:id="42" w:name="ihre-rolle-als-datenproduzent-festlegen"/>
+    <w:bookmarkStart w:id="42" w:name="X296196fc5c046e15197584232cd032099635da4"/>
     <w:p>
       <w:pPr>
         <w:pStyle w:val="Heading2"/>
       </w:pPr>
       <w:r>
-        <w:t xml:space="preserve">Ihre Rolle als Datenproduzent festlegen</w:t>
+        <w:t xml:space="preserve">Ihre Organisation und Ihre Datenproduzenten-Rolle festlegen</w:t>
       </w:r>
     </w:p>
     <w:p>
@@ -2179,35 +2179,7 @@
         <w:pStyle w:val="FirstParagraph"/>
       </w:pPr>
       <w:r>
-        <w:t xml:space="preserve">Ihre</w:t>
-      </w:r>
-      <w:r>
-        <w:t xml:space="preserve"> </w:t>
-      </w:r>
-      <w:r>
-        <w:rPr>
-          <w:b/>
-          <w:bCs/>
-        </w:rPr>
-        <w:t xml:space="preserve">Datenproduzenten-Rolle</w:t>
-      </w:r>
-      <w:r>
-        <w:t xml:space="preserve"> </w:t>
-      </w:r>
-      <w:r>
-        <w:t xml:space="preserve">legen Sie einmalig in Ihrem Profil fest – nicht</w:t>
-      </w:r>
-      <w:r>
-        <w:t xml:space="preserve"> </w:t>
-      </w:r>
-      <w:r>
-        <w:t xml:space="preserve">bei jeder Dateneingabe. Öffnen Sie dazu über das Avatar-Symbol (oben rechts) den</w:t>
-      </w:r>
-      <w:r>
-        <w:t xml:space="preserve"> </w:t>
-      </w:r>
-      <w:r>
-        <w:t xml:space="preserve">Dialog</w:t>
+        <w:t xml:space="preserve">Bevor Sie Gebäude anlegen, hinterlegen Sie einmalig Ihre</w:t>
       </w:r>
       <w:r>
         <w:t xml:space="preserve"> </w:t>
@@ -2223,19 +2195,358 @@
         <w:t xml:space="preserve"> </w:t>
       </w:r>
       <w:r>
-        <w:t xml:space="preserve">und wählen Sie Ihre Rolle (z. B. Investor, Nutzer oder</w:t>
-      </w:r>
-      <w:r>
-        <w:t xml:space="preserve"> </w:t>
-      </w:r>
-      <w:r>
-        <w:t xml:space="preserve">Benchmark Service Provider). Diese Rolle wird anschließend automatisch als</w:t>
-      </w:r>
-      <w:r>
-        <w:t xml:space="preserve"> </w:t>
-      </w:r>
-      <w:r>
-        <w:t xml:space="preserve">Herkunft (Provenienz) jedes Gebäudes vermerkt, das Sie anlegen.</w:t>
+        <w:t xml:space="preserve">– Ihr</w:t>
+      </w:r>
+      <w:r>
+        <w:t xml:space="preserve"> </w:t>
+      </w:r>
+      <w:r>
+        <w:t xml:space="preserve">Unternehmen samt Datenproduzenten-Rolle und Logo. Diese Angaben gelten danach für</w:t>
+      </w:r>
+      <w:r>
+        <w:t xml:space="preserve"> </w:t>
+      </w:r>
+      <w:r>
+        <w:t xml:space="preserve">alle Gebäude, die Sie erfassen; Sie müssen sie nicht bei jeder Dateneingabe</w:t>
+      </w:r>
+      <w:r>
+        <w:t xml:space="preserve"> </w:t>
+      </w:r>
+      <w:r>
+        <w:t xml:space="preserve">wiederholen. Öffnen Sie über das Avatar-Symbol (oben rechts) den Dialog</w:t>
+      </w:r>
+      <w:r>
+        <w:t xml:space="preserve"> </w:t>
+      </w:r>
+      <w:r>
+        <w:rPr>
+          <w:b/>
+          <w:bCs/>
+        </w:rPr>
+        <w:t xml:space="preserve">Organisation</w:t>
+      </w:r>
+      <w:r>
+        <w:t xml:space="preserve"> </w:t>
+      </w:r>
+      <w:r>
+        <w:t xml:space="preserve">und füllen Sie die Felder aus:</w:t>
+      </w:r>
+    </w:p>
+    <w:p>
+      <w:pPr>
+        <w:pStyle w:val="Compact"/>
+        <w:numPr>
+          <w:ilvl w:val="0"/>
+          <w:numId w:val="1004"/>
+        </w:numPr>
+      </w:pPr>
+      <w:r>
+        <w:rPr>
+          <w:b/>
+          <w:bCs/>
+        </w:rPr>
+        <w:t xml:space="preserve">Firmenname</w:t>
+      </w:r>
+      <w:r>
+        <w:t xml:space="preserve"> </w:t>
+      </w:r>
+      <w:r>
+        <w:t xml:space="preserve">(„Company name”): der Name Ihres Unternehmens – etwa</w:t>
+      </w:r>
+      <w:r>
+        <w:t xml:space="preserve"> </w:t>
+      </w:r>
+      <w:r>
+        <w:t xml:space="preserve">„Granergize AG”.</w:t>
+      </w:r>
+    </w:p>
+    <w:p>
+      <w:pPr>
+        <w:pStyle w:val="Compact"/>
+        <w:numPr>
+          <w:ilvl w:val="0"/>
+          <w:numId w:val="1004"/>
+        </w:numPr>
+      </w:pPr>
+      <w:r>
+        <w:rPr>
+          <w:b/>
+          <w:bCs/>
+        </w:rPr>
+        <w:t xml:space="preserve">Art des Unternehmens</w:t>
+      </w:r>
+      <w:r>
+        <w:t xml:space="preserve"> </w:t>
+      </w:r>
+      <w:r>
+        <w:t xml:space="preserve">(„Kind of company”): Ihre Datenproduzenten-Rolle im</w:t>
+      </w:r>
+      <w:r>
+        <w:t xml:space="preserve"> </w:t>
+      </w:r>
+      <w:r>
+        <w:t xml:space="preserve">Immobilienökosystem. Zur Auswahl stehen</w:t>
+      </w:r>
+      <w:r>
+        <w:t xml:space="preserve"> </w:t>
+      </w:r>
+      <w:r>
+        <w:rPr>
+          <w:b/>
+          <w:bCs/>
+        </w:rPr>
+        <w:t xml:space="preserve">Investor</w:t>
+      </w:r>
+      <w:r>
+        <w:t xml:space="preserve">,</w:t>
+      </w:r>
+      <w:r>
+        <w:t xml:space="preserve"> </w:t>
+      </w:r>
+      <w:r>
+        <w:rPr>
+          <w:b/>
+          <w:bCs/>
+        </w:rPr>
+        <w:t xml:space="preserve">Nutzer</w:t>
+      </w:r>
+      <w:r>
+        <w:t xml:space="preserve"> </w:t>
+      </w:r>
+      <w:r>
+        <w:t xml:space="preserve">(Auswahl</w:t>
+      </w:r>
+      <w:r>
+        <w:t xml:space="preserve"> </w:t>
+      </w:r>
+      <w:r>
+        <w:t xml:space="preserve">„User”),</w:t>
+      </w:r>
+      <w:r>
+        <w:t xml:space="preserve"> </w:t>
+      </w:r>
+      <w:r>
+        <w:rPr>
+          <w:b/>
+          <w:bCs/>
+        </w:rPr>
+        <w:t xml:space="preserve">Benchmark Service Provider</w:t>
+      </w:r>
+      <w:r>
+        <w:t xml:space="preserve">,</w:t>
+      </w:r>
+      <w:r>
+        <w:t xml:space="preserve"> </w:t>
+      </w:r>
+      <w:r>
+        <w:rPr>
+          <w:b/>
+          <w:bCs/>
+        </w:rPr>
+        <w:t xml:space="preserve">Facility Manager</w:t>
+      </w:r>
+      <w:r>
+        <w:t xml:space="preserve">,</w:t>
+      </w:r>
+      <w:r>
+        <w:t xml:space="preserve"> </w:t>
+      </w:r>
+      <w:r>
+        <w:rPr>
+          <w:b/>
+          <w:bCs/>
+        </w:rPr>
+        <w:t xml:space="preserve">Entwickler</w:t>
+      </w:r>
+      <w:r>
+        <w:t xml:space="preserve"> </w:t>
+      </w:r>
+      <w:r>
+        <w:t xml:space="preserve">(Auswahl „Developer”),</w:t>
+      </w:r>
+      <w:r>
+        <w:t xml:space="preserve"> </w:t>
+      </w:r>
+      <w:r>
+        <w:rPr>
+          <w:b/>
+          <w:bCs/>
+        </w:rPr>
+        <w:t xml:space="preserve">Berater/Makler</w:t>
+      </w:r>
+      <w:r>
+        <w:t xml:space="preserve"> </w:t>
+      </w:r>
+      <w:r>
+        <w:t xml:space="preserve">(Auswahl „Consultant / Broker”),</w:t>
+      </w:r>
+      <w:r>
+        <w:t xml:space="preserve"> </w:t>
+      </w:r>
+      <w:r>
+        <w:rPr>
+          <w:b/>
+          <w:bCs/>
+        </w:rPr>
+        <w:t xml:space="preserve">Softwaredienstleister</w:t>
+      </w:r>
+      <w:r>
+        <w:t xml:space="preserve"> </w:t>
+      </w:r>
+      <w:r>
+        <w:t xml:space="preserve">(Auswahl „Software Provider”) und</w:t>
+      </w:r>
+      <w:r>
+        <w:t xml:space="preserve"> </w:t>
+      </w:r>
+      <w:r>
+        <w:rPr>
+          <w:b/>
+          <w:bCs/>
+        </w:rPr>
+        <w:t xml:space="preserve">Energiedienstleister</w:t>
+      </w:r>
+      <w:r>
+        <w:t xml:space="preserve"> </w:t>
+      </w:r>
+      <w:r>
+        <w:t xml:space="preserve">(Auswahl „Energy Provider”). Diese Rolle wird</w:t>
+      </w:r>
+      <w:r>
+        <w:t xml:space="preserve"> </w:t>
+      </w:r>
+      <w:r>
+        <w:t xml:space="preserve">automatisch als Herkunft (Provenienz) jedes Gebäudes vermerkt, das Sie anlegen.</w:t>
+      </w:r>
+    </w:p>
+    <w:p>
+      <w:pPr>
+        <w:pStyle w:val="Compact"/>
+        <w:numPr>
+          <w:ilvl w:val="0"/>
+          <w:numId w:val="1004"/>
+        </w:numPr>
+      </w:pPr>
+      <w:r>
+        <w:rPr>
+          <w:b/>
+          <w:bCs/>
+        </w:rPr>
+        <w:t xml:space="preserve">Firmenlogo</w:t>
+      </w:r>
+      <w:r>
+        <w:t xml:space="preserve"> </w:t>
+      </w:r>
+      <w:r>
+        <w:t xml:space="preserve">(„Choose logo…“): wählen Sie eine Bilddatei (PNG, JPG, SVG, WEBP</w:t>
+      </w:r>
+      <w:r>
+        <w:t xml:space="preserve"> </w:t>
+      </w:r>
+      <w:r>
+        <w:t xml:space="preserve">oder GIF); die Vorschau zeigt das Bild sofort.</w:t>
+      </w:r>
+    </w:p>
+    <w:p>
+      <w:pPr>
+        <w:pStyle w:val="Compact"/>
+        <w:numPr>
+          <w:ilvl w:val="0"/>
+          <w:numId w:val="1004"/>
+        </w:numPr>
+      </w:pPr>
+      <w:r>
+        <w:rPr>
+          <w:b/>
+          <w:bCs/>
+        </w:rPr>
+        <w:t xml:space="preserve">Homepage</w:t>
+      </w:r>
+      <w:r>
+        <w:t xml:space="preserve"> </w:t>
+      </w:r>
+      <w:r>
+        <w:t xml:space="preserve">(„Homepage URI”, optional): die Website Ihres Unternehmens.</w:t>
+      </w:r>
+    </w:p>
+    <w:p>
+      <w:pPr>
+        <w:pStyle w:val="Compact"/>
+        <w:numPr>
+          <w:ilvl w:val="0"/>
+          <w:numId w:val="1004"/>
+        </w:numPr>
+      </w:pPr>
+      <w:r>
+        <w:rPr>
+          <w:b/>
+          <w:bCs/>
+        </w:rPr>
+        <w:t xml:space="preserve">Organisations-WebID</w:t>
+      </w:r>
+      <w:r>
+        <w:t xml:space="preserve"> </w:t>
+      </w:r>
+      <w:r>
+        <w:t xml:space="preserve">(„Organisation WebID”, optional): besitzt Ihr</w:t>
+      </w:r>
+      <w:r>
+        <w:t xml:space="preserve"> </w:t>
+      </w:r>
+      <w:r>
+        <w:t xml:space="preserve">Unternehmen eine eigene WebID, verknüpfen Sie sie hier.</w:t>
+      </w:r>
+    </w:p>
+    <w:p>
+      <w:pPr>
+        <w:pStyle w:val="Compact"/>
+        <w:numPr>
+          <w:ilvl w:val="0"/>
+          <w:numId w:val="1004"/>
+        </w:numPr>
+      </w:pPr>
+      <w:r>
+        <w:rPr>
+          <w:b/>
+          <w:bCs/>
+        </w:rPr>
+        <w:t xml:space="preserve">Speichern:</w:t>
+      </w:r>
+      <w:r>
+        <w:t xml:space="preserve"> </w:t>
+      </w:r>
+      <w:r>
+        <w:t xml:space="preserve">Bestätigen Sie mit „Save”.</w:t>
+      </w:r>
+    </w:p>
+    <w:p>
+      <w:pPr>
+        <w:pStyle w:val="FirstParagraph"/>
+      </w:pPr>
+      <w:r>
+        <w:t xml:space="preserve">Die Rolle bei der Dateneingabe ist damit entkoppelt: Im „Add Building”-Dialog</w:t>
+      </w:r>
+      <w:r>
+        <w:t xml:space="preserve"> </w:t>
+      </w:r>
+      <w:r>
+        <w:t xml:space="preserve">wählen Sie nur noch die</w:t>
+      </w:r>
+      <w:r>
+        <w:t xml:space="preserve"> </w:t>
+      </w:r>
+      <w:r>
+        <w:rPr>
+          <w:b/>
+          <w:bCs/>
+        </w:rPr>
+        <w:t xml:space="preserve">Vorlage</w:t>
+      </w:r>
+      <w:r>
+        <w:t xml:space="preserve"> </w:t>
+      </w:r>
+      <w:r>
+        <w:t xml:space="preserve">(das Tabellenformat), nicht mehr die Rolle.</w:t>
       </w:r>
     </w:p>
     <w:p>
@@ -2243,29 +2554,71 @@
         <w:pStyle w:val="BodyText"/>
       </w:pPr>
       <w:r>
-        <w:t xml:space="preserve">Die Rolle bei der Dateneingabe ist damit entkoppelt: Im „Add Building”-Dialog</w:t>
-      </w:r>
-      <w:r>
-        <w:t xml:space="preserve"> </w:t>
-      </w:r>
-      <w:r>
-        <w:t xml:space="preserve">wählen Sie nur noch die</w:t>
-      </w:r>
-      <w:r>
-        <w:t xml:space="preserve"> </w:t>
-      </w:r>
-      <w:r>
-        <w:rPr>
-          <w:b/>
-          <w:bCs/>
-        </w:rPr>
-        <w:t xml:space="preserve">Vorlage</w:t>
-      </w:r>
-      <w:r>
-        <w:t xml:space="preserve"> </w:t>
-      </w:r>
-      <w:r>
-        <w:t xml:space="preserve">(das Tabellenformat), nicht mehr die Rolle.</w:t>
+        <w:t xml:space="preserve">Das Firmenlogo erscheint anschließend als Markierung Ihrer Gebäude auf der Karte</w:t>
+      </w:r>
+      <w:r>
+        <w:t xml:space="preserve"> </w:t>
+      </w:r>
+      <w:r>
+        <w:t xml:space="preserve">(siehe Abschnitt „Daten ansehen”) und steigert so die Wiedererkennbarkeit</w:t>
+      </w:r>
+      <w:r>
+        <w:t xml:space="preserve"> </w:t>
+      </w:r>
+      <w:r>
+        <w:t xml:space="preserve">gegenüber Geschäftspartnern.</w:t>
+      </w:r>
+    </w:p>
+    <w:p>
+      <w:pPr>
+        <w:pStyle w:val="BlockText"/>
+      </w:pPr>
+      <w:r>
+        <w:rPr>
+          <w:b/>
+          <w:bCs/>
+        </w:rPr>
+        <w:t xml:space="preserve">Hinweis:</w:t>
+      </w:r>
+      <w:r>
+        <w:t xml:space="preserve"> </w:t>
+      </w:r>
+      <w:r>
+        <w:t xml:space="preserve">Ihr persönlicher</w:t>
+      </w:r>
+      <w:r>
+        <w:t xml:space="preserve"> </w:t>
+      </w:r>
+      <w:r>
+        <w:rPr>
+          <w:b/>
+          <w:bCs/>
+        </w:rPr>
+        <w:t xml:space="preserve">Anzeigename</w:t>
+      </w:r>
+      <w:r>
+        <w:t xml:space="preserve"> </w:t>
+      </w:r>
+      <w:r>
+        <w:t xml:space="preserve">und Ihr Profilbild stammen aus</w:t>
+      </w:r>
+      <w:r>
+        <w:t xml:space="preserve"> </w:t>
+      </w:r>
+      <w:r>
+        <w:t xml:space="preserve">Ihrem Solid-WebID-Profil (über Ihren Pod-Anbieter gepflegt), nicht aus diesem</w:t>
+      </w:r>
+      <w:r>
+        <w:t xml:space="preserve"> </w:t>
+      </w:r>
+      <w:r>
+        <w:t xml:space="preserve">Dialog. Ist dort ein Name hinterlegt, erscheint er überall dort, wo Granergize</w:t>
+      </w:r>
+      <w:r>
+        <w:t xml:space="preserve"> </w:t>
+      </w:r>
+      <w:r>
+        <w:t xml:space="preserve">Sie als Person ausweist – etwa als Absender einer Freigabe.</w:t>
       </w:r>
     </w:p>
     <w:bookmarkEnd w:id="42"/>
@@ -2971,7 +3324,7 @@
         <w:pStyle w:val="Compact"/>
         <w:numPr>
           <w:ilvl w:val="0"/>
-          <w:numId w:val="1004"/>
+          <w:numId w:val="1005"/>
         </w:numPr>
       </w:pPr>
       <w:r>
@@ -2995,270 +3348,6 @@
       </w:r>
       <w:r>
         <w:t xml:space="preserve">) – Gebäudeklassifikationen, Agenten</w:t>
-      </w:r>
-    </w:p>
-    <w:p>
-      <w:pPr>
-        <w:pStyle w:val="Compact"/>
-        <w:numPr>
-          <w:ilvl w:val="0"/>
-          <w:numId w:val="1004"/>
-        </w:numPr>
-      </w:pPr>
-      <w:r>
-        <w:rPr>
-          <w:b/>
-          <w:bCs/>
-        </w:rPr>
-        <w:t xml:space="preserve">sosa</w:t>
-      </w:r>
-      <w:r>
-        <w:t xml:space="preserve"> </w:t>
-      </w:r>
-      <w:r>
-        <w:t xml:space="preserve">(</w:t>
-      </w:r>
-      <w:r>
-        <w:rPr>
-          <w:rStyle w:val="VerbatimChar"/>
-        </w:rPr>
-        <w:t xml:space="preserve">http://www.w3.org/ns/sosa/</w:t>
-      </w:r>
-      <w:r>
-        <w:t xml:space="preserve">) – Messwerte</w:t>
-      </w:r>
-    </w:p>
-    <w:p>
-      <w:pPr>
-        <w:pStyle w:val="Compact"/>
-        <w:numPr>
-          <w:ilvl w:val="0"/>
-          <w:numId w:val="1004"/>
-        </w:numPr>
-      </w:pPr>
-      <w:r>
-        <w:rPr>
-          <w:b/>
-          <w:bCs/>
-        </w:rPr>
-        <w:t xml:space="preserve">ssn</w:t>
-      </w:r>
-      <w:r>
-        <w:t xml:space="preserve"> </w:t>
-      </w:r>
-      <w:r>
-        <w:t xml:space="preserve">(</w:t>
-      </w:r>
-      <w:r>
-        <w:rPr>
-          <w:rStyle w:val="VerbatimChar"/>
-        </w:rPr>
-        <w:t xml:space="preserve">http://www.w3.org/ns/ssn/</w:t>
-      </w:r>
-      <w:r>
-        <w:t xml:space="preserve">) – Messwert-Metadaten, Einheiten</w:t>
-      </w:r>
-    </w:p>
-    <w:p>
-      <w:pPr>
-        <w:pStyle w:val="Compact"/>
-        <w:numPr>
-          <w:ilvl w:val="0"/>
-          <w:numId w:val="1004"/>
-        </w:numPr>
-      </w:pPr>
-      <w:r>
-        <w:rPr>
-          <w:b/>
-          <w:bCs/>
-        </w:rPr>
-        <w:t xml:space="preserve">schema</w:t>
-      </w:r>
-      <w:r>
-        <w:t xml:space="preserve"> </w:t>
-      </w:r>
-      <w:r>
-        <w:t xml:space="preserve">(</w:t>
-      </w:r>
-      <w:r>
-        <w:rPr>
-          <w:rStyle w:val="VerbatimChar"/>
-        </w:rPr>
-        <w:t xml:space="preserve">http://schema.org/</w:t>
-      </w:r>
-      <w:r>
-        <w:t xml:space="preserve">) – Organisationen, Kunden</w:t>
-      </w:r>
-    </w:p>
-    <w:p>
-      <w:pPr>
-        <w:pStyle w:val="Compact"/>
-        <w:numPr>
-          <w:ilvl w:val="0"/>
-          <w:numId w:val="1004"/>
-        </w:numPr>
-      </w:pPr>
-      <w:r>
-        <w:rPr>
-          <w:b/>
-          <w:bCs/>
-        </w:rPr>
-        <w:t xml:space="preserve">vcard</w:t>
-      </w:r>
-      <w:r>
-        <w:t xml:space="preserve"> </w:t>
-      </w:r>
-      <w:r>
-        <w:t xml:space="preserve">(</w:t>
-      </w:r>
-      <w:r>
-        <w:rPr>
-          <w:rStyle w:val="VerbatimChar"/>
-        </w:rPr>
-        <w:t xml:space="preserve">http://www.w3.org/2006/vcard/ns#</w:t>
-      </w:r>
-      <w:r>
-        <w:t xml:space="preserve">) – Postadressen</w:t>
-      </w:r>
-    </w:p>
-    <w:p>
-      <w:pPr>
-        <w:pStyle w:val="Compact"/>
-        <w:numPr>
-          <w:ilvl w:val="0"/>
-          <w:numId w:val="1004"/>
-        </w:numPr>
-      </w:pPr>
-      <w:r>
-        <w:rPr>
-          <w:b/>
-          <w:bCs/>
-        </w:rPr>
-        <w:t xml:space="preserve">geo</w:t>
-      </w:r>
-      <w:r>
-        <w:t xml:space="preserve"> </w:t>
-      </w:r>
-      <w:r>
-        <w:t xml:space="preserve">(</w:t>
-      </w:r>
-      <w:r>
-        <w:rPr>
-          <w:rStyle w:val="VerbatimChar"/>
-        </w:rPr>
-        <w:t xml:space="preserve">http://www.w3.org/2003/01/geo/wgs84_pos#</w:t>
-      </w:r>
-      <w:r>
-        <w:t xml:space="preserve">) – GPS-Koordinaten (WGS84)</w:t>
-      </w:r>
-    </w:p>
-    <w:p>
-      <w:pPr>
-        <w:pStyle w:val="Compact"/>
-        <w:numPr>
-          <w:ilvl w:val="0"/>
-          <w:numId w:val="1004"/>
-        </w:numPr>
-      </w:pPr>
-      <w:r>
-        <w:rPr>
-          <w:b/>
-          <w:bCs/>
-        </w:rPr>
-        <w:t xml:space="preserve">xsd</w:t>
-      </w:r>
-      <w:r>
-        <w:t xml:space="preserve"> </w:t>
-      </w:r>
-      <w:r>
-        <w:t xml:space="preserve">(</w:t>
-      </w:r>
-      <w:r>
-        <w:rPr>
-          <w:rStyle w:val="VerbatimChar"/>
-        </w:rPr>
-        <w:t xml:space="preserve">http://www.w3.org/2001/XMLSchema#</w:t>
-      </w:r>
-      <w:r>
-        <w:t xml:space="preserve">) – Datentypen (integer, decimal,</w:t>
-      </w:r>
-      <w:r>
-        <w:t xml:space="preserve"> </w:t>
-      </w:r>
-      <w:r>
-        <w:t xml:space="preserve">dateTime …)</w:t>
-      </w:r>
-    </w:p>
-    <w:p>
-      <w:pPr>
-        <w:pStyle w:val="Compact"/>
-        <w:numPr>
-          <w:ilvl w:val="0"/>
-          <w:numId w:val="1004"/>
-        </w:numPr>
-      </w:pPr>
-      <w:r>
-        <w:rPr>
-          <w:b/>
-          <w:bCs/>
-        </w:rPr>
-        <w:t xml:space="preserve">gran</w:t>
-      </w:r>
-      <w:r>
-        <w:t xml:space="preserve"> </w:t>
-      </w:r>
-      <w:r>
-        <w:t xml:space="preserve">(</w:t>
-      </w:r>
-      <w:r>
-        <w:rPr>
-          <w:rStyle w:val="VerbatimChar"/>
-        </w:rPr>
-        <w:t xml:space="preserve">https://solid.ti.rw.fau.de/gra/vocab.ttl#</w:t>
-      </w:r>
-      <w:r>
-        <w:t xml:space="preserve">) – Granergize-spezifische</w:t>
-      </w:r>
-      <w:r>
-        <w:t xml:space="preserve"> </w:t>
-      </w:r>
-      <w:r>
-        <w:t xml:space="preserve">Erweiterungen</w:t>
-      </w:r>
-    </w:p>
-    <w:bookmarkEnd w:id="51"/>
-    <w:bookmarkEnd w:id="52"/>
-    <w:bookmarkStart w:id="56" w:name="gebäude-hinzufügen"/>
-    <w:p>
-      <w:pPr>
-        <w:pStyle w:val="Heading2"/>
-      </w:pPr>
-      <w:r>
-        <w:t xml:space="preserve">Gebäude hinzufügen</w:t>
-      </w:r>
-    </w:p>
-    <w:p>
-      <w:pPr>
-        <w:pStyle w:val="FirstParagraph"/>
-      </w:pPr>
-      <w:r>
-        <w:t xml:space="preserve">Im Tab</w:t>
-      </w:r>
-      <w:r>
-        <w:t xml:space="preserve"> </w:t>
-      </w:r>
-      <w:r>
-        <w:rPr>
-          <w:b/>
-          <w:bCs/>
-        </w:rPr>
-        <w:t xml:space="preserve">Manage</w:t>
-      </w:r>
-      <w:r>
-        <w:t xml:space="preserve"> </w:t>
-      </w:r>
-      <w:r>
-        <w:t xml:space="preserve">unter „Your buildings” stehen zwei Wege zur Verfügung:</w:t>
       </w:r>
     </w:p>
     <w:p>
@@ -3274,25 +3363,22 @@
           <w:b/>
           <w:bCs/>
         </w:rPr>
-        <w:t xml:space="preserve">Add Building:</w:t>
-      </w:r>
-      <w:r>
-        <w:t xml:space="preserve"> </w:t>
-      </w:r>
-      <w:r>
-        <w:t xml:space="preserve">Ein einzelnes Gebäude über das Formular erfassen (Adresse,</w:t>
-      </w:r>
-      <w:r>
-        <w:t xml:space="preserve"> </w:t>
-      </w:r>
-      <w:r>
-        <w:t xml:space="preserve">Koordinaten, Fläche usw.). Über „Get coordinates” können die Koordinaten aus</w:t>
-      </w:r>
-      <w:r>
-        <w:t xml:space="preserve"> </w:t>
-      </w:r>
-      <w:r>
-        <w:t xml:space="preserve">der Adresse automatisch ermittelt werden.</w:t>
+        <w:t xml:space="preserve">sosa</w:t>
+      </w:r>
+      <w:r>
+        <w:t xml:space="preserve"> </w:t>
+      </w:r>
+      <w:r>
+        <w:t xml:space="preserve">(</w:t>
+      </w:r>
+      <w:r>
+        <w:rPr>
+          <w:rStyle w:val="VerbatimChar"/>
+        </w:rPr>
+        <w:t xml:space="preserve">http://www.w3.org/ns/sosa/</w:t>
+      </w:r>
+      <w:r>
+        <w:t xml:space="preserve">) – Messwerte</w:t>
       </w:r>
     </w:p>
     <w:p>
@@ -3301,6 +3387,273 @@
         <w:numPr>
           <w:ilvl w:val="0"/>
           <w:numId w:val="1005"/>
+        </w:numPr>
+      </w:pPr>
+      <w:r>
+        <w:rPr>
+          <w:b/>
+          <w:bCs/>
+        </w:rPr>
+        <w:t xml:space="preserve">ssn</w:t>
+      </w:r>
+      <w:r>
+        <w:t xml:space="preserve"> </w:t>
+      </w:r>
+      <w:r>
+        <w:t xml:space="preserve">(</w:t>
+      </w:r>
+      <w:r>
+        <w:rPr>
+          <w:rStyle w:val="VerbatimChar"/>
+        </w:rPr>
+        <w:t xml:space="preserve">http://www.w3.org/ns/ssn/</w:t>
+      </w:r>
+      <w:r>
+        <w:t xml:space="preserve">) – Messwert-Metadaten, Einheiten</w:t>
+      </w:r>
+    </w:p>
+    <w:p>
+      <w:pPr>
+        <w:pStyle w:val="Compact"/>
+        <w:numPr>
+          <w:ilvl w:val="0"/>
+          <w:numId w:val="1005"/>
+        </w:numPr>
+      </w:pPr>
+      <w:r>
+        <w:rPr>
+          <w:b/>
+          <w:bCs/>
+        </w:rPr>
+        <w:t xml:space="preserve">schema</w:t>
+      </w:r>
+      <w:r>
+        <w:t xml:space="preserve"> </w:t>
+      </w:r>
+      <w:r>
+        <w:t xml:space="preserve">(</w:t>
+      </w:r>
+      <w:r>
+        <w:rPr>
+          <w:rStyle w:val="VerbatimChar"/>
+        </w:rPr>
+        <w:t xml:space="preserve">http://schema.org/</w:t>
+      </w:r>
+      <w:r>
+        <w:t xml:space="preserve">) – Organisationen, Kunden</w:t>
+      </w:r>
+    </w:p>
+    <w:p>
+      <w:pPr>
+        <w:pStyle w:val="Compact"/>
+        <w:numPr>
+          <w:ilvl w:val="0"/>
+          <w:numId w:val="1005"/>
+        </w:numPr>
+      </w:pPr>
+      <w:r>
+        <w:rPr>
+          <w:b/>
+          <w:bCs/>
+        </w:rPr>
+        <w:t xml:space="preserve">vcard</w:t>
+      </w:r>
+      <w:r>
+        <w:t xml:space="preserve"> </w:t>
+      </w:r>
+      <w:r>
+        <w:t xml:space="preserve">(</w:t>
+      </w:r>
+      <w:r>
+        <w:rPr>
+          <w:rStyle w:val="VerbatimChar"/>
+        </w:rPr>
+        <w:t xml:space="preserve">http://www.w3.org/2006/vcard/ns#</w:t>
+      </w:r>
+      <w:r>
+        <w:t xml:space="preserve">) – Postadressen</w:t>
+      </w:r>
+    </w:p>
+    <w:p>
+      <w:pPr>
+        <w:pStyle w:val="Compact"/>
+        <w:numPr>
+          <w:ilvl w:val="0"/>
+          <w:numId w:val="1005"/>
+        </w:numPr>
+      </w:pPr>
+      <w:r>
+        <w:rPr>
+          <w:b/>
+          <w:bCs/>
+        </w:rPr>
+        <w:t xml:space="preserve">geo</w:t>
+      </w:r>
+      <w:r>
+        <w:t xml:space="preserve"> </w:t>
+      </w:r>
+      <w:r>
+        <w:t xml:space="preserve">(</w:t>
+      </w:r>
+      <w:r>
+        <w:rPr>
+          <w:rStyle w:val="VerbatimChar"/>
+        </w:rPr>
+        <w:t xml:space="preserve">http://www.w3.org/2003/01/geo/wgs84_pos#</w:t>
+      </w:r>
+      <w:r>
+        <w:t xml:space="preserve">) – GPS-Koordinaten (WGS84)</w:t>
+      </w:r>
+    </w:p>
+    <w:p>
+      <w:pPr>
+        <w:pStyle w:val="Compact"/>
+        <w:numPr>
+          <w:ilvl w:val="0"/>
+          <w:numId w:val="1005"/>
+        </w:numPr>
+      </w:pPr>
+      <w:r>
+        <w:rPr>
+          <w:b/>
+          <w:bCs/>
+        </w:rPr>
+        <w:t xml:space="preserve">xsd</w:t>
+      </w:r>
+      <w:r>
+        <w:t xml:space="preserve"> </w:t>
+      </w:r>
+      <w:r>
+        <w:t xml:space="preserve">(</w:t>
+      </w:r>
+      <w:r>
+        <w:rPr>
+          <w:rStyle w:val="VerbatimChar"/>
+        </w:rPr>
+        <w:t xml:space="preserve">http://www.w3.org/2001/XMLSchema#</w:t>
+      </w:r>
+      <w:r>
+        <w:t xml:space="preserve">) – Datentypen (integer, decimal,</w:t>
+      </w:r>
+      <w:r>
+        <w:t xml:space="preserve"> </w:t>
+      </w:r>
+      <w:r>
+        <w:t xml:space="preserve">dateTime …)</w:t>
+      </w:r>
+    </w:p>
+    <w:p>
+      <w:pPr>
+        <w:pStyle w:val="Compact"/>
+        <w:numPr>
+          <w:ilvl w:val="0"/>
+          <w:numId w:val="1005"/>
+        </w:numPr>
+      </w:pPr>
+      <w:r>
+        <w:rPr>
+          <w:b/>
+          <w:bCs/>
+        </w:rPr>
+        <w:t xml:space="preserve">gran</w:t>
+      </w:r>
+      <w:r>
+        <w:t xml:space="preserve"> </w:t>
+      </w:r>
+      <w:r>
+        <w:t xml:space="preserve">(</w:t>
+      </w:r>
+      <w:r>
+        <w:rPr>
+          <w:rStyle w:val="VerbatimChar"/>
+        </w:rPr>
+        <w:t xml:space="preserve">https://solid.ti.rw.fau.de/gra/vocab.ttl#</w:t>
+      </w:r>
+      <w:r>
+        <w:t xml:space="preserve">) – Granergize-spezifische</w:t>
+      </w:r>
+      <w:r>
+        <w:t xml:space="preserve"> </w:t>
+      </w:r>
+      <w:r>
+        <w:t xml:space="preserve">Erweiterungen</w:t>
+      </w:r>
+    </w:p>
+    <w:bookmarkEnd w:id="51"/>
+    <w:bookmarkEnd w:id="52"/>
+    <w:bookmarkStart w:id="56" w:name="gebäude-hinzufügen"/>
+    <w:p>
+      <w:pPr>
+        <w:pStyle w:val="Heading2"/>
+      </w:pPr>
+      <w:r>
+        <w:t xml:space="preserve">Gebäude hinzufügen</w:t>
+      </w:r>
+    </w:p>
+    <w:p>
+      <w:pPr>
+        <w:pStyle w:val="FirstParagraph"/>
+      </w:pPr>
+      <w:r>
+        <w:t xml:space="preserve">Im Tab</w:t>
+      </w:r>
+      <w:r>
+        <w:t xml:space="preserve"> </w:t>
+      </w:r>
+      <w:r>
+        <w:rPr>
+          <w:b/>
+          <w:bCs/>
+        </w:rPr>
+        <w:t xml:space="preserve">Manage</w:t>
+      </w:r>
+      <w:r>
+        <w:t xml:space="preserve"> </w:t>
+      </w:r>
+      <w:r>
+        <w:t xml:space="preserve">unter „Your buildings” stehen zwei Wege zur Verfügung:</w:t>
+      </w:r>
+    </w:p>
+    <w:p>
+      <w:pPr>
+        <w:pStyle w:val="Compact"/>
+        <w:numPr>
+          <w:ilvl w:val="0"/>
+          <w:numId w:val="1006"/>
+        </w:numPr>
+      </w:pPr>
+      <w:r>
+        <w:rPr>
+          <w:b/>
+          <w:bCs/>
+        </w:rPr>
+        <w:t xml:space="preserve">Add Building:</w:t>
+      </w:r>
+      <w:r>
+        <w:t xml:space="preserve"> </w:t>
+      </w:r>
+      <w:r>
+        <w:t xml:space="preserve">Ein einzelnes Gebäude über das Formular erfassen (Adresse,</w:t>
+      </w:r>
+      <w:r>
+        <w:t xml:space="preserve"> </w:t>
+      </w:r>
+      <w:r>
+        <w:t xml:space="preserve">Koordinaten, Fläche usw.). Über „Get coordinates” können die Koordinaten aus</w:t>
+      </w:r>
+      <w:r>
+        <w:t xml:space="preserve"> </w:t>
+      </w:r>
+      <w:r>
+        <w:t xml:space="preserve">der Adresse automatisch ermittelt werden.</w:t>
+      </w:r>
+    </w:p>
+    <w:p>
+      <w:pPr>
+        <w:pStyle w:val="Compact"/>
+        <w:numPr>
+          <w:ilvl w:val="0"/>
+          <w:numId w:val="1006"/>
         </w:numPr>
       </w:pPr>
       <w:r>
@@ -3483,13 +3836,13 @@
       </w:r>
     </w:p>
     <w:bookmarkEnd w:id="56"/>
-    <w:bookmarkStart w:id="60" w:name="energiedaten-erfassen-und-aktualisieren"/>
+    <w:bookmarkStart w:id="60" w:name="Xd4e6cbb7b18fe0423323af20d44339d90884c11"/>
     <w:p>
       <w:pPr>
         <w:pStyle w:val="Heading2"/>
       </w:pPr>
       <w:r>
-        <w:t xml:space="preserve">Energiedaten erfassen und aktualisieren</w:t>
+        <w:t xml:space="preserve">Gebäude bearbeiten, Dateien verwalten und löschen</w:t>
       </w:r>
     </w:p>
     <w:p>
@@ -3497,29 +3850,7 @@
         <w:pStyle w:val="FirstParagraph"/>
       </w:pPr>
       <w:r>
-        <w:t xml:space="preserve">Energieverbrauchsdaten werden je Gebäude und</w:t>
-      </w:r>
-      <w:r>
-        <w:t xml:space="preserve"> </w:t>
-      </w:r>
-      <w:r>
-        <w:rPr>
-          <w:b/>
-          <w:bCs/>
-        </w:rPr>
-        <w:t xml:space="preserve">Jahr</w:t>
-      </w:r>
-      <w:r>
-        <w:t xml:space="preserve"> </w:t>
-      </w:r>
-      <w:r>
-        <w:t xml:space="preserve">gepflegt. Öffnen Sie im</w:t>
-      </w:r>
-      <w:r>
-        <w:t xml:space="preserve"> </w:t>
-      </w:r>
-      <w:r>
-        <w:t xml:space="preserve">Tab</w:t>
+        <w:t xml:space="preserve">Jedes Gebäude in der Liste „Your buildings” (Tab</w:t>
       </w:r>
       <w:r>
         <w:t xml:space="preserve"> </w:t>
@@ -3532,40 +3863,13 @@
         <w:t xml:space="preserve">Manage</w:t>
       </w:r>
       <w:r>
-        <w:t xml:space="preserve"> </w:t>
-      </w:r>
-      <w:r>
-        <w:t xml:space="preserve">beim gewünschten Gebäude über das Symbol</w:t>
-      </w:r>
-      <w:r>
-        <w:t xml:space="preserve"> </w:t>
-      </w:r>
-      <w:r>
-        <w:rPr>
-          <w:b/>
-          <w:bCs/>
-        </w:rPr>
-        <w:t xml:space="preserve">„Add / edit energy</w:t>
-      </w:r>
-      <w:r>
-        <w:rPr>
-          <w:b/>
-          <w:bCs/>
-        </w:rPr>
-        <w:t xml:space="preserve"> </w:t>
-      </w:r>
-      <w:r>
-        <w:rPr>
-          <w:b/>
-          <w:bCs/>
-        </w:rPr>
-        <w:t xml:space="preserve">year”</w:t>
-      </w:r>
-      <w:r>
-        <w:t xml:space="preserve"> </w:t>
-      </w:r>
-      <w:r>
-        <w:t xml:space="preserve">das Jahresformular:</w:t>
+        <w:t xml:space="preserve">) bietet über Symbole</w:t>
+      </w:r>
+      <w:r>
+        <w:t xml:space="preserve"> </w:t>
+      </w:r>
+      <w:r>
+        <w:t xml:space="preserve">am Zeilenende mehrere Aktionen:</w:t>
       </w:r>
     </w:p>
     <w:p>
@@ -3573,7 +3877,7 @@
         <w:pStyle w:val="Compact"/>
         <w:numPr>
           <w:ilvl w:val="0"/>
-          <w:numId w:val="1006"/>
+          <w:numId w:val="1007"/>
         </w:numPr>
       </w:pPr>
       <w:r>
@@ -3581,37 +3885,19 @@
           <w:b/>
           <w:bCs/>
         </w:rPr>
-        <w:t xml:space="preserve">Jahr erfassen oder aktualisieren:</w:t>
-      </w:r>
-      <w:r>
-        <w:t xml:space="preserve"> </w:t>
-      </w:r>
-      <w:r>
-        <w:t xml:space="preserve">Wählen Sie ein Jahr und tragen Sie die</w:t>
-      </w:r>
-      <w:r>
-        <w:t xml:space="preserve"> </w:t>
-      </w:r>
-      <w:r>
-        <w:t xml:space="preserve">Verbrauchswerte ein. Bereits erfasste Jahre lassen sich jederzeit nachträglich</w:t>
-      </w:r>
-      <w:r>
-        <w:t xml:space="preserve"> </w:t>
-      </w:r>
-      <w:r>
-        <w:t xml:space="preserve">ändern oder ergänzen – so halten Sie die Verbrauchsdaten über die Jahre</w:t>
-      </w:r>
-      <w:r>
-        <w:t xml:space="preserve"> </w:t>
-      </w:r>
-      <w:r>
-        <w:t xml:space="preserve">aktuell. (Damit ist insbesondere das Hinzufügen neuer Jahresscheiben und das</w:t>
-      </w:r>
-      <w:r>
-        <w:t xml:space="preserve"> </w:t>
-      </w:r>
-      <w:r>
-        <w:t xml:space="preserve">spätere Aktualisieren von Verbrauchsdaten möglich.)</w:t>
+        <w:t xml:space="preserve">Edit building:</w:t>
+      </w:r>
+      <w:r>
+        <w:t xml:space="preserve"> </w:t>
+      </w:r>
+      <w:r>
+        <w:t xml:space="preserve">Die Stammdaten eines Gebäudes nachträglich ändern oder</w:t>
+      </w:r>
+      <w:r>
+        <w:t xml:space="preserve"> </w:t>
+      </w:r>
+      <w:r>
+        <w:t xml:space="preserve">ergänzen (Adresse, Fläche, Baujahr, Nutzungsart usw.).</w:t>
       </w:r>
     </w:p>
     <w:p>
@@ -3619,7 +3905,7 @@
         <w:pStyle w:val="Compact"/>
         <w:numPr>
           <w:ilvl w:val="0"/>
-          <w:numId w:val="1006"/>
+          <w:numId w:val="1007"/>
         </w:numPr>
       </w:pPr>
       <w:r>
@@ -3627,87 +3913,149 @@
           <w:b/>
           <w:bCs/>
         </w:rPr>
-        <w:t xml:space="preserve">Soll-Ist-Vergleich:</w:t>
-      </w:r>
-      <w:r>
-        <w:t xml:space="preserve"> </w:t>
-      </w:r>
-      <w:r>
-        <w:t xml:space="preserve">Erfassen Sie neben den</w:t>
-      </w:r>
-      <w:r>
-        <w:t xml:space="preserve"> </w:t>
-      </w:r>
-      <w:r>
-        <w:rPr>
-          <w:b/>
-          <w:bCs/>
-        </w:rPr>
-        <w:t xml:space="preserve">tatsächlichen</w:t>
-      </w:r>
-      <w:r>
-        <w:t xml:space="preserve"> </w:t>
-      </w:r>
-      <w:r>
-        <w:t xml:space="preserve">(Ist-)Werten</w:t>
-      </w:r>
-      <w:r>
-        <w:t xml:space="preserve"> </w:t>
-      </w:r>
-      <w:r>
-        <w:t xml:space="preserve">auch</w:t>
-      </w:r>
-      <w:r>
-        <w:t xml:space="preserve"> </w:t>
-      </w:r>
-      <w:r>
-        <w:rPr>
-          <w:b/>
-          <w:bCs/>
-        </w:rPr>
-        <w:t xml:space="preserve">geplante</w:t>
-      </w:r>
-      <w:r>
-        <w:t xml:space="preserve"> </w:t>
-      </w:r>
-      <w:r>
-        <w:t xml:space="preserve">(Soll-)Werte. In der Energieansicht des Gebäudes werden Soll</w:t>
-      </w:r>
-      <w:r>
-        <w:t xml:space="preserve"> </w:t>
-      </w:r>
-      <w:r>
-        <w:t xml:space="preserve">und Ist je Jahr nebeneinander dargestellt.</w:t>
-      </w:r>
-    </w:p>
-    <w:p>
-      <w:pPr>
-        <w:pStyle w:val="FirstParagraph"/>
-      </w:pPr>
-      <w:r>
-        <w:t xml:space="preserve">Über das Symbol</w:t>
-      </w:r>
-      <w:r>
-        <w:t xml:space="preserve"> </w:t>
-      </w:r>
-      <w:r>
-        <w:rPr>
-          <w:b/>
-          <w:bCs/>
-        </w:rPr>
-        <w:t xml:space="preserve">„Upload energy certificate”</w:t>
-      </w:r>
-      <w:r>
-        <w:t xml:space="preserve"> </w:t>
-      </w:r>
-      <w:r>
-        <w:t xml:space="preserve">können Sie zusätzlich einen</w:t>
-      </w:r>
-      <w:r>
-        <w:t xml:space="preserve"> </w:t>
-      </w:r>
-      <w:r>
-        <w:t xml:space="preserve">Energieausweis (PDF) zum Gebäude hinterlegen.</w:t>
+        <w:t xml:space="preserve">Manage files:</w:t>
+      </w:r>
+      <w:r>
+        <w:t xml:space="preserve"> </w:t>
+      </w:r>
+      <w:r>
+        <w:t xml:space="preserve">Beliebige Dateien jeden Typs zum Gebäude hinterlegen – etwa</w:t>
+      </w:r>
+      <w:r>
+        <w:t xml:space="preserve"> </w:t>
+      </w:r>
+      <w:r>
+        <w:t xml:space="preserve">PDFs, Word-Dokumente, Pläne oder Fotos – sowie herunterladen und wieder löschen.</w:t>
+      </w:r>
+      <w:r>
+        <w:t xml:space="preserve"> </w:t>
+      </w:r>
+      <w:r>
+        <w:t xml:space="preserve">Genau eine Datei können Sie über „Set as cert” als</w:t>
+      </w:r>
+      <w:r>
+        <w:t xml:space="preserve"> </w:t>
+      </w:r>
+      <w:r>
+        <w:rPr>
+          <w:b/>
+          <w:bCs/>
+        </w:rPr>
+        <w:t xml:space="preserve">Energieausweis</w:t>
+      </w:r>
+      <w:r>
+        <w:t xml:space="preserve"> </w:t>
+      </w:r>
+      <w:r>
+        <w:t xml:space="preserve">markieren;</w:t>
+      </w:r>
+      <w:r>
+        <w:t xml:space="preserve"> </w:t>
+      </w:r>
+      <w:r>
+        <w:t xml:space="preserve">sie wird dann mit einem entsprechenden Hinweis gekennzeichnet. Angehängte</w:t>
+      </w:r>
+      <w:r>
+        <w:t xml:space="preserve"> </w:t>
+      </w:r>
+      <w:r>
+        <w:t xml:space="preserve">Dateien werden automatisch mitgeteilt, wenn Sie das Gebäude teilen, und teilen</w:t>
+      </w:r>
+      <w:r>
+        <w:t xml:space="preserve"> </w:t>
+      </w:r>
+      <w:r>
+        <w:t xml:space="preserve">dessen Zugriffsrechte.</w:t>
+      </w:r>
+    </w:p>
+    <w:p>
+      <w:pPr>
+        <w:pStyle w:val="Compact"/>
+        <w:numPr>
+          <w:ilvl w:val="0"/>
+          <w:numId w:val="1007"/>
+        </w:numPr>
+      </w:pPr>
+      <w:r>
+        <w:rPr>
+          <w:b/>
+          <w:bCs/>
+        </w:rPr>
+        <w:t xml:space="preserve">Download this building’s data:</w:t>
+      </w:r>
+      <w:r>
+        <w:t xml:space="preserve"> </w:t>
+      </w:r>
+      <w:r>
+        <w:t xml:space="preserve">Die Gebäudedaten als Excel-Datei</w:t>
+      </w:r>
+      <w:r>
+        <w:t xml:space="preserve"> </w:t>
+      </w:r>
+      <w:r>
+        <w:t xml:space="preserve">herunterladen.</w:t>
+      </w:r>
+    </w:p>
+    <w:p>
+      <w:pPr>
+        <w:pStyle w:val="Compact"/>
+        <w:numPr>
+          <w:ilvl w:val="0"/>
+          <w:numId w:val="1007"/>
+        </w:numPr>
+      </w:pPr>
+      <w:r>
+        <w:rPr>
+          <w:b/>
+          <w:bCs/>
+        </w:rPr>
+        <w:t xml:space="preserve">Share building data:</w:t>
+      </w:r>
+      <w:r>
+        <w:t xml:space="preserve"> </w:t>
+      </w:r>
+      <w:r>
+        <w:t xml:space="preserve">Das Gebäude mit Partnern teilen (siehe Kapitel „Daten</w:t>
+      </w:r>
+      <w:r>
+        <w:t xml:space="preserve"> </w:t>
+      </w:r>
+      <w:r>
+        <w:t xml:space="preserve">gemeinsam nutzen und Mehrwerte schaffen”).</w:t>
+      </w:r>
+    </w:p>
+    <w:p>
+      <w:pPr>
+        <w:pStyle w:val="Compact"/>
+        <w:numPr>
+          <w:ilvl w:val="0"/>
+          <w:numId w:val="1007"/>
+        </w:numPr>
+      </w:pPr>
+      <w:r>
+        <w:rPr>
+          <w:b/>
+          <w:bCs/>
+        </w:rPr>
+        <w:t xml:space="preserve">Delete building:</w:t>
+      </w:r>
+      <w:r>
+        <w:t xml:space="preserve"> </w:t>
+      </w:r>
+      <w:r>
+        <w:t xml:space="preserve">Das Gebäude dauerhaft entfernen. Nach einer</w:t>
+      </w:r>
+      <w:r>
+        <w:t xml:space="preserve"> </w:t>
+      </w:r>
+      <w:r>
+        <w:t xml:space="preserve">Sicherheitsabfrage werden die Gebäudedatei sowie die zugehörigen Energie- und</w:t>
+      </w:r>
+      <w:r>
+        <w:t xml:space="preserve"> </w:t>
+      </w:r>
+      <w:r>
+        <w:t xml:space="preserve">Freigabedaten aus Ihrem Pod gelöscht.</w:t>
       </w:r>
     </w:p>
     <w:p>
@@ -3717,14 +4065,14 @@
       <w:r>
         <w:drawing>
           <wp:inline>
-            <wp:extent cx="5334000" cy="4000499"/>
+            <wp:extent cx="5334000" cy="153329"/>
             <wp:effectExtent b="0" l="0" r="0" t="0"/>
-            <wp:docPr descr="„Add / edit energy year”: Jahresverbrauch erfassen – mit geplanten (Soll) und tatsächlichen (Ist) Werten" title="" id="58" name="Picture"/>
+            <wp:docPr descr="Aktionen je Gebäude im Tab „Manage”: bearbeiten, Dateien, Energiejahr, teilen, herunterladen, löschen" title="" id="58" name="Picture"/>
             <a:graphic>
               <a:graphicData uri="http://schemas.openxmlformats.org/drawingml/2006/picture">
                 <pic:pic>
                   <pic:nvPicPr>
-                    <pic:cNvPr descr="figures/energy-year.png" id="59" name="Picture"/>
+                    <pic:cNvPr descr="figures/manage-actions.png" id="59" name="Picture"/>
                     <pic:cNvPicPr>
                       <a:picLocks noChangeArrowheads="1" noChangeAspect="1"/>
                     </pic:cNvPicPr>
@@ -3738,7 +4086,7 @@
                   <pic:spPr bwMode="auto">
                     <a:xfrm>
                       <a:off x="0" y="0"/>
-                      <a:ext cx="5334000" cy="4000499"/>
+                      <a:ext cx="5334000" cy="153329"/>
                     </a:xfrm>
                     <a:prstGeom prst="rect">
                       <a:avLst/>
@@ -3762,17 +4110,17 @@
         <w:pStyle w:val="ImageCaption"/>
       </w:pPr>
       <w:r>
-        <w:t xml:space="preserve">„Add / edit energy year”: Jahresverbrauch erfassen – mit geplanten (Soll) und tatsächlichen (Ist) Werten</w:t>
+        <w:t xml:space="preserve">Aktionen je Gebäude im Tab „Manage”: bearbeiten, Dateien, Energiejahr, teilen, herunterladen, löschen</w:t>
       </w:r>
     </w:p>
     <w:bookmarkEnd w:id="60"/>
-    <w:bookmarkStart w:id="64" w:name="daten-ansehen"/>
+    <w:bookmarkStart w:id="64" w:name="energiedaten-erfassen-und-aktualisieren"/>
     <w:p>
       <w:pPr>
         <w:pStyle w:val="Heading2"/>
       </w:pPr>
       <w:r>
-        <w:t xml:space="preserve">Daten ansehen</w:t>
+        <w:t xml:space="preserve">Energiedaten erfassen und aktualisieren</w:t>
       </w:r>
     </w:p>
     <w:p>
@@ -3780,91 +4128,239 @@
         <w:pStyle w:val="FirstParagraph"/>
       </w:pPr>
       <w:r>
-        <w:t xml:space="preserve">Wählen Sie im Tab</w:t>
-      </w:r>
-      <w:r>
-        <w:t xml:space="preserve"> </w:t>
-      </w:r>
-      <w:r>
-        <w:rPr>
-          <w:b/>
-          <w:bCs/>
-        </w:rPr>
-        <w:t xml:space="preserve">Explore</w:t>
-      </w:r>
-      <w:r>
-        <w:t xml:space="preserve"> </w:t>
-      </w:r>
-      <w:r>
-        <w:t xml:space="preserve">einen Gebäude-Marker. Im rechten Bereich wechseln</w:t>
-      </w:r>
-      <w:r>
-        <w:t xml:space="preserve"> </w:t>
-      </w:r>
-      <w:r>
-        <w:t xml:space="preserve">Sie über die Reiter zwischen</w:t>
-      </w:r>
-      <w:r>
-        <w:t xml:space="preserve"> </w:t>
-      </w:r>
-      <w:r>
-        <w:rPr>
-          <w:b/>
-          <w:bCs/>
-        </w:rPr>
-        <w:t xml:space="preserve">Building data</w:t>
-      </w:r>
-      <w:r>
-        <w:t xml:space="preserve">,</w:t>
-      </w:r>
-      <w:r>
-        <w:t xml:space="preserve"> </w:t>
-      </w:r>
-      <w:r>
-        <w:rPr>
-          <w:b/>
-          <w:bCs/>
-        </w:rPr>
-        <w:t xml:space="preserve">Energy data</w:t>
-      </w:r>
-      <w:r>
-        <w:t xml:space="preserve"> </w:t>
-      </w:r>
-      <w:r>
-        <w:t xml:space="preserve">und</w:t>
-      </w:r>
-      <w:r>
-        <w:t xml:space="preserve"> </w:t>
-      </w:r>
-      <w:r>
-        <w:rPr>
-          <w:b/>
-          <w:bCs/>
-        </w:rPr>
-        <w:t xml:space="preserve">Weather</w:t>
-      </w:r>
-      <w:r>
-        <w:rPr>
-          <w:b/>
-          <w:bCs/>
-        </w:rPr>
-        <w:t xml:space="preserve"> </w:t>
-      </w:r>
-      <w:r>
-        <w:rPr>
-          <w:b/>
-          <w:bCs/>
-        </w:rPr>
-        <w:t xml:space="preserve">data</w:t>
-      </w:r>
-      <w:r>
-        <w:t xml:space="preserve">. Unter der Karte sehen Sie den Energiemix für den aktuell sichtbaren</w:t>
-      </w:r>
-      <w:r>
-        <w:t xml:space="preserve"> </w:t>
-      </w:r>
-      <w:r>
-        <w:t xml:space="preserve">Kartenausschnitt.</w:t>
+        <w:t xml:space="preserve">Energieverbrauchsdaten werden je Gebäude und</w:t>
+      </w:r>
+      <w:r>
+        <w:t xml:space="preserve"> </w:t>
+      </w:r>
+      <w:r>
+        <w:rPr>
+          <w:b/>
+          <w:bCs/>
+        </w:rPr>
+        <w:t xml:space="preserve">Jahr</w:t>
+      </w:r>
+      <w:r>
+        <w:t xml:space="preserve"> </w:t>
+      </w:r>
+      <w:r>
+        <w:t xml:space="preserve">gepflegt. Öffnen Sie im</w:t>
+      </w:r>
+      <w:r>
+        <w:t xml:space="preserve"> </w:t>
+      </w:r>
+      <w:r>
+        <w:t xml:space="preserve">Tab</w:t>
+      </w:r>
+      <w:r>
+        <w:t xml:space="preserve"> </w:t>
+      </w:r>
+      <w:r>
+        <w:rPr>
+          <w:b/>
+          <w:bCs/>
+        </w:rPr>
+        <w:t xml:space="preserve">Manage</w:t>
+      </w:r>
+      <w:r>
+        <w:t xml:space="preserve"> </w:t>
+      </w:r>
+      <w:r>
+        <w:t xml:space="preserve">beim gewünschten Gebäude über das Symbol</w:t>
+      </w:r>
+      <w:r>
+        <w:t xml:space="preserve"> </w:t>
+      </w:r>
+      <w:r>
+        <w:rPr>
+          <w:b/>
+          <w:bCs/>
+        </w:rPr>
+        <w:t xml:space="preserve">„Add / edit energy</w:t>
+      </w:r>
+      <w:r>
+        <w:rPr>
+          <w:b/>
+          <w:bCs/>
+        </w:rPr>
+        <w:t xml:space="preserve"> </w:t>
+      </w:r>
+      <w:r>
+        <w:rPr>
+          <w:b/>
+          <w:bCs/>
+        </w:rPr>
+        <w:t xml:space="preserve">year”</w:t>
+      </w:r>
+      <w:r>
+        <w:t xml:space="preserve"> </w:t>
+      </w:r>
+      <w:r>
+        <w:t xml:space="preserve">das Jahresformular:</w:t>
+      </w:r>
+    </w:p>
+    <w:p>
+      <w:pPr>
+        <w:pStyle w:val="Compact"/>
+        <w:numPr>
+          <w:ilvl w:val="0"/>
+          <w:numId w:val="1008"/>
+        </w:numPr>
+      </w:pPr>
+      <w:r>
+        <w:rPr>
+          <w:b/>
+          <w:bCs/>
+        </w:rPr>
+        <w:t xml:space="preserve">Jahr erfassen oder aktualisieren:</w:t>
+      </w:r>
+      <w:r>
+        <w:t xml:space="preserve"> </w:t>
+      </w:r>
+      <w:r>
+        <w:t xml:space="preserve">Wählen Sie ein Jahr und tragen Sie die</w:t>
+      </w:r>
+      <w:r>
+        <w:t xml:space="preserve"> </w:t>
+      </w:r>
+      <w:r>
+        <w:t xml:space="preserve">Verbrauchswerte ein. Bereits erfasste Jahre lassen sich jederzeit nachträglich</w:t>
+      </w:r>
+      <w:r>
+        <w:t xml:space="preserve"> </w:t>
+      </w:r>
+      <w:r>
+        <w:t xml:space="preserve">ändern oder ergänzen – so halten Sie die Verbrauchsdaten über die Jahre</w:t>
+      </w:r>
+      <w:r>
+        <w:t xml:space="preserve"> </w:t>
+      </w:r>
+      <w:r>
+        <w:t xml:space="preserve">aktuell. (Damit ist insbesondere das Hinzufügen neuer Jahresscheiben und das</w:t>
+      </w:r>
+      <w:r>
+        <w:t xml:space="preserve"> </w:t>
+      </w:r>
+      <w:r>
+        <w:t xml:space="preserve">spätere Aktualisieren von Verbrauchsdaten möglich.)</w:t>
+      </w:r>
+    </w:p>
+    <w:p>
+      <w:pPr>
+        <w:pStyle w:val="Compact"/>
+        <w:numPr>
+          <w:ilvl w:val="0"/>
+          <w:numId w:val="1008"/>
+        </w:numPr>
+      </w:pPr>
+      <w:r>
+        <w:rPr>
+          <w:b/>
+          <w:bCs/>
+        </w:rPr>
+        <w:t xml:space="preserve">Soll-Ist-Vergleich:</w:t>
+      </w:r>
+      <w:r>
+        <w:t xml:space="preserve"> </w:t>
+      </w:r>
+      <w:r>
+        <w:t xml:space="preserve">Erfassen Sie neben den</w:t>
+      </w:r>
+      <w:r>
+        <w:t xml:space="preserve"> </w:t>
+      </w:r>
+      <w:r>
+        <w:rPr>
+          <w:b/>
+          <w:bCs/>
+        </w:rPr>
+        <w:t xml:space="preserve">tatsächlichen</w:t>
+      </w:r>
+      <w:r>
+        <w:t xml:space="preserve"> </w:t>
+      </w:r>
+      <w:r>
+        <w:t xml:space="preserve">(Ist-)Werten</w:t>
+      </w:r>
+      <w:r>
+        <w:t xml:space="preserve"> </w:t>
+      </w:r>
+      <w:r>
+        <w:t xml:space="preserve">auch</w:t>
+      </w:r>
+      <w:r>
+        <w:t xml:space="preserve"> </w:t>
+      </w:r>
+      <w:r>
+        <w:rPr>
+          <w:b/>
+          <w:bCs/>
+        </w:rPr>
+        <w:t xml:space="preserve">geplante</w:t>
+      </w:r>
+      <w:r>
+        <w:t xml:space="preserve"> </w:t>
+      </w:r>
+      <w:r>
+        <w:t xml:space="preserve">(Soll-)Werte. In der Energieansicht des Gebäudes werden Soll</w:t>
+      </w:r>
+      <w:r>
+        <w:t xml:space="preserve"> </w:t>
+      </w:r>
+      <w:r>
+        <w:t xml:space="preserve">und Ist je Jahr nebeneinander dargestellt.</w:t>
+      </w:r>
+    </w:p>
+    <w:p>
+      <w:pPr>
+        <w:pStyle w:val="FirstParagraph"/>
+      </w:pPr>
+      <w:r>
+        <w:t xml:space="preserve">Einen</w:t>
+      </w:r>
+      <w:r>
+        <w:t xml:space="preserve"> </w:t>
+      </w:r>
+      <w:r>
+        <w:rPr>
+          <w:b/>
+          <w:bCs/>
+        </w:rPr>
+        <w:t xml:space="preserve">Energieausweis</w:t>
+      </w:r>
+      <w:r>
+        <w:t xml:space="preserve"> </w:t>
+      </w:r>
+      <w:r>
+        <w:t xml:space="preserve">hinterlegen Sie als Datei-Anhang des Gebäudes: Laden Sie</w:t>
+      </w:r>
+      <w:r>
+        <w:t xml:space="preserve"> </w:t>
+      </w:r>
+      <w:r>
+        <w:t xml:space="preserve">ihn unter</w:t>
+      </w:r>
+      <w:r>
+        <w:t xml:space="preserve"> </w:t>
+      </w:r>
+      <w:r>
+        <w:rPr>
+          <w:b/>
+          <w:bCs/>
+        </w:rPr>
+        <w:t xml:space="preserve">„Manage files”</w:t>
+      </w:r>
+      <w:r>
+        <w:t xml:space="preserve"> </w:t>
+      </w:r>
+      <w:r>
+        <w:t xml:space="preserve">hoch und markieren Sie ihn dort als Energieausweis</w:t>
+      </w:r>
+      <w:r>
+        <w:t xml:space="preserve"> </w:t>
+      </w:r>
+      <w:r>
+        <w:t xml:space="preserve">(siehe Abschnitt „Gebäude bearbeiten, Dateien verwalten und löschen”).</w:t>
       </w:r>
     </w:p>
     <w:p>
@@ -3876,12 +4372,12 @@
           <wp:inline>
             <wp:extent cx="5334000" cy="4000499"/>
             <wp:effectExtent b="0" l="0" r="0" t="0"/>
-            <wp:docPr descr="Gebäudedetails im Explore-Tab mit Reitern" title="" id="62" name="Picture"/>
+            <wp:docPr descr="„Add / edit energy year”: Jahresverbrauch erfassen – mit geplanten (Soll) und tatsächlichen (Ist) Werten" title="" id="62" name="Picture"/>
             <a:graphic>
               <a:graphicData uri="http://schemas.openxmlformats.org/drawingml/2006/picture">
                 <pic:pic>
                   <pic:nvPicPr>
-                    <pic:cNvPr descr="figures/map-tabs.png" id="63" name="Picture"/>
+                    <pic:cNvPr descr="figures/energy-year.png" id="63" name="Picture"/>
                     <pic:cNvPicPr>
                       <a:picLocks noChangeArrowheads="1" noChangeAspect="1"/>
                     </pic:cNvPicPr>
@@ -3919,27 +4415,17 @@
         <w:pStyle w:val="ImageCaption"/>
       </w:pPr>
       <w:r>
-        <w:t xml:space="preserve">Gebäudedetails im Explore-Tab mit Reitern</w:t>
+        <w:t xml:space="preserve">„Add / edit energy year”: Jahresverbrauch erfassen – mit geplanten (Soll) und tatsächlichen (Ist) Werten</w:t>
       </w:r>
     </w:p>
     <w:bookmarkEnd w:id="64"/>
-    <w:bookmarkEnd w:id="65"/>
-    <w:bookmarkStart w:id="85" w:name="X7d72782c915f60697958dd391a69efa388f028d"/>
-    <w:p>
-      <w:pPr>
-        <w:pStyle w:val="Heading1"/>
-      </w:pPr>
-      <w:r>
-        <w:t xml:space="preserve">Daten gemeinsam nutzen und Mehrwerte schaffen</w:t>
-      </w:r>
-    </w:p>
-    <w:bookmarkStart w:id="72" w:name="X8c80b48020b91775ad7986854220f6556bf0b32"/>
+    <w:bookmarkStart w:id="68" w:name="daten-ansehen"/>
     <w:p>
       <w:pPr>
         <w:pStyle w:val="Heading2"/>
       </w:pPr>
       <w:r>
-        <w:t xml:space="preserve">Möglichkeiten der verschiedenen Datenfreigaben</w:t>
+        <w:t xml:space="preserve">Daten ansehen</w:t>
       </w:r>
     </w:p>
     <w:p>
@@ -3947,31 +4433,197 @@
         <w:pStyle w:val="FirstParagraph"/>
       </w:pPr>
       <w:r>
-        <w:t xml:space="preserve">Das System bietet Ihnen drei verschiedene Wege, Informationen mit Partnern zu</w:t>
-      </w:r>
-      <w:r>
-        <w:t xml:space="preserve"> </w:t>
-      </w:r>
-      <w:r>
-        <w:t xml:space="preserve">teilen – jeder mit unterschiedlichem Transparenzgrad. Sie können individuelle</w:t>
-      </w:r>
-      <w:r>
-        <w:t xml:space="preserve"> </w:t>
-      </w:r>
-      <w:r>
-        <w:t xml:space="preserve">Gebäudedaten, aggregierte Ansichten oder rollenbasierte Freigaben nutzen. Die</w:t>
-      </w:r>
-      <w:r>
-        <w:t xml:space="preserve"> </w:t>
-      </w:r>
-      <w:r>
-        <w:t xml:space="preserve">Wahl der richtigen Freigabe-Option hängt davon ab, mit wem Sie teilen und wie</w:t>
-      </w:r>
-      <w:r>
-        <w:t xml:space="preserve"> </w:t>
-      </w:r>
-      <w:r>
-        <w:t xml:space="preserve">viel Vertrauen Sie dieser Person entgegenbringen.</w:t>
+        <w:t xml:space="preserve">Wählen Sie im Tab</w:t>
+      </w:r>
+      <w:r>
+        <w:t xml:space="preserve"> </w:t>
+      </w:r>
+      <w:r>
+        <w:rPr>
+          <w:b/>
+          <w:bCs/>
+        </w:rPr>
+        <w:t xml:space="preserve">Explore</w:t>
+      </w:r>
+      <w:r>
+        <w:t xml:space="preserve"> </w:t>
+      </w:r>
+      <w:r>
+        <w:t xml:space="preserve">einen Gebäude-Marker. Jeder Marker zeigt das</w:t>
+      </w:r>
+      <w:r>
+        <w:t xml:space="preserve"> </w:t>
+      </w:r>
+      <w:r>
+        <w:t xml:space="preserve">Firmenlogo des jeweiligen Datenproduzenten, sofern dieses im Dialog</w:t>
+      </w:r>
+      <w:r>
+        <w:t xml:space="preserve"> </w:t>
+      </w:r>
+      <w:r>
+        <w:rPr>
+          <w:b/>
+          <w:bCs/>
+        </w:rPr>
+        <w:t xml:space="preserve">Organisation</w:t>
+      </w:r>
+      <w:r>
+        <w:t xml:space="preserve"> </w:t>
+      </w:r>
+      <w:r>
+        <w:t xml:space="preserve">hinterlegt wurde – andernfalls eine neutrale Standard-Markierung.</w:t>
+      </w:r>
+      <w:r>
+        <w:t xml:space="preserve"> </w:t>
+      </w:r>
+      <w:r>
+        <w:t xml:space="preserve">Im rechten Bereich wechseln Sie über die Reiter zwischen drei Ansichten:</w:t>
+      </w:r>
+    </w:p>
+    <w:p>
+      <w:pPr>
+        <w:pStyle w:val="Compact"/>
+        <w:numPr>
+          <w:ilvl w:val="0"/>
+          <w:numId w:val="1009"/>
+        </w:numPr>
+      </w:pPr>
+      <w:r>
+        <w:rPr>
+          <w:b/>
+          <w:bCs/>
+        </w:rPr>
+        <w:t xml:space="preserve">Building data:</w:t>
+      </w:r>
+      <w:r>
+        <w:t xml:space="preserve"> </w:t>
+      </w:r>
+      <w:r>
+        <w:t xml:space="preserve">die Stammdaten des Gebäudes (Adresse, Fläche, Baujahr,</w:t>
+      </w:r>
+      <w:r>
+        <w:t xml:space="preserve"> </w:t>
+      </w:r>
+      <w:r>
+        <w:t xml:space="preserve">Nutzungsart, Photovoltaik usw.). Ist ein Betreiber hinterlegt, wird dessen WebID</w:t>
+      </w:r>
+      <w:r>
+        <w:t xml:space="preserve"> </w:t>
+      </w:r>
+      <w:r>
+        <w:t xml:space="preserve">als anklickbarer Verweis auf das jeweilige Profil angezeigt.</w:t>
+      </w:r>
+    </w:p>
+    <w:p>
+      <w:pPr>
+        <w:pStyle w:val="Compact"/>
+        <w:numPr>
+          <w:ilvl w:val="0"/>
+          <w:numId w:val="1009"/>
+        </w:numPr>
+      </w:pPr>
+      <w:r>
+        <w:rPr>
+          <w:b/>
+          <w:bCs/>
+        </w:rPr>
+        <w:t xml:space="preserve">Energy data:</w:t>
+      </w:r>
+      <w:r>
+        <w:t xml:space="preserve"> </w:t>
+      </w:r>
+      <w:r>
+        <w:t xml:space="preserve">der Energieverbrauch je Jahr als Diagramm. Haben Sie zu einem</w:t>
+      </w:r>
+      <w:r>
+        <w:t xml:space="preserve"> </w:t>
+      </w:r>
+      <w:r>
+        <w:t xml:space="preserve">Jahr sowohl geplante (Soll-) als auch tatsächliche (Ist-)Werte erfasst, werden</w:t>
+      </w:r>
+      <w:r>
+        <w:t xml:space="preserve"> </w:t>
+      </w:r>
+      <w:r>
+        <w:t xml:space="preserve">beide</w:t>
+      </w:r>
+      <w:r>
+        <w:t xml:space="preserve"> </w:t>
+      </w:r>
+      <w:r>
+        <w:rPr>
+          <w:b/>
+          <w:bCs/>
+        </w:rPr>
+        <w:t xml:space="preserve">nebeneinander</w:t>
+      </w:r>
+      <w:r>
+        <w:t xml:space="preserve"> </w:t>
+      </w:r>
+      <w:r>
+        <w:t xml:space="preserve">dargestellt – so erkennen Sie auf einen Blick, wie nah</w:t>
+      </w:r>
+      <w:r>
+        <w:t xml:space="preserve"> </w:t>
+      </w:r>
+      <w:r>
+        <w:t xml:space="preserve">der reale Verbrauch am Plan liegt (Soll-Ist-Vergleich). Liegen Verbrauchswerte</w:t>
+      </w:r>
+      <w:r>
+        <w:t xml:space="preserve"> </w:t>
+      </w:r>
+      <w:r>
+        <w:t xml:space="preserve">vergleichbarer Gebäude desselben Betreibers vor, wird Ihr Verbrauch zusätzlich</w:t>
+      </w:r>
+      <w:r>
+        <w:t xml:space="preserve"> </w:t>
+      </w:r>
+      <w:r>
+        <w:t xml:space="preserve">gegen diesen</w:t>
+      </w:r>
+      <w:r>
+        <w:t xml:space="preserve"> </w:t>
+      </w:r>
+      <w:r>
+        <w:rPr>
+          <w:b/>
+          <w:bCs/>
+        </w:rPr>
+        <w:t xml:space="preserve">Betreiber-Durchschnitt</w:t>
+      </w:r>
+      <w:r>
+        <w:t xml:space="preserve"> </w:t>
+      </w:r>
+      <w:r>
+        <w:t xml:space="preserve">als Benchmark eingeordnet.</w:t>
+      </w:r>
+    </w:p>
+    <w:p>
+      <w:pPr>
+        <w:pStyle w:val="Compact"/>
+        <w:numPr>
+          <w:ilvl w:val="0"/>
+          <w:numId w:val="1009"/>
+        </w:numPr>
+      </w:pPr>
+      <w:r>
+        <w:rPr>
+          <w:b/>
+          <w:bCs/>
+        </w:rPr>
+        <w:t xml:space="preserve">Weather data:</w:t>
+      </w:r>
+      <w:r>
+        <w:t xml:space="preserve"> </w:t>
+      </w:r>
+      <w:r>
+        <w:t xml:space="preserve">die zum Standort passenden Wetterdaten, die zur Einordnung des</w:t>
+      </w:r>
+      <w:r>
+        <w:t xml:space="preserve"> </w:t>
+      </w:r>
+      <w:r>
+        <w:t xml:space="preserve">Verbrauchs (z. B. Heizgradtage) herangezogen werden können.</w:t>
       </w:r>
     </w:p>
     <w:p>
@@ -3981,20 +4633,127 @@
       <w:r>
         <w:drawing>
           <wp:inline>
-            <wp:extent cx="4800600" cy="3039089"/>
+            <wp:extent cx="5334000" cy="4000499"/>
             <wp:effectExtent b="0" l="0" r="0" t="0"/>
-            <wp:docPr descr="Vergleich der drei Freigabemechanismen in Granergize" title="" id="67" name="Picture"/>
+            <wp:docPr descr="Gebäudedetails im Explore-Tab mit Reitern" title="" id="66" name="Picture"/>
             <a:graphic>
               <a:graphicData uri="http://schemas.openxmlformats.org/drawingml/2006/picture">
                 <pic:pic>
                   <pic:nvPicPr>
-                    <pic:cNvPr descr="figures/sharing-vergleich.png" id="68" name="Picture"/>
+                    <pic:cNvPr descr="figures/map-tabs.png" id="67" name="Picture"/>
                     <pic:cNvPicPr>
                       <a:picLocks noChangeArrowheads="1" noChangeAspect="1"/>
                     </pic:cNvPicPr>
                   </pic:nvPicPr>
                   <pic:blipFill>
-                    <a:blip r:embed="rId66"/>
+                    <a:blip r:embed="rId65"/>
+                    <a:stretch>
+                      <a:fillRect/>
+                    </a:stretch>
+                  </pic:blipFill>
+                  <pic:spPr bwMode="auto">
+                    <a:xfrm>
+                      <a:off x="0" y="0"/>
+                      <a:ext cx="5334000" cy="4000499"/>
+                    </a:xfrm>
+                    <a:prstGeom prst="rect">
+                      <a:avLst/>
+                    </a:prstGeom>
+                    <a:noFill/>
+                    <a:ln w="9525">
+                      <a:noFill/>
+                      <a:headEnd/>
+                      <a:tailEnd/>
+                    </a:ln>
+                  </pic:spPr>
+                </pic:pic>
+              </a:graphicData>
+            </a:graphic>
+          </wp:inline>
+        </w:drawing>
+      </w:r>
+    </w:p>
+    <w:p>
+      <w:pPr>
+        <w:pStyle w:val="ImageCaption"/>
+      </w:pPr>
+      <w:r>
+        <w:t xml:space="preserve">Gebäudedetails im Explore-Tab mit Reitern</w:t>
+      </w:r>
+    </w:p>
+    <w:bookmarkEnd w:id="68"/>
+    <w:bookmarkEnd w:id="69"/>
+    <w:bookmarkStart w:id="99" w:name="X7d72782c915f60697958dd391a69efa388f028d"/>
+    <w:p>
+      <w:pPr>
+        <w:pStyle w:val="Heading1"/>
+      </w:pPr>
+      <w:r>
+        <w:t xml:space="preserve">Daten gemeinsam nutzen und Mehrwerte schaffen</w:t>
+      </w:r>
+    </w:p>
+    <w:bookmarkStart w:id="76" w:name="X8c80b48020b91775ad7986854220f6556bf0b32"/>
+    <w:p>
+      <w:pPr>
+        <w:pStyle w:val="Heading2"/>
+      </w:pPr>
+      <w:r>
+        <w:t xml:space="preserve">Möglichkeiten der verschiedenen Datenfreigaben</w:t>
+      </w:r>
+    </w:p>
+    <w:p>
+      <w:pPr>
+        <w:pStyle w:val="FirstParagraph"/>
+      </w:pPr>
+      <w:r>
+        <w:t xml:space="preserve">Das System bietet Ihnen drei verschiedene Wege, Informationen mit Partnern zu</w:t>
+      </w:r>
+      <w:r>
+        <w:t xml:space="preserve"> </w:t>
+      </w:r>
+      <w:r>
+        <w:t xml:space="preserve">teilen – jeder mit unterschiedlichem Transparenzgrad. Sie können individuelle</w:t>
+      </w:r>
+      <w:r>
+        <w:t xml:space="preserve"> </w:t>
+      </w:r>
+      <w:r>
+        <w:t xml:space="preserve">Gebäudedaten, aggregierte Ansichten oder rollenbasierte Freigaben nutzen. Die</w:t>
+      </w:r>
+      <w:r>
+        <w:t xml:space="preserve"> </w:t>
+      </w:r>
+      <w:r>
+        <w:t xml:space="preserve">Wahl der richtigen Freigabe-Option hängt davon ab, mit wem Sie teilen und wie</w:t>
+      </w:r>
+      <w:r>
+        <w:t xml:space="preserve"> </w:t>
+      </w:r>
+      <w:r>
+        <w:t xml:space="preserve">viel Vertrauen Sie dieser Person entgegenbringen.</w:t>
+      </w:r>
+    </w:p>
+    <w:p>
+      <w:pPr>
+        <w:pStyle w:val="CaptionedFigure"/>
+      </w:pPr>
+      <w:r>
+        <w:drawing>
+          <wp:inline>
+            <wp:extent cx="4800600" cy="3039089"/>
+            <wp:effectExtent b="0" l="0" r="0" t="0"/>
+            <wp:docPr descr="Vergleich der drei Freigabemechanismen in Granergize" title="" id="71" name="Picture"/>
+            <a:graphic>
+              <a:graphicData uri="http://schemas.openxmlformats.org/drawingml/2006/picture">
+                <pic:pic>
+                  <pic:nvPicPr>
+                    <pic:cNvPr descr="figures/sharing-vergleich.png" id="72" name="Picture"/>
+                    <pic:cNvPicPr>
+                      <a:picLocks noChangeArrowheads="1" noChangeAspect="1"/>
+                    </pic:cNvPicPr>
+                  </pic:nvPicPr>
+                  <pic:blipFill>
+                    <a:blip r:embed="rId70"/>
                     <a:stretch>
                       <a:fillRect/>
                     </a:stretch>
@@ -4029,7 +4788,7 @@
         <w:t xml:space="preserve">Vergleich der drei Freigabemechanismen in Granergize</w:t>
       </w:r>
     </w:p>
-    <w:bookmarkStart w:id="69" w:name="individuelle-gebäudedaten-teilen"/>
+    <w:bookmarkStart w:id="73" w:name="individuelle-gebäudedaten-teilen"/>
     <w:p>
       <w:pPr>
         <w:pStyle w:val="Heading3"/>
@@ -4043,7 +4802,13 @@
         <w:pStyle w:val="FirstParagraph"/>
       </w:pPr>
       <w:r>
-        <w:t xml:space="preserve">Beim Teilen individueller Gebäudedaten können Sie zwischen zwei Stufen wählen:</w:t>
+        <w:t xml:space="preserve">Beim Teilen individueller Gebäudedaten wählen Sie unter „What to share”, welchen</w:t>
+      </w:r>
+      <w:r>
+        <w:t xml:space="preserve"> </w:t>
+      </w:r>
+      <w:r>
+        <w:t xml:space="preserve">Umfang Sie freigeben:</w:t>
       </w:r>
     </w:p>
     <w:p>
@@ -4051,7 +4816,7 @@
         <w:pStyle w:val="Compact"/>
         <w:numPr>
           <w:ilvl w:val="0"/>
-          <w:numId w:val="1007"/>
+          <w:numId w:val="1010"/>
         </w:numPr>
       </w:pPr>
       <w:r>
@@ -4091,7 +4856,7 @@
         <w:pStyle w:val="Compact"/>
         <w:numPr>
           <w:ilvl w:val="0"/>
-          <w:numId w:val="1007"/>
+          <w:numId w:val="1010"/>
         </w:numPr>
       </w:pPr>
       <w:r>
@@ -4099,85 +4864,35 @@
           <w:b/>
           <w:bCs/>
         </w:rPr>
-        <w:t xml:space="preserve">Static building data and energy readings</w:t>
-      </w:r>
-      <w:r>
-        <w:t xml:space="preserve"> </w:t>
-      </w:r>
-      <w:r>
-        <w:t xml:space="preserve">– zusätzlich die Verbrauchswerte</w:t>
-      </w:r>
-      <w:r>
-        <w:t xml:space="preserve"> </w:t>
-      </w:r>
-      <w:r>
-        <w:t xml:space="preserve">(Strom, Gas, Fernwärme, Wasser).</w:t>
-      </w:r>
-    </w:p>
-    <w:bookmarkEnd w:id="69"/>
-    <w:bookmarkStart w:id="70" w:name="aggregierte-ansichten-teilen"/>
-    <w:p>
-      <w:pPr>
-        <w:pStyle w:val="Heading3"/>
-      </w:pPr>
-      <w:r>
-        <w:t xml:space="preserve">Aggregierte Ansichten teilen</w:t>
-      </w:r>
-    </w:p>
-    <w:p>
-      <w:pPr>
-        <w:pStyle w:val="FirstParagraph"/>
-      </w:pPr>
-      <w:r>
-        <w:t xml:space="preserve">Manchmal möchten Sie Informationen teilen, ohne dass der Empfänger Details über</w:t>
-      </w:r>
-      <w:r>
-        <w:t xml:space="preserve"> </w:t>
-      </w:r>
-      <w:r>
-        <w:t xml:space="preserve">einzelne Gebäude sieht. Zum Beispiel möchte ein Investor wissen, wie effizient</w:t>
-      </w:r>
-      <w:r>
-        <w:t xml:space="preserve"> </w:t>
-      </w:r>
-      <w:r>
-        <w:t xml:space="preserve">ein Gesamt-Portfolio ist, muss aber nicht wissen, welches spezifische Gebäude wie</w:t>
-      </w:r>
-      <w:r>
-        <w:t xml:space="preserve"> </w:t>
-      </w:r>
-      <w:r>
-        <w:t xml:space="preserve">viel verbraucht. Für solche Fälle bietet Granergize</w:t>
-      </w:r>
-      <w:r>
-        <w:t xml:space="preserve"> </w:t>
-      </w:r>
-      <w:r>
-        <w:rPr>
-          <w:b/>
-          <w:bCs/>
-        </w:rPr>
-        <w:t xml:space="preserve">aggregierte Ansichten</w:t>
-      </w:r>
-      <w:r>
-        <w:t xml:space="preserve"> </w:t>
-      </w:r>
-      <w:r>
-        <w:t xml:space="preserve">(„Views”) an: eine Zusammenfassung mehrerer Gebäude. Was der Empfänger erhält,</w:t>
-      </w:r>
-      <w:r>
-        <w:t xml:space="preserve"> </w:t>
-      </w:r>
-      <w:r>
-        <w:t xml:space="preserve">ist nur diese Zusammenfassung – er sieht nicht, welche Gebäude dahinterstecken.</w:t>
-      </w:r>
-    </w:p>
-    <w:p>
-      <w:pPr>
-        <w:pStyle w:val="BodyText"/>
-      </w:pPr>
-      <w:r>
-        <w:t xml:space="preserve">Granergize bietet vier Aggregationsfunktionen:</w:t>
+        <w:t xml:space="preserve">Static building data and all energy readings</w:t>
+      </w:r>
+      <w:r>
+        <w:t xml:space="preserve"> </w:t>
+      </w:r>
+      <w:r>
+        <w:t xml:space="preserve">– zusätzlich die</w:t>
+      </w:r>
+      <w:r>
+        <w:t xml:space="preserve"> </w:t>
+      </w:r>
+      <w:r>
+        <w:t xml:space="preserve">Verbrauchswerte (Strom, Gas, Fernwärme, Wasser)</w:t>
+      </w:r>
+      <w:r>
+        <w:t xml:space="preserve"> </w:t>
+      </w:r>
+      <w:r>
+        <w:rPr>
+          <w:b/>
+          <w:bCs/>
+        </w:rPr>
+        <w:t xml:space="preserve">aller</w:t>
+      </w:r>
+      <w:r>
+        <w:t xml:space="preserve"> </w:t>
+      </w:r>
+      <w:r>
+        <w:t xml:space="preserve">Jahre.</w:t>
       </w:r>
     </w:p>
     <w:p>
@@ -4185,7 +4900,7 @@
         <w:pStyle w:val="Compact"/>
         <w:numPr>
           <w:ilvl w:val="0"/>
-          <w:numId w:val="1008"/>
+          <w:numId w:val="1010"/>
         </w:numPr>
       </w:pPr>
       <w:r>
@@ -4193,13 +4908,97 @@
           <w:b/>
           <w:bCs/>
         </w:rPr>
-        <w:t xml:space="preserve">Durchschnitt (average):</w:t>
-      </w:r>
-      <w:r>
-        <w:t xml:space="preserve"> </w:t>
-      </w:r>
-      <w:r>
-        <w:t xml:space="preserve">Mittelwert über alle ausgewählten Gebäude.</w:t>
+        <w:t xml:space="preserve">Static building data and energy for specific year(s)</w:t>
+      </w:r>
+      <w:r>
+        <w:t xml:space="preserve"> </w:t>
+      </w:r>
+      <w:r>
+        <w:t xml:space="preserve">– nur die</w:t>
+      </w:r>
+      <w:r>
+        <w:t xml:space="preserve"> </w:t>
+      </w:r>
+      <w:r>
+        <w:t xml:space="preserve">Verbrauchsdaten der von Ihnen angekreuzten Jahre. Da jedes Jahr als eigene</w:t>
+      </w:r>
+      <w:r>
+        <w:t xml:space="preserve"> </w:t>
+      </w:r>
+      <w:r>
+        <w:t xml:space="preserve">Ressource gespeichert ist, können Sie gezielt etwa nur den aktuellsten</w:t>
+      </w:r>
+      <w:r>
+        <w:t xml:space="preserve"> </w:t>
+      </w:r>
+      <w:r>
+        <w:t xml:space="preserve">Jahrgang freigeben und ältere zurückhalten.</w:t>
+      </w:r>
+    </w:p>
+    <w:bookmarkEnd w:id="73"/>
+    <w:bookmarkStart w:id="74" w:name="aggregierte-ansichten-teilen"/>
+    <w:p>
+      <w:pPr>
+        <w:pStyle w:val="Heading3"/>
+      </w:pPr>
+      <w:r>
+        <w:t xml:space="preserve">Aggregierte Ansichten teilen</w:t>
+      </w:r>
+    </w:p>
+    <w:p>
+      <w:pPr>
+        <w:pStyle w:val="FirstParagraph"/>
+      </w:pPr>
+      <w:r>
+        <w:t xml:space="preserve">Manchmal möchten Sie Informationen teilen, ohne dass der Empfänger Details über</w:t>
+      </w:r>
+      <w:r>
+        <w:t xml:space="preserve"> </w:t>
+      </w:r>
+      <w:r>
+        <w:t xml:space="preserve">einzelne Gebäude sieht. Zum Beispiel möchte ein Investor wissen, wie effizient</w:t>
+      </w:r>
+      <w:r>
+        <w:t xml:space="preserve"> </w:t>
+      </w:r>
+      <w:r>
+        <w:t xml:space="preserve">ein Gesamt-Portfolio ist, muss aber nicht wissen, welches spezifische Gebäude wie</w:t>
+      </w:r>
+      <w:r>
+        <w:t xml:space="preserve"> </w:t>
+      </w:r>
+      <w:r>
+        <w:t xml:space="preserve">viel verbraucht. Für solche Fälle bietet Granergize</w:t>
+      </w:r>
+      <w:r>
+        <w:t xml:space="preserve"> </w:t>
+      </w:r>
+      <w:r>
+        <w:rPr>
+          <w:b/>
+          <w:bCs/>
+        </w:rPr>
+        <w:t xml:space="preserve">aggregierte Ansichten</w:t>
+      </w:r>
+      <w:r>
+        <w:t xml:space="preserve"> </w:t>
+      </w:r>
+      <w:r>
+        <w:t xml:space="preserve">(„Views”) an: eine Zusammenfassung mehrerer Gebäude. Was der Empfänger erhält,</w:t>
+      </w:r>
+      <w:r>
+        <w:t xml:space="preserve"> </w:t>
+      </w:r>
+      <w:r>
+        <w:t xml:space="preserve">ist nur diese Zusammenfassung – er sieht nicht, welche Gebäude dahinterstecken.</w:t>
+      </w:r>
+    </w:p>
+    <w:p>
+      <w:pPr>
+        <w:pStyle w:val="BodyText"/>
+      </w:pPr>
+      <w:r>
+        <w:t xml:space="preserve">Granergize bietet vier Aggregationsfunktionen:</w:t>
       </w:r>
     </w:p>
     <w:p>
@@ -4207,7 +5006,7 @@
         <w:pStyle w:val="Compact"/>
         <w:numPr>
           <w:ilvl w:val="0"/>
-          <w:numId w:val="1008"/>
+          <w:numId w:val="1011"/>
         </w:numPr>
       </w:pPr>
       <w:r>
@@ -4215,13 +5014,13 @@
           <w:b/>
           <w:bCs/>
         </w:rPr>
-        <w:t xml:space="preserve">Summe (sum):</w:t>
-      </w:r>
-      <w:r>
-        <w:t xml:space="preserve"> </w:t>
-      </w:r>
-      <w:r>
-        <w:t xml:space="preserve">addiert alle Werte.</w:t>
+        <w:t xml:space="preserve">Durchschnitt (average):</w:t>
+      </w:r>
+      <w:r>
+        <w:t xml:space="preserve"> </w:t>
+      </w:r>
+      <w:r>
+        <w:t xml:space="preserve">Mittelwert über alle ausgewählten Gebäude.</w:t>
       </w:r>
     </w:p>
     <w:p>
@@ -4229,7 +5028,7 @@
         <w:pStyle w:val="Compact"/>
         <w:numPr>
           <w:ilvl w:val="0"/>
-          <w:numId w:val="1008"/>
+          <w:numId w:val="1011"/>
         </w:numPr>
       </w:pPr>
       <w:r>
@@ -4237,13 +5036,13 @@
           <w:b/>
           <w:bCs/>
         </w:rPr>
-        <w:t xml:space="preserve">Minimum (minimum):</w:t>
-      </w:r>
-      <w:r>
-        <w:t xml:space="preserve"> </w:t>
-      </w:r>
-      <w:r>
-        <w:t xml:space="preserve">zeigt den niedrigsten Wert.</w:t>
+        <w:t xml:space="preserve">Summe (sum):</w:t>
+      </w:r>
+      <w:r>
+        <w:t xml:space="preserve"> </w:t>
+      </w:r>
+      <w:r>
+        <w:t xml:space="preserve">addiert alle Werte.</w:t>
       </w:r>
     </w:p>
     <w:p>
@@ -4251,7 +5050,7 @@
         <w:pStyle w:val="Compact"/>
         <w:numPr>
           <w:ilvl w:val="0"/>
-          <w:numId w:val="1008"/>
+          <w:numId w:val="1011"/>
         </w:numPr>
       </w:pPr>
       <w:r>
@@ -4259,118 +5058,13 @@
           <w:b/>
           <w:bCs/>
         </w:rPr>
-        <w:t xml:space="preserve">Maximum (maximum):</w:t>
-      </w:r>
-      <w:r>
-        <w:t xml:space="preserve"> </w:t>
-      </w:r>
-      <w:r>
-        <w:t xml:space="preserve">zeigt den höchsten Wert.</w:t>
-      </w:r>
-    </w:p>
-    <w:bookmarkEnd w:id="70"/>
-    <w:bookmarkStart w:id="71" w:name="rollenbasierte-freigaben"/>
-    <w:p>
-      <w:pPr>
-        <w:pStyle w:val="Heading3"/>
-      </w:pPr>
-      <w:r>
-        <w:t xml:space="preserve">Rollenbasierte Freigaben</w:t>
-      </w:r>
-    </w:p>
-    <w:p>
-      <w:pPr>
-        <w:pStyle w:val="FirstParagraph"/>
-      </w:pPr>
-      <w:r>
-        <w:t xml:space="preserve">In der Praxis haben unterschiedliche Partner unterschiedliche Bedürfnisse: Ein</w:t>
-      </w:r>
-      <w:r>
-        <w:t xml:space="preserve"> </w:t>
-      </w:r>
-      <w:r>
-        <w:t xml:space="preserve">Investor benötigt grobe Jahreszahlen, ein Energiemanager hingegen hochauflösende</w:t>
-      </w:r>
-      <w:r>
-        <w:t xml:space="preserve"> </w:t>
-      </w:r>
-      <w:r>
-        <w:t xml:space="preserve">15-Minuten-Intervalle. Mit der rollenbasierten Freigabe teilen Sie mit allen</w:t>
-      </w:r>
-      <w:r>
-        <w:t xml:space="preserve"> </w:t>
-      </w:r>
-      <w:r>
-        <w:t xml:space="preserve">Mitgliedern eines Datenraums, die eine bestimmte Rolle innehaben – die Auswahl</w:t>
-      </w:r>
-      <w:r>
-        <w:t xml:space="preserve"> </w:t>
-      </w:r>
-      <w:r>
-        <w:t xml:space="preserve">der Empfänger ergibt sich aus der Rolle.</w:t>
-      </w:r>
-    </w:p>
-    <w:bookmarkEnd w:id="71"/>
-    <w:bookmarkEnd w:id="72"/>
-    <w:bookmarkStart w:id="84" w:name="vorgehensweise-beim-datenteilen"/>
-    <w:p>
-      <w:pPr>
-        <w:pStyle w:val="Heading2"/>
-      </w:pPr>
-      <w:r>
-        <w:t xml:space="preserve">Vorgehensweise beim Datenteilen</w:t>
-      </w:r>
-    </w:p>
-    <w:bookmarkStart w:id="76" w:name="X02cc8b8c675205394a9898fb5cbb8306158c66e"/>
-    <w:p>
-      <w:pPr>
-        <w:pStyle w:val="Heading3"/>
-      </w:pPr>
-      <w:r>
-        <w:t xml:space="preserve">Einem Datenraum beitreten oder einen Raum erstellen</w:t>
-      </w:r>
-    </w:p>
-    <w:p>
-      <w:pPr>
-        <w:pStyle w:val="FirstParagraph"/>
-      </w:pPr>
-      <w:r>
-        <w:t xml:space="preserve">Ein</w:t>
-      </w:r>
-      <w:r>
-        <w:t xml:space="preserve"> </w:t>
-      </w:r>
-      <w:r>
-        <w:rPr>
-          <w:b/>
-          <w:bCs/>
-        </w:rPr>
-        <w:t xml:space="preserve">Datenraum</w:t>
-      </w:r>
-      <w:r>
-        <w:t xml:space="preserve"> </w:t>
-      </w:r>
-      <w:r>
-        <w:t xml:space="preserve">bündelt die Akteure, die untereinander Daten teilen, und ist</w:t>
-      </w:r>
-      <w:r>
-        <w:t xml:space="preserve"> </w:t>
-      </w:r>
-      <w:r>
-        <w:t xml:space="preserve">die Grundlage für die rollenbasierte Freigabe. Im Tab</w:t>
-      </w:r>
-      <w:r>
-        <w:t xml:space="preserve"> </w:t>
-      </w:r>
-      <w:r>
-        <w:rPr>
-          <w:b/>
-          <w:bCs/>
-        </w:rPr>
-        <w:t xml:space="preserve">Connect</w:t>
-      </w:r>
-      <w:r>
-        <w:t xml:space="preserve">:</w:t>
+        <w:t xml:space="preserve">Minimum (minimum):</w:t>
+      </w:r>
+      <w:r>
+        <w:t xml:space="preserve"> </w:t>
+      </w:r>
+      <w:r>
+        <w:t xml:space="preserve">zeigt den niedrigsten Wert.</w:t>
       </w:r>
     </w:p>
     <w:p>
@@ -4378,7 +5072,7 @@
         <w:pStyle w:val="Compact"/>
         <w:numPr>
           <w:ilvl w:val="0"/>
-          <w:numId w:val="1009"/>
+          <w:numId w:val="1011"/>
         </w:numPr>
       </w:pPr>
       <w:r>
@@ -4386,19 +5080,118 @@
           <w:b/>
           <w:bCs/>
         </w:rPr>
-        <w:t xml:space="preserve">Raum erstellen:</w:t>
-      </w:r>
-      <w:r>
-        <w:t xml:space="preserve"> </w:t>
-      </w:r>
-      <w:r>
-        <w:t xml:space="preserve">„Host a data room” legt einen Raum auf Ihrem Pod an. Teilen</w:t>
-      </w:r>
-      <w:r>
-        <w:t xml:space="preserve"> </w:t>
-      </w:r>
-      <w:r>
-        <w:t xml:space="preserve">Sie dessen Link oder QR-Code, damit andere beitreten können.</w:t>
+        <w:t xml:space="preserve">Maximum (maximum):</w:t>
+      </w:r>
+      <w:r>
+        <w:t xml:space="preserve"> </w:t>
+      </w:r>
+      <w:r>
+        <w:t xml:space="preserve">zeigt den höchsten Wert.</w:t>
+      </w:r>
+    </w:p>
+    <w:bookmarkEnd w:id="74"/>
+    <w:bookmarkStart w:id="75" w:name="rollenbasierte-freigaben"/>
+    <w:p>
+      <w:pPr>
+        <w:pStyle w:val="Heading3"/>
+      </w:pPr>
+      <w:r>
+        <w:t xml:space="preserve">Rollenbasierte Freigaben</w:t>
+      </w:r>
+    </w:p>
+    <w:p>
+      <w:pPr>
+        <w:pStyle w:val="FirstParagraph"/>
+      </w:pPr>
+      <w:r>
+        <w:t xml:space="preserve">In der Praxis haben unterschiedliche Partner unterschiedliche Bedürfnisse: Ein</w:t>
+      </w:r>
+      <w:r>
+        <w:t xml:space="preserve"> </w:t>
+      </w:r>
+      <w:r>
+        <w:t xml:space="preserve">Investor benötigt grobe Jahreszahlen, ein Energiemanager hingegen hochauflösende</w:t>
+      </w:r>
+      <w:r>
+        <w:t xml:space="preserve"> </w:t>
+      </w:r>
+      <w:r>
+        <w:t xml:space="preserve">15-Minuten-Intervalle. Mit der rollenbasierten Freigabe teilen Sie mit allen</w:t>
+      </w:r>
+      <w:r>
+        <w:t xml:space="preserve"> </w:t>
+      </w:r>
+      <w:r>
+        <w:t xml:space="preserve">Mitgliedern eines Datenraums, die eine bestimmte Rolle innehaben – die Auswahl</w:t>
+      </w:r>
+      <w:r>
+        <w:t xml:space="preserve"> </w:t>
+      </w:r>
+      <w:r>
+        <w:t xml:space="preserve">der Empfänger ergibt sich aus der Rolle.</w:t>
+      </w:r>
+    </w:p>
+    <w:bookmarkEnd w:id="75"/>
+    <w:bookmarkEnd w:id="76"/>
+    <w:bookmarkStart w:id="98" w:name="vorgehensweise-beim-datenteilen"/>
+    <w:p>
+      <w:pPr>
+        <w:pStyle w:val="Heading2"/>
+      </w:pPr>
+      <w:r>
+        <w:t xml:space="preserve">Vorgehensweise beim Datenteilen</w:t>
+      </w:r>
+    </w:p>
+    <w:bookmarkStart w:id="80" w:name="X02cc8b8c675205394a9898fb5cbb8306158c66e"/>
+    <w:p>
+      <w:pPr>
+        <w:pStyle w:val="Heading3"/>
+      </w:pPr>
+      <w:r>
+        <w:t xml:space="preserve">Einem Datenraum beitreten oder einen Raum erstellen</w:t>
+      </w:r>
+    </w:p>
+    <w:p>
+      <w:pPr>
+        <w:pStyle w:val="FirstParagraph"/>
+      </w:pPr>
+      <w:r>
+        <w:t xml:space="preserve">Ein</w:t>
+      </w:r>
+      <w:r>
+        <w:t xml:space="preserve"> </w:t>
+      </w:r>
+      <w:r>
+        <w:rPr>
+          <w:b/>
+          <w:bCs/>
+        </w:rPr>
+        <w:t xml:space="preserve">Datenraum</w:t>
+      </w:r>
+      <w:r>
+        <w:t xml:space="preserve"> </w:t>
+      </w:r>
+      <w:r>
+        <w:t xml:space="preserve">bündelt die Akteure, die untereinander Daten teilen, und ist</w:t>
+      </w:r>
+      <w:r>
+        <w:t xml:space="preserve"> </w:t>
+      </w:r>
+      <w:r>
+        <w:t xml:space="preserve">die Grundlage für die rollenbasierte Freigabe. Im Tab</w:t>
+      </w:r>
+      <w:r>
+        <w:t xml:space="preserve"> </w:t>
+      </w:r>
+      <w:r>
+        <w:rPr>
+          <w:b/>
+          <w:bCs/>
+        </w:rPr>
+        <w:t xml:space="preserve">Connect</w:t>
+      </w:r>
+      <w:r>
+        <w:t xml:space="preserve">:</w:t>
       </w:r>
     </w:p>
     <w:p>
@@ -4406,7 +5199,7 @@
         <w:pStyle w:val="Compact"/>
         <w:numPr>
           <w:ilvl w:val="0"/>
-          <w:numId w:val="1009"/>
+          <w:numId w:val="1012"/>
         </w:numPr>
       </w:pPr>
       <w:r>
@@ -4414,19 +5207,19 @@
           <w:b/>
           <w:bCs/>
         </w:rPr>
-        <w:t xml:space="preserve">Beitreten:</w:t>
-      </w:r>
-      <w:r>
-        <w:t xml:space="preserve"> </w:t>
-      </w:r>
-      <w:r>
-        <w:t xml:space="preserve">Fügen Sie eine Raum-URI in das Feld ein und klicken Sie auf</w:t>
-      </w:r>
-      <w:r>
-        <w:t xml:space="preserve"> </w:t>
-      </w:r>
-      <w:r>
-        <w:t xml:space="preserve">„Add”, oder nutzen Sie „Scan QR code”.</w:t>
+        <w:t xml:space="preserve">Raum erstellen:</w:t>
+      </w:r>
+      <w:r>
+        <w:t xml:space="preserve"> </w:t>
+      </w:r>
+      <w:r>
+        <w:t xml:space="preserve">„Host a data room” legt einen Raum auf Ihrem Pod an. Teilen</w:t>
+      </w:r>
+      <w:r>
+        <w:t xml:space="preserve"> </w:t>
+      </w:r>
+      <w:r>
+        <w:t xml:space="preserve">Sie dessen Link oder QR-Code, damit andere beitreten können.</w:t>
       </w:r>
     </w:p>
     <w:p>
@@ -4434,7 +5227,7 @@
         <w:pStyle w:val="Compact"/>
         <w:numPr>
           <w:ilvl w:val="0"/>
-          <w:numId w:val="1009"/>
+          <w:numId w:val="1012"/>
         </w:numPr>
       </w:pPr>
       <w:r>
@@ -4442,6 +5235,34 @@
           <w:b/>
           <w:bCs/>
         </w:rPr>
+        <w:t xml:space="preserve">Beitreten:</w:t>
+      </w:r>
+      <w:r>
+        <w:t xml:space="preserve"> </w:t>
+      </w:r>
+      <w:r>
+        <w:t xml:space="preserve">Fügen Sie eine Raum-URI in das Feld ein und klicken Sie auf</w:t>
+      </w:r>
+      <w:r>
+        <w:t xml:space="preserve"> </w:t>
+      </w:r>
+      <w:r>
+        <w:t xml:space="preserve">„Add”, oder nutzen Sie „Scan QR code”.</w:t>
+      </w:r>
+    </w:p>
+    <w:p>
+      <w:pPr>
+        <w:pStyle w:val="Compact"/>
+        <w:numPr>
+          <w:ilvl w:val="0"/>
+          <w:numId w:val="1012"/>
+        </w:numPr>
+      </w:pPr>
+      <w:r>
+        <w:rPr>
+          <w:b/>
+          <w:bCs/>
+        </w:rPr>
         <w:t xml:space="preserve">Rolle wählen:</w:t>
       </w:r>
       <w:r>
@@ -4454,19 +5275,35 @@
         <w:t xml:space="preserve"> </w:t>
       </w:r>
       <w:r>
-        <w:t xml:space="preserve">mit „Save roles”. Über diese Rollen können andere gezielt „By role” mit Ihnen</w:t>
-      </w:r>
-      <w:r>
-        <w:t xml:space="preserve"> </w:t>
-      </w:r>
-      <w:r>
-        <w:t xml:space="preserve">teilen. (Diese Raum-Rolle ist unabhängig von der Datenproduzenten-Rolle aus</w:t>
-      </w:r>
-      <w:r>
-        <w:t xml:space="preserve"> </w:t>
-      </w:r>
-      <w:r>
-        <w:t xml:space="preserve">Ihrem Profil.)</w:t>
+        <w:t xml:space="preserve">mit „Save roles”. Sie können sich dabei bewusst</w:t>
+      </w:r>
+      <w:r>
+        <w:t xml:space="preserve"> </w:t>
+      </w:r>
+      <w:r>
+        <w:rPr>
+          <w:b/>
+          <w:bCs/>
+        </w:rPr>
+        <w:t xml:space="preserve">mehrere oder alle Rollen</w:t>
+      </w:r>
+      <w:r>
+        <w:t xml:space="preserve"> </w:t>
+      </w:r>
+      <w:r>
+        <w:t xml:space="preserve">zuweisen – das ist so vorgesehen. Über diese Rollen können andere gezielt „By</w:t>
+      </w:r>
+      <w:r>
+        <w:t xml:space="preserve"> </w:t>
+      </w:r>
+      <w:r>
+        <w:t xml:space="preserve">role” mit Ihnen teilen. (Diese Raum-Rolle ist unabhängig von der</w:t>
+      </w:r>
+      <w:r>
+        <w:t xml:space="preserve"> </w:t>
+      </w:r>
+      <w:r>
+        <w:t xml:space="preserve">Datenproduzenten-Rolle aus Ihrem Profil.)</w:t>
       </w:r>
     </w:p>
     <w:p>
@@ -4478,18 +5315,18 @@
           <wp:inline>
             <wp:extent cx="5334000" cy="4000499"/>
             <wp:effectExtent b="0" l="0" r="0" t="0"/>
-            <wp:docPr descr="Tab „Connect”: Raum erstellen oder beitreten und Rolle wählen" title="" id="74" name="Picture"/>
+            <wp:docPr descr="Tab „Connect”: Raum erstellen oder beitreten und Rolle wählen" title="" id="78" name="Picture"/>
             <a:graphic>
               <a:graphicData uri="http://schemas.openxmlformats.org/drawingml/2006/picture">
                 <pic:pic>
                   <pic:nvPicPr>
-                    <pic:cNvPr descr="figures/room.png" id="75" name="Picture"/>
+                    <pic:cNvPr descr="figures/room.png" id="79" name="Picture"/>
                     <pic:cNvPicPr>
                       <a:picLocks noChangeArrowheads="1" noChangeAspect="1"/>
                     </pic:cNvPicPr>
                   </pic:nvPicPr>
                   <pic:blipFill>
-                    <a:blip r:embed="rId73"/>
+                    <a:blip r:embed="rId77"/>
                     <a:stretch>
                       <a:fillRect/>
                     </a:stretch>
@@ -4524,14 +5361,14 @@
         <w:t xml:space="preserve">Tab „Connect”: Raum erstellen oder beitreten und Rolle wählen</w:t>
       </w:r>
     </w:p>
-    <w:bookmarkEnd w:id="76"/>
-    <w:bookmarkStart w:id="77" w:name="ein-gebäude-teilen"/>
+    <w:bookmarkEnd w:id="80"/>
+    <w:bookmarkStart w:id="84" w:name="kontakte-verwalten"/>
     <w:p>
       <w:pPr>
         <w:pStyle w:val="Heading3"/>
       </w:pPr>
       <w:r>
-        <w:t xml:space="preserve">Ein Gebäude teilen</w:t>
+        <w:t xml:space="preserve">Kontakte verwalten</w:t>
       </w:r>
     </w:p>
     <w:p>
@@ -4539,273 +5376,65 @@
         <w:pStyle w:val="FirstParagraph"/>
       </w:pPr>
       <w:r>
-        <w:t xml:space="preserve">Im Tab</w:t>
-      </w:r>
-      <w:r>
-        <w:t xml:space="preserve"> </w:t>
-      </w:r>
-      <w:r>
-        <w:rPr>
-          <w:b/>
-          <w:bCs/>
-        </w:rPr>
-        <w:t xml:space="preserve">Manage</w:t>
-      </w:r>
-      <w:r>
-        <w:t xml:space="preserve"> </w:t>
-      </w:r>
-      <w:r>
-        <w:t xml:space="preserve">hat jedes Gebäude unter „Your buildings” eigene Symbole:</w:t>
-      </w:r>
-      <w:r>
-        <w:t xml:space="preserve"> </w:t>
-      </w:r>
-      <w:r>
-        <w:t xml:space="preserve">Bearbeiten, Energieausweis hochladen, Energie-Jahr erfassen, Teilen,</w:t>
-      </w:r>
-      <w:r>
-        <w:t xml:space="preserve"> </w:t>
-      </w:r>
-      <w:r>
-        <w:t xml:space="preserve">Herunterladen und Löschen.</w:t>
-      </w:r>
-    </w:p>
-    <w:p>
-      <w:pPr>
-        <w:pStyle w:val="Compact"/>
-        <w:numPr>
-          <w:ilvl w:val="0"/>
-          <w:numId w:val="1010"/>
-        </w:numPr>
-      </w:pPr>
-      <w:r>
-        <w:t xml:space="preserve">Klicken Sie beim gewünschten Gebäude auf das Teilen-Symbol. Der Dialog „Share</w:t>
-      </w:r>
-      <w:r>
-        <w:t xml:space="preserve"> </w:t>
-      </w:r>
-      <w:r>
-        <w:t xml:space="preserve">Building Data” öffnet sich.</w:t>
-      </w:r>
-    </w:p>
-    <w:p>
-      <w:pPr>
-        <w:pStyle w:val="Compact"/>
-        <w:numPr>
-          <w:ilvl w:val="0"/>
-          <w:numId w:val="1010"/>
-        </w:numPr>
-      </w:pPr>
-      <w:r>
-        <w:t xml:space="preserve">Wählen Sie, an wen geteilt wird:</w:t>
-      </w:r>
-      <w:r>
-        <w:t xml:space="preserve"> </w:t>
-      </w:r>
-      <w:r>
-        <w:rPr>
-          <w:b/>
-          <w:bCs/>
-        </w:rPr>
-        <w:t xml:space="preserve">By WebID</w:t>
-      </w:r>
-      <w:r>
-        <w:t xml:space="preserve"> </w:t>
-      </w:r>
-      <w:r>
-        <w:t xml:space="preserve">(eine oder mehrere WebIDs</w:t>
-      </w:r>
-      <w:r>
-        <w:t xml:space="preserve"> </w:t>
-      </w:r>
-      <w:r>
-        <w:t xml:space="preserve">eingeben) oder</w:t>
-      </w:r>
-      <w:r>
-        <w:t xml:space="preserve"> </w:t>
-      </w:r>
-      <w:r>
-        <w:rPr>
-          <w:b/>
-          <w:bCs/>
-        </w:rPr>
-        <w:t xml:space="preserve">By role</w:t>
-      </w:r>
-      <w:r>
-        <w:t xml:space="preserve"> </w:t>
-      </w:r>
-      <w:r>
-        <w:t xml:space="preserve">(eine Rolle wählen – geteilt wird mit allen</w:t>
-      </w:r>
-      <w:r>
-        <w:t xml:space="preserve"> </w:t>
-      </w:r>
-      <w:r>
-        <w:t xml:space="preserve">Raum-Mitgliedern, die diese Rolle haben).</w:t>
-      </w:r>
-    </w:p>
-    <w:p>
-      <w:pPr>
-        <w:pStyle w:val="Compact"/>
-        <w:numPr>
-          <w:ilvl w:val="0"/>
-          <w:numId w:val="1010"/>
-        </w:numPr>
-      </w:pPr>
-      <w:r>
-        <w:t xml:space="preserve">Wählen Sie die Freigabestufe („Static building data only” oder „Static</w:t>
-      </w:r>
-      <w:r>
-        <w:t xml:space="preserve"> </w:t>
-      </w:r>
-      <w:r>
-        <w:t xml:space="preserve">building data and energy readings”) und bestätigen Sie mit</w:t>
-      </w:r>
-      <w:r>
-        <w:t xml:space="preserve"> </w:t>
-      </w:r>
-      <w:r>
-        <w:rPr>
-          <w:b/>
-          <w:bCs/>
-        </w:rPr>
-        <w:t xml:space="preserve">Share</w:t>
-      </w:r>
-      <w:r>
-        <w:t xml:space="preserve">.</w:t>
-      </w:r>
-    </w:p>
-    <w:p>
-      <w:pPr>
-        <w:pStyle w:val="BlockText"/>
-      </w:pPr>
-      <w:r>
-        <w:rPr>
-          <w:b/>
-          <w:bCs/>
-        </w:rPr>
-        <w:t xml:space="preserve">Technische Details (für Administratoren)</w:t>
-      </w:r>
-    </w:p>
-    <w:p>
-      <w:pPr>
-        <w:pStyle w:val="BlockText"/>
-      </w:pPr>
-      <w:r>
-        <w:t xml:space="preserve">Im Hintergrund setzt Granergize die ACL-Berechtigung für die Gebäudedatei</w:t>
-      </w:r>
-      <w:r>
-        <w:t xml:space="preserve"> </w:t>
-      </w:r>
-      <w:r>
-        <w:t xml:space="preserve">(und, falls Energiedaten geteilt werden, für die betreffenden Energiedateien),</w:t>
-      </w:r>
-      <w:r>
-        <w:t xml:space="preserve"> </w:t>
-      </w:r>
-      <w:r>
-        <w:t xml:space="preserve">sendet eine Access-Grant-Benachrichtigung an den Posteingang (</w:t>
-      </w:r>
-      <w:r>
-        <w:rPr>
-          <w:rStyle w:val="VerbatimChar"/>
-        </w:rPr>
-        <w:t xml:space="preserve">inbox/</w:t>
-      </w:r>
-      <w:r>
-        <w:t xml:space="preserve">) des</w:t>
-      </w:r>
-      <w:r>
-        <w:t xml:space="preserve"> </w:t>
-      </w:r>
-      <w:r>
-        <w:t xml:space="preserve">Empfängers und vermerkt die Freigabe im eigenen Pod. Der Empfänger verarbeitet</w:t>
-      </w:r>
-      <w:r>
-        <w:t xml:space="preserve"> </w:t>
-      </w:r>
-      <w:r>
-        <w:t xml:space="preserve">die Benachrichtigung und sieht anschließend die geteilten Daten.</w:t>
-      </w:r>
-    </w:p>
-    <w:bookmarkEnd w:id="77"/>
-    <w:bookmarkStart w:id="81" w:name="aggregierte-ansicht-erstellen-und-teilen"/>
-    <w:p>
-      <w:pPr>
-        <w:pStyle w:val="Heading3"/>
-      </w:pPr>
-      <w:r>
-        <w:t xml:space="preserve">Aggregierte Ansicht erstellen und teilen</w:t>
-      </w:r>
-    </w:p>
-    <w:p>
-      <w:pPr>
-        <w:pStyle w:val="Compact"/>
-        <w:numPr>
-          <w:ilvl w:val="0"/>
-          <w:numId w:val="1011"/>
-        </w:numPr>
-      </w:pPr>
-      <w:r>
-        <w:t xml:space="preserve">Wechseln Sie im Tab</w:t>
-      </w:r>
-      <w:r>
-        <w:t xml:space="preserve"> </w:t>
-      </w:r>
-      <w:r>
-        <w:rPr>
-          <w:b/>
-          <w:bCs/>
-        </w:rPr>
-        <w:t xml:space="preserve">Manage</w:t>
-      </w:r>
-      <w:r>
-        <w:t xml:space="preserve"> </w:t>
-      </w:r>
-      <w:r>
-        <w:t xml:space="preserve">zum Abschnitt „Aggregated views” und klicken</w:t>
-      </w:r>
-      <w:r>
-        <w:t xml:space="preserve"> </w:t>
-      </w:r>
-      <w:r>
-        <w:t xml:space="preserve">Sie auf „Create View”.</w:t>
-      </w:r>
-    </w:p>
-    <w:p>
-      <w:pPr>
-        <w:pStyle w:val="Compact"/>
-        <w:numPr>
-          <w:ilvl w:val="0"/>
-          <w:numId w:val="1011"/>
-        </w:numPr>
-      </w:pPr>
-      <w:r>
-        <w:t xml:space="preserve">Geben Sie einen Namen ein, wählen Sie die zu aggregierenden Gebäude und</w:t>
-      </w:r>
-      <w:r>
-        <w:t xml:space="preserve"> </w:t>
-      </w:r>
-      <w:r>
-        <w:t xml:space="preserve">Kennzahlen sowie die Aggregatsfunktion und erstellen Sie die Ansicht.</w:t>
-      </w:r>
-    </w:p>
-    <w:p>
-      <w:pPr>
-        <w:pStyle w:val="Compact"/>
-        <w:numPr>
-          <w:ilvl w:val="0"/>
-          <w:numId w:val="1011"/>
-        </w:numPr>
-      </w:pPr>
-      <w:r>
-        <w:t xml:space="preserve">Teilen Sie die fertige Ansicht über das Teilen-Symbol mit der WebID des</w:t>
-      </w:r>
-      <w:r>
-        <w:t xml:space="preserve"> </w:t>
-      </w:r>
-      <w:r>
-        <w:t xml:space="preserve">Empfängers.</w:t>
+        <w:t xml:space="preserve">Ebenfalls im Tab</w:t>
+      </w:r>
+      <w:r>
+        <w:t xml:space="preserve"> </w:t>
+      </w:r>
+      <w:r>
+        <w:rPr>
+          <w:b/>
+          <w:bCs/>
+        </w:rPr>
+        <w:t xml:space="preserve">Connect</w:t>
+      </w:r>
+      <w:r>
+        <w:t xml:space="preserve"> </w:t>
+      </w:r>
+      <w:r>
+        <w:t xml:space="preserve">führen Sie unter „Contacts” ein persönliches</w:t>
+      </w:r>
+      <w:r>
+        <w:t xml:space="preserve"> </w:t>
+      </w:r>
+      <w:r>
+        <w:t xml:space="preserve">Adressbuch Ihrer Geschäftspartner – jeder Eintrag ist eine WebID, zu der</w:t>
+      </w:r>
+      <w:r>
+        <w:t xml:space="preserve"> </w:t>
+      </w:r>
+      <w:r>
+        <w:t xml:space="preserve">Granergize automatisch den hinterlegten Namen und das Profilbild auflöst.</w:t>
+      </w:r>
+      <w:r>
+        <w:t xml:space="preserve"> </w:t>
+      </w:r>
+      <w:r>
+        <w:t xml:space="preserve">Geschäftspartner, mit denen Sie Daten teilen, werden hier automatisch gemerkt;</w:t>
+      </w:r>
+      <w:r>
+        <w:t xml:space="preserve"> </w:t>
+      </w:r>
+      <w:r>
+        <w:t xml:space="preserve">zusätzlich können Sie eine WebID von Hand eintragen und mit „Add” hinzufügen oder</w:t>
+      </w:r>
+      <w:r>
+        <w:t xml:space="preserve"> </w:t>
+      </w:r>
+      <w:r>
+        <w:t xml:space="preserve">einen Eintrag über das Lösch-Symbol wieder entfernen. Ihre Kontakte erscheinen</w:t>
+      </w:r>
+      <w:r>
+        <w:t xml:space="preserve"> </w:t>
+      </w:r>
+      <w:r>
+        <w:t xml:space="preserve">anschließend als Vorschläge, wann immer Sie Empfänger für eine Freigabe auswählen</w:t>
+      </w:r>
+      <w:r>
+        <w:t xml:space="preserve"> </w:t>
+      </w:r>
+      <w:r>
+        <w:t xml:space="preserve">– so müssen Sie eine WebID nicht jedes Mal neu eingeben.</w:t>
       </w:r>
     </w:p>
     <w:p>
@@ -4815,20 +5444,420 @@
       <w:r>
         <w:drawing>
           <wp:inline>
-            <wp:extent cx="4267200" cy="3200400"/>
+            <wp:extent cx="5334000" cy="4000499"/>
             <wp:effectExtent b="0" l="0" r="0" t="0"/>
-            <wp:docPr descr="Dialog zur Erstellung aggregierter Ansichten" title="" id="79" name="Picture"/>
+            <wp:docPr descr="Tab „Connect”: persönliches Adressbuch unter „Contacts”" title="" id="82" name="Picture"/>
             <a:graphic>
               <a:graphicData uri="http://schemas.openxmlformats.org/drawingml/2006/picture">
                 <pic:pic>
                   <pic:nvPicPr>
-                    <pic:cNvPr descr="figures/create-view.png" id="80" name="Picture"/>
+                    <pic:cNvPr descr="figures/contacts.png" id="83" name="Picture"/>
                     <pic:cNvPicPr>
                       <a:picLocks noChangeArrowheads="1" noChangeAspect="1"/>
                     </pic:cNvPicPr>
                   </pic:nvPicPr>
                   <pic:blipFill>
-                    <a:blip r:embed="rId78"/>
+                    <a:blip r:embed="rId81"/>
+                    <a:stretch>
+                      <a:fillRect/>
+                    </a:stretch>
+                  </pic:blipFill>
+                  <pic:spPr bwMode="auto">
+                    <a:xfrm>
+                      <a:off x="0" y="0"/>
+                      <a:ext cx="5334000" cy="4000499"/>
+                    </a:xfrm>
+                    <a:prstGeom prst="rect">
+                      <a:avLst/>
+                    </a:prstGeom>
+                    <a:noFill/>
+                    <a:ln w="9525">
+                      <a:noFill/>
+                      <a:headEnd/>
+                      <a:tailEnd/>
+                    </a:ln>
+                  </pic:spPr>
+                </pic:pic>
+              </a:graphicData>
+            </a:graphic>
+          </wp:inline>
+        </w:drawing>
+      </w:r>
+    </w:p>
+    <w:p>
+      <w:pPr>
+        <w:pStyle w:val="ImageCaption"/>
+      </w:pPr>
+      <w:r>
+        <w:t xml:space="preserve">Tab „Connect”: persönliches Adressbuch unter „Contacts”</w:t>
+      </w:r>
+    </w:p>
+    <w:bookmarkEnd w:id="84"/>
+    <w:bookmarkStart w:id="88" w:name="ein-gebäude-teilen"/>
+    <w:p>
+      <w:pPr>
+        <w:pStyle w:val="Heading3"/>
+      </w:pPr>
+      <w:r>
+        <w:t xml:space="preserve">Ein Gebäude teilen</w:t>
+      </w:r>
+    </w:p>
+    <w:p>
+      <w:pPr>
+        <w:pStyle w:val="FirstParagraph"/>
+      </w:pPr>
+      <w:r>
+        <w:t xml:space="preserve">Im Tab</w:t>
+      </w:r>
+      <w:r>
+        <w:t xml:space="preserve"> </w:t>
+      </w:r>
+      <w:r>
+        <w:rPr>
+          <w:b/>
+          <w:bCs/>
+        </w:rPr>
+        <w:t xml:space="preserve">Manage</w:t>
+      </w:r>
+      <w:r>
+        <w:t xml:space="preserve"> </w:t>
+      </w:r>
+      <w:r>
+        <w:t xml:space="preserve">hat jedes Gebäude unter „Your buildings” eigene Symbole:</w:t>
+      </w:r>
+      <w:r>
+        <w:t xml:space="preserve"> </w:t>
+      </w:r>
+      <w:r>
+        <w:t xml:space="preserve">Bearbeiten, Dateien verwalten, Energie-Jahr erfassen, Teilen, Herunterladen und</w:t>
+      </w:r>
+      <w:r>
+        <w:t xml:space="preserve"> </w:t>
+      </w:r>
+      <w:r>
+        <w:t xml:space="preserve">Löschen (siehe Abschnitt „Gebäude bearbeiten, Dateien verwalten und löschen”).</w:t>
+      </w:r>
+    </w:p>
+    <w:p>
+      <w:pPr>
+        <w:pStyle w:val="Compact"/>
+        <w:numPr>
+          <w:ilvl w:val="0"/>
+          <w:numId w:val="1013"/>
+        </w:numPr>
+      </w:pPr>
+      <w:r>
+        <w:t xml:space="preserve">Klicken Sie beim gewünschten Gebäude auf das Teilen-Symbol. Der Dialog „Share</w:t>
+      </w:r>
+      <w:r>
+        <w:t xml:space="preserve"> </w:t>
+      </w:r>
+      <w:r>
+        <w:t xml:space="preserve">Building Data” öffnet sich.</w:t>
+      </w:r>
+    </w:p>
+    <w:p>
+      <w:pPr>
+        <w:pStyle w:val="Compact"/>
+        <w:numPr>
+          <w:ilvl w:val="0"/>
+          <w:numId w:val="1013"/>
+        </w:numPr>
+      </w:pPr>
+      <w:r>
+        <w:t xml:space="preserve">Wählen Sie, an wen geteilt wird:</w:t>
+      </w:r>
+      <w:r>
+        <w:t xml:space="preserve"> </w:t>
+      </w:r>
+      <w:r>
+        <w:rPr>
+          <w:b/>
+          <w:bCs/>
+        </w:rPr>
+        <w:t xml:space="preserve">By WebID</w:t>
+      </w:r>
+      <w:r>
+        <w:t xml:space="preserve"> </w:t>
+      </w:r>
+      <w:r>
+        <w:t xml:space="preserve">(eine oder mehrere WebIDs</w:t>
+      </w:r>
+      <w:r>
+        <w:t xml:space="preserve"> </w:t>
+      </w:r>
+      <w:r>
+        <w:t xml:space="preserve">eingeben) oder</w:t>
+      </w:r>
+      <w:r>
+        <w:t xml:space="preserve"> </w:t>
+      </w:r>
+      <w:r>
+        <w:rPr>
+          <w:b/>
+          <w:bCs/>
+        </w:rPr>
+        <w:t xml:space="preserve">By role</w:t>
+      </w:r>
+      <w:r>
+        <w:t xml:space="preserve"> </w:t>
+      </w:r>
+      <w:r>
+        <w:t xml:space="preserve">(eine Rolle wählen – geteilt wird mit allen</w:t>
+      </w:r>
+      <w:r>
+        <w:t xml:space="preserve"> </w:t>
+      </w:r>
+      <w:r>
+        <w:t xml:space="preserve">Raum-Mitgliedern, die diese Rolle haben).</w:t>
+      </w:r>
+    </w:p>
+    <w:p>
+      <w:pPr>
+        <w:pStyle w:val="Compact"/>
+        <w:numPr>
+          <w:ilvl w:val="0"/>
+          <w:numId w:val="1013"/>
+        </w:numPr>
+      </w:pPr>
+      <w:r>
+        <w:t xml:space="preserve">Wählen Sie unter „What to share” den Freigabeumfang – nur Stammdaten, Stammdaten</w:t>
+      </w:r>
+      <w:r>
+        <w:t xml:space="preserve"> </w:t>
+      </w:r>
+      <w:r>
+        <w:t xml:space="preserve">mit allen Energiejahren oder Stammdaten mit ausgewählten Jahren (siehe Abschnitt</w:t>
+      </w:r>
+      <w:r>
+        <w:t xml:space="preserve"> </w:t>
+      </w:r>
+      <w:r>
+        <w:t xml:space="preserve">„Individuelle Gebäudedaten teilen”) – und bestätigen Sie mit</w:t>
+      </w:r>
+      <w:r>
+        <w:t xml:space="preserve"> </w:t>
+      </w:r>
+      <w:r>
+        <w:rPr>
+          <w:b/>
+          <w:bCs/>
+        </w:rPr>
+        <w:t xml:space="preserve">Share</w:t>
+      </w:r>
+      <w:r>
+        <w:t xml:space="preserve">.</w:t>
+      </w:r>
+    </w:p>
+    <w:p>
+      <w:pPr>
+        <w:pStyle w:val="CaptionedFigure"/>
+      </w:pPr>
+      <w:r>
+        <w:drawing>
+          <wp:inline>
+            <wp:extent cx="5334000" cy="4000499"/>
+            <wp:effectExtent b="0" l="0" r="0" t="0"/>
+            <wp:docPr descr="Tab „Manage”: ein Gebäude mit seinen Symbolen zum Teilen, Bearbeiten und Verwalten" title="" id="86" name="Picture"/>
+            <a:graphic>
+              <a:graphicData uri="http://schemas.openxmlformats.org/drawingml/2006/picture">
+                <pic:pic>
+                  <pic:nvPicPr>
+                    <pic:cNvPr descr="figures/share-building.png" id="87" name="Picture"/>
+                    <pic:cNvPicPr>
+                      <a:picLocks noChangeArrowheads="1" noChangeAspect="1"/>
+                    </pic:cNvPicPr>
+                  </pic:nvPicPr>
+                  <pic:blipFill>
+                    <a:blip r:embed="rId85"/>
+                    <a:stretch>
+                      <a:fillRect/>
+                    </a:stretch>
+                  </pic:blipFill>
+                  <pic:spPr bwMode="auto">
+                    <a:xfrm>
+                      <a:off x="0" y="0"/>
+                      <a:ext cx="5334000" cy="4000499"/>
+                    </a:xfrm>
+                    <a:prstGeom prst="rect">
+                      <a:avLst/>
+                    </a:prstGeom>
+                    <a:noFill/>
+                    <a:ln w="9525">
+                      <a:noFill/>
+                      <a:headEnd/>
+                      <a:tailEnd/>
+                    </a:ln>
+                  </pic:spPr>
+                </pic:pic>
+              </a:graphicData>
+            </a:graphic>
+          </wp:inline>
+        </w:drawing>
+      </w:r>
+    </w:p>
+    <w:p>
+      <w:pPr>
+        <w:pStyle w:val="ImageCaption"/>
+      </w:pPr>
+      <w:r>
+        <w:t xml:space="preserve">Tab „Manage”: ein Gebäude mit seinen Symbolen zum Teilen, Bearbeiten und Verwalten</w:t>
+      </w:r>
+    </w:p>
+    <w:p>
+      <w:pPr>
+        <w:pStyle w:val="BlockText"/>
+      </w:pPr>
+      <w:r>
+        <w:rPr>
+          <w:b/>
+          <w:bCs/>
+        </w:rPr>
+        <w:t xml:space="preserve">Technische Details (für Administratoren)</w:t>
+      </w:r>
+    </w:p>
+    <w:p>
+      <w:pPr>
+        <w:pStyle w:val="BlockText"/>
+      </w:pPr>
+      <w:r>
+        <w:t xml:space="preserve">Im Hintergrund setzt Granergize die ACL-Berechtigung für die Gebäudedatei</w:t>
+      </w:r>
+      <w:r>
+        <w:t xml:space="preserve"> </w:t>
+      </w:r>
+      <w:r>
+        <w:t xml:space="preserve">(und, falls Energiedaten geteilt werden, für die betreffenden Energiedateien),</w:t>
+      </w:r>
+      <w:r>
+        <w:t xml:space="preserve"> </w:t>
+      </w:r>
+      <w:r>
+        <w:t xml:space="preserve">sendet eine Access-Grant-Benachrichtigung an den Posteingang (</w:t>
+      </w:r>
+      <w:r>
+        <w:rPr>
+          <w:rStyle w:val="VerbatimChar"/>
+        </w:rPr>
+        <w:t xml:space="preserve">inbox/</w:t>
+      </w:r>
+      <w:r>
+        <w:t xml:space="preserve">) des</w:t>
+      </w:r>
+      <w:r>
+        <w:t xml:space="preserve"> </w:t>
+      </w:r>
+      <w:r>
+        <w:t xml:space="preserve">Empfängers und vermerkt die Freigabe im eigenen Pod. Der Empfänger verarbeitet</w:t>
+      </w:r>
+      <w:r>
+        <w:t xml:space="preserve"> </w:t>
+      </w:r>
+      <w:r>
+        <w:t xml:space="preserve">die Benachrichtigung und sieht anschließend die geteilten Daten.</w:t>
+      </w:r>
+    </w:p>
+    <w:bookmarkEnd w:id="88"/>
+    <w:bookmarkStart w:id="92" w:name="aggregierte-ansicht-erstellen-und-teilen"/>
+    <w:p>
+      <w:pPr>
+        <w:pStyle w:val="Heading3"/>
+      </w:pPr>
+      <w:r>
+        <w:t xml:space="preserve">Aggregierte Ansicht erstellen und teilen</w:t>
+      </w:r>
+    </w:p>
+    <w:p>
+      <w:pPr>
+        <w:pStyle w:val="Compact"/>
+        <w:numPr>
+          <w:ilvl w:val="0"/>
+          <w:numId w:val="1014"/>
+        </w:numPr>
+      </w:pPr>
+      <w:r>
+        <w:t xml:space="preserve">Wechseln Sie im Tab</w:t>
+      </w:r>
+      <w:r>
+        <w:t xml:space="preserve"> </w:t>
+      </w:r>
+      <w:r>
+        <w:rPr>
+          <w:b/>
+          <w:bCs/>
+        </w:rPr>
+        <w:t xml:space="preserve">Manage</w:t>
+      </w:r>
+      <w:r>
+        <w:t xml:space="preserve"> </w:t>
+      </w:r>
+      <w:r>
+        <w:t xml:space="preserve">zum Abschnitt „Aggregated views” und klicken</w:t>
+      </w:r>
+      <w:r>
+        <w:t xml:space="preserve"> </w:t>
+      </w:r>
+      <w:r>
+        <w:t xml:space="preserve">Sie auf „Create View”.</w:t>
+      </w:r>
+    </w:p>
+    <w:p>
+      <w:pPr>
+        <w:pStyle w:val="Compact"/>
+        <w:numPr>
+          <w:ilvl w:val="0"/>
+          <w:numId w:val="1014"/>
+        </w:numPr>
+      </w:pPr>
+      <w:r>
+        <w:t xml:space="preserve">Geben Sie einen Namen ein, wählen Sie die zu aggregierenden Gebäude und</w:t>
+      </w:r>
+      <w:r>
+        <w:t xml:space="preserve"> </w:t>
+      </w:r>
+      <w:r>
+        <w:t xml:space="preserve">Kennzahlen sowie die Aggregatsfunktion und erstellen Sie die Ansicht.</w:t>
+      </w:r>
+    </w:p>
+    <w:p>
+      <w:pPr>
+        <w:pStyle w:val="Compact"/>
+        <w:numPr>
+          <w:ilvl w:val="0"/>
+          <w:numId w:val="1014"/>
+        </w:numPr>
+      </w:pPr>
+      <w:r>
+        <w:t xml:space="preserve">Teilen Sie die fertige Ansicht über das Teilen-Symbol mit der WebID des</w:t>
+      </w:r>
+      <w:r>
+        <w:t xml:space="preserve"> </w:t>
+      </w:r>
+      <w:r>
+        <w:t xml:space="preserve">Empfängers.</w:t>
+      </w:r>
+    </w:p>
+    <w:p>
+      <w:pPr>
+        <w:pStyle w:val="CaptionedFigure"/>
+      </w:pPr>
+      <w:r>
+        <w:drawing>
+          <wp:inline>
+            <wp:extent cx="4267200" cy="3200400"/>
+            <wp:effectExtent b="0" l="0" r="0" t="0"/>
+            <wp:docPr descr="Dialog zur Erstellung aggregierter Ansichten" title="" id="90" name="Picture"/>
+            <a:graphic>
+              <a:graphicData uri="http://schemas.openxmlformats.org/drawingml/2006/picture">
+                <pic:pic>
+                  <pic:nvPicPr>
+                    <pic:cNvPr descr="figures/create-view.png" id="91" name="Picture"/>
+                    <pic:cNvPicPr>
+                      <a:picLocks noChangeArrowheads="1" noChangeAspect="1"/>
+                    </pic:cNvPicPr>
+                  </pic:nvPicPr>
+                  <pic:blipFill>
+                    <a:blip r:embed="rId89"/>
                     <a:stretch>
                       <a:fillRect/>
                     </a:stretch>
@@ -4901,8 +5930,8 @@
         <w:t xml:space="preserve">sodass die Einzelgebäude nicht offengelegt werden.</w:t>
       </w:r>
     </w:p>
-    <w:bookmarkEnd w:id="81"/>
-    <w:bookmarkStart w:id="82" w:name="mit-ihnen-geteilte-daten"/>
+    <w:bookmarkEnd w:id="92"/>
+    <w:bookmarkStart w:id="96" w:name="mit-ihnen-geteilte-daten"/>
     <w:p>
       <w:pPr>
         <w:pStyle w:val="Heading3"/>
@@ -4966,8 +5995,89 @@
         <w:t xml:space="preserve">ebenda unter „Views shared with you”.</w:t>
       </w:r>
     </w:p>
-    <w:bookmarkEnd w:id="82"/>
-    <w:bookmarkStart w:id="83" w:name="zugriff-widerrufen"/>
+    <w:p>
+      <w:pPr>
+        <w:pStyle w:val="CaptionedFigure"/>
+      </w:pPr>
+      <w:r>
+        <w:drawing>
+          <wp:inline>
+            <wp:extent cx="5334000" cy="4000499"/>
+            <wp:effectExtent b="0" l="0" r="0" t="0"/>
+            <wp:docPr descr="Tab „Share”: mit Ihnen geteilte Gebäude unter „Buildings shared with you”" title="" id="94" name="Picture"/>
+            <a:graphic>
+              <a:graphicData uri="http://schemas.openxmlformats.org/drawingml/2006/picture">
+                <pic:pic>
+                  <pic:nvPicPr>
+                    <pic:cNvPr descr="figures/shared-with-you.png" id="95" name="Picture"/>
+                    <pic:cNvPicPr>
+                      <a:picLocks noChangeArrowheads="1" noChangeAspect="1"/>
+                    </pic:cNvPicPr>
+                  </pic:nvPicPr>
+                  <pic:blipFill>
+                    <a:blip r:embed="rId93"/>
+                    <a:stretch>
+                      <a:fillRect/>
+                    </a:stretch>
+                  </pic:blipFill>
+                  <pic:spPr bwMode="auto">
+                    <a:xfrm>
+                      <a:off x="0" y="0"/>
+                      <a:ext cx="5334000" cy="4000499"/>
+                    </a:xfrm>
+                    <a:prstGeom prst="rect">
+                      <a:avLst/>
+                    </a:prstGeom>
+                    <a:noFill/>
+                    <a:ln w="9525">
+                      <a:noFill/>
+                      <a:headEnd/>
+                      <a:tailEnd/>
+                    </a:ln>
+                  </pic:spPr>
+                </pic:pic>
+              </a:graphicData>
+            </a:graphic>
+          </wp:inline>
+        </w:drawing>
+      </w:r>
+    </w:p>
+    <w:p>
+      <w:pPr>
+        <w:pStyle w:val="ImageCaption"/>
+      </w:pPr>
+      <w:r>
+        <w:t xml:space="preserve">Tab „Share”: mit Ihnen geteilte Gebäude unter „Buildings shared with you”</w:t>
+      </w:r>
+    </w:p>
+    <w:p>
+      <w:pPr>
+        <w:pStyle w:val="BodyText"/>
+      </w:pPr>
+      <w:r>
+        <w:t xml:space="preserve">Über das Augen-Symbol können Sie ein mit Ihnen geteiltes Gebäude bei Bedarf aus</w:t>
+      </w:r>
+      <w:r>
+        <w:t xml:space="preserve"> </w:t>
+      </w:r>
+      <w:r>
+        <w:t xml:space="preserve">Ihrer eigenen Karten- und Listenansicht ausblenden und später wieder einblenden.</w:t>
+      </w:r>
+      <w:r>
+        <w:t xml:space="preserve"> </w:t>
+      </w:r>
+      <w:r>
+        <w:t xml:space="preserve">Das betrifft nur Ihre persönliche Ansicht – die Freigabe selbst bleibt davon</w:t>
+      </w:r>
+      <w:r>
+        <w:t xml:space="preserve"> </w:t>
+      </w:r>
+      <w:r>
+        <w:t xml:space="preserve">unberührt.</w:t>
+      </w:r>
+    </w:p>
+    <w:bookmarkEnd w:id="96"/>
+    <w:bookmarkStart w:id="97" w:name="zugriff-widerrufen"/>
     <w:p>
       <w:pPr>
         <w:pStyle w:val="Heading3"/>
@@ -5052,10 +6162,10 @@
         <w:t xml:space="preserve">Empfänger keine Benachrichtigung – dies ist nun behoben.)</w:t>
       </w:r>
     </w:p>
-    <w:bookmarkEnd w:id="83"/>
-    <w:bookmarkEnd w:id="84"/>
-    <w:bookmarkEnd w:id="85"/>
-    <w:bookmarkStart w:id="86" w:name="was-steckt-hinter-granergize"/>
+    <w:bookmarkEnd w:id="97"/>
+    <w:bookmarkEnd w:id="98"/>
+    <w:bookmarkEnd w:id="99"/>
+    <w:bookmarkStart w:id="100" w:name="was-steckt-hinter-granergize"/>
     <w:p>
       <w:pPr>
         <w:pStyle w:val="Heading1"/>
@@ -5203,8 +6313,8 @@
         <w:t xml:space="preserve">Logistikimmobilienökosystem.</w:t>
       </w:r>
     </w:p>
-    <w:bookmarkEnd w:id="86"/>
-    <w:bookmarkStart w:id="88" w:name="literaturverzeichnis"/>
+    <w:bookmarkEnd w:id="100"/>
+    <w:bookmarkStart w:id="102" w:name="literaturverzeichnis"/>
     <w:p>
       <w:pPr>
         <w:pStyle w:val="Heading1"/>
@@ -5335,7 +6445,7 @@
       <w:r>
         <w:t xml:space="preserve"> </w:t>
       </w:r>
-      <w:hyperlink r:id="rId87">
+      <w:hyperlink r:id="rId101">
         <w:r>
           <w:rPr>
             <w:rStyle w:val="Hyperlink"/>
@@ -5344,7 +6454,7 @@
         </w:r>
       </w:hyperlink>
     </w:p>
-    <w:bookmarkEnd w:id="88"/>
+    <w:bookmarkEnd w:id="102"/>
     <w:sectPr/>
   </w:body>
 </w:document>
@@ -5679,24 +6789,6 @@
     </w:lvlOverride>
   </w:num>
   <w:num w:numId="1004">
-    <w:abstractNumId w:val="991"/>
-  </w:num>
-  <w:num w:numId="1005">
-    <w:abstractNumId w:val="991"/>
-  </w:num>
-  <w:num w:numId="1006">
-    <w:abstractNumId w:val="991"/>
-  </w:num>
-  <w:num w:numId="1007">
-    <w:abstractNumId w:val="991"/>
-  </w:num>
-  <w:num w:numId="1008">
-    <w:abstractNumId w:val="991"/>
-  </w:num>
-  <w:num w:numId="1009">
-    <w:abstractNumId w:val="991"/>
-  </w:num>
-  <w:num w:numId="1010">
     <w:abstractNumId w:val="99411"/>
     <w:lvlOverride w:ilvl="0">
       <w:startOverride w:val="1"/>
@@ -5726,7 +6818,61 @@
       <w:startOverride w:val="1"/>
     </w:lvlOverride>
   </w:num>
+  <w:num w:numId="1005">
+    <w:abstractNumId w:val="991"/>
+  </w:num>
+  <w:num w:numId="1006">
+    <w:abstractNumId w:val="991"/>
+  </w:num>
+  <w:num w:numId="1007">
+    <w:abstractNumId w:val="991"/>
+  </w:num>
+  <w:num w:numId="1008">
+    <w:abstractNumId w:val="991"/>
+  </w:num>
+  <w:num w:numId="1009">
+    <w:abstractNumId w:val="991"/>
+  </w:num>
+  <w:num w:numId="1010">
+    <w:abstractNumId w:val="991"/>
+  </w:num>
   <w:num w:numId="1011">
+    <w:abstractNumId w:val="991"/>
+  </w:num>
+  <w:num w:numId="1012">
+    <w:abstractNumId w:val="991"/>
+  </w:num>
+  <w:num w:numId="1013">
+    <w:abstractNumId w:val="99411"/>
+    <w:lvlOverride w:ilvl="0">
+      <w:startOverride w:val="1"/>
+    </w:lvlOverride>
+    <w:lvlOverride w:ilvl="1">
+      <w:startOverride w:val="1"/>
+    </w:lvlOverride>
+    <w:lvlOverride w:ilvl="2">
+      <w:startOverride w:val="1"/>
+    </w:lvlOverride>
+    <w:lvlOverride w:ilvl="3">
+      <w:startOverride w:val="1"/>
+    </w:lvlOverride>
+    <w:lvlOverride w:ilvl="4">
+      <w:startOverride w:val="1"/>
+    </w:lvlOverride>
+    <w:lvlOverride w:ilvl="5">
+      <w:startOverride w:val="1"/>
+    </w:lvlOverride>
+    <w:lvlOverride w:ilvl="6">
+      <w:startOverride w:val="1"/>
+    </w:lvlOverride>
+    <w:lvlOverride w:ilvl="7">
+      <w:startOverride w:val="1"/>
+    </w:lvlOverride>
+    <w:lvlOverride w:ilvl="8">
+      <w:startOverride w:val="1"/>
+    </w:lvlOverride>
+  </w:num>
+  <w:num w:numId="1014">
     <w:abstractNumId w:val="99411"/>
     <w:lvlOverride w:ilvl="0">
       <w:startOverride w:val="1"/>

--- a/public/granergize-handbuch.docx
+++ b/public/granergize-handbuch.docx
@@ -4196,7 +4196,35 @@
         <w:t xml:space="preserve"> </w:t>
       </w:r>
       <w:r>
-        <w:t xml:space="preserve">das Jahresformular:</w:t>
+        <w:t xml:space="preserve">den Dialog. Oben listet die Tabelle</w:t>
+      </w:r>
+      <w:r>
+        <w:t xml:space="preserve"> </w:t>
+      </w:r>
+      <w:r>
+        <w:rPr>
+          <w:b/>
+          <w:bCs/>
+        </w:rPr>
+        <w:t xml:space="preserve">„Stored years”</w:t>
+      </w:r>
+      <w:r>
+        <w:t xml:space="preserve"> </w:t>
+      </w:r>
+      <w:r>
+        <w:t xml:space="preserve">alle bereits</w:t>
+      </w:r>
+      <w:r>
+        <w:t xml:space="preserve"> </w:t>
+      </w:r>
+      <w:r>
+        <w:t xml:space="preserve">erfassten Jahre mit ihren Werten auf – so sehen Sie auf einen Blick, was</w:t>
+      </w:r>
+      <w:r>
+        <w:t xml:space="preserve"> </w:t>
+      </w:r>
+      <w:r>
+        <w:t xml:space="preserve">gespeichert ist; darunter steht das Eingabeformular.</w:t>
       </w:r>
     </w:p>
     <w:p>
@@ -4212,37 +4240,103 @@
           <w:b/>
           <w:bCs/>
         </w:rPr>
-        <w:t xml:space="preserve">Jahr erfassen oder aktualisieren:</w:t>
-      </w:r>
-      <w:r>
-        <w:t xml:space="preserve"> </w:t>
-      </w:r>
-      <w:r>
-        <w:t xml:space="preserve">Wählen Sie ein Jahr und tragen Sie die</w:t>
-      </w:r>
-      <w:r>
-        <w:t xml:space="preserve"> </w:t>
-      </w:r>
-      <w:r>
-        <w:t xml:space="preserve">Verbrauchswerte ein. Bereits erfasste Jahre lassen sich jederzeit nachträglich</w:t>
-      </w:r>
-      <w:r>
-        <w:t xml:space="preserve"> </w:t>
-      </w:r>
-      <w:r>
-        <w:t xml:space="preserve">ändern oder ergänzen – so halten Sie die Verbrauchsdaten über die Jahre</w:t>
-      </w:r>
-      <w:r>
-        <w:t xml:space="preserve"> </w:t>
-      </w:r>
-      <w:r>
-        <w:t xml:space="preserve">aktuell. (Damit ist insbesondere das Hinzufügen neuer Jahresscheiben und das</w:t>
-      </w:r>
-      <w:r>
-        <w:t xml:space="preserve"> </w:t>
-      </w:r>
-      <w:r>
-        <w:t xml:space="preserve">spätere Aktualisieren von Verbrauchsdaten möglich.)</w:t>
+        <w:t xml:space="preserve">Jahr erfassen:</w:t>
+      </w:r>
+      <w:r>
+        <w:t xml:space="preserve"> </w:t>
+      </w:r>
+      <w:r>
+        <w:t xml:space="preserve">Wählen Sie ein Jahr und tragen Sie die Verbrauchswerte ein.</w:t>
+      </w:r>
+      <w:r>
+        <w:t xml:space="preserve"> </w:t>
+      </w:r>
+      <w:r>
+        <w:t xml:space="preserve">Nach dem Speichern bleibt der Dialog geöffnet, und das neue Jahr erscheint</w:t>
+      </w:r>
+      <w:r>
+        <w:t xml:space="preserve"> </w:t>
+      </w:r>
+      <w:r>
+        <w:t xml:space="preserve">sofort in der Tabelle.</w:t>
+      </w:r>
+    </w:p>
+    <w:p>
+      <w:pPr>
+        <w:pStyle w:val="Compact"/>
+        <w:numPr>
+          <w:ilvl w:val="0"/>
+          <w:numId w:val="1008"/>
+        </w:numPr>
+      </w:pPr>
+      <w:r>
+        <w:rPr>
+          <w:b/>
+          <w:bCs/>
+        </w:rPr>
+        <w:t xml:space="preserve">Jahr aktualisieren oder löschen:</w:t>
+      </w:r>
+      <w:r>
+        <w:t xml:space="preserve"> </w:t>
+      </w:r>
+      <w:r>
+        <w:t xml:space="preserve">Über die Schaltflächen je Tabellenzeile</w:t>
+      </w:r>
+      <w:r>
+        <w:t xml:space="preserve"> </w:t>
+      </w:r>
+      <w:r>
+        <w:t xml:space="preserve">laden Sie ein gespeichertes Jahr zum</w:t>
+      </w:r>
+      <w:r>
+        <w:t xml:space="preserve"> </w:t>
+      </w:r>
+      <w:r>
+        <w:rPr>
+          <w:b/>
+          <w:bCs/>
+        </w:rPr>
+        <w:t xml:space="preserve">Bearbeiten</w:t>
+      </w:r>
+      <w:r>
+        <w:t xml:space="preserve"> </w:t>
+      </w:r>
+      <w:r>
+        <w:t xml:space="preserve">zurück ins Formular – die</w:t>
+      </w:r>
+      <w:r>
+        <w:t xml:space="preserve"> </w:t>
+      </w:r>
+      <w:r>
+        <w:t xml:space="preserve">vorhandenen Werte werden vorbefüllt, sodass das Ergänzen einzelner Kennzahlen</w:t>
+      </w:r>
+      <w:r>
+        <w:t xml:space="preserve"> </w:t>
+      </w:r>
+      <w:r>
+        <w:t xml:space="preserve">die übrigen nicht überschreibt – oder</w:t>
+      </w:r>
+      <w:r>
+        <w:t xml:space="preserve"> </w:t>
+      </w:r>
+      <w:r>
+        <w:rPr>
+          <w:b/>
+          <w:bCs/>
+        </w:rPr>
+        <w:t xml:space="preserve">löschen</w:t>
+      </w:r>
+      <w:r>
+        <w:t xml:space="preserve"> </w:t>
+      </w:r>
+      <w:r>
+        <w:t xml:space="preserve">es. So halten Sie die</w:t>
+      </w:r>
+      <w:r>
+        <w:t xml:space="preserve"> </w:t>
+      </w:r>
+      <w:r>
+        <w:t xml:space="preserve">Verbrauchsdaten über die Jahre aktuell.</w:t>
       </w:r>
     </w:p>
     <w:p>
@@ -4533,13 +4627,29 @@
         <w:t xml:space="preserve"> </w:t>
       </w:r>
       <w:r>
-        <w:t xml:space="preserve">der Energieverbrauch je Jahr als Diagramm. Haben Sie zu einem</w:t>
-      </w:r>
-      <w:r>
-        <w:t xml:space="preserve"> </w:t>
-      </w:r>
-      <w:r>
-        <w:t xml:space="preserve">Jahr sowohl geplante (Soll-) als auch tatsächliche (Ist-)Werte erfasst, werden</w:t>
+        <w:t xml:space="preserve">der Energieverbrauch je Jahr – zunächst als</w:t>
+      </w:r>
+      <w:r>
+        <w:t xml:space="preserve"> </w:t>
+      </w:r>
+      <w:r>
+        <w:rPr>
+          <w:b/>
+          <w:bCs/>
+        </w:rPr>
+        <w:t xml:space="preserve">Übersichtstabelle</w:t>
+      </w:r>
+      <w:r>
+        <w:t xml:space="preserve"> </w:t>
+      </w:r>
+      <w:r>
+        <w:t xml:space="preserve">mit den Jahreswerten, darunter als Diagramm. Haben Sie zu</w:t>
+      </w:r>
+      <w:r>
+        <w:t xml:space="preserve"> </w:t>
+      </w:r>
+      <w:r>
+        <w:t xml:space="preserve">einem Jahr sowohl geplante (Soll-) als auch tatsächliche (Ist-)Werte erfasst, werden</w:t>
       </w:r>
       <w:r>
         <w:t xml:space="preserve"> </w:t>

--- a/public/granergize-handbuch.docx
+++ b/public/granergize-handbuch.docx
@@ -3661,7 +3661,7 @@
           <w:b/>
           <w:bCs/>
         </w:rPr>
-        <w:t xml:space="preserve">Autofill from file:</w:t>
+        <w:t xml:space="preserve">Import from file:</w:t>
       </w:r>
       <w:r>
         <w:t xml:space="preserve"> </w:t>

--- a/public/granergize-handbuch.docx
+++ b/public/granergize-handbuch.docx
@@ -1377,7 +1377,7 @@
     </w:p>
     <w:bookmarkEnd w:id="33"/>
     <w:bookmarkEnd w:id="34"/>
-    <w:bookmarkStart w:id="69" w:name="granergize-in-der-praxis-nutzen"/>
+    <w:bookmarkStart w:id="73" w:name="granergize-in-der-praxis-nutzen"/>
     <w:p>
       <w:pPr>
         <w:pStyle w:val="Heading1"/>
@@ -2165,13 +2165,13 @@
       </w:r>
     </w:p>
     <w:bookmarkEnd w:id="41"/>
-    <w:bookmarkStart w:id="42" w:name="X296196fc5c046e15197584232cd032099635da4"/>
+    <w:bookmarkStart w:id="42" w:name="ihre-organisation-festlegen"/>
     <w:p>
       <w:pPr>
         <w:pStyle w:val="Heading2"/>
       </w:pPr>
       <w:r>
-        <w:t xml:space="preserve">Ihre Organisation und Ihre Datenproduzenten-Rolle festlegen</w:t>
+        <w:t xml:space="preserve">Ihre Organisation festlegen</w:t>
       </w:r>
     </w:p>
     <w:p>
@@ -2201,19 +2201,19 @@
         <w:t xml:space="preserve"> </w:t>
       </w:r>
       <w:r>
-        <w:t xml:space="preserve">Unternehmen samt Datenproduzenten-Rolle und Logo. Diese Angaben gelten danach für</w:t>
-      </w:r>
-      <w:r>
-        <w:t xml:space="preserve"> </w:t>
-      </w:r>
-      <w:r>
-        <w:t xml:space="preserve">alle Gebäude, die Sie erfassen; Sie müssen sie nicht bei jeder Dateneingabe</w:t>
-      </w:r>
-      <w:r>
-        <w:t xml:space="preserve"> </w:t>
-      </w:r>
-      <w:r>
-        <w:t xml:space="preserve">wiederholen. Öffnen Sie über das Avatar-Symbol (oben rechts) den Dialog</w:t>
+        <w:t xml:space="preserve">Unternehmen samt Logo. Diese Angaben gelten danach für alle Gebäude, die Sie</w:t>
+      </w:r>
+      <w:r>
+        <w:t xml:space="preserve"> </w:t>
+      </w:r>
+      <w:r>
+        <w:t xml:space="preserve">erfassen; Sie müssen sie nicht bei jeder Dateneingabe wiederholen. Öffnen Sie über</w:t>
+      </w:r>
+      <w:r>
+        <w:t xml:space="preserve"> </w:t>
+      </w:r>
+      <w:r>
+        <w:t xml:space="preserve">das Avatar-Symbol (oben rechts) den Dialog</w:t>
       </w:r>
       <w:r>
         <w:t xml:space="preserve"> </w:t>
@@ -2229,7 +2229,13 @@
         <w:t xml:space="preserve"> </w:t>
       </w:r>
       <w:r>
-        <w:t xml:space="preserve">und füllen Sie die Felder aus:</w:t>
+        <w:t xml:space="preserve">und füllen Sie die</w:t>
+      </w:r>
+      <w:r>
+        <w:t xml:space="preserve"> </w:t>
+      </w:r>
+      <w:r>
+        <w:t xml:space="preserve">Felder aus:</w:t>
       </w:r>
     </w:p>
     <w:p>
@@ -2273,150 +2279,19 @@
           <w:b/>
           <w:bCs/>
         </w:rPr>
-        <w:t xml:space="preserve">Art des Unternehmens</w:t>
-      </w:r>
-      <w:r>
-        <w:t xml:space="preserve"> </w:t>
-      </w:r>
-      <w:r>
-        <w:t xml:space="preserve">(„Kind of company”): Ihre Datenproduzenten-Rolle im</w:t>
-      </w:r>
-      <w:r>
-        <w:t xml:space="preserve"> </w:t>
-      </w:r>
-      <w:r>
-        <w:t xml:space="preserve">Immobilienökosystem. Zur Auswahl stehen</w:t>
-      </w:r>
-      <w:r>
-        <w:t xml:space="preserve"> </w:t>
-      </w:r>
-      <w:r>
-        <w:rPr>
-          <w:b/>
-          <w:bCs/>
-        </w:rPr>
-        <w:t xml:space="preserve">Investor</w:t>
-      </w:r>
-      <w:r>
-        <w:t xml:space="preserve">,</w:t>
-      </w:r>
-      <w:r>
-        <w:t xml:space="preserve"> </w:t>
-      </w:r>
-      <w:r>
-        <w:rPr>
-          <w:b/>
-          <w:bCs/>
-        </w:rPr>
-        <w:t xml:space="preserve">Nutzer</w:t>
-      </w:r>
-      <w:r>
-        <w:t xml:space="preserve"> </w:t>
-      </w:r>
-      <w:r>
-        <w:t xml:space="preserve">(Auswahl</w:t>
-      </w:r>
-      <w:r>
-        <w:t xml:space="preserve"> </w:t>
-      </w:r>
-      <w:r>
-        <w:t xml:space="preserve">„User”),</w:t>
-      </w:r>
-      <w:r>
-        <w:t xml:space="preserve"> </w:t>
-      </w:r>
-      <w:r>
-        <w:rPr>
-          <w:b/>
-          <w:bCs/>
-        </w:rPr>
-        <w:t xml:space="preserve">Benchmark Service Provider</w:t>
-      </w:r>
-      <w:r>
-        <w:t xml:space="preserve">,</w:t>
-      </w:r>
-      <w:r>
-        <w:t xml:space="preserve"> </w:t>
-      </w:r>
-      <w:r>
-        <w:rPr>
-          <w:b/>
-          <w:bCs/>
-        </w:rPr>
-        <w:t xml:space="preserve">Facility Manager</w:t>
-      </w:r>
-      <w:r>
-        <w:t xml:space="preserve">,</w:t>
-      </w:r>
-      <w:r>
-        <w:t xml:space="preserve"> </w:t>
-      </w:r>
-      <w:r>
-        <w:rPr>
-          <w:b/>
-          <w:bCs/>
-        </w:rPr>
-        <w:t xml:space="preserve">Entwickler</w:t>
-      </w:r>
-      <w:r>
-        <w:t xml:space="preserve"> </w:t>
-      </w:r>
-      <w:r>
-        <w:t xml:space="preserve">(Auswahl „Developer”),</w:t>
-      </w:r>
-      <w:r>
-        <w:t xml:space="preserve"> </w:t>
-      </w:r>
-      <w:r>
-        <w:rPr>
-          <w:b/>
-          <w:bCs/>
-        </w:rPr>
-        <w:t xml:space="preserve">Berater/Makler</w:t>
-      </w:r>
-      <w:r>
-        <w:t xml:space="preserve"> </w:t>
-      </w:r>
-      <w:r>
-        <w:t xml:space="preserve">(Auswahl „Consultant / Broker”),</w:t>
-      </w:r>
-      <w:r>
-        <w:t xml:space="preserve"> </w:t>
-      </w:r>
-      <w:r>
-        <w:rPr>
-          <w:b/>
-          <w:bCs/>
-        </w:rPr>
-        <w:t xml:space="preserve">Softwaredienstleister</w:t>
-      </w:r>
-      <w:r>
-        <w:t xml:space="preserve"> </w:t>
-      </w:r>
-      <w:r>
-        <w:t xml:space="preserve">(Auswahl „Software Provider”) und</w:t>
-      </w:r>
-      <w:r>
-        <w:t xml:space="preserve"> </w:t>
-      </w:r>
-      <w:r>
-        <w:rPr>
-          <w:b/>
-          <w:bCs/>
-        </w:rPr>
-        <w:t xml:space="preserve">Energiedienstleister</w:t>
-      </w:r>
-      <w:r>
-        <w:t xml:space="preserve"> </w:t>
-      </w:r>
-      <w:r>
-        <w:t xml:space="preserve">(Auswahl „Energy Provider”). Diese Rolle wird</w:t>
-      </w:r>
-      <w:r>
-        <w:t xml:space="preserve"> </w:t>
-      </w:r>
-      <w:r>
-        <w:t xml:space="preserve">automatisch als Herkunft (Provenienz) jedes Gebäudes vermerkt, das Sie anlegen.</w:t>
+        <w:t xml:space="preserve">Firmenlogo</w:t>
+      </w:r>
+      <w:r>
+        <w:t xml:space="preserve"> </w:t>
+      </w:r>
+      <w:r>
+        <w:t xml:space="preserve">(„Choose logo…“): wählen Sie eine Bilddatei (PNG, JPG, SVG, WEBP</w:t>
+      </w:r>
+      <w:r>
+        <w:t xml:space="preserve"> </w:t>
+      </w:r>
+      <w:r>
+        <w:t xml:space="preserve">oder GIF); die Vorschau zeigt das Bild sofort.</w:t>
       </w:r>
     </w:p>
     <w:p>
@@ -2432,19 +2307,13 @@
           <w:b/>
           <w:bCs/>
         </w:rPr>
-        <w:t xml:space="preserve">Firmenlogo</w:t>
-      </w:r>
-      <w:r>
-        <w:t xml:space="preserve"> </w:t>
-      </w:r>
-      <w:r>
-        <w:t xml:space="preserve">(„Choose logo…“): wählen Sie eine Bilddatei (PNG, JPG, SVG, WEBP</w:t>
-      </w:r>
-      <w:r>
-        <w:t xml:space="preserve"> </w:t>
-      </w:r>
-      <w:r>
-        <w:t xml:space="preserve">oder GIF); die Vorschau zeigt das Bild sofort.</w:t>
+        <w:t xml:space="preserve">Homepage</w:t>
+      </w:r>
+      <w:r>
+        <w:t xml:space="preserve"> </w:t>
+      </w:r>
+      <w:r>
+        <w:t xml:space="preserve">(„Homepage URI”, optional): die Website Ihres Unternehmens.</w:t>
       </w:r>
     </w:p>
     <w:p>
@@ -2460,13 +2329,19 @@
           <w:b/>
           <w:bCs/>
         </w:rPr>
-        <w:t xml:space="preserve">Homepage</w:t>
-      </w:r>
-      <w:r>
-        <w:t xml:space="preserve"> </w:t>
-      </w:r>
-      <w:r>
-        <w:t xml:space="preserve">(„Homepage URI”, optional): die Website Ihres Unternehmens.</w:t>
+        <w:t xml:space="preserve">Organisations-WebID</w:t>
+      </w:r>
+      <w:r>
+        <w:t xml:space="preserve"> </w:t>
+      </w:r>
+      <w:r>
+        <w:t xml:space="preserve">(„Organisation WebID”, optional): besitzt Ihr</w:t>
+      </w:r>
+      <w:r>
+        <w:t xml:space="preserve"> </w:t>
+      </w:r>
+      <w:r>
+        <w:t xml:space="preserve">Unternehmen eine eigene WebID, verknüpfen Sie sie hier.</w:t>
       </w:r>
     </w:p>
     <w:p>
@@ -2482,34 +2357,6 @@
           <w:b/>
           <w:bCs/>
         </w:rPr>
-        <w:t xml:space="preserve">Organisations-WebID</w:t>
-      </w:r>
-      <w:r>
-        <w:t xml:space="preserve"> </w:t>
-      </w:r>
-      <w:r>
-        <w:t xml:space="preserve">(„Organisation WebID”, optional): besitzt Ihr</w:t>
-      </w:r>
-      <w:r>
-        <w:t xml:space="preserve"> </w:t>
-      </w:r>
-      <w:r>
-        <w:t xml:space="preserve">Unternehmen eine eigene WebID, verknüpfen Sie sie hier.</w:t>
-      </w:r>
-    </w:p>
-    <w:p>
-      <w:pPr>
-        <w:pStyle w:val="Compact"/>
-        <w:numPr>
-          <w:ilvl w:val="0"/>
-          <w:numId w:val="1004"/>
-        </w:numPr>
-      </w:pPr>
-      <w:r>
-        <w:rPr>
-          <w:b/>
-          <w:bCs/>
-        </w:rPr>
         <w:t xml:space="preserve">Speichern:</w:t>
       </w:r>
       <w:r>
@@ -2524,29 +2371,63 @@
         <w:pStyle w:val="FirstParagraph"/>
       </w:pPr>
       <w:r>
-        <w:t xml:space="preserve">Die Rolle bei der Dateneingabe ist damit entkoppelt: Im „Add Building”-Dialog</w:t>
-      </w:r>
-      <w:r>
-        <w:t xml:space="preserve"> </w:t>
-      </w:r>
-      <w:r>
-        <w:t xml:space="preserve">wählen Sie nur noch die</w:t>
-      </w:r>
-      <w:r>
-        <w:t xml:space="preserve"> </w:t>
-      </w:r>
-      <w:r>
-        <w:rPr>
-          <w:b/>
-          <w:bCs/>
-        </w:rPr>
-        <w:t xml:space="preserve">Vorlage</w:t>
-      </w:r>
-      <w:r>
-        <w:t xml:space="preserve"> </w:t>
-      </w:r>
-      <w:r>
-        <w:t xml:space="preserve">(das Tabellenformat), nicht mehr die Rolle.</w:t>
+        <w:t xml:space="preserve">Sie müssen</w:t>
+      </w:r>
+      <w:r>
+        <w:t xml:space="preserve"> </w:t>
+      </w:r>
+      <w:r>
+        <w:rPr>
+          <w:b/>
+          <w:bCs/>
+        </w:rPr>
+        <w:t xml:space="preserve">keine Rolle</w:t>
+      </w:r>
+      <w:r>
+        <w:t xml:space="preserve"> </w:t>
+      </w:r>
+      <w:r>
+        <w:t xml:space="preserve">festlegen, um Gebäude anzulegen: Jedes Gebäude und seine</w:t>
+      </w:r>
+      <w:r>
+        <w:t xml:space="preserve"> </w:t>
+      </w:r>
+      <w:r>
+        <w:t xml:space="preserve">Energiedaten werden ohne Rollenzuordnung erfasst, lediglich mit Ihrer WebID als</w:t>
+      </w:r>
+      <w:r>
+        <w:t xml:space="preserve"> </w:t>
+      </w:r>
+      <w:r>
+        <w:t xml:space="preserve">Datenproduzent vermerkt. Rollen kommen ausschließlich in</w:t>
+      </w:r>
+      <w:r>
+        <w:t xml:space="preserve"> </w:t>
+      </w:r>
+      <w:r>
+        <w:rPr>
+          <w:b/>
+          <w:bCs/>
+        </w:rPr>
+        <w:t xml:space="preserve">Datenräumen</w:t>
+      </w:r>
+      <w:r>
+        <w:t xml:space="preserve"> </w:t>
+      </w:r>
+      <w:r>
+        <w:t xml:space="preserve">zum Einsatz</w:t>
+      </w:r>
+      <w:r>
+        <w:t xml:space="preserve"> </w:t>
+      </w:r>
+      <w:r>
+        <w:t xml:space="preserve">(siehe „Rollenbasierte Freigaben”). Der „Add Building”-Dialog zeigt für alle Gebäude</w:t>
+      </w:r>
+      <w:r>
+        <w:t xml:space="preserve"> </w:t>
+      </w:r>
+      <w:r>
+        <w:t xml:space="preserve">dieselbe, einheitliche Eingabemaske.</w:t>
       </w:r>
     </w:p>
     <w:p>
@@ -3639,13 +3520,19 @@
         <w:t xml:space="preserve"> </w:t>
       </w:r>
       <w:r>
-        <w:t xml:space="preserve">Koordinaten, Fläche usw.). Über „Get coordinates” können die Koordinaten aus</w:t>
-      </w:r>
-      <w:r>
-        <w:t xml:space="preserve"> </w:t>
-      </w:r>
-      <w:r>
-        <w:t xml:space="preserve">der Adresse automatisch ermittelt werden.</w:t>
+        <w:t xml:space="preserve">Koordinaten, Fläche usw.). Für alle Gebäude erscheint dieselbe, einheitliche</w:t>
+      </w:r>
+      <w:r>
+        <w:t xml:space="preserve"> </w:t>
+      </w:r>
+      <w:r>
+        <w:t xml:space="preserve">Eingabemaske – es gibt keine Rollen- oder Vorlagenauswahl mehr. Über „Get</w:t>
+      </w:r>
+      <w:r>
+        <w:t xml:space="preserve"> </w:t>
+      </w:r>
+      <w:r>
+        <w:t xml:space="preserve">coordinates” können die Koordinaten aus der Adresse automatisch ermittelt werden.</w:t>
       </w:r>
     </w:p>
     <w:p>
@@ -3661,25 +3548,53 @@
           <w:b/>
           <w:bCs/>
         </w:rPr>
-        <w:t xml:space="preserve">Import from file:</w:t>
-      </w:r>
-      <w:r>
-        <w:t xml:space="preserve"> </w:t>
-      </w:r>
-      <w:r>
-        <w:t xml:space="preserve">Mehrere Gebäude auf einmal aus einer Excel-Vorlage</w:t>
-      </w:r>
-      <w:r>
-        <w:t xml:space="preserve"> </w:t>
-      </w:r>
-      <w:r>
-        <w:t xml:space="preserve">importieren. Die eingelesenen Gebäude können Sie vor dem Speichern prüfen und</w:t>
-      </w:r>
-      <w:r>
-        <w:t xml:space="preserve"> </w:t>
-      </w:r>
-      <w:r>
-        <w:t xml:space="preserve">anpassen; fehlende Koordinaten werden beim Import automatisch ergänzt.</w:t>
+        <w:t xml:space="preserve">Autofill from file:</w:t>
+      </w:r>
+      <w:r>
+        <w:t xml:space="preserve"> </w:t>
+      </w:r>
+      <w:r>
+        <w:t xml:space="preserve">Mehrere Gebäude auf einmal aus einer Excel-Datei</w:t>
+      </w:r>
+      <w:r>
+        <w:t xml:space="preserve"> </w:t>
+      </w:r>
+      <w:r>
+        <w:t xml:space="preserve">einlesen. Das Tabellenformat wird beim Hochladen</w:t>
+      </w:r>
+      <w:r>
+        <w:t xml:space="preserve"> </w:t>
+      </w:r>
+      <w:r>
+        <w:rPr>
+          <w:b/>
+          <w:bCs/>
+        </w:rPr>
+        <w:t xml:space="preserve">automatisch erkannt</w:t>
+      </w:r>
+      <w:r>
+        <w:t xml:space="preserve"> </w:t>
+      </w:r>
+      <w:r>
+        <w:t xml:space="preserve">(bei</w:t>
+      </w:r>
+      <w:r>
+        <w:t xml:space="preserve"> </w:t>
+      </w:r>
+      <w:r>
+        <w:t xml:space="preserve">Bedarf über „File format” manuell überschreibbar); enthält die Datei auch</w:t>
+      </w:r>
+      <w:r>
+        <w:t xml:space="preserve"> </w:t>
+      </w:r>
+      <w:r>
+        <w:t xml:space="preserve">Energiedaten, werden diese mit übernommen. Die eingelesenen Gebäude können Sie vor</w:t>
+      </w:r>
+      <w:r>
+        <w:t xml:space="preserve"> </w:t>
+      </w:r>
+      <w:r>
+        <w:t xml:space="preserve">dem Speichern prüfen und anpassen; fehlende Koordinaten werden automatisch ergänzt.</w:t>
       </w:r>
     </w:p>
     <w:p>
@@ -3687,35 +3602,13 @@
         <w:pStyle w:val="FirstParagraph"/>
       </w:pPr>
       <w:r>
-        <w:t xml:space="preserve">Im Dialog wählen Sie zunächst die</w:t>
-      </w:r>
-      <w:r>
-        <w:t xml:space="preserve"> </w:t>
-      </w:r>
-      <w:r>
-        <w:rPr>
-          <w:b/>
-          <w:bCs/>
-        </w:rPr>
-        <w:t xml:space="preserve">Vorlage</w:t>
-      </w:r>
-      <w:r>
-        <w:t xml:space="preserve"> </w:t>
-      </w:r>
-      <w:r>
-        <w:t xml:space="preserve">(das Tabellenformat). Nachdem Sie</w:t>
-      </w:r>
-      <w:r>
-        <w:t xml:space="preserve"> </w:t>
-      </w:r>
-      <w:r>
-        <w:t xml:space="preserve">die Felder ausgefüllt bzw. die Datei eingelesen haben, klicken Sie auf „Add</w:t>
-      </w:r>
-      <w:r>
-        <w:t xml:space="preserve"> </w:t>
-      </w:r>
-      <w:r>
-        <w:t xml:space="preserve">Building”. Die eingegebenen Daten werden automatisch in das richtige Format</w:t>
+        <w:t xml:space="preserve">Nachdem Sie die Felder ausgefüllt bzw. die Datei eingelesen haben, klicken Sie auf</w:t>
+      </w:r>
+      <w:r>
+        <w:t xml:space="preserve"> </w:t>
+      </w:r>
+      <w:r>
+        <w:t xml:space="preserve">„Add Building”. Die eingegebenen Daten werden automatisch in das richtige Format</w:t>
       </w:r>
       <w:r>
         <w:t xml:space="preserve"> </w:t>
@@ -3993,7 +3886,13 @@
         <w:t xml:space="preserve"> </w:t>
       </w:r>
       <w:r>
-        <w:t xml:space="preserve">herunterladen.</w:t>
+        <w:t xml:space="preserve">herunterladen; dabei wählen Sie das gewünschte Tabellenformat (Zeilen-Layout,</w:t>
+      </w:r>
+      <w:r>
+        <w:t xml:space="preserve"> </w:t>
+      </w:r>
+      <w:r>
+        <w:t xml:space="preserve">Tabelle oder generisch).</w:t>
       </w:r>
     </w:p>
     <w:p>
@@ -4677,19 +4576,29 @@
         <w:t xml:space="preserve"> </w:t>
       </w:r>
       <w:r>
-        <w:t xml:space="preserve">der reale Verbrauch am Plan liegt (Soll-Ist-Vergleich). Liegen Verbrauchswerte</w:t>
-      </w:r>
-      <w:r>
-        <w:t xml:space="preserve"> </w:t>
-      </w:r>
-      <w:r>
-        <w:t xml:space="preserve">vergleichbarer Gebäude desselben Betreibers vor, wird Ihr Verbrauch zusätzlich</w:t>
-      </w:r>
-      <w:r>
-        <w:t xml:space="preserve"> </w:t>
-      </w:r>
-      <w:r>
-        <w:t xml:space="preserve">gegen diesen</w:t>
+        <w:t xml:space="preserve">der reale Verbrauch am Plan liegt (Soll-Ist-Vergleich). Sind weitere Gebäude</w:t>
+      </w:r>
+      <w:r>
+        <w:t xml:space="preserve"> </w:t>
+      </w:r>
+      <w:r>
+        <w:rPr>
+          <w:b/>
+          <w:bCs/>
+        </w:rPr>
+        <w:t xml:space="preserve">mit demselben Betreiber</w:t>
+      </w:r>
+      <w:r>
+        <w:t xml:space="preserve"> </w:t>
+      </w:r>
+      <w:r>
+        <w:t xml:space="preserve">(Feld „Operated By”) und Verbrauchsdaten für</w:t>
+      </w:r>
+      <w:r>
+        <w:t xml:space="preserve"> </w:t>
+      </w:r>
+      <w:r>
+        <w:t xml:space="preserve">dasselbe Jahr vorhanden, wird Ihr Verbrauch zusätzlich gegen diesen</w:t>
       </w:r>
       <w:r>
         <w:t xml:space="preserve"> </w:t>
@@ -4705,7 +4614,19 @@
         <w:t xml:space="preserve"> </w:t>
       </w:r>
       <w:r>
-        <w:t xml:space="preserve">als Benchmark eingeordnet.</w:t>
+        <w:t xml:space="preserve">als Benchmark eingeordnet. Maßgeblich ist also der</w:t>
+      </w:r>
+      <w:r>
+        <w:t xml:space="preserve"> </w:t>
+      </w:r>
+      <w:r>
+        <w:t xml:space="preserve">eingetragene Betreiber, nicht etwa gleiche Fläche oder gleiches Baujahr – ohne</w:t>
+      </w:r>
+      <w:r>
+        <w:t xml:space="preserve"> </w:t>
+      </w:r>
+      <w:r>
+        <w:t xml:space="preserve">einen zweiten Betreiber-Gleichen mit Daten erscheint kein Benchmark.</w:t>
       </w:r>
     </w:p>
     <w:p>
@@ -4792,23 +4713,13 @@
       </w:r>
     </w:p>
     <w:bookmarkEnd w:id="68"/>
-    <w:bookmarkEnd w:id="69"/>
-    <w:bookmarkStart w:id="99" w:name="X7d72782c915f60697958dd391a69efa388f028d"/>
-    <w:p>
-      <w:pPr>
-        <w:pStyle w:val="Heading1"/>
-      </w:pPr>
-      <w:r>
-        <w:t xml:space="preserve">Daten gemeinsam nutzen und Mehrwerte schaffen</w:t>
-      </w:r>
-    </w:p>
-    <w:bookmarkStart w:id="76" w:name="X8c80b48020b91775ad7986854220f6556bf0b32"/>
+    <w:bookmarkStart w:id="72" w:name="X3c2472b6ac3894956d87fda076b194db0e74caf"/>
     <w:p>
       <w:pPr>
         <w:pStyle w:val="Heading2"/>
       </w:pPr>
       <w:r>
-        <w:t xml:space="preserve">Möglichkeiten der verschiedenen Datenfreigaben</w:t>
+        <w:t xml:space="preserve">Gebäude nach Energieverbrauch einordnen (Energie-Linse)</w:t>
       </w:r>
     </w:p>
     <w:p>
@@ -4816,31 +4727,306 @@
         <w:pStyle w:val="FirstParagraph"/>
       </w:pPr>
       <w:r>
-        <w:t xml:space="preserve">Das System bietet Ihnen drei verschiedene Wege, Informationen mit Partnern zu</w:t>
-      </w:r>
-      <w:r>
-        <w:t xml:space="preserve"> </w:t>
-      </w:r>
-      <w:r>
-        <w:t xml:space="preserve">teilen – jeder mit unterschiedlichem Transparenzgrad. Sie können individuelle</w:t>
-      </w:r>
-      <w:r>
-        <w:t xml:space="preserve"> </w:t>
-      </w:r>
-      <w:r>
-        <w:t xml:space="preserve">Gebäudedaten, aggregierte Ansichten oder rollenbasierte Freigaben nutzen. Die</w:t>
-      </w:r>
-      <w:r>
-        <w:t xml:space="preserve"> </w:t>
-      </w:r>
-      <w:r>
-        <w:t xml:space="preserve">Wahl der richtigen Freigabe-Option hängt davon ab, mit wem Sie teilen und wie</w:t>
-      </w:r>
-      <w:r>
-        <w:t xml:space="preserve"> </w:t>
-      </w:r>
-      <w:r>
-        <w:t xml:space="preserve">viel Vertrauen Sie dieser Person entgegenbringen.</w:t>
+        <w:t xml:space="preserve">Die Karte im Tab</w:t>
+      </w:r>
+      <w:r>
+        <w:t xml:space="preserve"> </w:t>
+      </w:r>
+      <w:r>
+        <w:rPr>
+          <w:b/>
+          <w:bCs/>
+        </w:rPr>
+        <w:t xml:space="preserve">Explore</w:t>
+      </w:r>
+      <w:r>
+        <w:t xml:space="preserve"> </w:t>
+      </w:r>
+      <w:r>
+        <w:t xml:space="preserve">kann die Gebäude-Marker auf zwei Arten einfärben.</w:t>
+      </w:r>
+      <w:r>
+        <w:t xml:space="preserve"> </w:t>
+      </w:r>
+      <w:r>
+        <w:t xml:space="preserve">Über den Umschalter unten an der Karte wählen Sie die</w:t>
+      </w:r>
+      <w:r>
+        <w:t xml:space="preserve"> </w:t>
+      </w:r>
+      <w:r>
+        <w:rPr>
+          <w:b/>
+          <w:bCs/>
+        </w:rPr>
+        <w:t xml:space="preserve">Linse</w:t>
+      </w:r>
+      <w:r>
+        <w:t xml:space="preserve">:</w:t>
+      </w:r>
+    </w:p>
+    <w:p>
+      <w:pPr>
+        <w:pStyle w:val="Compact"/>
+        <w:numPr>
+          <w:ilvl w:val="0"/>
+          <w:numId w:val="1010"/>
+        </w:numPr>
+      </w:pPr>
+      <w:r>
+        <w:rPr>
+          <w:b/>
+          <w:bCs/>
+        </w:rPr>
+        <w:t xml:space="preserve">Ownership</w:t>
+      </w:r>
+      <w:r>
+        <w:t xml:space="preserve"> </w:t>
+      </w:r>
+      <w:r>
+        <w:t xml:space="preserve">(Voreinstellung): unterscheidet farblich nur Ihre</w:t>
+      </w:r>
+      <w:r>
+        <w:t xml:space="preserve"> </w:t>
+      </w:r>
+      <w:r>
+        <w:rPr>
+          <w:b/>
+          <w:bCs/>
+        </w:rPr>
+        <w:t xml:space="preserve">eigenen</w:t>
+      </w:r>
+      <w:r>
+        <w:t xml:space="preserve"> </w:t>
+      </w:r>
+      <w:r>
+        <w:t xml:space="preserve">Gebäude von solchen, die</w:t>
+      </w:r>
+      <w:r>
+        <w:t xml:space="preserve"> </w:t>
+      </w:r>
+      <w:r>
+        <w:rPr>
+          <w:b/>
+          <w:bCs/>
+        </w:rPr>
+        <w:t xml:space="preserve">andere mit Ihnen geteilt</w:t>
+      </w:r>
+      <w:r>
+        <w:t xml:space="preserve"> </w:t>
+      </w:r>
+      <w:r>
+        <w:t xml:space="preserve">haben.</w:t>
+      </w:r>
+    </w:p>
+    <w:p>
+      <w:pPr>
+        <w:pStyle w:val="Compact"/>
+        <w:numPr>
+          <w:ilvl w:val="0"/>
+          <w:numId w:val="1010"/>
+        </w:numPr>
+      </w:pPr>
+      <w:r>
+        <w:rPr>
+          <w:b/>
+          <w:bCs/>
+        </w:rPr>
+        <w:t xml:space="preserve">Energy:</w:t>
+      </w:r>
+      <w:r>
+        <w:t xml:space="preserve"> </w:t>
+      </w:r>
+      <w:r>
+        <w:t xml:space="preserve">färbt jeden Marker nach dem</w:t>
+      </w:r>
+      <w:r>
+        <w:t xml:space="preserve"> </w:t>
+      </w:r>
+      <w:r>
+        <w:rPr>
+          <w:b/>
+          <w:bCs/>
+        </w:rPr>
+        <w:t xml:space="preserve">Energieverbrauch</w:t>
+      </w:r>
+      <w:r>
+        <w:t xml:space="preserve"> </w:t>
+      </w:r>
+      <w:r>
+        <w:t xml:space="preserve">ein – von „More</w:t>
+      </w:r>
+      <w:r>
+        <w:t xml:space="preserve"> </w:t>
+      </w:r>
+      <w:r>
+        <w:t xml:space="preserve">efficient” über „Typical” bis „Less efficient”; Gebäude ohne auswertbare</w:t>
+      </w:r>
+      <w:r>
+        <w:t xml:space="preserve"> </w:t>
+      </w:r>
+      <w:r>
+        <w:t xml:space="preserve">Energiedaten bleiben neutral („No energy data”). Damit setzt die Karte den</w:t>
+      </w:r>
+      <w:r>
+        <w:t xml:space="preserve"> </w:t>
+      </w:r>
+      <w:r>
+        <w:t xml:space="preserve">Anwendungsfall „Vertriebsoptimierung” um: Ein Objekt ist auf einen Blick als</w:t>
+      </w:r>
+      <w:r>
+        <w:t xml:space="preserve"> </w:t>
+      </w:r>
+      <w:r>
+        <w:t xml:space="preserve">energieeffizienter oder -ineffizienter als seine Nachbarn erkennbar.</w:t>
+      </w:r>
+    </w:p>
+    <w:p>
+      <w:pPr>
+        <w:pStyle w:val="FirstParagraph"/>
+      </w:pPr>
+      <w:r>
+        <w:t xml:space="preserve">Die Einordnung erfolgt nach der</w:t>
+      </w:r>
+      <w:r>
+        <w:t xml:space="preserve"> </w:t>
+      </w:r>
+      <w:r>
+        <w:rPr>
+          <w:b/>
+          <w:bCs/>
+        </w:rPr>
+        <w:t xml:space="preserve">Energieintensität</w:t>
+      </w:r>
+      <w:r>
+        <w:t xml:space="preserve"> </w:t>
+      </w:r>
+      <w:r>
+        <w:t xml:space="preserve">(Verbrauch je m² Fläche,</w:t>
+      </w:r>
+      <w:r>
+        <w:t xml:space="preserve"> </w:t>
+      </w:r>
+      <w:r>
+        <w:t xml:space="preserve">kWh/m²/a), nicht nach dem absoluten Verbrauch – so wird eine große, effiziente</w:t>
+      </w:r>
+      <w:r>
+        <w:t xml:space="preserve"> </w:t>
+      </w:r>
+      <w:r>
+        <w:t xml:space="preserve">Halle nicht schlechter bewertet als ein kleiner, ineffizienter Bau. Maßgeblich</w:t>
+      </w:r>
+      <w:r>
+        <w:t xml:space="preserve"> </w:t>
+      </w:r>
+      <w:r>
+        <w:t xml:space="preserve">ist der</w:t>
+      </w:r>
+      <w:r>
+        <w:t xml:space="preserve"> </w:t>
+      </w:r>
+      <w:r>
+        <w:rPr>
+          <w:b/>
+          <w:bCs/>
+        </w:rPr>
+        <w:t xml:space="preserve">aktuellste</w:t>
+      </w:r>
+      <w:r>
+        <w:t xml:space="preserve"> </w:t>
+      </w:r>
+      <w:r>
+        <w:t xml:space="preserve">erfasste Jahreswert; die Fläche entnimmt die Anwendung den</w:t>
+      </w:r>
+      <w:r>
+        <w:t xml:space="preserve"> </w:t>
+      </w:r>
+      <w:r>
+        <w:t xml:space="preserve">Stammdaten (Hallenfläche, ersatzweise Gebäude- oder Bürofläche). Fehlt einem</w:t>
+      </w:r>
+      <w:r>
+        <w:t xml:space="preserve"> </w:t>
+      </w:r>
+      <w:r>
+        <w:t xml:space="preserve">Gebäude die Fläche oder ein Jahresverbrauch, lässt sich keine Intensität</w:t>
+      </w:r>
+      <w:r>
+        <w:t xml:space="preserve"> </w:t>
+      </w:r>
+      <w:r>
+        <w:t xml:space="preserve">berechnen, und der Marker bleibt neutral.</w:t>
+      </w:r>
+    </w:p>
+    <w:p>
+      <w:pPr>
+        <w:pStyle w:val="BodyText"/>
+      </w:pPr>
+      <w:r>
+        <w:t xml:space="preserve">Verglichen wird stets gegen die Gebäude, die</w:t>
+      </w:r>
+      <w:r>
+        <w:t xml:space="preserve"> </w:t>
+      </w:r>
+      <w:r>
+        <w:rPr>
+          <w:b/>
+          <w:bCs/>
+        </w:rPr>
+        <w:t xml:space="preserve">gerade im Kartenausschnitt</w:t>
+      </w:r>
+      <w:r>
+        <w:rPr>
+          <w:b/>
+          <w:bCs/>
+        </w:rPr>
+        <w:t xml:space="preserve"> </w:t>
+      </w:r>
+      <w:r>
+        <w:rPr>
+          <w:b/>
+          <w:bCs/>
+        </w:rPr>
+        <w:t xml:space="preserve">sichtbar</w:t>
+      </w:r>
+      <w:r>
+        <w:t xml:space="preserve"> </w:t>
+      </w:r>
+      <w:r>
+        <w:t xml:space="preserve">sind – beim Verschieben oder Zoomen verschiebt sich also auch der</w:t>
+      </w:r>
+      <w:r>
+        <w:t xml:space="preserve"> </w:t>
+      </w:r>
+      <w:r>
+        <w:t xml:space="preserve">Vergleichsmaßstab. Wichtig für die gemeinsame Nutzung: In diese Einordnung gehen</w:t>
+      </w:r>
+      <w:r>
+        <w:t xml:space="preserve"> </w:t>
+      </w:r>
+      <w:r>
+        <w:rPr>
+          <w:b/>
+          <w:bCs/>
+        </w:rPr>
+        <w:t xml:space="preserve">auch die mit Ihnen geteilten Gebäude</w:t>
+      </w:r>
+      <w:r>
+        <w:t xml:space="preserve"> </w:t>
+      </w:r>
+      <w:r>
+        <w:t xml:space="preserve">ein, sofern zu ihnen Energiedaten und</w:t>
+      </w:r>
+      <w:r>
+        <w:t xml:space="preserve"> </w:t>
+      </w:r>
+      <w:r>
+        <w:t xml:space="preserve">eine Fläche vorliegen. Sie vergleichen damit eigene und fremde Objekte im selben</w:t>
+      </w:r>
+      <w:r>
+        <w:t xml:space="preserve"> </w:t>
+      </w:r>
+      <w:r>
+        <w:t xml:space="preserve">Wettbewerbsumfeld.</w:t>
       </w:r>
     </w:p>
     <w:p>
@@ -4850,20 +5036,127 @@
       <w:r>
         <w:drawing>
           <wp:inline>
-            <wp:extent cx="4800600" cy="3039089"/>
+            <wp:extent cx="5334000" cy="4000499"/>
             <wp:effectExtent b="0" l="0" r="0" t="0"/>
-            <wp:docPr descr="Vergleich der drei Freigabemechanismen in Granergize" title="" id="71" name="Picture"/>
+            <wp:docPr descr="Tab „Explore”: die Karte mit aktiver Energie-Linse – die Marker sind nach Energieintensität eingefärbt, die Legende zeigt die Kategorien" title="" id="70" name="Picture"/>
             <a:graphic>
               <a:graphicData uri="http://schemas.openxmlformats.org/drawingml/2006/picture">
                 <pic:pic>
                   <pic:nvPicPr>
-                    <pic:cNvPr descr="figures/sharing-vergleich.png" id="72" name="Picture"/>
+                    <pic:cNvPr descr="figures/energy-lens.png" id="71" name="Picture"/>
                     <pic:cNvPicPr>
                       <a:picLocks noChangeArrowheads="1" noChangeAspect="1"/>
                     </pic:cNvPicPr>
                   </pic:nvPicPr>
                   <pic:blipFill>
-                    <a:blip r:embed="rId70"/>
+                    <a:blip r:embed="rId69"/>
+                    <a:stretch>
+                      <a:fillRect/>
+                    </a:stretch>
+                  </pic:blipFill>
+                  <pic:spPr bwMode="auto">
+                    <a:xfrm>
+                      <a:off x="0" y="0"/>
+                      <a:ext cx="5334000" cy="4000499"/>
+                    </a:xfrm>
+                    <a:prstGeom prst="rect">
+                      <a:avLst/>
+                    </a:prstGeom>
+                    <a:noFill/>
+                    <a:ln w="9525">
+                      <a:noFill/>
+                      <a:headEnd/>
+                      <a:tailEnd/>
+                    </a:ln>
+                  </pic:spPr>
+                </pic:pic>
+              </a:graphicData>
+            </a:graphic>
+          </wp:inline>
+        </w:drawing>
+      </w:r>
+    </w:p>
+    <w:p>
+      <w:pPr>
+        <w:pStyle w:val="ImageCaption"/>
+      </w:pPr>
+      <w:r>
+        <w:t xml:space="preserve">Tab „Explore”: die Karte mit aktiver Energie-Linse – die Marker sind nach Energieintensität eingefärbt, die Legende zeigt die Kategorien</w:t>
+      </w:r>
+    </w:p>
+    <w:bookmarkEnd w:id="72"/>
+    <w:bookmarkEnd w:id="73"/>
+    <w:bookmarkStart w:id="103" w:name="X7d72782c915f60697958dd391a69efa388f028d"/>
+    <w:p>
+      <w:pPr>
+        <w:pStyle w:val="Heading1"/>
+      </w:pPr>
+      <w:r>
+        <w:t xml:space="preserve">Daten gemeinsam nutzen und Mehrwerte schaffen</w:t>
+      </w:r>
+    </w:p>
+    <w:bookmarkStart w:id="80" w:name="X8c80b48020b91775ad7986854220f6556bf0b32"/>
+    <w:p>
+      <w:pPr>
+        <w:pStyle w:val="Heading2"/>
+      </w:pPr>
+      <w:r>
+        <w:t xml:space="preserve">Möglichkeiten der verschiedenen Datenfreigaben</w:t>
+      </w:r>
+    </w:p>
+    <w:p>
+      <w:pPr>
+        <w:pStyle w:val="FirstParagraph"/>
+      </w:pPr>
+      <w:r>
+        <w:t xml:space="preserve">Das System bietet Ihnen drei verschiedene Wege, Informationen mit Partnern zu</w:t>
+      </w:r>
+      <w:r>
+        <w:t xml:space="preserve"> </w:t>
+      </w:r>
+      <w:r>
+        <w:t xml:space="preserve">teilen – jeder mit unterschiedlichem Transparenzgrad. Sie können individuelle</w:t>
+      </w:r>
+      <w:r>
+        <w:t xml:space="preserve"> </w:t>
+      </w:r>
+      <w:r>
+        <w:t xml:space="preserve">Gebäudedaten, aggregierte Ansichten oder rollenbasierte Freigaben nutzen. Die</w:t>
+      </w:r>
+      <w:r>
+        <w:t xml:space="preserve"> </w:t>
+      </w:r>
+      <w:r>
+        <w:t xml:space="preserve">Wahl der richtigen Freigabe-Option hängt davon ab, mit wem Sie teilen und wie</w:t>
+      </w:r>
+      <w:r>
+        <w:t xml:space="preserve"> </w:t>
+      </w:r>
+      <w:r>
+        <w:t xml:space="preserve">viel Vertrauen Sie dieser Person entgegenbringen.</w:t>
+      </w:r>
+    </w:p>
+    <w:p>
+      <w:pPr>
+        <w:pStyle w:val="CaptionedFigure"/>
+      </w:pPr>
+      <w:r>
+        <w:drawing>
+          <wp:inline>
+            <wp:extent cx="4800600" cy="3039089"/>
+            <wp:effectExtent b="0" l="0" r="0" t="0"/>
+            <wp:docPr descr="Vergleich der drei Freigabemechanismen in Granergize" title="" id="75" name="Picture"/>
+            <a:graphic>
+              <a:graphicData uri="http://schemas.openxmlformats.org/drawingml/2006/picture">
+                <pic:pic>
+                  <pic:nvPicPr>
+                    <pic:cNvPr descr="figures/sharing-vergleich.png" id="76" name="Picture"/>
+                    <pic:cNvPicPr>
+                      <a:picLocks noChangeArrowheads="1" noChangeAspect="1"/>
+                    </pic:cNvPicPr>
+                  </pic:nvPicPr>
+                  <pic:blipFill>
+                    <a:blip r:embed="rId74"/>
                     <a:stretch>
                       <a:fillRect/>
                     </a:stretch>
@@ -4898,7 +5191,7 @@
         <w:t xml:space="preserve">Vergleich der drei Freigabemechanismen in Granergize</w:t>
       </w:r>
     </w:p>
-    <w:bookmarkStart w:id="73" w:name="individuelle-gebäudedaten-teilen"/>
+    <w:bookmarkStart w:id="77" w:name="individuelle-gebäudedaten-teilen"/>
     <w:p>
       <w:pPr>
         <w:pStyle w:val="Heading3"/>
@@ -4919,196 +5212,6 @@
       </w:r>
       <w:r>
         <w:t xml:space="preserve">Umfang Sie freigeben:</w:t>
-      </w:r>
-    </w:p>
-    <w:p>
-      <w:pPr>
-        <w:pStyle w:val="Compact"/>
-        <w:numPr>
-          <w:ilvl w:val="0"/>
-          <w:numId w:val="1010"/>
-        </w:numPr>
-      </w:pPr>
-      <w:r>
-        <w:rPr>
-          <w:b/>
-          <w:bCs/>
-        </w:rPr>
-        <w:t xml:space="preserve">Static building data only</w:t>
-      </w:r>
-      <w:r>
-        <w:t xml:space="preserve"> </w:t>
-      </w:r>
-      <w:r>
-        <w:t xml:space="preserve">– nur die Stammdaten des Gebäudes (Adresse,</w:t>
-      </w:r>
-      <w:r>
-        <w:t xml:space="preserve"> </w:t>
-      </w:r>
-      <w:r>
-        <w:t xml:space="preserve">Fläche, Baujahr, Nutzungsart, Information über vorhandene Photovoltaik-Anlagen),</w:t>
-      </w:r>
-      <w:r>
-        <w:t xml:space="preserve"> </w:t>
-      </w:r>
-      <w:r>
-        <w:t xml:space="preserve">ohne Verbrauchswerte. Nützlich, wenn Sie jemandem zunächst zeigen möchten,</w:t>
-      </w:r>
-      <w:r>
-        <w:t xml:space="preserve"> </w:t>
-      </w:r>
-      <w:r>
-        <w:t xml:space="preserve">welche Gebäude Sie verwalten, ohne sofort sensible Verbrauchsdaten preiszugeben.</w:t>
-      </w:r>
-    </w:p>
-    <w:p>
-      <w:pPr>
-        <w:pStyle w:val="Compact"/>
-        <w:numPr>
-          <w:ilvl w:val="0"/>
-          <w:numId w:val="1010"/>
-        </w:numPr>
-      </w:pPr>
-      <w:r>
-        <w:rPr>
-          <w:b/>
-          <w:bCs/>
-        </w:rPr>
-        <w:t xml:space="preserve">Static building data and all energy readings</w:t>
-      </w:r>
-      <w:r>
-        <w:t xml:space="preserve"> </w:t>
-      </w:r>
-      <w:r>
-        <w:t xml:space="preserve">– zusätzlich die</w:t>
-      </w:r>
-      <w:r>
-        <w:t xml:space="preserve"> </w:t>
-      </w:r>
-      <w:r>
-        <w:t xml:space="preserve">Verbrauchswerte (Strom, Gas, Fernwärme, Wasser)</w:t>
-      </w:r>
-      <w:r>
-        <w:t xml:space="preserve"> </w:t>
-      </w:r>
-      <w:r>
-        <w:rPr>
-          <w:b/>
-          <w:bCs/>
-        </w:rPr>
-        <w:t xml:space="preserve">aller</w:t>
-      </w:r>
-      <w:r>
-        <w:t xml:space="preserve"> </w:t>
-      </w:r>
-      <w:r>
-        <w:t xml:space="preserve">Jahre.</w:t>
-      </w:r>
-    </w:p>
-    <w:p>
-      <w:pPr>
-        <w:pStyle w:val="Compact"/>
-        <w:numPr>
-          <w:ilvl w:val="0"/>
-          <w:numId w:val="1010"/>
-        </w:numPr>
-      </w:pPr>
-      <w:r>
-        <w:rPr>
-          <w:b/>
-          <w:bCs/>
-        </w:rPr>
-        <w:t xml:space="preserve">Static building data and energy for specific year(s)</w:t>
-      </w:r>
-      <w:r>
-        <w:t xml:space="preserve"> </w:t>
-      </w:r>
-      <w:r>
-        <w:t xml:space="preserve">– nur die</w:t>
-      </w:r>
-      <w:r>
-        <w:t xml:space="preserve"> </w:t>
-      </w:r>
-      <w:r>
-        <w:t xml:space="preserve">Verbrauchsdaten der von Ihnen angekreuzten Jahre. Da jedes Jahr als eigene</w:t>
-      </w:r>
-      <w:r>
-        <w:t xml:space="preserve"> </w:t>
-      </w:r>
-      <w:r>
-        <w:t xml:space="preserve">Ressource gespeichert ist, können Sie gezielt etwa nur den aktuellsten</w:t>
-      </w:r>
-      <w:r>
-        <w:t xml:space="preserve"> </w:t>
-      </w:r>
-      <w:r>
-        <w:t xml:space="preserve">Jahrgang freigeben und ältere zurückhalten.</w:t>
-      </w:r>
-    </w:p>
-    <w:bookmarkEnd w:id="73"/>
-    <w:bookmarkStart w:id="74" w:name="aggregierte-ansichten-teilen"/>
-    <w:p>
-      <w:pPr>
-        <w:pStyle w:val="Heading3"/>
-      </w:pPr>
-      <w:r>
-        <w:t xml:space="preserve">Aggregierte Ansichten teilen</w:t>
-      </w:r>
-    </w:p>
-    <w:p>
-      <w:pPr>
-        <w:pStyle w:val="FirstParagraph"/>
-      </w:pPr>
-      <w:r>
-        <w:t xml:space="preserve">Manchmal möchten Sie Informationen teilen, ohne dass der Empfänger Details über</w:t>
-      </w:r>
-      <w:r>
-        <w:t xml:space="preserve"> </w:t>
-      </w:r>
-      <w:r>
-        <w:t xml:space="preserve">einzelne Gebäude sieht. Zum Beispiel möchte ein Investor wissen, wie effizient</w:t>
-      </w:r>
-      <w:r>
-        <w:t xml:space="preserve"> </w:t>
-      </w:r>
-      <w:r>
-        <w:t xml:space="preserve">ein Gesamt-Portfolio ist, muss aber nicht wissen, welches spezifische Gebäude wie</w:t>
-      </w:r>
-      <w:r>
-        <w:t xml:space="preserve"> </w:t>
-      </w:r>
-      <w:r>
-        <w:t xml:space="preserve">viel verbraucht. Für solche Fälle bietet Granergize</w:t>
-      </w:r>
-      <w:r>
-        <w:t xml:space="preserve"> </w:t>
-      </w:r>
-      <w:r>
-        <w:rPr>
-          <w:b/>
-          <w:bCs/>
-        </w:rPr>
-        <w:t xml:space="preserve">aggregierte Ansichten</w:t>
-      </w:r>
-      <w:r>
-        <w:t xml:space="preserve"> </w:t>
-      </w:r>
-      <w:r>
-        <w:t xml:space="preserve">(„Views”) an: eine Zusammenfassung mehrerer Gebäude. Was der Empfänger erhält,</w:t>
-      </w:r>
-      <w:r>
-        <w:t xml:space="preserve"> </w:t>
-      </w:r>
-      <w:r>
-        <w:t xml:space="preserve">ist nur diese Zusammenfassung – er sieht nicht, welche Gebäude dahinterstecken.</w:t>
-      </w:r>
-    </w:p>
-    <w:p>
-      <w:pPr>
-        <w:pStyle w:val="BodyText"/>
-      </w:pPr>
-      <w:r>
-        <w:t xml:space="preserve">Granergize bietet vier Aggregationsfunktionen:</w:t>
       </w:r>
     </w:p>
     <w:p>
@@ -5124,13 +5227,31 @@
           <w:b/>
           <w:bCs/>
         </w:rPr>
-        <w:t xml:space="preserve">Durchschnitt (average):</w:t>
-      </w:r>
-      <w:r>
-        <w:t xml:space="preserve"> </w:t>
-      </w:r>
-      <w:r>
-        <w:t xml:space="preserve">Mittelwert über alle ausgewählten Gebäude.</w:t>
+        <w:t xml:space="preserve">Static building data only</w:t>
+      </w:r>
+      <w:r>
+        <w:t xml:space="preserve"> </w:t>
+      </w:r>
+      <w:r>
+        <w:t xml:space="preserve">– nur die Stammdaten des Gebäudes (Adresse,</w:t>
+      </w:r>
+      <w:r>
+        <w:t xml:space="preserve"> </w:t>
+      </w:r>
+      <w:r>
+        <w:t xml:space="preserve">Fläche, Baujahr, Nutzungsart, Information über vorhandene Photovoltaik-Anlagen),</w:t>
+      </w:r>
+      <w:r>
+        <w:t xml:space="preserve"> </w:t>
+      </w:r>
+      <w:r>
+        <w:t xml:space="preserve">ohne Verbrauchswerte. Nützlich, wenn Sie jemandem zunächst zeigen möchten,</w:t>
+      </w:r>
+      <w:r>
+        <w:t xml:space="preserve"> </w:t>
+      </w:r>
+      <w:r>
+        <w:t xml:space="preserve">welche Gebäude Sie verwalten, ohne sofort sensible Verbrauchsdaten preiszugeben.</w:t>
       </w:r>
     </w:p>
     <w:p>
@@ -5146,13 +5267,35 @@
           <w:b/>
           <w:bCs/>
         </w:rPr>
-        <w:t xml:space="preserve">Summe (sum):</w:t>
-      </w:r>
-      <w:r>
-        <w:t xml:space="preserve"> </w:t>
-      </w:r>
-      <w:r>
-        <w:t xml:space="preserve">addiert alle Werte.</w:t>
+        <w:t xml:space="preserve">Static building data and all energy readings</w:t>
+      </w:r>
+      <w:r>
+        <w:t xml:space="preserve"> </w:t>
+      </w:r>
+      <w:r>
+        <w:t xml:space="preserve">– zusätzlich die</w:t>
+      </w:r>
+      <w:r>
+        <w:t xml:space="preserve"> </w:t>
+      </w:r>
+      <w:r>
+        <w:t xml:space="preserve">Verbrauchswerte (Strom, Gas, Fernwärme, Wasser)</w:t>
+      </w:r>
+      <w:r>
+        <w:t xml:space="preserve"> </w:t>
+      </w:r>
+      <w:r>
+        <w:rPr>
+          <w:b/>
+          <w:bCs/>
+        </w:rPr>
+        <w:t xml:space="preserve">aller</w:t>
+      </w:r>
+      <w:r>
+        <w:t xml:space="preserve"> </w:t>
+      </w:r>
+      <w:r>
+        <w:t xml:space="preserve">Jahre.</w:t>
       </w:r>
     </w:p>
     <w:p>
@@ -5168,45 +5311,41 @@
           <w:b/>
           <w:bCs/>
         </w:rPr>
-        <w:t xml:space="preserve">Minimum (minimum):</w:t>
-      </w:r>
-      <w:r>
-        <w:t xml:space="preserve"> </w:t>
-      </w:r>
-      <w:r>
-        <w:t xml:space="preserve">zeigt den niedrigsten Wert.</w:t>
-      </w:r>
-    </w:p>
-    <w:p>
-      <w:pPr>
-        <w:pStyle w:val="Compact"/>
-        <w:numPr>
-          <w:ilvl w:val="0"/>
-          <w:numId w:val="1011"/>
-        </w:numPr>
-      </w:pPr>
-      <w:r>
-        <w:rPr>
-          <w:b/>
-          <w:bCs/>
-        </w:rPr>
-        <w:t xml:space="preserve">Maximum (maximum):</w:t>
-      </w:r>
-      <w:r>
-        <w:t xml:space="preserve"> </w:t>
-      </w:r>
-      <w:r>
-        <w:t xml:space="preserve">zeigt den höchsten Wert.</w:t>
-      </w:r>
-    </w:p>
-    <w:bookmarkEnd w:id="74"/>
-    <w:bookmarkStart w:id="75" w:name="rollenbasierte-freigaben"/>
+        <w:t xml:space="preserve">Static building data and energy for specific year(s)</w:t>
+      </w:r>
+      <w:r>
+        <w:t xml:space="preserve"> </w:t>
+      </w:r>
+      <w:r>
+        <w:t xml:space="preserve">– nur die</w:t>
+      </w:r>
+      <w:r>
+        <w:t xml:space="preserve"> </w:t>
+      </w:r>
+      <w:r>
+        <w:t xml:space="preserve">Verbrauchsdaten der von Ihnen angekreuzten Jahre. Da jedes Jahr als eigene</w:t>
+      </w:r>
+      <w:r>
+        <w:t xml:space="preserve"> </w:t>
+      </w:r>
+      <w:r>
+        <w:t xml:space="preserve">Ressource gespeichert ist, können Sie gezielt etwa nur den aktuellsten</w:t>
+      </w:r>
+      <w:r>
+        <w:t xml:space="preserve"> </w:t>
+      </w:r>
+      <w:r>
+        <w:t xml:space="preserve">Jahrgang freigeben und ältere zurückhalten.</w:t>
+      </w:r>
+    </w:p>
+    <w:bookmarkEnd w:id="77"/>
+    <w:bookmarkStart w:id="78" w:name="aggregierte-ansichten-teilen"/>
     <w:p>
       <w:pPr>
         <w:pStyle w:val="Heading3"/>
       </w:pPr>
       <w:r>
-        <w:t xml:space="preserve">Rollenbasierte Freigaben</w:t>
+        <w:t xml:space="preserve">Aggregierte Ansichten teilen</w:t>
       </w:r>
     </w:p>
     <w:p>
@@ -5214,94 +5353,55 @@
         <w:pStyle w:val="FirstParagraph"/>
       </w:pPr>
       <w:r>
-        <w:t xml:space="preserve">In der Praxis haben unterschiedliche Partner unterschiedliche Bedürfnisse: Ein</w:t>
-      </w:r>
-      <w:r>
-        <w:t xml:space="preserve"> </w:t>
-      </w:r>
-      <w:r>
-        <w:t xml:space="preserve">Investor benötigt grobe Jahreszahlen, ein Energiemanager hingegen hochauflösende</w:t>
-      </w:r>
-      <w:r>
-        <w:t xml:space="preserve"> </w:t>
-      </w:r>
-      <w:r>
-        <w:t xml:space="preserve">15-Minuten-Intervalle. Mit der rollenbasierten Freigabe teilen Sie mit allen</w:t>
-      </w:r>
-      <w:r>
-        <w:t xml:space="preserve"> </w:t>
-      </w:r>
-      <w:r>
-        <w:t xml:space="preserve">Mitgliedern eines Datenraums, die eine bestimmte Rolle innehaben – die Auswahl</w:t>
-      </w:r>
-      <w:r>
-        <w:t xml:space="preserve"> </w:t>
-      </w:r>
-      <w:r>
-        <w:t xml:space="preserve">der Empfänger ergibt sich aus der Rolle.</w:t>
-      </w:r>
-    </w:p>
-    <w:bookmarkEnd w:id="75"/>
-    <w:bookmarkEnd w:id="76"/>
-    <w:bookmarkStart w:id="98" w:name="vorgehensweise-beim-datenteilen"/>
-    <w:p>
-      <w:pPr>
-        <w:pStyle w:val="Heading2"/>
-      </w:pPr>
-      <w:r>
-        <w:t xml:space="preserve">Vorgehensweise beim Datenteilen</w:t>
-      </w:r>
-    </w:p>
-    <w:bookmarkStart w:id="80" w:name="X02cc8b8c675205394a9898fb5cbb8306158c66e"/>
-    <w:p>
-      <w:pPr>
-        <w:pStyle w:val="Heading3"/>
-      </w:pPr>
-      <w:r>
-        <w:t xml:space="preserve">Einem Datenraum beitreten oder einen Raum erstellen</w:t>
-      </w:r>
-    </w:p>
-    <w:p>
-      <w:pPr>
-        <w:pStyle w:val="FirstParagraph"/>
-      </w:pPr>
-      <w:r>
-        <w:t xml:space="preserve">Ein</w:t>
-      </w:r>
-      <w:r>
-        <w:t xml:space="preserve"> </w:t>
-      </w:r>
-      <w:r>
-        <w:rPr>
-          <w:b/>
-          <w:bCs/>
-        </w:rPr>
-        <w:t xml:space="preserve">Datenraum</w:t>
-      </w:r>
-      <w:r>
-        <w:t xml:space="preserve"> </w:t>
-      </w:r>
-      <w:r>
-        <w:t xml:space="preserve">bündelt die Akteure, die untereinander Daten teilen, und ist</w:t>
-      </w:r>
-      <w:r>
-        <w:t xml:space="preserve"> </w:t>
-      </w:r>
-      <w:r>
-        <w:t xml:space="preserve">die Grundlage für die rollenbasierte Freigabe. Im Tab</w:t>
-      </w:r>
-      <w:r>
-        <w:t xml:space="preserve"> </w:t>
-      </w:r>
-      <w:r>
-        <w:rPr>
-          <w:b/>
-          <w:bCs/>
-        </w:rPr>
-        <w:t xml:space="preserve">Connect</w:t>
-      </w:r>
-      <w:r>
-        <w:t xml:space="preserve">:</w:t>
+        <w:t xml:space="preserve">Manchmal möchten Sie Informationen teilen, ohne dass der Empfänger Details über</w:t>
+      </w:r>
+      <w:r>
+        <w:t xml:space="preserve"> </w:t>
+      </w:r>
+      <w:r>
+        <w:t xml:space="preserve">einzelne Gebäude sieht. Zum Beispiel möchte ein Investor wissen, wie effizient</w:t>
+      </w:r>
+      <w:r>
+        <w:t xml:space="preserve"> </w:t>
+      </w:r>
+      <w:r>
+        <w:t xml:space="preserve">ein Gesamt-Portfolio ist, muss aber nicht wissen, welches spezifische Gebäude wie</w:t>
+      </w:r>
+      <w:r>
+        <w:t xml:space="preserve"> </w:t>
+      </w:r>
+      <w:r>
+        <w:t xml:space="preserve">viel verbraucht. Für solche Fälle bietet Granergize</w:t>
+      </w:r>
+      <w:r>
+        <w:t xml:space="preserve"> </w:t>
+      </w:r>
+      <w:r>
+        <w:rPr>
+          <w:b/>
+          <w:bCs/>
+        </w:rPr>
+        <w:t xml:space="preserve">aggregierte Ansichten</w:t>
+      </w:r>
+      <w:r>
+        <w:t xml:space="preserve"> </w:t>
+      </w:r>
+      <w:r>
+        <w:t xml:space="preserve">(„Views”) an: eine Zusammenfassung mehrerer Gebäude. Was der Empfänger erhält,</w:t>
+      </w:r>
+      <w:r>
+        <w:t xml:space="preserve"> </w:t>
+      </w:r>
+      <w:r>
+        <w:t xml:space="preserve">ist nur diese Zusammenfassung – er sieht nicht, welche Gebäude dahinterstecken.</w:t>
+      </w:r>
+    </w:p>
+    <w:p>
+      <w:pPr>
+        <w:pStyle w:val="BodyText"/>
+      </w:pPr>
+      <w:r>
+        <w:t xml:space="preserve">Granergize bietet vier Aggregationsfunktionen:</w:t>
       </w:r>
     </w:p>
     <w:p>
@@ -5317,19 +5417,13 @@
           <w:b/>
           <w:bCs/>
         </w:rPr>
-        <w:t xml:space="preserve">Raum erstellen:</w:t>
-      </w:r>
-      <w:r>
-        <w:t xml:space="preserve"> </w:t>
-      </w:r>
-      <w:r>
-        <w:t xml:space="preserve">„Host a data room” legt einen Raum auf Ihrem Pod an. Teilen</w:t>
-      </w:r>
-      <w:r>
-        <w:t xml:space="preserve"> </w:t>
-      </w:r>
-      <w:r>
-        <w:t xml:space="preserve">Sie dessen Link oder QR-Code, damit andere beitreten können.</w:t>
+        <w:t xml:space="preserve">Durchschnitt (average):</w:t>
+      </w:r>
+      <w:r>
+        <w:t xml:space="preserve"> </w:t>
+      </w:r>
+      <w:r>
+        <w:t xml:space="preserve">Mittelwert über alle ausgewählten Gebäude.</w:t>
       </w:r>
     </w:p>
     <w:p>
@@ -5345,19 +5439,13 @@
           <w:b/>
           <w:bCs/>
         </w:rPr>
-        <w:t xml:space="preserve">Beitreten:</w:t>
-      </w:r>
-      <w:r>
-        <w:t xml:space="preserve"> </w:t>
-      </w:r>
-      <w:r>
-        <w:t xml:space="preserve">Fügen Sie eine Raum-URI in das Feld ein und klicken Sie auf</w:t>
-      </w:r>
-      <w:r>
-        <w:t xml:space="preserve"> </w:t>
-      </w:r>
-      <w:r>
-        <w:t xml:space="preserve">„Add”, oder nutzen Sie „Scan QR code”.</w:t>
+        <w:t xml:space="preserve">Summe (sum):</w:t>
+      </w:r>
+      <w:r>
+        <w:t xml:space="preserve"> </w:t>
+      </w:r>
+      <w:r>
+        <w:t xml:space="preserve">addiert alle Werte.</w:t>
       </w:r>
     </w:p>
     <w:p>
@@ -5373,6 +5461,437 @@
           <w:b/>
           <w:bCs/>
         </w:rPr>
+        <w:t xml:space="preserve">Minimum (minimum):</w:t>
+      </w:r>
+      <w:r>
+        <w:t xml:space="preserve"> </w:t>
+      </w:r>
+      <w:r>
+        <w:t xml:space="preserve">zeigt den niedrigsten Wert.</w:t>
+      </w:r>
+    </w:p>
+    <w:p>
+      <w:pPr>
+        <w:pStyle w:val="Compact"/>
+        <w:numPr>
+          <w:ilvl w:val="0"/>
+          <w:numId w:val="1012"/>
+        </w:numPr>
+      </w:pPr>
+      <w:r>
+        <w:rPr>
+          <w:b/>
+          <w:bCs/>
+        </w:rPr>
+        <w:t xml:space="preserve">Maximum (maximum):</w:t>
+      </w:r>
+      <w:r>
+        <w:t xml:space="preserve"> </w:t>
+      </w:r>
+      <w:r>
+        <w:t xml:space="preserve">zeigt den höchsten Wert.</w:t>
+      </w:r>
+    </w:p>
+    <w:bookmarkEnd w:id="78"/>
+    <w:bookmarkStart w:id="79" w:name="rollenbasierte-freigaben"/>
+    <w:p>
+      <w:pPr>
+        <w:pStyle w:val="Heading3"/>
+      </w:pPr>
+      <w:r>
+        <w:t xml:space="preserve">Rollenbasierte Freigaben</w:t>
+      </w:r>
+    </w:p>
+    <w:p>
+      <w:pPr>
+        <w:pStyle w:val="FirstParagraph"/>
+      </w:pPr>
+      <w:r>
+        <w:t xml:space="preserve">In der Praxis haben unterschiedliche Partner unterschiedliche Bedürfnisse: Ein</w:t>
+      </w:r>
+      <w:r>
+        <w:t xml:space="preserve"> </w:t>
+      </w:r>
+      <w:r>
+        <w:t xml:space="preserve">Investor benötigt grobe Jahreszahlen, ein Energiemanager hingegen hochauflösende</w:t>
+      </w:r>
+      <w:r>
+        <w:t xml:space="preserve"> </w:t>
+      </w:r>
+      <w:r>
+        <w:t xml:space="preserve">15-Minuten-Intervalle. Mit der rollenbasierten Freigabe teilen Sie mit allen</w:t>
+      </w:r>
+      <w:r>
+        <w:t xml:space="preserve"> </w:t>
+      </w:r>
+      <w:r>
+        <w:t xml:space="preserve">Mitgliedern eines Datenraums, die eine bestimmte Rolle innehaben – die Auswahl</w:t>
+      </w:r>
+      <w:r>
+        <w:t xml:space="preserve"> </w:t>
+      </w:r>
+      <w:r>
+        <w:t xml:space="preserve">der Empfänger ergibt sich aus der Rolle.</w:t>
+      </w:r>
+    </w:p>
+    <w:p>
+      <w:pPr>
+        <w:pStyle w:val="BodyText"/>
+      </w:pPr>
+      <w:r>
+        <w:t xml:space="preserve">Granergize kennt acht Rollen, die Sie sich im Datenraum zuweisen können (die</w:t>
+      </w:r>
+      <w:r>
+        <w:t xml:space="preserve"> </w:t>
+      </w:r>
+      <w:r>
+        <w:t xml:space="preserve">Auswahl „My role(s)” zeigt sie mit ihren englischen Bezeichnungen):</w:t>
+      </w:r>
+    </w:p>
+    <w:p>
+      <w:pPr>
+        <w:pStyle w:val="Compact"/>
+        <w:numPr>
+          <w:ilvl w:val="0"/>
+          <w:numId w:val="1013"/>
+        </w:numPr>
+      </w:pPr>
+      <w:r>
+        <w:rPr>
+          <w:b/>
+          <w:bCs/>
+        </w:rPr>
+        <w:t xml:space="preserve">Investor</w:t>
+      </w:r>
+      <w:r>
+        <w:t xml:space="preserve"> </w:t>
+      </w:r>
+      <w:r>
+        <w:t xml:space="preserve">– Investoren und Bestandshalter</w:t>
+      </w:r>
+    </w:p>
+    <w:p>
+      <w:pPr>
+        <w:pStyle w:val="Compact"/>
+        <w:numPr>
+          <w:ilvl w:val="0"/>
+          <w:numId w:val="1013"/>
+        </w:numPr>
+      </w:pPr>
+      <w:r>
+        <w:rPr>
+          <w:b/>
+          <w:bCs/>
+        </w:rPr>
+        <w:t xml:space="preserve">User</w:t>
+      </w:r>
+      <w:r>
+        <w:t xml:space="preserve"> </w:t>
+      </w:r>
+      <w:r>
+        <w:t xml:space="preserve">– Nutzer der Immobilie</w:t>
+      </w:r>
+    </w:p>
+    <w:p>
+      <w:pPr>
+        <w:pStyle w:val="Compact"/>
+        <w:numPr>
+          <w:ilvl w:val="0"/>
+          <w:numId w:val="1013"/>
+        </w:numPr>
+      </w:pPr>
+      <w:r>
+        <w:rPr>
+          <w:b/>
+          <w:bCs/>
+        </w:rPr>
+        <w:t xml:space="preserve">Benchmark Service Provider</w:t>
+      </w:r>
+      <w:r>
+        <w:t xml:space="preserve"> </w:t>
+      </w:r>
+      <w:r>
+        <w:t xml:space="preserve">– Benchmark-Dienstleister</w:t>
+      </w:r>
+    </w:p>
+    <w:p>
+      <w:pPr>
+        <w:pStyle w:val="Compact"/>
+        <w:numPr>
+          <w:ilvl w:val="0"/>
+          <w:numId w:val="1013"/>
+        </w:numPr>
+      </w:pPr>
+      <w:r>
+        <w:rPr>
+          <w:b/>
+          <w:bCs/>
+        </w:rPr>
+        <w:t xml:space="preserve">Facility Manager</w:t>
+      </w:r>
+      <w:r>
+        <w:t xml:space="preserve"> </w:t>
+      </w:r>
+      <w:r>
+        <w:t xml:space="preserve">– Gebäude- und Betriebsverantwortliche</w:t>
+      </w:r>
+    </w:p>
+    <w:p>
+      <w:pPr>
+        <w:pStyle w:val="Compact"/>
+        <w:numPr>
+          <w:ilvl w:val="0"/>
+          <w:numId w:val="1013"/>
+        </w:numPr>
+      </w:pPr>
+      <w:r>
+        <w:rPr>
+          <w:b/>
+          <w:bCs/>
+        </w:rPr>
+        <w:t xml:space="preserve">Developer</w:t>
+      </w:r>
+      <w:r>
+        <w:t xml:space="preserve"> </w:t>
+      </w:r>
+      <w:r>
+        <w:t xml:space="preserve">– Projektentwickler</w:t>
+      </w:r>
+    </w:p>
+    <w:p>
+      <w:pPr>
+        <w:pStyle w:val="Compact"/>
+        <w:numPr>
+          <w:ilvl w:val="0"/>
+          <w:numId w:val="1013"/>
+        </w:numPr>
+      </w:pPr>
+      <w:r>
+        <w:rPr>
+          <w:b/>
+          <w:bCs/>
+        </w:rPr>
+        <w:t xml:space="preserve">Consultant / Broker</w:t>
+      </w:r>
+      <w:r>
+        <w:t xml:space="preserve"> </w:t>
+      </w:r>
+      <w:r>
+        <w:t xml:space="preserve">– Berater und Makler</w:t>
+      </w:r>
+    </w:p>
+    <w:p>
+      <w:pPr>
+        <w:pStyle w:val="Compact"/>
+        <w:numPr>
+          <w:ilvl w:val="0"/>
+          <w:numId w:val="1013"/>
+        </w:numPr>
+      </w:pPr>
+      <w:r>
+        <w:rPr>
+          <w:b/>
+          <w:bCs/>
+        </w:rPr>
+        <w:t xml:space="preserve">Software Provider</w:t>
+      </w:r>
+      <w:r>
+        <w:t xml:space="preserve"> </w:t>
+      </w:r>
+      <w:r>
+        <w:t xml:space="preserve">– Softwaredienstleister</w:t>
+      </w:r>
+    </w:p>
+    <w:p>
+      <w:pPr>
+        <w:pStyle w:val="Compact"/>
+        <w:numPr>
+          <w:ilvl w:val="0"/>
+          <w:numId w:val="1013"/>
+        </w:numPr>
+      </w:pPr>
+      <w:r>
+        <w:rPr>
+          <w:b/>
+          <w:bCs/>
+        </w:rPr>
+        <w:t xml:space="preserve">Energy Provider</w:t>
+      </w:r>
+      <w:r>
+        <w:t xml:space="preserve"> </w:t>
+      </w:r>
+      <w:r>
+        <w:t xml:space="preserve">– Energiedienstleister</w:t>
+      </w:r>
+    </w:p>
+    <w:p>
+      <w:pPr>
+        <w:pStyle w:val="FirstParagraph"/>
+      </w:pPr>
+      <w:r>
+        <w:t xml:space="preserve">Diese Rollen sind bewusst nicht exklusiv: Sie können sich</w:t>
+      </w:r>
+      <w:r>
+        <w:t xml:space="preserve"> </w:t>
+      </w:r>
+      <w:r>
+        <w:rPr>
+          <w:b/>
+          <w:bCs/>
+        </w:rPr>
+        <w:t xml:space="preserve">mehrere oder alle</w:t>
+      </w:r>
+      <w:r>
+        <w:t xml:space="preserve"> </w:t>
+      </w:r>
+      <w:r>
+        <w:t xml:space="preserve">zuweisen (siehe „Rolle wählen”). Eine Rolle hängt ausschließlich an der</w:t>
+      </w:r>
+      <w:r>
+        <w:t xml:space="preserve"> </w:t>
+      </w:r>
+      <w:r>
+        <w:t xml:space="preserve">Datenraum-Mitgliedschaft – nicht an einem Gebäude, seinen Energiedaten oder Ihrem</w:t>
+      </w:r>
+      <w:r>
+        <w:t xml:space="preserve"> </w:t>
+      </w:r>
+      <w:r>
+        <w:t xml:space="preserve">Profil.</w:t>
+      </w:r>
+    </w:p>
+    <w:bookmarkEnd w:id="79"/>
+    <w:bookmarkEnd w:id="80"/>
+    <w:bookmarkStart w:id="102" w:name="vorgehensweise-beim-datenteilen"/>
+    <w:p>
+      <w:pPr>
+        <w:pStyle w:val="Heading2"/>
+      </w:pPr>
+      <w:r>
+        <w:t xml:space="preserve">Vorgehensweise beim Datenteilen</w:t>
+      </w:r>
+    </w:p>
+    <w:bookmarkStart w:id="84" w:name="X02cc8b8c675205394a9898fb5cbb8306158c66e"/>
+    <w:p>
+      <w:pPr>
+        <w:pStyle w:val="Heading3"/>
+      </w:pPr>
+      <w:r>
+        <w:t xml:space="preserve">Einem Datenraum beitreten oder einen Raum erstellen</w:t>
+      </w:r>
+    </w:p>
+    <w:p>
+      <w:pPr>
+        <w:pStyle w:val="FirstParagraph"/>
+      </w:pPr>
+      <w:r>
+        <w:t xml:space="preserve">Ein</w:t>
+      </w:r>
+      <w:r>
+        <w:t xml:space="preserve"> </w:t>
+      </w:r>
+      <w:r>
+        <w:rPr>
+          <w:b/>
+          <w:bCs/>
+        </w:rPr>
+        <w:t xml:space="preserve">Datenraum</w:t>
+      </w:r>
+      <w:r>
+        <w:t xml:space="preserve"> </w:t>
+      </w:r>
+      <w:r>
+        <w:t xml:space="preserve">bündelt die Akteure, die untereinander Daten teilen, und ist</w:t>
+      </w:r>
+      <w:r>
+        <w:t xml:space="preserve"> </w:t>
+      </w:r>
+      <w:r>
+        <w:t xml:space="preserve">die Grundlage für die rollenbasierte Freigabe. Im Tab</w:t>
+      </w:r>
+      <w:r>
+        <w:t xml:space="preserve"> </w:t>
+      </w:r>
+      <w:r>
+        <w:rPr>
+          <w:b/>
+          <w:bCs/>
+        </w:rPr>
+        <w:t xml:space="preserve">Connect</w:t>
+      </w:r>
+      <w:r>
+        <w:t xml:space="preserve">:</w:t>
+      </w:r>
+    </w:p>
+    <w:p>
+      <w:pPr>
+        <w:pStyle w:val="Compact"/>
+        <w:numPr>
+          <w:ilvl w:val="0"/>
+          <w:numId w:val="1014"/>
+        </w:numPr>
+      </w:pPr>
+      <w:r>
+        <w:rPr>
+          <w:b/>
+          <w:bCs/>
+        </w:rPr>
+        <w:t xml:space="preserve">Raum erstellen:</w:t>
+      </w:r>
+      <w:r>
+        <w:t xml:space="preserve"> </w:t>
+      </w:r>
+      <w:r>
+        <w:t xml:space="preserve">„Host a data room” legt einen Raum auf Ihrem Pod an. Teilen</w:t>
+      </w:r>
+      <w:r>
+        <w:t xml:space="preserve"> </w:t>
+      </w:r>
+      <w:r>
+        <w:t xml:space="preserve">Sie dessen Link oder QR-Code, damit andere beitreten können.</w:t>
+      </w:r>
+    </w:p>
+    <w:p>
+      <w:pPr>
+        <w:pStyle w:val="Compact"/>
+        <w:numPr>
+          <w:ilvl w:val="0"/>
+          <w:numId w:val="1014"/>
+        </w:numPr>
+      </w:pPr>
+      <w:r>
+        <w:rPr>
+          <w:b/>
+          <w:bCs/>
+        </w:rPr>
+        <w:t xml:space="preserve">Beitreten:</w:t>
+      </w:r>
+      <w:r>
+        <w:t xml:space="preserve"> </w:t>
+      </w:r>
+      <w:r>
+        <w:t xml:space="preserve">Fügen Sie eine Raum-URI in das Feld ein und klicken Sie auf</w:t>
+      </w:r>
+      <w:r>
+        <w:t xml:space="preserve"> </w:t>
+      </w:r>
+      <w:r>
+        <w:t xml:space="preserve">„Add”, oder nutzen Sie „Scan QR code”.</w:t>
+      </w:r>
+    </w:p>
+    <w:p>
+      <w:pPr>
+        <w:pStyle w:val="Compact"/>
+        <w:numPr>
+          <w:ilvl w:val="0"/>
+          <w:numId w:val="1014"/>
+        </w:numPr>
+      </w:pPr>
+      <w:r>
+        <w:rPr>
+          <w:b/>
+          <w:bCs/>
+        </w:rPr>
         <w:t xml:space="preserve">Rolle wählen:</w:t>
       </w:r>
       <w:r>
@@ -5407,13 +5926,13 @@
         <w:t xml:space="preserve"> </w:t>
       </w:r>
       <w:r>
-        <w:t xml:space="preserve">role” mit Ihnen teilen. (Diese Raum-Rolle ist unabhängig von der</w:t>
-      </w:r>
-      <w:r>
-        <w:t xml:space="preserve"> </w:t>
-      </w:r>
-      <w:r>
-        <w:t xml:space="preserve">Datenproduzenten-Rolle aus Ihrem Profil.)</w:t>
+        <w:t xml:space="preserve">role” mit Ihnen teilen. Rollen gibt es ausschließlich hier, im Datenraum – sie</w:t>
+      </w:r>
+      <w:r>
+        <w:t xml:space="preserve"> </w:t>
+      </w:r>
+      <w:r>
+        <w:t xml:space="preserve">hängen nicht an Ihren Gebäuden oder Ihrem Profil.</w:t>
       </w:r>
     </w:p>
     <w:p>
@@ -5425,143 +5944,12 @@
           <wp:inline>
             <wp:extent cx="5334000" cy="4000499"/>
             <wp:effectExtent b="0" l="0" r="0" t="0"/>
-            <wp:docPr descr="Tab „Connect”: Raum erstellen oder beitreten und Rolle wählen" title="" id="78" name="Picture"/>
+            <wp:docPr descr="Tab „Connect”: Raum erstellen oder beitreten und Rolle wählen" title="" id="82" name="Picture"/>
             <a:graphic>
               <a:graphicData uri="http://schemas.openxmlformats.org/drawingml/2006/picture">
                 <pic:pic>
                   <pic:nvPicPr>
-                    <pic:cNvPr descr="figures/room.png" id="79" name="Picture"/>
-                    <pic:cNvPicPr>
-                      <a:picLocks noChangeArrowheads="1" noChangeAspect="1"/>
-                    </pic:cNvPicPr>
-                  </pic:nvPicPr>
-                  <pic:blipFill>
-                    <a:blip r:embed="rId77"/>
-                    <a:stretch>
-                      <a:fillRect/>
-                    </a:stretch>
-                  </pic:blipFill>
-                  <pic:spPr bwMode="auto">
-                    <a:xfrm>
-                      <a:off x="0" y="0"/>
-                      <a:ext cx="5334000" cy="4000499"/>
-                    </a:xfrm>
-                    <a:prstGeom prst="rect">
-                      <a:avLst/>
-                    </a:prstGeom>
-                    <a:noFill/>
-                    <a:ln w="9525">
-                      <a:noFill/>
-                      <a:headEnd/>
-                      <a:tailEnd/>
-                    </a:ln>
-                  </pic:spPr>
-                </pic:pic>
-              </a:graphicData>
-            </a:graphic>
-          </wp:inline>
-        </w:drawing>
-      </w:r>
-    </w:p>
-    <w:p>
-      <w:pPr>
-        <w:pStyle w:val="ImageCaption"/>
-      </w:pPr>
-      <w:r>
-        <w:t xml:space="preserve">Tab „Connect”: Raum erstellen oder beitreten und Rolle wählen</w:t>
-      </w:r>
-    </w:p>
-    <w:bookmarkEnd w:id="80"/>
-    <w:bookmarkStart w:id="84" w:name="kontakte-verwalten"/>
-    <w:p>
-      <w:pPr>
-        <w:pStyle w:val="Heading3"/>
-      </w:pPr>
-      <w:r>
-        <w:t xml:space="preserve">Kontakte verwalten</w:t>
-      </w:r>
-    </w:p>
-    <w:p>
-      <w:pPr>
-        <w:pStyle w:val="FirstParagraph"/>
-      </w:pPr>
-      <w:r>
-        <w:t xml:space="preserve">Ebenfalls im Tab</w:t>
-      </w:r>
-      <w:r>
-        <w:t xml:space="preserve"> </w:t>
-      </w:r>
-      <w:r>
-        <w:rPr>
-          <w:b/>
-          <w:bCs/>
-        </w:rPr>
-        <w:t xml:space="preserve">Connect</w:t>
-      </w:r>
-      <w:r>
-        <w:t xml:space="preserve"> </w:t>
-      </w:r>
-      <w:r>
-        <w:t xml:space="preserve">führen Sie unter „Contacts” ein persönliches</w:t>
-      </w:r>
-      <w:r>
-        <w:t xml:space="preserve"> </w:t>
-      </w:r>
-      <w:r>
-        <w:t xml:space="preserve">Adressbuch Ihrer Geschäftspartner – jeder Eintrag ist eine WebID, zu der</w:t>
-      </w:r>
-      <w:r>
-        <w:t xml:space="preserve"> </w:t>
-      </w:r>
-      <w:r>
-        <w:t xml:space="preserve">Granergize automatisch den hinterlegten Namen und das Profilbild auflöst.</w:t>
-      </w:r>
-      <w:r>
-        <w:t xml:space="preserve"> </w:t>
-      </w:r>
-      <w:r>
-        <w:t xml:space="preserve">Geschäftspartner, mit denen Sie Daten teilen, werden hier automatisch gemerkt;</w:t>
-      </w:r>
-      <w:r>
-        <w:t xml:space="preserve"> </w:t>
-      </w:r>
-      <w:r>
-        <w:t xml:space="preserve">zusätzlich können Sie eine WebID von Hand eintragen und mit „Add” hinzufügen oder</w:t>
-      </w:r>
-      <w:r>
-        <w:t xml:space="preserve"> </w:t>
-      </w:r>
-      <w:r>
-        <w:t xml:space="preserve">einen Eintrag über das Lösch-Symbol wieder entfernen. Ihre Kontakte erscheinen</w:t>
-      </w:r>
-      <w:r>
-        <w:t xml:space="preserve"> </w:t>
-      </w:r>
-      <w:r>
-        <w:t xml:space="preserve">anschließend als Vorschläge, wann immer Sie Empfänger für eine Freigabe auswählen</w:t>
-      </w:r>
-      <w:r>
-        <w:t xml:space="preserve"> </w:t>
-      </w:r>
-      <w:r>
-        <w:t xml:space="preserve">– so müssen Sie eine WebID nicht jedes Mal neu eingeben.</w:t>
-      </w:r>
-    </w:p>
-    <w:p>
-      <w:pPr>
-        <w:pStyle w:val="CaptionedFigure"/>
-      </w:pPr>
-      <w:r>
-        <w:drawing>
-          <wp:inline>
-            <wp:extent cx="5334000" cy="4000499"/>
-            <wp:effectExtent b="0" l="0" r="0" t="0"/>
-            <wp:docPr descr="Tab „Connect”: persönliches Adressbuch unter „Contacts”" title="" id="82" name="Picture"/>
-            <a:graphic>
-              <a:graphicData uri="http://schemas.openxmlformats.org/drawingml/2006/picture">
-                <pic:pic>
-                  <pic:nvPicPr>
-                    <pic:cNvPr descr="figures/contacts.png" id="83" name="Picture"/>
+                    <pic:cNvPr descr="figures/room.png" id="83" name="Picture"/>
                     <pic:cNvPicPr>
                       <a:picLocks noChangeArrowheads="1" noChangeAspect="1"/>
                     </pic:cNvPicPr>
@@ -5599,17 +5987,17 @@
         <w:pStyle w:val="ImageCaption"/>
       </w:pPr>
       <w:r>
-        <w:t xml:space="preserve">Tab „Connect”: persönliches Adressbuch unter „Contacts”</w:t>
+        <w:t xml:space="preserve">Tab „Connect”: Raum erstellen oder beitreten und Rolle wählen</w:t>
       </w:r>
     </w:p>
     <w:bookmarkEnd w:id="84"/>
-    <w:bookmarkStart w:id="88" w:name="ein-gebäude-teilen"/>
+    <w:bookmarkStart w:id="88" w:name="kontakte-verwalten"/>
     <w:p>
       <w:pPr>
         <w:pStyle w:val="Heading3"/>
       </w:pPr>
       <w:r>
-        <w:t xml:space="preserve">Ein Gebäude teilen</w:t>
+        <w:t xml:space="preserve">Kontakte verwalten</w:t>
       </w:r>
     </w:p>
     <w:p>
@@ -5617,146 +6005,65 @@
         <w:pStyle w:val="FirstParagraph"/>
       </w:pPr>
       <w:r>
-        <w:t xml:space="preserve">Im Tab</w:t>
-      </w:r>
-      <w:r>
-        <w:t xml:space="preserve"> </w:t>
-      </w:r>
-      <w:r>
-        <w:rPr>
-          <w:b/>
-          <w:bCs/>
-        </w:rPr>
-        <w:t xml:space="preserve">Manage</w:t>
-      </w:r>
-      <w:r>
-        <w:t xml:space="preserve"> </w:t>
-      </w:r>
-      <w:r>
-        <w:t xml:space="preserve">hat jedes Gebäude unter „Your buildings” eigene Symbole:</w:t>
-      </w:r>
-      <w:r>
-        <w:t xml:space="preserve"> </w:t>
-      </w:r>
-      <w:r>
-        <w:t xml:space="preserve">Bearbeiten, Dateien verwalten, Energie-Jahr erfassen, Teilen, Herunterladen und</w:t>
-      </w:r>
-      <w:r>
-        <w:t xml:space="preserve"> </w:t>
-      </w:r>
-      <w:r>
-        <w:t xml:space="preserve">Löschen (siehe Abschnitt „Gebäude bearbeiten, Dateien verwalten und löschen”).</w:t>
-      </w:r>
-    </w:p>
-    <w:p>
-      <w:pPr>
-        <w:pStyle w:val="Compact"/>
-        <w:numPr>
-          <w:ilvl w:val="0"/>
-          <w:numId w:val="1013"/>
-        </w:numPr>
-      </w:pPr>
-      <w:r>
-        <w:t xml:space="preserve">Klicken Sie beim gewünschten Gebäude auf das Teilen-Symbol. Der Dialog „Share</w:t>
-      </w:r>
-      <w:r>
-        <w:t xml:space="preserve"> </w:t>
-      </w:r>
-      <w:r>
-        <w:t xml:space="preserve">Building Data” öffnet sich.</w:t>
-      </w:r>
-    </w:p>
-    <w:p>
-      <w:pPr>
-        <w:pStyle w:val="Compact"/>
-        <w:numPr>
-          <w:ilvl w:val="0"/>
-          <w:numId w:val="1013"/>
-        </w:numPr>
-      </w:pPr>
-      <w:r>
-        <w:t xml:space="preserve">Wählen Sie, an wen geteilt wird:</w:t>
-      </w:r>
-      <w:r>
-        <w:t xml:space="preserve"> </w:t>
-      </w:r>
-      <w:r>
-        <w:rPr>
-          <w:b/>
-          <w:bCs/>
-        </w:rPr>
-        <w:t xml:space="preserve">By WebID</w:t>
-      </w:r>
-      <w:r>
-        <w:t xml:space="preserve"> </w:t>
-      </w:r>
-      <w:r>
-        <w:t xml:space="preserve">(eine oder mehrere WebIDs</w:t>
-      </w:r>
-      <w:r>
-        <w:t xml:space="preserve"> </w:t>
-      </w:r>
-      <w:r>
-        <w:t xml:space="preserve">eingeben) oder</w:t>
-      </w:r>
-      <w:r>
-        <w:t xml:space="preserve"> </w:t>
-      </w:r>
-      <w:r>
-        <w:rPr>
-          <w:b/>
-          <w:bCs/>
-        </w:rPr>
-        <w:t xml:space="preserve">By role</w:t>
-      </w:r>
-      <w:r>
-        <w:t xml:space="preserve"> </w:t>
-      </w:r>
-      <w:r>
-        <w:t xml:space="preserve">(eine Rolle wählen – geteilt wird mit allen</w:t>
-      </w:r>
-      <w:r>
-        <w:t xml:space="preserve"> </w:t>
-      </w:r>
-      <w:r>
-        <w:t xml:space="preserve">Raum-Mitgliedern, die diese Rolle haben).</w:t>
-      </w:r>
-    </w:p>
-    <w:p>
-      <w:pPr>
-        <w:pStyle w:val="Compact"/>
-        <w:numPr>
-          <w:ilvl w:val="0"/>
-          <w:numId w:val="1013"/>
-        </w:numPr>
-      </w:pPr>
-      <w:r>
-        <w:t xml:space="preserve">Wählen Sie unter „What to share” den Freigabeumfang – nur Stammdaten, Stammdaten</w:t>
-      </w:r>
-      <w:r>
-        <w:t xml:space="preserve"> </w:t>
-      </w:r>
-      <w:r>
-        <w:t xml:space="preserve">mit allen Energiejahren oder Stammdaten mit ausgewählten Jahren (siehe Abschnitt</w:t>
-      </w:r>
-      <w:r>
-        <w:t xml:space="preserve"> </w:t>
-      </w:r>
-      <w:r>
-        <w:t xml:space="preserve">„Individuelle Gebäudedaten teilen”) – und bestätigen Sie mit</w:t>
-      </w:r>
-      <w:r>
-        <w:t xml:space="preserve"> </w:t>
-      </w:r>
-      <w:r>
-        <w:rPr>
-          <w:b/>
-          <w:bCs/>
-        </w:rPr>
-        <w:t xml:space="preserve">Share</w:t>
-      </w:r>
-      <w:r>
-        <w:t xml:space="preserve">.</w:t>
+        <w:t xml:space="preserve">Ebenfalls im Tab</w:t>
+      </w:r>
+      <w:r>
+        <w:t xml:space="preserve"> </w:t>
+      </w:r>
+      <w:r>
+        <w:rPr>
+          <w:b/>
+          <w:bCs/>
+        </w:rPr>
+        <w:t xml:space="preserve">Connect</w:t>
+      </w:r>
+      <w:r>
+        <w:t xml:space="preserve"> </w:t>
+      </w:r>
+      <w:r>
+        <w:t xml:space="preserve">führen Sie unter „Contacts” ein persönliches</w:t>
+      </w:r>
+      <w:r>
+        <w:t xml:space="preserve"> </w:t>
+      </w:r>
+      <w:r>
+        <w:t xml:space="preserve">Adressbuch Ihrer Geschäftspartner – jeder Eintrag ist eine WebID, zu der</w:t>
+      </w:r>
+      <w:r>
+        <w:t xml:space="preserve"> </w:t>
+      </w:r>
+      <w:r>
+        <w:t xml:space="preserve">Granergize automatisch den hinterlegten Namen und das Profilbild auflöst.</w:t>
+      </w:r>
+      <w:r>
+        <w:t xml:space="preserve"> </w:t>
+      </w:r>
+      <w:r>
+        <w:t xml:space="preserve">Geschäftspartner, mit denen Sie Daten teilen, werden hier automatisch gemerkt;</w:t>
+      </w:r>
+      <w:r>
+        <w:t xml:space="preserve"> </w:t>
+      </w:r>
+      <w:r>
+        <w:t xml:space="preserve">zusätzlich können Sie eine WebID von Hand eintragen und mit „Add” hinzufügen oder</w:t>
+      </w:r>
+      <w:r>
+        <w:t xml:space="preserve"> </w:t>
+      </w:r>
+      <w:r>
+        <w:t xml:space="preserve">einen Eintrag über das Lösch-Symbol wieder entfernen. Ihre Kontakte erscheinen</w:t>
+      </w:r>
+      <w:r>
+        <w:t xml:space="preserve"> </w:t>
+      </w:r>
+      <w:r>
+        <w:t xml:space="preserve">anschließend als Vorschläge, wann immer Sie Empfänger für eine Freigabe auswählen</w:t>
+      </w:r>
+      <w:r>
+        <w:t xml:space="preserve"> </w:t>
+      </w:r>
+      <w:r>
+        <w:t xml:space="preserve">– so müssen Sie eine WebID nicht jedes Mal neu eingeben.</w:t>
       </w:r>
     </w:p>
     <w:p>
@@ -5768,12 +6075,12 @@
           <wp:inline>
             <wp:extent cx="5334000" cy="4000499"/>
             <wp:effectExtent b="0" l="0" r="0" t="0"/>
-            <wp:docPr descr="Tab „Manage”: ein Gebäude mit seinen Symbolen zum Teilen, Bearbeiten und Verwalten" title="" id="86" name="Picture"/>
+            <wp:docPr descr="Tab „Connect”: persönliches Adressbuch unter „Contacts”" title="" id="86" name="Picture"/>
             <a:graphic>
               <a:graphicData uri="http://schemas.openxmlformats.org/drawingml/2006/picture">
                 <pic:pic>
                   <pic:nvPicPr>
-                    <pic:cNvPr descr="figures/share-building.png" id="87" name="Picture"/>
+                    <pic:cNvPr descr="figures/contacts.png" id="87" name="Picture"/>
                     <pic:cNvPicPr>
                       <a:picLocks noChangeArrowheads="1" noChangeAspect="1"/>
                     </pic:cNvPicPr>
@@ -5811,70 +6118,53 @@
         <w:pStyle w:val="ImageCaption"/>
       </w:pPr>
       <w:r>
-        <w:t xml:space="preserve">Tab „Manage”: ein Gebäude mit seinen Symbolen zum Teilen, Bearbeiten und Verwalten</w:t>
-      </w:r>
-    </w:p>
-    <w:p>
-      <w:pPr>
-        <w:pStyle w:val="BlockText"/>
-      </w:pPr>
-      <w:r>
-        <w:rPr>
-          <w:b/>
-          <w:bCs/>
-        </w:rPr>
-        <w:t xml:space="preserve">Technische Details (für Administratoren)</w:t>
-      </w:r>
-    </w:p>
-    <w:p>
-      <w:pPr>
-        <w:pStyle w:val="BlockText"/>
-      </w:pPr>
-      <w:r>
-        <w:t xml:space="preserve">Im Hintergrund setzt Granergize die ACL-Berechtigung für die Gebäudedatei</w:t>
-      </w:r>
-      <w:r>
-        <w:t xml:space="preserve"> </w:t>
-      </w:r>
-      <w:r>
-        <w:t xml:space="preserve">(und, falls Energiedaten geteilt werden, für die betreffenden Energiedateien),</w:t>
-      </w:r>
-      <w:r>
-        <w:t xml:space="preserve"> </w:t>
-      </w:r>
-      <w:r>
-        <w:t xml:space="preserve">sendet eine Access-Grant-Benachrichtigung an den Posteingang (</w:t>
-      </w:r>
-      <w:r>
-        <w:rPr>
-          <w:rStyle w:val="VerbatimChar"/>
-        </w:rPr>
-        <w:t xml:space="preserve">inbox/</w:t>
-      </w:r>
-      <w:r>
-        <w:t xml:space="preserve">) des</w:t>
-      </w:r>
-      <w:r>
-        <w:t xml:space="preserve"> </w:t>
-      </w:r>
-      <w:r>
-        <w:t xml:space="preserve">Empfängers und vermerkt die Freigabe im eigenen Pod. Der Empfänger verarbeitet</w:t>
-      </w:r>
-      <w:r>
-        <w:t xml:space="preserve"> </w:t>
-      </w:r>
-      <w:r>
-        <w:t xml:space="preserve">die Benachrichtigung und sieht anschließend die geteilten Daten.</w:t>
+        <w:t xml:space="preserve">Tab „Connect”: persönliches Adressbuch unter „Contacts”</w:t>
       </w:r>
     </w:p>
     <w:bookmarkEnd w:id="88"/>
-    <w:bookmarkStart w:id="92" w:name="aggregierte-ansicht-erstellen-und-teilen"/>
+    <w:bookmarkStart w:id="92" w:name="ein-gebäude-teilen"/>
     <w:p>
       <w:pPr>
         <w:pStyle w:val="Heading3"/>
       </w:pPr>
       <w:r>
-        <w:t xml:space="preserve">Aggregierte Ansicht erstellen und teilen</w:t>
+        <w:t xml:space="preserve">Ein Gebäude teilen</w:t>
+      </w:r>
+    </w:p>
+    <w:p>
+      <w:pPr>
+        <w:pStyle w:val="FirstParagraph"/>
+      </w:pPr>
+      <w:r>
+        <w:t xml:space="preserve">Im Tab</w:t>
+      </w:r>
+      <w:r>
+        <w:t xml:space="preserve"> </w:t>
+      </w:r>
+      <w:r>
+        <w:rPr>
+          <w:b/>
+          <w:bCs/>
+        </w:rPr>
+        <w:t xml:space="preserve">Manage</w:t>
+      </w:r>
+      <w:r>
+        <w:t xml:space="preserve"> </w:t>
+      </w:r>
+      <w:r>
+        <w:t xml:space="preserve">hat jedes Gebäude unter „Your buildings” eigene Symbole:</w:t>
+      </w:r>
+      <w:r>
+        <w:t xml:space="preserve"> </w:t>
+      </w:r>
+      <w:r>
+        <w:t xml:space="preserve">Bearbeiten, Dateien verwalten, Energie-Jahr erfassen, Teilen, Herunterladen und</w:t>
+      </w:r>
+      <w:r>
+        <w:t xml:space="preserve"> </w:t>
+      </w:r>
+      <w:r>
+        <w:t xml:space="preserve">Löschen (siehe Abschnitt „Gebäude bearbeiten, Dateien verwalten und löschen”).</w:t>
       </w:r>
     </w:p>
     <w:p>
@@ -5882,33 +6172,17 @@
         <w:pStyle w:val="Compact"/>
         <w:numPr>
           <w:ilvl w:val="0"/>
-          <w:numId w:val="1014"/>
+          <w:numId w:val="1015"/>
         </w:numPr>
       </w:pPr>
       <w:r>
-        <w:t xml:space="preserve">Wechseln Sie im Tab</w:t>
-      </w:r>
-      <w:r>
-        <w:t xml:space="preserve"> </w:t>
-      </w:r>
-      <w:r>
-        <w:rPr>
-          <w:b/>
-          <w:bCs/>
-        </w:rPr>
-        <w:t xml:space="preserve">Manage</w:t>
-      </w:r>
-      <w:r>
-        <w:t xml:space="preserve"> </w:t>
-      </w:r>
-      <w:r>
-        <w:t xml:space="preserve">zum Abschnitt „Aggregated views” und klicken</w:t>
-      </w:r>
-      <w:r>
-        <w:t xml:space="preserve"> </w:t>
-      </w:r>
-      <w:r>
-        <w:t xml:space="preserve">Sie auf „Create View”.</w:t>
+        <w:t xml:space="preserve">Klicken Sie beim gewünschten Gebäude auf das Teilen-Symbol. Der Dialog „Share</w:t>
+      </w:r>
+      <w:r>
+        <w:t xml:space="preserve"> </w:t>
+      </w:r>
+      <w:r>
+        <w:t xml:space="preserve">Building Data” öffnet sich.</w:t>
       </w:r>
     </w:p>
     <w:p>
@@ -5916,17 +6190,55 @@
         <w:pStyle w:val="Compact"/>
         <w:numPr>
           <w:ilvl w:val="0"/>
-          <w:numId w:val="1014"/>
+          <w:numId w:val="1015"/>
         </w:numPr>
       </w:pPr>
       <w:r>
-        <w:t xml:space="preserve">Geben Sie einen Namen ein, wählen Sie die zu aggregierenden Gebäude und</w:t>
-      </w:r>
-      <w:r>
-        <w:t xml:space="preserve"> </w:t>
-      </w:r>
-      <w:r>
-        <w:t xml:space="preserve">Kennzahlen sowie die Aggregatsfunktion und erstellen Sie die Ansicht.</w:t>
+        <w:t xml:space="preserve">Wählen Sie, an wen geteilt wird:</w:t>
+      </w:r>
+      <w:r>
+        <w:t xml:space="preserve"> </w:t>
+      </w:r>
+      <w:r>
+        <w:rPr>
+          <w:b/>
+          <w:bCs/>
+        </w:rPr>
+        <w:t xml:space="preserve">By WebID</w:t>
+      </w:r>
+      <w:r>
+        <w:t xml:space="preserve"> </w:t>
+      </w:r>
+      <w:r>
+        <w:t xml:space="preserve">(eine oder mehrere WebIDs</w:t>
+      </w:r>
+      <w:r>
+        <w:t xml:space="preserve"> </w:t>
+      </w:r>
+      <w:r>
+        <w:t xml:space="preserve">eingeben) oder</w:t>
+      </w:r>
+      <w:r>
+        <w:t xml:space="preserve"> </w:t>
+      </w:r>
+      <w:r>
+        <w:rPr>
+          <w:b/>
+          <w:bCs/>
+        </w:rPr>
+        <w:t xml:space="preserve">By role</w:t>
+      </w:r>
+      <w:r>
+        <w:t xml:space="preserve"> </w:t>
+      </w:r>
+      <w:r>
+        <w:t xml:space="preserve">(eine Rolle wählen – geteilt wird mit allen</w:t>
+      </w:r>
+      <w:r>
+        <w:t xml:space="preserve"> </w:t>
+      </w:r>
+      <w:r>
+        <w:t xml:space="preserve">Raum-Mitgliedern, die diese Rolle haben).</w:t>
       </w:r>
     </w:p>
     <w:p>
@@ -5934,17 +6246,36 @@
         <w:pStyle w:val="Compact"/>
         <w:numPr>
           <w:ilvl w:val="0"/>
-          <w:numId w:val="1014"/>
+          <w:numId w:val="1015"/>
         </w:numPr>
       </w:pPr>
       <w:r>
-        <w:t xml:space="preserve">Teilen Sie die fertige Ansicht über das Teilen-Symbol mit der WebID des</w:t>
-      </w:r>
-      <w:r>
-        <w:t xml:space="preserve"> </w:t>
-      </w:r>
-      <w:r>
-        <w:t xml:space="preserve">Empfängers.</w:t>
+        <w:t xml:space="preserve">Wählen Sie unter „What to share” den Freigabeumfang – nur Stammdaten, Stammdaten</w:t>
+      </w:r>
+      <w:r>
+        <w:t xml:space="preserve"> </w:t>
+      </w:r>
+      <w:r>
+        <w:t xml:space="preserve">mit allen Energiejahren oder Stammdaten mit ausgewählten Jahren (siehe Abschnitt</w:t>
+      </w:r>
+      <w:r>
+        <w:t xml:space="preserve"> </w:t>
+      </w:r>
+      <w:r>
+        <w:t xml:space="preserve">„Individuelle Gebäudedaten teilen”) – und bestätigen Sie mit</w:t>
+      </w:r>
+      <w:r>
+        <w:t xml:space="preserve"> </w:t>
+      </w:r>
+      <w:r>
+        <w:rPr>
+          <w:b/>
+          <w:bCs/>
+        </w:rPr>
+        <w:t xml:space="preserve">Share</w:t>
+      </w:r>
+      <w:r>
+        <w:t xml:space="preserve">.</w:t>
       </w:r>
     </w:p>
     <w:p>
@@ -5954,20 +6285,208 @@
       <w:r>
         <w:drawing>
           <wp:inline>
-            <wp:extent cx="4267200" cy="3200400"/>
+            <wp:extent cx="5334000" cy="4000499"/>
             <wp:effectExtent b="0" l="0" r="0" t="0"/>
-            <wp:docPr descr="Dialog zur Erstellung aggregierter Ansichten" title="" id="90" name="Picture"/>
+            <wp:docPr descr="Tab „Manage”: ein Gebäude mit seinen Symbolen zum Teilen, Bearbeiten und Verwalten" title="" id="90" name="Picture"/>
             <a:graphic>
               <a:graphicData uri="http://schemas.openxmlformats.org/drawingml/2006/picture">
                 <pic:pic>
                   <pic:nvPicPr>
-                    <pic:cNvPr descr="figures/create-view.png" id="91" name="Picture"/>
+                    <pic:cNvPr descr="figures/share-building.png" id="91" name="Picture"/>
                     <pic:cNvPicPr>
                       <a:picLocks noChangeArrowheads="1" noChangeAspect="1"/>
                     </pic:cNvPicPr>
                   </pic:nvPicPr>
                   <pic:blipFill>
                     <a:blip r:embed="rId89"/>
+                    <a:stretch>
+                      <a:fillRect/>
+                    </a:stretch>
+                  </pic:blipFill>
+                  <pic:spPr bwMode="auto">
+                    <a:xfrm>
+                      <a:off x="0" y="0"/>
+                      <a:ext cx="5334000" cy="4000499"/>
+                    </a:xfrm>
+                    <a:prstGeom prst="rect">
+                      <a:avLst/>
+                    </a:prstGeom>
+                    <a:noFill/>
+                    <a:ln w="9525">
+                      <a:noFill/>
+                      <a:headEnd/>
+                      <a:tailEnd/>
+                    </a:ln>
+                  </pic:spPr>
+                </pic:pic>
+              </a:graphicData>
+            </a:graphic>
+          </wp:inline>
+        </w:drawing>
+      </w:r>
+    </w:p>
+    <w:p>
+      <w:pPr>
+        <w:pStyle w:val="ImageCaption"/>
+      </w:pPr>
+      <w:r>
+        <w:t xml:space="preserve">Tab „Manage”: ein Gebäude mit seinen Symbolen zum Teilen, Bearbeiten und Verwalten</w:t>
+      </w:r>
+    </w:p>
+    <w:p>
+      <w:pPr>
+        <w:pStyle w:val="BlockText"/>
+      </w:pPr>
+      <w:r>
+        <w:rPr>
+          <w:b/>
+          <w:bCs/>
+        </w:rPr>
+        <w:t xml:space="preserve">Technische Details (für Administratoren)</w:t>
+      </w:r>
+    </w:p>
+    <w:p>
+      <w:pPr>
+        <w:pStyle w:val="BlockText"/>
+      </w:pPr>
+      <w:r>
+        <w:t xml:space="preserve">Im Hintergrund setzt Granergize die ACL-Berechtigung für die Gebäudedatei</w:t>
+      </w:r>
+      <w:r>
+        <w:t xml:space="preserve"> </w:t>
+      </w:r>
+      <w:r>
+        <w:t xml:space="preserve">(und, falls Energiedaten geteilt werden, für die betreffenden Energiedateien),</w:t>
+      </w:r>
+      <w:r>
+        <w:t xml:space="preserve"> </w:t>
+      </w:r>
+      <w:r>
+        <w:t xml:space="preserve">sendet eine Access-Grant-Benachrichtigung an den Posteingang (</w:t>
+      </w:r>
+      <w:r>
+        <w:rPr>
+          <w:rStyle w:val="VerbatimChar"/>
+        </w:rPr>
+        <w:t xml:space="preserve">inbox/</w:t>
+      </w:r>
+      <w:r>
+        <w:t xml:space="preserve">) des</w:t>
+      </w:r>
+      <w:r>
+        <w:t xml:space="preserve"> </w:t>
+      </w:r>
+      <w:r>
+        <w:t xml:space="preserve">Empfängers und vermerkt die Freigabe im eigenen Pod. Der Empfänger verarbeitet</w:t>
+      </w:r>
+      <w:r>
+        <w:t xml:space="preserve"> </w:t>
+      </w:r>
+      <w:r>
+        <w:t xml:space="preserve">die Benachrichtigung und sieht anschließend die geteilten Daten.</w:t>
+      </w:r>
+    </w:p>
+    <w:bookmarkEnd w:id="92"/>
+    <w:bookmarkStart w:id="96" w:name="aggregierte-ansicht-erstellen-und-teilen"/>
+    <w:p>
+      <w:pPr>
+        <w:pStyle w:val="Heading3"/>
+      </w:pPr>
+      <w:r>
+        <w:t xml:space="preserve">Aggregierte Ansicht erstellen und teilen</w:t>
+      </w:r>
+    </w:p>
+    <w:p>
+      <w:pPr>
+        <w:pStyle w:val="Compact"/>
+        <w:numPr>
+          <w:ilvl w:val="0"/>
+          <w:numId w:val="1016"/>
+        </w:numPr>
+      </w:pPr>
+      <w:r>
+        <w:t xml:space="preserve">Wechseln Sie im Tab</w:t>
+      </w:r>
+      <w:r>
+        <w:t xml:space="preserve"> </w:t>
+      </w:r>
+      <w:r>
+        <w:rPr>
+          <w:b/>
+          <w:bCs/>
+        </w:rPr>
+        <w:t xml:space="preserve">Manage</w:t>
+      </w:r>
+      <w:r>
+        <w:t xml:space="preserve"> </w:t>
+      </w:r>
+      <w:r>
+        <w:t xml:space="preserve">zum Abschnitt „Aggregated views” und klicken</w:t>
+      </w:r>
+      <w:r>
+        <w:t xml:space="preserve"> </w:t>
+      </w:r>
+      <w:r>
+        <w:t xml:space="preserve">Sie auf „Create View”.</w:t>
+      </w:r>
+    </w:p>
+    <w:p>
+      <w:pPr>
+        <w:pStyle w:val="Compact"/>
+        <w:numPr>
+          <w:ilvl w:val="0"/>
+          <w:numId w:val="1016"/>
+        </w:numPr>
+      </w:pPr>
+      <w:r>
+        <w:t xml:space="preserve">Geben Sie einen Namen ein, wählen Sie die zu aggregierenden Gebäude und</w:t>
+      </w:r>
+      <w:r>
+        <w:t xml:space="preserve"> </w:t>
+      </w:r>
+      <w:r>
+        <w:t xml:space="preserve">Kennzahlen sowie die Aggregatsfunktion und erstellen Sie die Ansicht.</w:t>
+      </w:r>
+    </w:p>
+    <w:p>
+      <w:pPr>
+        <w:pStyle w:val="Compact"/>
+        <w:numPr>
+          <w:ilvl w:val="0"/>
+          <w:numId w:val="1016"/>
+        </w:numPr>
+      </w:pPr>
+      <w:r>
+        <w:t xml:space="preserve">Teilen Sie die fertige Ansicht über das Teilen-Symbol mit der WebID des</w:t>
+      </w:r>
+      <w:r>
+        <w:t xml:space="preserve"> </w:t>
+      </w:r>
+      <w:r>
+        <w:t xml:space="preserve">Empfängers.</w:t>
+      </w:r>
+    </w:p>
+    <w:p>
+      <w:pPr>
+        <w:pStyle w:val="CaptionedFigure"/>
+      </w:pPr>
+      <w:r>
+        <w:drawing>
+          <wp:inline>
+            <wp:extent cx="4267200" cy="3200400"/>
+            <wp:effectExtent b="0" l="0" r="0" t="0"/>
+            <wp:docPr descr="Dialog zur Erstellung aggregierter Ansichten" title="" id="94" name="Picture"/>
+            <a:graphic>
+              <a:graphicData uri="http://schemas.openxmlformats.org/drawingml/2006/picture">
+                <pic:pic>
+                  <pic:nvPicPr>
+                    <pic:cNvPr descr="figures/create-view.png" id="95" name="Picture"/>
+                    <pic:cNvPicPr>
+                      <a:picLocks noChangeArrowheads="1" noChangeAspect="1"/>
+                    </pic:cNvPicPr>
+                  </pic:nvPicPr>
+                  <pic:blipFill>
+                    <a:blip r:embed="rId93"/>
                     <a:stretch>
                       <a:fillRect/>
                     </a:stretch>
@@ -6040,8 +6559,8 @@
         <w:t xml:space="preserve">sodass die Einzelgebäude nicht offengelegt werden.</w:t>
       </w:r>
     </w:p>
-    <w:bookmarkEnd w:id="92"/>
-    <w:bookmarkStart w:id="96" w:name="mit-ihnen-geteilte-daten"/>
+    <w:bookmarkEnd w:id="96"/>
+    <w:bookmarkStart w:id="100" w:name="mit-ihnen-geteilte-daten"/>
     <w:p>
       <w:pPr>
         <w:pStyle w:val="Heading3"/>
@@ -6114,18 +6633,18 @@
           <wp:inline>
             <wp:extent cx="5334000" cy="4000499"/>
             <wp:effectExtent b="0" l="0" r="0" t="0"/>
-            <wp:docPr descr="Tab „Share”: mit Ihnen geteilte Gebäude unter „Buildings shared with you”" title="" id="94" name="Picture"/>
+            <wp:docPr descr="Tab „Share”: mit Ihnen geteilte Gebäude unter „Buildings shared with you”" title="" id="98" name="Picture"/>
             <a:graphic>
               <a:graphicData uri="http://schemas.openxmlformats.org/drawingml/2006/picture">
                 <pic:pic>
                   <pic:nvPicPr>
-                    <pic:cNvPr descr="figures/shared-with-you.png" id="95" name="Picture"/>
+                    <pic:cNvPr descr="figures/shared-with-you.png" id="99" name="Picture"/>
                     <pic:cNvPicPr>
                       <a:picLocks noChangeArrowheads="1" noChangeAspect="1"/>
                     </pic:cNvPicPr>
                   </pic:nvPicPr>
                   <pic:blipFill>
-                    <a:blip r:embed="rId93"/>
+                    <a:blip r:embed="rId97"/>
                     <a:stretch>
                       <a:fillRect/>
                     </a:stretch>
@@ -6186,8 +6705,8 @@
         <w:t xml:space="preserve">unberührt.</w:t>
       </w:r>
     </w:p>
-    <w:bookmarkEnd w:id="96"/>
-    <w:bookmarkStart w:id="97" w:name="zugriff-widerrufen"/>
+    <w:bookmarkEnd w:id="100"/>
+    <w:bookmarkStart w:id="101" w:name="zugriff-widerrufen"/>
     <w:p>
       <w:pPr>
         <w:pStyle w:val="Heading3"/>
@@ -6272,10 +6791,10 @@
         <w:t xml:space="preserve">Empfänger keine Benachrichtigung – dies ist nun behoben.)</w:t>
       </w:r>
     </w:p>
-    <w:bookmarkEnd w:id="97"/>
-    <w:bookmarkEnd w:id="98"/>
-    <w:bookmarkEnd w:id="99"/>
-    <w:bookmarkStart w:id="100" w:name="was-steckt-hinter-granergize"/>
+    <w:bookmarkEnd w:id="101"/>
+    <w:bookmarkEnd w:id="102"/>
+    <w:bookmarkEnd w:id="103"/>
+    <w:bookmarkStart w:id="104" w:name="was-steckt-hinter-granergize"/>
     <w:p>
       <w:pPr>
         <w:pStyle w:val="Heading1"/>
@@ -6423,8 +6942,8 @@
         <w:t xml:space="preserve">Logistikimmobilienökosystem.</w:t>
       </w:r>
     </w:p>
-    <w:bookmarkEnd w:id="100"/>
-    <w:bookmarkStart w:id="102" w:name="literaturverzeichnis"/>
+    <w:bookmarkEnd w:id="104"/>
+    <w:bookmarkStart w:id="106" w:name="literaturverzeichnis"/>
     <w:p>
       <w:pPr>
         <w:pStyle w:val="Heading1"/>
@@ -6555,7 +7074,7 @@
       <w:r>
         <w:t xml:space="preserve"> </w:t>
       </w:r>
-      <w:hyperlink r:id="rId101">
+      <w:hyperlink r:id="rId105">
         <w:r>
           <w:rPr>
             <w:rStyle w:val="Hyperlink"/>
@@ -6564,7 +7083,7 @@
         </w:r>
       </w:hyperlink>
     </w:p>
-    <w:bookmarkEnd w:id="102"/>
+    <w:bookmarkEnd w:id="106"/>
     <w:sectPr/>
   </w:body>
 </w:document>
@@ -6953,6 +7472,12 @@
     <w:abstractNumId w:val="991"/>
   </w:num>
   <w:num w:numId="1013">
+    <w:abstractNumId w:val="991"/>
+  </w:num>
+  <w:num w:numId="1014">
+    <w:abstractNumId w:val="991"/>
+  </w:num>
+  <w:num w:numId="1015">
     <w:abstractNumId w:val="99411"/>
     <w:lvlOverride w:ilvl="0">
       <w:startOverride w:val="1"/>
@@ -6982,7 +7507,7 @@
       <w:startOverride w:val="1"/>
     </w:lvlOverride>
   </w:num>
-  <w:num w:numId="1014">
+  <w:num w:numId="1016">
     <w:abstractNumId w:val="99411"/>
     <w:lvlOverride w:ilvl="0">
       <w:startOverride w:val="1"/>

--- a/public/granergize-handbuch.docx
+++ b/public/granergize-handbuch.docx
@@ -1377,7 +1377,7 @@
     </w:p>
     <w:bookmarkEnd w:id="33"/>
     <w:bookmarkEnd w:id="34"/>
-    <w:bookmarkStart w:id="73" w:name="granergize-in-der-praxis-nutzen"/>
+    <w:bookmarkStart w:id="80" w:name="granergize-in-der-praxis-nutzen"/>
     <w:p>
       <w:pPr>
         <w:pStyle w:val="Heading1"/>
@@ -2112,29 +2112,79 @@
         <w:t xml:space="preserve"> </w:t>
       </w:r>
       <w:r>
-        <w:t xml:space="preserve">angelegt. Für einen schnellen Einstieg bietet Ihnen Granergize im Tab</w:t>
-      </w:r>
-      <w:r>
-        <w:t xml:space="preserve"> </w:t>
-      </w:r>
-      <w:r>
-        <w:rPr>
-          <w:b/>
-          <w:bCs/>
-        </w:rPr>
-        <w:t xml:space="preserve">Manage</w:t>
-      </w:r>
-      <w:r>
-        <w:t xml:space="preserve"> </w:t>
-      </w:r>
-      <w:r>
-        <w:t xml:space="preserve">an, beispielhafte Demo-Gebäude hinzuzufügen („Add examples”); diesen Hinweis</w:t>
-      </w:r>
-      <w:r>
-        <w:t xml:space="preserve"> </w:t>
-      </w:r>
-      <w:r>
-        <w:t xml:space="preserve">können Sie auch ausblenden. Die benötigte Ordnerstruktur unter</w:t>
+        <w:t xml:space="preserve">angelegt. Für einen schnellen Einstieg bietet Ihnen Granergize an,</w:t>
+      </w:r>
+      <w:r>
+        <w:t xml:space="preserve"> </w:t>
+      </w:r>
+      <w:r>
+        <w:rPr>
+          <w:b/>
+          <w:bCs/>
+        </w:rPr>
+        <w:t xml:space="preserve">fünf</w:t>
+      </w:r>
+      <w:r>
+        <w:rPr>
+          <w:b/>
+          <w:bCs/>
+        </w:rPr>
+        <w:t xml:space="preserve"> </w:t>
+      </w:r>
+      <w:r>
+        <w:rPr>
+          <w:b/>
+          <w:bCs/>
+        </w:rPr>
+        <w:t xml:space="preserve">beispielhafte Demo-Gebäude</w:t>
+      </w:r>
+      <w:r>
+        <w:t xml:space="preserve"> </w:t>
+      </w:r>
+      <w:r>
+        <w:t xml:space="preserve">hinzuzufügen („Add examples”); diesen Hinweis</w:t>
+      </w:r>
+      <w:r>
+        <w:t xml:space="preserve"> </w:t>
+      </w:r>
+      <w:r>
+        <w:t xml:space="preserve">können Sie auch ausblenden. Die Beispiele decken beide Datenformen ab – drei</w:t>
+      </w:r>
+      <w:r>
+        <w:t xml:space="preserve"> </w:t>
+      </w:r>
+      <w:r>
+        <w:t xml:space="preserve">Gebäude mit Jahreswerten (2022–2024) und vollständigen Stammdaten, zwei mit</w:t>
+      </w:r>
+      <w:r>
+        <w:t xml:space="preserve"> </w:t>
+      </w:r>
+      <w:r>
+        <w:t xml:space="preserve">15-Minuten-Messreihen. Zwei der Jahreswert-Gebäude teilen sich denselben</w:t>
+      </w:r>
+      <w:r>
+        <w:t xml:space="preserve"> </w:t>
+      </w:r>
+      <w:r>
+        <w:t xml:space="preserve">Betreiber und eines enthält zusätzlich geplante (Soll-)Werte, sodass</w:t>
+      </w:r>
+      <w:r>
+        <w:t xml:space="preserve"> </w:t>
+      </w:r>
+      <w:r>
+        <w:t xml:space="preserve">Betreiber-Durchschnitt und Soll-Ist-Vergleich direkt an den Beispieldaten</w:t>
+      </w:r>
+      <w:r>
+        <w:t xml:space="preserve"> </w:t>
+      </w:r>
+      <w:r>
+        <w:t xml:space="preserve">sichtbar sind. Die Abbildungen in diesem Handbuch zeigen genau diese</w:t>
+      </w:r>
+      <w:r>
+        <w:t xml:space="preserve"> </w:t>
+      </w:r>
+      <w:r>
+        <w:t xml:space="preserve">Demo-Gebäude. Die benötigte Ordnerstruktur unter</w:t>
       </w:r>
       <w:r>
         <w:t xml:space="preserve"> </w:t>
@@ -3588,7 +3638,45 @@
         <w:t xml:space="preserve"> </w:t>
       </w:r>
       <w:r>
-        <w:t xml:space="preserve">Energiedaten, werden diese mit übernommen. Die eingelesenen Gebäude können Sie vor</w:t>
+        <w:t xml:space="preserve">Energiedaten, werden diese mit übernommen – sowohl</w:t>
+      </w:r>
+      <w:r>
+        <w:t xml:space="preserve"> </w:t>
+      </w:r>
+      <w:r>
+        <w:rPr>
+          <w:b/>
+          <w:bCs/>
+        </w:rPr>
+        <w:t xml:space="preserve">Jahreswerte</w:t>
+      </w:r>
+      <w:r>
+        <w:t xml:space="preserve"> </w:t>
+      </w:r>
+      <w:r>
+        <w:t xml:space="preserve">als auch</w:t>
+      </w:r>
+      <w:r>
+        <w:t xml:space="preserve"> </w:t>
+      </w:r>
+      <w:r>
+        <w:rPr>
+          <w:b/>
+          <w:bCs/>
+        </w:rPr>
+        <w:t xml:space="preserve">15-Minuten-Lastgänge</w:t>
+      </w:r>
+      <w:r>
+        <w:t xml:space="preserve"> </w:t>
+      </w:r>
+      <w:r>
+        <w:t xml:space="preserve">(das Hochladen einer langen Messreihe lässt sich</w:t>
+      </w:r>
+      <w:r>
+        <w:t xml:space="preserve"> </w:t>
+      </w:r>
+      <w:r>
+        <w:t xml:space="preserve">jederzeit abbrechen). Die eingelesenen Gebäude können Sie vor</w:t>
       </w:r>
       <w:r>
         <w:t xml:space="preserve"> </w:t>
@@ -3600,6 +3688,51 @@
     <w:p>
       <w:pPr>
         <w:pStyle w:val="FirstParagraph"/>
+      </w:pPr>
+      <w:r>
+        <w:t xml:space="preserve">Ein gesondertes Template wird</w:t>
+      </w:r>
+      <w:r>
+        <w:t xml:space="preserve"> </w:t>
+      </w:r>
+      <w:r>
+        <w:rPr>
+          <w:b/>
+          <w:bCs/>
+        </w:rPr>
+        <w:t xml:space="preserve">nicht benötigt</w:t>
+      </w:r>
+      <w:r>
+        <w:t xml:space="preserve">: Laden Sie ein vorhandenes</w:t>
+      </w:r>
+      <w:r>
+        <w:t xml:space="preserve"> </w:t>
+      </w:r>
+      <w:r>
+        <w:t xml:space="preserve">Gebäude über „Download this building’s data” als Excel-Datei herunter – diese</w:t>
+      </w:r>
+      <w:r>
+        <w:t xml:space="preserve"> </w:t>
+      </w:r>
+      <w:r>
+        <w:t xml:space="preserve">Datei lässt sich (auch ausgefüllt mit eigenen Werten) über „Autofill from file”</w:t>
+      </w:r>
+      <w:r>
+        <w:t xml:space="preserve"> </w:t>
+      </w:r>
+      <w:r>
+        <w:t xml:space="preserve">wieder einlesen und dient damit zugleich als Vorlage. Für einen schnellen Start</w:t>
+      </w:r>
+      <w:r>
+        <w:t xml:space="preserve"> </w:t>
+      </w:r>
+      <w:r>
+        <w:t xml:space="preserve">eignen sich dazu auch die Demo-Gebäude („Add examples”).</w:t>
+      </w:r>
+    </w:p>
+    <w:p>
+      <w:pPr>
+        <w:pStyle w:val="BodyText"/>
       </w:pPr>
       <w:r>
         <w:t xml:space="preserve">Nachdem Sie die Felder ausgefüllt bzw. die Datei eingelesen haben, klicken Sie auf</w:t>
@@ -4095,7 +4228,40 @@
         <w:t xml:space="preserve"> </w:t>
       </w:r>
       <w:r>
-        <w:t xml:space="preserve">den Dialog. Oben listet die Tabelle</w:t>
+        <w:t xml:space="preserve">den Dialog. Die Kopfzeile des Dialogs nennt</w:t>
+      </w:r>
+      <w:r>
+        <w:t xml:space="preserve"> </w:t>
+      </w:r>
+      <w:r>
+        <w:rPr>
+          <w:b/>
+          <w:bCs/>
+        </w:rPr>
+        <w:t xml:space="preserve">Name und Anschrift des</w:t>
+      </w:r>
+      <w:r>
+        <w:rPr>
+          <w:b/>
+          <w:bCs/>
+        </w:rPr>
+        <w:t xml:space="preserve"> </w:t>
+      </w:r>
+      <w:r>
+        <w:rPr>
+          <w:b/>
+          <w:bCs/>
+        </w:rPr>
+        <w:t xml:space="preserve">Gebäudes</w:t>
+      </w:r>
+      <w:r>
+        <w:t xml:space="preserve">, sodass Sie beim Wechsel zwischen mehreren Gebäuden stets sehen,</w:t>
+      </w:r>
+      <w:r>
+        <w:t xml:space="preserve"> </w:t>
+      </w:r>
+      <w:r>
+        <w:t xml:space="preserve">wessen Daten Sie gerade bearbeiten. Oben listet die Tabelle</w:t>
       </w:r>
       <w:r>
         <w:t xml:space="preserve"> </w:t>
@@ -4111,19 +4277,13 @@
         <w:t xml:space="preserve"> </w:t>
       </w:r>
       <w:r>
-        <w:t xml:space="preserve">alle bereits</w:t>
-      </w:r>
-      <w:r>
-        <w:t xml:space="preserve"> </w:t>
-      </w:r>
-      <w:r>
-        <w:t xml:space="preserve">erfassten Jahre mit ihren Werten auf – so sehen Sie auf einen Blick, was</w:t>
-      </w:r>
-      <w:r>
-        <w:t xml:space="preserve"> </w:t>
-      </w:r>
-      <w:r>
-        <w:t xml:space="preserve">gespeichert ist; darunter steht das Eingabeformular.</w:t>
+        <w:t xml:space="preserve">alle bereits erfassten Jahre mit ihren Werten auf – so sehen Sie auf einen</w:t>
+      </w:r>
+      <w:r>
+        <w:t xml:space="preserve"> </w:t>
+      </w:r>
+      <w:r>
+        <w:t xml:space="preserve">Blick, was gespeichert ist; darunter steht das Eingabeformular.</w:t>
       </w:r>
     </w:p>
     <w:p>
@@ -4412,7 +4572,7 @@
       </w:r>
     </w:p>
     <w:bookmarkEnd w:id="64"/>
-    <w:bookmarkStart w:id="68" w:name="daten-ansehen"/>
+    <w:bookmarkStart w:id="75" w:name="daten-ansehen"/>
     <w:p>
       <w:pPr>
         <w:pStyle w:val="Heading2"/>
@@ -4576,29 +4736,59 @@
         <w:t xml:space="preserve"> </w:t>
       </w:r>
       <w:r>
-        <w:t xml:space="preserve">der reale Verbrauch am Plan liegt (Soll-Ist-Vergleich). Sind weitere Gebäude</w:t>
-      </w:r>
-      <w:r>
-        <w:t xml:space="preserve"> </w:t>
-      </w:r>
-      <w:r>
-        <w:rPr>
-          <w:b/>
-          <w:bCs/>
-        </w:rPr>
-        <w:t xml:space="preserve">mit demselben Betreiber</w:t>
-      </w:r>
-      <w:r>
-        <w:t xml:space="preserve"> </w:t>
-      </w:r>
-      <w:r>
-        <w:t xml:space="preserve">(Feld „Operated By”) und Verbrauchsdaten für</w:t>
-      </w:r>
-      <w:r>
-        <w:t xml:space="preserve"> </w:t>
-      </w:r>
-      <w:r>
-        <w:t xml:space="preserve">dasselbe Jahr vorhanden, wird Ihr Verbrauch zusätzlich gegen diesen</w:t>
+        <w:t xml:space="preserve">der reale Verbrauch am Plan liegt (Soll-Ist-Vergleich). Gibt es</w:t>
+      </w:r>
+      <w:r>
+        <w:t xml:space="preserve"> </w:t>
+      </w:r>
+      <w:r>
+        <w:rPr>
+          <w:b/>
+          <w:bCs/>
+        </w:rPr>
+        <w:t xml:space="preserve">mindestens ein</w:t>
+      </w:r>
+      <w:r>
+        <w:rPr>
+          <w:b/>
+          <w:bCs/>
+        </w:rPr>
+        <w:t xml:space="preserve"> </w:t>
+      </w:r>
+      <w:r>
+        <w:rPr>
+          <w:b/>
+          <w:bCs/>
+        </w:rPr>
+        <w:t xml:space="preserve">weiteres Gebäude mit demselben Betreiber</w:t>
+      </w:r>
+      <w:r>
+        <w:t xml:space="preserve"> </w:t>
+      </w:r>
+      <w:r>
+        <w:t xml:space="preserve">(Feld „Operated by”) und</w:t>
+      </w:r>
+      <w:r>
+        <w:t xml:space="preserve"> </w:t>
+      </w:r>
+      <w:r>
+        <w:t xml:space="preserve">Verbrauchsdaten, erscheint in der Übersichtstabelle zusätzlich die Zeile</w:t>
+      </w:r>
+      <w:r>
+        <w:t xml:space="preserve"> </w:t>
+      </w:r>
+      <w:r>
+        <w:rPr>
+          <w:b/>
+          <w:bCs/>
+        </w:rPr>
+        <w:t xml:space="preserve">„Operator average”</w:t>
+      </w:r>
+      <w:r>
+        <w:t xml:space="preserve"> </w:t>
+      </w:r>
+      <w:r>
+        <w:t xml:space="preserve">– der</w:t>
       </w:r>
       <w:r>
         <w:t xml:space="preserve"> </w:t>
@@ -4614,19 +4804,75 @@
         <w:t xml:space="preserve"> </w:t>
       </w:r>
       <w:r>
-        <w:t xml:space="preserve">als Benchmark eingeordnet. Maßgeblich ist also der</w:t>
-      </w:r>
-      <w:r>
-        <w:t xml:space="preserve"> </w:t>
-      </w:r>
-      <w:r>
-        <w:t xml:space="preserve">eingetragene Betreiber, nicht etwa gleiche Fläche oder gleiches Baujahr – ohne</w:t>
-      </w:r>
-      <w:r>
-        <w:t xml:space="preserve"> </w:t>
-      </w:r>
-      <w:r>
-        <w:t xml:space="preserve">einen zweiten Betreiber-Gleichen mit Daten erscheint kein Benchmark.</w:t>
+        <w:t xml:space="preserve">als Benchmark. In den</w:t>
+      </w:r>
+      <w:r>
+        <w:t xml:space="preserve"> </w:t>
+      </w:r>
+      <w:r>
+        <w:t xml:space="preserve">Durchschnitt geht jedes Gebäude mit seinem</w:t>
+      </w:r>
+      <w:r>
+        <w:t xml:space="preserve"> </w:t>
+      </w:r>
+      <w:r>
+        <w:rPr>
+          <w:b/>
+          <w:bCs/>
+        </w:rPr>
+        <w:t xml:space="preserve">aktuellsten Ist-Jahr</w:t>
+      </w:r>
+      <w:r>
+        <w:t xml:space="preserve"> </w:t>
+      </w:r>
+      <w:r>
+        <w:t xml:space="preserve">ein; die</w:t>
+      </w:r>
+      <w:r>
+        <w:t xml:space="preserve"> </w:t>
+      </w:r>
+      <w:r>
+        <w:t xml:space="preserve">Jahre müssen also nicht übereinstimmen. Maßgeblich ist allein der eingetragene</w:t>
+      </w:r>
+      <w:r>
+        <w:t xml:space="preserve"> </w:t>
+      </w:r>
+      <w:r>
+        <w:t xml:space="preserve">Betreiber, nicht etwa gleiche Fläche oder gleiches Baujahr – ohne ein zweites</w:t>
+      </w:r>
+      <w:r>
+        <w:t xml:space="preserve"> </w:t>
+      </w:r>
+      <w:r>
+        <w:t xml:space="preserve">Gebäude desselben Betreibers mit Daten zur jeweiligen Kennzahl erscheint kein</w:t>
+      </w:r>
+      <w:r>
+        <w:t xml:space="preserve"> </w:t>
+      </w:r>
+      <w:r>
+        <w:t xml:space="preserve">Benchmark. Trägt ein Gebäude statt Jahreswerten eine</w:t>
+      </w:r>
+      <w:r>
+        <w:t xml:space="preserve"> </w:t>
+      </w:r>
+      <w:r>
+        <w:rPr>
+          <w:b/>
+          <w:bCs/>
+        </w:rPr>
+        <w:t xml:space="preserve">15-Minuten-Messreihe</w:t>
+      </w:r>
+      <w:r>
+        <w:t xml:space="preserve"> </w:t>
+      </w:r>
+      <w:r>
+        <w:t xml:space="preserve">(z. B. aus einem Lastgang-Import), zeigt dieser Reiter stattdessen</w:t>
+      </w:r>
+      <w:r>
+        <w:t xml:space="preserve"> </w:t>
+      </w:r>
+      <w:r>
+        <w:t xml:space="preserve">Zeitreihen-Diagramme: Tagessummen und ein durchschnittliches Tagesprofil.</w:t>
       </w:r>
     </w:p>
     <w:p>
@@ -4712,323 +4958,6 @@
         <w:t xml:space="preserve">Gebäudedetails im Explore-Tab mit Reitern</w:t>
       </w:r>
     </w:p>
-    <w:bookmarkEnd w:id="68"/>
-    <w:bookmarkStart w:id="72" w:name="X3c2472b6ac3894956d87fda076b194db0e74caf"/>
-    <w:p>
-      <w:pPr>
-        <w:pStyle w:val="Heading2"/>
-      </w:pPr>
-      <w:r>
-        <w:t xml:space="preserve">Gebäude nach Energieverbrauch einordnen (Energie-Linse)</w:t>
-      </w:r>
-    </w:p>
-    <w:p>
-      <w:pPr>
-        <w:pStyle w:val="FirstParagraph"/>
-      </w:pPr>
-      <w:r>
-        <w:t xml:space="preserve">Die Karte im Tab</w:t>
-      </w:r>
-      <w:r>
-        <w:t xml:space="preserve"> </w:t>
-      </w:r>
-      <w:r>
-        <w:rPr>
-          <w:b/>
-          <w:bCs/>
-        </w:rPr>
-        <w:t xml:space="preserve">Explore</w:t>
-      </w:r>
-      <w:r>
-        <w:t xml:space="preserve"> </w:t>
-      </w:r>
-      <w:r>
-        <w:t xml:space="preserve">kann die Gebäude-Marker auf zwei Arten einfärben.</w:t>
-      </w:r>
-      <w:r>
-        <w:t xml:space="preserve"> </w:t>
-      </w:r>
-      <w:r>
-        <w:t xml:space="preserve">Über den Umschalter unten an der Karte wählen Sie die</w:t>
-      </w:r>
-      <w:r>
-        <w:t xml:space="preserve"> </w:t>
-      </w:r>
-      <w:r>
-        <w:rPr>
-          <w:b/>
-          <w:bCs/>
-        </w:rPr>
-        <w:t xml:space="preserve">Linse</w:t>
-      </w:r>
-      <w:r>
-        <w:t xml:space="preserve">:</w:t>
-      </w:r>
-    </w:p>
-    <w:p>
-      <w:pPr>
-        <w:pStyle w:val="Compact"/>
-        <w:numPr>
-          <w:ilvl w:val="0"/>
-          <w:numId w:val="1010"/>
-        </w:numPr>
-      </w:pPr>
-      <w:r>
-        <w:rPr>
-          <w:b/>
-          <w:bCs/>
-        </w:rPr>
-        <w:t xml:space="preserve">Ownership</w:t>
-      </w:r>
-      <w:r>
-        <w:t xml:space="preserve"> </w:t>
-      </w:r>
-      <w:r>
-        <w:t xml:space="preserve">(Voreinstellung): unterscheidet farblich nur Ihre</w:t>
-      </w:r>
-      <w:r>
-        <w:t xml:space="preserve"> </w:t>
-      </w:r>
-      <w:r>
-        <w:rPr>
-          <w:b/>
-          <w:bCs/>
-        </w:rPr>
-        <w:t xml:space="preserve">eigenen</w:t>
-      </w:r>
-      <w:r>
-        <w:t xml:space="preserve"> </w:t>
-      </w:r>
-      <w:r>
-        <w:t xml:space="preserve">Gebäude von solchen, die</w:t>
-      </w:r>
-      <w:r>
-        <w:t xml:space="preserve"> </w:t>
-      </w:r>
-      <w:r>
-        <w:rPr>
-          <w:b/>
-          <w:bCs/>
-        </w:rPr>
-        <w:t xml:space="preserve">andere mit Ihnen geteilt</w:t>
-      </w:r>
-      <w:r>
-        <w:t xml:space="preserve"> </w:t>
-      </w:r>
-      <w:r>
-        <w:t xml:space="preserve">haben.</w:t>
-      </w:r>
-    </w:p>
-    <w:p>
-      <w:pPr>
-        <w:pStyle w:val="Compact"/>
-        <w:numPr>
-          <w:ilvl w:val="0"/>
-          <w:numId w:val="1010"/>
-        </w:numPr>
-      </w:pPr>
-      <w:r>
-        <w:rPr>
-          <w:b/>
-          <w:bCs/>
-        </w:rPr>
-        <w:t xml:space="preserve">Energy:</w:t>
-      </w:r>
-      <w:r>
-        <w:t xml:space="preserve"> </w:t>
-      </w:r>
-      <w:r>
-        <w:t xml:space="preserve">färbt jeden Marker nach dem</w:t>
-      </w:r>
-      <w:r>
-        <w:t xml:space="preserve"> </w:t>
-      </w:r>
-      <w:r>
-        <w:rPr>
-          <w:b/>
-          <w:bCs/>
-        </w:rPr>
-        <w:t xml:space="preserve">Energieverbrauch</w:t>
-      </w:r>
-      <w:r>
-        <w:t xml:space="preserve"> </w:t>
-      </w:r>
-      <w:r>
-        <w:t xml:space="preserve">ein – von „More</w:t>
-      </w:r>
-      <w:r>
-        <w:t xml:space="preserve"> </w:t>
-      </w:r>
-      <w:r>
-        <w:t xml:space="preserve">efficient” über „Typical” bis „Less efficient”; Gebäude ohne auswertbare</w:t>
-      </w:r>
-      <w:r>
-        <w:t xml:space="preserve"> </w:t>
-      </w:r>
-      <w:r>
-        <w:t xml:space="preserve">Energiedaten bleiben neutral („No energy data”). Damit setzt die Karte den</w:t>
-      </w:r>
-      <w:r>
-        <w:t xml:space="preserve"> </w:t>
-      </w:r>
-      <w:r>
-        <w:t xml:space="preserve">Anwendungsfall „Vertriebsoptimierung” um: Ein Objekt ist auf einen Blick als</w:t>
-      </w:r>
-      <w:r>
-        <w:t xml:space="preserve"> </w:t>
-      </w:r>
-      <w:r>
-        <w:t xml:space="preserve">energieeffizienter oder -ineffizienter als seine Nachbarn erkennbar.</w:t>
-      </w:r>
-    </w:p>
-    <w:p>
-      <w:pPr>
-        <w:pStyle w:val="FirstParagraph"/>
-      </w:pPr>
-      <w:r>
-        <w:t xml:space="preserve">Die Einordnung erfolgt nach der</w:t>
-      </w:r>
-      <w:r>
-        <w:t xml:space="preserve"> </w:t>
-      </w:r>
-      <w:r>
-        <w:rPr>
-          <w:b/>
-          <w:bCs/>
-        </w:rPr>
-        <w:t xml:space="preserve">Energieintensität</w:t>
-      </w:r>
-      <w:r>
-        <w:t xml:space="preserve"> </w:t>
-      </w:r>
-      <w:r>
-        <w:t xml:space="preserve">(Verbrauch je m² Fläche,</w:t>
-      </w:r>
-      <w:r>
-        <w:t xml:space="preserve"> </w:t>
-      </w:r>
-      <w:r>
-        <w:t xml:space="preserve">kWh/m²/a), nicht nach dem absoluten Verbrauch – so wird eine große, effiziente</w:t>
-      </w:r>
-      <w:r>
-        <w:t xml:space="preserve"> </w:t>
-      </w:r>
-      <w:r>
-        <w:t xml:space="preserve">Halle nicht schlechter bewertet als ein kleiner, ineffizienter Bau. Maßgeblich</w:t>
-      </w:r>
-      <w:r>
-        <w:t xml:space="preserve"> </w:t>
-      </w:r>
-      <w:r>
-        <w:t xml:space="preserve">ist der</w:t>
-      </w:r>
-      <w:r>
-        <w:t xml:space="preserve"> </w:t>
-      </w:r>
-      <w:r>
-        <w:rPr>
-          <w:b/>
-          <w:bCs/>
-        </w:rPr>
-        <w:t xml:space="preserve">aktuellste</w:t>
-      </w:r>
-      <w:r>
-        <w:t xml:space="preserve"> </w:t>
-      </w:r>
-      <w:r>
-        <w:t xml:space="preserve">erfasste Jahreswert; die Fläche entnimmt die Anwendung den</w:t>
-      </w:r>
-      <w:r>
-        <w:t xml:space="preserve"> </w:t>
-      </w:r>
-      <w:r>
-        <w:t xml:space="preserve">Stammdaten (Hallenfläche, ersatzweise Gebäude- oder Bürofläche). Fehlt einem</w:t>
-      </w:r>
-      <w:r>
-        <w:t xml:space="preserve"> </w:t>
-      </w:r>
-      <w:r>
-        <w:t xml:space="preserve">Gebäude die Fläche oder ein Jahresverbrauch, lässt sich keine Intensität</w:t>
-      </w:r>
-      <w:r>
-        <w:t xml:space="preserve"> </w:t>
-      </w:r>
-      <w:r>
-        <w:t xml:space="preserve">berechnen, und der Marker bleibt neutral.</w:t>
-      </w:r>
-    </w:p>
-    <w:p>
-      <w:pPr>
-        <w:pStyle w:val="BodyText"/>
-      </w:pPr>
-      <w:r>
-        <w:t xml:space="preserve">Verglichen wird stets gegen die Gebäude, die</w:t>
-      </w:r>
-      <w:r>
-        <w:t xml:space="preserve"> </w:t>
-      </w:r>
-      <w:r>
-        <w:rPr>
-          <w:b/>
-          <w:bCs/>
-        </w:rPr>
-        <w:t xml:space="preserve">gerade im Kartenausschnitt</w:t>
-      </w:r>
-      <w:r>
-        <w:rPr>
-          <w:b/>
-          <w:bCs/>
-        </w:rPr>
-        <w:t xml:space="preserve"> </w:t>
-      </w:r>
-      <w:r>
-        <w:rPr>
-          <w:b/>
-          <w:bCs/>
-        </w:rPr>
-        <w:t xml:space="preserve">sichtbar</w:t>
-      </w:r>
-      <w:r>
-        <w:t xml:space="preserve"> </w:t>
-      </w:r>
-      <w:r>
-        <w:t xml:space="preserve">sind – beim Verschieben oder Zoomen verschiebt sich also auch der</w:t>
-      </w:r>
-      <w:r>
-        <w:t xml:space="preserve"> </w:t>
-      </w:r>
-      <w:r>
-        <w:t xml:space="preserve">Vergleichsmaßstab. Wichtig für die gemeinsame Nutzung: In diese Einordnung gehen</w:t>
-      </w:r>
-      <w:r>
-        <w:t xml:space="preserve"> </w:t>
-      </w:r>
-      <w:r>
-        <w:rPr>
-          <w:b/>
-          <w:bCs/>
-        </w:rPr>
-        <w:t xml:space="preserve">auch die mit Ihnen geteilten Gebäude</w:t>
-      </w:r>
-      <w:r>
-        <w:t xml:space="preserve"> </w:t>
-      </w:r>
-      <w:r>
-        <w:t xml:space="preserve">ein, sofern zu ihnen Energiedaten und</w:t>
-      </w:r>
-      <w:r>
-        <w:t xml:space="preserve"> </w:t>
-      </w:r>
-      <w:r>
-        <w:t xml:space="preserve">eine Fläche vorliegen. Sie vergleichen damit eigene und fremde Objekte im selben</w:t>
-      </w:r>
-      <w:r>
-        <w:t xml:space="preserve"> </w:t>
-      </w:r>
-      <w:r>
-        <w:t xml:space="preserve">Wettbewerbsumfeld.</w:t>
-      </w:r>
-    </w:p>
     <w:p>
       <w:pPr>
         <w:pStyle w:val="CaptionedFigure"/>
@@ -5038,18 +4967,18 @@
           <wp:inline>
             <wp:extent cx="5334000" cy="4000499"/>
             <wp:effectExtent b="0" l="0" r="0" t="0"/>
-            <wp:docPr descr="Tab „Explore”: die Karte mit aktiver Energie-Linse – die Marker sind nach Energieintensität eingefärbt, die Legende zeigt die Kategorien" title="" id="70" name="Picture"/>
+            <wp:docPr descr="Reiter „Energy data”: Jahresübersicht mit dem Betreiber-Durchschnitt („Operator average”)" title="" id="69" name="Picture"/>
             <a:graphic>
               <a:graphicData uri="http://schemas.openxmlformats.org/drawingml/2006/picture">
                 <pic:pic>
                   <pic:nvPicPr>
-                    <pic:cNvPr descr="figures/energy-lens.png" id="71" name="Picture"/>
+                    <pic:cNvPr descr="figures/energy-data-tab.png" id="70" name="Picture"/>
                     <pic:cNvPicPr>
                       <a:picLocks noChangeArrowheads="1" noChangeAspect="1"/>
                     </pic:cNvPicPr>
                   </pic:nvPicPr>
                   <pic:blipFill>
-                    <a:blip r:embed="rId69"/>
+                    <a:blip r:embed="rId68"/>
                     <a:stretch>
                       <a:fillRect/>
                     </a:stretch>
@@ -5081,27 +5010,16 @@
         <w:pStyle w:val="ImageCaption"/>
       </w:pPr>
       <w:r>
-        <w:t xml:space="preserve">Tab „Explore”: die Karte mit aktiver Energie-Linse – die Marker sind nach Energieintensität eingefärbt, die Legende zeigt die Kategorien</w:t>
-      </w:r>
-    </w:p>
-    <w:bookmarkEnd w:id="72"/>
-    <w:bookmarkEnd w:id="73"/>
-    <w:bookmarkStart w:id="103" w:name="X7d72782c915f60697958dd391a69efa388f028d"/>
-    <w:p>
-      <w:pPr>
-        <w:pStyle w:val="Heading1"/>
-      </w:pPr>
-      <w:r>
-        <w:t xml:space="preserve">Daten gemeinsam nutzen und Mehrwerte schaffen</w:t>
-      </w:r>
-    </w:p>
-    <w:bookmarkStart w:id="80" w:name="X8c80b48020b91775ad7986854220f6556bf0b32"/>
-    <w:p>
-      <w:pPr>
-        <w:pStyle w:val="Heading2"/>
-      </w:pPr>
-      <w:r>
-        <w:t xml:space="preserve">Möglichkeiten der verschiedenen Datenfreigaben</w:t>
+        <w:t xml:space="preserve">Reiter „Energy data”: Jahresübersicht mit dem Betreiber-Durchschnitt („Operator average”)</w:t>
+      </w:r>
+    </w:p>
+    <w:bookmarkStart w:id="74" w:name="X0cf3c80cb7d957a2b3d7bb874fcb741b90073f7"/>
+    <w:p>
+      <w:pPr>
+        <w:pStyle w:val="Heading3"/>
+      </w:pPr>
+      <w:r>
+        <w:t xml:space="preserve">Energie-Detailseite eines Gebäudes (Direktaufruf)</w:t>
       </w:r>
     </w:p>
     <w:p>
@@ -5109,31 +5027,201 @@
         <w:pStyle w:val="FirstParagraph"/>
       </w:pPr>
       <w:r>
-        <w:t xml:space="preserve">Das System bietet Ihnen drei verschiedene Wege, Informationen mit Partnern zu</w:t>
-      </w:r>
-      <w:r>
-        <w:t xml:space="preserve"> </w:t>
-      </w:r>
-      <w:r>
-        <w:t xml:space="preserve">teilen – jeder mit unterschiedlichem Transparenzgrad. Sie können individuelle</w:t>
-      </w:r>
-      <w:r>
-        <w:t xml:space="preserve"> </w:t>
-      </w:r>
-      <w:r>
-        <w:t xml:space="preserve">Gebäudedaten, aggregierte Ansichten oder rollenbasierte Freigaben nutzen. Die</w:t>
-      </w:r>
-      <w:r>
-        <w:t xml:space="preserve"> </w:t>
-      </w:r>
-      <w:r>
-        <w:t xml:space="preserve">Wahl der richtigen Freigabe-Option hängt davon ab, mit wem Sie teilen und wie</w:t>
-      </w:r>
-      <w:r>
-        <w:t xml:space="preserve"> </w:t>
-      </w:r>
-      <w:r>
-        <w:t xml:space="preserve">viel Vertrauen Sie dieser Person entgegenbringen.</w:t>
+        <w:t xml:space="preserve">Zu jedem Gebäude gibt es zusätzlich eine eigenständige Energie-Detailseite, die</w:t>
+      </w:r>
+      <w:r>
+        <w:t xml:space="preserve"> </w:t>
+      </w:r>
+      <w:r>
+        <w:t xml:space="preserve">Sie direkt über die Adresszeile des Browsers aufrufen und als</w:t>
+      </w:r>
+      <w:r>
+        <w:t xml:space="preserve"> </w:t>
+      </w:r>
+      <w:r>
+        <w:rPr>
+          <w:b/>
+          <w:bCs/>
+        </w:rPr>
+        <w:t xml:space="preserve">Lesezeichen</w:t>
+      </w:r>
+      <w:r>
+        <w:t xml:space="preserve"> </w:t>
+      </w:r>
+      <w:r>
+        <w:t xml:space="preserve">ablegen können:</w:t>
+      </w:r>
+      <w:r>
+        <w:t xml:space="preserve"> </w:t>
+      </w:r>
+      <w:r>
+        <w:rPr>
+          <w:rStyle w:val="VerbatimChar"/>
+        </w:rPr>
+        <w:t xml:space="preserve">…/#/energy/&lt;Gebäude-ID&gt;</w:t>
+      </w:r>
+      <w:r>
+        <w:t xml:space="preserve"> </w:t>
+      </w:r>
+      <w:r>
+        <w:t xml:space="preserve">(die Gebäude-ID ist der technische</w:t>
+      </w:r>
+      <w:r>
+        <w:t xml:space="preserve"> </w:t>
+      </w:r>
+      <w:r>
+        <w:t xml:space="preserve">Bezeichner des Gebäudes; im Developer-Modus wird sie in der Gebäudeliste</w:t>
+      </w:r>
+      <w:r>
+        <w:t xml:space="preserve"> </w:t>
+      </w:r>
+      <w:r>
+        <w:t xml:space="preserve">angezeigt). Die Seite zeigt die Kennzahlen des</w:t>
+      </w:r>
+      <w:r>
+        <w:t xml:space="preserve"> </w:t>
+      </w:r>
+      <w:r>
+        <w:rPr>
+          <w:b/>
+          <w:bCs/>
+        </w:rPr>
+        <w:t xml:space="preserve">aktuellsten erfassten Jahres</w:t>
+      </w:r>
+      <w:r>
+        <w:t xml:space="preserve"> </w:t>
+      </w:r>
+      <w:r>
+        <w:t xml:space="preserve">als Tabelle und stellt jedem Wert bis zu drei Vergleichswerte gegenüber:</w:t>
+      </w:r>
+    </w:p>
+    <w:p>
+      <w:pPr>
+        <w:pStyle w:val="Compact"/>
+        <w:numPr>
+          <w:ilvl w:val="0"/>
+          <w:numId w:val="1010"/>
+        </w:numPr>
+      </w:pPr>
+      <w:r>
+        <w:rPr>
+          <w:b/>
+          <w:bCs/>
+        </w:rPr>
+        <w:t xml:space="preserve">Portfolio average</w:t>
+      </w:r>
+      <w:r>
+        <w:t xml:space="preserve"> </w:t>
+      </w:r>
+      <w:r>
+        <w:t xml:space="preserve">– der Durchschnitt über Ihre eigenen Gebäude.</w:t>
+      </w:r>
+    </w:p>
+    <w:p>
+      <w:pPr>
+        <w:pStyle w:val="Compact"/>
+        <w:numPr>
+          <w:ilvl w:val="0"/>
+          <w:numId w:val="1010"/>
+        </w:numPr>
+      </w:pPr>
+      <w:r>
+        <w:rPr>
+          <w:b/>
+          <w:bCs/>
+        </w:rPr>
+        <w:t xml:space="preserve">Operator average</w:t>
+      </w:r>
+      <w:r>
+        <w:t xml:space="preserve"> </w:t>
+      </w:r>
+      <w:r>
+        <w:t xml:space="preserve">– der Betreiber-Durchschnitt (siehe oben): Gebäude</w:t>
+      </w:r>
+      <w:r>
+        <w:t xml:space="preserve"> </w:t>
+      </w:r>
+      <w:r>
+        <w:t xml:space="preserve">desselben Betreibers, jedes mit seinem aktuellsten Ist-Jahr.</w:t>
+      </w:r>
+    </w:p>
+    <w:p>
+      <w:pPr>
+        <w:pStyle w:val="Compact"/>
+        <w:numPr>
+          <w:ilvl w:val="0"/>
+          <w:numId w:val="1010"/>
+        </w:numPr>
+      </w:pPr>
+      <w:r>
+        <w:rPr>
+          <w:b/>
+          <w:bCs/>
+        </w:rPr>
+        <w:t xml:space="preserve">Benchmark</w:t>
+      </w:r>
+      <w:r>
+        <w:t xml:space="preserve"> </w:t>
+      </w:r>
+      <w:r>
+        <w:t xml:space="preserve">– ein extern berechneter Vergleichswert, den ein</w:t>
+      </w:r>
+      <w:r>
+        <w:t xml:space="preserve"> </w:t>
+      </w:r>
+      <w:r>
+        <w:t xml:space="preserve">Benchmark-Dienstleister als aggregierte Ansicht mit Ihnen geteilt hat.</w:t>
+      </w:r>
+    </w:p>
+    <w:p>
+      <w:pPr>
+        <w:pStyle w:val="FirstParagraph"/>
+      </w:pPr>
+      <w:r>
+        <w:t xml:space="preserve">Der eigene Wert wird farblich eingeordnet – grün, wenn er unter dem</w:t>
+      </w:r>
+      <w:r>
+        <w:t xml:space="preserve"> </w:t>
+      </w:r>
+      <w:r>
+        <w:t xml:space="preserve">Vergleichswert liegt, rot darüber; je größer die Abweichung, desto kräftiger die</w:t>
+      </w:r>
+      <w:r>
+        <w:t xml:space="preserve"> </w:t>
+      </w:r>
+      <w:r>
+        <w:t xml:space="preserve">Färbung. Als Maßstab dient dabei der</w:t>
+      </w:r>
+      <w:r>
+        <w:t xml:space="preserve"> </w:t>
+      </w:r>
+      <w:r>
+        <w:rPr>
+          <w:b/>
+          <w:bCs/>
+        </w:rPr>
+        <w:t xml:space="preserve">spezifischste verfügbare Vergleich</w:t>
+      </w:r>
+      <w:r>
+        <w:t xml:space="preserve">: der</w:t>
+      </w:r>
+      <w:r>
+        <w:t xml:space="preserve"> </w:t>
+      </w:r>
+      <w:r>
+        <w:t xml:space="preserve">externe Benchmark vor dem Betreiber-Durchschnitt vor dem Portfolio-Durchschnitt.</w:t>
+      </w:r>
+      <w:r>
+        <w:t xml:space="preserve"> </w:t>
+      </w:r>
+      <w:r>
+        <w:t xml:space="preserve">Damit vereint diese Seite die drei Vergleichsperspektiven – eigenes Portfolio,</w:t>
+      </w:r>
+      <w:r>
+        <w:t xml:space="preserve"> </w:t>
+      </w:r>
+      <w:r>
+        <w:t xml:space="preserve">Betreiber, externer Benchmark – in einer Ansicht.</w:t>
       </w:r>
     </w:p>
     <w:p>
@@ -5143,20 +5231,500 @@
       <w:r>
         <w:drawing>
           <wp:inline>
-            <wp:extent cx="4800600" cy="3039089"/>
+            <wp:extent cx="5334000" cy="4000499"/>
             <wp:effectExtent b="0" l="0" r="0" t="0"/>
-            <wp:docPr descr="Vergleich der drei Freigabemechanismen in Granergize" title="" id="75" name="Picture"/>
+            <wp:docPr descr="Energie-Detailseite: eigener Verbrauch neben Portfolio-, Betreiber- und Benchmark-Vergleich" title="" id="72" name="Picture"/>
             <a:graphic>
               <a:graphicData uri="http://schemas.openxmlformats.org/drawingml/2006/picture">
                 <pic:pic>
                   <pic:nvPicPr>
-                    <pic:cNvPr descr="figures/sharing-vergleich.png" id="76" name="Picture"/>
+                    <pic:cNvPr descr="figures/energy-detail.png" id="73" name="Picture"/>
                     <pic:cNvPicPr>
                       <a:picLocks noChangeArrowheads="1" noChangeAspect="1"/>
                     </pic:cNvPicPr>
                   </pic:nvPicPr>
                   <pic:blipFill>
-                    <a:blip r:embed="rId74"/>
+                    <a:blip r:embed="rId71"/>
+                    <a:stretch>
+                      <a:fillRect/>
+                    </a:stretch>
+                  </pic:blipFill>
+                  <pic:spPr bwMode="auto">
+                    <a:xfrm>
+                      <a:off x="0" y="0"/>
+                      <a:ext cx="5334000" cy="4000499"/>
+                    </a:xfrm>
+                    <a:prstGeom prst="rect">
+                      <a:avLst/>
+                    </a:prstGeom>
+                    <a:noFill/>
+                    <a:ln w="9525">
+                      <a:noFill/>
+                      <a:headEnd/>
+                      <a:tailEnd/>
+                    </a:ln>
+                  </pic:spPr>
+                </pic:pic>
+              </a:graphicData>
+            </a:graphic>
+          </wp:inline>
+        </w:drawing>
+      </w:r>
+    </w:p>
+    <w:p>
+      <w:pPr>
+        <w:pStyle w:val="ImageCaption"/>
+      </w:pPr>
+      <w:r>
+        <w:t xml:space="preserve">Energie-Detailseite: eigener Verbrauch neben Portfolio-, Betreiber- und Benchmark-Vergleich</w:t>
+      </w:r>
+    </w:p>
+    <w:bookmarkEnd w:id="74"/>
+    <w:bookmarkEnd w:id="75"/>
+    <w:bookmarkStart w:id="79" w:name="X3c2472b6ac3894956d87fda076b194db0e74caf"/>
+    <w:p>
+      <w:pPr>
+        <w:pStyle w:val="Heading2"/>
+      </w:pPr>
+      <w:r>
+        <w:t xml:space="preserve">Gebäude nach Energieverbrauch einordnen (Energie-Linse)</w:t>
+      </w:r>
+    </w:p>
+    <w:p>
+      <w:pPr>
+        <w:pStyle w:val="FirstParagraph"/>
+      </w:pPr>
+      <w:r>
+        <w:t xml:space="preserve">Die Karte im Tab</w:t>
+      </w:r>
+      <w:r>
+        <w:t xml:space="preserve"> </w:t>
+      </w:r>
+      <w:r>
+        <w:rPr>
+          <w:b/>
+          <w:bCs/>
+        </w:rPr>
+        <w:t xml:space="preserve">Explore</w:t>
+      </w:r>
+      <w:r>
+        <w:t xml:space="preserve"> </w:t>
+      </w:r>
+      <w:r>
+        <w:t xml:space="preserve">kann die Gebäude-Marker auf zwei Arten einfärben.</w:t>
+      </w:r>
+      <w:r>
+        <w:t xml:space="preserve"> </w:t>
+      </w:r>
+      <w:r>
+        <w:t xml:space="preserve">Über den Umschalter unten an der Karte wählen Sie die</w:t>
+      </w:r>
+      <w:r>
+        <w:t xml:space="preserve"> </w:t>
+      </w:r>
+      <w:r>
+        <w:rPr>
+          <w:b/>
+          <w:bCs/>
+        </w:rPr>
+        <w:t xml:space="preserve">Linse</w:t>
+      </w:r>
+      <w:r>
+        <w:t xml:space="preserve">:</w:t>
+      </w:r>
+    </w:p>
+    <w:p>
+      <w:pPr>
+        <w:pStyle w:val="Compact"/>
+        <w:numPr>
+          <w:ilvl w:val="0"/>
+          <w:numId w:val="1011"/>
+        </w:numPr>
+      </w:pPr>
+      <w:r>
+        <w:rPr>
+          <w:b/>
+          <w:bCs/>
+        </w:rPr>
+        <w:t xml:space="preserve">Ownership</w:t>
+      </w:r>
+      <w:r>
+        <w:t xml:space="preserve"> </w:t>
+      </w:r>
+      <w:r>
+        <w:t xml:space="preserve">(Voreinstellung): unterscheidet farblich nur Ihre</w:t>
+      </w:r>
+      <w:r>
+        <w:t xml:space="preserve"> </w:t>
+      </w:r>
+      <w:r>
+        <w:rPr>
+          <w:b/>
+          <w:bCs/>
+        </w:rPr>
+        <w:t xml:space="preserve">eigenen</w:t>
+      </w:r>
+      <w:r>
+        <w:t xml:space="preserve"> </w:t>
+      </w:r>
+      <w:r>
+        <w:t xml:space="preserve">Gebäude von solchen, die</w:t>
+      </w:r>
+      <w:r>
+        <w:t xml:space="preserve"> </w:t>
+      </w:r>
+      <w:r>
+        <w:rPr>
+          <w:b/>
+          <w:bCs/>
+        </w:rPr>
+        <w:t xml:space="preserve">andere mit Ihnen geteilt</w:t>
+      </w:r>
+      <w:r>
+        <w:t xml:space="preserve"> </w:t>
+      </w:r>
+      <w:r>
+        <w:t xml:space="preserve">haben.</w:t>
+      </w:r>
+    </w:p>
+    <w:p>
+      <w:pPr>
+        <w:pStyle w:val="Compact"/>
+        <w:numPr>
+          <w:ilvl w:val="0"/>
+          <w:numId w:val="1011"/>
+        </w:numPr>
+      </w:pPr>
+      <w:r>
+        <w:rPr>
+          <w:b/>
+          <w:bCs/>
+        </w:rPr>
+        <w:t xml:space="preserve">Energy:</w:t>
+      </w:r>
+      <w:r>
+        <w:t xml:space="preserve"> </w:t>
+      </w:r>
+      <w:r>
+        <w:t xml:space="preserve">färbt jeden Marker nach dem</w:t>
+      </w:r>
+      <w:r>
+        <w:t xml:space="preserve"> </w:t>
+      </w:r>
+      <w:r>
+        <w:rPr>
+          <w:b/>
+          <w:bCs/>
+        </w:rPr>
+        <w:t xml:space="preserve">Energieverbrauch</w:t>
+      </w:r>
+      <w:r>
+        <w:t xml:space="preserve"> </w:t>
+      </w:r>
+      <w:r>
+        <w:t xml:space="preserve">ein – von „More</w:t>
+      </w:r>
+      <w:r>
+        <w:t xml:space="preserve"> </w:t>
+      </w:r>
+      <w:r>
+        <w:t xml:space="preserve">efficient” über „Typical” bis „Less efficient”; Gebäude ohne auswertbare</w:t>
+      </w:r>
+      <w:r>
+        <w:t xml:space="preserve"> </w:t>
+      </w:r>
+      <w:r>
+        <w:t xml:space="preserve">Energiedaten bleiben neutral („No energy data”). Damit setzt die Karte den</w:t>
+      </w:r>
+      <w:r>
+        <w:t xml:space="preserve"> </w:t>
+      </w:r>
+      <w:r>
+        <w:t xml:space="preserve">Anwendungsfall „Vertriebsoptimierung” um: Ein Objekt ist auf einen Blick als</w:t>
+      </w:r>
+      <w:r>
+        <w:t xml:space="preserve"> </w:t>
+      </w:r>
+      <w:r>
+        <w:t xml:space="preserve">energieeffizienter oder -ineffizienter als seine Nachbarn erkennbar.</w:t>
+      </w:r>
+    </w:p>
+    <w:p>
+      <w:pPr>
+        <w:pStyle w:val="FirstParagraph"/>
+      </w:pPr>
+      <w:r>
+        <w:t xml:space="preserve">Die Einordnung erfolgt nach der</w:t>
+      </w:r>
+      <w:r>
+        <w:t xml:space="preserve"> </w:t>
+      </w:r>
+      <w:r>
+        <w:rPr>
+          <w:b/>
+          <w:bCs/>
+        </w:rPr>
+        <w:t xml:space="preserve">Energieintensität</w:t>
+      </w:r>
+      <w:r>
+        <w:t xml:space="preserve"> </w:t>
+      </w:r>
+      <w:r>
+        <w:t xml:space="preserve">(Verbrauch je m² Fläche,</w:t>
+      </w:r>
+      <w:r>
+        <w:t xml:space="preserve"> </w:t>
+      </w:r>
+      <w:r>
+        <w:t xml:space="preserve">kWh/m²/a), nicht nach dem absoluten Verbrauch – so wird eine große, effiziente</w:t>
+      </w:r>
+      <w:r>
+        <w:t xml:space="preserve"> </w:t>
+      </w:r>
+      <w:r>
+        <w:t xml:space="preserve">Halle nicht schlechter bewertet als ein kleiner, ineffizienter Bau. Maßgeblich</w:t>
+      </w:r>
+      <w:r>
+        <w:t xml:space="preserve"> </w:t>
+      </w:r>
+      <w:r>
+        <w:t xml:space="preserve">ist der</w:t>
+      </w:r>
+      <w:r>
+        <w:t xml:space="preserve"> </w:t>
+      </w:r>
+      <w:r>
+        <w:rPr>
+          <w:b/>
+          <w:bCs/>
+        </w:rPr>
+        <w:t xml:space="preserve">aktuellste</w:t>
+      </w:r>
+      <w:r>
+        <w:t xml:space="preserve"> </w:t>
+      </w:r>
+      <w:r>
+        <w:t xml:space="preserve">erfasste Jahreswert; die Fläche entnimmt die Anwendung den</w:t>
+      </w:r>
+      <w:r>
+        <w:t xml:space="preserve"> </w:t>
+      </w:r>
+      <w:r>
+        <w:t xml:space="preserve">Stammdaten (Hallenfläche, ersatzweise Gebäude- oder Bürofläche). Fehlt einem</w:t>
+      </w:r>
+      <w:r>
+        <w:t xml:space="preserve"> </w:t>
+      </w:r>
+      <w:r>
+        <w:t xml:space="preserve">Gebäude die Fläche oder ein Jahresverbrauch, lässt sich keine Intensität</w:t>
+      </w:r>
+      <w:r>
+        <w:t xml:space="preserve"> </w:t>
+      </w:r>
+      <w:r>
+        <w:t xml:space="preserve">berechnen, und der Marker bleibt neutral.</w:t>
+      </w:r>
+    </w:p>
+    <w:p>
+      <w:pPr>
+        <w:pStyle w:val="BodyText"/>
+      </w:pPr>
+      <w:r>
+        <w:t xml:space="preserve">Verglichen wird stets gegen die Gebäude, die</w:t>
+      </w:r>
+      <w:r>
+        <w:t xml:space="preserve"> </w:t>
+      </w:r>
+      <w:r>
+        <w:rPr>
+          <w:b/>
+          <w:bCs/>
+        </w:rPr>
+        <w:t xml:space="preserve">gerade im Kartenausschnitt</w:t>
+      </w:r>
+      <w:r>
+        <w:rPr>
+          <w:b/>
+          <w:bCs/>
+        </w:rPr>
+        <w:t xml:space="preserve"> </w:t>
+      </w:r>
+      <w:r>
+        <w:rPr>
+          <w:b/>
+          <w:bCs/>
+        </w:rPr>
+        <w:t xml:space="preserve">sichtbar</w:t>
+      </w:r>
+      <w:r>
+        <w:t xml:space="preserve"> </w:t>
+      </w:r>
+      <w:r>
+        <w:t xml:space="preserve">sind – beim Verschieben oder Zoomen verschiebt sich also auch der</w:t>
+      </w:r>
+      <w:r>
+        <w:t xml:space="preserve"> </w:t>
+      </w:r>
+      <w:r>
+        <w:t xml:space="preserve">Vergleichsmaßstab. Wichtig für die gemeinsame Nutzung: In diese Einordnung gehen</w:t>
+      </w:r>
+      <w:r>
+        <w:t xml:space="preserve"> </w:t>
+      </w:r>
+      <w:r>
+        <w:rPr>
+          <w:b/>
+          <w:bCs/>
+        </w:rPr>
+        <w:t xml:space="preserve">auch die mit Ihnen geteilten Gebäude</w:t>
+      </w:r>
+      <w:r>
+        <w:t xml:space="preserve"> </w:t>
+      </w:r>
+      <w:r>
+        <w:t xml:space="preserve">ein, sofern zu ihnen Energiedaten und</w:t>
+      </w:r>
+      <w:r>
+        <w:t xml:space="preserve"> </w:t>
+      </w:r>
+      <w:r>
+        <w:t xml:space="preserve">eine Fläche vorliegen. Sie vergleichen damit eigene und fremde Objekte im selben</w:t>
+      </w:r>
+      <w:r>
+        <w:t xml:space="preserve"> </w:t>
+      </w:r>
+      <w:r>
+        <w:t xml:space="preserve">Wettbewerbsumfeld.</w:t>
+      </w:r>
+    </w:p>
+    <w:p>
+      <w:pPr>
+        <w:pStyle w:val="CaptionedFigure"/>
+      </w:pPr>
+      <w:r>
+        <w:drawing>
+          <wp:inline>
+            <wp:extent cx="5334000" cy="4000499"/>
+            <wp:effectExtent b="0" l="0" r="0" t="0"/>
+            <wp:docPr descr="Tab „Explore”: die Karte mit aktiver Energie-Linse – die Marker sind nach Energieintensität eingefärbt, die Legende zeigt die Kategorien" title="" id="77" name="Picture"/>
+            <a:graphic>
+              <a:graphicData uri="http://schemas.openxmlformats.org/drawingml/2006/picture">
+                <pic:pic>
+                  <pic:nvPicPr>
+                    <pic:cNvPr descr="figures/energy-lens.png" id="78" name="Picture"/>
+                    <pic:cNvPicPr>
+                      <a:picLocks noChangeArrowheads="1" noChangeAspect="1"/>
+                    </pic:cNvPicPr>
+                  </pic:nvPicPr>
+                  <pic:blipFill>
+                    <a:blip r:embed="rId76"/>
+                    <a:stretch>
+                      <a:fillRect/>
+                    </a:stretch>
+                  </pic:blipFill>
+                  <pic:spPr bwMode="auto">
+                    <a:xfrm>
+                      <a:off x="0" y="0"/>
+                      <a:ext cx="5334000" cy="4000499"/>
+                    </a:xfrm>
+                    <a:prstGeom prst="rect">
+                      <a:avLst/>
+                    </a:prstGeom>
+                    <a:noFill/>
+                    <a:ln w="9525">
+                      <a:noFill/>
+                      <a:headEnd/>
+                      <a:tailEnd/>
+                    </a:ln>
+                  </pic:spPr>
+                </pic:pic>
+              </a:graphicData>
+            </a:graphic>
+          </wp:inline>
+        </w:drawing>
+      </w:r>
+    </w:p>
+    <w:p>
+      <w:pPr>
+        <w:pStyle w:val="ImageCaption"/>
+      </w:pPr>
+      <w:r>
+        <w:t xml:space="preserve">Tab „Explore”: die Karte mit aktiver Energie-Linse – die Marker sind nach Energieintensität eingefärbt, die Legende zeigt die Kategorien</w:t>
+      </w:r>
+    </w:p>
+    <w:bookmarkEnd w:id="79"/>
+    <w:bookmarkEnd w:id="80"/>
+    <w:bookmarkStart w:id="113" w:name="X7d72782c915f60697958dd391a69efa388f028d"/>
+    <w:p>
+      <w:pPr>
+        <w:pStyle w:val="Heading1"/>
+      </w:pPr>
+      <w:r>
+        <w:t xml:space="preserve">Daten gemeinsam nutzen und Mehrwerte schaffen</w:t>
+      </w:r>
+    </w:p>
+    <w:bookmarkStart w:id="87" w:name="X8c80b48020b91775ad7986854220f6556bf0b32"/>
+    <w:p>
+      <w:pPr>
+        <w:pStyle w:val="Heading2"/>
+      </w:pPr>
+      <w:r>
+        <w:t xml:space="preserve">Möglichkeiten der verschiedenen Datenfreigaben</w:t>
+      </w:r>
+    </w:p>
+    <w:p>
+      <w:pPr>
+        <w:pStyle w:val="FirstParagraph"/>
+      </w:pPr>
+      <w:r>
+        <w:t xml:space="preserve">Das System bietet Ihnen drei verschiedene Wege, Informationen mit Partnern zu</w:t>
+      </w:r>
+      <w:r>
+        <w:t xml:space="preserve"> </w:t>
+      </w:r>
+      <w:r>
+        <w:t xml:space="preserve">teilen – jeder mit unterschiedlichem Transparenzgrad. Sie können individuelle</w:t>
+      </w:r>
+      <w:r>
+        <w:t xml:space="preserve"> </w:t>
+      </w:r>
+      <w:r>
+        <w:t xml:space="preserve">Gebäudedaten, aggregierte Ansichten oder rollenbasierte Freigaben nutzen. Die</w:t>
+      </w:r>
+      <w:r>
+        <w:t xml:space="preserve"> </w:t>
+      </w:r>
+      <w:r>
+        <w:t xml:space="preserve">Wahl der richtigen Freigabe-Option hängt davon ab, mit wem Sie teilen und wie</w:t>
+      </w:r>
+      <w:r>
+        <w:t xml:space="preserve"> </w:t>
+      </w:r>
+      <w:r>
+        <w:t xml:space="preserve">viel Vertrauen Sie dieser Person entgegenbringen.</w:t>
+      </w:r>
+    </w:p>
+    <w:p>
+      <w:pPr>
+        <w:pStyle w:val="CaptionedFigure"/>
+      </w:pPr>
+      <w:r>
+        <w:drawing>
+          <wp:inline>
+            <wp:extent cx="4800600" cy="3039089"/>
+            <wp:effectExtent b="0" l="0" r="0" t="0"/>
+            <wp:docPr descr="Vergleich der drei Freigabemechanismen in Granergize" title="" id="82" name="Picture"/>
+            <a:graphic>
+              <a:graphicData uri="http://schemas.openxmlformats.org/drawingml/2006/picture">
+                <pic:pic>
+                  <pic:nvPicPr>
+                    <pic:cNvPr descr="figures/sharing-vergleich.png" id="83" name="Picture"/>
+                    <pic:cNvPicPr>
+                      <a:picLocks noChangeArrowheads="1" noChangeAspect="1"/>
+                    </pic:cNvPicPr>
+                  </pic:nvPicPr>
+                  <pic:blipFill>
+                    <a:blip r:embed="rId81"/>
                     <a:stretch>
                       <a:fillRect/>
                     </a:stretch>
@@ -5191,7 +5759,7 @@
         <w:t xml:space="preserve">Vergleich der drei Freigabemechanismen in Granergize</w:t>
       </w:r>
     </w:p>
-    <w:bookmarkStart w:id="77" w:name="individuelle-gebäudedaten-teilen"/>
+    <w:bookmarkStart w:id="84" w:name="individuelle-gebäudedaten-teilen"/>
     <w:p>
       <w:pPr>
         <w:pStyle w:val="Heading3"/>
@@ -5212,196 +5780,6 @@
       </w:r>
       <w:r>
         <w:t xml:space="preserve">Umfang Sie freigeben:</w:t>
-      </w:r>
-    </w:p>
-    <w:p>
-      <w:pPr>
-        <w:pStyle w:val="Compact"/>
-        <w:numPr>
-          <w:ilvl w:val="0"/>
-          <w:numId w:val="1011"/>
-        </w:numPr>
-      </w:pPr>
-      <w:r>
-        <w:rPr>
-          <w:b/>
-          <w:bCs/>
-        </w:rPr>
-        <w:t xml:space="preserve">Static building data only</w:t>
-      </w:r>
-      <w:r>
-        <w:t xml:space="preserve"> </w:t>
-      </w:r>
-      <w:r>
-        <w:t xml:space="preserve">– nur die Stammdaten des Gebäudes (Adresse,</w:t>
-      </w:r>
-      <w:r>
-        <w:t xml:space="preserve"> </w:t>
-      </w:r>
-      <w:r>
-        <w:t xml:space="preserve">Fläche, Baujahr, Nutzungsart, Information über vorhandene Photovoltaik-Anlagen),</w:t>
-      </w:r>
-      <w:r>
-        <w:t xml:space="preserve"> </w:t>
-      </w:r>
-      <w:r>
-        <w:t xml:space="preserve">ohne Verbrauchswerte. Nützlich, wenn Sie jemandem zunächst zeigen möchten,</w:t>
-      </w:r>
-      <w:r>
-        <w:t xml:space="preserve"> </w:t>
-      </w:r>
-      <w:r>
-        <w:t xml:space="preserve">welche Gebäude Sie verwalten, ohne sofort sensible Verbrauchsdaten preiszugeben.</w:t>
-      </w:r>
-    </w:p>
-    <w:p>
-      <w:pPr>
-        <w:pStyle w:val="Compact"/>
-        <w:numPr>
-          <w:ilvl w:val="0"/>
-          <w:numId w:val="1011"/>
-        </w:numPr>
-      </w:pPr>
-      <w:r>
-        <w:rPr>
-          <w:b/>
-          <w:bCs/>
-        </w:rPr>
-        <w:t xml:space="preserve">Static building data and all energy readings</w:t>
-      </w:r>
-      <w:r>
-        <w:t xml:space="preserve"> </w:t>
-      </w:r>
-      <w:r>
-        <w:t xml:space="preserve">– zusätzlich die</w:t>
-      </w:r>
-      <w:r>
-        <w:t xml:space="preserve"> </w:t>
-      </w:r>
-      <w:r>
-        <w:t xml:space="preserve">Verbrauchswerte (Strom, Gas, Fernwärme, Wasser)</w:t>
-      </w:r>
-      <w:r>
-        <w:t xml:space="preserve"> </w:t>
-      </w:r>
-      <w:r>
-        <w:rPr>
-          <w:b/>
-          <w:bCs/>
-        </w:rPr>
-        <w:t xml:space="preserve">aller</w:t>
-      </w:r>
-      <w:r>
-        <w:t xml:space="preserve"> </w:t>
-      </w:r>
-      <w:r>
-        <w:t xml:space="preserve">Jahre.</w:t>
-      </w:r>
-    </w:p>
-    <w:p>
-      <w:pPr>
-        <w:pStyle w:val="Compact"/>
-        <w:numPr>
-          <w:ilvl w:val="0"/>
-          <w:numId w:val="1011"/>
-        </w:numPr>
-      </w:pPr>
-      <w:r>
-        <w:rPr>
-          <w:b/>
-          <w:bCs/>
-        </w:rPr>
-        <w:t xml:space="preserve">Static building data and energy for specific year(s)</w:t>
-      </w:r>
-      <w:r>
-        <w:t xml:space="preserve"> </w:t>
-      </w:r>
-      <w:r>
-        <w:t xml:space="preserve">– nur die</w:t>
-      </w:r>
-      <w:r>
-        <w:t xml:space="preserve"> </w:t>
-      </w:r>
-      <w:r>
-        <w:t xml:space="preserve">Verbrauchsdaten der von Ihnen angekreuzten Jahre. Da jedes Jahr als eigene</w:t>
-      </w:r>
-      <w:r>
-        <w:t xml:space="preserve"> </w:t>
-      </w:r>
-      <w:r>
-        <w:t xml:space="preserve">Ressource gespeichert ist, können Sie gezielt etwa nur den aktuellsten</w:t>
-      </w:r>
-      <w:r>
-        <w:t xml:space="preserve"> </w:t>
-      </w:r>
-      <w:r>
-        <w:t xml:space="preserve">Jahrgang freigeben und ältere zurückhalten.</w:t>
-      </w:r>
-    </w:p>
-    <w:bookmarkEnd w:id="77"/>
-    <w:bookmarkStart w:id="78" w:name="aggregierte-ansichten-teilen"/>
-    <w:p>
-      <w:pPr>
-        <w:pStyle w:val="Heading3"/>
-      </w:pPr>
-      <w:r>
-        <w:t xml:space="preserve">Aggregierte Ansichten teilen</w:t>
-      </w:r>
-    </w:p>
-    <w:p>
-      <w:pPr>
-        <w:pStyle w:val="FirstParagraph"/>
-      </w:pPr>
-      <w:r>
-        <w:t xml:space="preserve">Manchmal möchten Sie Informationen teilen, ohne dass der Empfänger Details über</w:t>
-      </w:r>
-      <w:r>
-        <w:t xml:space="preserve"> </w:t>
-      </w:r>
-      <w:r>
-        <w:t xml:space="preserve">einzelne Gebäude sieht. Zum Beispiel möchte ein Investor wissen, wie effizient</w:t>
-      </w:r>
-      <w:r>
-        <w:t xml:space="preserve"> </w:t>
-      </w:r>
-      <w:r>
-        <w:t xml:space="preserve">ein Gesamt-Portfolio ist, muss aber nicht wissen, welches spezifische Gebäude wie</w:t>
-      </w:r>
-      <w:r>
-        <w:t xml:space="preserve"> </w:t>
-      </w:r>
-      <w:r>
-        <w:t xml:space="preserve">viel verbraucht. Für solche Fälle bietet Granergize</w:t>
-      </w:r>
-      <w:r>
-        <w:t xml:space="preserve"> </w:t>
-      </w:r>
-      <w:r>
-        <w:rPr>
-          <w:b/>
-          <w:bCs/>
-        </w:rPr>
-        <w:t xml:space="preserve">aggregierte Ansichten</w:t>
-      </w:r>
-      <w:r>
-        <w:t xml:space="preserve"> </w:t>
-      </w:r>
-      <w:r>
-        <w:t xml:space="preserve">(„Views”) an: eine Zusammenfassung mehrerer Gebäude. Was der Empfänger erhält,</w:t>
-      </w:r>
-      <w:r>
-        <w:t xml:space="preserve"> </w:t>
-      </w:r>
-      <w:r>
-        <w:t xml:space="preserve">ist nur diese Zusammenfassung – er sieht nicht, welche Gebäude dahinterstecken.</w:t>
-      </w:r>
-    </w:p>
-    <w:p>
-      <w:pPr>
-        <w:pStyle w:val="BodyText"/>
-      </w:pPr>
-      <w:r>
-        <w:t xml:space="preserve">Granergize bietet vier Aggregationsfunktionen:</w:t>
       </w:r>
     </w:p>
     <w:p>
@@ -5417,13 +5795,31 @@
           <w:b/>
           <w:bCs/>
         </w:rPr>
-        <w:t xml:space="preserve">Durchschnitt (average):</w:t>
-      </w:r>
-      <w:r>
-        <w:t xml:space="preserve"> </w:t>
-      </w:r>
-      <w:r>
-        <w:t xml:space="preserve">Mittelwert über alle ausgewählten Gebäude.</w:t>
+        <w:t xml:space="preserve">Static building data only</w:t>
+      </w:r>
+      <w:r>
+        <w:t xml:space="preserve"> </w:t>
+      </w:r>
+      <w:r>
+        <w:t xml:space="preserve">– nur die Stammdaten des Gebäudes (Adresse,</w:t>
+      </w:r>
+      <w:r>
+        <w:t xml:space="preserve"> </w:t>
+      </w:r>
+      <w:r>
+        <w:t xml:space="preserve">Fläche, Baujahr, Nutzungsart, Information über vorhandene Photovoltaik-Anlagen),</w:t>
+      </w:r>
+      <w:r>
+        <w:t xml:space="preserve"> </w:t>
+      </w:r>
+      <w:r>
+        <w:t xml:space="preserve">ohne Verbrauchswerte. Nützlich, wenn Sie jemandem zunächst zeigen möchten,</w:t>
+      </w:r>
+      <w:r>
+        <w:t xml:space="preserve"> </w:t>
+      </w:r>
+      <w:r>
+        <w:t xml:space="preserve">welche Gebäude Sie verwalten, ohne sofort sensible Verbrauchsdaten preiszugeben.</w:t>
       </w:r>
     </w:p>
     <w:p>
@@ -5439,13 +5835,35 @@
           <w:b/>
           <w:bCs/>
         </w:rPr>
-        <w:t xml:space="preserve">Summe (sum):</w:t>
-      </w:r>
-      <w:r>
-        <w:t xml:space="preserve"> </w:t>
-      </w:r>
-      <w:r>
-        <w:t xml:space="preserve">addiert alle Werte.</w:t>
+        <w:t xml:space="preserve">Static building data and all energy readings</w:t>
+      </w:r>
+      <w:r>
+        <w:t xml:space="preserve"> </w:t>
+      </w:r>
+      <w:r>
+        <w:t xml:space="preserve">– zusätzlich die</w:t>
+      </w:r>
+      <w:r>
+        <w:t xml:space="preserve"> </w:t>
+      </w:r>
+      <w:r>
+        <w:t xml:space="preserve">Verbrauchswerte (Strom, Gas, Fernwärme, Wasser)</w:t>
+      </w:r>
+      <w:r>
+        <w:t xml:space="preserve"> </w:t>
+      </w:r>
+      <w:r>
+        <w:rPr>
+          <w:b/>
+          <w:bCs/>
+        </w:rPr>
+        <w:t xml:space="preserve">aller</w:t>
+      </w:r>
+      <w:r>
+        <w:t xml:space="preserve"> </w:t>
+      </w:r>
+      <w:r>
+        <w:t xml:space="preserve">Jahre.</w:t>
       </w:r>
     </w:p>
     <w:p>
@@ -5461,45 +5879,41 @@
           <w:b/>
           <w:bCs/>
         </w:rPr>
-        <w:t xml:space="preserve">Minimum (minimum):</w:t>
-      </w:r>
-      <w:r>
-        <w:t xml:space="preserve"> </w:t>
-      </w:r>
-      <w:r>
-        <w:t xml:space="preserve">zeigt den niedrigsten Wert.</w:t>
-      </w:r>
-    </w:p>
-    <w:p>
-      <w:pPr>
-        <w:pStyle w:val="Compact"/>
-        <w:numPr>
-          <w:ilvl w:val="0"/>
-          <w:numId w:val="1012"/>
-        </w:numPr>
-      </w:pPr>
-      <w:r>
-        <w:rPr>
-          <w:b/>
-          <w:bCs/>
-        </w:rPr>
-        <w:t xml:space="preserve">Maximum (maximum):</w:t>
-      </w:r>
-      <w:r>
-        <w:t xml:space="preserve"> </w:t>
-      </w:r>
-      <w:r>
-        <w:t xml:space="preserve">zeigt den höchsten Wert.</w:t>
-      </w:r>
-    </w:p>
-    <w:bookmarkEnd w:id="78"/>
-    <w:bookmarkStart w:id="79" w:name="rollenbasierte-freigaben"/>
+        <w:t xml:space="preserve">Static building data and energy for specific year(s)</w:t>
+      </w:r>
+      <w:r>
+        <w:t xml:space="preserve"> </w:t>
+      </w:r>
+      <w:r>
+        <w:t xml:space="preserve">– nur die</w:t>
+      </w:r>
+      <w:r>
+        <w:t xml:space="preserve"> </w:t>
+      </w:r>
+      <w:r>
+        <w:t xml:space="preserve">Verbrauchsdaten der von Ihnen angekreuzten Jahre. Da jedes Jahr als eigene</w:t>
+      </w:r>
+      <w:r>
+        <w:t xml:space="preserve"> </w:t>
+      </w:r>
+      <w:r>
+        <w:t xml:space="preserve">Ressource gespeichert ist, können Sie gezielt etwa nur den aktuellsten</w:t>
+      </w:r>
+      <w:r>
+        <w:t xml:space="preserve"> </w:t>
+      </w:r>
+      <w:r>
+        <w:t xml:space="preserve">Jahrgang freigeben und ältere zurückhalten.</w:t>
+      </w:r>
+    </w:p>
+    <w:bookmarkEnd w:id="84"/>
+    <w:bookmarkStart w:id="85" w:name="aggregierte-ansichten-teilen"/>
     <w:p>
       <w:pPr>
         <w:pStyle w:val="Heading3"/>
       </w:pPr>
       <w:r>
-        <w:t xml:space="preserve">Rollenbasierte Freigaben</w:t>
+        <w:t xml:space="preserve">Aggregierte Ansichten teilen</w:t>
       </w:r>
     </w:p>
     <w:p>
@@ -5507,31 +5921,47 @@
         <w:pStyle w:val="FirstParagraph"/>
       </w:pPr>
       <w:r>
-        <w:t xml:space="preserve">In der Praxis haben unterschiedliche Partner unterschiedliche Bedürfnisse: Ein</w:t>
-      </w:r>
-      <w:r>
-        <w:t xml:space="preserve"> </w:t>
-      </w:r>
-      <w:r>
-        <w:t xml:space="preserve">Investor benötigt grobe Jahreszahlen, ein Energiemanager hingegen hochauflösende</w:t>
-      </w:r>
-      <w:r>
-        <w:t xml:space="preserve"> </w:t>
-      </w:r>
-      <w:r>
-        <w:t xml:space="preserve">15-Minuten-Intervalle. Mit der rollenbasierten Freigabe teilen Sie mit allen</w:t>
-      </w:r>
-      <w:r>
-        <w:t xml:space="preserve"> </w:t>
-      </w:r>
-      <w:r>
-        <w:t xml:space="preserve">Mitgliedern eines Datenraums, die eine bestimmte Rolle innehaben – die Auswahl</w:t>
-      </w:r>
-      <w:r>
-        <w:t xml:space="preserve"> </w:t>
-      </w:r>
-      <w:r>
-        <w:t xml:space="preserve">der Empfänger ergibt sich aus der Rolle.</w:t>
+        <w:t xml:space="preserve">Manchmal möchten Sie Informationen teilen, ohne dass der Empfänger Details über</w:t>
+      </w:r>
+      <w:r>
+        <w:t xml:space="preserve"> </w:t>
+      </w:r>
+      <w:r>
+        <w:t xml:space="preserve">einzelne Gebäude sieht. Zum Beispiel möchte ein Investor wissen, wie effizient</w:t>
+      </w:r>
+      <w:r>
+        <w:t xml:space="preserve"> </w:t>
+      </w:r>
+      <w:r>
+        <w:t xml:space="preserve">ein Gesamt-Portfolio ist, muss aber nicht wissen, welches spezifische Gebäude wie</w:t>
+      </w:r>
+      <w:r>
+        <w:t xml:space="preserve"> </w:t>
+      </w:r>
+      <w:r>
+        <w:t xml:space="preserve">viel verbraucht. Für solche Fälle bietet Granergize</w:t>
+      </w:r>
+      <w:r>
+        <w:t xml:space="preserve"> </w:t>
+      </w:r>
+      <w:r>
+        <w:rPr>
+          <w:b/>
+          <w:bCs/>
+        </w:rPr>
+        <w:t xml:space="preserve">aggregierte Ansichten</w:t>
+      </w:r>
+      <w:r>
+        <w:t xml:space="preserve"> </w:t>
+      </w:r>
+      <w:r>
+        <w:t xml:space="preserve">(„Views”) an: eine Zusammenfassung mehrerer Gebäude. Was der Empfänger erhält,</w:t>
+      </w:r>
+      <w:r>
+        <w:t xml:space="preserve"> </w:t>
+      </w:r>
+      <w:r>
+        <w:t xml:space="preserve">ist nur diese Zusammenfassung – er sieht nicht, welche Gebäude dahinterstecken.</w:t>
       </w:r>
     </w:p>
     <w:p>
@@ -5539,13 +5969,7 @@
         <w:pStyle w:val="BodyText"/>
       </w:pPr>
       <w:r>
-        <w:t xml:space="preserve">Granergize kennt acht Rollen, die Sie sich im Datenraum zuweisen können (die</w:t>
-      </w:r>
-      <w:r>
-        <w:t xml:space="preserve"> </w:t>
-      </w:r>
-      <w:r>
-        <w:t xml:space="preserve">Auswahl „My role(s)” zeigt sie mit ihren englischen Bezeichnungen):</w:t>
+        <w:t xml:space="preserve">Granergize bietet vier Aggregationsfunktionen:</w:t>
       </w:r>
     </w:p>
     <w:p>
@@ -5561,13 +5985,13 @@
           <w:b/>
           <w:bCs/>
         </w:rPr>
-        <w:t xml:space="preserve">Investor</w:t>
-      </w:r>
-      <w:r>
-        <w:t xml:space="preserve"> </w:t>
-      </w:r>
-      <w:r>
-        <w:t xml:space="preserve">– Investoren und Bestandshalter</w:t>
+        <w:t xml:space="preserve">Durchschnitt (average):</w:t>
+      </w:r>
+      <w:r>
+        <w:t xml:space="preserve"> </w:t>
+      </w:r>
+      <w:r>
+        <w:t xml:space="preserve">Mittelwert über alle ausgewählten Gebäude.</w:t>
       </w:r>
     </w:p>
     <w:p>
@@ -5583,13 +6007,13 @@
           <w:b/>
           <w:bCs/>
         </w:rPr>
-        <w:t xml:space="preserve">User</w:t>
-      </w:r>
-      <w:r>
-        <w:t xml:space="preserve"> </w:t>
-      </w:r>
-      <w:r>
-        <w:t xml:space="preserve">– Nutzer der Immobilie</w:t>
+        <w:t xml:space="preserve">Summe (sum):</w:t>
+      </w:r>
+      <w:r>
+        <w:t xml:space="preserve"> </w:t>
+      </w:r>
+      <w:r>
+        <w:t xml:space="preserve">addiert alle Werte.</w:t>
       </w:r>
     </w:p>
     <w:p>
@@ -5605,13 +6029,13 @@
           <w:b/>
           <w:bCs/>
         </w:rPr>
-        <w:t xml:space="preserve">Benchmark Service Provider</w:t>
-      </w:r>
-      <w:r>
-        <w:t xml:space="preserve"> </w:t>
-      </w:r>
-      <w:r>
-        <w:t xml:space="preserve">– Benchmark-Dienstleister</w:t>
+        <w:t xml:space="preserve">Minimum (minimum):</w:t>
+      </w:r>
+      <w:r>
+        <w:t xml:space="preserve"> </w:t>
+      </w:r>
+      <w:r>
+        <w:t xml:space="preserve">zeigt den niedrigsten Wert.</w:t>
       </w:r>
     </w:p>
     <w:p>
@@ -5627,101 +6051,23 @@
           <w:b/>
           <w:bCs/>
         </w:rPr>
-        <w:t xml:space="preserve">Facility Manager</w:t>
-      </w:r>
-      <w:r>
-        <w:t xml:space="preserve"> </w:t>
-      </w:r>
-      <w:r>
-        <w:t xml:space="preserve">– Gebäude- und Betriebsverantwortliche</w:t>
-      </w:r>
-    </w:p>
-    <w:p>
-      <w:pPr>
-        <w:pStyle w:val="Compact"/>
-        <w:numPr>
-          <w:ilvl w:val="0"/>
-          <w:numId w:val="1013"/>
-        </w:numPr>
-      </w:pPr>
-      <w:r>
-        <w:rPr>
-          <w:b/>
-          <w:bCs/>
-        </w:rPr>
-        <w:t xml:space="preserve">Developer</w:t>
-      </w:r>
-      <w:r>
-        <w:t xml:space="preserve"> </w:t>
-      </w:r>
-      <w:r>
-        <w:t xml:space="preserve">– Projektentwickler</w:t>
-      </w:r>
-    </w:p>
-    <w:p>
-      <w:pPr>
-        <w:pStyle w:val="Compact"/>
-        <w:numPr>
-          <w:ilvl w:val="0"/>
-          <w:numId w:val="1013"/>
-        </w:numPr>
-      </w:pPr>
-      <w:r>
-        <w:rPr>
-          <w:b/>
-          <w:bCs/>
-        </w:rPr>
-        <w:t xml:space="preserve">Consultant / Broker</w:t>
-      </w:r>
-      <w:r>
-        <w:t xml:space="preserve"> </w:t>
-      </w:r>
-      <w:r>
-        <w:t xml:space="preserve">– Berater und Makler</w:t>
-      </w:r>
-    </w:p>
-    <w:p>
-      <w:pPr>
-        <w:pStyle w:val="Compact"/>
-        <w:numPr>
-          <w:ilvl w:val="0"/>
-          <w:numId w:val="1013"/>
-        </w:numPr>
-      </w:pPr>
-      <w:r>
-        <w:rPr>
-          <w:b/>
-          <w:bCs/>
-        </w:rPr>
-        <w:t xml:space="preserve">Software Provider</w:t>
-      </w:r>
-      <w:r>
-        <w:t xml:space="preserve"> </w:t>
-      </w:r>
-      <w:r>
-        <w:t xml:space="preserve">– Softwaredienstleister</w:t>
-      </w:r>
-    </w:p>
-    <w:p>
-      <w:pPr>
-        <w:pStyle w:val="Compact"/>
-        <w:numPr>
-          <w:ilvl w:val="0"/>
-          <w:numId w:val="1013"/>
-        </w:numPr>
-      </w:pPr>
-      <w:r>
-        <w:rPr>
-          <w:b/>
-          <w:bCs/>
-        </w:rPr>
-        <w:t xml:space="preserve">Energy Provider</w:t>
-      </w:r>
-      <w:r>
-        <w:t xml:space="preserve"> </w:t>
-      </w:r>
-      <w:r>
-        <w:t xml:space="preserve">– Energiedienstleister</w:t>
+        <w:t xml:space="preserve">Maximum (maximum):</w:t>
+      </w:r>
+      <w:r>
+        <w:t xml:space="preserve"> </w:t>
+      </w:r>
+      <w:r>
+        <w:t xml:space="preserve">zeigt den höchsten Wert.</w:t>
+      </w:r>
+    </w:p>
+    <w:bookmarkEnd w:id="85"/>
+    <w:bookmarkStart w:id="86" w:name="rollenbasierte-freigaben"/>
+    <w:p>
+      <w:pPr>
+        <w:pStyle w:val="Heading3"/>
+      </w:pPr>
+      <w:r>
+        <w:t xml:space="preserve">Rollenbasierte Freigaben</w:t>
       </w:r>
     </w:p>
     <w:p>
@@ -5729,98 +6075,45 @@
         <w:pStyle w:val="FirstParagraph"/>
       </w:pPr>
       <w:r>
-        <w:t xml:space="preserve">Diese Rollen sind bewusst nicht exklusiv: Sie können sich</w:t>
-      </w:r>
-      <w:r>
-        <w:t xml:space="preserve"> </w:t>
-      </w:r>
-      <w:r>
-        <w:rPr>
-          <w:b/>
-          <w:bCs/>
-        </w:rPr>
-        <w:t xml:space="preserve">mehrere oder alle</w:t>
-      </w:r>
-      <w:r>
-        <w:t xml:space="preserve"> </w:t>
-      </w:r>
-      <w:r>
-        <w:t xml:space="preserve">zuweisen (siehe „Rolle wählen”). Eine Rolle hängt ausschließlich an der</w:t>
-      </w:r>
-      <w:r>
-        <w:t xml:space="preserve"> </w:t>
-      </w:r>
-      <w:r>
-        <w:t xml:space="preserve">Datenraum-Mitgliedschaft – nicht an einem Gebäude, seinen Energiedaten oder Ihrem</w:t>
-      </w:r>
-      <w:r>
-        <w:t xml:space="preserve"> </w:t>
-      </w:r>
-      <w:r>
-        <w:t xml:space="preserve">Profil.</w:t>
-      </w:r>
-    </w:p>
-    <w:bookmarkEnd w:id="79"/>
-    <w:bookmarkEnd w:id="80"/>
-    <w:bookmarkStart w:id="102" w:name="vorgehensweise-beim-datenteilen"/>
-    <w:p>
-      <w:pPr>
-        <w:pStyle w:val="Heading2"/>
-      </w:pPr>
-      <w:r>
-        <w:t xml:space="preserve">Vorgehensweise beim Datenteilen</w:t>
-      </w:r>
-    </w:p>
-    <w:bookmarkStart w:id="84" w:name="X02cc8b8c675205394a9898fb5cbb8306158c66e"/>
-    <w:p>
-      <w:pPr>
-        <w:pStyle w:val="Heading3"/>
-      </w:pPr>
-      <w:r>
-        <w:t xml:space="preserve">Einem Datenraum beitreten oder einen Raum erstellen</w:t>
-      </w:r>
-    </w:p>
-    <w:p>
-      <w:pPr>
-        <w:pStyle w:val="FirstParagraph"/>
-      </w:pPr>
-      <w:r>
-        <w:t xml:space="preserve">Ein</w:t>
-      </w:r>
-      <w:r>
-        <w:t xml:space="preserve"> </w:t>
-      </w:r>
-      <w:r>
-        <w:rPr>
-          <w:b/>
-          <w:bCs/>
-        </w:rPr>
-        <w:t xml:space="preserve">Datenraum</w:t>
-      </w:r>
-      <w:r>
-        <w:t xml:space="preserve"> </w:t>
-      </w:r>
-      <w:r>
-        <w:t xml:space="preserve">bündelt die Akteure, die untereinander Daten teilen, und ist</w:t>
-      </w:r>
-      <w:r>
-        <w:t xml:space="preserve"> </w:t>
-      </w:r>
-      <w:r>
-        <w:t xml:space="preserve">die Grundlage für die rollenbasierte Freigabe. Im Tab</w:t>
-      </w:r>
-      <w:r>
-        <w:t xml:space="preserve"> </w:t>
-      </w:r>
-      <w:r>
-        <w:rPr>
-          <w:b/>
-          <w:bCs/>
-        </w:rPr>
-        <w:t xml:space="preserve">Connect</w:t>
-      </w:r>
-      <w:r>
-        <w:t xml:space="preserve">:</w:t>
+        <w:t xml:space="preserve">In der Praxis haben unterschiedliche Partner unterschiedliche Bedürfnisse: Ein</w:t>
+      </w:r>
+      <w:r>
+        <w:t xml:space="preserve"> </w:t>
+      </w:r>
+      <w:r>
+        <w:t xml:space="preserve">Investor benötigt grobe Jahreszahlen, ein Energiemanager hingegen hochauflösende</w:t>
+      </w:r>
+      <w:r>
+        <w:t xml:space="preserve"> </w:t>
+      </w:r>
+      <w:r>
+        <w:t xml:space="preserve">15-Minuten-Intervalle. Mit der rollenbasierten Freigabe teilen Sie mit allen</w:t>
+      </w:r>
+      <w:r>
+        <w:t xml:space="preserve"> </w:t>
+      </w:r>
+      <w:r>
+        <w:t xml:space="preserve">Mitgliedern eines Datenraums, die eine bestimmte Rolle innehaben – die Auswahl</w:t>
+      </w:r>
+      <w:r>
+        <w:t xml:space="preserve"> </w:t>
+      </w:r>
+      <w:r>
+        <w:t xml:space="preserve">der Empfänger ergibt sich aus der Rolle.</w:t>
+      </w:r>
+    </w:p>
+    <w:p>
+      <w:pPr>
+        <w:pStyle w:val="BodyText"/>
+      </w:pPr>
+      <w:r>
+        <w:t xml:space="preserve">Granergize kennt acht Rollen, die Sie sich im Datenraum zuweisen können (die</w:t>
+      </w:r>
+      <w:r>
+        <w:t xml:space="preserve"> </w:t>
+      </w:r>
+      <w:r>
+        <w:t xml:space="preserve">Auswahl „My role(s)” zeigt sie mit ihren englischen Bezeichnungen):</w:t>
       </w:r>
     </w:p>
     <w:p>
@@ -5836,19 +6129,13 @@
           <w:b/>
           <w:bCs/>
         </w:rPr>
-        <w:t xml:space="preserve">Raum erstellen:</w:t>
-      </w:r>
-      <w:r>
-        <w:t xml:space="preserve"> </w:t>
-      </w:r>
-      <w:r>
-        <w:t xml:space="preserve">„Host a data room” legt einen Raum auf Ihrem Pod an. Teilen</w:t>
-      </w:r>
-      <w:r>
-        <w:t xml:space="preserve"> </w:t>
-      </w:r>
-      <w:r>
-        <w:t xml:space="preserve">Sie dessen Link oder QR-Code, damit andere beitreten können.</w:t>
+        <w:t xml:space="preserve">Investor</w:t>
+      </w:r>
+      <w:r>
+        <w:t xml:space="preserve"> </w:t>
+      </w:r>
+      <w:r>
+        <w:t xml:space="preserve">– Investoren und Bestandshalter</w:t>
       </w:r>
     </w:p>
     <w:p>
@@ -5864,19 +6151,13 @@
           <w:b/>
           <w:bCs/>
         </w:rPr>
-        <w:t xml:space="preserve">Beitreten:</w:t>
-      </w:r>
-      <w:r>
-        <w:t xml:space="preserve"> </w:t>
-      </w:r>
-      <w:r>
-        <w:t xml:space="preserve">Fügen Sie eine Raum-URI in das Feld ein und klicken Sie auf</w:t>
-      </w:r>
-      <w:r>
-        <w:t xml:space="preserve"> </w:t>
-      </w:r>
-      <w:r>
-        <w:t xml:space="preserve">„Add”, oder nutzen Sie „Scan QR code”.</w:t>
+        <w:t xml:space="preserve">User</w:t>
+      </w:r>
+      <w:r>
+        <w:t xml:space="preserve"> </w:t>
+      </w:r>
+      <w:r>
+        <w:t xml:space="preserve">– Nutzer der Immobilie</w:t>
       </w:r>
     </w:p>
     <w:p>
@@ -5892,6 +6173,293 @@
           <w:b/>
           <w:bCs/>
         </w:rPr>
+        <w:t xml:space="preserve">Benchmark Service Provider</w:t>
+      </w:r>
+      <w:r>
+        <w:t xml:space="preserve"> </w:t>
+      </w:r>
+      <w:r>
+        <w:t xml:space="preserve">– Benchmark-Dienstleister</w:t>
+      </w:r>
+    </w:p>
+    <w:p>
+      <w:pPr>
+        <w:pStyle w:val="Compact"/>
+        <w:numPr>
+          <w:ilvl w:val="0"/>
+          <w:numId w:val="1014"/>
+        </w:numPr>
+      </w:pPr>
+      <w:r>
+        <w:rPr>
+          <w:b/>
+          <w:bCs/>
+        </w:rPr>
+        <w:t xml:space="preserve">Facility Manager</w:t>
+      </w:r>
+      <w:r>
+        <w:t xml:space="preserve"> </w:t>
+      </w:r>
+      <w:r>
+        <w:t xml:space="preserve">– Gebäude- und Betriebsverantwortliche</w:t>
+      </w:r>
+    </w:p>
+    <w:p>
+      <w:pPr>
+        <w:pStyle w:val="Compact"/>
+        <w:numPr>
+          <w:ilvl w:val="0"/>
+          <w:numId w:val="1014"/>
+        </w:numPr>
+      </w:pPr>
+      <w:r>
+        <w:rPr>
+          <w:b/>
+          <w:bCs/>
+        </w:rPr>
+        <w:t xml:space="preserve">Developer</w:t>
+      </w:r>
+      <w:r>
+        <w:t xml:space="preserve"> </w:t>
+      </w:r>
+      <w:r>
+        <w:t xml:space="preserve">– Projektentwickler</w:t>
+      </w:r>
+    </w:p>
+    <w:p>
+      <w:pPr>
+        <w:pStyle w:val="Compact"/>
+        <w:numPr>
+          <w:ilvl w:val="0"/>
+          <w:numId w:val="1014"/>
+        </w:numPr>
+      </w:pPr>
+      <w:r>
+        <w:rPr>
+          <w:b/>
+          <w:bCs/>
+        </w:rPr>
+        <w:t xml:space="preserve">Consultant / Broker</w:t>
+      </w:r>
+      <w:r>
+        <w:t xml:space="preserve"> </w:t>
+      </w:r>
+      <w:r>
+        <w:t xml:space="preserve">– Berater und Makler</w:t>
+      </w:r>
+    </w:p>
+    <w:p>
+      <w:pPr>
+        <w:pStyle w:val="Compact"/>
+        <w:numPr>
+          <w:ilvl w:val="0"/>
+          <w:numId w:val="1014"/>
+        </w:numPr>
+      </w:pPr>
+      <w:r>
+        <w:rPr>
+          <w:b/>
+          <w:bCs/>
+        </w:rPr>
+        <w:t xml:space="preserve">Software Provider</w:t>
+      </w:r>
+      <w:r>
+        <w:t xml:space="preserve"> </w:t>
+      </w:r>
+      <w:r>
+        <w:t xml:space="preserve">– Softwaredienstleister</w:t>
+      </w:r>
+    </w:p>
+    <w:p>
+      <w:pPr>
+        <w:pStyle w:val="Compact"/>
+        <w:numPr>
+          <w:ilvl w:val="0"/>
+          <w:numId w:val="1014"/>
+        </w:numPr>
+      </w:pPr>
+      <w:r>
+        <w:rPr>
+          <w:b/>
+          <w:bCs/>
+        </w:rPr>
+        <w:t xml:space="preserve">Energy Provider</w:t>
+      </w:r>
+      <w:r>
+        <w:t xml:space="preserve"> </w:t>
+      </w:r>
+      <w:r>
+        <w:t xml:space="preserve">– Energiedienstleister</w:t>
+      </w:r>
+    </w:p>
+    <w:p>
+      <w:pPr>
+        <w:pStyle w:val="FirstParagraph"/>
+      </w:pPr>
+      <w:r>
+        <w:t xml:space="preserve">Diese Rollen sind bewusst nicht exklusiv: Sie können sich</w:t>
+      </w:r>
+      <w:r>
+        <w:t xml:space="preserve"> </w:t>
+      </w:r>
+      <w:r>
+        <w:rPr>
+          <w:b/>
+          <w:bCs/>
+        </w:rPr>
+        <w:t xml:space="preserve">mehrere oder alle</w:t>
+      </w:r>
+      <w:r>
+        <w:t xml:space="preserve"> </w:t>
+      </w:r>
+      <w:r>
+        <w:t xml:space="preserve">zuweisen (siehe „Rolle wählen”). Eine Rolle hängt ausschließlich an der</w:t>
+      </w:r>
+      <w:r>
+        <w:t xml:space="preserve"> </w:t>
+      </w:r>
+      <w:r>
+        <w:t xml:space="preserve">Datenraum-Mitgliedschaft – nicht an einem Gebäude, seinen Energiedaten oder Ihrem</w:t>
+      </w:r>
+      <w:r>
+        <w:t xml:space="preserve"> </w:t>
+      </w:r>
+      <w:r>
+        <w:t xml:space="preserve">Profil.</w:t>
+      </w:r>
+    </w:p>
+    <w:bookmarkEnd w:id="86"/>
+    <w:bookmarkEnd w:id="87"/>
+    <w:bookmarkStart w:id="112" w:name="vorgehensweise-beim-datenteilen"/>
+    <w:p>
+      <w:pPr>
+        <w:pStyle w:val="Heading2"/>
+      </w:pPr>
+      <w:r>
+        <w:t xml:space="preserve">Vorgehensweise beim Datenteilen</w:t>
+      </w:r>
+    </w:p>
+    <w:bookmarkStart w:id="91" w:name="X02cc8b8c675205394a9898fb5cbb8306158c66e"/>
+    <w:p>
+      <w:pPr>
+        <w:pStyle w:val="Heading3"/>
+      </w:pPr>
+      <w:r>
+        <w:t xml:space="preserve">Einem Datenraum beitreten oder einen Raum erstellen</w:t>
+      </w:r>
+    </w:p>
+    <w:p>
+      <w:pPr>
+        <w:pStyle w:val="FirstParagraph"/>
+      </w:pPr>
+      <w:r>
+        <w:t xml:space="preserve">Ein</w:t>
+      </w:r>
+      <w:r>
+        <w:t xml:space="preserve"> </w:t>
+      </w:r>
+      <w:r>
+        <w:rPr>
+          <w:b/>
+          <w:bCs/>
+        </w:rPr>
+        <w:t xml:space="preserve">Datenraum</w:t>
+      </w:r>
+      <w:r>
+        <w:t xml:space="preserve"> </w:t>
+      </w:r>
+      <w:r>
+        <w:t xml:space="preserve">bündelt die Akteure, die untereinander Daten teilen, und ist</w:t>
+      </w:r>
+      <w:r>
+        <w:t xml:space="preserve"> </w:t>
+      </w:r>
+      <w:r>
+        <w:t xml:space="preserve">die Grundlage für die rollenbasierte Freigabe. Im Tab</w:t>
+      </w:r>
+      <w:r>
+        <w:t xml:space="preserve"> </w:t>
+      </w:r>
+      <w:r>
+        <w:rPr>
+          <w:b/>
+          <w:bCs/>
+        </w:rPr>
+        <w:t xml:space="preserve">Connect</w:t>
+      </w:r>
+      <w:r>
+        <w:t xml:space="preserve">:</w:t>
+      </w:r>
+    </w:p>
+    <w:p>
+      <w:pPr>
+        <w:pStyle w:val="Compact"/>
+        <w:numPr>
+          <w:ilvl w:val="0"/>
+          <w:numId w:val="1015"/>
+        </w:numPr>
+      </w:pPr>
+      <w:r>
+        <w:rPr>
+          <w:b/>
+          <w:bCs/>
+        </w:rPr>
+        <w:t xml:space="preserve">Raum erstellen:</w:t>
+      </w:r>
+      <w:r>
+        <w:t xml:space="preserve"> </w:t>
+      </w:r>
+      <w:r>
+        <w:t xml:space="preserve">„Host a data room” legt einen Raum auf Ihrem Pod an. Teilen</w:t>
+      </w:r>
+      <w:r>
+        <w:t xml:space="preserve"> </w:t>
+      </w:r>
+      <w:r>
+        <w:t xml:space="preserve">Sie dessen Link oder QR-Code, damit andere beitreten können.</w:t>
+      </w:r>
+    </w:p>
+    <w:p>
+      <w:pPr>
+        <w:pStyle w:val="Compact"/>
+        <w:numPr>
+          <w:ilvl w:val="0"/>
+          <w:numId w:val="1015"/>
+        </w:numPr>
+      </w:pPr>
+      <w:r>
+        <w:rPr>
+          <w:b/>
+          <w:bCs/>
+        </w:rPr>
+        <w:t xml:space="preserve">Beitreten:</w:t>
+      </w:r>
+      <w:r>
+        <w:t xml:space="preserve"> </w:t>
+      </w:r>
+      <w:r>
+        <w:t xml:space="preserve">Fügen Sie eine Raum-URI in das Feld ein und klicken Sie auf</w:t>
+      </w:r>
+      <w:r>
+        <w:t xml:space="preserve"> </w:t>
+      </w:r>
+      <w:r>
+        <w:t xml:space="preserve">„Add”, oder nutzen Sie „Scan QR code”.</w:t>
+      </w:r>
+    </w:p>
+    <w:p>
+      <w:pPr>
+        <w:pStyle w:val="Compact"/>
+        <w:numPr>
+          <w:ilvl w:val="0"/>
+          <w:numId w:val="1015"/>
+        </w:numPr>
+      </w:pPr>
+      <w:r>
+        <w:rPr>
+          <w:b/>
+          <w:bCs/>
+        </w:rPr>
         <w:t xml:space="preserve">Rolle wählen:</w:t>
       </w:r>
       <w:r>
@@ -5944,18 +6512,18 @@
           <wp:inline>
             <wp:extent cx="5334000" cy="4000499"/>
             <wp:effectExtent b="0" l="0" r="0" t="0"/>
-            <wp:docPr descr="Tab „Connect”: Raum erstellen oder beitreten und Rolle wählen" title="" id="82" name="Picture"/>
+            <wp:docPr descr="Tab „Connect”: Raum erstellen oder beitreten und Rolle wählen" title="" id="89" name="Picture"/>
             <a:graphic>
               <a:graphicData uri="http://schemas.openxmlformats.org/drawingml/2006/picture">
                 <pic:pic>
                   <pic:nvPicPr>
-                    <pic:cNvPr descr="figures/room.png" id="83" name="Picture"/>
+                    <pic:cNvPr descr="figures/room.png" id="90" name="Picture"/>
                     <pic:cNvPicPr>
                       <a:picLocks noChangeArrowheads="1" noChangeAspect="1"/>
                     </pic:cNvPicPr>
                   </pic:nvPicPr>
                   <pic:blipFill>
-                    <a:blip r:embed="rId81"/>
+                    <a:blip r:embed="rId88"/>
                     <a:stretch>
                       <a:fillRect/>
                     </a:stretch>
@@ -5990,8 +6558,8 @@
         <w:t xml:space="preserve">Tab „Connect”: Raum erstellen oder beitreten und Rolle wählen</w:t>
       </w:r>
     </w:p>
-    <w:bookmarkEnd w:id="84"/>
-    <w:bookmarkStart w:id="88" w:name="kontakte-verwalten"/>
+    <w:bookmarkEnd w:id="91"/>
+    <w:bookmarkStart w:id="95" w:name="kontakte-verwalten"/>
     <w:p>
       <w:pPr>
         <w:pStyle w:val="Heading3"/>
@@ -6075,18 +6643,18 @@
           <wp:inline>
             <wp:extent cx="5334000" cy="4000499"/>
             <wp:effectExtent b="0" l="0" r="0" t="0"/>
-            <wp:docPr descr="Tab „Connect”: persönliches Adressbuch unter „Contacts”" title="" id="86" name="Picture"/>
+            <wp:docPr descr="Tab „Connect”: persönliches Adressbuch unter „Contacts”" title="" id="93" name="Picture"/>
             <a:graphic>
               <a:graphicData uri="http://schemas.openxmlformats.org/drawingml/2006/picture">
                 <pic:pic>
                   <pic:nvPicPr>
-                    <pic:cNvPr descr="figures/contacts.png" id="87" name="Picture"/>
+                    <pic:cNvPr descr="figures/contacts.png" id="94" name="Picture"/>
                     <pic:cNvPicPr>
                       <a:picLocks noChangeArrowheads="1" noChangeAspect="1"/>
                     </pic:cNvPicPr>
                   </pic:nvPicPr>
                   <pic:blipFill>
-                    <a:blip r:embed="rId85"/>
+                    <a:blip r:embed="rId92"/>
                     <a:stretch>
                       <a:fillRect/>
                     </a:stretch>
@@ -6121,8 +6689,8 @@
         <w:t xml:space="preserve">Tab „Connect”: persönliches Adressbuch unter „Contacts”</w:t>
       </w:r>
     </w:p>
-    <w:bookmarkEnd w:id="88"/>
-    <w:bookmarkStart w:id="92" w:name="ein-gebäude-teilen"/>
+    <w:bookmarkEnd w:id="95"/>
+    <w:bookmarkStart w:id="99" w:name="ein-gebäude-teilen"/>
     <w:p>
       <w:pPr>
         <w:pStyle w:val="Heading3"/>
@@ -6172,7 +6740,7 @@
         <w:pStyle w:val="Compact"/>
         <w:numPr>
           <w:ilvl w:val="0"/>
-          <w:numId w:val="1015"/>
+          <w:numId w:val="1016"/>
         </w:numPr>
       </w:pPr>
       <w:r>
@@ -6190,7 +6758,7 @@
         <w:pStyle w:val="Compact"/>
         <w:numPr>
           <w:ilvl w:val="0"/>
-          <w:numId w:val="1015"/>
+          <w:numId w:val="1016"/>
         </w:numPr>
       </w:pPr>
       <w:r>
@@ -6246,7 +6814,7 @@
         <w:pStyle w:val="Compact"/>
         <w:numPr>
           <w:ilvl w:val="0"/>
-          <w:numId w:val="1015"/>
+          <w:numId w:val="1016"/>
         </w:numPr>
       </w:pPr>
       <w:r>
@@ -6287,18 +6855,18 @@
           <wp:inline>
             <wp:extent cx="5334000" cy="4000499"/>
             <wp:effectExtent b="0" l="0" r="0" t="0"/>
-            <wp:docPr descr="Tab „Manage”: ein Gebäude mit seinen Symbolen zum Teilen, Bearbeiten und Verwalten" title="" id="90" name="Picture"/>
+            <wp:docPr descr="Tab „Manage”: ein Gebäude mit seinen Symbolen zum Teilen, Bearbeiten und Verwalten" title="" id="97" name="Picture"/>
             <a:graphic>
               <a:graphicData uri="http://schemas.openxmlformats.org/drawingml/2006/picture">
                 <pic:pic>
                   <pic:nvPicPr>
-                    <pic:cNvPr descr="figures/share-building.png" id="91" name="Picture"/>
+                    <pic:cNvPr descr="figures/share-building.png" id="98" name="Picture"/>
                     <pic:cNvPicPr>
                       <a:picLocks noChangeArrowheads="1" noChangeAspect="1"/>
                     </pic:cNvPicPr>
                   </pic:nvPicPr>
                   <pic:blipFill>
-                    <a:blip r:embed="rId89"/>
+                    <a:blip r:embed="rId96"/>
                     <a:stretch>
                       <a:fillRect/>
                     </a:stretch>
@@ -6386,8 +6954,8 @@
         <w:t xml:space="preserve">die Benachrichtigung und sieht anschließend die geteilten Daten.</w:t>
       </w:r>
     </w:p>
-    <w:bookmarkEnd w:id="92"/>
-    <w:bookmarkStart w:id="96" w:name="aggregierte-ansicht-erstellen-und-teilen"/>
+    <w:bookmarkEnd w:id="99"/>
+    <w:bookmarkStart w:id="106" w:name="aggregierte-ansicht-erstellen-und-teilen"/>
     <w:p>
       <w:pPr>
         <w:pStyle w:val="Heading3"/>
@@ -6401,7 +6969,7 @@
         <w:pStyle w:val="Compact"/>
         <w:numPr>
           <w:ilvl w:val="0"/>
-          <w:numId w:val="1016"/>
+          <w:numId w:val="1017"/>
         </w:numPr>
       </w:pPr>
       <w:r>
@@ -6435,17 +7003,138 @@
         <w:pStyle w:val="Compact"/>
         <w:numPr>
           <w:ilvl w:val="0"/>
-          <w:numId w:val="1016"/>
+          <w:numId w:val="1017"/>
         </w:numPr>
       </w:pPr>
       <w:r>
-        <w:t xml:space="preserve">Geben Sie einen Namen ein, wählen Sie die zu aggregierenden Gebäude und</w:t>
-      </w:r>
-      <w:r>
-        <w:t xml:space="preserve"> </w:t>
-      </w:r>
-      <w:r>
-        <w:t xml:space="preserve">Kennzahlen sowie die Aggregatsfunktion und erstellen Sie die Ansicht.</w:t>
+        <w:t xml:space="preserve">Wählen Sie die</w:t>
+      </w:r>
+      <w:r>
+        <w:t xml:space="preserve"> </w:t>
+      </w:r>
+      <w:r>
+        <w:rPr>
+          <w:b/>
+          <w:bCs/>
+        </w:rPr>
+        <w:t xml:space="preserve">Art der Ansicht</w:t>
+      </w:r>
+      <w:r>
+        <w:t xml:space="preserve">:</w:t>
+      </w:r>
+    </w:p>
+    <w:p>
+      <w:pPr>
+        <w:pStyle w:val="Compact"/>
+        <w:numPr>
+          <w:ilvl w:val="1"/>
+          <w:numId w:val="1018"/>
+        </w:numPr>
+      </w:pPr>
+      <w:r>
+        <w:rPr>
+          <w:b/>
+          <w:bCs/>
+        </w:rPr>
+        <w:t xml:space="preserve">Annual portfolio</w:t>
+      </w:r>
+      <w:r>
+        <w:t xml:space="preserve"> </w:t>
+      </w:r>
+      <w:r>
+        <w:t xml:space="preserve">– Jahreskennzahlen über Ihre eigenen Gebäude</w:t>
+      </w:r>
+      <w:r>
+        <w:t xml:space="preserve"> </w:t>
+      </w:r>
+      <w:r>
+        <w:t xml:space="preserve">aggregieren.</w:t>
+      </w:r>
+    </w:p>
+    <w:p>
+      <w:pPr>
+        <w:pStyle w:val="Compact"/>
+        <w:numPr>
+          <w:ilvl w:val="1"/>
+          <w:numId w:val="1018"/>
+        </w:numPr>
+      </w:pPr>
+      <w:r>
+        <w:rPr>
+          <w:b/>
+          <w:bCs/>
+        </w:rPr>
+        <w:t xml:space="preserve">Monthly (15-minute series)</w:t>
+      </w:r>
+      <w:r>
+        <w:t xml:space="preserve"> </w:t>
+      </w:r>
+      <w:r>
+        <w:t xml:space="preserve">– Monatssummen über Gebäude, die eine</w:t>
+      </w:r>
+      <w:r>
+        <w:t xml:space="preserve"> </w:t>
+      </w:r>
+      <w:r>
+        <w:t xml:space="preserve">15-Minuten-Messreihe tragen; zur Auswahl stehen nur Monate, für die</w:t>
+      </w:r>
+      <w:r>
+        <w:t xml:space="preserve"> </w:t>
+      </w:r>
+      <w:r>
+        <w:t xml:space="preserve">tatsächlich Messwerte vorliegen.</w:t>
+      </w:r>
+    </w:p>
+    <w:p>
+      <w:pPr>
+        <w:pStyle w:val="Compact"/>
+        <w:numPr>
+          <w:ilvl w:val="1"/>
+          <w:numId w:val="1018"/>
+        </w:numPr>
+      </w:pPr>
+      <w:r>
+        <w:rPr>
+          <w:b/>
+          <w:bCs/>
+        </w:rPr>
+        <w:t xml:space="preserve">Compare shared buildings</w:t>
+      </w:r>
+      <w:r>
+        <w:t xml:space="preserve"> </w:t>
+      </w:r>
+      <w:r>
+        <w:t xml:space="preserve">– Jahresverbräuche über die</w:t>
+      </w:r>
+      <w:r>
+        <w:t xml:space="preserve"> </w:t>
+      </w:r>
+      <w:r>
+        <w:rPr>
+          <w:b/>
+          <w:bCs/>
+        </w:rPr>
+        <w:t xml:space="preserve">mit Ihnen</w:t>
+      </w:r>
+      <w:r>
+        <w:rPr>
+          <w:b/>
+          <w:bCs/>
+        </w:rPr>
+        <w:t xml:space="preserve"> </w:t>
+      </w:r>
+      <w:r>
+        <w:rPr>
+          <w:b/>
+          <w:bCs/>
+        </w:rPr>
+        <w:t xml:space="preserve">geteilten</w:t>
+      </w:r>
+      <w:r>
+        <w:t xml:space="preserve"> </w:t>
+      </w:r>
+      <w:r>
+        <w:t xml:space="preserve">Gebäude aggregieren (z. B. als Benchmark-Dienstleister).</w:t>
       </w:r>
     </w:p>
     <w:p>
@@ -6453,7 +7142,92 @@
         <w:pStyle w:val="Compact"/>
         <w:numPr>
           <w:ilvl w:val="0"/>
-          <w:numId w:val="1016"/>
+          <w:numId w:val="1017"/>
+        </w:numPr>
+      </w:pPr>
+      <w:r>
+        <w:t xml:space="preserve">Geben Sie einen Namen ein, wählen Sie die zu aggregierenden Gebäude und</w:t>
+      </w:r>
+      <w:r>
+        <w:t xml:space="preserve"> </w:t>
+      </w:r>
+      <w:r>
+        <w:t xml:space="preserve">Kennzahlen sowie die Aggregatsfunktion und erstellen Sie die Ansicht. Zur</w:t>
+      </w:r>
+      <w:r>
+        <w:t xml:space="preserve"> </w:t>
+      </w:r>
+      <w:r>
+        <w:t xml:space="preserve">Auswahl stehen genau die Kennzahlen, die auch das Eingabeformular „Add / edit</w:t>
+      </w:r>
+      <w:r>
+        <w:t xml:space="preserve"> </w:t>
+      </w:r>
+      <w:r>
+        <w:t xml:space="preserve">energy year” erfasst – was Sie dort eingeben können, können Sie hier</w:t>
+      </w:r>
+      <w:r>
+        <w:t xml:space="preserve"> </w:t>
+      </w:r>
+      <w:r>
+        <w:t xml:space="preserve">aggregieren.</w:t>
+      </w:r>
+    </w:p>
+    <w:p>
+      <w:pPr>
+        <w:pStyle w:val="Compact"/>
+        <w:numPr>
+          <w:ilvl w:val="0"/>
+          <w:numId w:val="1017"/>
+        </w:numPr>
+      </w:pPr>
+      <w:r>
+        <w:t xml:space="preserve">Beim ersten Öffnen berechnet die Anwendung die Ansicht</w:t>
+      </w:r>
+      <w:r>
+        <w:t xml:space="preserve"> </w:t>
+      </w:r>
+      <w:r>
+        <w:rPr>
+          <w:b/>
+          <w:bCs/>
+        </w:rPr>
+        <w:t xml:space="preserve">automatisch</w:t>
+      </w:r>
+      <w:r>
+        <w:t xml:space="preserve">; über</w:t>
+      </w:r>
+      <w:r>
+        <w:t xml:space="preserve"> </w:t>
+      </w:r>
+      <w:r>
+        <w:t xml:space="preserve">„Refresh Snapshot” können Sie sie jederzeit neu berechnen, etwa nachdem sich</w:t>
+      </w:r>
+      <w:r>
+        <w:t xml:space="preserve"> </w:t>
+      </w:r>
+      <w:r>
+        <w:t xml:space="preserve">Energiedaten geändert haben. Enthält das Ergebnis keine Werte – z. B. weil</w:t>
+      </w:r>
+      <w:r>
+        <w:t xml:space="preserve"> </w:t>
+      </w:r>
+      <w:r>
+        <w:t xml:space="preserve">die gewählten Gebäude zu den angekreuzten Kennzahlen keine Daten tragen –</w:t>
+      </w:r>
+      <w:r>
+        <w:t xml:space="preserve"> </w:t>
+      </w:r>
+      <w:r>
+        <w:t xml:space="preserve">weist ein Hinweis darauf hin, statt ein leeres Diagramm zu zeigen.</w:t>
+      </w:r>
+    </w:p>
+    <w:p>
+      <w:pPr>
+        <w:pStyle w:val="Compact"/>
+        <w:numPr>
+          <w:ilvl w:val="0"/>
+          <w:numId w:val="1017"/>
         </w:numPr>
       </w:pPr>
       <w:r>
@@ -6475,18 +7249,18 @@
           <wp:inline>
             <wp:extent cx="4267200" cy="3200400"/>
             <wp:effectExtent b="0" l="0" r="0" t="0"/>
-            <wp:docPr descr="Dialog zur Erstellung aggregierter Ansichten" title="" id="94" name="Picture"/>
+            <wp:docPr descr="Dialog zur Erstellung aggregierter Ansichten" title="" id="101" name="Picture"/>
             <a:graphic>
               <a:graphicData uri="http://schemas.openxmlformats.org/drawingml/2006/picture">
                 <pic:pic>
                   <pic:nvPicPr>
-                    <pic:cNvPr descr="figures/create-view.png" id="95" name="Picture"/>
+                    <pic:cNvPr descr="figures/create-view.png" id="102" name="Picture"/>
                     <pic:cNvPicPr>
                       <a:picLocks noChangeArrowheads="1" noChangeAspect="1"/>
                     </pic:cNvPicPr>
                   </pic:nvPicPr>
                   <pic:blipFill>
-                    <a:blip r:embed="rId93"/>
+                    <a:blip r:embed="rId100"/>
                     <a:stretch>
                       <a:fillRect/>
                     </a:stretch>
@@ -6523,109 +7297,6 @@
     </w:p>
     <w:p>
       <w:pPr>
-        <w:pStyle w:val="BlockText"/>
-      </w:pPr>
-      <w:r>
-        <w:rPr>
-          <w:b/>
-          <w:bCs/>
-        </w:rPr>
-        <w:t xml:space="preserve">Technische Details (für Administratoren)</w:t>
-      </w:r>
-    </w:p>
-    <w:p>
-      <w:pPr>
-        <w:pStyle w:val="BlockText"/>
-      </w:pPr>
-      <w:r>
-        <w:t xml:space="preserve">Die View-Definition wird in Ihrem Pod gespeichert; die Energiedaten der</w:t>
-      </w:r>
-      <w:r>
-        <w:t xml:space="preserve"> </w:t>
-      </w:r>
-      <w:r>
-        <w:t xml:space="preserve">ausgewählten Gebäude werden gelesen und die Aggregation berechnet. Geteilt wird</w:t>
-      </w:r>
-      <w:r>
-        <w:t xml:space="preserve"> </w:t>
-      </w:r>
-      <w:r>
-        <w:t xml:space="preserve">ein Snapshot der berechneten Werte – ohne die zugrunde liegenden Gebäude-URIs,</w:t>
-      </w:r>
-      <w:r>
-        <w:t xml:space="preserve"> </w:t>
-      </w:r>
-      <w:r>
-        <w:t xml:space="preserve">sodass die Einzelgebäude nicht offengelegt werden.</w:t>
-      </w:r>
-    </w:p>
-    <w:bookmarkEnd w:id="96"/>
-    <w:bookmarkStart w:id="100" w:name="mit-ihnen-geteilte-daten"/>
-    <w:p>
-      <w:pPr>
-        <w:pStyle w:val="Heading3"/>
-      </w:pPr>
-      <w:r>
-        <w:t xml:space="preserve">Mit Ihnen geteilte Daten</w:t>
-      </w:r>
-    </w:p>
-    <w:p>
-      <w:pPr>
-        <w:pStyle w:val="FirstParagraph"/>
-      </w:pPr>
-      <w:r>
-        <w:t xml:space="preserve">Gebäude, die andere mit Ihnen geteilt haben, finden Sie im Tab</w:t>
-      </w:r>
-      <w:r>
-        <w:t xml:space="preserve"> </w:t>
-      </w:r>
-      <w:r>
-        <w:rPr>
-          <w:b/>
-          <w:bCs/>
-        </w:rPr>
-        <w:t xml:space="preserve">Share</w:t>
-      </w:r>
-      <w:r>
-        <w:t xml:space="preserve"> </w:t>
-      </w:r>
-      <w:r>
-        <w:t xml:space="preserve">unter</w:t>
-      </w:r>
-      <w:r>
-        <w:t xml:space="preserve"> </w:t>
-      </w:r>
-      <w:r>
-        <w:t xml:space="preserve">„Buildings shared with you”. Sie erscheinen zusätzlich auf der Karte im Tab</w:t>
-      </w:r>
-      <w:r>
-        <w:t xml:space="preserve"> </w:t>
-      </w:r>
-      <w:r>
-        <w:rPr>
-          <w:b/>
-          <w:bCs/>
-        </w:rPr>
-        <w:t xml:space="preserve">Explore</w:t>
-      </w:r>
-      <w:r>
-        <w:t xml:space="preserve">, sodass Sie sie gemeinsam mit Ihren eigenen Gebäuden auswerten</w:t>
-      </w:r>
-      <w:r>
-        <w:t xml:space="preserve"> </w:t>
-      </w:r>
-      <w:r>
-        <w:t xml:space="preserve">können. Aggregierte Ansichten, die andere mit Ihnen geteilt haben, finden Sie</w:t>
-      </w:r>
-      <w:r>
-        <w:t xml:space="preserve"> </w:t>
-      </w:r>
-      <w:r>
-        <w:t xml:space="preserve">ebenda unter „Views shared with you”.</w:t>
-      </w:r>
-    </w:p>
-    <w:p>
-      <w:pPr>
         <w:pStyle w:val="CaptionedFigure"/>
       </w:pPr>
       <w:r>
@@ -6633,18 +7304,18 @@
           <wp:inline>
             <wp:extent cx="5334000" cy="4000499"/>
             <wp:effectExtent b="0" l="0" r="0" t="0"/>
-            <wp:docPr descr="Tab „Share”: mit Ihnen geteilte Gebäude unter „Buildings shared with you”" title="" id="98" name="Picture"/>
+            <wp:docPr descr="Geöffnete aggregierte Ansicht: die automatisch berechnete Zusammenfassung als Diagramm und Tabelle" title="" id="104" name="Picture"/>
             <a:graphic>
               <a:graphicData uri="http://schemas.openxmlformats.org/drawingml/2006/picture">
                 <pic:pic>
                   <pic:nvPicPr>
-                    <pic:cNvPr descr="figures/shared-with-you.png" id="99" name="Picture"/>
+                    <pic:cNvPr descr="figures/aggregated-view.png" id="105" name="Picture"/>
                     <pic:cNvPicPr>
                       <a:picLocks noChangeArrowheads="1" noChangeAspect="1"/>
                     </pic:cNvPicPr>
                   </pic:nvPicPr>
                   <pic:blipFill>
-                    <a:blip r:embed="rId97"/>
+                    <a:blip r:embed="rId103"/>
                     <a:stretch>
                       <a:fillRect/>
                     </a:stretch>
@@ -6676,6 +7347,164 @@
         <w:pStyle w:val="ImageCaption"/>
       </w:pPr>
       <w:r>
+        <w:t xml:space="preserve">Geöffnete aggregierte Ansicht: die automatisch berechnete Zusammenfassung als Diagramm und Tabelle</w:t>
+      </w:r>
+    </w:p>
+    <w:p>
+      <w:pPr>
+        <w:pStyle w:val="BlockText"/>
+      </w:pPr>
+      <w:r>
+        <w:rPr>
+          <w:b/>
+          <w:bCs/>
+        </w:rPr>
+        <w:t xml:space="preserve">Technische Details (für Administratoren)</w:t>
+      </w:r>
+    </w:p>
+    <w:p>
+      <w:pPr>
+        <w:pStyle w:val="BlockText"/>
+      </w:pPr>
+      <w:r>
+        <w:t xml:space="preserve">Die View-Definition wird in Ihrem Pod gespeichert; die Energiedaten der</w:t>
+      </w:r>
+      <w:r>
+        <w:t xml:space="preserve"> </w:t>
+      </w:r>
+      <w:r>
+        <w:t xml:space="preserve">ausgewählten Gebäude werden gelesen und die Aggregation berechnet. Geteilt wird</w:t>
+      </w:r>
+      <w:r>
+        <w:t xml:space="preserve"> </w:t>
+      </w:r>
+      <w:r>
+        <w:t xml:space="preserve">ein Snapshot der berechneten Werte – ohne die zugrunde liegenden Gebäude-URIs,</w:t>
+      </w:r>
+      <w:r>
+        <w:t xml:space="preserve"> </w:t>
+      </w:r>
+      <w:r>
+        <w:t xml:space="preserve">sodass die Einzelgebäude nicht offengelegt werden.</w:t>
+      </w:r>
+    </w:p>
+    <w:bookmarkEnd w:id="106"/>
+    <w:bookmarkStart w:id="110" w:name="mit-ihnen-geteilte-daten"/>
+    <w:p>
+      <w:pPr>
+        <w:pStyle w:val="Heading3"/>
+      </w:pPr>
+      <w:r>
+        <w:t xml:space="preserve">Mit Ihnen geteilte Daten</w:t>
+      </w:r>
+    </w:p>
+    <w:p>
+      <w:pPr>
+        <w:pStyle w:val="FirstParagraph"/>
+      </w:pPr>
+      <w:r>
+        <w:t xml:space="preserve">Gebäude, die andere mit Ihnen geteilt haben, finden Sie im Tab</w:t>
+      </w:r>
+      <w:r>
+        <w:t xml:space="preserve"> </w:t>
+      </w:r>
+      <w:r>
+        <w:rPr>
+          <w:b/>
+          <w:bCs/>
+        </w:rPr>
+        <w:t xml:space="preserve">Share</w:t>
+      </w:r>
+      <w:r>
+        <w:t xml:space="preserve"> </w:t>
+      </w:r>
+      <w:r>
+        <w:t xml:space="preserve">unter</w:t>
+      </w:r>
+      <w:r>
+        <w:t xml:space="preserve"> </w:t>
+      </w:r>
+      <w:r>
+        <w:t xml:space="preserve">„Buildings shared with you”. Sie erscheinen zusätzlich auf der Karte im Tab</w:t>
+      </w:r>
+      <w:r>
+        <w:t xml:space="preserve"> </w:t>
+      </w:r>
+      <w:r>
+        <w:rPr>
+          <w:b/>
+          <w:bCs/>
+        </w:rPr>
+        <w:t xml:space="preserve">Explore</w:t>
+      </w:r>
+      <w:r>
+        <w:t xml:space="preserve">, sodass Sie sie gemeinsam mit Ihren eigenen Gebäuden auswerten</w:t>
+      </w:r>
+      <w:r>
+        <w:t xml:space="preserve"> </w:t>
+      </w:r>
+      <w:r>
+        <w:t xml:space="preserve">können. Aggregierte Ansichten, die andere mit Ihnen geteilt haben, finden Sie</w:t>
+      </w:r>
+      <w:r>
+        <w:t xml:space="preserve"> </w:t>
+      </w:r>
+      <w:r>
+        <w:t xml:space="preserve">ebenda unter „Views shared with you”.</w:t>
+      </w:r>
+    </w:p>
+    <w:p>
+      <w:pPr>
+        <w:pStyle w:val="CaptionedFigure"/>
+      </w:pPr>
+      <w:r>
+        <w:drawing>
+          <wp:inline>
+            <wp:extent cx="5334000" cy="4000499"/>
+            <wp:effectExtent b="0" l="0" r="0" t="0"/>
+            <wp:docPr descr="Tab „Share”: mit Ihnen geteilte Gebäude unter „Buildings shared with you”" title="" id="108" name="Picture"/>
+            <a:graphic>
+              <a:graphicData uri="http://schemas.openxmlformats.org/drawingml/2006/picture">
+                <pic:pic>
+                  <pic:nvPicPr>
+                    <pic:cNvPr descr="figures/shared-with-you.png" id="109" name="Picture"/>
+                    <pic:cNvPicPr>
+                      <a:picLocks noChangeArrowheads="1" noChangeAspect="1"/>
+                    </pic:cNvPicPr>
+                  </pic:nvPicPr>
+                  <pic:blipFill>
+                    <a:blip r:embed="rId107"/>
+                    <a:stretch>
+                      <a:fillRect/>
+                    </a:stretch>
+                  </pic:blipFill>
+                  <pic:spPr bwMode="auto">
+                    <a:xfrm>
+                      <a:off x="0" y="0"/>
+                      <a:ext cx="5334000" cy="4000499"/>
+                    </a:xfrm>
+                    <a:prstGeom prst="rect">
+                      <a:avLst/>
+                    </a:prstGeom>
+                    <a:noFill/>
+                    <a:ln w="9525">
+                      <a:noFill/>
+                      <a:headEnd/>
+                      <a:tailEnd/>
+                    </a:ln>
+                  </pic:spPr>
+                </pic:pic>
+              </a:graphicData>
+            </a:graphic>
+          </wp:inline>
+        </w:drawing>
+      </w:r>
+    </w:p>
+    <w:p>
+      <w:pPr>
+        <w:pStyle w:val="ImageCaption"/>
+      </w:pPr>
+      <w:r>
         <w:t xml:space="preserve">Tab „Share”: mit Ihnen geteilte Gebäude unter „Buildings shared with you”</w:t>
       </w:r>
     </w:p>
@@ -6705,8 +7534,8 @@
         <w:t xml:space="preserve">unberührt.</w:t>
       </w:r>
     </w:p>
-    <w:bookmarkEnd w:id="100"/>
-    <w:bookmarkStart w:id="101" w:name="zugriff-widerrufen"/>
+    <w:bookmarkEnd w:id="110"/>
+    <w:bookmarkStart w:id="111" w:name="zugriff-widerrufen"/>
     <w:p>
       <w:pPr>
         <w:pStyle w:val="Heading3"/>
@@ -6791,10 +7620,10 @@
         <w:t xml:space="preserve">Empfänger keine Benachrichtigung – dies ist nun behoben.)</w:t>
       </w:r>
     </w:p>
-    <w:bookmarkEnd w:id="101"/>
-    <w:bookmarkEnd w:id="102"/>
-    <w:bookmarkEnd w:id="103"/>
-    <w:bookmarkStart w:id="104" w:name="was-steckt-hinter-granergize"/>
+    <w:bookmarkEnd w:id="111"/>
+    <w:bookmarkEnd w:id="112"/>
+    <w:bookmarkEnd w:id="113"/>
+    <w:bookmarkStart w:id="114" w:name="was-steckt-hinter-granergize"/>
     <w:p>
       <w:pPr>
         <w:pStyle w:val="Heading1"/>
@@ -6942,8 +7771,8 @@
         <w:t xml:space="preserve">Logistikimmobilienökosystem.</w:t>
       </w:r>
     </w:p>
-    <w:bookmarkEnd w:id="104"/>
-    <w:bookmarkStart w:id="106" w:name="literaturverzeichnis"/>
+    <w:bookmarkEnd w:id="114"/>
+    <w:bookmarkStart w:id="116" w:name="literaturverzeichnis"/>
     <w:p>
       <w:pPr>
         <w:pStyle w:val="Heading1"/>
@@ -7074,7 +7903,7 @@
       <w:r>
         <w:t xml:space="preserve"> </w:t>
       </w:r>
-      <w:hyperlink r:id="rId105">
+      <w:hyperlink r:id="rId115">
         <w:r>
           <w:rPr>
             <w:rStyle w:val="Hyperlink"/>
@@ -7083,7 +7912,7 @@
         </w:r>
       </w:hyperlink>
     </w:p>
-    <w:bookmarkEnd w:id="106"/>
+    <w:bookmarkEnd w:id="116"/>
     <w:sectPr/>
   </w:body>
 </w:document>
@@ -7478,34 +8307,7 @@
     <w:abstractNumId w:val="991"/>
   </w:num>
   <w:num w:numId="1015">
-    <w:abstractNumId w:val="99411"/>
-    <w:lvlOverride w:ilvl="0">
-      <w:startOverride w:val="1"/>
-    </w:lvlOverride>
-    <w:lvlOverride w:ilvl="1">
-      <w:startOverride w:val="1"/>
-    </w:lvlOverride>
-    <w:lvlOverride w:ilvl="2">
-      <w:startOverride w:val="1"/>
-    </w:lvlOverride>
-    <w:lvlOverride w:ilvl="3">
-      <w:startOverride w:val="1"/>
-    </w:lvlOverride>
-    <w:lvlOverride w:ilvl="4">
-      <w:startOverride w:val="1"/>
-    </w:lvlOverride>
-    <w:lvlOverride w:ilvl="5">
-      <w:startOverride w:val="1"/>
-    </w:lvlOverride>
-    <w:lvlOverride w:ilvl="6">
-      <w:startOverride w:val="1"/>
-    </w:lvlOverride>
-    <w:lvlOverride w:ilvl="7">
-      <w:startOverride w:val="1"/>
-    </w:lvlOverride>
-    <w:lvlOverride w:ilvl="8">
-      <w:startOverride w:val="1"/>
-    </w:lvlOverride>
+    <w:abstractNumId w:val="991"/>
   </w:num>
   <w:num w:numId="1016">
     <w:abstractNumId w:val="99411"/>
@@ -7536,6 +8338,39 @@
     <w:lvlOverride w:ilvl="8">
       <w:startOverride w:val="1"/>
     </w:lvlOverride>
+  </w:num>
+  <w:num w:numId="1017">
+    <w:abstractNumId w:val="99411"/>
+    <w:lvlOverride w:ilvl="0">
+      <w:startOverride w:val="1"/>
+    </w:lvlOverride>
+    <w:lvlOverride w:ilvl="1">
+      <w:startOverride w:val="1"/>
+    </w:lvlOverride>
+    <w:lvlOverride w:ilvl="2">
+      <w:startOverride w:val="1"/>
+    </w:lvlOverride>
+    <w:lvlOverride w:ilvl="3">
+      <w:startOverride w:val="1"/>
+    </w:lvlOverride>
+    <w:lvlOverride w:ilvl="4">
+      <w:startOverride w:val="1"/>
+    </w:lvlOverride>
+    <w:lvlOverride w:ilvl="5">
+      <w:startOverride w:val="1"/>
+    </w:lvlOverride>
+    <w:lvlOverride w:ilvl="6">
+      <w:startOverride w:val="1"/>
+    </w:lvlOverride>
+    <w:lvlOverride w:ilvl="7">
+      <w:startOverride w:val="1"/>
+    </w:lvlOverride>
+    <w:lvlOverride w:ilvl="8">
+      <w:startOverride w:val="1"/>
+    </w:lvlOverride>
+  </w:num>
+  <w:num w:numId="1018">
+    <w:abstractNumId w:val="991"/>
   </w:num>
 </w:numbering>
 </file>

--- a/public/granergize-handbuch.docx
+++ b/public/granergize-handbuch.docx
@@ -199,13 +199,7 @@
         <w:pStyle w:val="Date"/>
       </w:pPr>
       <w:r>
-        <w:t xml:space="preserve">Juni</w:t>
-      </w:r>
-      <w:r>
-        <w:t xml:space="preserve"> </w:t>
-      </w:r>
-      <w:r>
-        <w:t xml:space="preserve">2026</w:t>
+        <w:t xml:space="preserve">Juni 2026 · Version 281c938+</w:t>
       </w:r>
     </w:p>
     <w:sdt>
@@ -2032,6 +2026,42 @@
     </w:p>
     <w:p>
       <w:pPr>
+        <w:pStyle w:val="BlockText"/>
+      </w:pPr>
+      <w:r>
+        <w:rPr>
+          <w:b/>
+          <w:bCs/>
+        </w:rPr>
+        <w:t xml:space="preserve">Hinweis:</w:t>
+      </w:r>
+      <w:r>
+        <w:t xml:space="preserve"> </w:t>
+      </w:r>
+      <w:r>
+        <w:t xml:space="preserve">Läuft Ihre Anmeldung nach längerer Nutzung ab, zeigt die</w:t>
+      </w:r>
+      <w:r>
+        <w:t xml:space="preserve"> </w:t>
+      </w:r>
+      <w:r>
+        <w:t xml:space="preserve">Anwendung einmalig den Hinweis „Session expired – please log in again” und</w:t>
+      </w:r>
+      <w:r>
+        <w:t xml:space="preserve"> </w:t>
+      </w:r>
+      <w:r>
+        <w:t xml:space="preserve">meldet Sie ab. Melden Sie sich danach einfach erneut an – Ihre Daten sind</w:t>
+      </w:r>
+      <w:r>
+        <w:t xml:space="preserve"> </w:t>
+      </w:r>
+      <w:r>
+        <w:t xml:space="preserve">davon nicht betroffen.</w:t>
+      </w:r>
+    </w:p>
+    <w:p>
+      <w:pPr>
         <w:pStyle w:val="CaptionedFigure"/>
       </w:pPr>
       <w:r>
@@ -2148,7 +2178,31 @@
         <w:t xml:space="preserve"> </w:t>
       </w:r>
       <w:r>
-        <w:t xml:space="preserve">können Sie auch ausblenden. Die Beispiele decken beide Datenformen ab – drei</w:t>
+        <w:t xml:space="preserve">können Sie auch ausblenden. Er erscheint nur, solange Sie weder eigene noch</w:t>
+      </w:r>
+      <w:r>
+        <w:t xml:space="preserve"> </w:t>
+      </w:r>
+      <w:r>
+        <w:t xml:space="preserve">mit Ihnen geteilte Gebäude haben; schlägt das Anlegen einzelner Beispiele fehl</w:t>
+      </w:r>
+      <w:r>
+        <w:t xml:space="preserve"> </w:t>
+      </w:r>
+      <w:r>
+        <w:t xml:space="preserve">(etwa durch eine instabile Verbindung), meldet die Anwendung, wie viele der</w:t>
+      </w:r>
+      <w:r>
+        <w:t xml:space="preserve"> </w:t>
+      </w:r>
+      <w:r>
+        <w:t xml:space="preserve">fünf Gebäude angelegt wurden, und das Angebot bleibt zum erneuten Versuch</w:t>
+      </w:r>
+      <w:r>
+        <w:t xml:space="preserve"> </w:t>
+      </w:r>
+      <w:r>
+        <w:t xml:space="preserve">verfügbar. Die Beispiele decken beide Datenformen ab – drei</w:t>
       </w:r>
       <w:r>
         <w:t xml:space="preserve"> </w:t>
@@ -3542,7 +3596,19 @@
         <w:t xml:space="preserve"> </w:t>
       </w:r>
       <w:r>
-        <w:t xml:space="preserve">unter „Your buildings” stehen zwei Wege zur Verfügung:</w:t>
+        <w:t xml:space="preserve">bündelt eine Aktionsleiste über der Liste „Your buildings”</w:t>
+      </w:r>
+      <w:r>
+        <w:t xml:space="preserve"> </w:t>
+      </w:r>
+      <w:r>
+        <w:t xml:space="preserve">alle Aktionen, die den Bestand betreffen. Zum Erfassen stehen zwei Wege zur</w:t>
+      </w:r>
+      <w:r>
+        <w:t xml:space="preserve"> </w:t>
+      </w:r>
+      <w:r>
+        <w:t xml:space="preserve">Verfügung:</w:t>
       </w:r>
     </w:p>
     <w:p>
@@ -3688,6 +3754,39 @@
     <w:p>
       <w:pPr>
         <w:pStyle w:val="FirstParagraph"/>
+      </w:pPr>
+      <w:r>
+        <w:t xml:space="preserve">Daneben bietet die Aktionsleiste</w:t>
+      </w:r>
+      <w:r>
+        <w:t xml:space="preserve"> </w:t>
+      </w:r>
+      <w:r>
+        <w:rPr>
+          <w:b/>
+          <w:bCs/>
+        </w:rPr>
+        <w:t xml:space="preserve">„Download all (Excel)“</w:t>
+      </w:r>
+      <w:r>
+        <w:t xml:space="preserve">: Damit laden Sie</w:t>
+      </w:r>
+      <w:r>
+        <w:t xml:space="preserve"> </w:t>
+      </w:r>
+      <w:r>
+        <w:t xml:space="preserve">alle eigenen Gebäude samt ihrer Jahreswerte in eine gemeinsame Excel-Datei</w:t>
+      </w:r>
+      <w:r>
+        <w:t xml:space="preserve"> </w:t>
+      </w:r>
+      <w:r>
+        <w:t xml:space="preserve">herunter – etwa zur Weitergabe oder als Sicherung.</w:t>
+      </w:r>
+    </w:p>
+    <w:p>
+      <w:pPr>
+        <w:pStyle w:val="BodyText"/>
       </w:pPr>
       <w:r>
         <w:t xml:space="preserve">Ein gesondertes Template wird</w:t>
@@ -5070,13 +5169,7 @@
         <w:t xml:space="preserve"> </w:t>
       </w:r>
       <w:r>
-        <w:t xml:space="preserve">Bezeichner des Gebäudes; im Developer-Modus wird sie in der Gebäudeliste</w:t>
-      </w:r>
-      <w:r>
-        <w:t xml:space="preserve"> </w:t>
-      </w:r>
-      <w:r>
-        <w:t xml:space="preserve">angezeigt). Die Seite zeigt die Kennzahlen des</w:t>
+        <w:t xml:space="preserve">Bezeichner des Gebäudes). Die Seite zeigt die Kennzahlen des</w:t>
       </w:r>
       <w:r>
         <w:t xml:space="preserve"> </w:t>
@@ -5863,7 +5956,41 @@
         <w:t xml:space="preserve"> </w:t>
       </w:r>
       <w:r>
-        <w:t xml:space="preserve">Jahre.</w:t>
+        <w:t xml:space="preserve">Jahre. Diese</w:t>
+      </w:r>
+      <w:r>
+        <w:t xml:space="preserve"> </w:t>
+      </w:r>
+      <w:r>
+        <w:t xml:space="preserve">Freigabe umfasst auch Jahre, die Sie erst</w:t>
+      </w:r>
+      <w:r>
+        <w:t xml:space="preserve"> </w:t>
+      </w:r>
+      <w:r>
+        <w:rPr>
+          <w:b/>
+          <w:bCs/>
+        </w:rPr>
+        <w:t xml:space="preserve">nach</w:t>
+      </w:r>
+      <w:r>
+        <w:t xml:space="preserve"> </w:t>
+      </w:r>
+      <w:r>
+        <w:t xml:space="preserve">dem Teilen erfassen: Ein</w:t>
+      </w:r>
+      <w:r>
+        <w:t xml:space="preserve"> </w:t>
+      </w:r>
+      <w:r>
+        <w:t xml:space="preserve">neu gespeichertes Energiejahr wird automatisch mit freigegeben, ohne dass</w:t>
+      </w:r>
+      <w:r>
+        <w:t xml:space="preserve"> </w:t>
+      </w:r>
+      <w:r>
+        <w:t xml:space="preserve">Sie das Gebäude erneut teilen müssen.</w:t>
       </w:r>
     </w:p>
     <w:p>
@@ -5903,7 +6030,13 @@
         <w:t xml:space="preserve"> </w:t>
       </w:r>
       <w:r>
-        <w:t xml:space="preserve">Jahrgang freigeben und ältere zurückhalten.</w:t>
+        <w:t xml:space="preserve">Jahrgang freigeben und ältere zurückhalten; später ergänzte Jahre bleiben</w:t>
+      </w:r>
+      <w:r>
+        <w:t xml:space="preserve"> </w:t>
+      </w:r>
+      <w:r>
+        <w:t xml:space="preserve">bei dieser Variante außen vor.</w:t>
       </w:r>
     </w:p>
     <w:bookmarkEnd w:id="84"/>
@@ -6388,7 +6521,22 @@
         <w:t xml:space="preserve">Connect</w:t>
       </w:r>
       <w:r>
-        <w:t xml:space="preserve">:</w:t>
+        <w:t xml:space="preserve"> </w:t>
+      </w:r>
+      <w:r>
+        <w:t xml:space="preserve">versammelt</w:t>
+      </w:r>
+      <w:r>
+        <w:t xml:space="preserve"> </w:t>
+      </w:r>
+      <w:r>
+        <w:t xml:space="preserve">der Abschnitt „Your data rooms” alle Datenraum-Aktionen in einer Leiste über</w:t>
+      </w:r>
+      <w:r>
+        <w:t xml:space="preserve"> </w:t>
+      </w:r>
+      <w:r>
+        <w:t xml:space="preserve">der Liste:</w:t>
       </w:r>
     </w:p>
     <w:p>
@@ -6444,7 +6592,19 @@
         <w:t xml:space="preserve"> </w:t>
       </w:r>
       <w:r>
-        <w:t xml:space="preserve">„Add”, oder nutzen Sie „Scan QR code”.</w:t>
+        <w:t xml:space="preserve">„Add”, oder nutzen Sie „Scan QR code”. Verweigert der Browser den</w:t>
+      </w:r>
+      <w:r>
+        <w:t xml:space="preserve"> </w:t>
+      </w:r>
+      <w:r>
+        <w:t xml:space="preserve">Kamerazugriff, erscheint ein verständlicher Hinweis; „Cancel” unter dem</w:t>
+      </w:r>
+      <w:r>
+        <w:t xml:space="preserve"> </w:t>
+      </w:r>
+      <w:r>
+        <w:t xml:space="preserve">Kamerabild beendet das Scannen.</w:t>
       </w:r>
     </w:p>
     <w:p>
@@ -6952,6 +7112,59 @@
       </w:r>
       <w:r>
         <w:t xml:space="preserve">die Benachrichtigung und sieht anschließend die geteilten Daten.</w:t>
+      </w:r>
+    </w:p>
+    <w:p>
+      <w:pPr>
+        <w:pStyle w:val="BlockText"/>
+      </w:pPr>
+      <w:r>
+        <w:t xml:space="preserve">Maßgeblich ist dabei das im eigenen Pod geführte Freigabeprotokoll</w:t>
+      </w:r>
+      <w:r>
+        <w:t xml:space="preserve"> </w:t>
+      </w:r>
+      <w:r>
+        <w:t xml:space="preserve">(</w:t>
+      </w:r>
+      <w:r>
+        <w:rPr>
+          <w:rStyle w:val="VerbatimChar"/>
+        </w:rPr>
+        <w:t xml:space="preserve">shared-out/</w:t>
+      </w:r>
+      <w:r>
+        <w:t xml:space="preserve">); die ACL-Dateien sind eine daraus abgeleitete Projektion.</w:t>
+      </w:r>
+      <w:r>
+        <w:t xml:space="preserve"> </w:t>
+      </w:r>
+      <w:r>
+        <w:t xml:space="preserve">Nach dem Speichern eines neuen Energiejahres gleicht Granergize die</w:t>
+      </w:r>
+      <w:r>
+        <w:t xml:space="preserve"> </w:t>
+      </w:r>
+      <w:r>
+        <w:t xml:space="preserve">Berechtigungen automatisch mit den bestehenden Freigaben ab: Eine</w:t>
+      </w:r>
+      <w:r>
+        <w:t xml:space="preserve"> </w:t>
+      </w:r>
+      <w:r>
+        <w:t xml:space="preserve">„alle Jahre”-Freigabe erhält Zugriff auf die neue Energiedatei, eine</w:t>
+      </w:r>
+      <w:r>
+        <w:t xml:space="preserve"> </w:t>
+      </w:r>
+      <w:r>
+        <w:t xml:space="preserve">jahresbezogene Freigabe nicht. Da das Protokoll alle Freigabedimensionen</w:t>
+      </w:r>
+      <w:r>
+        <w:t xml:space="preserve"> </w:t>
+      </w:r>
+      <w:r>
+        <w:t xml:space="preserve">festhält, lassen sich die ACLs daraus jederzeit prüfen und wiederherstellen.</w:t>
       </w:r>
     </w:p>
     <w:bookmarkEnd w:id="99"/>

--- a/public/granergize-handbuch.docx
+++ b/public/granergize-handbuch.docx
@@ -199,7 +199,7 @@
         <w:pStyle w:val="Date"/>
       </w:pPr>
       <w:r>
-        <w:t xml:space="preserve">Juni 2026 · Version 281c938+</w:t>
+        <w:t xml:space="preserve">Juni 2026 · Version 0092eb6+</w:t>
       </w:r>
     </w:p>
     <w:sdt>
@@ -248,7 +248,7 @@
         <w:t xml:space="preserve"> </w:t>
       </w:r>
       <w:r>
-        <w:t xml:space="preserve">Konzeption und Nutzung von Granergize – einer Anwendung, die einen</w:t>
+        <w:t xml:space="preserve">Konzeption und Nutzung der Granergize-App – einer Webanwendung, die einen</w:t>
       </w:r>
       <w:r>
         <w:t xml:space="preserve"> </w:t>
@@ -858,7 +858,7 @@
         <w:pStyle w:val="BodyText"/>
       </w:pPr>
       <w:r>
-        <w:t xml:space="preserve">Granergize unterstützt diesen Anwendungsfall direkt: Zu jedem Gebäude und Jahr</w:t>
+        <w:t xml:space="preserve">Die Granergize-App unterstützt diesen Anwendungsfall direkt: Zu jedem Gebäude und Jahr</w:t>
       </w:r>
       <w:r>
         <w:t xml:space="preserve"> </w:t>
@@ -983,7 +983,7 @@
         <w:pStyle w:val="FirstParagraph"/>
       </w:pPr>
       <w:r>
-        <w:t xml:space="preserve">Granergize ist eine moderne Webanwendung, die Ihnen hilft,</w:t>
+        <w:t xml:space="preserve">Die Granergize-App ist eine moderne Webanwendung, die Ihnen hilft,</w:t>
       </w:r>
       <w:r>
         <w:t xml:space="preserve"> </w:t>
@@ -995,7 +995,7 @@
         <w:t xml:space="preserve"> </w:t>
       </w:r>
       <w:r>
-        <w:t xml:space="preserve">Akteuren zu teilen. Was Granergize besonders macht: Sie behalten die volle</w:t>
+        <w:t xml:space="preserve">Akteuren zu teilen. Was die App besonders macht: Sie behalten die volle</w:t>
       </w:r>
       <w:r>
         <w:t xml:space="preserve"> </w:t>
@@ -1007,7 +1007,7 @@
         <w:t xml:space="preserve"> </w:t>
       </w:r>
       <w:r>
-        <w:t xml:space="preserve">denen Ihre Daten auf fremden Servern liegen, speichert Granergize</w:t>
+        <w:t xml:space="preserve">denen Ihre Daten auf fremden Servern liegen, speichert die Granergize-App</w:t>
       </w:r>
       <w:r>
         <w:t xml:space="preserve"> </w:t>
@@ -1138,7 +1138,7 @@
         <w:pStyle w:val="FirstParagraph"/>
       </w:pPr>
       <w:r>
-        <w:t xml:space="preserve">Granergize läuft in Ihrem Browser und ruft Ihre Daten aus Ihrem persönlichen</w:t>
+        <w:t xml:space="preserve">Die Granergize-App läuft in Ihrem Browser und ruft Ihre Daten aus Ihrem persönlichen</w:t>
       </w:r>
       <w:r>
         <w:t xml:space="preserve"> </w:t>
@@ -1266,7 +1266,7 @@
         <w:t xml:space="preserve"> </w:t>
       </w:r>
       <w:r>
-        <w:t xml:space="preserve">Granergize setzt deshalb auf Datensouveränität: Über Solid verbleiben die Daten</w:t>
+        <w:t xml:space="preserve">Die Granergize-App setzt deshalb auf Datensouveränität: Über Solid verbleiben die Daten</w:t>
       </w:r>
       <w:r>
         <w:t xml:space="preserve"> </w:t>
@@ -1366,18 +1366,24 @@
         <w:t xml:space="preserve"> </w:t>
       </w:r>
       <w:r>
-        <w:t xml:space="preserve">unabhängig vom Pod-Anbieter arbeitet.</w:t>
+        <w:t xml:space="preserve">unabhängig vom Pod-Anbieter arbeitet. Wie Sie einen solchen Server selbst</w:t>
+      </w:r>
+      <w:r>
+        <w:t xml:space="preserve"> </w:t>
+      </w:r>
+      <w:r>
+        <w:t xml:space="preserve">aufsetzen, beschreibt der Abschnitt „Einen eigenen Solid-Server betreiben”.</w:t>
       </w:r>
     </w:p>
     <w:bookmarkEnd w:id="33"/>
     <w:bookmarkEnd w:id="34"/>
-    <w:bookmarkStart w:id="80" w:name="granergize-in-der-praxis-nutzen"/>
+    <w:bookmarkStart w:id="84" w:name="die-granergize-app-in-der-praxis-nutzen"/>
     <w:p>
       <w:pPr>
         <w:pStyle w:val="Heading1"/>
       </w:pPr>
       <w:r>
-        <w:t xml:space="preserve">Granergize in der Praxis nutzen</w:t>
+        <w:t xml:space="preserve">Die Granergize-App in der Praxis nutzen</w:t>
       </w:r>
     </w:p>
     <w:bookmarkStart w:id="35" w:name="voraussetzungen"/>
@@ -1394,7 +1400,7 @@
         <w:pStyle w:val="FirstParagraph"/>
       </w:pPr>
       <w:r>
-        <w:t xml:space="preserve">Um Granergize zu nutzen, benötigen Sie lediglich einen aktuellen Webbrowser und</w:t>
+        <w:t xml:space="preserve">Um die Granergize-App zu nutzen, benötigen Sie lediglich einen aktuellen Webbrowser und</w:t>
       </w:r>
       <w:r>
         <w:t xml:space="preserve"> </w:t>
@@ -1589,7 +1595,7 @@
         <w:pStyle w:val="FirstParagraph"/>
       </w:pPr>
       <w:r>
-        <w:t xml:space="preserve">Bevor Sie Granergize nutzen können, benötigen Sie einen Solid Pod. Einen Pod</w:t>
+        <w:t xml:space="preserve">Bevor Sie die Granergize-App nutzen können, benötigen Sie einen Solid Pod. Einen Pod</w:t>
       </w:r>
       <w:r>
         <w:t xml:space="preserve"> </w:t>
@@ -1624,13 +1630,19 @@
         <w:t xml:space="preserve"> </w:t>
       </w:r>
       <w:r>
-        <w:t xml:space="preserve">Solid-Server betreiben oder auf einen kommerziellen Anbieter umsteigen (siehe</w:t>
-      </w:r>
-      <w:r>
-        <w:t xml:space="preserve"> </w:t>
-      </w:r>
-      <w:r>
-        <w:t xml:space="preserve">Abschnitt „Datenschutz”).</w:t>
+        <w:t xml:space="preserve">Solid-Server betreiben (siehe Abschnitt „Einen eigenen Solid-Server betreiben”)</w:t>
+      </w:r>
+      <w:r>
+        <w:t xml:space="preserve"> </w:t>
+      </w:r>
+      <w:r>
+        <w:t xml:space="preserve">oder auf einen kommerziellen Anbieter umsteigen; die Hintergründe erläutert der</w:t>
+      </w:r>
+      <w:r>
+        <w:t xml:space="preserve"> </w:t>
+      </w:r>
+      <w:r>
+        <w:t xml:space="preserve">Abschnitt „Datenschutz”.</w:t>
       </w:r>
     </w:p>
     <w:p>
@@ -1773,6 +1785,79 @@
         <w:pStyle w:val="FirstParagraph"/>
       </w:pPr>
       <w:r>
+        <w:t xml:space="preserve">Ein Dienst wie solidcommunity.net übernimmt dabei zwei getrennte Rollen: Er ist</w:t>
+      </w:r>
+      <w:r>
+        <w:t xml:space="preserve"> </w:t>
+      </w:r>
+      <w:r>
+        <w:t xml:space="preserve">Ihr</w:t>
+      </w:r>
+      <w:r>
+        <w:t xml:space="preserve"> </w:t>
+      </w:r>
+      <w:r>
+        <w:rPr>
+          <w:b/>
+          <w:bCs/>
+        </w:rPr>
+        <w:t xml:space="preserve">Identity Provider</w:t>
+      </w:r>
+      <w:r>
+        <w:t xml:space="preserve"> </w:t>
+      </w:r>
+      <w:r>
+        <w:t xml:space="preserve">– er verwaltet Ihre WebID und bestätigt beim Anmelden,</w:t>
+      </w:r>
+      <w:r>
+        <w:t xml:space="preserve"> </w:t>
+      </w:r>
+      <w:r>
+        <w:t xml:space="preserve">dass Sie deren Inhaber sind – und zugleich Ihr</w:t>
+      </w:r>
+      <w:r>
+        <w:t xml:space="preserve"> </w:t>
+      </w:r>
+      <w:r>
+        <w:rPr>
+          <w:b/>
+          <w:bCs/>
+        </w:rPr>
+        <w:t xml:space="preserve">Speicheranbieter</w:t>
+      </w:r>
+      <w:r>
+        <w:t xml:space="preserve">, der Ihren</w:t>
+      </w:r>
+      <w:r>
+        <w:t xml:space="preserve"> </w:t>
+      </w:r>
+      <w:r>
+        <w:t xml:space="preserve">Pod beherbergt. Diese Rollen müssen nicht beim selben Anbieter liegen: Ihr</w:t>
+      </w:r>
+      <w:r>
+        <w:t xml:space="preserve"> </w:t>
+      </w:r>
+      <w:r>
+        <w:t xml:space="preserve">WebID-Profil verweist auf Ihren Speicherort, sodass Ihre Identität nicht an</w:t>
+      </w:r>
+      <w:r>
+        <w:t xml:space="preserve"> </w:t>
+      </w:r>
+      <w:r>
+        <w:t xml:space="preserve">einen bestimmten Datenspeicher gebunden ist. In diesem Handbuch gehen wir vom</w:t>
+      </w:r>
+      <w:r>
+        <w:t xml:space="preserve"> </w:t>
+      </w:r>
+      <w:r>
+        <w:t xml:space="preserve">üblichen Fall aus, dass beides aus einer Hand kommt.</w:t>
+      </w:r>
+    </w:p>
+    <w:p>
+      <w:pPr>
+        <w:pStyle w:val="BodyText"/>
+      </w:pPr>
+      <w:r>
         <w:rPr>
           <w:b/>
           <w:bCs/>
@@ -1849,7 +1934,7 @@
         <w:t xml:space="preserve"> </w:t>
       </w:r>
       <w:r>
-        <w:t xml:space="preserve">Benachrichtigungen, wenn andere Daten mit Ihnen teilen möchten. Granergize legt</w:t>
+        <w:t xml:space="preserve">Benachrichtigungen, wenn andere Daten mit Ihnen teilen möchten. Die Granergize-App legt</w:t>
       </w:r>
       <w:r>
         <w:t xml:space="preserve"> </w:t>
@@ -1886,13 +1971,13 @@
       </w:r>
     </w:p>
     <w:bookmarkEnd w:id="37"/>
-    <w:bookmarkStart w:id="41" w:name="X65ec234808e91e227c2728b892970507ac97e55"/>
+    <w:bookmarkStart w:id="41" w:name="X66760c61cad132569a5cedccff8ed197724136f"/>
     <w:p>
       <w:pPr>
         <w:pStyle w:val="Heading2"/>
       </w:pPr>
       <w:r>
-        <w:t xml:space="preserve">Erste Anmeldung in der Granergize-Anwendung</w:t>
+        <w:t xml:space="preserve">Einen eigenen Solid-Server betreiben (für Administratoren)</w:t>
       </w:r>
     </w:p>
     <w:p>
@@ -1900,19 +1985,188 @@
         <w:pStyle w:val="FirstParagraph"/>
       </w:pPr>
       <w:r>
-        <w:t xml:space="preserve">Nachdem Sie Ihren Solid Pod eingerichtet haben, können Sie sich bei Granergize</w:t>
-      </w:r>
-      <w:r>
-        <w:t xml:space="preserve"> </w:t>
-      </w:r>
-      <w:r>
-        <w:t xml:space="preserve">anmelden. Die Anwendung ist über Ihren Webbrowser zugänglich – Sie müssen nichts</w:t>
-      </w:r>
-      <w:r>
-        <w:t xml:space="preserve"> </w:t>
-      </w:r>
-      <w:r>
-        <w:t xml:space="preserve">installieren.</w:t>
+        <w:t xml:space="preserve">Für die Funktionserprobung genügt ein öffentlicher Dienst wie</w:t>
+      </w:r>
+      <w:r>
+        <w:t xml:space="preserve"> </w:t>
+      </w:r>
+      <w:r>
+        <w:t xml:space="preserve">solidcommunity.net. Sobald reale, sensible Daten ins Spiel kommen, sollten die</w:t>
+      </w:r>
+      <w:r>
+        <w:t xml:space="preserve"> </w:t>
+      </w:r>
+      <w:r>
+        <w:t xml:space="preserve">Pods dagegen auf Infrastruktur liegen, die Sie selbst kontrollieren (siehe</w:t>
+      </w:r>
+      <w:r>
+        <w:t xml:space="preserve"> </w:t>
+      </w:r>
+      <w:r>
+        <w:t xml:space="preserve">Abschnitt „Datenschutz”). Da die Granergize-App unabhängig vom Pod-Anbieter arbeitet,</w:t>
+      </w:r>
+      <w:r>
+        <w:t xml:space="preserve"> </w:t>
+      </w:r>
+      <w:r>
+        <w:t xml:space="preserve">brauchen Sie dafür nur einen spezifikationskonformen Solid-Server – an der</w:t>
+      </w:r>
+      <w:r>
+        <w:t xml:space="preserve"> </w:t>
+      </w:r>
+      <w:r>
+        <w:t xml:space="preserve">Anwendung selbst ändert sich nichts, und auch die Bedienung bleibt identisch:</w:t>
+      </w:r>
+      <w:r>
+        <w:t xml:space="preserve"> </w:t>
+      </w:r>
+      <w:r>
+        <w:t xml:space="preserve">Bei der Anmeldung geben Sie statt solidcommunity.net einfach die Adresse Ihres</w:t>
+      </w:r>
+      <w:r>
+        <w:t xml:space="preserve"> </w:t>
+      </w:r>
+      <w:r>
+        <w:t xml:space="preserve">eigenen Servers als Identity Provider ein. Ein so betriebener Server übernimmt</w:t>
+      </w:r>
+      <w:r>
+        <w:t xml:space="preserve"> </w:t>
+      </w:r>
+      <w:r>
+        <w:t xml:space="preserve">– wie solidcommunity.net – beide Rollen zugleich: Er ist Identity Provider und</w:t>
+      </w:r>
+      <w:r>
+        <w:t xml:space="preserve"> </w:t>
+      </w:r>
+      <w:r>
+        <w:t xml:space="preserve">Speicheranbieter für die Pods, die auf ihm liegen (siehe Abschnitt „Solid Pod</w:t>
+      </w:r>
+      <w:r>
+        <w:t xml:space="preserve"> </w:t>
+      </w:r>
+      <w:r>
+        <w:t xml:space="preserve">einrichten”).</w:t>
+      </w:r>
+    </w:p>
+    <w:p>
+      <w:pPr>
+        <w:pStyle w:val="BodyText"/>
+      </w:pPr>
+      <w:r>
+        <w:t xml:space="preserve">Wir empfehlen den</w:t>
+      </w:r>
+      <w:r>
+        <w:t xml:space="preserve"> </w:t>
+      </w:r>
+      <w:hyperlink r:id="rId38">
+        <w:r>
+          <w:rPr>
+            <w:rStyle w:val="Hyperlink"/>
+          </w:rPr>
+          <w:t xml:space="preserve">Community Solid</w:t>
+        </w:r>
+        <w:r>
+          <w:rPr>
+            <w:rStyle w:val="Hyperlink"/>
+          </w:rPr>
+          <w:t xml:space="preserve"> </w:t>
+        </w:r>
+        <w:r>
+          <w:rPr>
+            <w:rStyle w:val="Hyperlink"/>
+          </w:rPr>
+          <w:t xml:space="preserve">Server</w:t>
+        </w:r>
+      </w:hyperlink>
+      <w:r>
+        <w:t xml:space="preserve"> </w:t>
+      </w:r>
+      <w:r>
+        <w:t xml:space="preserve">(CSS) –</w:t>
+      </w:r>
+      <w:r>
+        <w:t xml:space="preserve"> </w:t>
+      </w:r>
+      <w:r>
+        <w:t xml:space="preserve">eine quelloffene, frei verfügbare Server-Implementierung, die vom</w:t>
+      </w:r>
+      <w:r>
+        <w:t xml:space="preserve"> </w:t>
+      </w:r>
+      <w:r>
+        <w:t xml:space="preserve">Solid-Projekt gepflegt wird. Die Granergize-App wird fortlaufend automatisiert gegen</w:t>
+      </w:r>
+      <w:r>
+        <w:t xml:space="preserve"> </w:t>
+      </w:r>
+      <w:r>
+        <w:t xml:space="preserve">den Community Solid Server (Version 7) getestet, von der Datenschicht bis zur</w:t>
+      </w:r>
+      <w:r>
+        <w:t xml:space="preserve"> </w:t>
+      </w:r>
+      <w:r>
+        <w:t xml:space="preserve">Browser-Oberfläche; diese Kombination ist damit gut abgesichert.</w:t>
+      </w:r>
+    </w:p>
+    <w:p>
+      <w:pPr>
+        <w:pStyle w:val="BodyText"/>
+      </w:pPr>
+      <w:r>
+        <w:rPr>
+          <w:b/>
+          <w:bCs/>
+        </w:rPr>
+        <w:t xml:space="preserve">Ausprobieren auf dem eigenen Rechner:</w:t>
+      </w:r>
+      <w:r>
+        <w:t xml:space="preserve"> </w:t>
+      </w:r>
+      <w:r>
+        <w:t xml:space="preserve">Sie benötigen lediglich</w:t>
+      </w:r>
+      <w:r>
+        <w:t xml:space="preserve"> </w:t>
+      </w:r>
+      <w:hyperlink r:id="rId39">
+        <w:r>
+          <w:rPr>
+            <w:rStyle w:val="Hyperlink"/>
+          </w:rPr>
+          <w:t xml:space="preserve">Node.js</w:t>
+        </w:r>
+      </w:hyperlink>
+      <w:r>
+        <w:t xml:space="preserve"> </w:t>
+      </w:r>
+      <w:r>
+        <w:t xml:space="preserve">(Version 18 oder neuer). Ein einziger Befehl</w:t>
+      </w:r>
+      <w:r>
+        <w:t xml:space="preserve"> </w:t>
+      </w:r>
+      <w:r>
+        <w:t xml:space="preserve">startet den Server:</w:t>
+      </w:r>
+    </w:p>
+    <w:p>
+      <w:pPr>
+        <w:pStyle w:val="SourceCode"/>
+      </w:pPr>
+      <w:r>
+        <w:rPr>
+          <w:rStyle w:val="VerbatimChar"/>
+        </w:rPr>
+        <w:t xml:space="preserve">npx @solid/community-server@7 -p 3000 -b http://localhost:3000/ -f ./solid-daten</w:t>
+      </w:r>
+    </w:p>
+    <w:p>
+      <w:pPr>
+        <w:pStyle w:val="FirstParagraph"/>
+      </w:pPr>
+      <w:r>
+        <w:t xml:space="preserve">Die drei Optionen bedeuten:</w:t>
       </w:r>
     </w:p>
     <w:p>
@@ -1924,13 +2178,16 @@
         </w:numPr>
       </w:pPr>
       <w:r>
-        <w:t xml:space="preserve">Öffnen Sie die Granergize-Webanwendung in Ihrem Browser. Auf der Startseite</w:t>
-      </w:r>
-      <w:r>
-        <w:t xml:space="preserve"> </w:t>
-      </w:r>
-      <w:r>
-        <w:t xml:space="preserve">sehen Sie eine kurze Erklärung der Anwendung und einen „Login”-Button.</w:t>
+        <w:rPr>
+          <w:rStyle w:val="VerbatimChar"/>
+        </w:rPr>
+        <w:t xml:space="preserve">-p</w:t>
+      </w:r>
+      <w:r>
+        <w:t xml:space="preserve"> </w:t>
+      </w:r>
+      <w:r>
+        <w:t xml:space="preserve">– der Port, auf dem der Server erreichbar ist.</w:t>
       </w:r>
     </w:p>
     <w:p>
@@ -1942,40 +2199,22 @@
         </w:numPr>
       </w:pPr>
       <w:r>
-        <w:t xml:space="preserve">Wählen Sie Ihren Identity Provider – den Dienst, bei dem Ihr Solid Pod liegt.</w:t>
-      </w:r>
-      <w:r>
-        <w:t xml:space="preserve"> </w:t>
-      </w:r>
-      <w:r>
-        <w:t xml:space="preserve">Wenn Sie Ihren Pod bei solidcommunity.net erstellt haben, wählen Sie diesen</w:t>
-      </w:r>
-      <w:r>
-        <w:t xml:space="preserve"> </w:t>
-      </w:r>
-      <w:r>
-        <w:t xml:space="preserve">aus der Liste oder geben Sie die Adresse</w:t>
-      </w:r>
-      <w:r>
-        <w:t xml:space="preserve"> </w:t>
-      </w:r>
-      <w:r>
         <w:rPr>
           <w:rStyle w:val="VerbatimChar"/>
         </w:rPr>
-        <w:t xml:space="preserve">solidcommunity.net</w:t>
-      </w:r>
-      <w:r>
-        <w:t xml:space="preserve"> </w:t>
-      </w:r>
-      <w:r>
-        <w:t xml:space="preserve">ein.</w:t>
-      </w:r>
-      <w:r>
-        <w:t xml:space="preserve"> </w:t>
-      </w:r>
-      <w:r>
-        <w:t xml:space="preserve">Alternativ können Sie auch Ihre vollständige WebID eingeben.</w:t>
+        <w:t xml:space="preserve">-b</w:t>
+      </w:r>
+      <w:r>
+        <w:t xml:space="preserve"> </w:t>
+      </w:r>
+      <w:r>
+        <w:t xml:space="preserve">– die Basis-Adresse des Servers. Sie wird Bestandteil aller WebIDs und</w:t>
+      </w:r>
+      <w:r>
+        <w:t xml:space="preserve"> </w:t>
+      </w:r>
+      <w:r>
+        <w:t xml:space="preserve">Pod-Adressen, die auf diesem Server entstehen.</w:t>
       </w:r>
     </w:p>
     <w:p>
@@ -1987,7 +2226,646 @@
         </w:numPr>
       </w:pPr>
       <w:r>
-        <w:t xml:space="preserve">Melden Sie sich beim Anbieter an und</w:t>
+        <w:rPr>
+          <w:rStyle w:val="VerbatimChar"/>
+        </w:rPr>
+        <w:t xml:space="preserve">-f</w:t>
+      </w:r>
+      <w:r>
+        <w:t xml:space="preserve"> </w:t>
+      </w:r>
+      <w:r>
+        <w:t xml:space="preserve">– das Verzeichnis, in dem die Daten als Dateien abgelegt werden. Ohne</w:t>
+      </w:r>
+      <w:r>
+        <w:t xml:space="preserve"> </w:t>
+      </w:r>
+      <w:r>
+        <w:t xml:space="preserve">diese Option hält der Server alle Daten nur im Arbeitsspeicher – nach einem</w:t>
+      </w:r>
+      <w:r>
+        <w:t xml:space="preserve"> </w:t>
+      </w:r>
+      <w:r>
+        <w:t xml:space="preserve">Neustart wäre alles verloren.</w:t>
+      </w:r>
+    </w:p>
+    <w:p>
+      <w:pPr>
+        <w:pStyle w:val="FirstParagraph"/>
+      </w:pPr>
+      <w:r>
+        <w:t xml:space="preserve">Öffnen Sie anschließend</w:t>
+      </w:r>
+      <w:r>
+        <w:t xml:space="preserve"> </w:t>
+      </w:r>
+      <w:r>
+        <w:rPr>
+          <w:rStyle w:val="VerbatimChar"/>
+        </w:rPr>
+        <w:t xml:space="preserve">http://localhost:3000/</w:t>
+      </w:r>
+      <w:r>
+        <w:t xml:space="preserve"> </w:t>
+      </w:r>
+      <w:r>
+        <w:t xml:space="preserve">im Browser, legen Sie dort ein</w:t>
+      </w:r>
+      <w:r>
+        <w:t xml:space="preserve"> </w:t>
+      </w:r>
+      <w:r>
+        <w:t xml:space="preserve">Konto und einen Pod an (der Ablauf entspricht dem im Abschnitt „Solid Pod</w:t>
+      </w:r>
+      <w:r>
+        <w:t xml:space="preserve"> </w:t>
+      </w:r>
+      <w:r>
+        <w:t xml:space="preserve">einrichten” beschriebenen), und melden Sie sich in der Granergize-App mit</w:t>
+      </w:r>
+      <w:r>
+        <w:t xml:space="preserve"> </w:t>
+      </w:r>
+      <w:r>
+        <w:rPr>
+          <w:rStyle w:val="VerbatimChar"/>
+        </w:rPr>
+        <w:t xml:space="preserve">http://localhost:3000</w:t>
+      </w:r>
+      <w:r>
+        <w:t xml:space="preserve"> </w:t>
+      </w:r>
+      <w:r>
+        <w:t xml:space="preserve">als Identity Provider an.</w:t>
+      </w:r>
+    </w:p>
+    <w:p>
+      <w:pPr>
+        <w:pStyle w:val="BodyText"/>
+      </w:pPr>
+      <w:r>
+        <w:rPr>
+          <w:b/>
+          <w:bCs/>
+        </w:rPr>
+        <w:t xml:space="preserve">Produktiver Betrieb:</w:t>
+      </w:r>
+      <w:r>
+        <w:t xml:space="preserve"> </w:t>
+      </w:r>
+      <w:r>
+        <w:t xml:space="preserve">Für den Dauerbetrieb auf einem eigenen Server kommen</w:t>
+      </w:r>
+      <w:r>
+        <w:t xml:space="preserve"> </w:t>
+      </w:r>
+      <w:r>
+        <w:t xml:space="preserve">einige Punkte hinzu:</w:t>
+      </w:r>
+    </w:p>
+    <w:p>
+      <w:pPr>
+        <w:pStyle w:val="Compact"/>
+        <w:numPr>
+          <w:ilvl w:val="0"/>
+          <w:numId w:val="1004"/>
+        </w:numPr>
+      </w:pPr>
+      <w:r>
+        <w:rPr>
+          <w:b/>
+          <w:bCs/>
+        </w:rPr>
+        <w:t xml:space="preserve">Verschlüsselung (HTTPS):</w:t>
+      </w:r>
+      <w:r>
+        <w:t xml:space="preserve"> </w:t>
+      </w:r>
+      <w:r>
+        <w:t xml:space="preserve">Betreiben Sie den Server hinter einem Reverse</w:t>
+      </w:r>
+      <w:r>
+        <w:t xml:space="preserve"> </w:t>
+      </w:r>
+      <w:r>
+        <w:t xml:space="preserve">Proxy (z. B. nginx oder Caddy), der TLS-Zertifikate bereitstellt. Browser</w:t>
+      </w:r>
+      <w:r>
+        <w:t xml:space="preserve"> </w:t>
+      </w:r>
+      <w:r>
+        <w:t xml:space="preserve">lassen die Solid-Anmeldung außerhalb des eigenen Rechners nur über</w:t>
+      </w:r>
+      <w:r>
+        <w:t xml:space="preserve"> </w:t>
+      </w:r>
+      <w:r>
+        <w:t xml:space="preserve">verschlüsselte Verbindungen zu. Die Option</w:t>
+      </w:r>
+      <w:r>
+        <w:t xml:space="preserve"> </w:t>
+      </w:r>
+      <w:r>
+        <w:rPr>
+          <w:rStyle w:val="VerbatimChar"/>
+        </w:rPr>
+        <w:t xml:space="preserve">-b</w:t>
+      </w:r>
+      <w:r>
+        <w:t xml:space="preserve"> </w:t>
+      </w:r>
+      <w:r>
+        <w:t xml:space="preserve">muss dabei auf die</w:t>
+      </w:r>
+      <w:r>
+        <w:t xml:space="preserve"> </w:t>
+      </w:r>
+      <w:r>
+        <w:t xml:space="preserve">öffentliche</w:t>
+      </w:r>
+      <w:r>
+        <w:t xml:space="preserve"> </w:t>
+      </w:r>
+      <w:r>
+        <w:rPr>
+          <w:rStyle w:val="VerbatimChar"/>
+        </w:rPr>
+        <w:t xml:space="preserve">https://</w:t>
+      </w:r>
+      <w:r>
+        <w:t xml:space="preserve">-Adresse zeigen.</w:t>
+      </w:r>
+    </w:p>
+    <w:p>
+      <w:pPr>
+        <w:pStyle w:val="Compact"/>
+        <w:numPr>
+          <w:ilvl w:val="0"/>
+          <w:numId w:val="1004"/>
+        </w:numPr>
+      </w:pPr>
+      <w:r>
+        <w:rPr>
+          <w:b/>
+          <w:bCs/>
+        </w:rPr>
+        <w:t xml:space="preserve">Basis-Adresse mit Bedacht wählen:</w:t>
+      </w:r>
+      <w:r>
+        <w:t xml:space="preserve"> </w:t>
+      </w:r>
+      <w:r>
+        <w:t xml:space="preserve">Wie der Pod-Name ist auch die</w:t>
+      </w:r>
+      <w:r>
+        <w:t xml:space="preserve"> </w:t>
+      </w:r>
+      <w:r>
+        <w:t xml:space="preserve">Server-Adresse später nur schwer zu ändern – sie steckt in jeder WebID und</w:t>
+      </w:r>
+      <w:r>
+        <w:t xml:space="preserve"> </w:t>
+      </w:r>
+      <w:r>
+        <w:t xml:space="preserve">in allen gespeicherten Verweisen. Wählen Sie also von Anfang an die</w:t>
+      </w:r>
+      <w:r>
+        <w:t xml:space="preserve"> </w:t>
+      </w:r>
+      <w:r>
+        <w:t xml:space="preserve">endgültige Domain.</w:t>
+      </w:r>
+    </w:p>
+    <w:p>
+      <w:pPr>
+        <w:pStyle w:val="Compact"/>
+        <w:numPr>
+          <w:ilvl w:val="0"/>
+          <w:numId w:val="1004"/>
+        </w:numPr>
+      </w:pPr>
+      <w:r>
+        <w:rPr>
+          <w:b/>
+          <w:bCs/>
+        </w:rPr>
+        <w:t xml:space="preserve">Als Dienst betreiben:</w:t>
+      </w:r>
+      <w:r>
+        <w:t xml:space="preserve"> </w:t>
+      </w:r>
+      <w:r>
+        <w:t xml:space="preserve">Richten Sie den Server als Systemdienst (z. B.</w:t>
+      </w:r>
+      <w:r>
+        <w:t xml:space="preserve"> </w:t>
+      </w:r>
+      <w:r>
+        <w:t xml:space="preserve">systemd) ein oder nutzen Sie das offizielle Docker-Image</w:t>
+      </w:r>
+      <w:r>
+        <w:t xml:space="preserve"> </w:t>
+      </w:r>
+      <w:r>
+        <w:rPr>
+          <w:rStyle w:val="VerbatimChar"/>
+        </w:rPr>
+        <w:t xml:space="preserve">solidproject/community-server</w:t>
+      </w:r>
+      <w:r>
+        <w:t xml:space="preserve">; in beiden Fällen geben Sie dieselben</w:t>
+      </w:r>
+      <w:r>
+        <w:t xml:space="preserve"> </w:t>
+      </w:r>
+      <w:r>
+        <w:t xml:space="preserve">Optionen</w:t>
+      </w:r>
+      <w:r>
+        <w:t xml:space="preserve"> </w:t>
+      </w:r>
+      <w:r>
+        <w:rPr>
+          <w:rStyle w:val="VerbatimChar"/>
+        </w:rPr>
+        <w:t xml:space="preserve">-b</w:t>
+      </w:r>
+      <w:r>
+        <w:t xml:space="preserve"> </w:t>
+      </w:r>
+      <w:r>
+        <w:t xml:space="preserve">und</w:t>
+      </w:r>
+      <w:r>
+        <w:t xml:space="preserve"> </w:t>
+      </w:r>
+      <w:r>
+        <w:rPr>
+          <w:rStyle w:val="VerbatimChar"/>
+        </w:rPr>
+        <w:t xml:space="preserve">-f</w:t>
+      </w:r>
+      <w:r>
+        <w:t xml:space="preserve"> </w:t>
+      </w:r>
+      <w:r>
+        <w:t xml:space="preserve">an.</w:t>
+      </w:r>
+    </w:p>
+    <w:p>
+      <w:pPr>
+        <w:pStyle w:val="Compact"/>
+        <w:numPr>
+          <w:ilvl w:val="0"/>
+          <w:numId w:val="1004"/>
+        </w:numPr>
+      </w:pPr>
+      <w:r>
+        <w:rPr>
+          <w:b/>
+          <w:bCs/>
+        </w:rPr>
+        <w:t xml:space="preserve">Datensicherung:</w:t>
+      </w:r>
+      <w:r>
+        <w:t xml:space="preserve"> </w:t>
+      </w:r>
+      <w:r>
+        <w:t xml:space="preserve">Das mit</w:t>
+      </w:r>
+      <w:r>
+        <w:t xml:space="preserve"> </w:t>
+      </w:r>
+      <w:r>
+        <w:rPr>
+          <w:rStyle w:val="VerbatimChar"/>
+        </w:rPr>
+        <w:t xml:space="preserve">-f</w:t>
+      </w:r>
+      <w:r>
+        <w:t xml:space="preserve"> </w:t>
+      </w:r>
+      <w:r>
+        <w:t xml:space="preserve">gewählte Verzeichnis enthält alle Pods als</w:t>
+      </w:r>
+      <w:r>
+        <w:t xml:space="preserve"> </w:t>
+      </w:r>
+      <w:r>
+        <w:t xml:space="preserve">gewöhnliche Dateien. Eine regelmäßige Sicherung dieses Verzeichnisses</w:t>
+      </w:r>
+      <w:r>
+        <w:t xml:space="preserve"> </w:t>
+      </w:r>
+      <w:r>
+        <w:t xml:space="preserve">genügt als Backup.</w:t>
+      </w:r>
+    </w:p>
+    <w:p>
+      <w:pPr>
+        <w:pStyle w:val="Compact"/>
+        <w:numPr>
+          <w:ilvl w:val="0"/>
+          <w:numId w:val="1004"/>
+        </w:numPr>
+      </w:pPr>
+      <w:r>
+        <w:rPr>
+          <w:b/>
+          <w:bCs/>
+        </w:rPr>
+        <w:t xml:space="preserve">Benutzerverwaltung:</w:t>
+      </w:r>
+      <w:r>
+        <w:t xml:space="preserve"> </w:t>
+      </w:r>
+      <w:r>
+        <w:t xml:space="preserve">Neue Nutzer registrieren sich selbst über die</w:t>
+      </w:r>
+      <w:r>
+        <w:t xml:space="preserve"> </w:t>
+      </w:r>
+      <w:r>
+        <w:t xml:space="preserve">Startseite des Servers. Alternativ können Sie Konten und Pods beim</w:t>
+      </w:r>
+      <w:r>
+        <w:t xml:space="preserve"> </w:t>
+      </w:r>
+      <w:r>
+        <w:t xml:space="preserve">Serverstart über die Option</w:t>
+      </w:r>
+      <w:r>
+        <w:t xml:space="preserve"> </w:t>
+      </w:r>
+      <w:r>
+        <w:rPr>
+          <w:rStyle w:val="VerbatimChar"/>
+        </w:rPr>
+        <w:t xml:space="preserve">--seedConfig</w:t>
+      </w:r>
+      <w:r>
+        <w:t xml:space="preserve"> </w:t>
+      </w:r>
+      <w:r>
+        <w:t xml:space="preserve">(eine JSON-Datei mit</w:t>
+      </w:r>
+      <w:r>
+        <w:t xml:space="preserve"> </w:t>
+      </w:r>
+      <w:r>
+        <w:t xml:space="preserve">Kontenliste) vorab anlegen.</w:t>
+      </w:r>
+    </w:p>
+    <w:p>
+      <w:pPr>
+        <w:pStyle w:val="FirstParagraph"/>
+      </w:pPr>
+      <w:r>
+        <w:rPr>
+          <w:b/>
+          <w:bCs/>
+        </w:rPr>
+        <w:t xml:space="preserve">Auch die Anwendung selbst können Sie betreiben:</w:t>
+      </w:r>
+      <w:r>
+        <w:t xml:space="preserve"> </w:t>
+      </w:r>
+      <w:r>
+        <w:t xml:space="preserve">Die Granergize-App</w:t>
+      </w:r>
+      <w:r>
+        <w:t xml:space="preserve"> </w:t>
+      </w:r>
+      <w:r>
+        <w:t xml:space="preserve">ist quelloffen</w:t>
+      </w:r>
+      <w:r>
+        <w:t xml:space="preserve"> </w:t>
+      </w:r>
+      <w:r>
+        <w:t xml:space="preserve">(siehe Abschnitt „Was steckt hinter Granergize”); der Quellcode liegt auf GitHub</w:t>
+      </w:r>
+      <w:r>
+        <w:t xml:space="preserve"> </w:t>
+      </w:r>
+      <w:r>
+        <w:t xml:space="preserve">unter</w:t>
+      </w:r>
+      <w:r>
+        <w:t xml:space="preserve"> </w:t>
+      </w:r>
+      <w:hyperlink r:id="rId40">
+        <w:r>
+          <w:rPr>
+            <w:rStyle w:val="Hyperlink"/>
+          </w:rPr>
+          <w:t xml:space="preserve">github.com/wintechis/granergize-webapp</w:t>
+        </w:r>
+      </w:hyperlink>
+      <w:r>
+        <w:t xml:space="preserve">.</w:t>
+      </w:r>
+      <w:r>
+        <w:t xml:space="preserve"> </w:t>
+      </w:r>
+      <w:r>
+        <w:t xml:space="preserve">Die Anwendung läuft vollständig im Browser und hat kein eigenes Backend:</w:t>
+      </w:r>
+      <w:r>
+        <w:t xml:space="preserve"> </w:t>
+      </w:r>
+      <w:r>
+        <w:rPr>
+          <w:rStyle w:val="VerbatimChar"/>
+        </w:rPr>
+        <w:t xml:space="preserve">deno task build</w:t>
+      </w:r>
+      <w:r>
+        <w:t xml:space="preserve"> </w:t>
+      </w:r>
+      <w:r>
+        <w:t xml:space="preserve">erzeugt einen statischen Build (</w:t>
+      </w:r>
+      <w:r>
+        <w:rPr>
+          <w:rStyle w:val="VerbatimChar"/>
+        </w:rPr>
+        <w:t xml:space="preserve">dist/</w:t>
+      </w:r>
+      <w:r>
+        <w:t xml:space="preserve">), den jeder</w:t>
+      </w:r>
+      <w:r>
+        <w:t xml:space="preserve"> </w:t>
+      </w:r>
+      <w:r>
+        <w:t xml:space="preserve">gewöhnliche Webserver ausliefern kann – etwa derselbe Reverse Proxy, hinter dem</w:t>
+      </w:r>
+      <w:r>
+        <w:t xml:space="preserve"> </w:t>
+      </w:r>
+      <w:r>
+        <w:t xml:space="preserve">Ihr Solid-Server läuft. Damit liegen alle drei Bausteine – Identität, Speicher</w:t>
+      </w:r>
+      <w:r>
+        <w:t xml:space="preserve"> </w:t>
+      </w:r>
+      <w:r>
+        <w:t xml:space="preserve">und Anwendung – auf Infrastruktur, die Sie selbst kontrollieren.</w:t>
+      </w:r>
+    </w:p>
+    <w:p>
+      <w:pPr>
+        <w:pStyle w:val="BlockText"/>
+      </w:pPr>
+      <w:r>
+        <w:rPr>
+          <w:b/>
+          <w:bCs/>
+        </w:rPr>
+        <w:t xml:space="preserve">Hinweis:</w:t>
+      </w:r>
+      <w:r>
+        <w:t xml:space="preserve"> </w:t>
+      </w:r>
+      <w:r>
+        <w:t xml:space="preserve">Auch andere spezifikationskonforme Solid-Server und</w:t>
+      </w:r>
+      <w:r>
+        <w:t xml:space="preserve"> </w:t>
+      </w:r>
+      <w:r>
+        <w:t xml:space="preserve">kommerzielle Anbieter funktionieren mit der Granergize-App – sie ist an</w:t>
+      </w:r>
+      <w:r>
+        <w:t xml:space="preserve"> </w:t>
+      </w:r>
+      <w:r>
+        <w:t xml:space="preserve">keinen Anbieter gebunden. Der Community Solid Server ist lediglich die vom</w:t>
+      </w:r>
+      <w:r>
+        <w:t xml:space="preserve"> </w:t>
+      </w:r>
+      <w:r>
+        <w:t xml:space="preserve">Projekt am intensivsten erprobte Variante.</w:t>
+      </w:r>
+    </w:p>
+    <w:bookmarkEnd w:id="41"/>
+    <w:bookmarkStart w:id="45" w:name="erste-anmeldung-in-der-granergize-app"/>
+    <w:p>
+      <w:pPr>
+        <w:pStyle w:val="Heading2"/>
+      </w:pPr>
+      <w:r>
+        <w:t xml:space="preserve">Erste Anmeldung in der Granergize-App</w:t>
+      </w:r>
+    </w:p>
+    <w:p>
+      <w:pPr>
+        <w:pStyle w:val="FirstParagraph"/>
+      </w:pPr>
+      <w:r>
+        <w:t xml:space="preserve">Nachdem Sie Ihren Solid Pod eingerichtet haben, können Sie sich bei der</w:t>
+      </w:r>
+      <w:r>
+        <w:t xml:space="preserve"> </w:t>
+      </w:r>
+      <w:r>
+        <w:t xml:space="preserve">Granergize-App anmelden. Die Anwendung ist über Ihren Webbrowser zugänglich – Sie müssen nichts</w:t>
+      </w:r>
+      <w:r>
+        <w:t xml:space="preserve"> </w:t>
+      </w:r>
+      <w:r>
+        <w:t xml:space="preserve">installieren.</w:t>
+      </w:r>
+    </w:p>
+    <w:p>
+      <w:pPr>
+        <w:pStyle w:val="Compact"/>
+        <w:numPr>
+          <w:ilvl w:val="0"/>
+          <w:numId w:val="1005"/>
+        </w:numPr>
+      </w:pPr>
+      <w:r>
+        <w:t xml:space="preserve">Öffnen Sie die Granergize-App in Ihrem Browser. Auf der Startseite</w:t>
+      </w:r>
+      <w:r>
+        <w:t xml:space="preserve"> </w:t>
+      </w:r>
+      <w:r>
+        <w:t xml:space="preserve">sehen Sie eine kurze Erklärung der Anwendung und einen „Login”-Button.</w:t>
+      </w:r>
+    </w:p>
+    <w:p>
+      <w:pPr>
+        <w:pStyle w:val="Compact"/>
+        <w:numPr>
+          <w:ilvl w:val="0"/>
+          <w:numId w:val="1005"/>
+        </w:numPr>
+      </w:pPr>
+      <w:r>
+        <w:t xml:space="preserve">Wählen Sie Ihren Identity Provider – den Dienst, der Ihre WebID verwaltet</w:t>
+      </w:r>
+      <w:r>
+        <w:t xml:space="preserve"> </w:t>
+      </w:r>
+      <w:r>
+        <w:t xml:space="preserve">und beim Anmelden bestätigt, dass Sie deren Inhaber sind (in der Regel</w:t>
+      </w:r>
+      <w:r>
+        <w:t xml:space="preserve"> </w:t>
+      </w:r>
+      <w:r>
+        <w:t xml:space="preserve">derselbe Dienst, bei dem auch Ihr Pod liegt). Wenn Sie Ihren Pod bei</w:t>
+      </w:r>
+      <w:r>
+        <w:t xml:space="preserve"> </w:t>
+      </w:r>
+      <w:r>
+        <w:t xml:space="preserve">solidcommunity.net erstellt haben, wählen Sie diesen</w:t>
+      </w:r>
+      <w:r>
+        <w:t xml:space="preserve"> </w:t>
+      </w:r>
+      <w:r>
+        <w:t xml:space="preserve">aus der Liste oder geben Sie die Adresse</w:t>
+      </w:r>
+      <w:r>
+        <w:t xml:space="preserve"> </w:t>
+      </w:r>
+      <w:r>
+        <w:rPr>
+          <w:rStyle w:val="VerbatimChar"/>
+        </w:rPr>
+        <w:t xml:space="preserve">solidcommunity.net</w:t>
+      </w:r>
+      <w:r>
+        <w:t xml:space="preserve"> </w:t>
+      </w:r>
+      <w:r>
+        <w:t xml:space="preserve">ein.</w:t>
+      </w:r>
+      <w:r>
+        <w:t xml:space="preserve"> </w:t>
+      </w:r>
+      <w:r>
+        <w:t xml:space="preserve">Alternativ können Sie auch Ihre vollständige WebID eingeben.</w:t>
+      </w:r>
+    </w:p>
+    <w:p>
+      <w:pPr>
+        <w:pStyle w:val="Compact"/>
+        <w:numPr>
+          <w:ilvl w:val="0"/>
+          <w:numId w:val="1005"/>
+        </w:numPr>
+      </w:pPr>
+      <w:r>
+        <w:t xml:space="preserve">Melden Sie sich beim Identity Provider an und</w:t>
       </w:r>
       <w:r>
         <w:t xml:space="preserve"> </w:t>
@@ -2003,13 +2881,13 @@
         <w:t xml:space="preserve"> </w:t>
       </w:r>
       <w:r>
-        <w:t xml:space="preserve">Sie, dass Granergize</w:t>
-      </w:r>
-      <w:r>
-        <w:t xml:space="preserve"> </w:t>
-      </w:r>
-      <w:r>
-        <w:t xml:space="preserve">Zugriff auf Ihren Pod erhalten darf. Ohne diese Berechtigung kann die</w:t>
+        <w:t xml:space="preserve">Sie, dass die</w:t>
+      </w:r>
+      <w:r>
+        <w:t xml:space="preserve"> </w:t>
+      </w:r>
+      <w:r>
+        <w:t xml:space="preserve">Granergize-App Zugriff auf Ihren Pod erhalten darf. Ohne diese Berechtigung kann die</w:t>
       </w:r>
       <w:r>
         <w:t xml:space="preserve"> </w:t>
@@ -2069,18 +2947,18 @@
           <wp:inline>
             <wp:extent cx="5334000" cy="4000499"/>
             <wp:effectExtent b="0" l="0" r="0" t="0"/>
-            <wp:docPr descr="Anmeldung: Identity Provider wählen" title="" id="39" name="Picture"/>
+            <wp:docPr descr="Anmeldung: Identity Provider wählen" title="" id="43" name="Picture"/>
             <a:graphic>
               <a:graphicData uri="http://schemas.openxmlformats.org/drawingml/2006/picture">
                 <pic:pic>
                   <pic:nvPicPr>
-                    <pic:cNvPr descr="figures/anmelden.png" id="40" name="Picture"/>
+                    <pic:cNvPr descr="figures/anmelden.png" id="44" name="Picture"/>
                     <pic:cNvPicPr>
                       <a:picLocks noChangeArrowheads="1" noChangeAspect="1"/>
                     </pic:cNvPicPr>
                   </pic:nvPicPr>
                   <pic:blipFill>
-                    <a:blip r:embed="rId38"/>
+                    <a:blip r:embed="rId42"/>
                     <a:stretch>
                       <a:fillRect/>
                     </a:stretch>
@@ -2142,7 +3020,7 @@
         <w:t xml:space="preserve"> </w:t>
       </w:r>
       <w:r>
-        <w:t xml:space="preserve">angelegt. Für einen schnellen Einstieg bietet Ihnen Granergize an,</w:t>
+        <w:t xml:space="preserve">angelegt. Für einen schnellen Einstieg bietet Ihnen die Granergize-App an,</w:t>
       </w:r>
       <w:r>
         <w:t xml:space="preserve"> </w:t>
@@ -2268,8 +3146,8 @@
         <w:t xml:space="preserve">hinzufügen und mit der eigentlichen Arbeit beginnen.</w:t>
       </w:r>
     </w:p>
-    <w:bookmarkEnd w:id="41"/>
-    <w:bookmarkStart w:id="42" w:name="ihre-organisation-festlegen"/>
+    <w:bookmarkEnd w:id="45"/>
+    <w:bookmarkStart w:id="46" w:name="ihre-organisation-festlegen"/>
     <w:p>
       <w:pPr>
         <w:pStyle w:val="Heading2"/>
@@ -2347,7 +3225,7 @@
         <w:pStyle w:val="Compact"/>
         <w:numPr>
           <w:ilvl w:val="0"/>
-          <w:numId w:val="1004"/>
+          <w:numId w:val="1006"/>
         </w:numPr>
       </w:pPr>
       <w:r>
@@ -2375,7 +3253,7 @@
         <w:pStyle w:val="Compact"/>
         <w:numPr>
           <w:ilvl w:val="0"/>
-          <w:numId w:val="1004"/>
+          <w:numId w:val="1006"/>
         </w:numPr>
       </w:pPr>
       <w:r>
@@ -2403,7 +3281,7 @@
         <w:pStyle w:val="Compact"/>
         <w:numPr>
           <w:ilvl w:val="0"/>
-          <w:numId w:val="1004"/>
+          <w:numId w:val="1006"/>
         </w:numPr>
       </w:pPr>
       <w:r>
@@ -2425,7 +3303,7 @@
         <w:pStyle w:val="Compact"/>
         <w:numPr>
           <w:ilvl w:val="0"/>
-          <w:numId w:val="1004"/>
+          <w:numId w:val="1006"/>
         </w:numPr>
       </w:pPr>
       <w:r>
@@ -2453,7 +3331,7 @@
         <w:pStyle w:val="Compact"/>
         <w:numPr>
           <w:ilvl w:val="0"/>
-          <w:numId w:val="1004"/>
+          <w:numId w:val="1006"/>
         </w:numPr>
       </w:pPr>
       <w:r>
@@ -2591,29 +3469,35 @@
         <w:t xml:space="preserve"> </w:t>
       </w:r>
       <w:r>
-        <w:t xml:space="preserve">Ihrem Solid-WebID-Profil (über Ihren Pod-Anbieter gepflegt), nicht aus diesem</w:t>
-      </w:r>
-      <w:r>
-        <w:t xml:space="preserve"> </w:t>
-      </w:r>
-      <w:r>
-        <w:t xml:space="preserve">Dialog. Ist dort ein Name hinterlegt, erscheint er überall dort, wo Granergize</w:t>
-      </w:r>
-      <w:r>
-        <w:t xml:space="preserve"> </w:t>
-      </w:r>
-      <w:r>
-        <w:t xml:space="preserve">Sie als Person ausweist – etwa als Absender einer Freigabe.</w:t>
-      </w:r>
-    </w:p>
-    <w:bookmarkEnd w:id="42"/>
-    <w:bookmarkStart w:id="52" w:name="X445e733ce7bf1dd58052a274d528cd9f1260fab"/>
+        <w:t xml:space="preserve">Ihrem Solid-WebID-Profil (Teil Ihrer Identität, gepflegt bei Ihrem Identity</w:t>
+      </w:r>
+      <w:r>
+        <w:t xml:space="preserve"> </w:t>
+      </w:r>
+      <w:r>
+        <w:t xml:space="preserve">Provider), nicht aus diesem</w:t>
+      </w:r>
+      <w:r>
+        <w:t xml:space="preserve"> </w:t>
+      </w:r>
+      <w:r>
+        <w:t xml:space="preserve">Dialog. Ist dort ein Name hinterlegt, erscheint er überall dort, wo die</w:t>
+      </w:r>
+      <w:r>
+        <w:t xml:space="preserve"> </w:t>
+      </w:r>
+      <w:r>
+        <w:t xml:space="preserve">Granergize-App Sie als Person ausweist – etwa als Absender einer Freigabe.</w:t>
+      </w:r>
+    </w:p>
+    <w:bookmarkEnd w:id="46"/>
+    <w:bookmarkStart w:id="56" w:name="Xdbc935233a015ae8edf22cc414651fc0f22dd02"/>
     <w:p>
       <w:pPr>
         <w:pStyle w:val="Heading2"/>
       </w:pPr>
       <w:r>
-        <w:t xml:space="preserve">Wie Granergize Gebäudedaten organisiert und sicher freigibt</w:t>
+        <w:t xml:space="preserve">Wie die Granergize-App Gebäudedaten organisiert und sicher freigibt</w:t>
       </w:r>
     </w:p>
     <w:p>
@@ -2627,7 +3511,7 @@
         <w:t xml:space="preserve"> </w:t>
       </w:r>
       <w:r>
-        <w:t xml:space="preserve">Granergize baut auf dem Solid-Prinzip auf, das eine klare Trennung vorsieht: Ihre</w:t>
+        <w:t xml:space="preserve">Die Granergize-App baut auf dem Solid-Prinzip auf, das eine klare Trennung vorsieht: Ihre</w:t>
       </w:r>
       <w:r>
         <w:t xml:space="preserve"> </w:t>
@@ -2639,16 +3523,106 @@
         <w:t xml:space="preserve"> </w:t>
       </w:r>
       <w:r>
-        <w:t xml:space="preserve">unabhängig. Das bedeutet konkret: Ihre Energiedaten gehören Ihnen und liegen auf</w:t>
-      </w:r>
-      <w:r>
-        <w:t xml:space="preserve"> </w:t>
-      </w:r>
-      <w:r>
-        <w:t xml:space="preserve">Ihrem eigenen Solid Pod – nicht auf einem Server, den andere kontrollieren.</w:t>
-      </w:r>
-    </w:p>
-    <w:bookmarkStart w:id="46" w:name="Xe523239d3eebc2da33e71867c867871d14e4b8a"/>
+        <w:t xml:space="preserve">unabhängig. Das bedeutet konkret: Ihre</w:t>
+      </w:r>
+      <w:r>
+        <w:t xml:space="preserve"> </w:t>
+      </w:r>
+      <w:r>
+        <w:rPr>
+          <w:b/>
+          <w:bCs/>
+        </w:rPr>
+        <w:t xml:space="preserve">Identität</w:t>
+      </w:r>
+      <w:r>
+        <w:t xml:space="preserve"> </w:t>
+      </w:r>
+      <w:r>
+        <w:t xml:space="preserve">ist Ihre WebID samt Profil –</w:t>
+      </w:r>
+      <w:r>
+        <w:t xml:space="preserve"> </w:t>
+      </w:r>
+      <w:r>
+        <w:t xml:space="preserve">sie weist Sie aus, unabhängig davon, wo Ihre Daten liegen. Ihre</w:t>
+      </w:r>
+      <w:r>
+        <w:t xml:space="preserve"> </w:t>
+      </w:r>
+      <w:r>
+        <w:rPr>
+          <w:b/>
+          <w:bCs/>
+        </w:rPr>
+        <w:t xml:space="preserve">Daten</w:t>
+      </w:r>
+      <w:r>
+        <w:t xml:space="preserve"> </w:t>
+      </w:r>
+      <w:r>
+        <w:t xml:space="preserve">gehören</w:t>
+      </w:r>
+      <w:r>
+        <w:t xml:space="preserve"> </w:t>
+      </w:r>
+      <w:r>
+        <w:t xml:space="preserve">Ihnen und liegen auf Ihrem eigenen Solid Pod – nicht auf einem Server, den andere</w:t>
+      </w:r>
+      <w:r>
+        <w:t xml:space="preserve"> </w:t>
+      </w:r>
+      <w:r>
+        <w:t xml:space="preserve">kontrollieren. Und die</w:t>
+      </w:r>
+      <w:r>
+        <w:t xml:space="preserve"> </w:t>
+      </w:r>
+      <w:r>
+        <w:rPr>
+          <w:b/>
+          <w:bCs/>
+        </w:rPr>
+        <w:t xml:space="preserve">Anwendung</w:t>
+      </w:r>
+      <w:r>
+        <w:t xml:space="preserve"> </w:t>
+      </w:r>
+      <w:r>
+        <w:t xml:space="preserve">ist austauschbar: die Granergize-App ist eine von</w:t>
+      </w:r>
+      <w:r>
+        <w:t xml:space="preserve"> </w:t>
+      </w:r>
+      <w:r>
+        <w:t xml:space="preserve">beliebig vielen Anwendungen, die – jeweils nur mit Ihrer Erlaubnis – auf dieselben</w:t>
+      </w:r>
+      <w:r>
+        <w:t xml:space="preserve"> </w:t>
+      </w:r>
+      <w:r>
+        <w:t xml:space="preserve">Daten zugreifen können; keiner der drei Bausteine bindet Sie an die anderen.</w:t>
+      </w:r>
+      <w:r>
+        <w:t xml:space="preserve"> </w:t>
+      </w:r>
+      <w:r>
+        <w:t xml:space="preserve">Die Anwendung selbst ist quelloffen und kann wie Identität und Speicher auf</w:t>
+      </w:r>
+      <w:r>
+        <w:t xml:space="preserve"> </w:t>
+      </w:r>
+      <w:r>
+        <w:t xml:space="preserve">eigener Infrastruktur betrieben werden (siehe Abschnitt „Was steckt hinter</w:t>
+      </w:r>
+      <w:r>
+        <w:t xml:space="preserve"> </w:t>
+      </w:r>
+      <w:r>
+        <w:t xml:space="preserve">Granergize”).</w:t>
+      </w:r>
+    </w:p>
+    <w:bookmarkStart w:id="50" w:name="Xe523239d3eebc2da33e71867c867871d14e4b8a"/>
     <w:p>
       <w:pPr>
         <w:pStyle w:val="Heading3"/>
@@ -2686,7 +3660,7 @@
         <w:t xml:space="preserve"> </w:t>
       </w:r>
       <w:r>
-        <w:t xml:space="preserve">Lists, ACL) geregelt, die Granergize automatisch im Hintergrund erstellt, wenn</w:t>
+        <w:t xml:space="preserve">Lists, ACL) geregelt, die die App automatisch im Hintergrund erstellt, wenn</w:t>
       </w:r>
       <w:r>
         <w:t xml:space="preserve"> </w:t>
@@ -2736,18 +3710,18 @@
           <wp:inline>
             <wp:extent cx="4533900" cy="3602134"/>
             <wp:effectExtent b="0" l="0" r="0" t="0"/>
-            <wp:docPr descr="Web Access Control (WAC): Eine ACL-Datei legt fest, wer (Agent) welche Zugriffsmodi (Read, Write, Control) auf eine Ressource erhält." title="" id="44" name="Picture"/>
+            <wp:docPr descr="Web Access Control (WAC): Eine ACL-Datei legt fest, wer (Agent) welche Zugriffsmodi (Read, Write, Control) auf eine Ressource erhält." title="" id="48" name="Picture"/>
             <a:graphic>
               <a:graphicData uri="http://schemas.openxmlformats.org/drawingml/2006/picture">
                 <pic:pic>
                   <pic:nvPicPr>
-                    <pic:cNvPr descr="figures/wac.png" id="45" name="Picture"/>
+                    <pic:cNvPr descr="figures/wac.png" id="49" name="Picture"/>
                     <pic:cNvPicPr>
                       <a:picLocks noChangeArrowheads="1" noChangeAspect="1"/>
                     </pic:cNvPicPr>
                   </pic:nvPicPr>
                   <pic:blipFill>
-                    <a:blip r:embed="rId43"/>
+                    <a:blip r:embed="rId47"/>
                     <a:stretch>
                       <a:fillRect/>
                     </a:stretch>
@@ -2980,8 +3954,8 @@
         <w:t xml:space="preserve">  acl:mode    acl:Read .</w:t>
       </w:r>
     </w:p>
-    <w:bookmarkEnd w:id="46"/>
-    <w:bookmarkStart w:id="50" w:name="die-strukturierte-datenbasis"/>
+    <w:bookmarkEnd w:id="50"/>
+    <w:bookmarkStart w:id="54" w:name="die-strukturierte-datenbasis"/>
     <w:p>
       <w:pPr>
         <w:pStyle w:val="Heading3"/>
@@ -2995,7 +3969,7 @@
         <w:pStyle w:val="FirstParagraph"/>
       </w:pPr>
       <w:r>
-        <w:t xml:space="preserve">Granergize speichert Ihre Gebäude- und Energiedaten in einer strukturierten Form,</w:t>
+        <w:t xml:space="preserve">Die Granergize-App speichert Ihre Gebäude- und Energiedaten in einer strukturierten Form,</w:t>
       </w:r>
       <w:r>
         <w:t xml:space="preserve"> </w:t>
@@ -3027,7 +4001,7 @@
         <w:pStyle w:val="BodyText"/>
       </w:pPr>
       <w:r>
-        <w:t xml:space="preserve">Granergize trennt grundsätzlich zwei Arten von Informationen:</w:t>
+        <w:t xml:space="preserve">Die App trennt grundsätzlich zwei Arten von Informationen:</w:t>
       </w:r>
       <w:r>
         <w:t xml:space="preserve"> </w:t>
@@ -3111,7 +4085,7 @@
         <w:pStyle w:val="BodyText"/>
       </w:pPr>
       <w:r>
-        <w:t xml:space="preserve">Für jedes Gebäude erstellt Granergize eine Hauptdatei mit allen Stammdaten</w:t>
+        <w:t xml:space="preserve">Für jedes Gebäude erstellt die App eine Hauptdatei mit allen Stammdaten</w:t>
       </w:r>
       <w:r>
         <w:t xml:space="preserve"> </w:t>
@@ -3159,18 +4133,18 @@
           <wp:inline>
             <wp:extent cx="4000500" cy="2299865"/>
             <wp:effectExtent b="0" l="0" r="0" t="0"/>
-            <wp:docPr descr="Struktur des Wissensgraphen: Aufteilung in statische Metadaten und nach Jahren strukturierte Energiemessdaten – jeder Zweig in eigener Datei mit eigener Zugriffskontrolle." title="" id="48" name="Picture"/>
+            <wp:docPr descr="Struktur des Wissensgraphen: Aufteilung in statische Metadaten und nach Jahren strukturierte Energiemessdaten – jeder Zweig in eigener Datei mit eigener Zugriffskontrolle." title="" id="52" name="Picture"/>
             <a:graphic>
               <a:graphicData uri="http://schemas.openxmlformats.org/drawingml/2006/picture">
                 <pic:pic>
                   <pic:nvPicPr>
-                    <pic:cNvPr descr="figures/wissensgraph.png" id="49" name="Picture"/>
+                    <pic:cNvPr descr="figures/wissensgraph.png" id="53" name="Picture"/>
                     <pic:cNvPicPr>
                       <a:picLocks noChangeArrowheads="1" noChangeAspect="1"/>
                     </pic:cNvPicPr>
                   </pic:nvPicPr>
                   <pic:blipFill>
-                    <a:blip r:embed="rId47"/>
+                    <a:blip r:embed="rId51"/>
                     <a:stretch>
                       <a:fillRect/>
                     </a:stretch>
@@ -3205,8 +4179,8 @@
         <w:t xml:space="preserve">Struktur des Wissensgraphen: Aufteilung in statische Metadaten und nach Jahren strukturierte Energiemessdaten – jeder Zweig in eigener Datei mit eigener Zugriffskontrolle.</w:t>
       </w:r>
     </w:p>
-    <w:bookmarkEnd w:id="50"/>
-    <w:bookmarkStart w:id="51" w:name="verknüpfung-mit-externem-wissen"/>
+    <w:bookmarkEnd w:id="54"/>
+    <w:bookmarkStart w:id="55" w:name="verknüpfung-mit-externem-wissen"/>
     <w:p>
       <w:pPr>
         <w:pStyle w:val="Heading3"/>
@@ -3220,7 +4194,7 @@
         <w:pStyle w:val="FirstParagraph"/>
       </w:pPr>
       <w:r>
-        <w:t xml:space="preserve">Ein weiterer Vorteil der strukturierten Datenbasis: Granergize kann Ihre</w:t>
+        <w:t xml:space="preserve">Ein weiterer Vorteil der strukturierten Datenbasis: die App kann Ihre</w:t>
       </w:r>
       <w:r>
         <w:t xml:space="preserve"> </w:t>
@@ -3309,7 +4283,7 @@
         <w:pStyle w:val="Compact"/>
         <w:numPr>
           <w:ilvl w:val="0"/>
-          <w:numId w:val="1005"/>
+          <w:numId w:val="1007"/>
         </w:numPr>
       </w:pPr>
       <w:r>
@@ -3340,7 +4314,7 @@
         <w:pStyle w:val="Compact"/>
         <w:numPr>
           <w:ilvl w:val="0"/>
-          <w:numId w:val="1005"/>
+          <w:numId w:val="1007"/>
         </w:numPr>
       </w:pPr>
       <w:r>
@@ -3371,7 +4345,7 @@
         <w:pStyle w:val="Compact"/>
         <w:numPr>
           <w:ilvl w:val="0"/>
-          <w:numId w:val="1005"/>
+          <w:numId w:val="1007"/>
         </w:numPr>
       </w:pPr>
       <w:r>
@@ -3402,7 +4376,7 @@
         <w:pStyle w:val="Compact"/>
         <w:numPr>
           <w:ilvl w:val="0"/>
-          <w:numId w:val="1005"/>
+          <w:numId w:val="1007"/>
         </w:numPr>
       </w:pPr>
       <w:r>
@@ -3433,7 +4407,7 @@
         <w:pStyle w:val="Compact"/>
         <w:numPr>
           <w:ilvl w:val="0"/>
-          <w:numId w:val="1005"/>
+          <w:numId w:val="1007"/>
         </w:numPr>
       </w:pPr>
       <w:r>
@@ -3464,7 +4438,7 @@
         <w:pStyle w:val="Compact"/>
         <w:numPr>
           <w:ilvl w:val="0"/>
-          <w:numId w:val="1005"/>
+          <w:numId w:val="1007"/>
         </w:numPr>
       </w:pPr>
       <w:r>
@@ -3495,7 +4469,7 @@
         <w:pStyle w:val="Compact"/>
         <w:numPr>
           <w:ilvl w:val="0"/>
-          <w:numId w:val="1005"/>
+          <w:numId w:val="1007"/>
         </w:numPr>
       </w:pPr>
       <w:r>
@@ -3532,7 +4506,7 @@
         <w:pStyle w:val="Compact"/>
         <w:numPr>
           <w:ilvl w:val="0"/>
-          <w:numId w:val="1005"/>
+          <w:numId w:val="1007"/>
         </w:numPr>
       </w:pPr>
       <w:r>
@@ -3564,9 +4538,9 @@
         <w:t xml:space="preserve">Erweiterungen</w:t>
       </w:r>
     </w:p>
-    <w:bookmarkEnd w:id="51"/>
-    <w:bookmarkEnd w:id="52"/>
-    <w:bookmarkStart w:id="56" w:name="gebäude-hinzufügen"/>
+    <w:bookmarkEnd w:id="55"/>
+    <w:bookmarkEnd w:id="56"/>
+    <w:bookmarkStart w:id="60" w:name="gebäude-hinzufügen"/>
     <w:p>
       <w:pPr>
         <w:pStyle w:val="Heading2"/>
@@ -3616,7 +4590,7 @@
         <w:pStyle w:val="Compact"/>
         <w:numPr>
           <w:ilvl w:val="0"/>
-          <w:numId w:val="1006"/>
+          <w:numId w:val="1008"/>
         </w:numPr>
       </w:pPr>
       <w:r>
@@ -3656,7 +4630,7 @@
         <w:pStyle w:val="Compact"/>
         <w:numPr>
           <w:ilvl w:val="0"/>
-          <w:numId w:val="1006"/>
+          <w:numId w:val="1008"/>
         </w:numPr>
       </w:pPr>
       <w:r>
@@ -3864,18 +4838,18 @@
           <wp:inline>
             <wp:extent cx="5334000" cy="4000499"/>
             <wp:effectExtent b="0" l="0" r="0" t="0"/>
-            <wp:docPr descr="Tab „Manage”: das Formular „Add Building” zum Erfassen eines Gebäudes" title="" id="54" name="Picture"/>
+            <wp:docPr descr="Tab „Manage”: das Formular „Add Building” zum Erfassen eines Gebäudes" title="" id="58" name="Picture"/>
             <a:graphic>
               <a:graphicData uri="http://schemas.openxmlformats.org/drawingml/2006/picture">
                 <pic:pic>
                   <pic:nvPicPr>
-                    <pic:cNvPr descr="figures/add-building.png" id="55" name="Picture"/>
+                    <pic:cNvPr descr="figures/add-building.png" id="59" name="Picture"/>
                     <pic:cNvPicPr>
                       <a:picLocks noChangeArrowheads="1" noChangeAspect="1"/>
                     </pic:cNvPicPr>
                   </pic:nvPicPr>
                   <pic:blipFill>
-                    <a:blip r:embed="rId53"/>
+                    <a:blip r:embed="rId57"/>
                     <a:stretch>
                       <a:fillRect/>
                     </a:stretch>
@@ -3960,8 +4934,8 @@
         <w:t xml:space="preserve">).</w:t>
       </w:r>
     </w:p>
-    <w:bookmarkEnd w:id="56"/>
-    <w:bookmarkStart w:id="60" w:name="Xd4e6cbb7b18fe0423323af20d44339d90884c11"/>
+    <w:bookmarkEnd w:id="60"/>
+    <w:bookmarkStart w:id="64" w:name="Xd4e6cbb7b18fe0423323af20d44339d90884c11"/>
     <w:p>
       <w:pPr>
         <w:pStyle w:val="Heading2"/>
@@ -4002,7 +4976,7 @@
         <w:pStyle w:val="Compact"/>
         <w:numPr>
           <w:ilvl w:val="0"/>
-          <w:numId w:val="1007"/>
+          <w:numId w:val="1009"/>
         </w:numPr>
       </w:pPr>
       <w:r>
@@ -4030,7 +5004,7 @@
         <w:pStyle w:val="Compact"/>
         <w:numPr>
           <w:ilvl w:val="0"/>
-          <w:numId w:val="1007"/>
+          <w:numId w:val="1009"/>
         </w:numPr>
       </w:pPr>
       <w:r>
@@ -4098,7 +5072,7 @@
         <w:pStyle w:val="Compact"/>
         <w:numPr>
           <w:ilvl w:val="0"/>
-          <w:numId w:val="1007"/>
+          <w:numId w:val="1009"/>
         </w:numPr>
       </w:pPr>
       <w:r>
@@ -4132,7 +5106,7 @@
         <w:pStyle w:val="Compact"/>
         <w:numPr>
           <w:ilvl w:val="0"/>
-          <w:numId w:val="1007"/>
+          <w:numId w:val="1009"/>
         </w:numPr>
       </w:pPr>
       <w:r>
@@ -4160,7 +5134,7 @@
         <w:pStyle w:val="Compact"/>
         <w:numPr>
           <w:ilvl w:val="0"/>
-          <w:numId w:val="1007"/>
+          <w:numId w:val="1009"/>
         </w:numPr>
       </w:pPr>
       <w:r>
@@ -4198,18 +5172,18 @@
           <wp:inline>
             <wp:extent cx="5334000" cy="153329"/>
             <wp:effectExtent b="0" l="0" r="0" t="0"/>
-            <wp:docPr descr="Aktionen je Gebäude im Tab „Manage”: bearbeiten, Dateien, Energiejahr, teilen, herunterladen, löschen" title="" id="58" name="Picture"/>
+            <wp:docPr descr="Aktionen je Gebäude im Tab „Manage”: bearbeiten, Dateien, Energiejahr, teilen, herunterladen, löschen" title="" id="62" name="Picture"/>
             <a:graphic>
               <a:graphicData uri="http://schemas.openxmlformats.org/drawingml/2006/picture">
                 <pic:pic>
                   <pic:nvPicPr>
-                    <pic:cNvPr descr="figures/manage-actions.png" id="59" name="Picture"/>
+                    <pic:cNvPr descr="figures/manage-actions.png" id="63" name="Picture"/>
                     <pic:cNvPicPr>
                       <a:picLocks noChangeArrowheads="1" noChangeAspect="1"/>
                     </pic:cNvPicPr>
                   </pic:nvPicPr>
                   <pic:blipFill>
-                    <a:blip r:embed="rId57"/>
+                    <a:blip r:embed="rId61"/>
                     <a:stretch>
                       <a:fillRect/>
                     </a:stretch>
@@ -4244,8 +5218,8 @@
         <w:t xml:space="preserve">Aktionen je Gebäude im Tab „Manage”: bearbeiten, Dateien, Energiejahr, teilen, herunterladen, löschen</w:t>
       </w:r>
     </w:p>
-    <w:bookmarkEnd w:id="60"/>
-    <w:bookmarkStart w:id="64" w:name="energiedaten-erfassen-und-aktualisieren"/>
+    <w:bookmarkEnd w:id="64"/>
+    <w:bookmarkStart w:id="68" w:name="energiedaten-erfassen-und-aktualisieren"/>
     <w:p>
       <w:pPr>
         <w:pStyle w:val="Heading2"/>
@@ -4390,7 +5364,7 @@
         <w:pStyle w:val="Compact"/>
         <w:numPr>
           <w:ilvl w:val="0"/>
-          <w:numId w:val="1008"/>
+          <w:numId w:val="1010"/>
         </w:numPr>
       </w:pPr>
       <w:r>
@@ -4424,7 +5398,7 @@
         <w:pStyle w:val="Compact"/>
         <w:numPr>
           <w:ilvl w:val="0"/>
-          <w:numId w:val="1008"/>
+          <w:numId w:val="1010"/>
         </w:numPr>
       </w:pPr>
       <w:r>
@@ -4502,7 +5476,7 @@
         <w:pStyle w:val="Compact"/>
         <w:numPr>
           <w:ilvl w:val="0"/>
-          <w:numId w:val="1008"/>
+          <w:numId w:val="1010"/>
         </w:numPr>
       </w:pPr>
       <w:r>
@@ -4624,399 +5598,12 @@
           <wp:inline>
             <wp:extent cx="5334000" cy="4000499"/>
             <wp:effectExtent b="0" l="0" r="0" t="0"/>
-            <wp:docPr descr="„Add / edit energy year”: Jahresverbrauch erfassen – mit geplanten (Soll) und tatsächlichen (Ist) Werten" title="" id="62" name="Picture"/>
+            <wp:docPr descr="„Add / edit energy year”: Jahresverbrauch erfassen – mit geplanten (Soll) und tatsächlichen (Ist) Werten" title="" id="66" name="Picture"/>
             <a:graphic>
               <a:graphicData uri="http://schemas.openxmlformats.org/drawingml/2006/picture">
                 <pic:pic>
                   <pic:nvPicPr>
-                    <pic:cNvPr descr="figures/energy-year.png" id="63" name="Picture"/>
-                    <pic:cNvPicPr>
-                      <a:picLocks noChangeArrowheads="1" noChangeAspect="1"/>
-                    </pic:cNvPicPr>
-                  </pic:nvPicPr>
-                  <pic:blipFill>
-                    <a:blip r:embed="rId61"/>
-                    <a:stretch>
-                      <a:fillRect/>
-                    </a:stretch>
-                  </pic:blipFill>
-                  <pic:spPr bwMode="auto">
-                    <a:xfrm>
-                      <a:off x="0" y="0"/>
-                      <a:ext cx="5334000" cy="4000499"/>
-                    </a:xfrm>
-                    <a:prstGeom prst="rect">
-                      <a:avLst/>
-                    </a:prstGeom>
-                    <a:noFill/>
-                    <a:ln w="9525">
-                      <a:noFill/>
-                      <a:headEnd/>
-                      <a:tailEnd/>
-                    </a:ln>
-                  </pic:spPr>
-                </pic:pic>
-              </a:graphicData>
-            </a:graphic>
-          </wp:inline>
-        </w:drawing>
-      </w:r>
-    </w:p>
-    <w:p>
-      <w:pPr>
-        <w:pStyle w:val="ImageCaption"/>
-      </w:pPr>
-      <w:r>
-        <w:t xml:space="preserve">„Add / edit energy year”: Jahresverbrauch erfassen – mit geplanten (Soll) und tatsächlichen (Ist) Werten</w:t>
-      </w:r>
-    </w:p>
-    <w:bookmarkEnd w:id="64"/>
-    <w:bookmarkStart w:id="75" w:name="daten-ansehen"/>
-    <w:p>
-      <w:pPr>
-        <w:pStyle w:val="Heading2"/>
-      </w:pPr>
-      <w:r>
-        <w:t xml:space="preserve">Daten ansehen</w:t>
-      </w:r>
-    </w:p>
-    <w:p>
-      <w:pPr>
-        <w:pStyle w:val="FirstParagraph"/>
-      </w:pPr>
-      <w:r>
-        <w:t xml:space="preserve">Wählen Sie im Tab</w:t>
-      </w:r>
-      <w:r>
-        <w:t xml:space="preserve"> </w:t>
-      </w:r>
-      <w:r>
-        <w:rPr>
-          <w:b/>
-          <w:bCs/>
-        </w:rPr>
-        <w:t xml:space="preserve">Explore</w:t>
-      </w:r>
-      <w:r>
-        <w:t xml:space="preserve"> </w:t>
-      </w:r>
-      <w:r>
-        <w:t xml:space="preserve">einen Gebäude-Marker. Jeder Marker zeigt das</w:t>
-      </w:r>
-      <w:r>
-        <w:t xml:space="preserve"> </w:t>
-      </w:r>
-      <w:r>
-        <w:t xml:space="preserve">Firmenlogo des jeweiligen Datenproduzenten, sofern dieses im Dialog</w:t>
-      </w:r>
-      <w:r>
-        <w:t xml:space="preserve"> </w:t>
-      </w:r>
-      <w:r>
-        <w:rPr>
-          <w:b/>
-          <w:bCs/>
-        </w:rPr>
-        <w:t xml:space="preserve">Organisation</w:t>
-      </w:r>
-      <w:r>
-        <w:t xml:space="preserve"> </w:t>
-      </w:r>
-      <w:r>
-        <w:t xml:space="preserve">hinterlegt wurde – andernfalls eine neutrale Standard-Markierung.</w:t>
-      </w:r>
-      <w:r>
-        <w:t xml:space="preserve"> </w:t>
-      </w:r>
-      <w:r>
-        <w:t xml:space="preserve">Im rechten Bereich wechseln Sie über die Reiter zwischen drei Ansichten:</w:t>
-      </w:r>
-    </w:p>
-    <w:p>
-      <w:pPr>
-        <w:pStyle w:val="Compact"/>
-        <w:numPr>
-          <w:ilvl w:val="0"/>
-          <w:numId w:val="1009"/>
-        </w:numPr>
-      </w:pPr>
-      <w:r>
-        <w:rPr>
-          <w:b/>
-          <w:bCs/>
-        </w:rPr>
-        <w:t xml:space="preserve">Building data:</w:t>
-      </w:r>
-      <w:r>
-        <w:t xml:space="preserve"> </w:t>
-      </w:r>
-      <w:r>
-        <w:t xml:space="preserve">die Stammdaten des Gebäudes (Adresse, Fläche, Baujahr,</w:t>
-      </w:r>
-      <w:r>
-        <w:t xml:space="preserve"> </w:t>
-      </w:r>
-      <w:r>
-        <w:t xml:space="preserve">Nutzungsart, Photovoltaik usw.). Ist ein Betreiber hinterlegt, wird dessen WebID</w:t>
-      </w:r>
-      <w:r>
-        <w:t xml:space="preserve"> </w:t>
-      </w:r>
-      <w:r>
-        <w:t xml:space="preserve">als anklickbarer Verweis auf das jeweilige Profil angezeigt.</w:t>
-      </w:r>
-    </w:p>
-    <w:p>
-      <w:pPr>
-        <w:pStyle w:val="Compact"/>
-        <w:numPr>
-          <w:ilvl w:val="0"/>
-          <w:numId w:val="1009"/>
-        </w:numPr>
-      </w:pPr>
-      <w:r>
-        <w:rPr>
-          <w:b/>
-          <w:bCs/>
-        </w:rPr>
-        <w:t xml:space="preserve">Energy data:</w:t>
-      </w:r>
-      <w:r>
-        <w:t xml:space="preserve"> </w:t>
-      </w:r>
-      <w:r>
-        <w:t xml:space="preserve">der Energieverbrauch je Jahr – zunächst als</w:t>
-      </w:r>
-      <w:r>
-        <w:t xml:space="preserve"> </w:t>
-      </w:r>
-      <w:r>
-        <w:rPr>
-          <w:b/>
-          <w:bCs/>
-        </w:rPr>
-        <w:t xml:space="preserve">Übersichtstabelle</w:t>
-      </w:r>
-      <w:r>
-        <w:t xml:space="preserve"> </w:t>
-      </w:r>
-      <w:r>
-        <w:t xml:space="preserve">mit den Jahreswerten, darunter als Diagramm. Haben Sie zu</w:t>
-      </w:r>
-      <w:r>
-        <w:t xml:space="preserve"> </w:t>
-      </w:r>
-      <w:r>
-        <w:t xml:space="preserve">einem Jahr sowohl geplante (Soll-) als auch tatsächliche (Ist-)Werte erfasst, werden</w:t>
-      </w:r>
-      <w:r>
-        <w:t xml:space="preserve"> </w:t>
-      </w:r>
-      <w:r>
-        <w:t xml:space="preserve">beide</w:t>
-      </w:r>
-      <w:r>
-        <w:t xml:space="preserve"> </w:t>
-      </w:r>
-      <w:r>
-        <w:rPr>
-          <w:b/>
-          <w:bCs/>
-        </w:rPr>
-        <w:t xml:space="preserve">nebeneinander</w:t>
-      </w:r>
-      <w:r>
-        <w:t xml:space="preserve"> </w:t>
-      </w:r>
-      <w:r>
-        <w:t xml:space="preserve">dargestellt – so erkennen Sie auf einen Blick, wie nah</w:t>
-      </w:r>
-      <w:r>
-        <w:t xml:space="preserve"> </w:t>
-      </w:r>
-      <w:r>
-        <w:t xml:space="preserve">der reale Verbrauch am Plan liegt (Soll-Ist-Vergleich). Gibt es</w:t>
-      </w:r>
-      <w:r>
-        <w:t xml:space="preserve"> </w:t>
-      </w:r>
-      <w:r>
-        <w:rPr>
-          <w:b/>
-          <w:bCs/>
-        </w:rPr>
-        <w:t xml:space="preserve">mindestens ein</w:t>
-      </w:r>
-      <w:r>
-        <w:rPr>
-          <w:b/>
-          <w:bCs/>
-        </w:rPr>
-        <w:t xml:space="preserve"> </w:t>
-      </w:r>
-      <w:r>
-        <w:rPr>
-          <w:b/>
-          <w:bCs/>
-        </w:rPr>
-        <w:t xml:space="preserve">weiteres Gebäude mit demselben Betreiber</w:t>
-      </w:r>
-      <w:r>
-        <w:t xml:space="preserve"> </w:t>
-      </w:r>
-      <w:r>
-        <w:t xml:space="preserve">(Feld „Operated by”) und</w:t>
-      </w:r>
-      <w:r>
-        <w:t xml:space="preserve"> </w:t>
-      </w:r>
-      <w:r>
-        <w:t xml:space="preserve">Verbrauchsdaten, erscheint in der Übersichtstabelle zusätzlich die Zeile</w:t>
-      </w:r>
-      <w:r>
-        <w:t xml:space="preserve"> </w:t>
-      </w:r>
-      <w:r>
-        <w:rPr>
-          <w:b/>
-          <w:bCs/>
-        </w:rPr>
-        <w:t xml:space="preserve">„Operator average”</w:t>
-      </w:r>
-      <w:r>
-        <w:t xml:space="preserve"> </w:t>
-      </w:r>
-      <w:r>
-        <w:t xml:space="preserve">– der</w:t>
-      </w:r>
-      <w:r>
-        <w:t xml:space="preserve"> </w:t>
-      </w:r>
-      <w:r>
-        <w:rPr>
-          <w:b/>
-          <w:bCs/>
-        </w:rPr>
-        <w:t xml:space="preserve">Betreiber-Durchschnitt</w:t>
-      </w:r>
-      <w:r>
-        <w:t xml:space="preserve"> </w:t>
-      </w:r>
-      <w:r>
-        <w:t xml:space="preserve">als Benchmark. In den</w:t>
-      </w:r>
-      <w:r>
-        <w:t xml:space="preserve"> </w:t>
-      </w:r>
-      <w:r>
-        <w:t xml:space="preserve">Durchschnitt geht jedes Gebäude mit seinem</w:t>
-      </w:r>
-      <w:r>
-        <w:t xml:space="preserve"> </w:t>
-      </w:r>
-      <w:r>
-        <w:rPr>
-          <w:b/>
-          <w:bCs/>
-        </w:rPr>
-        <w:t xml:space="preserve">aktuellsten Ist-Jahr</w:t>
-      </w:r>
-      <w:r>
-        <w:t xml:space="preserve"> </w:t>
-      </w:r>
-      <w:r>
-        <w:t xml:space="preserve">ein; die</w:t>
-      </w:r>
-      <w:r>
-        <w:t xml:space="preserve"> </w:t>
-      </w:r>
-      <w:r>
-        <w:t xml:space="preserve">Jahre müssen also nicht übereinstimmen. Maßgeblich ist allein der eingetragene</w:t>
-      </w:r>
-      <w:r>
-        <w:t xml:space="preserve"> </w:t>
-      </w:r>
-      <w:r>
-        <w:t xml:space="preserve">Betreiber, nicht etwa gleiche Fläche oder gleiches Baujahr – ohne ein zweites</w:t>
-      </w:r>
-      <w:r>
-        <w:t xml:space="preserve"> </w:t>
-      </w:r>
-      <w:r>
-        <w:t xml:space="preserve">Gebäude desselben Betreibers mit Daten zur jeweiligen Kennzahl erscheint kein</w:t>
-      </w:r>
-      <w:r>
-        <w:t xml:space="preserve"> </w:t>
-      </w:r>
-      <w:r>
-        <w:t xml:space="preserve">Benchmark. Trägt ein Gebäude statt Jahreswerten eine</w:t>
-      </w:r>
-      <w:r>
-        <w:t xml:space="preserve"> </w:t>
-      </w:r>
-      <w:r>
-        <w:rPr>
-          <w:b/>
-          <w:bCs/>
-        </w:rPr>
-        <w:t xml:space="preserve">15-Minuten-Messreihe</w:t>
-      </w:r>
-      <w:r>
-        <w:t xml:space="preserve"> </w:t>
-      </w:r>
-      <w:r>
-        <w:t xml:space="preserve">(z. B. aus einem Lastgang-Import), zeigt dieser Reiter stattdessen</w:t>
-      </w:r>
-      <w:r>
-        <w:t xml:space="preserve"> </w:t>
-      </w:r>
-      <w:r>
-        <w:t xml:space="preserve">Zeitreihen-Diagramme: Tagessummen und ein durchschnittliches Tagesprofil.</w:t>
-      </w:r>
-    </w:p>
-    <w:p>
-      <w:pPr>
-        <w:pStyle w:val="Compact"/>
-        <w:numPr>
-          <w:ilvl w:val="0"/>
-          <w:numId w:val="1009"/>
-        </w:numPr>
-      </w:pPr>
-      <w:r>
-        <w:rPr>
-          <w:b/>
-          <w:bCs/>
-        </w:rPr>
-        <w:t xml:space="preserve">Weather data:</w:t>
-      </w:r>
-      <w:r>
-        <w:t xml:space="preserve"> </w:t>
-      </w:r>
-      <w:r>
-        <w:t xml:space="preserve">die zum Standort passenden Wetterdaten, die zur Einordnung des</w:t>
-      </w:r>
-      <w:r>
-        <w:t xml:space="preserve"> </w:t>
-      </w:r>
-      <w:r>
-        <w:t xml:space="preserve">Verbrauchs (z. B. Heizgradtage) herangezogen werden können.</w:t>
-      </w:r>
-    </w:p>
-    <w:p>
-      <w:pPr>
-        <w:pStyle w:val="CaptionedFigure"/>
-      </w:pPr>
-      <w:r>
-        <w:drawing>
-          <wp:inline>
-            <wp:extent cx="5334000" cy="4000499"/>
-            <wp:effectExtent b="0" l="0" r="0" t="0"/>
-            <wp:docPr descr="Gebäudedetails im Explore-Tab mit Reitern" title="" id="66" name="Picture"/>
-            <a:graphic>
-              <a:graphicData uri="http://schemas.openxmlformats.org/drawingml/2006/picture">
-                <pic:pic>
-                  <pic:nvPicPr>
-                    <pic:cNvPr descr="figures/map-tabs.png" id="67" name="Picture"/>
+                    <pic:cNvPr descr="figures/energy-year.png" id="67" name="Picture"/>
                     <pic:cNvPicPr>
                       <a:picLocks noChangeArrowheads="1" noChangeAspect="1"/>
                     </pic:cNvPicPr>
@@ -5054,7 +5641,339 @@
         <w:pStyle w:val="ImageCaption"/>
       </w:pPr>
       <w:r>
-        <w:t xml:space="preserve">Gebäudedetails im Explore-Tab mit Reitern</w:t>
+        <w:t xml:space="preserve">„Add / edit energy year”: Jahresverbrauch erfassen – mit geplanten (Soll) und tatsächlichen (Ist) Werten</w:t>
+      </w:r>
+    </w:p>
+    <w:bookmarkEnd w:id="68"/>
+    <w:bookmarkStart w:id="79" w:name="daten-ansehen"/>
+    <w:p>
+      <w:pPr>
+        <w:pStyle w:val="Heading2"/>
+      </w:pPr>
+      <w:r>
+        <w:t xml:space="preserve">Daten ansehen</w:t>
+      </w:r>
+    </w:p>
+    <w:p>
+      <w:pPr>
+        <w:pStyle w:val="FirstParagraph"/>
+      </w:pPr>
+      <w:r>
+        <w:t xml:space="preserve">Wählen Sie im Tab</w:t>
+      </w:r>
+      <w:r>
+        <w:t xml:space="preserve"> </w:t>
+      </w:r>
+      <w:r>
+        <w:rPr>
+          <w:b/>
+          <w:bCs/>
+        </w:rPr>
+        <w:t xml:space="preserve">Explore</w:t>
+      </w:r>
+      <w:r>
+        <w:t xml:space="preserve"> </w:t>
+      </w:r>
+      <w:r>
+        <w:t xml:space="preserve">einen Gebäude-Marker. Jeder Marker zeigt das</w:t>
+      </w:r>
+      <w:r>
+        <w:t xml:space="preserve"> </w:t>
+      </w:r>
+      <w:r>
+        <w:t xml:space="preserve">Firmenlogo des jeweiligen Datenproduzenten, sofern dieses im Dialog</w:t>
+      </w:r>
+      <w:r>
+        <w:t xml:space="preserve"> </w:t>
+      </w:r>
+      <w:r>
+        <w:rPr>
+          <w:b/>
+          <w:bCs/>
+        </w:rPr>
+        <w:t xml:space="preserve">Organisation</w:t>
+      </w:r>
+      <w:r>
+        <w:t xml:space="preserve"> </w:t>
+      </w:r>
+      <w:r>
+        <w:t xml:space="preserve">hinterlegt wurde – andernfalls eine neutrale Standard-Markierung.</w:t>
+      </w:r>
+      <w:r>
+        <w:t xml:space="preserve"> </w:t>
+      </w:r>
+      <w:r>
+        <w:t xml:space="preserve">Im rechten Bereich wechseln Sie über die Reiter zwischen drei Ansichten:</w:t>
+      </w:r>
+    </w:p>
+    <w:p>
+      <w:pPr>
+        <w:pStyle w:val="Compact"/>
+        <w:numPr>
+          <w:ilvl w:val="0"/>
+          <w:numId w:val="1011"/>
+        </w:numPr>
+      </w:pPr>
+      <w:r>
+        <w:rPr>
+          <w:b/>
+          <w:bCs/>
+        </w:rPr>
+        <w:t xml:space="preserve">Building data:</w:t>
+      </w:r>
+      <w:r>
+        <w:t xml:space="preserve"> </w:t>
+      </w:r>
+      <w:r>
+        <w:t xml:space="preserve">die Stammdaten des Gebäudes (Adresse, Fläche, Baujahr,</w:t>
+      </w:r>
+      <w:r>
+        <w:t xml:space="preserve"> </w:t>
+      </w:r>
+      <w:r>
+        <w:t xml:space="preserve">Nutzungsart, Photovoltaik usw.). Ist ein Betreiber hinterlegt, wird dessen WebID</w:t>
+      </w:r>
+      <w:r>
+        <w:t xml:space="preserve"> </w:t>
+      </w:r>
+      <w:r>
+        <w:t xml:space="preserve">als anklickbarer Verweis auf das jeweilige Profil angezeigt.</w:t>
+      </w:r>
+    </w:p>
+    <w:p>
+      <w:pPr>
+        <w:pStyle w:val="Compact"/>
+        <w:numPr>
+          <w:ilvl w:val="0"/>
+          <w:numId w:val="1011"/>
+        </w:numPr>
+      </w:pPr>
+      <w:r>
+        <w:rPr>
+          <w:b/>
+          <w:bCs/>
+        </w:rPr>
+        <w:t xml:space="preserve">Energy data:</w:t>
+      </w:r>
+      <w:r>
+        <w:t xml:space="preserve"> </w:t>
+      </w:r>
+      <w:r>
+        <w:t xml:space="preserve">der Energieverbrauch je Jahr – zunächst als</w:t>
+      </w:r>
+      <w:r>
+        <w:t xml:space="preserve"> </w:t>
+      </w:r>
+      <w:r>
+        <w:rPr>
+          <w:b/>
+          <w:bCs/>
+        </w:rPr>
+        <w:t xml:space="preserve">Übersichtstabelle</w:t>
+      </w:r>
+      <w:r>
+        <w:t xml:space="preserve"> </w:t>
+      </w:r>
+      <w:r>
+        <w:t xml:space="preserve">mit den Jahreswerten, darunter als Diagramm. Haben Sie zu</w:t>
+      </w:r>
+      <w:r>
+        <w:t xml:space="preserve"> </w:t>
+      </w:r>
+      <w:r>
+        <w:t xml:space="preserve">einem Jahr sowohl geplante (Soll-) als auch tatsächliche (Ist-)Werte erfasst, werden</w:t>
+      </w:r>
+      <w:r>
+        <w:t xml:space="preserve"> </w:t>
+      </w:r>
+      <w:r>
+        <w:t xml:space="preserve">beide</w:t>
+      </w:r>
+      <w:r>
+        <w:t xml:space="preserve"> </w:t>
+      </w:r>
+      <w:r>
+        <w:rPr>
+          <w:b/>
+          <w:bCs/>
+        </w:rPr>
+        <w:t xml:space="preserve">nebeneinander</w:t>
+      </w:r>
+      <w:r>
+        <w:t xml:space="preserve"> </w:t>
+      </w:r>
+      <w:r>
+        <w:t xml:space="preserve">dargestellt – so erkennen Sie auf einen Blick, wie nah</w:t>
+      </w:r>
+      <w:r>
+        <w:t xml:space="preserve"> </w:t>
+      </w:r>
+      <w:r>
+        <w:t xml:space="preserve">der reale Verbrauch am Plan liegt (Soll-Ist-Vergleich). Gibt es</w:t>
+      </w:r>
+      <w:r>
+        <w:t xml:space="preserve"> </w:t>
+      </w:r>
+      <w:r>
+        <w:rPr>
+          <w:b/>
+          <w:bCs/>
+        </w:rPr>
+        <w:t xml:space="preserve">mindestens ein</w:t>
+      </w:r>
+      <w:r>
+        <w:rPr>
+          <w:b/>
+          <w:bCs/>
+        </w:rPr>
+        <w:t xml:space="preserve"> </w:t>
+      </w:r>
+      <w:r>
+        <w:rPr>
+          <w:b/>
+          <w:bCs/>
+        </w:rPr>
+        <w:t xml:space="preserve">weiteres Gebäude mit demselben Betreiber</w:t>
+      </w:r>
+      <w:r>
+        <w:t xml:space="preserve"> </w:t>
+      </w:r>
+      <w:r>
+        <w:t xml:space="preserve">(Feld „Operated by”) und</w:t>
+      </w:r>
+      <w:r>
+        <w:t xml:space="preserve"> </w:t>
+      </w:r>
+      <w:r>
+        <w:t xml:space="preserve">Verbrauchsdaten, erscheint in der Übersichtstabelle zusätzlich die Zeile</w:t>
+      </w:r>
+      <w:r>
+        <w:t xml:space="preserve"> </w:t>
+      </w:r>
+      <w:r>
+        <w:rPr>
+          <w:b/>
+          <w:bCs/>
+        </w:rPr>
+        <w:t xml:space="preserve">„Operator average”</w:t>
+      </w:r>
+      <w:r>
+        <w:t xml:space="preserve"> </w:t>
+      </w:r>
+      <w:r>
+        <w:t xml:space="preserve">– der</w:t>
+      </w:r>
+      <w:r>
+        <w:t xml:space="preserve"> </w:t>
+      </w:r>
+      <w:r>
+        <w:rPr>
+          <w:b/>
+          <w:bCs/>
+        </w:rPr>
+        <w:t xml:space="preserve">Betreiber-Durchschnitt</w:t>
+      </w:r>
+      <w:r>
+        <w:t xml:space="preserve"> </w:t>
+      </w:r>
+      <w:r>
+        <w:t xml:space="preserve">als Benchmark. In den</w:t>
+      </w:r>
+      <w:r>
+        <w:t xml:space="preserve"> </w:t>
+      </w:r>
+      <w:r>
+        <w:t xml:space="preserve">Durchschnitt geht jedes Gebäude mit seinem</w:t>
+      </w:r>
+      <w:r>
+        <w:t xml:space="preserve"> </w:t>
+      </w:r>
+      <w:r>
+        <w:rPr>
+          <w:b/>
+          <w:bCs/>
+        </w:rPr>
+        <w:t xml:space="preserve">aktuellsten Ist-Jahr</w:t>
+      </w:r>
+      <w:r>
+        <w:t xml:space="preserve"> </w:t>
+      </w:r>
+      <w:r>
+        <w:t xml:space="preserve">ein; die</w:t>
+      </w:r>
+      <w:r>
+        <w:t xml:space="preserve"> </w:t>
+      </w:r>
+      <w:r>
+        <w:t xml:space="preserve">Jahre müssen also nicht übereinstimmen. Maßgeblich ist allein der eingetragene</w:t>
+      </w:r>
+      <w:r>
+        <w:t xml:space="preserve"> </w:t>
+      </w:r>
+      <w:r>
+        <w:t xml:space="preserve">Betreiber, nicht etwa gleiche Fläche oder gleiches Baujahr – ohne ein zweites</w:t>
+      </w:r>
+      <w:r>
+        <w:t xml:space="preserve"> </w:t>
+      </w:r>
+      <w:r>
+        <w:t xml:space="preserve">Gebäude desselben Betreibers mit Daten zur jeweiligen Kennzahl erscheint kein</w:t>
+      </w:r>
+      <w:r>
+        <w:t xml:space="preserve"> </w:t>
+      </w:r>
+      <w:r>
+        <w:t xml:space="preserve">Benchmark. Trägt ein Gebäude statt Jahreswerten eine</w:t>
+      </w:r>
+      <w:r>
+        <w:t xml:space="preserve"> </w:t>
+      </w:r>
+      <w:r>
+        <w:rPr>
+          <w:b/>
+          <w:bCs/>
+        </w:rPr>
+        <w:t xml:space="preserve">15-Minuten-Messreihe</w:t>
+      </w:r>
+      <w:r>
+        <w:t xml:space="preserve"> </w:t>
+      </w:r>
+      <w:r>
+        <w:t xml:space="preserve">(z. B. aus einem Lastgang-Import), zeigt dieser Reiter stattdessen</w:t>
+      </w:r>
+      <w:r>
+        <w:t xml:space="preserve"> </w:t>
+      </w:r>
+      <w:r>
+        <w:t xml:space="preserve">Zeitreihen-Diagramme: Tagessummen und ein durchschnittliches Tagesprofil.</w:t>
+      </w:r>
+    </w:p>
+    <w:p>
+      <w:pPr>
+        <w:pStyle w:val="Compact"/>
+        <w:numPr>
+          <w:ilvl w:val="0"/>
+          <w:numId w:val="1011"/>
+        </w:numPr>
+      </w:pPr>
+      <w:r>
+        <w:rPr>
+          <w:b/>
+          <w:bCs/>
+        </w:rPr>
+        <w:t xml:space="preserve">Weather data:</w:t>
+      </w:r>
+      <w:r>
+        <w:t xml:space="preserve"> </w:t>
+      </w:r>
+      <w:r>
+        <w:t xml:space="preserve">die zum Standort passenden Wetterdaten, die zur Einordnung des</w:t>
+      </w:r>
+      <w:r>
+        <w:t xml:space="preserve"> </w:t>
+      </w:r>
+      <w:r>
+        <w:t xml:space="preserve">Verbrauchs (z. B. Heizgradtage) herangezogen werden können.</w:t>
       </w:r>
     </w:p>
     <w:p>
@@ -5066,18 +5985,18 @@
           <wp:inline>
             <wp:extent cx="5334000" cy="4000499"/>
             <wp:effectExtent b="0" l="0" r="0" t="0"/>
-            <wp:docPr descr="Reiter „Energy data”: Jahresübersicht mit dem Betreiber-Durchschnitt („Operator average”)" title="" id="69" name="Picture"/>
+            <wp:docPr descr="Gebäudedetails im Explore-Tab mit Reitern" title="" id="70" name="Picture"/>
             <a:graphic>
               <a:graphicData uri="http://schemas.openxmlformats.org/drawingml/2006/picture">
                 <pic:pic>
                   <pic:nvPicPr>
-                    <pic:cNvPr descr="figures/energy-data-tab.png" id="70" name="Picture"/>
+                    <pic:cNvPr descr="figures/map-tabs.png" id="71" name="Picture"/>
                     <pic:cNvPicPr>
                       <a:picLocks noChangeArrowheads="1" noChangeAspect="1"/>
                     </pic:cNvPicPr>
                   </pic:nvPicPr>
                   <pic:blipFill>
-                    <a:blip r:embed="rId68"/>
+                    <a:blip r:embed="rId69"/>
                     <a:stretch>
                       <a:fillRect/>
                     </a:stretch>
@@ -5109,212 +6028,7 @@
         <w:pStyle w:val="ImageCaption"/>
       </w:pPr>
       <w:r>
-        <w:t xml:space="preserve">Reiter „Energy data”: Jahresübersicht mit dem Betreiber-Durchschnitt („Operator average”)</w:t>
-      </w:r>
-    </w:p>
-    <w:bookmarkStart w:id="74" w:name="X0cf3c80cb7d957a2b3d7bb874fcb741b90073f7"/>
-    <w:p>
-      <w:pPr>
-        <w:pStyle w:val="Heading3"/>
-      </w:pPr>
-      <w:r>
-        <w:t xml:space="preserve">Energie-Detailseite eines Gebäudes (Direktaufruf)</w:t>
-      </w:r>
-    </w:p>
-    <w:p>
-      <w:pPr>
-        <w:pStyle w:val="FirstParagraph"/>
-      </w:pPr>
-      <w:r>
-        <w:t xml:space="preserve">Zu jedem Gebäude gibt es zusätzlich eine eigenständige Energie-Detailseite, die</w:t>
-      </w:r>
-      <w:r>
-        <w:t xml:space="preserve"> </w:t>
-      </w:r>
-      <w:r>
-        <w:t xml:space="preserve">Sie direkt über die Adresszeile des Browsers aufrufen und als</w:t>
-      </w:r>
-      <w:r>
-        <w:t xml:space="preserve"> </w:t>
-      </w:r>
-      <w:r>
-        <w:rPr>
-          <w:b/>
-          <w:bCs/>
-        </w:rPr>
-        <w:t xml:space="preserve">Lesezeichen</w:t>
-      </w:r>
-      <w:r>
-        <w:t xml:space="preserve"> </w:t>
-      </w:r>
-      <w:r>
-        <w:t xml:space="preserve">ablegen können:</w:t>
-      </w:r>
-      <w:r>
-        <w:t xml:space="preserve"> </w:t>
-      </w:r>
-      <w:r>
-        <w:rPr>
-          <w:rStyle w:val="VerbatimChar"/>
-        </w:rPr>
-        <w:t xml:space="preserve">…/#/energy/&lt;Gebäude-ID&gt;</w:t>
-      </w:r>
-      <w:r>
-        <w:t xml:space="preserve"> </w:t>
-      </w:r>
-      <w:r>
-        <w:t xml:space="preserve">(die Gebäude-ID ist der technische</w:t>
-      </w:r>
-      <w:r>
-        <w:t xml:space="preserve"> </w:t>
-      </w:r>
-      <w:r>
-        <w:t xml:space="preserve">Bezeichner des Gebäudes). Die Seite zeigt die Kennzahlen des</w:t>
-      </w:r>
-      <w:r>
-        <w:t xml:space="preserve"> </w:t>
-      </w:r>
-      <w:r>
-        <w:rPr>
-          <w:b/>
-          <w:bCs/>
-        </w:rPr>
-        <w:t xml:space="preserve">aktuellsten erfassten Jahres</w:t>
-      </w:r>
-      <w:r>
-        <w:t xml:space="preserve"> </w:t>
-      </w:r>
-      <w:r>
-        <w:t xml:space="preserve">als Tabelle und stellt jedem Wert bis zu drei Vergleichswerte gegenüber:</w:t>
-      </w:r>
-    </w:p>
-    <w:p>
-      <w:pPr>
-        <w:pStyle w:val="Compact"/>
-        <w:numPr>
-          <w:ilvl w:val="0"/>
-          <w:numId w:val="1010"/>
-        </w:numPr>
-      </w:pPr>
-      <w:r>
-        <w:rPr>
-          <w:b/>
-          <w:bCs/>
-        </w:rPr>
-        <w:t xml:space="preserve">Portfolio average</w:t>
-      </w:r>
-      <w:r>
-        <w:t xml:space="preserve"> </w:t>
-      </w:r>
-      <w:r>
-        <w:t xml:space="preserve">– der Durchschnitt über Ihre eigenen Gebäude.</w:t>
-      </w:r>
-    </w:p>
-    <w:p>
-      <w:pPr>
-        <w:pStyle w:val="Compact"/>
-        <w:numPr>
-          <w:ilvl w:val="0"/>
-          <w:numId w:val="1010"/>
-        </w:numPr>
-      </w:pPr>
-      <w:r>
-        <w:rPr>
-          <w:b/>
-          <w:bCs/>
-        </w:rPr>
-        <w:t xml:space="preserve">Operator average</w:t>
-      </w:r>
-      <w:r>
-        <w:t xml:space="preserve"> </w:t>
-      </w:r>
-      <w:r>
-        <w:t xml:space="preserve">– der Betreiber-Durchschnitt (siehe oben): Gebäude</w:t>
-      </w:r>
-      <w:r>
-        <w:t xml:space="preserve"> </w:t>
-      </w:r>
-      <w:r>
-        <w:t xml:space="preserve">desselben Betreibers, jedes mit seinem aktuellsten Ist-Jahr.</w:t>
-      </w:r>
-    </w:p>
-    <w:p>
-      <w:pPr>
-        <w:pStyle w:val="Compact"/>
-        <w:numPr>
-          <w:ilvl w:val="0"/>
-          <w:numId w:val="1010"/>
-        </w:numPr>
-      </w:pPr>
-      <w:r>
-        <w:rPr>
-          <w:b/>
-          <w:bCs/>
-        </w:rPr>
-        <w:t xml:space="preserve">Benchmark</w:t>
-      </w:r>
-      <w:r>
-        <w:t xml:space="preserve"> </w:t>
-      </w:r>
-      <w:r>
-        <w:t xml:space="preserve">– ein extern berechneter Vergleichswert, den ein</w:t>
-      </w:r>
-      <w:r>
-        <w:t xml:space="preserve"> </w:t>
-      </w:r>
-      <w:r>
-        <w:t xml:space="preserve">Benchmark-Dienstleister als aggregierte Ansicht mit Ihnen geteilt hat.</w:t>
-      </w:r>
-    </w:p>
-    <w:p>
-      <w:pPr>
-        <w:pStyle w:val="FirstParagraph"/>
-      </w:pPr>
-      <w:r>
-        <w:t xml:space="preserve">Der eigene Wert wird farblich eingeordnet – grün, wenn er unter dem</w:t>
-      </w:r>
-      <w:r>
-        <w:t xml:space="preserve"> </w:t>
-      </w:r>
-      <w:r>
-        <w:t xml:space="preserve">Vergleichswert liegt, rot darüber; je größer die Abweichung, desto kräftiger die</w:t>
-      </w:r>
-      <w:r>
-        <w:t xml:space="preserve"> </w:t>
-      </w:r>
-      <w:r>
-        <w:t xml:space="preserve">Färbung. Als Maßstab dient dabei der</w:t>
-      </w:r>
-      <w:r>
-        <w:t xml:space="preserve"> </w:t>
-      </w:r>
-      <w:r>
-        <w:rPr>
-          <w:b/>
-          <w:bCs/>
-        </w:rPr>
-        <w:t xml:space="preserve">spezifischste verfügbare Vergleich</w:t>
-      </w:r>
-      <w:r>
-        <w:t xml:space="preserve">: der</w:t>
-      </w:r>
-      <w:r>
-        <w:t xml:space="preserve"> </w:t>
-      </w:r>
-      <w:r>
-        <w:t xml:space="preserve">externe Benchmark vor dem Betreiber-Durchschnitt vor dem Portfolio-Durchschnitt.</w:t>
-      </w:r>
-      <w:r>
-        <w:t xml:space="preserve"> </w:t>
-      </w:r>
-      <w:r>
-        <w:t xml:space="preserve">Damit vereint diese Seite die drei Vergleichsperspektiven – eigenes Portfolio,</w:t>
-      </w:r>
-      <w:r>
-        <w:t xml:space="preserve"> </w:t>
-      </w:r>
-      <w:r>
-        <w:t xml:space="preserve">Betreiber, externer Benchmark – in einer Ansicht.</w:t>
+        <w:t xml:space="preserve">Gebäudedetails im Explore-Tab mit Reitern</w:t>
       </w:r>
     </w:p>
     <w:p>
@@ -5326,18 +6040,18 @@
           <wp:inline>
             <wp:extent cx="5334000" cy="4000499"/>
             <wp:effectExtent b="0" l="0" r="0" t="0"/>
-            <wp:docPr descr="Energie-Detailseite: eigener Verbrauch neben Portfolio-, Betreiber- und Benchmark-Vergleich" title="" id="72" name="Picture"/>
+            <wp:docPr descr="Reiter „Energy data”: Jahresübersicht mit dem Betreiber-Durchschnitt („Operator average”)" title="" id="73" name="Picture"/>
             <a:graphic>
               <a:graphicData uri="http://schemas.openxmlformats.org/drawingml/2006/picture">
                 <pic:pic>
                   <pic:nvPicPr>
-                    <pic:cNvPr descr="figures/energy-detail.png" id="73" name="Picture"/>
+                    <pic:cNvPr descr="figures/energy-data-tab.png" id="74" name="Picture"/>
                     <pic:cNvPicPr>
                       <a:picLocks noChangeArrowheads="1" noChangeAspect="1"/>
                     </pic:cNvPicPr>
                   </pic:nvPicPr>
                   <pic:blipFill>
-                    <a:blip r:embed="rId71"/>
+                    <a:blip r:embed="rId72"/>
                     <a:stretch>
                       <a:fillRect/>
                     </a:stretch>
@@ -5369,18 +6083,16 @@
         <w:pStyle w:val="ImageCaption"/>
       </w:pPr>
       <w:r>
-        <w:t xml:space="preserve">Energie-Detailseite: eigener Verbrauch neben Portfolio-, Betreiber- und Benchmark-Vergleich</w:t>
-      </w:r>
-    </w:p>
-    <w:bookmarkEnd w:id="74"/>
-    <w:bookmarkEnd w:id="75"/>
-    <w:bookmarkStart w:id="79" w:name="X3c2472b6ac3894956d87fda076b194db0e74caf"/>
-    <w:p>
-      <w:pPr>
-        <w:pStyle w:val="Heading2"/>
-      </w:pPr>
-      <w:r>
-        <w:t xml:space="preserve">Gebäude nach Energieverbrauch einordnen (Energie-Linse)</w:t>
+        <w:t xml:space="preserve">Reiter „Energy data”: Jahresübersicht mit dem Betreiber-Durchschnitt („Operator average”)</w:t>
+      </w:r>
+    </w:p>
+    <w:bookmarkStart w:id="78" w:name="X0cf3c80cb7d957a2b3d7bb874fcb741b90073f7"/>
+    <w:p>
+      <w:pPr>
+        <w:pStyle w:val="Heading3"/>
+      </w:pPr>
+      <w:r>
+        <w:t xml:space="preserve">Energie-Detailseite eines Gebäudes (Direktaufruf)</w:t>
       </w:r>
     </w:p>
     <w:p>
@@ -5388,42 +6100,66 @@
         <w:pStyle w:val="FirstParagraph"/>
       </w:pPr>
       <w:r>
-        <w:t xml:space="preserve">Die Karte im Tab</w:t>
-      </w:r>
-      <w:r>
-        <w:t xml:space="preserve"> </w:t>
-      </w:r>
-      <w:r>
-        <w:rPr>
-          <w:b/>
-          <w:bCs/>
-        </w:rPr>
-        <w:t xml:space="preserve">Explore</w:t>
-      </w:r>
-      <w:r>
-        <w:t xml:space="preserve"> </w:t>
-      </w:r>
-      <w:r>
-        <w:t xml:space="preserve">kann die Gebäude-Marker auf zwei Arten einfärben.</w:t>
-      </w:r>
-      <w:r>
-        <w:t xml:space="preserve"> </w:t>
-      </w:r>
-      <w:r>
-        <w:t xml:space="preserve">Über den Umschalter unten an der Karte wählen Sie die</w:t>
-      </w:r>
-      <w:r>
-        <w:t xml:space="preserve"> </w:t>
-      </w:r>
-      <w:r>
-        <w:rPr>
-          <w:b/>
-          <w:bCs/>
-        </w:rPr>
-        <w:t xml:space="preserve">Linse</w:t>
-      </w:r>
-      <w:r>
-        <w:t xml:space="preserve">:</w:t>
+        <w:t xml:space="preserve">Zu jedem Gebäude gibt es zusätzlich eine eigenständige Energie-Detailseite, die</w:t>
+      </w:r>
+      <w:r>
+        <w:t xml:space="preserve"> </w:t>
+      </w:r>
+      <w:r>
+        <w:t xml:space="preserve">Sie direkt über die Adresszeile des Browsers aufrufen und als</w:t>
+      </w:r>
+      <w:r>
+        <w:t xml:space="preserve"> </w:t>
+      </w:r>
+      <w:r>
+        <w:rPr>
+          <w:b/>
+          <w:bCs/>
+        </w:rPr>
+        <w:t xml:space="preserve">Lesezeichen</w:t>
+      </w:r>
+      <w:r>
+        <w:t xml:space="preserve"> </w:t>
+      </w:r>
+      <w:r>
+        <w:t xml:space="preserve">ablegen können:</w:t>
+      </w:r>
+      <w:r>
+        <w:t xml:space="preserve"> </w:t>
+      </w:r>
+      <w:r>
+        <w:rPr>
+          <w:rStyle w:val="VerbatimChar"/>
+        </w:rPr>
+        <w:t xml:space="preserve">…/#/energy/&lt;Gebäude-ID&gt;</w:t>
+      </w:r>
+      <w:r>
+        <w:t xml:space="preserve"> </w:t>
+      </w:r>
+      <w:r>
+        <w:t xml:space="preserve">(die Gebäude-ID ist der technische</w:t>
+      </w:r>
+      <w:r>
+        <w:t xml:space="preserve"> </w:t>
+      </w:r>
+      <w:r>
+        <w:t xml:space="preserve">Bezeichner des Gebäudes). Die Seite zeigt die Kennzahlen des</w:t>
+      </w:r>
+      <w:r>
+        <w:t xml:space="preserve"> </w:t>
+      </w:r>
+      <w:r>
+        <w:rPr>
+          <w:b/>
+          <w:bCs/>
+        </w:rPr>
+        <w:t xml:space="preserve">aktuellsten erfassten Jahres</w:t>
+      </w:r>
+      <w:r>
+        <w:t xml:space="preserve"> </w:t>
+      </w:r>
+      <w:r>
+        <w:t xml:space="preserve">als Tabelle und stellt jedem Wert bis zu drei Vergleichswerte gegenüber:</w:t>
       </w:r>
     </w:p>
     <w:p>
@@ -5431,7 +6167,7 @@
         <w:pStyle w:val="Compact"/>
         <w:numPr>
           <w:ilvl w:val="0"/>
-          <w:numId w:val="1011"/>
+          <w:numId w:val="1012"/>
         </w:numPr>
       </w:pPr>
       <w:r>
@@ -5439,45 +6175,13 @@
           <w:b/>
           <w:bCs/>
         </w:rPr>
-        <w:t xml:space="preserve">Ownership</w:t>
-      </w:r>
-      <w:r>
-        <w:t xml:space="preserve"> </w:t>
-      </w:r>
-      <w:r>
-        <w:t xml:space="preserve">(Voreinstellung): unterscheidet farblich nur Ihre</w:t>
-      </w:r>
-      <w:r>
-        <w:t xml:space="preserve"> </w:t>
-      </w:r>
-      <w:r>
-        <w:rPr>
-          <w:b/>
-          <w:bCs/>
-        </w:rPr>
-        <w:t xml:space="preserve">eigenen</w:t>
-      </w:r>
-      <w:r>
-        <w:t xml:space="preserve"> </w:t>
-      </w:r>
-      <w:r>
-        <w:t xml:space="preserve">Gebäude von solchen, die</w:t>
-      </w:r>
-      <w:r>
-        <w:t xml:space="preserve"> </w:t>
-      </w:r>
-      <w:r>
-        <w:rPr>
-          <w:b/>
-          <w:bCs/>
-        </w:rPr>
-        <w:t xml:space="preserve">andere mit Ihnen geteilt</w:t>
-      </w:r>
-      <w:r>
-        <w:t xml:space="preserve"> </w:t>
-      </w:r>
-      <w:r>
-        <w:t xml:space="preserve">haben.</w:t>
+        <w:t xml:space="preserve">Portfolio average</w:t>
+      </w:r>
+      <w:r>
+        <w:t xml:space="preserve"> </w:t>
+      </w:r>
+      <w:r>
+        <w:t xml:space="preserve">– der Durchschnitt über Ihre eigenen Gebäude.</w:t>
       </w:r>
     </w:p>
     <w:p>
@@ -5485,7 +6189,7 @@
         <w:pStyle w:val="Compact"/>
         <w:numPr>
           <w:ilvl w:val="0"/>
-          <w:numId w:val="1011"/>
+          <w:numId w:val="1012"/>
         </w:numPr>
       </w:pPr>
       <w:r>
@@ -5493,53 +6197,47 @@
           <w:b/>
           <w:bCs/>
         </w:rPr>
-        <w:t xml:space="preserve">Energy:</w:t>
-      </w:r>
-      <w:r>
-        <w:t xml:space="preserve"> </w:t>
-      </w:r>
-      <w:r>
-        <w:t xml:space="preserve">färbt jeden Marker nach dem</w:t>
-      </w:r>
-      <w:r>
-        <w:t xml:space="preserve"> </w:t>
-      </w:r>
-      <w:r>
-        <w:rPr>
-          <w:b/>
-          <w:bCs/>
-        </w:rPr>
-        <w:t xml:space="preserve">Energieverbrauch</w:t>
-      </w:r>
-      <w:r>
-        <w:t xml:space="preserve"> </w:t>
-      </w:r>
-      <w:r>
-        <w:t xml:space="preserve">ein – von „More</w:t>
-      </w:r>
-      <w:r>
-        <w:t xml:space="preserve"> </w:t>
-      </w:r>
-      <w:r>
-        <w:t xml:space="preserve">efficient” über „Typical” bis „Less efficient”; Gebäude ohne auswertbare</w:t>
-      </w:r>
-      <w:r>
-        <w:t xml:space="preserve"> </w:t>
-      </w:r>
-      <w:r>
-        <w:t xml:space="preserve">Energiedaten bleiben neutral („No energy data”). Damit setzt die Karte den</w:t>
-      </w:r>
-      <w:r>
-        <w:t xml:space="preserve"> </w:t>
-      </w:r>
-      <w:r>
-        <w:t xml:space="preserve">Anwendungsfall „Vertriebsoptimierung” um: Ein Objekt ist auf einen Blick als</w:t>
-      </w:r>
-      <w:r>
-        <w:t xml:space="preserve"> </w:t>
-      </w:r>
-      <w:r>
-        <w:t xml:space="preserve">energieeffizienter oder -ineffizienter als seine Nachbarn erkennbar.</w:t>
+        <w:t xml:space="preserve">Operator average</w:t>
+      </w:r>
+      <w:r>
+        <w:t xml:space="preserve"> </w:t>
+      </w:r>
+      <w:r>
+        <w:t xml:space="preserve">– der Betreiber-Durchschnitt (siehe oben): Gebäude</w:t>
+      </w:r>
+      <w:r>
+        <w:t xml:space="preserve"> </w:t>
+      </w:r>
+      <w:r>
+        <w:t xml:space="preserve">desselben Betreibers, jedes mit seinem aktuellsten Ist-Jahr.</w:t>
+      </w:r>
+    </w:p>
+    <w:p>
+      <w:pPr>
+        <w:pStyle w:val="Compact"/>
+        <w:numPr>
+          <w:ilvl w:val="0"/>
+          <w:numId w:val="1012"/>
+        </w:numPr>
+      </w:pPr>
+      <w:r>
+        <w:rPr>
+          <w:b/>
+          <w:bCs/>
+        </w:rPr>
+        <w:t xml:space="preserve">Benchmark</w:t>
+      </w:r>
+      <w:r>
+        <w:t xml:space="preserve"> </w:t>
+      </w:r>
+      <w:r>
+        <w:t xml:space="preserve">– ein extern berechneter Vergleichswert, den ein</w:t>
+      </w:r>
+      <w:r>
+        <w:t xml:space="preserve"> </w:t>
+      </w:r>
+      <w:r>
+        <w:t xml:space="preserve">Benchmark-Dienstleister als aggregierte Ansicht mit Ihnen geteilt hat.</w:t>
       </w:r>
     </w:p>
     <w:p>
@@ -5547,147 +6245,50 @@
         <w:pStyle w:val="FirstParagraph"/>
       </w:pPr>
       <w:r>
-        <w:t xml:space="preserve">Die Einordnung erfolgt nach der</w:t>
-      </w:r>
-      <w:r>
-        <w:t xml:space="preserve"> </w:t>
-      </w:r>
-      <w:r>
-        <w:rPr>
-          <w:b/>
-          <w:bCs/>
-        </w:rPr>
-        <w:t xml:space="preserve">Energieintensität</w:t>
-      </w:r>
-      <w:r>
-        <w:t xml:space="preserve"> </w:t>
-      </w:r>
-      <w:r>
-        <w:t xml:space="preserve">(Verbrauch je m² Fläche,</w:t>
-      </w:r>
-      <w:r>
-        <w:t xml:space="preserve"> </w:t>
-      </w:r>
-      <w:r>
-        <w:t xml:space="preserve">kWh/m²/a), nicht nach dem absoluten Verbrauch – so wird eine große, effiziente</w:t>
-      </w:r>
-      <w:r>
-        <w:t xml:space="preserve"> </w:t>
-      </w:r>
-      <w:r>
-        <w:t xml:space="preserve">Halle nicht schlechter bewertet als ein kleiner, ineffizienter Bau. Maßgeblich</w:t>
-      </w:r>
-      <w:r>
-        <w:t xml:space="preserve"> </w:t>
-      </w:r>
-      <w:r>
-        <w:t xml:space="preserve">ist der</w:t>
-      </w:r>
-      <w:r>
-        <w:t xml:space="preserve"> </w:t>
-      </w:r>
-      <w:r>
-        <w:rPr>
-          <w:b/>
-          <w:bCs/>
-        </w:rPr>
-        <w:t xml:space="preserve">aktuellste</w:t>
-      </w:r>
-      <w:r>
-        <w:t xml:space="preserve"> </w:t>
-      </w:r>
-      <w:r>
-        <w:t xml:space="preserve">erfasste Jahreswert; die Fläche entnimmt die Anwendung den</w:t>
-      </w:r>
-      <w:r>
-        <w:t xml:space="preserve"> </w:t>
-      </w:r>
-      <w:r>
-        <w:t xml:space="preserve">Stammdaten (Hallenfläche, ersatzweise Gebäude- oder Bürofläche). Fehlt einem</w:t>
-      </w:r>
-      <w:r>
-        <w:t xml:space="preserve"> </w:t>
-      </w:r>
-      <w:r>
-        <w:t xml:space="preserve">Gebäude die Fläche oder ein Jahresverbrauch, lässt sich keine Intensität</w:t>
-      </w:r>
-      <w:r>
-        <w:t xml:space="preserve"> </w:t>
-      </w:r>
-      <w:r>
-        <w:t xml:space="preserve">berechnen, und der Marker bleibt neutral.</w:t>
-      </w:r>
-    </w:p>
-    <w:p>
-      <w:pPr>
-        <w:pStyle w:val="BodyText"/>
-      </w:pPr>
-      <w:r>
-        <w:t xml:space="preserve">Verglichen wird stets gegen die Gebäude, die</w:t>
-      </w:r>
-      <w:r>
-        <w:t xml:space="preserve"> </w:t>
-      </w:r>
-      <w:r>
-        <w:rPr>
-          <w:b/>
-          <w:bCs/>
-        </w:rPr>
-        <w:t xml:space="preserve">gerade im Kartenausschnitt</w:t>
-      </w:r>
-      <w:r>
-        <w:rPr>
-          <w:b/>
-          <w:bCs/>
-        </w:rPr>
-        <w:t xml:space="preserve"> </w:t>
-      </w:r>
-      <w:r>
-        <w:rPr>
-          <w:b/>
-          <w:bCs/>
-        </w:rPr>
-        <w:t xml:space="preserve">sichtbar</w:t>
-      </w:r>
-      <w:r>
-        <w:t xml:space="preserve"> </w:t>
-      </w:r>
-      <w:r>
-        <w:t xml:space="preserve">sind – beim Verschieben oder Zoomen verschiebt sich also auch der</w:t>
-      </w:r>
-      <w:r>
-        <w:t xml:space="preserve"> </w:t>
-      </w:r>
-      <w:r>
-        <w:t xml:space="preserve">Vergleichsmaßstab. Wichtig für die gemeinsame Nutzung: In diese Einordnung gehen</w:t>
-      </w:r>
-      <w:r>
-        <w:t xml:space="preserve"> </w:t>
-      </w:r>
-      <w:r>
-        <w:rPr>
-          <w:b/>
-          <w:bCs/>
-        </w:rPr>
-        <w:t xml:space="preserve">auch die mit Ihnen geteilten Gebäude</w:t>
-      </w:r>
-      <w:r>
-        <w:t xml:space="preserve"> </w:t>
-      </w:r>
-      <w:r>
-        <w:t xml:space="preserve">ein, sofern zu ihnen Energiedaten und</w:t>
-      </w:r>
-      <w:r>
-        <w:t xml:space="preserve"> </w:t>
-      </w:r>
-      <w:r>
-        <w:t xml:space="preserve">eine Fläche vorliegen. Sie vergleichen damit eigene und fremde Objekte im selben</w:t>
-      </w:r>
-      <w:r>
-        <w:t xml:space="preserve"> </w:t>
-      </w:r>
-      <w:r>
-        <w:t xml:space="preserve">Wettbewerbsumfeld.</w:t>
+        <w:t xml:space="preserve">Der eigene Wert wird farblich eingeordnet – grün, wenn er unter dem</w:t>
+      </w:r>
+      <w:r>
+        <w:t xml:space="preserve"> </w:t>
+      </w:r>
+      <w:r>
+        <w:t xml:space="preserve">Vergleichswert liegt, rot darüber; je größer die Abweichung, desto kräftiger die</w:t>
+      </w:r>
+      <w:r>
+        <w:t xml:space="preserve"> </w:t>
+      </w:r>
+      <w:r>
+        <w:t xml:space="preserve">Färbung. Als Maßstab dient dabei der</w:t>
+      </w:r>
+      <w:r>
+        <w:t xml:space="preserve"> </w:t>
+      </w:r>
+      <w:r>
+        <w:rPr>
+          <w:b/>
+          <w:bCs/>
+        </w:rPr>
+        <w:t xml:space="preserve">spezifischste verfügbare Vergleich</w:t>
+      </w:r>
+      <w:r>
+        <w:t xml:space="preserve">: der</w:t>
+      </w:r>
+      <w:r>
+        <w:t xml:space="preserve"> </w:t>
+      </w:r>
+      <w:r>
+        <w:t xml:space="preserve">externe Benchmark vor dem Betreiber-Durchschnitt vor dem Portfolio-Durchschnitt.</w:t>
+      </w:r>
+      <w:r>
+        <w:t xml:space="preserve"> </w:t>
+      </w:r>
+      <w:r>
+        <w:t xml:space="preserve">Damit vereint diese Seite die drei Vergleichsperspektiven – eigenes Portfolio,</w:t>
+      </w:r>
+      <w:r>
+        <w:t xml:space="preserve"> </w:t>
+      </w:r>
+      <w:r>
+        <w:t xml:space="preserve">Betreiber, externer Benchmark – in einer Ansicht.</w:t>
       </w:r>
     </w:p>
     <w:p>
@@ -5699,18 +6300,18 @@
           <wp:inline>
             <wp:extent cx="5334000" cy="4000499"/>
             <wp:effectExtent b="0" l="0" r="0" t="0"/>
-            <wp:docPr descr="Tab „Explore”: die Karte mit aktiver Energie-Linse – die Marker sind nach Energieintensität eingefärbt, die Legende zeigt die Kategorien" title="" id="77" name="Picture"/>
+            <wp:docPr descr="Energie-Detailseite: eigener Verbrauch neben Portfolio-, Betreiber- und Benchmark-Vergleich" title="" id="76" name="Picture"/>
             <a:graphic>
               <a:graphicData uri="http://schemas.openxmlformats.org/drawingml/2006/picture">
                 <pic:pic>
                   <pic:nvPicPr>
-                    <pic:cNvPr descr="figures/energy-lens.png" id="78" name="Picture"/>
+                    <pic:cNvPr descr="figures/energy-detail.png" id="77" name="Picture"/>
                     <pic:cNvPicPr>
                       <a:picLocks noChangeArrowheads="1" noChangeAspect="1"/>
                     </pic:cNvPicPr>
                   </pic:nvPicPr>
                   <pic:blipFill>
-                    <a:blip r:embed="rId76"/>
+                    <a:blip r:embed="rId75"/>
                     <a:stretch>
                       <a:fillRect/>
                     </a:stretch>
@@ -5742,27 +6343,18 @@
         <w:pStyle w:val="ImageCaption"/>
       </w:pPr>
       <w:r>
-        <w:t xml:space="preserve">Tab „Explore”: die Karte mit aktiver Energie-Linse – die Marker sind nach Energieintensität eingefärbt, die Legende zeigt die Kategorien</w:t>
-      </w:r>
-    </w:p>
+        <w:t xml:space="preserve">Energie-Detailseite: eigener Verbrauch neben Portfolio-, Betreiber- und Benchmark-Vergleich</w:t>
+      </w:r>
+    </w:p>
+    <w:bookmarkEnd w:id="78"/>
     <w:bookmarkEnd w:id="79"/>
-    <w:bookmarkEnd w:id="80"/>
-    <w:bookmarkStart w:id="113" w:name="X7d72782c915f60697958dd391a69efa388f028d"/>
-    <w:p>
-      <w:pPr>
-        <w:pStyle w:val="Heading1"/>
-      </w:pPr>
-      <w:r>
-        <w:t xml:space="preserve">Daten gemeinsam nutzen und Mehrwerte schaffen</w:t>
-      </w:r>
-    </w:p>
-    <w:bookmarkStart w:id="87" w:name="X8c80b48020b91775ad7986854220f6556bf0b32"/>
+    <w:bookmarkStart w:id="83" w:name="X3c2472b6ac3894956d87fda076b194db0e74caf"/>
     <w:p>
       <w:pPr>
         <w:pStyle w:val="Heading2"/>
       </w:pPr>
       <w:r>
-        <w:t xml:space="preserve">Möglichkeiten der verschiedenen Datenfreigaben</w:t>
+        <w:t xml:space="preserve">Gebäude nach Energieverbrauch einordnen (Energie-Linse)</w:t>
       </w:r>
     </w:p>
     <w:p>
@@ -5770,31 +6362,306 @@
         <w:pStyle w:val="FirstParagraph"/>
       </w:pPr>
       <w:r>
-        <w:t xml:space="preserve">Das System bietet Ihnen drei verschiedene Wege, Informationen mit Partnern zu</w:t>
-      </w:r>
-      <w:r>
-        <w:t xml:space="preserve"> </w:t>
-      </w:r>
-      <w:r>
-        <w:t xml:space="preserve">teilen – jeder mit unterschiedlichem Transparenzgrad. Sie können individuelle</w:t>
-      </w:r>
-      <w:r>
-        <w:t xml:space="preserve"> </w:t>
-      </w:r>
-      <w:r>
-        <w:t xml:space="preserve">Gebäudedaten, aggregierte Ansichten oder rollenbasierte Freigaben nutzen. Die</w:t>
-      </w:r>
-      <w:r>
-        <w:t xml:space="preserve"> </w:t>
-      </w:r>
-      <w:r>
-        <w:t xml:space="preserve">Wahl der richtigen Freigabe-Option hängt davon ab, mit wem Sie teilen und wie</w:t>
-      </w:r>
-      <w:r>
-        <w:t xml:space="preserve"> </w:t>
-      </w:r>
-      <w:r>
-        <w:t xml:space="preserve">viel Vertrauen Sie dieser Person entgegenbringen.</w:t>
+        <w:t xml:space="preserve">Die Karte im Tab</w:t>
+      </w:r>
+      <w:r>
+        <w:t xml:space="preserve"> </w:t>
+      </w:r>
+      <w:r>
+        <w:rPr>
+          <w:b/>
+          <w:bCs/>
+        </w:rPr>
+        <w:t xml:space="preserve">Explore</w:t>
+      </w:r>
+      <w:r>
+        <w:t xml:space="preserve"> </w:t>
+      </w:r>
+      <w:r>
+        <w:t xml:space="preserve">kann die Gebäude-Marker auf zwei Arten einfärben.</w:t>
+      </w:r>
+      <w:r>
+        <w:t xml:space="preserve"> </w:t>
+      </w:r>
+      <w:r>
+        <w:t xml:space="preserve">Über den Umschalter unten an der Karte wählen Sie die</w:t>
+      </w:r>
+      <w:r>
+        <w:t xml:space="preserve"> </w:t>
+      </w:r>
+      <w:r>
+        <w:rPr>
+          <w:b/>
+          <w:bCs/>
+        </w:rPr>
+        <w:t xml:space="preserve">Linse</w:t>
+      </w:r>
+      <w:r>
+        <w:t xml:space="preserve">:</w:t>
+      </w:r>
+    </w:p>
+    <w:p>
+      <w:pPr>
+        <w:pStyle w:val="Compact"/>
+        <w:numPr>
+          <w:ilvl w:val="0"/>
+          <w:numId w:val="1013"/>
+        </w:numPr>
+      </w:pPr>
+      <w:r>
+        <w:rPr>
+          <w:b/>
+          <w:bCs/>
+        </w:rPr>
+        <w:t xml:space="preserve">Ownership</w:t>
+      </w:r>
+      <w:r>
+        <w:t xml:space="preserve"> </w:t>
+      </w:r>
+      <w:r>
+        <w:t xml:space="preserve">(Voreinstellung): unterscheidet farblich nur Ihre</w:t>
+      </w:r>
+      <w:r>
+        <w:t xml:space="preserve"> </w:t>
+      </w:r>
+      <w:r>
+        <w:rPr>
+          <w:b/>
+          <w:bCs/>
+        </w:rPr>
+        <w:t xml:space="preserve">eigenen</w:t>
+      </w:r>
+      <w:r>
+        <w:t xml:space="preserve"> </w:t>
+      </w:r>
+      <w:r>
+        <w:t xml:space="preserve">Gebäude von solchen, die</w:t>
+      </w:r>
+      <w:r>
+        <w:t xml:space="preserve"> </w:t>
+      </w:r>
+      <w:r>
+        <w:rPr>
+          <w:b/>
+          <w:bCs/>
+        </w:rPr>
+        <w:t xml:space="preserve">andere mit Ihnen geteilt</w:t>
+      </w:r>
+      <w:r>
+        <w:t xml:space="preserve"> </w:t>
+      </w:r>
+      <w:r>
+        <w:t xml:space="preserve">haben.</w:t>
+      </w:r>
+    </w:p>
+    <w:p>
+      <w:pPr>
+        <w:pStyle w:val="Compact"/>
+        <w:numPr>
+          <w:ilvl w:val="0"/>
+          <w:numId w:val="1013"/>
+        </w:numPr>
+      </w:pPr>
+      <w:r>
+        <w:rPr>
+          <w:b/>
+          <w:bCs/>
+        </w:rPr>
+        <w:t xml:space="preserve">Energy:</w:t>
+      </w:r>
+      <w:r>
+        <w:t xml:space="preserve"> </w:t>
+      </w:r>
+      <w:r>
+        <w:t xml:space="preserve">färbt jeden Marker nach dem</w:t>
+      </w:r>
+      <w:r>
+        <w:t xml:space="preserve"> </w:t>
+      </w:r>
+      <w:r>
+        <w:rPr>
+          <w:b/>
+          <w:bCs/>
+        </w:rPr>
+        <w:t xml:space="preserve">Energieverbrauch</w:t>
+      </w:r>
+      <w:r>
+        <w:t xml:space="preserve"> </w:t>
+      </w:r>
+      <w:r>
+        <w:t xml:space="preserve">ein – von „More</w:t>
+      </w:r>
+      <w:r>
+        <w:t xml:space="preserve"> </w:t>
+      </w:r>
+      <w:r>
+        <w:t xml:space="preserve">efficient” über „Typical” bis „Less efficient”; Gebäude ohne auswertbare</w:t>
+      </w:r>
+      <w:r>
+        <w:t xml:space="preserve"> </w:t>
+      </w:r>
+      <w:r>
+        <w:t xml:space="preserve">Energiedaten bleiben neutral („No energy data”). Damit setzt die Karte den</w:t>
+      </w:r>
+      <w:r>
+        <w:t xml:space="preserve"> </w:t>
+      </w:r>
+      <w:r>
+        <w:t xml:space="preserve">Anwendungsfall „Vertriebsoptimierung” um: Ein Objekt ist auf einen Blick als</w:t>
+      </w:r>
+      <w:r>
+        <w:t xml:space="preserve"> </w:t>
+      </w:r>
+      <w:r>
+        <w:t xml:space="preserve">energieeffizienter oder -ineffizienter als seine Nachbarn erkennbar.</w:t>
+      </w:r>
+    </w:p>
+    <w:p>
+      <w:pPr>
+        <w:pStyle w:val="FirstParagraph"/>
+      </w:pPr>
+      <w:r>
+        <w:t xml:space="preserve">Die Einordnung erfolgt nach der</w:t>
+      </w:r>
+      <w:r>
+        <w:t xml:space="preserve"> </w:t>
+      </w:r>
+      <w:r>
+        <w:rPr>
+          <w:b/>
+          <w:bCs/>
+        </w:rPr>
+        <w:t xml:space="preserve">Energieintensität</w:t>
+      </w:r>
+      <w:r>
+        <w:t xml:space="preserve"> </w:t>
+      </w:r>
+      <w:r>
+        <w:t xml:space="preserve">(Verbrauch je m² Fläche,</w:t>
+      </w:r>
+      <w:r>
+        <w:t xml:space="preserve"> </w:t>
+      </w:r>
+      <w:r>
+        <w:t xml:space="preserve">kWh/m²/a), nicht nach dem absoluten Verbrauch – so wird eine große, effiziente</w:t>
+      </w:r>
+      <w:r>
+        <w:t xml:space="preserve"> </w:t>
+      </w:r>
+      <w:r>
+        <w:t xml:space="preserve">Halle nicht schlechter bewertet als ein kleiner, ineffizienter Bau. Maßgeblich</w:t>
+      </w:r>
+      <w:r>
+        <w:t xml:space="preserve"> </w:t>
+      </w:r>
+      <w:r>
+        <w:t xml:space="preserve">ist der</w:t>
+      </w:r>
+      <w:r>
+        <w:t xml:space="preserve"> </w:t>
+      </w:r>
+      <w:r>
+        <w:rPr>
+          <w:b/>
+          <w:bCs/>
+        </w:rPr>
+        <w:t xml:space="preserve">aktuellste</w:t>
+      </w:r>
+      <w:r>
+        <w:t xml:space="preserve"> </w:t>
+      </w:r>
+      <w:r>
+        <w:t xml:space="preserve">erfasste Jahreswert; die Fläche entnimmt die Anwendung den</w:t>
+      </w:r>
+      <w:r>
+        <w:t xml:space="preserve"> </w:t>
+      </w:r>
+      <w:r>
+        <w:t xml:space="preserve">Stammdaten (Hallenfläche, ersatzweise Gebäude- oder Bürofläche). Fehlt einem</w:t>
+      </w:r>
+      <w:r>
+        <w:t xml:space="preserve"> </w:t>
+      </w:r>
+      <w:r>
+        <w:t xml:space="preserve">Gebäude die Fläche oder ein Jahresverbrauch, lässt sich keine Intensität</w:t>
+      </w:r>
+      <w:r>
+        <w:t xml:space="preserve"> </w:t>
+      </w:r>
+      <w:r>
+        <w:t xml:space="preserve">berechnen, und der Marker bleibt neutral.</w:t>
+      </w:r>
+    </w:p>
+    <w:p>
+      <w:pPr>
+        <w:pStyle w:val="BodyText"/>
+      </w:pPr>
+      <w:r>
+        <w:t xml:space="preserve">Verglichen wird stets gegen die Gebäude, die</w:t>
+      </w:r>
+      <w:r>
+        <w:t xml:space="preserve"> </w:t>
+      </w:r>
+      <w:r>
+        <w:rPr>
+          <w:b/>
+          <w:bCs/>
+        </w:rPr>
+        <w:t xml:space="preserve">gerade im Kartenausschnitt</w:t>
+      </w:r>
+      <w:r>
+        <w:rPr>
+          <w:b/>
+          <w:bCs/>
+        </w:rPr>
+        <w:t xml:space="preserve"> </w:t>
+      </w:r>
+      <w:r>
+        <w:rPr>
+          <w:b/>
+          <w:bCs/>
+        </w:rPr>
+        <w:t xml:space="preserve">sichtbar</w:t>
+      </w:r>
+      <w:r>
+        <w:t xml:space="preserve"> </w:t>
+      </w:r>
+      <w:r>
+        <w:t xml:space="preserve">sind – beim Verschieben oder Zoomen verschiebt sich also auch der</w:t>
+      </w:r>
+      <w:r>
+        <w:t xml:space="preserve"> </w:t>
+      </w:r>
+      <w:r>
+        <w:t xml:space="preserve">Vergleichsmaßstab. Wichtig für die gemeinsame Nutzung: In diese Einordnung gehen</w:t>
+      </w:r>
+      <w:r>
+        <w:t xml:space="preserve"> </w:t>
+      </w:r>
+      <w:r>
+        <w:rPr>
+          <w:b/>
+          <w:bCs/>
+        </w:rPr>
+        <w:t xml:space="preserve">auch die mit Ihnen geteilten Gebäude</w:t>
+      </w:r>
+      <w:r>
+        <w:t xml:space="preserve"> </w:t>
+      </w:r>
+      <w:r>
+        <w:t xml:space="preserve">ein, sofern zu ihnen Energiedaten und</w:t>
+      </w:r>
+      <w:r>
+        <w:t xml:space="preserve"> </w:t>
+      </w:r>
+      <w:r>
+        <w:t xml:space="preserve">eine Fläche vorliegen. Sie vergleichen damit eigene und fremde Objekte im selben</w:t>
+      </w:r>
+      <w:r>
+        <w:t xml:space="preserve"> </w:t>
+      </w:r>
+      <w:r>
+        <w:t xml:space="preserve">Wettbewerbsumfeld.</w:t>
       </w:r>
     </w:p>
     <w:p>
@@ -5804,20 +6671,127 @@
       <w:r>
         <w:drawing>
           <wp:inline>
-            <wp:extent cx="4800600" cy="3039089"/>
+            <wp:extent cx="5334000" cy="4000499"/>
             <wp:effectExtent b="0" l="0" r="0" t="0"/>
-            <wp:docPr descr="Vergleich der drei Freigabemechanismen in Granergize" title="" id="82" name="Picture"/>
+            <wp:docPr descr="Tab „Explore”: die Karte mit aktiver Energie-Linse – die Marker sind nach Energieintensität eingefärbt, die Legende zeigt die Kategorien" title="" id="81" name="Picture"/>
             <a:graphic>
               <a:graphicData uri="http://schemas.openxmlformats.org/drawingml/2006/picture">
                 <pic:pic>
                   <pic:nvPicPr>
-                    <pic:cNvPr descr="figures/sharing-vergleich.png" id="83" name="Picture"/>
+                    <pic:cNvPr descr="figures/energy-lens.png" id="82" name="Picture"/>
                     <pic:cNvPicPr>
                       <a:picLocks noChangeArrowheads="1" noChangeAspect="1"/>
                     </pic:cNvPicPr>
                   </pic:nvPicPr>
                   <pic:blipFill>
-                    <a:blip r:embed="rId81"/>
+                    <a:blip r:embed="rId80"/>
+                    <a:stretch>
+                      <a:fillRect/>
+                    </a:stretch>
+                  </pic:blipFill>
+                  <pic:spPr bwMode="auto">
+                    <a:xfrm>
+                      <a:off x="0" y="0"/>
+                      <a:ext cx="5334000" cy="4000499"/>
+                    </a:xfrm>
+                    <a:prstGeom prst="rect">
+                      <a:avLst/>
+                    </a:prstGeom>
+                    <a:noFill/>
+                    <a:ln w="9525">
+                      <a:noFill/>
+                      <a:headEnd/>
+                      <a:tailEnd/>
+                    </a:ln>
+                  </pic:spPr>
+                </pic:pic>
+              </a:graphicData>
+            </a:graphic>
+          </wp:inline>
+        </w:drawing>
+      </w:r>
+    </w:p>
+    <w:p>
+      <w:pPr>
+        <w:pStyle w:val="ImageCaption"/>
+      </w:pPr>
+      <w:r>
+        <w:t xml:space="preserve">Tab „Explore”: die Karte mit aktiver Energie-Linse – die Marker sind nach Energieintensität eingefärbt, die Legende zeigt die Kategorien</w:t>
+      </w:r>
+    </w:p>
+    <w:bookmarkEnd w:id="83"/>
+    <w:bookmarkEnd w:id="84"/>
+    <w:bookmarkStart w:id="117" w:name="X7d72782c915f60697958dd391a69efa388f028d"/>
+    <w:p>
+      <w:pPr>
+        <w:pStyle w:val="Heading1"/>
+      </w:pPr>
+      <w:r>
+        <w:t xml:space="preserve">Daten gemeinsam nutzen und Mehrwerte schaffen</w:t>
+      </w:r>
+    </w:p>
+    <w:bookmarkStart w:id="91" w:name="X8c80b48020b91775ad7986854220f6556bf0b32"/>
+    <w:p>
+      <w:pPr>
+        <w:pStyle w:val="Heading2"/>
+      </w:pPr>
+      <w:r>
+        <w:t xml:space="preserve">Möglichkeiten der verschiedenen Datenfreigaben</w:t>
+      </w:r>
+    </w:p>
+    <w:p>
+      <w:pPr>
+        <w:pStyle w:val="FirstParagraph"/>
+      </w:pPr>
+      <w:r>
+        <w:t xml:space="preserve">Das System bietet Ihnen drei verschiedene Wege, Informationen mit Partnern zu</w:t>
+      </w:r>
+      <w:r>
+        <w:t xml:space="preserve"> </w:t>
+      </w:r>
+      <w:r>
+        <w:t xml:space="preserve">teilen – jeder mit unterschiedlichem Transparenzgrad. Sie können individuelle</w:t>
+      </w:r>
+      <w:r>
+        <w:t xml:space="preserve"> </w:t>
+      </w:r>
+      <w:r>
+        <w:t xml:space="preserve">Gebäudedaten, aggregierte Ansichten oder rollenbasierte Freigaben nutzen. Die</w:t>
+      </w:r>
+      <w:r>
+        <w:t xml:space="preserve"> </w:t>
+      </w:r>
+      <w:r>
+        <w:t xml:space="preserve">Wahl der richtigen Freigabe-Option hängt davon ab, mit wem Sie teilen und wie</w:t>
+      </w:r>
+      <w:r>
+        <w:t xml:space="preserve"> </w:t>
+      </w:r>
+      <w:r>
+        <w:t xml:space="preserve">viel Vertrauen Sie dieser Person entgegenbringen.</w:t>
+      </w:r>
+    </w:p>
+    <w:p>
+      <w:pPr>
+        <w:pStyle w:val="CaptionedFigure"/>
+      </w:pPr>
+      <w:r>
+        <w:drawing>
+          <wp:inline>
+            <wp:extent cx="4800600" cy="3039089"/>
+            <wp:effectExtent b="0" l="0" r="0" t="0"/>
+            <wp:docPr descr="Vergleich der drei Freigabemechanismen in der Granergize-App" title="" id="86" name="Picture"/>
+            <a:graphic>
+              <a:graphicData uri="http://schemas.openxmlformats.org/drawingml/2006/picture">
+                <pic:pic>
+                  <pic:nvPicPr>
+                    <pic:cNvPr descr="figures/sharing-vergleich.png" id="87" name="Picture"/>
+                    <pic:cNvPicPr>
+                      <a:picLocks noChangeArrowheads="1" noChangeAspect="1"/>
+                    </pic:cNvPicPr>
+                  </pic:nvPicPr>
+                  <pic:blipFill>
+                    <a:blip r:embed="rId85"/>
                     <a:stretch>
                       <a:fillRect/>
                     </a:stretch>
@@ -5849,10 +6823,10 @@
         <w:pStyle w:val="ImageCaption"/>
       </w:pPr>
       <w:r>
-        <w:t xml:space="preserve">Vergleich der drei Freigabemechanismen in Granergize</w:t>
-      </w:r>
-    </w:p>
-    <w:bookmarkStart w:id="84" w:name="individuelle-gebäudedaten-teilen"/>
+        <w:t xml:space="preserve">Vergleich der drei Freigabemechanismen in der Granergize-App</w:t>
+      </w:r>
+    </w:p>
+    <w:bookmarkStart w:id="88" w:name="individuelle-gebäudedaten-teilen"/>
     <w:p>
       <w:pPr>
         <w:pStyle w:val="Heading3"/>
@@ -5873,380 +6847,6 @@
       </w:r>
       <w:r>
         <w:t xml:space="preserve">Umfang Sie freigeben:</w:t>
-      </w:r>
-    </w:p>
-    <w:p>
-      <w:pPr>
-        <w:pStyle w:val="Compact"/>
-        <w:numPr>
-          <w:ilvl w:val="0"/>
-          <w:numId w:val="1012"/>
-        </w:numPr>
-      </w:pPr>
-      <w:r>
-        <w:rPr>
-          <w:b/>
-          <w:bCs/>
-        </w:rPr>
-        <w:t xml:space="preserve">Static building data only</w:t>
-      </w:r>
-      <w:r>
-        <w:t xml:space="preserve"> </w:t>
-      </w:r>
-      <w:r>
-        <w:t xml:space="preserve">– nur die Stammdaten des Gebäudes (Adresse,</w:t>
-      </w:r>
-      <w:r>
-        <w:t xml:space="preserve"> </w:t>
-      </w:r>
-      <w:r>
-        <w:t xml:space="preserve">Fläche, Baujahr, Nutzungsart, Information über vorhandene Photovoltaik-Anlagen),</w:t>
-      </w:r>
-      <w:r>
-        <w:t xml:space="preserve"> </w:t>
-      </w:r>
-      <w:r>
-        <w:t xml:space="preserve">ohne Verbrauchswerte. Nützlich, wenn Sie jemandem zunächst zeigen möchten,</w:t>
-      </w:r>
-      <w:r>
-        <w:t xml:space="preserve"> </w:t>
-      </w:r>
-      <w:r>
-        <w:t xml:space="preserve">welche Gebäude Sie verwalten, ohne sofort sensible Verbrauchsdaten preiszugeben.</w:t>
-      </w:r>
-    </w:p>
-    <w:p>
-      <w:pPr>
-        <w:pStyle w:val="Compact"/>
-        <w:numPr>
-          <w:ilvl w:val="0"/>
-          <w:numId w:val="1012"/>
-        </w:numPr>
-      </w:pPr>
-      <w:r>
-        <w:rPr>
-          <w:b/>
-          <w:bCs/>
-        </w:rPr>
-        <w:t xml:space="preserve">Static building data and all energy readings</w:t>
-      </w:r>
-      <w:r>
-        <w:t xml:space="preserve"> </w:t>
-      </w:r>
-      <w:r>
-        <w:t xml:space="preserve">– zusätzlich die</w:t>
-      </w:r>
-      <w:r>
-        <w:t xml:space="preserve"> </w:t>
-      </w:r>
-      <w:r>
-        <w:t xml:space="preserve">Verbrauchswerte (Strom, Gas, Fernwärme, Wasser)</w:t>
-      </w:r>
-      <w:r>
-        <w:t xml:space="preserve"> </w:t>
-      </w:r>
-      <w:r>
-        <w:rPr>
-          <w:b/>
-          <w:bCs/>
-        </w:rPr>
-        <w:t xml:space="preserve">aller</w:t>
-      </w:r>
-      <w:r>
-        <w:t xml:space="preserve"> </w:t>
-      </w:r>
-      <w:r>
-        <w:t xml:space="preserve">Jahre. Diese</w:t>
-      </w:r>
-      <w:r>
-        <w:t xml:space="preserve"> </w:t>
-      </w:r>
-      <w:r>
-        <w:t xml:space="preserve">Freigabe umfasst auch Jahre, die Sie erst</w:t>
-      </w:r>
-      <w:r>
-        <w:t xml:space="preserve"> </w:t>
-      </w:r>
-      <w:r>
-        <w:rPr>
-          <w:b/>
-          <w:bCs/>
-        </w:rPr>
-        <w:t xml:space="preserve">nach</w:t>
-      </w:r>
-      <w:r>
-        <w:t xml:space="preserve"> </w:t>
-      </w:r>
-      <w:r>
-        <w:t xml:space="preserve">dem Teilen erfassen: Ein</w:t>
-      </w:r>
-      <w:r>
-        <w:t xml:space="preserve"> </w:t>
-      </w:r>
-      <w:r>
-        <w:t xml:space="preserve">neu gespeichertes Energiejahr wird automatisch mit freigegeben, ohne dass</w:t>
-      </w:r>
-      <w:r>
-        <w:t xml:space="preserve"> </w:t>
-      </w:r>
-      <w:r>
-        <w:t xml:space="preserve">Sie das Gebäude erneut teilen müssen.</w:t>
-      </w:r>
-    </w:p>
-    <w:p>
-      <w:pPr>
-        <w:pStyle w:val="Compact"/>
-        <w:numPr>
-          <w:ilvl w:val="0"/>
-          <w:numId w:val="1012"/>
-        </w:numPr>
-      </w:pPr>
-      <w:r>
-        <w:rPr>
-          <w:b/>
-          <w:bCs/>
-        </w:rPr>
-        <w:t xml:space="preserve">Static building data and energy for specific year(s)</w:t>
-      </w:r>
-      <w:r>
-        <w:t xml:space="preserve"> </w:t>
-      </w:r>
-      <w:r>
-        <w:t xml:space="preserve">– nur die</w:t>
-      </w:r>
-      <w:r>
-        <w:t xml:space="preserve"> </w:t>
-      </w:r>
-      <w:r>
-        <w:t xml:space="preserve">Verbrauchsdaten der von Ihnen angekreuzten Jahre. Da jedes Jahr als eigene</w:t>
-      </w:r>
-      <w:r>
-        <w:t xml:space="preserve"> </w:t>
-      </w:r>
-      <w:r>
-        <w:t xml:space="preserve">Ressource gespeichert ist, können Sie gezielt etwa nur den aktuellsten</w:t>
-      </w:r>
-      <w:r>
-        <w:t xml:space="preserve"> </w:t>
-      </w:r>
-      <w:r>
-        <w:t xml:space="preserve">Jahrgang freigeben und ältere zurückhalten; später ergänzte Jahre bleiben</w:t>
-      </w:r>
-      <w:r>
-        <w:t xml:space="preserve"> </w:t>
-      </w:r>
-      <w:r>
-        <w:t xml:space="preserve">bei dieser Variante außen vor.</w:t>
-      </w:r>
-    </w:p>
-    <w:bookmarkEnd w:id="84"/>
-    <w:bookmarkStart w:id="85" w:name="aggregierte-ansichten-teilen"/>
-    <w:p>
-      <w:pPr>
-        <w:pStyle w:val="Heading3"/>
-      </w:pPr>
-      <w:r>
-        <w:t xml:space="preserve">Aggregierte Ansichten teilen</w:t>
-      </w:r>
-    </w:p>
-    <w:p>
-      <w:pPr>
-        <w:pStyle w:val="FirstParagraph"/>
-      </w:pPr>
-      <w:r>
-        <w:t xml:space="preserve">Manchmal möchten Sie Informationen teilen, ohne dass der Empfänger Details über</w:t>
-      </w:r>
-      <w:r>
-        <w:t xml:space="preserve"> </w:t>
-      </w:r>
-      <w:r>
-        <w:t xml:space="preserve">einzelne Gebäude sieht. Zum Beispiel möchte ein Investor wissen, wie effizient</w:t>
-      </w:r>
-      <w:r>
-        <w:t xml:space="preserve"> </w:t>
-      </w:r>
-      <w:r>
-        <w:t xml:space="preserve">ein Gesamt-Portfolio ist, muss aber nicht wissen, welches spezifische Gebäude wie</w:t>
-      </w:r>
-      <w:r>
-        <w:t xml:space="preserve"> </w:t>
-      </w:r>
-      <w:r>
-        <w:t xml:space="preserve">viel verbraucht. Für solche Fälle bietet Granergize</w:t>
-      </w:r>
-      <w:r>
-        <w:t xml:space="preserve"> </w:t>
-      </w:r>
-      <w:r>
-        <w:rPr>
-          <w:b/>
-          <w:bCs/>
-        </w:rPr>
-        <w:t xml:space="preserve">aggregierte Ansichten</w:t>
-      </w:r>
-      <w:r>
-        <w:t xml:space="preserve"> </w:t>
-      </w:r>
-      <w:r>
-        <w:t xml:space="preserve">(„Views”) an: eine Zusammenfassung mehrerer Gebäude. Was der Empfänger erhält,</w:t>
-      </w:r>
-      <w:r>
-        <w:t xml:space="preserve"> </w:t>
-      </w:r>
-      <w:r>
-        <w:t xml:space="preserve">ist nur diese Zusammenfassung – er sieht nicht, welche Gebäude dahinterstecken.</w:t>
-      </w:r>
-    </w:p>
-    <w:p>
-      <w:pPr>
-        <w:pStyle w:val="BodyText"/>
-      </w:pPr>
-      <w:r>
-        <w:t xml:space="preserve">Granergize bietet vier Aggregationsfunktionen:</w:t>
-      </w:r>
-    </w:p>
-    <w:p>
-      <w:pPr>
-        <w:pStyle w:val="Compact"/>
-        <w:numPr>
-          <w:ilvl w:val="0"/>
-          <w:numId w:val="1013"/>
-        </w:numPr>
-      </w:pPr>
-      <w:r>
-        <w:rPr>
-          <w:b/>
-          <w:bCs/>
-        </w:rPr>
-        <w:t xml:space="preserve">Durchschnitt (average):</w:t>
-      </w:r>
-      <w:r>
-        <w:t xml:space="preserve"> </w:t>
-      </w:r>
-      <w:r>
-        <w:t xml:space="preserve">Mittelwert über alle ausgewählten Gebäude.</w:t>
-      </w:r>
-    </w:p>
-    <w:p>
-      <w:pPr>
-        <w:pStyle w:val="Compact"/>
-        <w:numPr>
-          <w:ilvl w:val="0"/>
-          <w:numId w:val="1013"/>
-        </w:numPr>
-      </w:pPr>
-      <w:r>
-        <w:rPr>
-          <w:b/>
-          <w:bCs/>
-        </w:rPr>
-        <w:t xml:space="preserve">Summe (sum):</w:t>
-      </w:r>
-      <w:r>
-        <w:t xml:space="preserve"> </w:t>
-      </w:r>
-      <w:r>
-        <w:t xml:space="preserve">addiert alle Werte.</w:t>
-      </w:r>
-    </w:p>
-    <w:p>
-      <w:pPr>
-        <w:pStyle w:val="Compact"/>
-        <w:numPr>
-          <w:ilvl w:val="0"/>
-          <w:numId w:val="1013"/>
-        </w:numPr>
-      </w:pPr>
-      <w:r>
-        <w:rPr>
-          <w:b/>
-          <w:bCs/>
-        </w:rPr>
-        <w:t xml:space="preserve">Minimum (minimum):</w:t>
-      </w:r>
-      <w:r>
-        <w:t xml:space="preserve"> </w:t>
-      </w:r>
-      <w:r>
-        <w:t xml:space="preserve">zeigt den niedrigsten Wert.</w:t>
-      </w:r>
-    </w:p>
-    <w:p>
-      <w:pPr>
-        <w:pStyle w:val="Compact"/>
-        <w:numPr>
-          <w:ilvl w:val="0"/>
-          <w:numId w:val="1013"/>
-        </w:numPr>
-      </w:pPr>
-      <w:r>
-        <w:rPr>
-          <w:b/>
-          <w:bCs/>
-        </w:rPr>
-        <w:t xml:space="preserve">Maximum (maximum):</w:t>
-      </w:r>
-      <w:r>
-        <w:t xml:space="preserve"> </w:t>
-      </w:r>
-      <w:r>
-        <w:t xml:space="preserve">zeigt den höchsten Wert.</w:t>
-      </w:r>
-    </w:p>
-    <w:bookmarkEnd w:id="85"/>
-    <w:bookmarkStart w:id="86" w:name="rollenbasierte-freigaben"/>
-    <w:p>
-      <w:pPr>
-        <w:pStyle w:val="Heading3"/>
-      </w:pPr>
-      <w:r>
-        <w:t xml:space="preserve">Rollenbasierte Freigaben</w:t>
-      </w:r>
-    </w:p>
-    <w:p>
-      <w:pPr>
-        <w:pStyle w:val="FirstParagraph"/>
-      </w:pPr>
-      <w:r>
-        <w:t xml:space="preserve">In der Praxis haben unterschiedliche Partner unterschiedliche Bedürfnisse: Ein</w:t>
-      </w:r>
-      <w:r>
-        <w:t xml:space="preserve"> </w:t>
-      </w:r>
-      <w:r>
-        <w:t xml:space="preserve">Investor benötigt grobe Jahreszahlen, ein Energiemanager hingegen hochauflösende</w:t>
-      </w:r>
-      <w:r>
-        <w:t xml:space="preserve"> </w:t>
-      </w:r>
-      <w:r>
-        <w:t xml:space="preserve">15-Minuten-Intervalle. Mit der rollenbasierten Freigabe teilen Sie mit allen</w:t>
-      </w:r>
-      <w:r>
-        <w:t xml:space="preserve"> </w:t>
-      </w:r>
-      <w:r>
-        <w:t xml:space="preserve">Mitgliedern eines Datenraums, die eine bestimmte Rolle innehaben – die Auswahl</w:t>
-      </w:r>
-      <w:r>
-        <w:t xml:space="preserve"> </w:t>
-      </w:r>
-      <w:r>
-        <w:t xml:space="preserve">der Empfänger ergibt sich aus der Rolle.</w:t>
-      </w:r>
-    </w:p>
-    <w:p>
-      <w:pPr>
-        <w:pStyle w:val="BodyText"/>
-      </w:pPr>
-      <w:r>
-        <w:t xml:space="preserve">Granergize kennt acht Rollen, die Sie sich im Datenraum zuweisen können (die</w:t>
-      </w:r>
-      <w:r>
-        <w:t xml:space="preserve"> </w:t>
-      </w:r>
-      <w:r>
-        <w:t xml:space="preserve">Auswahl „My role(s)” zeigt sie mit ihren englischen Bezeichnungen):</w:t>
       </w:r>
     </w:p>
     <w:p>
@@ -6262,13 +6862,31 @@
           <w:b/>
           <w:bCs/>
         </w:rPr>
-        <w:t xml:space="preserve">Investor</w:t>
-      </w:r>
-      <w:r>
-        <w:t xml:space="preserve"> </w:t>
-      </w:r>
-      <w:r>
-        <w:t xml:space="preserve">– Investoren und Bestandshalter</w:t>
+        <w:t xml:space="preserve">Static building data only</w:t>
+      </w:r>
+      <w:r>
+        <w:t xml:space="preserve"> </w:t>
+      </w:r>
+      <w:r>
+        <w:t xml:space="preserve">– nur die Stammdaten des Gebäudes (Adresse,</w:t>
+      </w:r>
+      <w:r>
+        <w:t xml:space="preserve"> </w:t>
+      </w:r>
+      <w:r>
+        <w:t xml:space="preserve">Fläche, Baujahr, Nutzungsart, Information über vorhandene Photovoltaik-Anlagen),</w:t>
+      </w:r>
+      <w:r>
+        <w:t xml:space="preserve"> </w:t>
+      </w:r>
+      <w:r>
+        <w:t xml:space="preserve">ohne Verbrauchswerte. Nützlich, wenn Sie jemandem zunächst zeigen möchten,</w:t>
+      </w:r>
+      <w:r>
+        <w:t xml:space="preserve"> </w:t>
+      </w:r>
+      <w:r>
+        <w:t xml:space="preserve">welche Gebäude Sie verwalten, ohne sofort sensible Verbrauchsdaten preiszugeben.</w:t>
       </w:r>
     </w:p>
     <w:p>
@@ -6284,13 +6902,69 @@
           <w:b/>
           <w:bCs/>
         </w:rPr>
-        <w:t xml:space="preserve">User</w:t>
-      </w:r>
-      <w:r>
-        <w:t xml:space="preserve"> </w:t>
-      </w:r>
-      <w:r>
-        <w:t xml:space="preserve">– Nutzer der Immobilie</w:t>
+        <w:t xml:space="preserve">Static building data and all energy readings</w:t>
+      </w:r>
+      <w:r>
+        <w:t xml:space="preserve"> </w:t>
+      </w:r>
+      <w:r>
+        <w:t xml:space="preserve">– zusätzlich die</w:t>
+      </w:r>
+      <w:r>
+        <w:t xml:space="preserve"> </w:t>
+      </w:r>
+      <w:r>
+        <w:t xml:space="preserve">Verbrauchswerte (Strom, Gas, Fernwärme, Wasser)</w:t>
+      </w:r>
+      <w:r>
+        <w:t xml:space="preserve"> </w:t>
+      </w:r>
+      <w:r>
+        <w:rPr>
+          <w:b/>
+          <w:bCs/>
+        </w:rPr>
+        <w:t xml:space="preserve">aller</w:t>
+      </w:r>
+      <w:r>
+        <w:t xml:space="preserve"> </w:t>
+      </w:r>
+      <w:r>
+        <w:t xml:space="preserve">Jahre. Diese</w:t>
+      </w:r>
+      <w:r>
+        <w:t xml:space="preserve"> </w:t>
+      </w:r>
+      <w:r>
+        <w:t xml:space="preserve">Freigabe umfasst auch Jahre, die Sie erst</w:t>
+      </w:r>
+      <w:r>
+        <w:t xml:space="preserve"> </w:t>
+      </w:r>
+      <w:r>
+        <w:rPr>
+          <w:b/>
+          <w:bCs/>
+        </w:rPr>
+        <w:t xml:space="preserve">nach</w:t>
+      </w:r>
+      <w:r>
+        <w:t xml:space="preserve"> </w:t>
+      </w:r>
+      <w:r>
+        <w:t xml:space="preserve">dem Teilen erfassen: Ein</w:t>
+      </w:r>
+      <w:r>
+        <w:t xml:space="preserve"> </w:t>
+      </w:r>
+      <w:r>
+        <w:t xml:space="preserve">neu gespeichertes Energiejahr wird automatisch mit freigegeben, ohne dass</w:t>
+      </w:r>
+      <w:r>
+        <w:t xml:space="preserve"> </w:t>
+      </w:r>
+      <w:r>
+        <w:t xml:space="preserve">Sie das Gebäude erneut teilen müssen.</w:t>
       </w:r>
     </w:p>
     <w:p>
@@ -6306,123 +6980,47 @@
           <w:b/>
           <w:bCs/>
         </w:rPr>
-        <w:t xml:space="preserve">Benchmark Service Provider</w:t>
-      </w:r>
-      <w:r>
-        <w:t xml:space="preserve"> </w:t>
-      </w:r>
-      <w:r>
-        <w:t xml:space="preserve">– Benchmark-Dienstleister</w:t>
-      </w:r>
-    </w:p>
-    <w:p>
-      <w:pPr>
-        <w:pStyle w:val="Compact"/>
-        <w:numPr>
-          <w:ilvl w:val="0"/>
-          <w:numId w:val="1014"/>
-        </w:numPr>
-      </w:pPr>
-      <w:r>
-        <w:rPr>
-          <w:b/>
-          <w:bCs/>
-        </w:rPr>
-        <w:t xml:space="preserve">Facility Manager</w:t>
-      </w:r>
-      <w:r>
-        <w:t xml:space="preserve"> </w:t>
-      </w:r>
-      <w:r>
-        <w:t xml:space="preserve">– Gebäude- und Betriebsverantwortliche</w:t>
-      </w:r>
-    </w:p>
-    <w:p>
-      <w:pPr>
-        <w:pStyle w:val="Compact"/>
-        <w:numPr>
-          <w:ilvl w:val="0"/>
-          <w:numId w:val="1014"/>
-        </w:numPr>
-      </w:pPr>
-      <w:r>
-        <w:rPr>
-          <w:b/>
-          <w:bCs/>
-        </w:rPr>
-        <w:t xml:space="preserve">Developer</w:t>
-      </w:r>
-      <w:r>
-        <w:t xml:space="preserve"> </w:t>
-      </w:r>
-      <w:r>
-        <w:t xml:space="preserve">– Projektentwickler</w:t>
-      </w:r>
-    </w:p>
-    <w:p>
-      <w:pPr>
-        <w:pStyle w:val="Compact"/>
-        <w:numPr>
-          <w:ilvl w:val="0"/>
-          <w:numId w:val="1014"/>
-        </w:numPr>
-      </w:pPr>
-      <w:r>
-        <w:rPr>
-          <w:b/>
-          <w:bCs/>
-        </w:rPr>
-        <w:t xml:space="preserve">Consultant / Broker</w:t>
-      </w:r>
-      <w:r>
-        <w:t xml:space="preserve"> </w:t>
-      </w:r>
-      <w:r>
-        <w:t xml:space="preserve">– Berater und Makler</w:t>
-      </w:r>
-    </w:p>
-    <w:p>
-      <w:pPr>
-        <w:pStyle w:val="Compact"/>
-        <w:numPr>
-          <w:ilvl w:val="0"/>
-          <w:numId w:val="1014"/>
-        </w:numPr>
-      </w:pPr>
-      <w:r>
-        <w:rPr>
-          <w:b/>
-          <w:bCs/>
-        </w:rPr>
-        <w:t xml:space="preserve">Software Provider</w:t>
-      </w:r>
-      <w:r>
-        <w:t xml:space="preserve"> </w:t>
-      </w:r>
-      <w:r>
-        <w:t xml:space="preserve">– Softwaredienstleister</w:t>
-      </w:r>
-    </w:p>
-    <w:p>
-      <w:pPr>
-        <w:pStyle w:val="Compact"/>
-        <w:numPr>
-          <w:ilvl w:val="0"/>
-          <w:numId w:val="1014"/>
-        </w:numPr>
-      </w:pPr>
-      <w:r>
-        <w:rPr>
-          <w:b/>
-          <w:bCs/>
-        </w:rPr>
-        <w:t xml:space="preserve">Energy Provider</w:t>
-      </w:r>
-      <w:r>
-        <w:t xml:space="preserve"> </w:t>
-      </w:r>
-      <w:r>
-        <w:t xml:space="preserve">– Energiedienstleister</w:t>
+        <w:t xml:space="preserve">Static building data and energy for specific year(s)</w:t>
+      </w:r>
+      <w:r>
+        <w:t xml:space="preserve"> </w:t>
+      </w:r>
+      <w:r>
+        <w:t xml:space="preserve">– nur die</w:t>
+      </w:r>
+      <w:r>
+        <w:t xml:space="preserve"> </w:t>
+      </w:r>
+      <w:r>
+        <w:t xml:space="preserve">Verbrauchsdaten der von Ihnen angekreuzten Jahre. Da jedes Jahr als eigene</w:t>
+      </w:r>
+      <w:r>
+        <w:t xml:space="preserve"> </w:t>
+      </w:r>
+      <w:r>
+        <w:t xml:space="preserve">Ressource gespeichert ist, können Sie gezielt etwa nur den aktuellsten</w:t>
+      </w:r>
+      <w:r>
+        <w:t xml:space="preserve"> </w:t>
+      </w:r>
+      <w:r>
+        <w:t xml:space="preserve">Jahrgang freigeben und ältere zurückhalten; später ergänzte Jahre bleiben</w:t>
+      </w:r>
+      <w:r>
+        <w:t xml:space="preserve"> </w:t>
+      </w:r>
+      <w:r>
+        <w:t xml:space="preserve">bei dieser Variante außen vor.</w:t>
+      </w:r>
+    </w:p>
+    <w:bookmarkEnd w:id="88"/>
+    <w:bookmarkStart w:id="89" w:name="aggregierte-ansichten-teilen"/>
+    <w:p>
+      <w:pPr>
+        <w:pStyle w:val="Heading3"/>
+      </w:pPr>
+      <w:r>
+        <w:t xml:space="preserve">Aggregierte Ansichten teilen</w:t>
       </w:r>
     </w:p>
     <w:p>
@@ -6430,113 +7028,55 @@
         <w:pStyle w:val="FirstParagraph"/>
       </w:pPr>
       <w:r>
-        <w:t xml:space="preserve">Diese Rollen sind bewusst nicht exklusiv: Sie können sich</w:t>
-      </w:r>
-      <w:r>
-        <w:t xml:space="preserve"> </w:t>
-      </w:r>
-      <w:r>
-        <w:rPr>
-          <w:b/>
-          <w:bCs/>
-        </w:rPr>
-        <w:t xml:space="preserve">mehrere oder alle</w:t>
-      </w:r>
-      <w:r>
-        <w:t xml:space="preserve"> </w:t>
-      </w:r>
-      <w:r>
-        <w:t xml:space="preserve">zuweisen (siehe „Rolle wählen”). Eine Rolle hängt ausschließlich an der</w:t>
-      </w:r>
-      <w:r>
-        <w:t xml:space="preserve"> </w:t>
-      </w:r>
-      <w:r>
-        <w:t xml:space="preserve">Datenraum-Mitgliedschaft – nicht an einem Gebäude, seinen Energiedaten oder Ihrem</w:t>
-      </w:r>
-      <w:r>
-        <w:t xml:space="preserve"> </w:t>
-      </w:r>
-      <w:r>
-        <w:t xml:space="preserve">Profil.</w:t>
-      </w:r>
-    </w:p>
-    <w:bookmarkEnd w:id="86"/>
-    <w:bookmarkEnd w:id="87"/>
-    <w:bookmarkStart w:id="112" w:name="vorgehensweise-beim-datenteilen"/>
-    <w:p>
-      <w:pPr>
-        <w:pStyle w:val="Heading2"/>
-      </w:pPr>
-      <w:r>
-        <w:t xml:space="preserve">Vorgehensweise beim Datenteilen</w:t>
-      </w:r>
-    </w:p>
-    <w:bookmarkStart w:id="91" w:name="X02cc8b8c675205394a9898fb5cbb8306158c66e"/>
-    <w:p>
-      <w:pPr>
-        <w:pStyle w:val="Heading3"/>
-      </w:pPr>
-      <w:r>
-        <w:t xml:space="preserve">Einem Datenraum beitreten oder einen Raum erstellen</w:t>
-      </w:r>
-    </w:p>
-    <w:p>
-      <w:pPr>
-        <w:pStyle w:val="FirstParagraph"/>
-      </w:pPr>
-      <w:r>
-        <w:t xml:space="preserve">Ein</w:t>
-      </w:r>
-      <w:r>
-        <w:t xml:space="preserve"> </w:t>
-      </w:r>
-      <w:r>
-        <w:rPr>
-          <w:b/>
-          <w:bCs/>
-        </w:rPr>
-        <w:t xml:space="preserve">Datenraum</w:t>
-      </w:r>
-      <w:r>
-        <w:t xml:space="preserve"> </w:t>
-      </w:r>
-      <w:r>
-        <w:t xml:space="preserve">bündelt die Akteure, die untereinander Daten teilen, und ist</w:t>
-      </w:r>
-      <w:r>
-        <w:t xml:space="preserve"> </w:t>
-      </w:r>
-      <w:r>
-        <w:t xml:space="preserve">die Grundlage für die rollenbasierte Freigabe. Im Tab</w:t>
-      </w:r>
-      <w:r>
-        <w:t xml:space="preserve"> </w:t>
-      </w:r>
-      <w:r>
-        <w:rPr>
-          <w:b/>
-          <w:bCs/>
-        </w:rPr>
-        <w:t xml:space="preserve">Connect</w:t>
-      </w:r>
-      <w:r>
-        <w:t xml:space="preserve"> </w:t>
-      </w:r>
-      <w:r>
-        <w:t xml:space="preserve">versammelt</w:t>
-      </w:r>
-      <w:r>
-        <w:t xml:space="preserve"> </w:t>
-      </w:r>
-      <w:r>
-        <w:t xml:space="preserve">der Abschnitt „Your data rooms” alle Datenraum-Aktionen in einer Leiste über</w:t>
-      </w:r>
-      <w:r>
-        <w:t xml:space="preserve"> </w:t>
-      </w:r>
-      <w:r>
-        <w:t xml:space="preserve">der Liste:</w:t>
+        <w:t xml:space="preserve">Manchmal möchten Sie Informationen teilen, ohne dass der Empfänger Details über</w:t>
+      </w:r>
+      <w:r>
+        <w:t xml:space="preserve"> </w:t>
+      </w:r>
+      <w:r>
+        <w:t xml:space="preserve">einzelne Gebäude sieht. Zum Beispiel möchte ein Investor wissen, wie effizient</w:t>
+      </w:r>
+      <w:r>
+        <w:t xml:space="preserve"> </w:t>
+      </w:r>
+      <w:r>
+        <w:t xml:space="preserve">ein Gesamt-Portfolio ist, muss aber nicht wissen, welches spezifische Gebäude wie</w:t>
+      </w:r>
+      <w:r>
+        <w:t xml:space="preserve"> </w:t>
+      </w:r>
+      <w:r>
+        <w:t xml:space="preserve">viel verbraucht. Für solche Fälle bietet die Granergize-App</w:t>
+      </w:r>
+      <w:r>
+        <w:t xml:space="preserve"> </w:t>
+      </w:r>
+      <w:r>
+        <w:rPr>
+          <w:b/>
+          <w:bCs/>
+        </w:rPr>
+        <w:t xml:space="preserve">aggregierte Ansichten</w:t>
+      </w:r>
+      <w:r>
+        <w:t xml:space="preserve"> </w:t>
+      </w:r>
+      <w:r>
+        <w:t xml:space="preserve">(„Views”) an: eine Zusammenfassung mehrerer Gebäude. Was der Empfänger erhält,</w:t>
+      </w:r>
+      <w:r>
+        <w:t xml:space="preserve"> </w:t>
+      </w:r>
+      <w:r>
+        <w:t xml:space="preserve">ist nur diese Zusammenfassung – er sieht nicht, welche Gebäude dahinterstecken.</w:t>
+      </w:r>
+    </w:p>
+    <w:p>
+      <w:pPr>
+        <w:pStyle w:val="BodyText"/>
+      </w:pPr>
+      <w:r>
+        <w:t xml:space="preserve">Die App bietet vier Aggregationsfunktionen:</w:t>
       </w:r>
     </w:p>
     <w:p>
@@ -6552,19 +7092,13 @@
           <w:b/>
           <w:bCs/>
         </w:rPr>
-        <w:t xml:space="preserve">Raum erstellen:</w:t>
-      </w:r>
-      <w:r>
-        <w:t xml:space="preserve"> </w:t>
-      </w:r>
-      <w:r>
-        <w:t xml:space="preserve">„Host a data room” legt einen Raum auf Ihrem Pod an. Teilen</w:t>
-      </w:r>
-      <w:r>
-        <w:t xml:space="preserve"> </w:t>
-      </w:r>
-      <w:r>
-        <w:t xml:space="preserve">Sie dessen Link oder QR-Code, damit andere beitreten können.</w:t>
+        <w:t xml:space="preserve">Durchschnitt (average):</w:t>
+      </w:r>
+      <w:r>
+        <w:t xml:space="preserve"> </w:t>
+      </w:r>
+      <w:r>
+        <w:t xml:space="preserve">Mittelwert über alle ausgewählten Gebäude.</w:t>
       </w:r>
     </w:p>
     <w:p>
@@ -6580,31 +7114,13 @@
           <w:b/>
           <w:bCs/>
         </w:rPr>
-        <w:t xml:space="preserve">Beitreten:</w:t>
-      </w:r>
-      <w:r>
-        <w:t xml:space="preserve"> </w:t>
-      </w:r>
-      <w:r>
-        <w:t xml:space="preserve">Fügen Sie eine Raum-URI in das Feld ein und klicken Sie auf</w:t>
-      </w:r>
-      <w:r>
-        <w:t xml:space="preserve"> </w:t>
-      </w:r>
-      <w:r>
-        <w:t xml:space="preserve">„Add”, oder nutzen Sie „Scan QR code”. Verweigert der Browser den</w:t>
-      </w:r>
-      <w:r>
-        <w:t xml:space="preserve"> </w:t>
-      </w:r>
-      <w:r>
-        <w:t xml:space="preserve">Kamerazugriff, erscheint ein verständlicher Hinweis; „Cancel” unter dem</w:t>
-      </w:r>
-      <w:r>
-        <w:t xml:space="preserve"> </w:t>
-      </w:r>
-      <w:r>
-        <w:t xml:space="preserve">Kamerabild beendet das Scannen.</w:t>
+        <w:t xml:space="preserve">Summe (sum):</w:t>
+      </w:r>
+      <w:r>
+        <w:t xml:space="preserve"> </w:t>
+      </w:r>
+      <w:r>
+        <w:t xml:space="preserve">addiert alle Werte.</w:t>
       </w:r>
     </w:p>
     <w:p>
@@ -6620,6 +7136,464 @@
           <w:b/>
           <w:bCs/>
         </w:rPr>
+        <w:t xml:space="preserve">Minimum (minimum):</w:t>
+      </w:r>
+      <w:r>
+        <w:t xml:space="preserve"> </w:t>
+      </w:r>
+      <w:r>
+        <w:t xml:space="preserve">zeigt den niedrigsten Wert.</w:t>
+      </w:r>
+    </w:p>
+    <w:p>
+      <w:pPr>
+        <w:pStyle w:val="Compact"/>
+        <w:numPr>
+          <w:ilvl w:val="0"/>
+          <w:numId w:val="1015"/>
+        </w:numPr>
+      </w:pPr>
+      <w:r>
+        <w:rPr>
+          <w:b/>
+          <w:bCs/>
+        </w:rPr>
+        <w:t xml:space="preserve">Maximum (maximum):</w:t>
+      </w:r>
+      <w:r>
+        <w:t xml:space="preserve"> </w:t>
+      </w:r>
+      <w:r>
+        <w:t xml:space="preserve">zeigt den höchsten Wert.</w:t>
+      </w:r>
+    </w:p>
+    <w:bookmarkEnd w:id="89"/>
+    <w:bookmarkStart w:id="90" w:name="rollenbasierte-freigaben"/>
+    <w:p>
+      <w:pPr>
+        <w:pStyle w:val="Heading3"/>
+      </w:pPr>
+      <w:r>
+        <w:t xml:space="preserve">Rollenbasierte Freigaben</w:t>
+      </w:r>
+    </w:p>
+    <w:p>
+      <w:pPr>
+        <w:pStyle w:val="FirstParagraph"/>
+      </w:pPr>
+      <w:r>
+        <w:t xml:space="preserve">In der Praxis haben unterschiedliche Partner unterschiedliche Bedürfnisse: Ein</w:t>
+      </w:r>
+      <w:r>
+        <w:t xml:space="preserve"> </w:t>
+      </w:r>
+      <w:r>
+        <w:t xml:space="preserve">Investor benötigt grobe Jahreszahlen, ein Energiemanager hingegen hochauflösende</w:t>
+      </w:r>
+      <w:r>
+        <w:t xml:space="preserve"> </w:t>
+      </w:r>
+      <w:r>
+        <w:t xml:space="preserve">15-Minuten-Intervalle. Mit der rollenbasierten Freigabe teilen Sie mit allen</w:t>
+      </w:r>
+      <w:r>
+        <w:t xml:space="preserve"> </w:t>
+      </w:r>
+      <w:r>
+        <w:t xml:space="preserve">Mitgliedern eines Datenraums, die eine bestimmte Rolle innehaben – die Auswahl</w:t>
+      </w:r>
+      <w:r>
+        <w:t xml:space="preserve"> </w:t>
+      </w:r>
+      <w:r>
+        <w:t xml:space="preserve">der Empfänger ergibt sich aus der Rolle.</w:t>
+      </w:r>
+    </w:p>
+    <w:p>
+      <w:pPr>
+        <w:pStyle w:val="BodyText"/>
+      </w:pPr>
+      <w:r>
+        <w:t xml:space="preserve">Die Granergize-App kennt acht Rollen, die Sie sich im Datenraum zuweisen können (die</w:t>
+      </w:r>
+      <w:r>
+        <w:t xml:space="preserve"> </w:t>
+      </w:r>
+      <w:r>
+        <w:t xml:space="preserve">Auswahl „My role(s)” zeigt sie mit ihren englischen Bezeichnungen):</w:t>
+      </w:r>
+    </w:p>
+    <w:p>
+      <w:pPr>
+        <w:pStyle w:val="Compact"/>
+        <w:numPr>
+          <w:ilvl w:val="0"/>
+          <w:numId w:val="1016"/>
+        </w:numPr>
+      </w:pPr>
+      <w:r>
+        <w:rPr>
+          <w:b/>
+          <w:bCs/>
+        </w:rPr>
+        <w:t xml:space="preserve">Investor</w:t>
+      </w:r>
+      <w:r>
+        <w:t xml:space="preserve"> </w:t>
+      </w:r>
+      <w:r>
+        <w:t xml:space="preserve">– Investoren und Bestandshalter</w:t>
+      </w:r>
+    </w:p>
+    <w:p>
+      <w:pPr>
+        <w:pStyle w:val="Compact"/>
+        <w:numPr>
+          <w:ilvl w:val="0"/>
+          <w:numId w:val="1016"/>
+        </w:numPr>
+      </w:pPr>
+      <w:r>
+        <w:rPr>
+          <w:b/>
+          <w:bCs/>
+        </w:rPr>
+        <w:t xml:space="preserve">User</w:t>
+      </w:r>
+      <w:r>
+        <w:t xml:space="preserve"> </w:t>
+      </w:r>
+      <w:r>
+        <w:t xml:space="preserve">– Nutzer der Immobilie</w:t>
+      </w:r>
+    </w:p>
+    <w:p>
+      <w:pPr>
+        <w:pStyle w:val="Compact"/>
+        <w:numPr>
+          <w:ilvl w:val="0"/>
+          <w:numId w:val="1016"/>
+        </w:numPr>
+      </w:pPr>
+      <w:r>
+        <w:rPr>
+          <w:b/>
+          <w:bCs/>
+        </w:rPr>
+        <w:t xml:space="preserve">Benchmark Service Provider</w:t>
+      </w:r>
+      <w:r>
+        <w:t xml:space="preserve"> </w:t>
+      </w:r>
+      <w:r>
+        <w:t xml:space="preserve">– Benchmark-Dienstleister</w:t>
+      </w:r>
+    </w:p>
+    <w:p>
+      <w:pPr>
+        <w:pStyle w:val="Compact"/>
+        <w:numPr>
+          <w:ilvl w:val="0"/>
+          <w:numId w:val="1016"/>
+        </w:numPr>
+      </w:pPr>
+      <w:r>
+        <w:rPr>
+          <w:b/>
+          <w:bCs/>
+        </w:rPr>
+        <w:t xml:space="preserve">Facility Manager</w:t>
+      </w:r>
+      <w:r>
+        <w:t xml:space="preserve"> </w:t>
+      </w:r>
+      <w:r>
+        <w:t xml:space="preserve">– Gebäude- und Betriebsverantwortliche</w:t>
+      </w:r>
+    </w:p>
+    <w:p>
+      <w:pPr>
+        <w:pStyle w:val="Compact"/>
+        <w:numPr>
+          <w:ilvl w:val="0"/>
+          <w:numId w:val="1016"/>
+        </w:numPr>
+      </w:pPr>
+      <w:r>
+        <w:rPr>
+          <w:b/>
+          <w:bCs/>
+        </w:rPr>
+        <w:t xml:space="preserve">Developer</w:t>
+      </w:r>
+      <w:r>
+        <w:t xml:space="preserve"> </w:t>
+      </w:r>
+      <w:r>
+        <w:t xml:space="preserve">– Projektentwickler</w:t>
+      </w:r>
+    </w:p>
+    <w:p>
+      <w:pPr>
+        <w:pStyle w:val="Compact"/>
+        <w:numPr>
+          <w:ilvl w:val="0"/>
+          <w:numId w:val="1016"/>
+        </w:numPr>
+      </w:pPr>
+      <w:r>
+        <w:rPr>
+          <w:b/>
+          <w:bCs/>
+        </w:rPr>
+        <w:t xml:space="preserve">Consultant / Broker</w:t>
+      </w:r>
+      <w:r>
+        <w:t xml:space="preserve"> </w:t>
+      </w:r>
+      <w:r>
+        <w:t xml:space="preserve">– Berater und Makler</w:t>
+      </w:r>
+    </w:p>
+    <w:p>
+      <w:pPr>
+        <w:pStyle w:val="Compact"/>
+        <w:numPr>
+          <w:ilvl w:val="0"/>
+          <w:numId w:val="1016"/>
+        </w:numPr>
+      </w:pPr>
+      <w:r>
+        <w:rPr>
+          <w:b/>
+          <w:bCs/>
+        </w:rPr>
+        <w:t xml:space="preserve">Software Provider</w:t>
+      </w:r>
+      <w:r>
+        <w:t xml:space="preserve"> </w:t>
+      </w:r>
+      <w:r>
+        <w:t xml:space="preserve">– Softwaredienstleister</w:t>
+      </w:r>
+    </w:p>
+    <w:p>
+      <w:pPr>
+        <w:pStyle w:val="Compact"/>
+        <w:numPr>
+          <w:ilvl w:val="0"/>
+          <w:numId w:val="1016"/>
+        </w:numPr>
+      </w:pPr>
+      <w:r>
+        <w:rPr>
+          <w:b/>
+          <w:bCs/>
+        </w:rPr>
+        <w:t xml:space="preserve">Energy Provider</w:t>
+      </w:r>
+      <w:r>
+        <w:t xml:space="preserve"> </w:t>
+      </w:r>
+      <w:r>
+        <w:t xml:space="preserve">– Energiedienstleister</w:t>
+      </w:r>
+    </w:p>
+    <w:p>
+      <w:pPr>
+        <w:pStyle w:val="FirstParagraph"/>
+      </w:pPr>
+      <w:r>
+        <w:t xml:space="preserve">Diese Rollen sind bewusst nicht exklusiv: Sie können sich</w:t>
+      </w:r>
+      <w:r>
+        <w:t xml:space="preserve"> </w:t>
+      </w:r>
+      <w:r>
+        <w:rPr>
+          <w:b/>
+          <w:bCs/>
+        </w:rPr>
+        <w:t xml:space="preserve">mehrere oder alle</w:t>
+      </w:r>
+      <w:r>
+        <w:t xml:space="preserve"> </w:t>
+      </w:r>
+      <w:r>
+        <w:t xml:space="preserve">zuweisen (siehe „Rolle wählen”). Eine Rolle hängt ausschließlich an der</w:t>
+      </w:r>
+      <w:r>
+        <w:t xml:space="preserve"> </w:t>
+      </w:r>
+      <w:r>
+        <w:t xml:space="preserve">Datenraum-Mitgliedschaft – nicht an einem Gebäude, seinen Energiedaten oder Ihrem</w:t>
+      </w:r>
+      <w:r>
+        <w:t xml:space="preserve"> </w:t>
+      </w:r>
+      <w:r>
+        <w:t xml:space="preserve">Profil.</w:t>
+      </w:r>
+    </w:p>
+    <w:bookmarkEnd w:id="90"/>
+    <w:bookmarkEnd w:id="91"/>
+    <w:bookmarkStart w:id="116" w:name="vorgehensweise-beim-datenteilen"/>
+    <w:p>
+      <w:pPr>
+        <w:pStyle w:val="Heading2"/>
+      </w:pPr>
+      <w:r>
+        <w:t xml:space="preserve">Vorgehensweise beim Datenteilen</w:t>
+      </w:r>
+    </w:p>
+    <w:bookmarkStart w:id="95" w:name="X02cc8b8c675205394a9898fb5cbb8306158c66e"/>
+    <w:p>
+      <w:pPr>
+        <w:pStyle w:val="Heading3"/>
+      </w:pPr>
+      <w:r>
+        <w:t xml:space="preserve">Einem Datenraum beitreten oder einen Raum erstellen</w:t>
+      </w:r>
+    </w:p>
+    <w:p>
+      <w:pPr>
+        <w:pStyle w:val="FirstParagraph"/>
+      </w:pPr>
+      <w:r>
+        <w:t xml:space="preserve">Ein</w:t>
+      </w:r>
+      <w:r>
+        <w:t xml:space="preserve"> </w:t>
+      </w:r>
+      <w:r>
+        <w:rPr>
+          <w:b/>
+          <w:bCs/>
+        </w:rPr>
+        <w:t xml:space="preserve">Datenraum</w:t>
+      </w:r>
+      <w:r>
+        <w:t xml:space="preserve"> </w:t>
+      </w:r>
+      <w:r>
+        <w:t xml:space="preserve">bündelt die Akteure, die untereinander Daten teilen, und ist</w:t>
+      </w:r>
+      <w:r>
+        <w:t xml:space="preserve"> </w:t>
+      </w:r>
+      <w:r>
+        <w:t xml:space="preserve">die Grundlage für die rollenbasierte Freigabe. Im Tab</w:t>
+      </w:r>
+      <w:r>
+        <w:t xml:space="preserve"> </w:t>
+      </w:r>
+      <w:r>
+        <w:rPr>
+          <w:b/>
+          <w:bCs/>
+        </w:rPr>
+        <w:t xml:space="preserve">Connect</w:t>
+      </w:r>
+      <w:r>
+        <w:t xml:space="preserve"> </w:t>
+      </w:r>
+      <w:r>
+        <w:t xml:space="preserve">versammelt</w:t>
+      </w:r>
+      <w:r>
+        <w:t xml:space="preserve"> </w:t>
+      </w:r>
+      <w:r>
+        <w:t xml:space="preserve">der Abschnitt „Your data rooms” alle Datenraum-Aktionen in einer Leiste über</w:t>
+      </w:r>
+      <w:r>
+        <w:t xml:space="preserve"> </w:t>
+      </w:r>
+      <w:r>
+        <w:t xml:space="preserve">der Liste:</w:t>
+      </w:r>
+    </w:p>
+    <w:p>
+      <w:pPr>
+        <w:pStyle w:val="Compact"/>
+        <w:numPr>
+          <w:ilvl w:val="0"/>
+          <w:numId w:val="1017"/>
+        </w:numPr>
+      </w:pPr>
+      <w:r>
+        <w:rPr>
+          <w:b/>
+          <w:bCs/>
+        </w:rPr>
+        <w:t xml:space="preserve">Raum erstellen:</w:t>
+      </w:r>
+      <w:r>
+        <w:t xml:space="preserve"> </w:t>
+      </w:r>
+      <w:r>
+        <w:t xml:space="preserve">„Host a data room” legt einen Raum auf Ihrem Pod an. Teilen</w:t>
+      </w:r>
+      <w:r>
+        <w:t xml:space="preserve"> </w:t>
+      </w:r>
+      <w:r>
+        <w:t xml:space="preserve">Sie dessen Link oder QR-Code, damit andere beitreten können.</w:t>
+      </w:r>
+    </w:p>
+    <w:p>
+      <w:pPr>
+        <w:pStyle w:val="Compact"/>
+        <w:numPr>
+          <w:ilvl w:val="0"/>
+          <w:numId w:val="1017"/>
+        </w:numPr>
+      </w:pPr>
+      <w:r>
+        <w:rPr>
+          <w:b/>
+          <w:bCs/>
+        </w:rPr>
+        <w:t xml:space="preserve">Beitreten:</w:t>
+      </w:r>
+      <w:r>
+        <w:t xml:space="preserve"> </w:t>
+      </w:r>
+      <w:r>
+        <w:t xml:space="preserve">Fügen Sie eine Raum-URI in das Feld ein und klicken Sie auf</w:t>
+      </w:r>
+      <w:r>
+        <w:t xml:space="preserve"> </w:t>
+      </w:r>
+      <w:r>
+        <w:t xml:space="preserve">„Add”, oder nutzen Sie „Scan QR code”. Verweigert der Browser den</w:t>
+      </w:r>
+      <w:r>
+        <w:t xml:space="preserve"> </w:t>
+      </w:r>
+      <w:r>
+        <w:t xml:space="preserve">Kamerazugriff, erscheint ein verständlicher Hinweis; „Cancel” unter dem</w:t>
+      </w:r>
+      <w:r>
+        <w:t xml:space="preserve"> </w:t>
+      </w:r>
+      <w:r>
+        <w:t xml:space="preserve">Kamerabild beendet das Scannen.</w:t>
+      </w:r>
+    </w:p>
+    <w:p>
+      <w:pPr>
+        <w:pStyle w:val="Compact"/>
+        <w:numPr>
+          <w:ilvl w:val="0"/>
+          <w:numId w:val="1017"/>
+        </w:numPr>
+      </w:pPr>
+      <w:r>
+        <w:rPr>
+          <w:b/>
+          <w:bCs/>
+        </w:rPr>
         <w:t xml:space="preserve">Rolle wählen:</w:t>
       </w:r>
       <w:r>
@@ -6672,143 +7646,12 @@
           <wp:inline>
             <wp:extent cx="5334000" cy="4000499"/>
             <wp:effectExtent b="0" l="0" r="0" t="0"/>
-            <wp:docPr descr="Tab „Connect”: Raum erstellen oder beitreten und Rolle wählen" title="" id="89" name="Picture"/>
+            <wp:docPr descr="Tab „Connect”: Raum erstellen oder beitreten und Rolle wählen" title="" id="93" name="Picture"/>
             <a:graphic>
               <a:graphicData uri="http://schemas.openxmlformats.org/drawingml/2006/picture">
                 <pic:pic>
                   <pic:nvPicPr>
-                    <pic:cNvPr descr="figures/room.png" id="90" name="Picture"/>
-                    <pic:cNvPicPr>
-                      <a:picLocks noChangeArrowheads="1" noChangeAspect="1"/>
-                    </pic:cNvPicPr>
-                  </pic:nvPicPr>
-                  <pic:blipFill>
-                    <a:blip r:embed="rId88"/>
-                    <a:stretch>
-                      <a:fillRect/>
-                    </a:stretch>
-                  </pic:blipFill>
-                  <pic:spPr bwMode="auto">
-                    <a:xfrm>
-                      <a:off x="0" y="0"/>
-                      <a:ext cx="5334000" cy="4000499"/>
-                    </a:xfrm>
-                    <a:prstGeom prst="rect">
-                      <a:avLst/>
-                    </a:prstGeom>
-                    <a:noFill/>
-                    <a:ln w="9525">
-                      <a:noFill/>
-                      <a:headEnd/>
-                      <a:tailEnd/>
-                    </a:ln>
-                  </pic:spPr>
-                </pic:pic>
-              </a:graphicData>
-            </a:graphic>
-          </wp:inline>
-        </w:drawing>
-      </w:r>
-    </w:p>
-    <w:p>
-      <w:pPr>
-        <w:pStyle w:val="ImageCaption"/>
-      </w:pPr>
-      <w:r>
-        <w:t xml:space="preserve">Tab „Connect”: Raum erstellen oder beitreten und Rolle wählen</w:t>
-      </w:r>
-    </w:p>
-    <w:bookmarkEnd w:id="91"/>
-    <w:bookmarkStart w:id="95" w:name="kontakte-verwalten"/>
-    <w:p>
-      <w:pPr>
-        <w:pStyle w:val="Heading3"/>
-      </w:pPr>
-      <w:r>
-        <w:t xml:space="preserve">Kontakte verwalten</w:t>
-      </w:r>
-    </w:p>
-    <w:p>
-      <w:pPr>
-        <w:pStyle w:val="FirstParagraph"/>
-      </w:pPr>
-      <w:r>
-        <w:t xml:space="preserve">Ebenfalls im Tab</w:t>
-      </w:r>
-      <w:r>
-        <w:t xml:space="preserve"> </w:t>
-      </w:r>
-      <w:r>
-        <w:rPr>
-          <w:b/>
-          <w:bCs/>
-        </w:rPr>
-        <w:t xml:space="preserve">Connect</w:t>
-      </w:r>
-      <w:r>
-        <w:t xml:space="preserve"> </w:t>
-      </w:r>
-      <w:r>
-        <w:t xml:space="preserve">führen Sie unter „Contacts” ein persönliches</w:t>
-      </w:r>
-      <w:r>
-        <w:t xml:space="preserve"> </w:t>
-      </w:r>
-      <w:r>
-        <w:t xml:space="preserve">Adressbuch Ihrer Geschäftspartner – jeder Eintrag ist eine WebID, zu der</w:t>
-      </w:r>
-      <w:r>
-        <w:t xml:space="preserve"> </w:t>
-      </w:r>
-      <w:r>
-        <w:t xml:space="preserve">Granergize automatisch den hinterlegten Namen und das Profilbild auflöst.</w:t>
-      </w:r>
-      <w:r>
-        <w:t xml:space="preserve"> </w:t>
-      </w:r>
-      <w:r>
-        <w:t xml:space="preserve">Geschäftspartner, mit denen Sie Daten teilen, werden hier automatisch gemerkt;</w:t>
-      </w:r>
-      <w:r>
-        <w:t xml:space="preserve"> </w:t>
-      </w:r>
-      <w:r>
-        <w:t xml:space="preserve">zusätzlich können Sie eine WebID von Hand eintragen und mit „Add” hinzufügen oder</w:t>
-      </w:r>
-      <w:r>
-        <w:t xml:space="preserve"> </w:t>
-      </w:r>
-      <w:r>
-        <w:t xml:space="preserve">einen Eintrag über das Lösch-Symbol wieder entfernen. Ihre Kontakte erscheinen</w:t>
-      </w:r>
-      <w:r>
-        <w:t xml:space="preserve"> </w:t>
-      </w:r>
-      <w:r>
-        <w:t xml:space="preserve">anschließend als Vorschläge, wann immer Sie Empfänger für eine Freigabe auswählen</w:t>
-      </w:r>
-      <w:r>
-        <w:t xml:space="preserve"> </w:t>
-      </w:r>
-      <w:r>
-        <w:t xml:space="preserve">– so müssen Sie eine WebID nicht jedes Mal neu eingeben.</w:t>
-      </w:r>
-    </w:p>
-    <w:p>
-      <w:pPr>
-        <w:pStyle w:val="CaptionedFigure"/>
-      </w:pPr>
-      <w:r>
-        <w:drawing>
-          <wp:inline>
-            <wp:extent cx="5334000" cy="4000499"/>
-            <wp:effectExtent b="0" l="0" r="0" t="0"/>
-            <wp:docPr descr="Tab „Connect”: persönliches Adressbuch unter „Contacts”" title="" id="93" name="Picture"/>
-            <a:graphic>
-              <a:graphicData uri="http://schemas.openxmlformats.org/drawingml/2006/picture">
-                <pic:pic>
-                  <pic:nvPicPr>
-                    <pic:cNvPr descr="figures/contacts.png" id="94" name="Picture"/>
+                    <pic:cNvPr descr="figures/room.png" id="94" name="Picture"/>
                     <pic:cNvPicPr>
                       <a:picLocks noChangeArrowheads="1" noChangeAspect="1"/>
                     </pic:cNvPicPr>
@@ -6846,17 +7689,17 @@
         <w:pStyle w:val="ImageCaption"/>
       </w:pPr>
       <w:r>
-        <w:t xml:space="preserve">Tab „Connect”: persönliches Adressbuch unter „Contacts”</w:t>
+        <w:t xml:space="preserve">Tab „Connect”: Raum erstellen oder beitreten und Rolle wählen</w:t>
       </w:r>
     </w:p>
     <w:bookmarkEnd w:id="95"/>
-    <w:bookmarkStart w:id="99" w:name="ein-gebäude-teilen"/>
+    <w:bookmarkStart w:id="99" w:name="kontakte-verwalten"/>
     <w:p>
       <w:pPr>
         <w:pStyle w:val="Heading3"/>
       </w:pPr>
       <w:r>
-        <w:t xml:space="preserve">Ein Gebäude teilen</w:t>
+        <w:t xml:space="preserve">Kontakte verwalten</w:t>
       </w:r>
     </w:p>
     <w:p>
@@ -6864,146 +7707,65 @@
         <w:pStyle w:val="FirstParagraph"/>
       </w:pPr>
       <w:r>
-        <w:t xml:space="preserve">Im Tab</w:t>
-      </w:r>
-      <w:r>
-        <w:t xml:space="preserve"> </w:t>
-      </w:r>
-      <w:r>
-        <w:rPr>
-          <w:b/>
-          <w:bCs/>
-        </w:rPr>
-        <w:t xml:space="preserve">Manage</w:t>
-      </w:r>
-      <w:r>
-        <w:t xml:space="preserve"> </w:t>
-      </w:r>
-      <w:r>
-        <w:t xml:space="preserve">hat jedes Gebäude unter „Your buildings” eigene Symbole:</w:t>
-      </w:r>
-      <w:r>
-        <w:t xml:space="preserve"> </w:t>
-      </w:r>
-      <w:r>
-        <w:t xml:space="preserve">Bearbeiten, Dateien verwalten, Energie-Jahr erfassen, Teilen, Herunterladen und</w:t>
-      </w:r>
-      <w:r>
-        <w:t xml:space="preserve"> </w:t>
-      </w:r>
-      <w:r>
-        <w:t xml:space="preserve">Löschen (siehe Abschnitt „Gebäude bearbeiten, Dateien verwalten und löschen”).</w:t>
-      </w:r>
-    </w:p>
-    <w:p>
-      <w:pPr>
-        <w:pStyle w:val="Compact"/>
-        <w:numPr>
-          <w:ilvl w:val="0"/>
-          <w:numId w:val="1016"/>
-        </w:numPr>
-      </w:pPr>
-      <w:r>
-        <w:t xml:space="preserve">Klicken Sie beim gewünschten Gebäude auf das Teilen-Symbol. Der Dialog „Share</w:t>
-      </w:r>
-      <w:r>
-        <w:t xml:space="preserve"> </w:t>
-      </w:r>
-      <w:r>
-        <w:t xml:space="preserve">Building Data” öffnet sich.</w:t>
-      </w:r>
-    </w:p>
-    <w:p>
-      <w:pPr>
-        <w:pStyle w:val="Compact"/>
-        <w:numPr>
-          <w:ilvl w:val="0"/>
-          <w:numId w:val="1016"/>
-        </w:numPr>
-      </w:pPr>
-      <w:r>
-        <w:t xml:space="preserve">Wählen Sie, an wen geteilt wird:</w:t>
-      </w:r>
-      <w:r>
-        <w:t xml:space="preserve"> </w:t>
-      </w:r>
-      <w:r>
-        <w:rPr>
-          <w:b/>
-          <w:bCs/>
-        </w:rPr>
-        <w:t xml:space="preserve">By WebID</w:t>
-      </w:r>
-      <w:r>
-        <w:t xml:space="preserve"> </w:t>
-      </w:r>
-      <w:r>
-        <w:t xml:space="preserve">(eine oder mehrere WebIDs</w:t>
-      </w:r>
-      <w:r>
-        <w:t xml:space="preserve"> </w:t>
-      </w:r>
-      <w:r>
-        <w:t xml:space="preserve">eingeben) oder</w:t>
-      </w:r>
-      <w:r>
-        <w:t xml:space="preserve"> </w:t>
-      </w:r>
-      <w:r>
-        <w:rPr>
-          <w:b/>
-          <w:bCs/>
-        </w:rPr>
-        <w:t xml:space="preserve">By role</w:t>
-      </w:r>
-      <w:r>
-        <w:t xml:space="preserve"> </w:t>
-      </w:r>
-      <w:r>
-        <w:t xml:space="preserve">(eine Rolle wählen – geteilt wird mit allen</w:t>
-      </w:r>
-      <w:r>
-        <w:t xml:space="preserve"> </w:t>
-      </w:r>
-      <w:r>
-        <w:t xml:space="preserve">Raum-Mitgliedern, die diese Rolle haben).</w:t>
-      </w:r>
-    </w:p>
-    <w:p>
-      <w:pPr>
-        <w:pStyle w:val="Compact"/>
-        <w:numPr>
-          <w:ilvl w:val="0"/>
-          <w:numId w:val="1016"/>
-        </w:numPr>
-      </w:pPr>
-      <w:r>
-        <w:t xml:space="preserve">Wählen Sie unter „What to share” den Freigabeumfang – nur Stammdaten, Stammdaten</w:t>
-      </w:r>
-      <w:r>
-        <w:t xml:space="preserve"> </w:t>
-      </w:r>
-      <w:r>
-        <w:t xml:space="preserve">mit allen Energiejahren oder Stammdaten mit ausgewählten Jahren (siehe Abschnitt</w:t>
-      </w:r>
-      <w:r>
-        <w:t xml:space="preserve"> </w:t>
-      </w:r>
-      <w:r>
-        <w:t xml:space="preserve">„Individuelle Gebäudedaten teilen”) – und bestätigen Sie mit</w:t>
-      </w:r>
-      <w:r>
-        <w:t xml:space="preserve"> </w:t>
-      </w:r>
-      <w:r>
-        <w:rPr>
-          <w:b/>
-          <w:bCs/>
-        </w:rPr>
-        <w:t xml:space="preserve">Share</w:t>
-      </w:r>
-      <w:r>
-        <w:t xml:space="preserve">.</w:t>
+        <w:t xml:space="preserve">Ebenfalls im Tab</w:t>
+      </w:r>
+      <w:r>
+        <w:t xml:space="preserve"> </w:t>
+      </w:r>
+      <w:r>
+        <w:rPr>
+          <w:b/>
+          <w:bCs/>
+        </w:rPr>
+        <w:t xml:space="preserve">Connect</w:t>
+      </w:r>
+      <w:r>
+        <w:t xml:space="preserve"> </w:t>
+      </w:r>
+      <w:r>
+        <w:t xml:space="preserve">führen Sie unter „Contacts” ein persönliches</w:t>
+      </w:r>
+      <w:r>
+        <w:t xml:space="preserve"> </w:t>
+      </w:r>
+      <w:r>
+        <w:t xml:space="preserve">Adressbuch Ihrer Geschäftspartner – jeder Eintrag ist eine WebID, zu der</w:t>
+      </w:r>
+      <w:r>
+        <w:t xml:space="preserve"> </w:t>
+      </w:r>
+      <w:r>
+        <w:t xml:space="preserve">die App automatisch den hinterlegten Namen und das Profilbild auflöst.</w:t>
+      </w:r>
+      <w:r>
+        <w:t xml:space="preserve"> </w:t>
+      </w:r>
+      <w:r>
+        <w:t xml:space="preserve">Geschäftspartner, mit denen Sie Daten teilen, werden hier automatisch gemerkt;</w:t>
+      </w:r>
+      <w:r>
+        <w:t xml:space="preserve"> </w:t>
+      </w:r>
+      <w:r>
+        <w:t xml:space="preserve">zusätzlich können Sie eine WebID von Hand eintragen und mit „Add” hinzufügen oder</w:t>
+      </w:r>
+      <w:r>
+        <w:t xml:space="preserve"> </w:t>
+      </w:r>
+      <w:r>
+        <w:t xml:space="preserve">einen Eintrag über das Lösch-Symbol wieder entfernen. Ihre Kontakte erscheinen</w:t>
+      </w:r>
+      <w:r>
+        <w:t xml:space="preserve"> </w:t>
+      </w:r>
+      <w:r>
+        <w:t xml:space="preserve">anschließend als Vorschläge, wann immer Sie Empfänger für eine Freigabe auswählen</w:t>
+      </w:r>
+      <w:r>
+        <w:t xml:space="preserve"> </w:t>
+      </w:r>
+      <w:r>
+        <w:t xml:space="preserve">– so müssen Sie eine WebID nicht jedes Mal neu eingeben.</w:t>
       </w:r>
     </w:p>
     <w:p>
@@ -7015,12 +7777,12 @@
           <wp:inline>
             <wp:extent cx="5334000" cy="4000499"/>
             <wp:effectExtent b="0" l="0" r="0" t="0"/>
-            <wp:docPr descr="Tab „Manage”: ein Gebäude mit seinen Symbolen zum Teilen, Bearbeiten und Verwalten" title="" id="97" name="Picture"/>
+            <wp:docPr descr="Tab „Connect”: persönliches Adressbuch unter „Contacts”" title="" id="97" name="Picture"/>
             <a:graphic>
               <a:graphicData uri="http://schemas.openxmlformats.org/drawingml/2006/picture">
                 <pic:pic>
                   <pic:nvPicPr>
-                    <pic:cNvPr descr="figures/share-building.png" id="98" name="Picture"/>
+                    <pic:cNvPr descr="figures/contacts.png" id="98" name="Picture"/>
                     <pic:cNvPicPr>
                       <a:picLocks noChangeArrowheads="1" noChangeAspect="1"/>
                     </pic:cNvPicPr>
@@ -7058,123 +7820,53 @@
         <w:pStyle w:val="ImageCaption"/>
       </w:pPr>
       <w:r>
-        <w:t xml:space="preserve">Tab „Manage”: ein Gebäude mit seinen Symbolen zum Teilen, Bearbeiten und Verwalten</w:t>
-      </w:r>
-    </w:p>
-    <w:p>
-      <w:pPr>
-        <w:pStyle w:val="BlockText"/>
-      </w:pPr>
-      <w:r>
-        <w:rPr>
-          <w:b/>
-          <w:bCs/>
-        </w:rPr>
-        <w:t xml:space="preserve">Technische Details (für Administratoren)</w:t>
-      </w:r>
-    </w:p>
-    <w:p>
-      <w:pPr>
-        <w:pStyle w:val="BlockText"/>
-      </w:pPr>
-      <w:r>
-        <w:t xml:space="preserve">Im Hintergrund setzt Granergize die ACL-Berechtigung für die Gebäudedatei</w:t>
-      </w:r>
-      <w:r>
-        <w:t xml:space="preserve"> </w:t>
-      </w:r>
-      <w:r>
-        <w:t xml:space="preserve">(und, falls Energiedaten geteilt werden, für die betreffenden Energiedateien),</w:t>
-      </w:r>
-      <w:r>
-        <w:t xml:space="preserve"> </w:t>
-      </w:r>
-      <w:r>
-        <w:t xml:space="preserve">sendet eine Access-Grant-Benachrichtigung an den Posteingang (</w:t>
-      </w:r>
-      <w:r>
-        <w:rPr>
-          <w:rStyle w:val="VerbatimChar"/>
-        </w:rPr>
-        <w:t xml:space="preserve">inbox/</w:t>
-      </w:r>
-      <w:r>
-        <w:t xml:space="preserve">) des</w:t>
-      </w:r>
-      <w:r>
-        <w:t xml:space="preserve"> </w:t>
-      </w:r>
-      <w:r>
-        <w:t xml:space="preserve">Empfängers und vermerkt die Freigabe im eigenen Pod. Der Empfänger verarbeitet</w:t>
-      </w:r>
-      <w:r>
-        <w:t xml:space="preserve"> </w:t>
-      </w:r>
-      <w:r>
-        <w:t xml:space="preserve">die Benachrichtigung und sieht anschließend die geteilten Daten.</w:t>
-      </w:r>
-    </w:p>
-    <w:p>
-      <w:pPr>
-        <w:pStyle w:val="BlockText"/>
-      </w:pPr>
-      <w:r>
-        <w:t xml:space="preserve">Maßgeblich ist dabei das im eigenen Pod geführte Freigabeprotokoll</w:t>
-      </w:r>
-      <w:r>
-        <w:t xml:space="preserve"> </w:t>
-      </w:r>
-      <w:r>
-        <w:t xml:space="preserve">(</w:t>
-      </w:r>
-      <w:r>
-        <w:rPr>
-          <w:rStyle w:val="VerbatimChar"/>
-        </w:rPr>
-        <w:t xml:space="preserve">shared-out/</w:t>
-      </w:r>
-      <w:r>
-        <w:t xml:space="preserve">); die ACL-Dateien sind eine daraus abgeleitete Projektion.</w:t>
-      </w:r>
-      <w:r>
-        <w:t xml:space="preserve"> </w:t>
-      </w:r>
-      <w:r>
-        <w:t xml:space="preserve">Nach dem Speichern eines neuen Energiejahres gleicht Granergize die</w:t>
-      </w:r>
-      <w:r>
-        <w:t xml:space="preserve"> </w:t>
-      </w:r>
-      <w:r>
-        <w:t xml:space="preserve">Berechtigungen automatisch mit den bestehenden Freigaben ab: Eine</w:t>
-      </w:r>
-      <w:r>
-        <w:t xml:space="preserve"> </w:t>
-      </w:r>
-      <w:r>
-        <w:t xml:space="preserve">„alle Jahre”-Freigabe erhält Zugriff auf die neue Energiedatei, eine</w:t>
-      </w:r>
-      <w:r>
-        <w:t xml:space="preserve"> </w:t>
-      </w:r>
-      <w:r>
-        <w:t xml:space="preserve">jahresbezogene Freigabe nicht. Da das Protokoll alle Freigabedimensionen</w:t>
-      </w:r>
-      <w:r>
-        <w:t xml:space="preserve"> </w:t>
-      </w:r>
-      <w:r>
-        <w:t xml:space="preserve">festhält, lassen sich die ACLs daraus jederzeit prüfen und wiederherstellen.</w:t>
+        <w:t xml:space="preserve">Tab „Connect”: persönliches Adressbuch unter „Contacts”</w:t>
       </w:r>
     </w:p>
     <w:bookmarkEnd w:id="99"/>
-    <w:bookmarkStart w:id="106" w:name="aggregierte-ansicht-erstellen-und-teilen"/>
+    <w:bookmarkStart w:id="103" w:name="ein-gebäude-teilen"/>
     <w:p>
       <w:pPr>
         <w:pStyle w:val="Heading3"/>
       </w:pPr>
       <w:r>
-        <w:t xml:space="preserve">Aggregierte Ansicht erstellen und teilen</w:t>
+        <w:t xml:space="preserve">Ein Gebäude teilen</w:t>
+      </w:r>
+    </w:p>
+    <w:p>
+      <w:pPr>
+        <w:pStyle w:val="FirstParagraph"/>
+      </w:pPr>
+      <w:r>
+        <w:t xml:space="preserve">Im Tab</w:t>
+      </w:r>
+      <w:r>
+        <w:t xml:space="preserve"> </w:t>
+      </w:r>
+      <w:r>
+        <w:rPr>
+          <w:b/>
+          <w:bCs/>
+        </w:rPr>
+        <w:t xml:space="preserve">Manage</w:t>
+      </w:r>
+      <w:r>
+        <w:t xml:space="preserve"> </w:t>
+      </w:r>
+      <w:r>
+        <w:t xml:space="preserve">hat jedes Gebäude unter „Your buildings” eigene Symbole:</w:t>
+      </w:r>
+      <w:r>
+        <w:t xml:space="preserve"> </w:t>
+      </w:r>
+      <w:r>
+        <w:t xml:space="preserve">Bearbeiten, Dateien verwalten, Energie-Jahr erfassen, Teilen, Herunterladen und</w:t>
+      </w:r>
+      <w:r>
+        <w:t xml:space="preserve"> </w:t>
+      </w:r>
+      <w:r>
+        <w:t xml:space="preserve">Löschen (siehe Abschnitt „Gebäude bearbeiten, Dateien verwalten und löschen”).</w:t>
       </w:r>
     </w:p>
     <w:p>
@@ -7182,33 +7874,17 @@
         <w:pStyle w:val="Compact"/>
         <w:numPr>
           <w:ilvl w:val="0"/>
-          <w:numId w:val="1017"/>
+          <w:numId w:val="1018"/>
         </w:numPr>
       </w:pPr>
       <w:r>
-        <w:t xml:space="preserve">Wechseln Sie im Tab</w:t>
-      </w:r>
-      <w:r>
-        <w:t xml:space="preserve"> </w:t>
-      </w:r>
-      <w:r>
-        <w:rPr>
-          <w:b/>
-          <w:bCs/>
-        </w:rPr>
-        <w:t xml:space="preserve">Manage</w:t>
-      </w:r>
-      <w:r>
-        <w:t xml:space="preserve"> </w:t>
-      </w:r>
-      <w:r>
-        <w:t xml:space="preserve">zum Abschnitt „Aggregated views” und klicken</w:t>
-      </w:r>
-      <w:r>
-        <w:t xml:space="preserve"> </w:t>
-      </w:r>
-      <w:r>
-        <w:t xml:space="preserve">Sie auf „Create View”.</w:t>
+        <w:t xml:space="preserve">Klicken Sie beim gewünschten Gebäude auf das Teilen-Symbol. Der Dialog „Share</w:t>
+      </w:r>
+      <w:r>
+        <w:t xml:space="preserve"> </w:t>
+      </w:r>
+      <w:r>
+        <w:t xml:space="preserve">Building Data” öffnet sich.</w:t>
       </w:r>
     </w:p>
     <w:p>
@@ -7216,138 +7892,55 @@
         <w:pStyle w:val="Compact"/>
         <w:numPr>
           <w:ilvl w:val="0"/>
-          <w:numId w:val="1017"/>
-        </w:numPr>
-      </w:pPr>
-      <w:r>
-        <w:t xml:space="preserve">Wählen Sie die</w:t>
-      </w:r>
-      <w:r>
-        <w:t xml:space="preserve"> </w:t>
-      </w:r>
-      <w:r>
-        <w:rPr>
-          <w:b/>
-          <w:bCs/>
-        </w:rPr>
-        <w:t xml:space="preserve">Art der Ansicht</w:t>
-      </w:r>
-      <w:r>
-        <w:t xml:space="preserve">:</w:t>
-      </w:r>
-    </w:p>
-    <w:p>
-      <w:pPr>
-        <w:pStyle w:val="Compact"/>
-        <w:numPr>
-          <w:ilvl w:val="1"/>
           <w:numId w:val="1018"/>
         </w:numPr>
       </w:pPr>
       <w:r>
-        <w:rPr>
-          <w:b/>
-          <w:bCs/>
-        </w:rPr>
-        <w:t xml:space="preserve">Annual portfolio</w:t>
-      </w:r>
-      <w:r>
-        <w:t xml:space="preserve"> </w:t>
-      </w:r>
-      <w:r>
-        <w:t xml:space="preserve">– Jahreskennzahlen über Ihre eigenen Gebäude</w:t>
-      </w:r>
-      <w:r>
-        <w:t xml:space="preserve"> </w:t>
-      </w:r>
-      <w:r>
-        <w:t xml:space="preserve">aggregieren.</w:t>
-      </w:r>
-    </w:p>
-    <w:p>
-      <w:pPr>
-        <w:pStyle w:val="Compact"/>
-        <w:numPr>
-          <w:ilvl w:val="1"/>
-          <w:numId w:val="1018"/>
-        </w:numPr>
-      </w:pPr>
-      <w:r>
-        <w:rPr>
-          <w:b/>
-          <w:bCs/>
-        </w:rPr>
-        <w:t xml:space="preserve">Monthly (15-minute series)</w:t>
-      </w:r>
-      <w:r>
-        <w:t xml:space="preserve"> </w:t>
-      </w:r>
-      <w:r>
-        <w:t xml:space="preserve">– Monatssummen über Gebäude, die eine</w:t>
-      </w:r>
-      <w:r>
-        <w:t xml:space="preserve"> </w:t>
-      </w:r>
-      <w:r>
-        <w:t xml:space="preserve">15-Minuten-Messreihe tragen; zur Auswahl stehen nur Monate, für die</w:t>
-      </w:r>
-      <w:r>
-        <w:t xml:space="preserve"> </w:t>
-      </w:r>
-      <w:r>
-        <w:t xml:space="preserve">tatsächlich Messwerte vorliegen.</w:t>
-      </w:r>
-    </w:p>
-    <w:p>
-      <w:pPr>
-        <w:pStyle w:val="Compact"/>
-        <w:numPr>
-          <w:ilvl w:val="1"/>
-          <w:numId w:val="1018"/>
-        </w:numPr>
-      </w:pPr>
-      <w:r>
-        <w:rPr>
-          <w:b/>
-          <w:bCs/>
-        </w:rPr>
-        <w:t xml:space="preserve">Compare shared buildings</w:t>
-      </w:r>
-      <w:r>
-        <w:t xml:space="preserve"> </w:t>
-      </w:r>
-      <w:r>
-        <w:t xml:space="preserve">– Jahresverbräuche über die</w:t>
-      </w:r>
-      <w:r>
-        <w:t xml:space="preserve"> </w:t>
-      </w:r>
-      <w:r>
-        <w:rPr>
-          <w:b/>
-          <w:bCs/>
-        </w:rPr>
-        <w:t xml:space="preserve">mit Ihnen</w:t>
-      </w:r>
-      <w:r>
-        <w:rPr>
-          <w:b/>
-          <w:bCs/>
-        </w:rPr>
-        <w:t xml:space="preserve"> </w:t>
-      </w:r>
-      <w:r>
-        <w:rPr>
-          <w:b/>
-          <w:bCs/>
-        </w:rPr>
-        <w:t xml:space="preserve">geteilten</w:t>
-      </w:r>
-      <w:r>
-        <w:t xml:space="preserve"> </w:t>
-      </w:r>
-      <w:r>
-        <w:t xml:space="preserve">Gebäude aggregieren (z. B. als Benchmark-Dienstleister).</w:t>
+        <w:t xml:space="preserve">Wählen Sie, an wen geteilt wird:</w:t>
+      </w:r>
+      <w:r>
+        <w:t xml:space="preserve"> </w:t>
+      </w:r>
+      <w:r>
+        <w:rPr>
+          <w:b/>
+          <w:bCs/>
+        </w:rPr>
+        <w:t xml:space="preserve">By WebID</w:t>
+      </w:r>
+      <w:r>
+        <w:t xml:space="preserve"> </w:t>
+      </w:r>
+      <w:r>
+        <w:t xml:space="preserve">(eine oder mehrere WebIDs</w:t>
+      </w:r>
+      <w:r>
+        <w:t xml:space="preserve"> </w:t>
+      </w:r>
+      <w:r>
+        <w:t xml:space="preserve">eingeben) oder</w:t>
+      </w:r>
+      <w:r>
+        <w:t xml:space="preserve"> </w:t>
+      </w:r>
+      <w:r>
+        <w:rPr>
+          <w:b/>
+          <w:bCs/>
+        </w:rPr>
+        <w:t xml:space="preserve">By role</w:t>
+      </w:r>
+      <w:r>
+        <w:t xml:space="preserve"> </w:t>
+      </w:r>
+      <w:r>
+        <w:t xml:space="preserve">(eine Rolle wählen – geteilt wird mit allen</w:t>
+      </w:r>
+      <w:r>
+        <w:t xml:space="preserve"> </w:t>
+      </w:r>
+      <w:r>
+        <w:t xml:space="preserve">Raum-Mitgliedern, die diese Rolle haben).</w:t>
       </w:r>
     </w:p>
     <w:p>
@@ -7355,102 +7948,36 @@
         <w:pStyle w:val="Compact"/>
         <w:numPr>
           <w:ilvl w:val="0"/>
-          <w:numId w:val="1017"/>
+          <w:numId w:val="1018"/>
         </w:numPr>
       </w:pPr>
       <w:r>
-        <w:t xml:space="preserve">Geben Sie einen Namen ein, wählen Sie die zu aggregierenden Gebäude und</w:t>
-      </w:r>
-      <w:r>
-        <w:t xml:space="preserve"> </w:t>
-      </w:r>
-      <w:r>
-        <w:t xml:space="preserve">Kennzahlen sowie die Aggregatsfunktion und erstellen Sie die Ansicht. Zur</w:t>
-      </w:r>
-      <w:r>
-        <w:t xml:space="preserve"> </w:t>
-      </w:r>
-      <w:r>
-        <w:t xml:space="preserve">Auswahl stehen genau die Kennzahlen, die auch das Eingabeformular „Add / edit</w:t>
-      </w:r>
-      <w:r>
-        <w:t xml:space="preserve"> </w:t>
-      </w:r>
-      <w:r>
-        <w:t xml:space="preserve">energy year” erfasst – was Sie dort eingeben können, können Sie hier</w:t>
-      </w:r>
-      <w:r>
-        <w:t xml:space="preserve"> </w:t>
-      </w:r>
-      <w:r>
-        <w:t xml:space="preserve">aggregieren.</w:t>
-      </w:r>
-    </w:p>
-    <w:p>
-      <w:pPr>
-        <w:pStyle w:val="Compact"/>
-        <w:numPr>
-          <w:ilvl w:val="0"/>
-          <w:numId w:val="1017"/>
-        </w:numPr>
-      </w:pPr>
-      <w:r>
-        <w:t xml:space="preserve">Beim ersten Öffnen berechnet die Anwendung die Ansicht</w:t>
-      </w:r>
-      <w:r>
-        <w:t xml:space="preserve"> </w:t>
-      </w:r>
-      <w:r>
-        <w:rPr>
-          <w:b/>
-          <w:bCs/>
-        </w:rPr>
-        <w:t xml:space="preserve">automatisch</w:t>
-      </w:r>
-      <w:r>
-        <w:t xml:space="preserve">; über</w:t>
-      </w:r>
-      <w:r>
-        <w:t xml:space="preserve"> </w:t>
-      </w:r>
-      <w:r>
-        <w:t xml:space="preserve">„Refresh Snapshot” können Sie sie jederzeit neu berechnen, etwa nachdem sich</w:t>
-      </w:r>
-      <w:r>
-        <w:t xml:space="preserve"> </w:t>
-      </w:r>
-      <w:r>
-        <w:t xml:space="preserve">Energiedaten geändert haben. Enthält das Ergebnis keine Werte – z. B. weil</w:t>
-      </w:r>
-      <w:r>
-        <w:t xml:space="preserve"> </w:t>
-      </w:r>
-      <w:r>
-        <w:t xml:space="preserve">die gewählten Gebäude zu den angekreuzten Kennzahlen keine Daten tragen –</w:t>
-      </w:r>
-      <w:r>
-        <w:t xml:space="preserve"> </w:t>
-      </w:r>
-      <w:r>
-        <w:t xml:space="preserve">weist ein Hinweis darauf hin, statt ein leeres Diagramm zu zeigen.</w:t>
-      </w:r>
-    </w:p>
-    <w:p>
-      <w:pPr>
-        <w:pStyle w:val="Compact"/>
-        <w:numPr>
-          <w:ilvl w:val="0"/>
-          <w:numId w:val="1017"/>
-        </w:numPr>
-      </w:pPr>
-      <w:r>
-        <w:t xml:space="preserve">Teilen Sie die fertige Ansicht über das Teilen-Symbol mit der WebID des</w:t>
-      </w:r>
-      <w:r>
-        <w:t xml:space="preserve"> </w:t>
-      </w:r>
-      <w:r>
-        <w:t xml:space="preserve">Empfängers.</w:t>
+        <w:t xml:space="preserve">Wählen Sie unter „What to share” den Freigabeumfang – nur Stammdaten, Stammdaten</w:t>
+      </w:r>
+      <w:r>
+        <w:t xml:space="preserve"> </w:t>
+      </w:r>
+      <w:r>
+        <w:t xml:space="preserve">mit allen Energiejahren oder Stammdaten mit ausgewählten Jahren (siehe Abschnitt</w:t>
+      </w:r>
+      <w:r>
+        <w:t xml:space="preserve"> </w:t>
+      </w:r>
+      <w:r>
+        <w:t xml:space="preserve">„Individuelle Gebäudedaten teilen”) – und bestätigen Sie mit</w:t>
+      </w:r>
+      <w:r>
+        <w:t xml:space="preserve"> </w:t>
+      </w:r>
+      <w:r>
+        <w:rPr>
+          <w:b/>
+          <w:bCs/>
+        </w:rPr>
+        <w:t xml:space="preserve">Share</w:t>
+      </w:r>
+      <w:r>
+        <w:t xml:space="preserve">.</w:t>
       </w:r>
     </w:p>
     <w:p>
@@ -7460,20 +7987,467 @@
       <w:r>
         <w:drawing>
           <wp:inline>
-            <wp:extent cx="4267200" cy="3200400"/>
+            <wp:extent cx="5334000" cy="4000499"/>
             <wp:effectExtent b="0" l="0" r="0" t="0"/>
-            <wp:docPr descr="Dialog zur Erstellung aggregierter Ansichten" title="" id="101" name="Picture"/>
+            <wp:docPr descr="Tab „Manage”: ein Gebäude mit seinen Symbolen zum Teilen, Bearbeiten und Verwalten" title="" id="101" name="Picture"/>
             <a:graphic>
               <a:graphicData uri="http://schemas.openxmlformats.org/drawingml/2006/picture">
                 <pic:pic>
                   <pic:nvPicPr>
-                    <pic:cNvPr descr="figures/create-view.png" id="102" name="Picture"/>
+                    <pic:cNvPr descr="figures/share-building.png" id="102" name="Picture"/>
                     <pic:cNvPicPr>
                       <a:picLocks noChangeArrowheads="1" noChangeAspect="1"/>
                     </pic:cNvPicPr>
                   </pic:nvPicPr>
                   <pic:blipFill>
                     <a:blip r:embed="rId100"/>
+                    <a:stretch>
+                      <a:fillRect/>
+                    </a:stretch>
+                  </pic:blipFill>
+                  <pic:spPr bwMode="auto">
+                    <a:xfrm>
+                      <a:off x="0" y="0"/>
+                      <a:ext cx="5334000" cy="4000499"/>
+                    </a:xfrm>
+                    <a:prstGeom prst="rect">
+                      <a:avLst/>
+                    </a:prstGeom>
+                    <a:noFill/>
+                    <a:ln w="9525">
+                      <a:noFill/>
+                      <a:headEnd/>
+                      <a:tailEnd/>
+                    </a:ln>
+                  </pic:spPr>
+                </pic:pic>
+              </a:graphicData>
+            </a:graphic>
+          </wp:inline>
+        </w:drawing>
+      </w:r>
+    </w:p>
+    <w:p>
+      <w:pPr>
+        <w:pStyle w:val="ImageCaption"/>
+      </w:pPr>
+      <w:r>
+        <w:t xml:space="preserve">Tab „Manage”: ein Gebäude mit seinen Symbolen zum Teilen, Bearbeiten und Verwalten</w:t>
+      </w:r>
+    </w:p>
+    <w:p>
+      <w:pPr>
+        <w:pStyle w:val="BlockText"/>
+      </w:pPr>
+      <w:r>
+        <w:rPr>
+          <w:b/>
+          <w:bCs/>
+        </w:rPr>
+        <w:t xml:space="preserve">Technische Details (für Administratoren)</w:t>
+      </w:r>
+    </w:p>
+    <w:p>
+      <w:pPr>
+        <w:pStyle w:val="BlockText"/>
+      </w:pPr>
+      <w:r>
+        <w:t xml:space="preserve">Im Hintergrund setzt die App die ACL-Berechtigung für die Gebäudedatei</w:t>
+      </w:r>
+      <w:r>
+        <w:t xml:space="preserve"> </w:t>
+      </w:r>
+      <w:r>
+        <w:t xml:space="preserve">(und, falls Energiedaten geteilt werden, für die betreffenden Energiedateien),</w:t>
+      </w:r>
+      <w:r>
+        <w:t xml:space="preserve"> </w:t>
+      </w:r>
+      <w:r>
+        <w:t xml:space="preserve">sendet eine Access-Grant-Benachrichtigung an den Posteingang (</w:t>
+      </w:r>
+      <w:r>
+        <w:rPr>
+          <w:rStyle w:val="VerbatimChar"/>
+        </w:rPr>
+        <w:t xml:space="preserve">inbox/</w:t>
+      </w:r>
+      <w:r>
+        <w:t xml:space="preserve">) des</w:t>
+      </w:r>
+      <w:r>
+        <w:t xml:space="preserve"> </w:t>
+      </w:r>
+      <w:r>
+        <w:t xml:space="preserve">Empfängers und vermerkt die Freigabe im eigenen Pod. Der Empfänger verarbeitet</w:t>
+      </w:r>
+      <w:r>
+        <w:t xml:space="preserve"> </w:t>
+      </w:r>
+      <w:r>
+        <w:t xml:space="preserve">die Benachrichtigung und sieht anschließend die geteilten Daten.</w:t>
+      </w:r>
+    </w:p>
+    <w:p>
+      <w:pPr>
+        <w:pStyle w:val="BlockText"/>
+      </w:pPr>
+      <w:r>
+        <w:t xml:space="preserve">Maßgeblich ist dabei das im eigenen Pod geführte Freigabeprotokoll</w:t>
+      </w:r>
+      <w:r>
+        <w:t xml:space="preserve"> </w:t>
+      </w:r>
+      <w:r>
+        <w:t xml:space="preserve">(</w:t>
+      </w:r>
+      <w:r>
+        <w:rPr>
+          <w:rStyle w:val="VerbatimChar"/>
+        </w:rPr>
+        <w:t xml:space="preserve">shared-out/</w:t>
+      </w:r>
+      <w:r>
+        <w:t xml:space="preserve">); die ACL-Dateien sind eine daraus abgeleitete Projektion.</w:t>
+      </w:r>
+      <w:r>
+        <w:t xml:space="preserve"> </w:t>
+      </w:r>
+      <w:r>
+        <w:t xml:space="preserve">Nach dem Speichern eines neuen Energiejahres gleicht die App die</w:t>
+      </w:r>
+      <w:r>
+        <w:t xml:space="preserve"> </w:t>
+      </w:r>
+      <w:r>
+        <w:t xml:space="preserve">Berechtigungen automatisch mit den bestehenden Freigaben ab: Eine</w:t>
+      </w:r>
+      <w:r>
+        <w:t xml:space="preserve"> </w:t>
+      </w:r>
+      <w:r>
+        <w:t xml:space="preserve">„alle Jahre”-Freigabe erhält Zugriff auf die neue Energiedatei, eine</w:t>
+      </w:r>
+      <w:r>
+        <w:t xml:space="preserve"> </w:t>
+      </w:r>
+      <w:r>
+        <w:t xml:space="preserve">jahresbezogene Freigabe nicht. Da das Protokoll alle Freigabedimensionen</w:t>
+      </w:r>
+      <w:r>
+        <w:t xml:space="preserve"> </w:t>
+      </w:r>
+      <w:r>
+        <w:t xml:space="preserve">festhält, lassen sich die ACLs daraus jederzeit prüfen und wiederherstellen.</w:t>
+      </w:r>
+    </w:p>
+    <w:bookmarkEnd w:id="103"/>
+    <w:bookmarkStart w:id="110" w:name="aggregierte-ansicht-erstellen-und-teilen"/>
+    <w:p>
+      <w:pPr>
+        <w:pStyle w:val="Heading3"/>
+      </w:pPr>
+      <w:r>
+        <w:t xml:space="preserve">Aggregierte Ansicht erstellen und teilen</w:t>
+      </w:r>
+    </w:p>
+    <w:p>
+      <w:pPr>
+        <w:pStyle w:val="Compact"/>
+        <w:numPr>
+          <w:ilvl w:val="0"/>
+          <w:numId w:val="1019"/>
+        </w:numPr>
+      </w:pPr>
+      <w:r>
+        <w:t xml:space="preserve">Wechseln Sie im Tab</w:t>
+      </w:r>
+      <w:r>
+        <w:t xml:space="preserve"> </w:t>
+      </w:r>
+      <w:r>
+        <w:rPr>
+          <w:b/>
+          <w:bCs/>
+        </w:rPr>
+        <w:t xml:space="preserve">Manage</w:t>
+      </w:r>
+      <w:r>
+        <w:t xml:space="preserve"> </w:t>
+      </w:r>
+      <w:r>
+        <w:t xml:space="preserve">zum Abschnitt „Aggregated views” und klicken</w:t>
+      </w:r>
+      <w:r>
+        <w:t xml:space="preserve"> </w:t>
+      </w:r>
+      <w:r>
+        <w:t xml:space="preserve">Sie auf „Create View”.</w:t>
+      </w:r>
+    </w:p>
+    <w:p>
+      <w:pPr>
+        <w:pStyle w:val="Compact"/>
+        <w:numPr>
+          <w:ilvl w:val="0"/>
+          <w:numId w:val="1019"/>
+        </w:numPr>
+      </w:pPr>
+      <w:r>
+        <w:t xml:space="preserve">Wählen Sie die</w:t>
+      </w:r>
+      <w:r>
+        <w:t xml:space="preserve"> </w:t>
+      </w:r>
+      <w:r>
+        <w:rPr>
+          <w:b/>
+          <w:bCs/>
+        </w:rPr>
+        <w:t xml:space="preserve">Art der Ansicht</w:t>
+      </w:r>
+      <w:r>
+        <w:t xml:space="preserve">:</w:t>
+      </w:r>
+    </w:p>
+    <w:p>
+      <w:pPr>
+        <w:pStyle w:val="Compact"/>
+        <w:numPr>
+          <w:ilvl w:val="1"/>
+          <w:numId w:val="1020"/>
+        </w:numPr>
+      </w:pPr>
+      <w:r>
+        <w:rPr>
+          <w:b/>
+          <w:bCs/>
+        </w:rPr>
+        <w:t xml:space="preserve">Annual portfolio</w:t>
+      </w:r>
+      <w:r>
+        <w:t xml:space="preserve"> </w:t>
+      </w:r>
+      <w:r>
+        <w:t xml:space="preserve">– Jahreskennzahlen über Ihre eigenen Gebäude</w:t>
+      </w:r>
+      <w:r>
+        <w:t xml:space="preserve"> </w:t>
+      </w:r>
+      <w:r>
+        <w:t xml:space="preserve">aggregieren.</w:t>
+      </w:r>
+    </w:p>
+    <w:p>
+      <w:pPr>
+        <w:pStyle w:val="Compact"/>
+        <w:numPr>
+          <w:ilvl w:val="1"/>
+          <w:numId w:val="1020"/>
+        </w:numPr>
+      </w:pPr>
+      <w:r>
+        <w:rPr>
+          <w:b/>
+          <w:bCs/>
+        </w:rPr>
+        <w:t xml:space="preserve">Monthly (15-minute series)</w:t>
+      </w:r>
+      <w:r>
+        <w:t xml:space="preserve"> </w:t>
+      </w:r>
+      <w:r>
+        <w:t xml:space="preserve">– Monatssummen über Gebäude, die eine</w:t>
+      </w:r>
+      <w:r>
+        <w:t xml:space="preserve"> </w:t>
+      </w:r>
+      <w:r>
+        <w:t xml:space="preserve">15-Minuten-Messreihe tragen; zur Auswahl stehen nur Monate, für die</w:t>
+      </w:r>
+      <w:r>
+        <w:t xml:space="preserve"> </w:t>
+      </w:r>
+      <w:r>
+        <w:t xml:space="preserve">tatsächlich Messwerte vorliegen.</w:t>
+      </w:r>
+    </w:p>
+    <w:p>
+      <w:pPr>
+        <w:pStyle w:val="Compact"/>
+        <w:numPr>
+          <w:ilvl w:val="1"/>
+          <w:numId w:val="1020"/>
+        </w:numPr>
+      </w:pPr>
+      <w:r>
+        <w:rPr>
+          <w:b/>
+          <w:bCs/>
+        </w:rPr>
+        <w:t xml:space="preserve">Compare shared buildings</w:t>
+      </w:r>
+      <w:r>
+        <w:t xml:space="preserve"> </w:t>
+      </w:r>
+      <w:r>
+        <w:t xml:space="preserve">– Jahresverbräuche über die</w:t>
+      </w:r>
+      <w:r>
+        <w:t xml:space="preserve"> </w:t>
+      </w:r>
+      <w:r>
+        <w:rPr>
+          <w:b/>
+          <w:bCs/>
+        </w:rPr>
+        <w:t xml:space="preserve">mit Ihnen</w:t>
+      </w:r>
+      <w:r>
+        <w:rPr>
+          <w:b/>
+          <w:bCs/>
+        </w:rPr>
+        <w:t xml:space="preserve"> </w:t>
+      </w:r>
+      <w:r>
+        <w:rPr>
+          <w:b/>
+          <w:bCs/>
+        </w:rPr>
+        <w:t xml:space="preserve">geteilten</w:t>
+      </w:r>
+      <w:r>
+        <w:t xml:space="preserve"> </w:t>
+      </w:r>
+      <w:r>
+        <w:t xml:space="preserve">Gebäude aggregieren (z. B. als Benchmark-Dienstleister).</w:t>
+      </w:r>
+    </w:p>
+    <w:p>
+      <w:pPr>
+        <w:pStyle w:val="Compact"/>
+        <w:numPr>
+          <w:ilvl w:val="0"/>
+          <w:numId w:val="1019"/>
+        </w:numPr>
+      </w:pPr>
+      <w:r>
+        <w:t xml:space="preserve">Geben Sie einen Namen ein, wählen Sie die zu aggregierenden Gebäude und</w:t>
+      </w:r>
+      <w:r>
+        <w:t xml:space="preserve"> </w:t>
+      </w:r>
+      <w:r>
+        <w:t xml:space="preserve">Kennzahlen sowie die Aggregatsfunktion und erstellen Sie die Ansicht. Zur</w:t>
+      </w:r>
+      <w:r>
+        <w:t xml:space="preserve"> </w:t>
+      </w:r>
+      <w:r>
+        <w:t xml:space="preserve">Auswahl stehen genau die Kennzahlen, die auch das Eingabeformular „Add / edit</w:t>
+      </w:r>
+      <w:r>
+        <w:t xml:space="preserve"> </w:t>
+      </w:r>
+      <w:r>
+        <w:t xml:space="preserve">energy year” erfasst – was Sie dort eingeben können, können Sie hier</w:t>
+      </w:r>
+      <w:r>
+        <w:t xml:space="preserve"> </w:t>
+      </w:r>
+      <w:r>
+        <w:t xml:space="preserve">aggregieren.</w:t>
+      </w:r>
+    </w:p>
+    <w:p>
+      <w:pPr>
+        <w:pStyle w:val="Compact"/>
+        <w:numPr>
+          <w:ilvl w:val="0"/>
+          <w:numId w:val="1019"/>
+        </w:numPr>
+      </w:pPr>
+      <w:r>
+        <w:t xml:space="preserve">Beim ersten Öffnen berechnet die Anwendung die Ansicht</w:t>
+      </w:r>
+      <w:r>
+        <w:t xml:space="preserve"> </w:t>
+      </w:r>
+      <w:r>
+        <w:rPr>
+          <w:b/>
+          <w:bCs/>
+        </w:rPr>
+        <w:t xml:space="preserve">automatisch</w:t>
+      </w:r>
+      <w:r>
+        <w:t xml:space="preserve">; über</w:t>
+      </w:r>
+      <w:r>
+        <w:t xml:space="preserve"> </w:t>
+      </w:r>
+      <w:r>
+        <w:t xml:space="preserve">„Refresh Snapshot” können Sie sie jederzeit neu berechnen, etwa nachdem sich</w:t>
+      </w:r>
+      <w:r>
+        <w:t xml:space="preserve"> </w:t>
+      </w:r>
+      <w:r>
+        <w:t xml:space="preserve">Energiedaten geändert haben. Enthält das Ergebnis keine Werte – z. B. weil</w:t>
+      </w:r>
+      <w:r>
+        <w:t xml:space="preserve"> </w:t>
+      </w:r>
+      <w:r>
+        <w:t xml:space="preserve">die gewählten Gebäude zu den angekreuzten Kennzahlen keine Daten tragen –</w:t>
+      </w:r>
+      <w:r>
+        <w:t xml:space="preserve"> </w:t>
+      </w:r>
+      <w:r>
+        <w:t xml:space="preserve">weist ein Hinweis darauf hin, statt ein leeres Diagramm zu zeigen.</w:t>
+      </w:r>
+    </w:p>
+    <w:p>
+      <w:pPr>
+        <w:pStyle w:val="Compact"/>
+        <w:numPr>
+          <w:ilvl w:val="0"/>
+          <w:numId w:val="1019"/>
+        </w:numPr>
+      </w:pPr>
+      <w:r>
+        <w:t xml:space="preserve">Teilen Sie die fertige Ansicht über das Teilen-Symbol mit der WebID des</w:t>
+      </w:r>
+      <w:r>
+        <w:t xml:space="preserve"> </w:t>
+      </w:r>
+      <w:r>
+        <w:t xml:space="preserve">Empfängers.</w:t>
+      </w:r>
+    </w:p>
+    <w:p>
+      <w:pPr>
+        <w:pStyle w:val="CaptionedFigure"/>
+      </w:pPr>
+      <w:r>
+        <w:drawing>
+          <wp:inline>
+            <wp:extent cx="4267200" cy="3200400"/>
+            <wp:effectExtent b="0" l="0" r="0" t="0"/>
+            <wp:docPr descr="Dialog zur Erstellung aggregierter Ansichten" title="" id="105" name="Picture"/>
+            <a:graphic>
+              <a:graphicData uri="http://schemas.openxmlformats.org/drawingml/2006/picture">
+                <pic:pic>
+                  <pic:nvPicPr>
+                    <pic:cNvPr descr="figures/create-view.png" id="106" name="Picture"/>
+                    <pic:cNvPicPr>
+                      <a:picLocks noChangeArrowheads="1" noChangeAspect="1"/>
+                    </pic:cNvPicPr>
+                  </pic:nvPicPr>
+                  <pic:blipFill>
+                    <a:blip r:embed="rId104"/>
                     <a:stretch>
                       <a:fillRect/>
                     </a:stretch>
@@ -7517,170 +8491,12 @@
           <wp:inline>
             <wp:extent cx="5334000" cy="4000499"/>
             <wp:effectExtent b="0" l="0" r="0" t="0"/>
-            <wp:docPr descr="Geöffnete aggregierte Ansicht: die automatisch berechnete Zusammenfassung als Diagramm und Tabelle" title="" id="104" name="Picture"/>
+            <wp:docPr descr="Geöffnete aggregierte Ansicht: die automatisch berechnete Zusammenfassung als Diagramm und Tabelle" title="" id="108" name="Picture"/>
             <a:graphic>
               <a:graphicData uri="http://schemas.openxmlformats.org/drawingml/2006/picture">
                 <pic:pic>
                   <pic:nvPicPr>
-                    <pic:cNvPr descr="figures/aggregated-view.png" id="105" name="Picture"/>
-                    <pic:cNvPicPr>
-                      <a:picLocks noChangeArrowheads="1" noChangeAspect="1"/>
-                    </pic:cNvPicPr>
-                  </pic:nvPicPr>
-                  <pic:blipFill>
-                    <a:blip r:embed="rId103"/>
-                    <a:stretch>
-                      <a:fillRect/>
-                    </a:stretch>
-                  </pic:blipFill>
-                  <pic:spPr bwMode="auto">
-                    <a:xfrm>
-                      <a:off x="0" y="0"/>
-                      <a:ext cx="5334000" cy="4000499"/>
-                    </a:xfrm>
-                    <a:prstGeom prst="rect">
-                      <a:avLst/>
-                    </a:prstGeom>
-                    <a:noFill/>
-                    <a:ln w="9525">
-                      <a:noFill/>
-                      <a:headEnd/>
-                      <a:tailEnd/>
-                    </a:ln>
-                  </pic:spPr>
-                </pic:pic>
-              </a:graphicData>
-            </a:graphic>
-          </wp:inline>
-        </w:drawing>
-      </w:r>
-    </w:p>
-    <w:p>
-      <w:pPr>
-        <w:pStyle w:val="ImageCaption"/>
-      </w:pPr>
-      <w:r>
-        <w:t xml:space="preserve">Geöffnete aggregierte Ansicht: die automatisch berechnete Zusammenfassung als Diagramm und Tabelle</w:t>
-      </w:r>
-    </w:p>
-    <w:p>
-      <w:pPr>
-        <w:pStyle w:val="BlockText"/>
-      </w:pPr>
-      <w:r>
-        <w:rPr>
-          <w:b/>
-          <w:bCs/>
-        </w:rPr>
-        <w:t xml:space="preserve">Technische Details (für Administratoren)</w:t>
-      </w:r>
-    </w:p>
-    <w:p>
-      <w:pPr>
-        <w:pStyle w:val="BlockText"/>
-      </w:pPr>
-      <w:r>
-        <w:t xml:space="preserve">Die View-Definition wird in Ihrem Pod gespeichert; die Energiedaten der</w:t>
-      </w:r>
-      <w:r>
-        <w:t xml:space="preserve"> </w:t>
-      </w:r>
-      <w:r>
-        <w:t xml:space="preserve">ausgewählten Gebäude werden gelesen und die Aggregation berechnet. Geteilt wird</w:t>
-      </w:r>
-      <w:r>
-        <w:t xml:space="preserve"> </w:t>
-      </w:r>
-      <w:r>
-        <w:t xml:space="preserve">ein Snapshot der berechneten Werte – ohne die zugrunde liegenden Gebäude-URIs,</w:t>
-      </w:r>
-      <w:r>
-        <w:t xml:space="preserve"> </w:t>
-      </w:r>
-      <w:r>
-        <w:t xml:space="preserve">sodass die Einzelgebäude nicht offengelegt werden.</w:t>
-      </w:r>
-    </w:p>
-    <w:bookmarkEnd w:id="106"/>
-    <w:bookmarkStart w:id="110" w:name="mit-ihnen-geteilte-daten"/>
-    <w:p>
-      <w:pPr>
-        <w:pStyle w:val="Heading3"/>
-      </w:pPr>
-      <w:r>
-        <w:t xml:space="preserve">Mit Ihnen geteilte Daten</w:t>
-      </w:r>
-    </w:p>
-    <w:p>
-      <w:pPr>
-        <w:pStyle w:val="FirstParagraph"/>
-      </w:pPr>
-      <w:r>
-        <w:t xml:space="preserve">Gebäude, die andere mit Ihnen geteilt haben, finden Sie im Tab</w:t>
-      </w:r>
-      <w:r>
-        <w:t xml:space="preserve"> </w:t>
-      </w:r>
-      <w:r>
-        <w:rPr>
-          <w:b/>
-          <w:bCs/>
-        </w:rPr>
-        <w:t xml:space="preserve">Share</w:t>
-      </w:r>
-      <w:r>
-        <w:t xml:space="preserve"> </w:t>
-      </w:r>
-      <w:r>
-        <w:t xml:space="preserve">unter</w:t>
-      </w:r>
-      <w:r>
-        <w:t xml:space="preserve"> </w:t>
-      </w:r>
-      <w:r>
-        <w:t xml:space="preserve">„Buildings shared with you”. Sie erscheinen zusätzlich auf der Karte im Tab</w:t>
-      </w:r>
-      <w:r>
-        <w:t xml:space="preserve"> </w:t>
-      </w:r>
-      <w:r>
-        <w:rPr>
-          <w:b/>
-          <w:bCs/>
-        </w:rPr>
-        <w:t xml:space="preserve">Explore</w:t>
-      </w:r>
-      <w:r>
-        <w:t xml:space="preserve">, sodass Sie sie gemeinsam mit Ihren eigenen Gebäuden auswerten</w:t>
-      </w:r>
-      <w:r>
-        <w:t xml:space="preserve"> </w:t>
-      </w:r>
-      <w:r>
-        <w:t xml:space="preserve">können. Aggregierte Ansichten, die andere mit Ihnen geteilt haben, finden Sie</w:t>
-      </w:r>
-      <w:r>
-        <w:t xml:space="preserve"> </w:t>
-      </w:r>
-      <w:r>
-        <w:t xml:space="preserve">ebenda unter „Views shared with you”.</w:t>
-      </w:r>
-    </w:p>
-    <w:p>
-      <w:pPr>
-        <w:pStyle w:val="CaptionedFigure"/>
-      </w:pPr>
-      <w:r>
-        <w:drawing>
-          <wp:inline>
-            <wp:extent cx="5334000" cy="4000499"/>
-            <wp:effectExtent b="0" l="0" r="0" t="0"/>
-            <wp:docPr descr="Tab „Share”: mit Ihnen geteilte Gebäude unter „Buildings shared with you”" title="" id="108" name="Picture"/>
-            <a:graphic>
-              <a:graphicData uri="http://schemas.openxmlformats.org/drawingml/2006/picture">
-                <pic:pic>
-                  <pic:nvPicPr>
-                    <pic:cNvPr descr="figures/shared-with-you.png" id="109" name="Picture"/>
+                    <pic:cNvPr descr="figures/aggregated-view.png" id="109" name="Picture"/>
                     <pic:cNvPicPr>
                       <a:picLocks noChangeArrowheads="1" noChangeAspect="1"/>
                     </pic:cNvPicPr>
@@ -7718,6 +8534,164 @@
         <w:pStyle w:val="ImageCaption"/>
       </w:pPr>
       <w:r>
+        <w:t xml:space="preserve">Geöffnete aggregierte Ansicht: die automatisch berechnete Zusammenfassung als Diagramm und Tabelle</w:t>
+      </w:r>
+    </w:p>
+    <w:p>
+      <w:pPr>
+        <w:pStyle w:val="BlockText"/>
+      </w:pPr>
+      <w:r>
+        <w:rPr>
+          <w:b/>
+          <w:bCs/>
+        </w:rPr>
+        <w:t xml:space="preserve">Technische Details (für Administratoren)</w:t>
+      </w:r>
+    </w:p>
+    <w:p>
+      <w:pPr>
+        <w:pStyle w:val="BlockText"/>
+      </w:pPr>
+      <w:r>
+        <w:t xml:space="preserve">Die View-Definition wird in Ihrem Pod gespeichert; die Energiedaten der</w:t>
+      </w:r>
+      <w:r>
+        <w:t xml:space="preserve"> </w:t>
+      </w:r>
+      <w:r>
+        <w:t xml:space="preserve">ausgewählten Gebäude werden gelesen und die Aggregation berechnet. Geteilt wird</w:t>
+      </w:r>
+      <w:r>
+        <w:t xml:space="preserve"> </w:t>
+      </w:r>
+      <w:r>
+        <w:t xml:space="preserve">ein Snapshot der berechneten Werte – ohne die zugrunde liegenden Gebäude-URIs,</w:t>
+      </w:r>
+      <w:r>
+        <w:t xml:space="preserve"> </w:t>
+      </w:r>
+      <w:r>
+        <w:t xml:space="preserve">sodass die Einzelgebäude nicht offengelegt werden.</w:t>
+      </w:r>
+    </w:p>
+    <w:bookmarkEnd w:id="110"/>
+    <w:bookmarkStart w:id="114" w:name="mit-ihnen-geteilte-daten"/>
+    <w:p>
+      <w:pPr>
+        <w:pStyle w:val="Heading3"/>
+      </w:pPr>
+      <w:r>
+        <w:t xml:space="preserve">Mit Ihnen geteilte Daten</w:t>
+      </w:r>
+    </w:p>
+    <w:p>
+      <w:pPr>
+        <w:pStyle w:val="FirstParagraph"/>
+      </w:pPr>
+      <w:r>
+        <w:t xml:space="preserve">Gebäude, die andere mit Ihnen geteilt haben, finden Sie im Tab</w:t>
+      </w:r>
+      <w:r>
+        <w:t xml:space="preserve"> </w:t>
+      </w:r>
+      <w:r>
+        <w:rPr>
+          <w:b/>
+          <w:bCs/>
+        </w:rPr>
+        <w:t xml:space="preserve">Share</w:t>
+      </w:r>
+      <w:r>
+        <w:t xml:space="preserve"> </w:t>
+      </w:r>
+      <w:r>
+        <w:t xml:space="preserve">unter</w:t>
+      </w:r>
+      <w:r>
+        <w:t xml:space="preserve"> </w:t>
+      </w:r>
+      <w:r>
+        <w:t xml:space="preserve">„Buildings shared with you”. Sie erscheinen zusätzlich auf der Karte im Tab</w:t>
+      </w:r>
+      <w:r>
+        <w:t xml:space="preserve"> </w:t>
+      </w:r>
+      <w:r>
+        <w:rPr>
+          <w:b/>
+          <w:bCs/>
+        </w:rPr>
+        <w:t xml:space="preserve">Explore</w:t>
+      </w:r>
+      <w:r>
+        <w:t xml:space="preserve">, sodass Sie sie gemeinsam mit Ihren eigenen Gebäuden auswerten</w:t>
+      </w:r>
+      <w:r>
+        <w:t xml:space="preserve"> </w:t>
+      </w:r>
+      <w:r>
+        <w:t xml:space="preserve">können. Aggregierte Ansichten, die andere mit Ihnen geteilt haben, finden Sie</w:t>
+      </w:r>
+      <w:r>
+        <w:t xml:space="preserve"> </w:t>
+      </w:r>
+      <w:r>
+        <w:t xml:space="preserve">ebenda unter „Views shared with you”.</w:t>
+      </w:r>
+    </w:p>
+    <w:p>
+      <w:pPr>
+        <w:pStyle w:val="CaptionedFigure"/>
+      </w:pPr>
+      <w:r>
+        <w:drawing>
+          <wp:inline>
+            <wp:extent cx="5334000" cy="4000499"/>
+            <wp:effectExtent b="0" l="0" r="0" t="0"/>
+            <wp:docPr descr="Tab „Share”: mit Ihnen geteilte Gebäude unter „Buildings shared with you”" title="" id="112" name="Picture"/>
+            <a:graphic>
+              <a:graphicData uri="http://schemas.openxmlformats.org/drawingml/2006/picture">
+                <pic:pic>
+                  <pic:nvPicPr>
+                    <pic:cNvPr descr="figures/shared-with-you.png" id="113" name="Picture"/>
+                    <pic:cNvPicPr>
+                      <a:picLocks noChangeArrowheads="1" noChangeAspect="1"/>
+                    </pic:cNvPicPr>
+                  </pic:nvPicPr>
+                  <pic:blipFill>
+                    <a:blip r:embed="rId111"/>
+                    <a:stretch>
+                      <a:fillRect/>
+                    </a:stretch>
+                  </pic:blipFill>
+                  <pic:spPr bwMode="auto">
+                    <a:xfrm>
+                      <a:off x="0" y="0"/>
+                      <a:ext cx="5334000" cy="4000499"/>
+                    </a:xfrm>
+                    <a:prstGeom prst="rect">
+                      <a:avLst/>
+                    </a:prstGeom>
+                    <a:noFill/>
+                    <a:ln w="9525">
+                      <a:noFill/>
+                      <a:headEnd/>
+                      <a:tailEnd/>
+                    </a:ln>
+                  </pic:spPr>
+                </pic:pic>
+              </a:graphicData>
+            </a:graphic>
+          </wp:inline>
+        </w:drawing>
+      </w:r>
+    </w:p>
+    <w:p>
+      <w:pPr>
+        <w:pStyle w:val="ImageCaption"/>
+      </w:pPr>
+      <w:r>
         <w:t xml:space="preserve">Tab „Share”: mit Ihnen geteilte Gebäude unter „Buildings shared with you”</w:t>
       </w:r>
     </w:p>
@@ -7747,8 +8721,8 @@
         <w:t xml:space="preserve">unberührt.</w:t>
       </w:r>
     </w:p>
-    <w:bookmarkEnd w:id="110"/>
-    <w:bookmarkStart w:id="111" w:name="zugriff-widerrufen"/>
+    <w:bookmarkEnd w:id="114"/>
+    <w:bookmarkStart w:id="115" w:name="zugriff-widerrufen"/>
     <w:p>
       <w:pPr>
         <w:pStyle w:val="Heading3"/>
@@ -7833,10 +8807,10 @@
         <w:t xml:space="preserve">Empfänger keine Benachrichtigung – dies ist nun behoben.)</w:t>
       </w:r>
     </w:p>
-    <w:bookmarkEnd w:id="111"/>
-    <w:bookmarkEnd w:id="112"/>
-    <w:bookmarkEnd w:id="113"/>
-    <w:bookmarkStart w:id="114" w:name="was-steckt-hinter-granergize"/>
+    <w:bookmarkEnd w:id="115"/>
+    <w:bookmarkEnd w:id="116"/>
+    <w:bookmarkEnd w:id="117"/>
+    <w:bookmarkStart w:id="118" w:name="was-steckt-hinter-granergize"/>
     <w:p>
       <w:pPr>
         <w:pStyle w:val="Heading1"/>
@@ -7945,13 +8919,13 @@
         <w:pStyle w:val="BodyText"/>
       </w:pPr>
       <w:r>
-        <w:t xml:space="preserve">Granergize ist ein Projekt der Industriellen Gemeinschaftsforschung (IGF) und</w:t>
-      </w:r>
-      <w:r>
-        <w:t xml:space="preserve"> </w:t>
-      </w:r>
-      <w:r>
-        <w:t xml:space="preserve">wird durch das Bundesministerium für Wirtschaft und Energie (BMWE) gefördert</w:t>
+        <w:t xml:space="preserve">Das Forschungsprojekt ist ein Vorhaben der Industriellen Gemeinschaftsforschung</w:t>
+      </w:r>
+      <w:r>
+        <w:t xml:space="preserve"> </w:t>
+      </w:r>
+      <w:r>
+        <w:t xml:space="preserve">(IGF) und wird durch das Bundesministerium für Wirtschaft und Energie (BMWE) gefördert</w:t>
       </w:r>
       <w:r>
         <w:t xml:space="preserve"> </w:t>
@@ -7984,8 +8958,85 @@
         <w:t xml:space="preserve">Logistikimmobilienökosystem.</w:t>
       </w:r>
     </w:p>
-    <w:bookmarkEnd w:id="114"/>
-    <w:bookmarkStart w:id="116" w:name="literaturverzeichnis"/>
+    <w:p>
+      <w:pPr>
+        <w:pStyle w:val="BodyText"/>
+      </w:pPr>
+      <w:r>
+        <w:t xml:space="preserve">Die Granergize-App ist</w:t>
+      </w:r>
+      <w:r>
+        <w:t xml:space="preserve"> </w:t>
+      </w:r>
+      <w:r>
+        <w:rPr>
+          <w:b/>
+          <w:bCs/>
+        </w:rPr>
+        <w:t xml:space="preserve">quelloffen</w:t>
+      </w:r>
+      <w:r>
+        <w:t xml:space="preserve">: Der Quellcode steht unter der GNU Affero</w:t>
+      </w:r>
+      <w:r>
+        <w:t xml:space="preserve"> </w:t>
+      </w:r>
+      <w:r>
+        <w:t xml:space="preserve">General Public License, Version 3 (AGPL-3.0) auf GitHub zur Verfügung –</w:t>
+      </w:r>
+      <w:r>
+        <w:t xml:space="preserve"> </w:t>
+      </w:r>
+      <w:hyperlink r:id="rId40">
+        <w:r>
+          <w:rPr>
+            <w:rStyle w:val="Hyperlink"/>
+          </w:rPr>
+          <w:t xml:space="preserve">github.com/wintechis/granergize-webapp</w:t>
+        </w:r>
+      </w:hyperlink>
+      <w:r>
+        <w:t xml:space="preserve">.</w:t>
+      </w:r>
+      <w:r>
+        <w:t xml:space="preserve"> </w:t>
+      </w:r>
+      <w:r>
+        <w:t xml:space="preserve">Die Lizenz erlaubt es jedem, die Anwendung frei zu nutzen, den Quellcode zu</w:t>
+      </w:r>
+      <w:r>
+        <w:t xml:space="preserve"> </w:t>
+      </w:r>
+      <w:r>
+        <w:t xml:space="preserve">prüfen, sie anzupassen und selbst zu betreiben (siehe Abschnitt „Einen eigenen</w:t>
+      </w:r>
+      <w:r>
+        <w:t xml:space="preserve"> </w:t>
+      </w:r>
+      <w:r>
+        <w:t xml:space="preserve">Solid-Server betreiben”); wer eine veränderte Fassung als Dienst anbietet, muss</w:t>
+      </w:r>
+      <w:r>
+        <w:t xml:space="preserve"> </w:t>
+      </w:r>
+      <w:r>
+        <w:t xml:space="preserve">deren Quellcode ebenfalls offenlegen. Für die Trennung von Identität, Daten und</w:t>
+      </w:r>
+      <w:r>
+        <w:t xml:space="preserve"> </w:t>
+      </w:r>
+      <w:r>
+        <w:t xml:space="preserve">Anwendung heißt das: Auch der dritte Baustein ist überprüfbar und liegt nicht</w:t>
+      </w:r>
+      <w:r>
+        <w:t xml:space="preserve"> </w:t>
+      </w:r>
+      <w:r>
+        <w:t xml:space="preserve">in der Hand eines einzelnen Anbieters.</w:t>
+      </w:r>
+    </w:p>
+    <w:bookmarkEnd w:id="118"/>
+    <w:bookmarkStart w:id="120" w:name="literaturverzeichnis"/>
     <w:p>
       <w:pPr>
         <w:pStyle w:val="Heading1"/>
@@ -8116,7 +9167,7 @@
       <w:r>
         <w:t xml:space="preserve"> </w:t>
       </w:r>
-      <w:hyperlink r:id="rId115">
+      <w:hyperlink r:id="rId119">
         <w:r>
           <w:rPr>
             <w:rStyle w:val="Hyperlink"/>
@@ -8125,7 +9176,7 @@
         </w:r>
       </w:hyperlink>
     </w:p>
-    <w:bookmarkEnd w:id="116"/>
+    <w:bookmarkEnd w:id="120"/>
     <w:sectPr/>
   </w:body>
 </w:document>
@@ -8430,6 +9481,12 @@
     </w:lvlOverride>
   </w:num>
   <w:num w:numId="1003">
+    <w:abstractNumId w:val="991"/>
+  </w:num>
+  <w:num w:numId="1004">
+    <w:abstractNumId w:val="991"/>
+  </w:num>
+  <w:num w:numId="1005">
     <w:abstractNumId w:val="99411"/>
     <w:lvlOverride w:ilvl="0">
       <w:startOverride w:val="1"/>
@@ -8459,7 +9516,7 @@
       <w:startOverride w:val="1"/>
     </w:lvlOverride>
   </w:num>
-  <w:num w:numId="1004">
+  <w:num w:numId="1006">
     <w:abstractNumId w:val="99411"/>
     <w:lvlOverride w:ilvl="0">
       <w:startOverride w:val="1"/>
@@ -8489,12 +9546,6 @@
       <w:startOverride w:val="1"/>
     </w:lvlOverride>
   </w:num>
-  <w:num w:numId="1005">
-    <w:abstractNumId w:val="991"/>
-  </w:num>
-  <w:num w:numId="1006">
-    <w:abstractNumId w:val="991"/>
-  </w:num>
   <w:num w:numId="1007">
     <w:abstractNumId w:val="991"/>
   </w:num>
@@ -8523,6 +9574,12 @@
     <w:abstractNumId w:val="991"/>
   </w:num>
   <w:num w:numId="1016">
+    <w:abstractNumId w:val="991"/>
+  </w:num>
+  <w:num w:numId="1017">
+    <w:abstractNumId w:val="991"/>
+  </w:num>
+  <w:num w:numId="1018">
     <w:abstractNumId w:val="99411"/>
     <w:lvlOverride w:ilvl="0">
       <w:startOverride w:val="1"/>
@@ -8552,7 +9609,7 @@
       <w:startOverride w:val="1"/>
     </w:lvlOverride>
   </w:num>
-  <w:num w:numId="1017">
+  <w:num w:numId="1019">
     <w:abstractNumId w:val="99411"/>
     <w:lvlOverride w:ilvl="0">
       <w:startOverride w:val="1"/>
@@ -8582,7 +9639,7 @@
       <w:startOverride w:val="1"/>
     </w:lvlOverride>
   </w:num>
-  <w:num w:numId="1018">
+  <w:num w:numId="1020">
     <w:abstractNumId w:val="991"/>
   </w:num>
 </w:numbering>

--- a/public/granergize-handbuch.docx
+++ b/public/granergize-handbuch.docx
@@ -199,7 +199,7 @@
         <w:pStyle w:val="Date"/>
       </w:pPr>
       <w:r>
-        <w:t xml:space="preserve">Juni 2026 · Version 0092eb6+</w:t>
+        <w:t xml:space="preserve">Juni 2026 · Version d46bdb1+</w:t>
       </w:r>
     </w:p>
     <w:sdt>
@@ -662,6 +662,32 @@
         <w:t xml:space="preserve">Praxisbeispiele: Use Cases für die Anwendung</w:t>
       </w:r>
     </w:p>
+    <w:p>
+      <w:pPr>
+        <w:pStyle w:val="FirstParagraph"/>
+      </w:pPr>
+      <w:r>
+        <w:t xml:space="preserve">Drei Anwendungsfälle haben die Entwicklung der Granergize-App geleitet. Jeder</w:t>
+      </w:r>
+      <w:r>
+        <w:t xml:space="preserve"> </w:t>
+      </w:r>
+      <w:r>
+        <w:t xml:space="preserve">wird hier zunächst fachlich beschrieben; wo die App ihn einlöst, nennt der</w:t>
+      </w:r>
+      <w:r>
+        <w:t xml:space="preserve"> </w:t>
+      </w:r>
+      <w:r>
+        <w:t xml:space="preserve">jeweilige Abschnitt – und die betreffenden Stellen im praktischen Teil dieses</w:t>
+      </w:r>
+      <w:r>
+        <w:t xml:space="preserve"> </w:t>
+      </w:r>
+      <w:r>
+        <w:t xml:space="preserve">Handbuchs greifen den Anwendungsfall namentlich wieder auf.</w:t>
+      </w:r>
+    </w:p>
     <w:bookmarkStart w:id="23" w:name="energieverbrauchsbenchmark"/>
     <w:p>
       <w:pPr>
@@ -743,6 +769,62 @@
       </w:r>
       <w:r>
         <w:t xml:space="preserve">Bestandshalter, Facility Manager und spezialisierte Benchmarking-Anbieter.</w:t>
+      </w:r>
+    </w:p>
+    <w:p>
+      <w:pPr>
+        <w:pStyle w:val="BodyText"/>
+      </w:pPr>
+      <w:r>
+        <w:t xml:space="preserve">Die Granergize-App löst diesen Anwendungsfall auf zwei Ebenen ein: Innerhalb</w:t>
+      </w:r>
+      <w:r>
+        <w:t xml:space="preserve"> </w:t>
+      </w:r>
+      <w:r>
+        <w:t xml:space="preserve">des eigenen Bestands stellt die Energie-Detailseite jeden Verbrauchswert dem</w:t>
+      </w:r>
+      <w:r>
+        <w:t xml:space="preserve"> </w:t>
+      </w:r>
+      <w:r>
+        <w:t xml:space="preserve">Portfolio- und dem Betreiber-Durchschnitt gegenüber (siehe Abschnitt</w:t>
+      </w:r>
+      <w:r>
+        <w:t xml:space="preserve"> </w:t>
+      </w:r>
+      <w:r>
+        <w:t xml:space="preserve">„Energie-Detailseite eines Gebäudes”). Über den eigenen Bestand hinaus kommt</w:t>
+      </w:r>
+      <w:r>
+        <w:t xml:space="preserve"> </w:t>
+      </w:r>
+      <w:r>
+        <w:t xml:space="preserve">der Vergleichswert von einem Benchmark-Dienstleister – in der App die Rolle</w:t>
+      </w:r>
+      <w:r>
+        <w:t xml:space="preserve"> </w:t>
+      </w:r>
+      <w:r>
+        <w:t xml:space="preserve">„Benchmark Service Provider” –, der über die Gebäude mehrerer Eigentümer</w:t>
+      </w:r>
+      <w:r>
+        <w:t xml:space="preserve"> </w:t>
+      </w:r>
+      <w:r>
+        <w:t xml:space="preserve">aggregiert; das vollständige Zusammenspiel beschreibt das Szenario</w:t>
+      </w:r>
+      <w:r>
+        <w:t xml:space="preserve"> </w:t>
+      </w:r>
+      <w:r>
+        <w:t xml:space="preserve">„Peer-Benchmarking” am Ende des Kapitels „Daten gemeinsam nutzen und Mehrwerte</w:t>
+      </w:r>
+      <w:r>
+        <w:t xml:space="preserve"> </w:t>
+      </w:r>
+      <w:r>
+        <w:t xml:space="preserve">schaffen”.</w:t>
       </w:r>
     </w:p>
     <w:bookmarkEnd w:id="23"/>
@@ -955,6 +1037,38 @@
       </w:r>
       <w:r>
         <w:t xml:space="preserve">aggregierte Verbrauchsdaten sowie allgemeine Objektdaten benötigt.</w:t>
+      </w:r>
+    </w:p>
+    <w:p>
+      <w:pPr>
+        <w:pStyle w:val="BodyText"/>
+      </w:pPr>
+      <w:r>
+        <w:t xml:space="preserve">In der Granergize-App übernimmt das die Energie-Linse der Karte: Sie färbt die</w:t>
+      </w:r>
+      <w:r>
+        <w:t xml:space="preserve"> </w:t>
+      </w:r>
+      <w:r>
+        <w:t xml:space="preserve">Gebäude-Marker nach Energieintensität ein und ordnet ein Objekt so auf einen</w:t>
+      </w:r>
+      <w:r>
+        <w:t xml:space="preserve"> </w:t>
+      </w:r>
+      <w:r>
+        <w:t xml:space="preserve">Blick in sein sichtbares Umfeld ein – einschließlich der Gebäude, die andere</w:t>
+      </w:r>
+      <w:r>
+        <w:t xml:space="preserve"> </w:t>
+      </w:r>
+      <w:r>
+        <w:t xml:space="preserve">mit Ihnen geteilt haben (siehe Abschnitt „Gebäude nach Energieverbrauch</w:t>
+      </w:r>
+      <w:r>
+        <w:t xml:space="preserve"> </w:t>
+      </w:r>
+      <w:r>
+        <w:t xml:space="preserve">einordnen”).</w:t>
       </w:r>
     </w:p>
     <w:bookmarkEnd w:id="25"/>
@@ -5170,7 +5284,7 @@
       <w:r>
         <w:drawing>
           <wp:inline>
-            <wp:extent cx="5334000" cy="153329"/>
+            <wp:extent cx="5334000" cy="408878"/>
             <wp:effectExtent b="0" l="0" r="0" t="0"/>
             <wp:docPr descr="Aktionen je Gebäude im Tab „Manage”: bearbeiten, Dateien, Energiejahr, teilen, herunterladen, löschen" title="" id="62" name="Picture"/>
             <a:graphic>
@@ -5191,7 +5305,7 @@
                   <pic:spPr bwMode="auto">
                     <a:xfrm>
                       <a:off x="0" y="0"/>
-                      <a:ext cx="5334000" cy="153329"/>
+                      <a:ext cx="5334000" cy="408878"/>
                     </a:xfrm>
                     <a:prstGeom prst="rect">
                       <a:avLst/>
@@ -5947,6 +6061,62 @@
       <w:r>
         <w:t xml:space="preserve">Zeitreihen-Diagramme: Tagessummen und ein durchschnittliches Tagesprofil.</w:t>
       </w:r>
+      <w:r>
+        <w:t xml:space="preserve"> </w:t>
+      </w:r>
+      <w:r>
+        <w:t xml:space="preserve">Trägt ein Gebäude</w:t>
+      </w:r>
+      <w:r>
+        <w:t xml:space="preserve"> </w:t>
+      </w:r>
+      <w:r>
+        <w:rPr>
+          <w:b/>
+          <w:bCs/>
+        </w:rPr>
+        <w:t xml:space="preserve">beides</w:t>
+      </w:r>
+      <w:r>
+        <w:t xml:space="preserve"> </w:t>
+      </w:r>
+      <w:r>
+        <w:t xml:space="preserve">– Jahreswerte und Messreihe –, schalten Sie über</w:t>
+      </w:r>
+      <w:r>
+        <w:t xml:space="preserve"> </w:t>
+      </w:r>
+      <w:r>
+        <w:t xml:space="preserve">den Umschalter</w:t>
+      </w:r>
+      <w:r>
+        <w:t xml:space="preserve"> </w:t>
+      </w:r>
+      <w:r>
+        <w:rPr>
+          <w:b/>
+          <w:bCs/>
+        </w:rPr>
+        <w:t xml:space="preserve">Annual | Time series</w:t>
+      </w:r>
+      <w:r>
+        <w:t xml:space="preserve"> </w:t>
+      </w:r>
+      <w:r>
+        <w:t xml:space="preserve">zwischen den Darstellungen um (so</w:t>
+      </w:r>
+    </w:p>
+    <w:p>
+      <w:pPr>
+        <w:pStyle w:val="Compact"/>
+        <w:numPr>
+          <w:ilvl w:val="1"/>
+          <w:numId w:val="1012"/>
+        </w:numPr>
+      </w:pPr>
+      <w:r>
+        <w:t xml:space="preserve">B. beim Beispielgebäude Lange Gasse 20).</w:t>
+      </w:r>
     </w:p>
     <w:p>
       <w:pPr>
@@ -6167,7 +6337,7 @@
         <w:pStyle w:val="Compact"/>
         <w:numPr>
           <w:ilvl w:val="0"/>
-          <w:numId w:val="1012"/>
+          <w:numId w:val="1013"/>
         </w:numPr>
       </w:pPr>
       <w:r>
@@ -6189,7 +6359,7 @@
         <w:pStyle w:val="Compact"/>
         <w:numPr>
           <w:ilvl w:val="0"/>
-          <w:numId w:val="1012"/>
+          <w:numId w:val="1013"/>
         </w:numPr>
       </w:pPr>
       <w:r>
@@ -6217,7 +6387,7 @@
         <w:pStyle w:val="Compact"/>
         <w:numPr>
           <w:ilvl w:val="0"/>
-          <w:numId w:val="1012"/>
+          <w:numId w:val="1013"/>
         </w:numPr>
       </w:pPr>
       <w:r>
@@ -6288,7 +6458,25 @@
         <w:t xml:space="preserve"> </w:t>
       </w:r>
       <w:r>
-        <w:t xml:space="preserve">Betreiber, externer Benchmark – in einer Ansicht.</w:t>
+        <w:t xml:space="preserve">Betreiber, externer Benchmark – in einer Ansicht: Hier löst die App den</w:t>
+      </w:r>
+      <w:r>
+        <w:t xml:space="preserve"> </w:t>
+      </w:r>
+      <w:r>
+        <w:t xml:space="preserve">eingangs beschriebenen Anwendungsfall „Energieverbrauchsbenchmark” für das</w:t>
+      </w:r>
+      <w:r>
+        <w:t xml:space="preserve"> </w:t>
+      </w:r>
+      <w:r>
+        <w:t xml:space="preserve">einzelne Gebäude ein. Woher der externe Benchmark kommt, zeigt das Szenario</w:t>
+      </w:r>
+      <w:r>
+        <w:t xml:space="preserve"> </w:t>
+      </w:r>
+      <w:r>
+        <w:t xml:space="preserve">„Peer-Benchmarking” im Kapitel „Daten gemeinsam nutzen und Mehrwerte schaffen”.</w:t>
       </w:r>
     </w:p>
     <w:p>
@@ -6405,7 +6593,7 @@
         <w:pStyle w:val="Compact"/>
         <w:numPr>
           <w:ilvl w:val="0"/>
-          <w:numId w:val="1013"/>
+          <w:numId w:val="1014"/>
         </w:numPr>
       </w:pPr>
       <w:r>
@@ -6459,7 +6647,7 @@
         <w:pStyle w:val="Compact"/>
         <w:numPr>
           <w:ilvl w:val="0"/>
-          <w:numId w:val="1013"/>
+          <w:numId w:val="1014"/>
         </w:numPr>
       </w:pPr>
       <w:r>
@@ -6721,7 +6909,7 @@
     </w:p>
     <w:bookmarkEnd w:id="83"/>
     <w:bookmarkEnd w:id="84"/>
-    <w:bookmarkStart w:id="117" w:name="X7d72782c915f60697958dd391a69efa388f028d"/>
+    <w:bookmarkStart w:id="129" w:name="X7d72782c915f60697958dd391a69efa388f028d"/>
     <w:p>
       <w:pPr>
         <w:pStyle w:val="Heading1"/>
@@ -6854,7 +7042,7 @@
         <w:pStyle w:val="Compact"/>
         <w:numPr>
           <w:ilvl w:val="0"/>
-          <w:numId w:val="1014"/>
+          <w:numId w:val="1015"/>
         </w:numPr>
       </w:pPr>
       <w:r>
@@ -6887,196 +7075,6 @@
       </w:r>
       <w:r>
         <w:t xml:space="preserve">welche Gebäude Sie verwalten, ohne sofort sensible Verbrauchsdaten preiszugeben.</w:t>
-      </w:r>
-    </w:p>
-    <w:p>
-      <w:pPr>
-        <w:pStyle w:val="Compact"/>
-        <w:numPr>
-          <w:ilvl w:val="0"/>
-          <w:numId w:val="1014"/>
-        </w:numPr>
-      </w:pPr>
-      <w:r>
-        <w:rPr>
-          <w:b/>
-          <w:bCs/>
-        </w:rPr>
-        <w:t xml:space="preserve">Static building data and all energy readings</w:t>
-      </w:r>
-      <w:r>
-        <w:t xml:space="preserve"> </w:t>
-      </w:r>
-      <w:r>
-        <w:t xml:space="preserve">– zusätzlich die</w:t>
-      </w:r>
-      <w:r>
-        <w:t xml:space="preserve"> </w:t>
-      </w:r>
-      <w:r>
-        <w:t xml:space="preserve">Verbrauchswerte (Strom, Gas, Fernwärme, Wasser)</w:t>
-      </w:r>
-      <w:r>
-        <w:t xml:space="preserve"> </w:t>
-      </w:r>
-      <w:r>
-        <w:rPr>
-          <w:b/>
-          <w:bCs/>
-        </w:rPr>
-        <w:t xml:space="preserve">aller</w:t>
-      </w:r>
-      <w:r>
-        <w:t xml:space="preserve"> </w:t>
-      </w:r>
-      <w:r>
-        <w:t xml:space="preserve">Jahre. Diese</w:t>
-      </w:r>
-      <w:r>
-        <w:t xml:space="preserve"> </w:t>
-      </w:r>
-      <w:r>
-        <w:t xml:space="preserve">Freigabe umfasst auch Jahre, die Sie erst</w:t>
-      </w:r>
-      <w:r>
-        <w:t xml:space="preserve"> </w:t>
-      </w:r>
-      <w:r>
-        <w:rPr>
-          <w:b/>
-          <w:bCs/>
-        </w:rPr>
-        <w:t xml:space="preserve">nach</w:t>
-      </w:r>
-      <w:r>
-        <w:t xml:space="preserve"> </w:t>
-      </w:r>
-      <w:r>
-        <w:t xml:space="preserve">dem Teilen erfassen: Ein</w:t>
-      </w:r>
-      <w:r>
-        <w:t xml:space="preserve"> </w:t>
-      </w:r>
-      <w:r>
-        <w:t xml:space="preserve">neu gespeichertes Energiejahr wird automatisch mit freigegeben, ohne dass</w:t>
-      </w:r>
-      <w:r>
-        <w:t xml:space="preserve"> </w:t>
-      </w:r>
-      <w:r>
-        <w:t xml:space="preserve">Sie das Gebäude erneut teilen müssen.</w:t>
-      </w:r>
-    </w:p>
-    <w:p>
-      <w:pPr>
-        <w:pStyle w:val="Compact"/>
-        <w:numPr>
-          <w:ilvl w:val="0"/>
-          <w:numId w:val="1014"/>
-        </w:numPr>
-      </w:pPr>
-      <w:r>
-        <w:rPr>
-          <w:b/>
-          <w:bCs/>
-        </w:rPr>
-        <w:t xml:space="preserve">Static building data and energy for specific year(s)</w:t>
-      </w:r>
-      <w:r>
-        <w:t xml:space="preserve"> </w:t>
-      </w:r>
-      <w:r>
-        <w:t xml:space="preserve">– nur die</w:t>
-      </w:r>
-      <w:r>
-        <w:t xml:space="preserve"> </w:t>
-      </w:r>
-      <w:r>
-        <w:t xml:space="preserve">Verbrauchsdaten der von Ihnen angekreuzten Jahre. Da jedes Jahr als eigene</w:t>
-      </w:r>
-      <w:r>
-        <w:t xml:space="preserve"> </w:t>
-      </w:r>
-      <w:r>
-        <w:t xml:space="preserve">Ressource gespeichert ist, können Sie gezielt etwa nur den aktuellsten</w:t>
-      </w:r>
-      <w:r>
-        <w:t xml:space="preserve"> </w:t>
-      </w:r>
-      <w:r>
-        <w:t xml:space="preserve">Jahrgang freigeben und ältere zurückhalten; später ergänzte Jahre bleiben</w:t>
-      </w:r>
-      <w:r>
-        <w:t xml:space="preserve"> </w:t>
-      </w:r>
-      <w:r>
-        <w:t xml:space="preserve">bei dieser Variante außen vor.</w:t>
-      </w:r>
-    </w:p>
-    <w:bookmarkEnd w:id="88"/>
-    <w:bookmarkStart w:id="89" w:name="aggregierte-ansichten-teilen"/>
-    <w:p>
-      <w:pPr>
-        <w:pStyle w:val="Heading3"/>
-      </w:pPr>
-      <w:r>
-        <w:t xml:space="preserve">Aggregierte Ansichten teilen</w:t>
-      </w:r>
-    </w:p>
-    <w:p>
-      <w:pPr>
-        <w:pStyle w:val="FirstParagraph"/>
-      </w:pPr>
-      <w:r>
-        <w:t xml:space="preserve">Manchmal möchten Sie Informationen teilen, ohne dass der Empfänger Details über</w:t>
-      </w:r>
-      <w:r>
-        <w:t xml:space="preserve"> </w:t>
-      </w:r>
-      <w:r>
-        <w:t xml:space="preserve">einzelne Gebäude sieht. Zum Beispiel möchte ein Investor wissen, wie effizient</w:t>
-      </w:r>
-      <w:r>
-        <w:t xml:space="preserve"> </w:t>
-      </w:r>
-      <w:r>
-        <w:t xml:space="preserve">ein Gesamt-Portfolio ist, muss aber nicht wissen, welches spezifische Gebäude wie</w:t>
-      </w:r>
-      <w:r>
-        <w:t xml:space="preserve"> </w:t>
-      </w:r>
-      <w:r>
-        <w:t xml:space="preserve">viel verbraucht. Für solche Fälle bietet die Granergize-App</w:t>
-      </w:r>
-      <w:r>
-        <w:t xml:space="preserve"> </w:t>
-      </w:r>
-      <w:r>
-        <w:rPr>
-          <w:b/>
-          <w:bCs/>
-        </w:rPr>
-        <w:t xml:space="preserve">aggregierte Ansichten</w:t>
-      </w:r>
-      <w:r>
-        <w:t xml:space="preserve"> </w:t>
-      </w:r>
-      <w:r>
-        <w:t xml:space="preserve">(„Views”) an: eine Zusammenfassung mehrerer Gebäude. Was der Empfänger erhält,</w:t>
-      </w:r>
-      <w:r>
-        <w:t xml:space="preserve"> </w:t>
-      </w:r>
-      <w:r>
-        <w:t xml:space="preserve">ist nur diese Zusammenfassung – er sieht nicht, welche Gebäude dahinterstecken.</w:t>
-      </w:r>
-    </w:p>
-    <w:p>
-      <w:pPr>
-        <w:pStyle w:val="BodyText"/>
-      </w:pPr>
-      <w:r>
-        <w:t xml:space="preserve">Die App bietet vier Aggregationsfunktionen:</w:t>
       </w:r>
     </w:p>
     <w:p>
@@ -7092,13 +7090,69 @@
           <w:b/>
           <w:bCs/>
         </w:rPr>
-        <w:t xml:space="preserve">Durchschnitt (average):</w:t>
-      </w:r>
-      <w:r>
-        <w:t xml:space="preserve"> </w:t>
-      </w:r>
-      <w:r>
-        <w:t xml:space="preserve">Mittelwert über alle ausgewählten Gebäude.</w:t>
+        <w:t xml:space="preserve">Static building data and all energy readings</w:t>
+      </w:r>
+      <w:r>
+        <w:t xml:space="preserve"> </w:t>
+      </w:r>
+      <w:r>
+        <w:t xml:space="preserve">– zusätzlich die</w:t>
+      </w:r>
+      <w:r>
+        <w:t xml:space="preserve"> </w:t>
+      </w:r>
+      <w:r>
+        <w:t xml:space="preserve">Verbrauchswerte (Strom, Gas, Fernwärme, Wasser)</w:t>
+      </w:r>
+      <w:r>
+        <w:t xml:space="preserve"> </w:t>
+      </w:r>
+      <w:r>
+        <w:rPr>
+          <w:b/>
+          <w:bCs/>
+        </w:rPr>
+        <w:t xml:space="preserve">aller</w:t>
+      </w:r>
+      <w:r>
+        <w:t xml:space="preserve"> </w:t>
+      </w:r>
+      <w:r>
+        <w:t xml:space="preserve">Jahre. Diese</w:t>
+      </w:r>
+      <w:r>
+        <w:t xml:space="preserve"> </w:t>
+      </w:r>
+      <w:r>
+        <w:t xml:space="preserve">Freigabe umfasst auch Jahre, die Sie erst</w:t>
+      </w:r>
+      <w:r>
+        <w:t xml:space="preserve"> </w:t>
+      </w:r>
+      <w:r>
+        <w:rPr>
+          <w:b/>
+          <w:bCs/>
+        </w:rPr>
+        <w:t xml:space="preserve">nach</w:t>
+      </w:r>
+      <w:r>
+        <w:t xml:space="preserve"> </w:t>
+      </w:r>
+      <w:r>
+        <w:t xml:space="preserve">dem Teilen erfassen: Ein</w:t>
+      </w:r>
+      <w:r>
+        <w:t xml:space="preserve"> </w:t>
+      </w:r>
+      <w:r>
+        <w:t xml:space="preserve">neu gespeichertes Energiejahr wird automatisch mit freigegeben, ohne dass</w:t>
+      </w:r>
+      <w:r>
+        <w:t xml:space="preserve"> </w:t>
+      </w:r>
+      <w:r>
+        <w:t xml:space="preserve">Sie das Gebäude erneut teilen müssen.</w:t>
       </w:r>
     </w:p>
     <w:p>
@@ -7114,67 +7168,47 @@
           <w:b/>
           <w:bCs/>
         </w:rPr>
-        <w:t xml:space="preserve">Summe (sum):</w:t>
-      </w:r>
-      <w:r>
-        <w:t xml:space="preserve"> </w:t>
-      </w:r>
-      <w:r>
-        <w:t xml:space="preserve">addiert alle Werte.</w:t>
-      </w:r>
-    </w:p>
-    <w:p>
-      <w:pPr>
-        <w:pStyle w:val="Compact"/>
-        <w:numPr>
-          <w:ilvl w:val="0"/>
-          <w:numId w:val="1015"/>
-        </w:numPr>
-      </w:pPr>
-      <w:r>
-        <w:rPr>
-          <w:b/>
-          <w:bCs/>
-        </w:rPr>
-        <w:t xml:space="preserve">Minimum (minimum):</w:t>
-      </w:r>
-      <w:r>
-        <w:t xml:space="preserve"> </w:t>
-      </w:r>
-      <w:r>
-        <w:t xml:space="preserve">zeigt den niedrigsten Wert.</w:t>
-      </w:r>
-    </w:p>
-    <w:p>
-      <w:pPr>
-        <w:pStyle w:val="Compact"/>
-        <w:numPr>
-          <w:ilvl w:val="0"/>
-          <w:numId w:val="1015"/>
-        </w:numPr>
-      </w:pPr>
-      <w:r>
-        <w:rPr>
-          <w:b/>
-          <w:bCs/>
-        </w:rPr>
-        <w:t xml:space="preserve">Maximum (maximum):</w:t>
-      </w:r>
-      <w:r>
-        <w:t xml:space="preserve"> </w:t>
-      </w:r>
-      <w:r>
-        <w:t xml:space="preserve">zeigt den höchsten Wert.</w:t>
-      </w:r>
-    </w:p>
-    <w:bookmarkEnd w:id="89"/>
-    <w:bookmarkStart w:id="90" w:name="rollenbasierte-freigaben"/>
+        <w:t xml:space="preserve">Static building data and energy for specific year(s)</w:t>
+      </w:r>
+      <w:r>
+        <w:t xml:space="preserve"> </w:t>
+      </w:r>
+      <w:r>
+        <w:t xml:space="preserve">– nur die</w:t>
+      </w:r>
+      <w:r>
+        <w:t xml:space="preserve"> </w:t>
+      </w:r>
+      <w:r>
+        <w:t xml:space="preserve">Verbrauchsdaten der von Ihnen angekreuzten Jahre. Da jedes Jahr als eigene</w:t>
+      </w:r>
+      <w:r>
+        <w:t xml:space="preserve"> </w:t>
+      </w:r>
+      <w:r>
+        <w:t xml:space="preserve">Ressource gespeichert ist, können Sie gezielt etwa nur den aktuellsten</w:t>
+      </w:r>
+      <w:r>
+        <w:t xml:space="preserve"> </w:t>
+      </w:r>
+      <w:r>
+        <w:t xml:space="preserve">Jahrgang freigeben und ältere zurückhalten; später ergänzte Jahre bleiben</w:t>
+      </w:r>
+      <w:r>
+        <w:t xml:space="preserve"> </w:t>
+      </w:r>
+      <w:r>
+        <w:t xml:space="preserve">bei dieser Variante außen vor.</w:t>
+      </w:r>
+    </w:p>
+    <w:bookmarkEnd w:id="88"/>
+    <w:bookmarkStart w:id="89" w:name="aggregierte-ansichten-teilen"/>
     <w:p>
       <w:pPr>
         <w:pStyle w:val="Heading3"/>
       </w:pPr>
       <w:r>
-        <w:t xml:space="preserve">Rollenbasierte Freigaben</w:t>
+        <w:t xml:space="preserve">Aggregierte Ansichten teilen</w:t>
       </w:r>
     </w:p>
     <w:p>
@@ -7182,31 +7216,47 @@
         <w:pStyle w:val="FirstParagraph"/>
       </w:pPr>
       <w:r>
-        <w:t xml:space="preserve">In der Praxis haben unterschiedliche Partner unterschiedliche Bedürfnisse: Ein</w:t>
-      </w:r>
-      <w:r>
-        <w:t xml:space="preserve"> </w:t>
-      </w:r>
-      <w:r>
-        <w:t xml:space="preserve">Investor benötigt grobe Jahreszahlen, ein Energiemanager hingegen hochauflösende</w:t>
-      </w:r>
-      <w:r>
-        <w:t xml:space="preserve"> </w:t>
-      </w:r>
-      <w:r>
-        <w:t xml:space="preserve">15-Minuten-Intervalle. Mit der rollenbasierten Freigabe teilen Sie mit allen</w:t>
-      </w:r>
-      <w:r>
-        <w:t xml:space="preserve"> </w:t>
-      </w:r>
-      <w:r>
-        <w:t xml:space="preserve">Mitgliedern eines Datenraums, die eine bestimmte Rolle innehaben – die Auswahl</w:t>
-      </w:r>
-      <w:r>
-        <w:t xml:space="preserve"> </w:t>
-      </w:r>
-      <w:r>
-        <w:t xml:space="preserve">der Empfänger ergibt sich aus der Rolle.</w:t>
+        <w:t xml:space="preserve">Manchmal möchten Sie Informationen teilen, ohne dass der Empfänger Details über</w:t>
+      </w:r>
+      <w:r>
+        <w:t xml:space="preserve"> </w:t>
+      </w:r>
+      <w:r>
+        <w:t xml:space="preserve">einzelne Gebäude sieht. Zum Beispiel möchte ein Investor wissen, wie effizient</w:t>
+      </w:r>
+      <w:r>
+        <w:t xml:space="preserve"> </w:t>
+      </w:r>
+      <w:r>
+        <w:t xml:space="preserve">ein Gesamt-Portfolio ist, muss aber nicht wissen, welches spezifische Gebäude wie</w:t>
+      </w:r>
+      <w:r>
+        <w:t xml:space="preserve"> </w:t>
+      </w:r>
+      <w:r>
+        <w:t xml:space="preserve">viel verbraucht. Für solche Fälle bietet die Granergize-App</w:t>
+      </w:r>
+      <w:r>
+        <w:t xml:space="preserve"> </w:t>
+      </w:r>
+      <w:r>
+        <w:rPr>
+          <w:b/>
+          <w:bCs/>
+        </w:rPr>
+        <w:t xml:space="preserve">aggregierte Ansichten</w:t>
+      </w:r>
+      <w:r>
+        <w:t xml:space="preserve"> </w:t>
+      </w:r>
+      <w:r>
+        <w:t xml:space="preserve">(„Views”) an: eine Zusammenfassung mehrerer Gebäude. Was der Empfänger erhält,</w:t>
+      </w:r>
+      <w:r>
+        <w:t xml:space="preserve"> </w:t>
+      </w:r>
+      <w:r>
+        <w:t xml:space="preserve">ist nur diese Zusammenfassung – er sieht nicht, welche Gebäude dahinterstecken.</w:t>
       </w:r>
     </w:p>
     <w:p>
@@ -7214,13 +7264,7 @@
         <w:pStyle w:val="BodyText"/>
       </w:pPr>
       <w:r>
-        <w:t xml:space="preserve">Die Granergize-App kennt acht Rollen, die Sie sich im Datenraum zuweisen können (die</w:t>
-      </w:r>
-      <w:r>
-        <w:t xml:space="preserve"> </w:t>
-      </w:r>
-      <w:r>
-        <w:t xml:space="preserve">Auswahl „My role(s)” zeigt sie mit ihren englischen Bezeichnungen):</w:t>
+        <w:t xml:space="preserve">Die App bietet vier Aggregationsfunktionen:</w:t>
       </w:r>
     </w:p>
     <w:p>
@@ -7236,13 +7280,13 @@
           <w:b/>
           <w:bCs/>
         </w:rPr>
-        <w:t xml:space="preserve">Investor</w:t>
-      </w:r>
-      <w:r>
-        <w:t xml:space="preserve"> </w:t>
-      </w:r>
-      <w:r>
-        <w:t xml:space="preserve">– Investoren und Bestandshalter</w:t>
+        <w:t xml:space="preserve">Durchschnitt (average):</w:t>
+      </w:r>
+      <w:r>
+        <w:t xml:space="preserve"> </w:t>
+      </w:r>
+      <w:r>
+        <w:t xml:space="preserve">Mittelwert über alle ausgewählten Gebäude.</w:t>
       </w:r>
     </w:p>
     <w:p>
@@ -7258,13 +7302,13 @@
           <w:b/>
           <w:bCs/>
         </w:rPr>
-        <w:t xml:space="preserve">User</w:t>
-      </w:r>
-      <w:r>
-        <w:t xml:space="preserve"> </w:t>
-      </w:r>
-      <w:r>
-        <w:t xml:space="preserve">– Nutzer der Immobilie</w:t>
+        <w:t xml:space="preserve">Summe (sum):</w:t>
+      </w:r>
+      <w:r>
+        <w:t xml:space="preserve"> </w:t>
+      </w:r>
+      <w:r>
+        <w:t xml:space="preserve">addiert alle Werte.</w:t>
       </w:r>
     </w:p>
     <w:p>
@@ -7280,13 +7324,13 @@
           <w:b/>
           <w:bCs/>
         </w:rPr>
-        <w:t xml:space="preserve">Benchmark Service Provider</w:t>
-      </w:r>
-      <w:r>
-        <w:t xml:space="preserve"> </w:t>
-      </w:r>
-      <w:r>
-        <w:t xml:space="preserve">– Benchmark-Dienstleister</w:t>
+        <w:t xml:space="preserve">Minimum (minimum):</w:t>
+      </w:r>
+      <w:r>
+        <w:t xml:space="preserve"> </w:t>
+      </w:r>
+      <w:r>
+        <w:t xml:space="preserve">zeigt den niedrigsten Wert.</w:t>
       </w:r>
     </w:p>
     <w:p>
@@ -7302,101 +7346,23 @@
           <w:b/>
           <w:bCs/>
         </w:rPr>
-        <w:t xml:space="preserve">Facility Manager</w:t>
-      </w:r>
-      <w:r>
-        <w:t xml:space="preserve"> </w:t>
-      </w:r>
-      <w:r>
-        <w:t xml:space="preserve">– Gebäude- und Betriebsverantwortliche</w:t>
-      </w:r>
-    </w:p>
-    <w:p>
-      <w:pPr>
-        <w:pStyle w:val="Compact"/>
-        <w:numPr>
-          <w:ilvl w:val="0"/>
-          <w:numId w:val="1016"/>
-        </w:numPr>
-      </w:pPr>
-      <w:r>
-        <w:rPr>
-          <w:b/>
-          <w:bCs/>
-        </w:rPr>
-        <w:t xml:space="preserve">Developer</w:t>
-      </w:r>
-      <w:r>
-        <w:t xml:space="preserve"> </w:t>
-      </w:r>
-      <w:r>
-        <w:t xml:space="preserve">– Projektentwickler</w:t>
-      </w:r>
-    </w:p>
-    <w:p>
-      <w:pPr>
-        <w:pStyle w:val="Compact"/>
-        <w:numPr>
-          <w:ilvl w:val="0"/>
-          <w:numId w:val="1016"/>
-        </w:numPr>
-      </w:pPr>
-      <w:r>
-        <w:rPr>
-          <w:b/>
-          <w:bCs/>
-        </w:rPr>
-        <w:t xml:space="preserve">Consultant / Broker</w:t>
-      </w:r>
-      <w:r>
-        <w:t xml:space="preserve"> </w:t>
-      </w:r>
-      <w:r>
-        <w:t xml:space="preserve">– Berater und Makler</w:t>
-      </w:r>
-    </w:p>
-    <w:p>
-      <w:pPr>
-        <w:pStyle w:val="Compact"/>
-        <w:numPr>
-          <w:ilvl w:val="0"/>
-          <w:numId w:val="1016"/>
-        </w:numPr>
-      </w:pPr>
-      <w:r>
-        <w:rPr>
-          <w:b/>
-          <w:bCs/>
-        </w:rPr>
-        <w:t xml:space="preserve">Software Provider</w:t>
-      </w:r>
-      <w:r>
-        <w:t xml:space="preserve"> </w:t>
-      </w:r>
-      <w:r>
-        <w:t xml:space="preserve">– Softwaredienstleister</w:t>
-      </w:r>
-    </w:p>
-    <w:p>
-      <w:pPr>
-        <w:pStyle w:val="Compact"/>
-        <w:numPr>
-          <w:ilvl w:val="0"/>
-          <w:numId w:val="1016"/>
-        </w:numPr>
-      </w:pPr>
-      <w:r>
-        <w:rPr>
-          <w:b/>
-          <w:bCs/>
-        </w:rPr>
-        <w:t xml:space="preserve">Energy Provider</w:t>
-      </w:r>
-      <w:r>
-        <w:t xml:space="preserve"> </w:t>
-      </w:r>
-      <w:r>
-        <w:t xml:space="preserve">– Energiedienstleister</w:t>
+        <w:t xml:space="preserve">Maximum (maximum):</w:t>
+      </w:r>
+      <w:r>
+        <w:t xml:space="preserve"> </w:t>
+      </w:r>
+      <w:r>
+        <w:t xml:space="preserve">zeigt den höchsten Wert.</w:t>
+      </w:r>
+    </w:p>
+    <w:bookmarkEnd w:id="89"/>
+    <w:bookmarkStart w:id="90" w:name="rollenbasierte-freigaben"/>
+    <w:p>
+      <w:pPr>
+        <w:pStyle w:val="Heading3"/>
+      </w:pPr>
+      <w:r>
+        <w:t xml:space="preserve">Rollenbasierte Freigaben</w:t>
       </w:r>
     </w:p>
     <w:p>
@@ -7404,113 +7370,45 @@
         <w:pStyle w:val="FirstParagraph"/>
       </w:pPr>
       <w:r>
-        <w:t xml:space="preserve">Diese Rollen sind bewusst nicht exklusiv: Sie können sich</w:t>
-      </w:r>
-      <w:r>
-        <w:t xml:space="preserve"> </w:t>
-      </w:r>
-      <w:r>
-        <w:rPr>
-          <w:b/>
-          <w:bCs/>
-        </w:rPr>
-        <w:t xml:space="preserve">mehrere oder alle</w:t>
-      </w:r>
-      <w:r>
-        <w:t xml:space="preserve"> </w:t>
-      </w:r>
-      <w:r>
-        <w:t xml:space="preserve">zuweisen (siehe „Rolle wählen”). Eine Rolle hängt ausschließlich an der</w:t>
-      </w:r>
-      <w:r>
-        <w:t xml:space="preserve"> </w:t>
-      </w:r>
-      <w:r>
-        <w:t xml:space="preserve">Datenraum-Mitgliedschaft – nicht an einem Gebäude, seinen Energiedaten oder Ihrem</w:t>
-      </w:r>
-      <w:r>
-        <w:t xml:space="preserve"> </w:t>
-      </w:r>
-      <w:r>
-        <w:t xml:space="preserve">Profil.</w:t>
-      </w:r>
-    </w:p>
-    <w:bookmarkEnd w:id="90"/>
-    <w:bookmarkEnd w:id="91"/>
-    <w:bookmarkStart w:id="116" w:name="vorgehensweise-beim-datenteilen"/>
-    <w:p>
-      <w:pPr>
-        <w:pStyle w:val="Heading2"/>
-      </w:pPr>
-      <w:r>
-        <w:t xml:space="preserve">Vorgehensweise beim Datenteilen</w:t>
-      </w:r>
-    </w:p>
-    <w:bookmarkStart w:id="95" w:name="X02cc8b8c675205394a9898fb5cbb8306158c66e"/>
-    <w:p>
-      <w:pPr>
-        <w:pStyle w:val="Heading3"/>
-      </w:pPr>
-      <w:r>
-        <w:t xml:space="preserve">Einem Datenraum beitreten oder einen Raum erstellen</w:t>
-      </w:r>
-    </w:p>
-    <w:p>
-      <w:pPr>
-        <w:pStyle w:val="FirstParagraph"/>
-      </w:pPr>
-      <w:r>
-        <w:t xml:space="preserve">Ein</w:t>
-      </w:r>
-      <w:r>
-        <w:t xml:space="preserve"> </w:t>
-      </w:r>
-      <w:r>
-        <w:rPr>
-          <w:b/>
-          <w:bCs/>
-        </w:rPr>
-        <w:t xml:space="preserve">Datenraum</w:t>
-      </w:r>
-      <w:r>
-        <w:t xml:space="preserve"> </w:t>
-      </w:r>
-      <w:r>
-        <w:t xml:space="preserve">bündelt die Akteure, die untereinander Daten teilen, und ist</w:t>
-      </w:r>
-      <w:r>
-        <w:t xml:space="preserve"> </w:t>
-      </w:r>
-      <w:r>
-        <w:t xml:space="preserve">die Grundlage für die rollenbasierte Freigabe. Im Tab</w:t>
-      </w:r>
-      <w:r>
-        <w:t xml:space="preserve"> </w:t>
-      </w:r>
-      <w:r>
-        <w:rPr>
-          <w:b/>
-          <w:bCs/>
-        </w:rPr>
-        <w:t xml:space="preserve">Connect</w:t>
-      </w:r>
-      <w:r>
-        <w:t xml:space="preserve"> </w:t>
-      </w:r>
-      <w:r>
-        <w:t xml:space="preserve">versammelt</w:t>
-      </w:r>
-      <w:r>
-        <w:t xml:space="preserve"> </w:t>
-      </w:r>
-      <w:r>
-        <w:t xml:space="preserve">der Abschnitt „Your data rooms” alle Datenraum-Aktionen in einer Leiste über</w:t>
-      </w:r>
-      <w:r>
-        <w:t xml:space="preserve"> </w:t>
-      </w:r>
-      <w:r>
-        <w:t xml:space="preserve">der Liste:</w:t>
+        <w:t xml:space="preserve">In der Praxis haben unterschiedliche Partner unterschiedliche Bedürfnisse: Ein</w:t>
+      </w:r>
+      <w:r>
+        <w:t xml:space="preserve"> </w:t>
+      </w:r>
+      <w:r>
+        <w:t xml:space="preserve">Investor benötigt grobe Jahreszahlen, ein Energiemanager hingegen hochauflösende</w:t>
+      </w:r>
+      <w:r>
+        <w:t xml:space="preserve"> </w:t>
+      </w:r>
+      <w:r>
+        <w:t xml:space="preserve">15-Minuten-Intervalle. Mit der rollenbasierten Freigabe teilen Sie mit allen</w:t>
+      </w:r>
+      <w:r>
+        <w:t xml:space="preserve"> </w:t>
+      </w:r>
+      <w:r>
+        <w:t xml:space="preserve">Mitgliedern eines Datenraums, die eine bestimmte Rolle innehaben – die Auswahl</w:t>
+      </w:r>
+      <w:r>
+        <w:t xml:space="preserve"> </w:t>
+      </w:r>
+      <w:r>
+        <w:t xml:space="preserve">der Empfänger ergibt sich aus der Rolle.</w:t>
+      </w:r>
+    </w:p>
+    <w:p>
+      <w:pPr>
+        <w:pStyle w:val="BodyText"/>
+      </w:pPr>
+      <w:r>
+        <w:t xml:space="preserve">Die Granergize-App kennt acht Rollen, die Sie sich im Datenraum zuweisen können (die</w:t>
+      </w:r>
+      <w:r>
+        <w:t xml:space="preserve"> </w:t>
+      </w:r>
+      <w:r>
+        <w:t xml:space="preserve">Auswahl „My role(s)” zeigt sie mit ihren englischen Bezeichnungen):</w:t>
       </w:r>
     </w:p>
     <w:p>
@@ -7526,19 +7424,13 @@
           <w:b/>
           <w:bCs/>
         </w:rPr>
-        <w:t xml:space="preserve">Raum erstellen:</w:t>
-      </w:r>
-      <w:r>
-        <w:t xml:space="preserve"> </w:t>
-      </w:r>
-      <w:r>
-        <w:t xml:space="preserve">„Host a data room” legt einen Raum auf Ihrem Pod an. Teilen</w:t>
-      </w:r>
-      <w:r>
-        <w:t xml:space="preserve"> </w:t>
-      </w:r>
-      <w:r>
-        <w:t xml:space="preserve">Sie dessen Link oder QR-Code, damit andere beitreten können.</w:t>
+        <w:t xml:space="preserve">Investor</w:t>
+      </w:r>
+      <w:r>
+        <w:t xml:space="preserve"> </w:t>
+      </w:r>
+      <w:r>
+        <w:t xml:space="preserve">– Investoren und Bestandshalter</w:t>
       </w:r>
     </w:p>
     <w:p>
@@ -7554,31 +7446,13 @@
           <w:b/>
           <w:bCs/>
         </w:rPr>
-        <w:t xml:space="preserve">Beitreten:</w:t>
-      </w:r>
-      <w:r>
-        <w:t xml:space="preserve"> </w:t>
-      </w:r>
-      <w:r>
-        <w:t xml:space="preserve">Fügen Sie eine Raum-URI in das Feld ein und klicken Sie auf</w:t>
-      </w:r>
-      <w:r>
-        <w:t xml:space="preserve"> </w:t>
-      </w:r>
-      <w:r>
-        <w:t xml:space="preserve">„Add”, oder nutzen Sie „Scan QR code”. Verweigert der Browser den</w:t>
-      </w:r>
-      <w:r>
-        <w:t xml:space="preserve"> </w:t>
-      </w:r>
-      <w:r>
-        <w:t xml:space="preserve">Kamerazugriff, erscheint ein verständlicher Hinweis; „Cancel” unter dem</w:t>
-      </w:r>
-      <w:r>
-        <w:t xml:space="preserve"> </w:t>
-      </w:r>
-      <w:r>
-        <w:t xml:space="preserve">Kamerabild beendet das Scannen.</w:t>
+        <w:t xml:space="preserve">User</w:t>
+      </w:r>
+      <w:r>
+        <w:t xml:space="preserve"> </w:t>
+      </w:r>
+      <w:r>
+        <w:t xml:space="preserve">– Nutzer der Immobilie</w:t>
       </w:r>
     </w:p>
     <w:p>
@@ -7587,6 +7461,320 @@
         <w:numPr>
           <w:ilvl w:val="0"/>
           <w:numId w:val="1017"/>
+        </w:numPr>
+      </w:pPr>
+      <w:r>
+        <w:rPr>
+          <w:b/>
+          <w:bCs/>
+        </w:rPr>
+        <w:t xml:space="preserve">Benchmark Service Provider</w:t>
+      </w:r>
+      <w:r>
+        <w:t xml:space="preserve"> </w:t>
+      </w:r>
+      <w:r>
+        <w:t xml:space="preserve">– Benchmark-Dienstleister</w:t>
+      </w:r>
+    </w:p>
+    <w:p>
+      <w:pPr>
+        <w:pStyle w:val="Compact"/>
+        <w:numPr>
+          <w:ilvl w:val="0"/>
+          <w:numId w:val="1017"/>
+        </w:numPr>
+      </w:pPr>
+      <w:r>
+        <w:rPr>
+          <w:b/>
+          <w:bCs/>
+        </w:rPr>
+        <w:t xml:space="preserve">Facility Manager</w:t>
+      </w:r>
+      <w:r>
+        <w:t xml:space="preserve"> </w:t>
+      </w:r>
+      <w:r>
+        <w:t xml:space="preserve">– Gebäude- und Betriebsverantwortliche</w:t>
+      </w:r>
+    </w:p>
+    <w:p>
+      <w:pPr>
+        <w:pStyle w:val="Compact"/>
+        <w:numPr>
+          <w:ilvl w:val="0"/>
+          <w:numId w:val="1017"/>
+        </w:numPr>
+      </w:pPr>
+      <w:r>
+        <w:rPr>
+          <w:b/>
+          <w:bCs/>
+        </w:rPr>
+        <w:t xml:space="preserve">Developer</w:t>
+      </w:r>
+      <w:r>
+        <w:t xml:space="preserve"> </w:t>
+      </w:r>
+      <w:r>
+        <w:t xml:space="preserve">– Projektentwickler</w:t>
+      </w:r>
+    </w:p>
+    <w:p>
+      <w:pPr>
+        <w:pStyle w:val="Compact"/>
+        <w:numPr>
+          <w:ilvl w:val="0"/>
+          <w:numId w:val="1017"/>
+        </w:numPr>
+      </w:pPr>
+      <w:r>
+        <w:rPr>
+          <w:b/>
+          <w:bCs/>
+        </w:rPr>
+        <w:t xml:space="preserve">Consultant / Broker</w:t>
+      </w:r>
+      <w:r>
+        <w:t xml:space="preserve"> </w:t>
+      </w:r>
+      <w:r>
+        <w:t xml:space="preserve">– Berater und Makler</w:t>
+      </w:r>
+    </w:p>
+    <w:p>
+      <w:pPr>
+        <w:pStyle w:val="Compact"/>
+        <w:numPr>
+          <w:ilvl w:val="0"/>
+          <w:numId w:val="1017"/>
+        </w:numPr>
+      </w:pPr>
+      <w:r>
+        <w:rPr>
+          <w:b/>
+          <w:bCs/>
+        </w:rPr>
+        <w:t xml:space="preserve">Software Provider</w:t>
+      </w:r>
+      <w:r>
+        <w:t xml:space="preserve"> </w:t>
+      </w:r>
+      <w:r>
+        <w:t xml:space="preserve">– Softwaredienstleister</w:t>
+      </w:r>
+    </w:p>
+    <w:p>
+      <w:pPr>
+        <w:pStyle w:val="Compact"/>
+        <w:numPr>
+          <w:ilvl w:val="0"/>
+          <w:numId w:val="1017"/>
+        </w:numPr>
+      </w:pPr>
+      <w:r>
+        <w:rPr>
+          <w:b/>
+          <w:bCs/>
+        </w:rPr>
+        <w:t xml:space="preserve">Energy Provider</w:t>
+      </w:r>
+      <w:r>
+        <w:t xml:space="preserve"> </w:t>
+      </w:r>
+      <w:r>
+        <w:t xml:space="preserve">– Energiedienstleister</w:t>
+      </w:r>
+    </w:p>
+    <w:p>
+      <w:pPr>
+        <w:pStyle w:val="FirstParagraph"/>
+      </w:pPr>
+      <w:r>
+        <w:t xml:space="preserve">Diese Rollen sind bewusst nicht exklusiv: Sie können sich</w:t>
+      </w:r>
+      <w:r>
+        <w:t xml:space="preserve"> </w:t>
+      </w:r>
+      <w:r>
+        <w:rPr>
+          <w:b/>
+          <w:bCs/>
+        </w:rPr>
+        <w:t xml:space="preserve">mehrere oder alle</w:t>
+      </w:r>
+      <w:r>
+        <w:t xml:space="preserve"> </w:t>
+      </w:r>
+      <w:r>
+        <w:t xml:space="preserve">zuweisen (siehe „Rolle wählen”). Eine Rolle hängt ausschließlich an der</w:t>
+      </w:r>
+      <w:r>
+        <w:t xml:space="preserve"> </w:t>
+      </w:r>
+      <w:r>
+        <w:t xml:space="preserve">Datenraum-Mitgliedschaft – nicht an einem Gebäude, seinen Energiedaten oder Ihrem</w:t>
+      </w:r>
+      <w:r>
+        <w:t xml:space="preserve"> </w:t>
+      </w:r>
+      <w:r>
+        <w:t xml:space="preserve">Profil.</w:t>
+      </w:r>
+    </w:p>
+    <w:bookmarkEnd w:id="90"/>
+    <w:bookmarkEnd w:id="91"/>
+    <w:bookmarkStart w:id="116" w:name="vorgehensweise-beim-datenteilen"/>
+    <w:p>
+      <w:pPr>
+        <w:pStyle w:val="Heading2"/>
+      </w:pPr>
+      <w:r>
+        <w:t xml:space="preserve">Vorgehensweise beim Datenteilen</w:t>
+      </w:r>
+    </w:p>
+    <w:bookmarkStart w:id="95" w:name="X02cc8b8c675205394a9898fb5cbb8306158c66e"/>
+    <w:p>
+      <w:pPr>
+        <w:pStyle w:val="Heading3"/>
+      </w:pPr>
+      <w:r>
+        <w:t xml:space="preserve">Einem Datenraum beitreten oder einen Raum erstellen</w:t>
+      </w:r>
+    </w:p>
+    <w:p>
+      <w:pPr>
+        <w:pStyle w:val="FirstParagraph"/>
+      </w:pPr>
+      <w:r>
+        <w:t xml:space="preserve">Ein</w:t>
+      </w:r>
+      <w:r>
+        <w:t xml:space="preserve"> </w:t>
+      </w:r>
+      <w:r>
+        <w:rPr>
+          <w:b/>
+          <w:bCs/>
+        </w:rPr>
+        <w:t xml:space="preserve">Datenraum</w:t>
+      </w:r>
+      <w:r>
+        <w:t xml:space="preserve"> </w:t>
+      </w:r>
+      <w:r>
+        <w:t xml:space="preserve">bündelt die Akteure, die untereinander Daten teilen, und ist</w:t>
+      </w:r>
+      <w:r>
+        <w:t xml:space="preserve"> </w:t>
+      </w:r>
+      <w:r>
+        <w:t xml:space="preserve">die Grundlage für die rollenbasierte Freigabe. Im Tab</w:t>
+      </w:r>
+      <w:r>
+        <w:t xml:space="preserve"> </w:t>
+      </w:r>
+      <w:r>
+        <w:rPr>
+          <w:b/>
+          <w:bCs/>
+        </w:rPr>
+        <w:t xml:space="preserve">Connect</w:t>
+      </w:r>
+      <w:r>
+        <w:t xml:space="preserve"> </w:t>
+      </w:r>
+      <w:r>
+        <w:t xml:space="preserve">versammelt</w:t>
+      </w:r>
+      <w:r>
+        <w:t xml:space="preserve"> </w:t>
+      </w:r>
+      <w:r>
+        <w:t xml:space="preserve">der Abschnitt „Your data rooms” alle Datenraum-Aktionen in einer Leiste über</w:t>
+      </w:r>
+      <w:r>
+        <w:t xml:space="preserve"> </w:t>
+      </w:r>
+      <w:r>
+        <w:t xml:space="preserve">der Liste:</w:t>
+      </w:r>
+    </w:p>
+    <w:p>
+      <w:pPr>
+        <w:pStyle w:val="Compact"/>
+        <w:numPr>
+          <w:ilvl w:val="0"/>
+          <w:numId w:val="1018"/>
+        </w:numPr>
+      </w:pPr>
+      <w:r>
+        <w:rPr>
+          <w:b/>
+          <w:bCs/>
+        </w:rPr>
+        <w:t xml:space="preserve">Raum erstellen:</w:t>
+      </w:r>
+      <w:r>
+        <w:t xml:space="preserve"> </w:t>
+      </w:r>
+      <w:r>
+        <w:t xml:space="preserve">„Host a data room” legt einen Raum auf Ihrem Pod an. Teilen</w:t>
+      </w:r>
+      <w:r>
+        <w:t xml:space="preserve"> </w:t>
+      </w:r>
+      <w:r>
+        <w:t xml:space="preserve">Sie dessen Link oder QR-Code, damit andere beitreten können.</w:t>
+      </w:r>
+    </w:p>
+    <w:p>
+      <w:pPr>
+        <w:pStyle w:val="Compact"/>
+        <w:numPr>
+          <w:ilvl w:val="0"/>
+          <w:numId w:val="1018"/>
+        </w:numPr>
+      </w:pPr>
+      <w:r>
+        <w:rPr>
+          <w:b/>
+          <w:bCs/>
+        </w:rPr>
+        <w:t xml:space="preserve">Beitreten:</w:t>
+      </w:r>
+      <w:r>
+        <w:t xml:space="preserve"> </w:t>
+      </w:r>
+      <w:r>
+        <w:t xml:space="preserve">Fügen Sie eine Raum-URI in das Feld ein und klicken Sie auf</w:t>
+      </w:r>
+      <w:r>
+        <w:t xml:space="preserve"> </w:t>
+      </w:r>
+      <w:r>
+        <w:t xml:space="preserve">„Add”, oder nutzen Sie „Scan QR code”. Verweigert der Browser den</w:t>
+      </w:r>
+      <w:r>
+        <w:t xml:space="preserve"> </w:t>
+      </w:r>
+      <w:r>
+        <w:t xml:space="preserve">Kamerazugriff, erscheint ein verständlicher Hinweis; „Cancel” unter dem</w:t>
+      </w:r>
+      <w:r>
+        <w:t xml:space="preserve"> </w:t>
+      </w:r>
+      <w:r>
+        <w:t xml:space="preserve">Kamerabild beendet das Scannen.</w:t>
+      </w:r>
+    </w:p>
+    <w:p>
+      <w:pPr>
+        <w:pStyle w:val="Compact"/>
+        <w:numPr>
+          <w:ilvl w:val="0"/>
+          <w:numId w:val="1018"/>
         </w:numPr>
       </w:pPr>
       <w:r>
@@ -7874,7 +8062,7 @@
         <w:pStyle w:val="Compact"/>
         <w:numPr>
           <w:ilvl w:val="0"/>
-          <w:numId w:val="1018"/>
+          <w:numId w:val="1019"/>
         </w:numPr>
       </w:pPr>
       <w:r>
@@ -7892,7 +8080,7 @@
         <w:pStyle w:val="Compact"/>
         <w:numPr>
           <w:ilvl w:val="0"/>
-          <w:numId w:val="1018"/>
+          <w:numId w:val="1019"/>
         </w:numPr>
       </w:pPr>
       <w:r>
@@ -7948,7 +8136,7 @@
         <w:pStyle w:val="Compact"/>
         <w:numPr>
           <w:ilvl w:val="0"/>
-          <w:numId w:val="1018"/>
+          <w:numId w:val="1019"/>
         </w:numPr>
       </w:pPr>
       <w:r>
@@ -8156,7 +8344,7 @@
         <w:pStyle w:val="Compact"/>
         <w:numPr>
           <w:ilvl w:val="0"/>
-          <w:numId w:val="1019"/>
+          <w:numId w:val="1020"/>
         </w:numPr>
       </w:pPr>
       <w:r>
@@ -8190,7 +8378,7 @@
         <w:pStyle w:val="Compact"/>
         <w:numPr>
           <w:ilvl w:val="0"/>
-          <w:numId w:val="1019"/>
+          <w:numId w:val="1020"/>
         </w:numPr>
       </w:pPr>
       <w:r>
@@ -8215,7 +8403,7 @@
         <w:pStyle w:val="Compact"/>
         <w:numPr>
           <w:ilvl w:val="1"/>
-          <w:numId w:val="1020"/>
+          <w:numId w:val="1021"/>
         </w:numPr>
       </w:pPr>
       <w:r>
@@ -8243,7 +8431,7 @@
         <w:pStyle w:val="Compact"/>
         <w:numPr>
           <w:ilvl w:val="1"/>
-          <w:numId w:val="1020"/>
+          <w:numId w:val="1021"/>
         </w:numPr>
       </w:pPr>
       <w:r>
@@ -8277,7 +8465,7 @@
         <w:pStyle w:val="Compact"/>
         <w:numPr>
           <w:ilvl w:val="1"/>
-          <w:numId w:val="1020"/>
+          <w:numId w:val="1021"/>
         </w:numPr>
       </w:pPr>
       <w:r>
@@ -8329,7 +8517,7 @@
         <w:pStyle w:val="Compact"/>
         <w:numPr>
           <w:ilvl w:val="0"/>
-          <w:numId w:val="1019"/>
+          <w:numId w:val="1020"/>
         </w:numPr>
       </w:pPr>
       <w:r>
@@ -8365,7 +8553,7 @@
         <w:pStyle w:val="Compact"/>
         <w:numPr>
           <w:ilvl w:val="0"/>
-          <w:numId w:val="1019"/>
+          <w:numId w:val="1020"/>
         </w:numPr>
       </w:pPr>
       <w:r>
@@ -8414,7 +8602,7 @@
         <w:pStyle w:val="Compact"/>
         <w:numPr>
           <w:ilvl w:val="0"/>
-          <w:numId w:val="1019"/>
+          <w:numId w:val="1020"/>
         </w:numPr>
       </w:pPr>
       <w:r>
@@ -8649,7 +8837,7 @@
           <wp:inline>
             <wp:extent cx="5334000" cy="4000499"/>
             <wp:effectExtent b="0" l="0" r="0" t="0"/>
-            <wp:docPr descr="Tab „Share”: mit Ihnen geteilte Gebäude unter „Buildings shared with you”" title="" id="112" name="Picture"/>
+            <wp:docPr descr="Tab „Share”: ein mit Ihnen geteiltes Gebäude unter „Buildings shared with you” und ein von einem Benchmark-Dienstleister zurückgeteilter Benchmark unter „Views shared with you” – aufgeklappt („Show values”) die empfangenen Durchschnittswerte über alle beigetragenen Gebäude" title="" id="112" name="Picture"/>
             <a:graphic>
               <a:graphicData uri="http://schemas.openxmlformats.org/drawingml/2006/picture">
                 <pic:pic>
@@ -8692,7 +8880,7 @@
         <w:pStyle w:val="ImageCaption"/>
       </w:pPr>
       <w:r>
-        <w:t xml:space="preserve">Tab „Share”: mit Ihnen geteilte Gebäude unter „Buildings shared with you”</w:t>
+        <w:t xml:space="preserve">Tab „Share”: ein mit Ihnen geteiltes Gebäude unter „Buildings shared with you” und ein von einem Benchmark-Dienstleister zurückgeteilter Benchmark unter „Views shared with you” – aufgeklappt („Show values”) die empfangenen Durchschnittswerte über alle beigetragenen Gebäude</w:t>
       </w:r>
     </w:p>
     <w:p>
@@ -8809,8 +8997,1231 @@
     </w:p>
     <w:bookmarkEnd w:id="115"/>
     <w:bookmarkEnd w:id="116"/>
-    <w:bookmarkEnd w:id="117"/>
-    <w:bookmarkStart w:id="118" w:name="was-steckt-hinter-granergize"/>
+    <w:bookmarkStart w:id="128" w:name="zwei-szenarien-im-zusammenspiel"/>
+    <w:p>
+      <w:pPr>
+        <w:pStyle w:val="Heading2"/>
+      </w:pPr>
+      <w:r>
+        <w:t xml:space="preserve">Zwei Szenarien im Zusammenspiel</w:t>
+      </w:r>
+    </w:p>
+    <w:p>
+      <w:pPr>
+        <w:pStyle w:val="FirstParagraph"/>
+      </w:pPr>
+      <w:r>
+        <w:t xml:space="preserve">Die vorangegangenen Abschnitte beschreiben jeden Arbeitsschritt für sich. Die</w:t>
+      </w:r>
+      <w:r>
+        <w:t xml:space="preserve"> </w:t>
+      </w:r>
+      <w:r>
+        <w:t xml:space="preserve">folgenden zwei Szenarien zeigen, wie die Schritte über mehrere Beteiligte hinweg</w:t>
+      </w:r>
+      <w:r>
+        <w:t xml:space="preserve"> </w:t>
+      </w:r>
+      <w:r>
+        <w:t xml:space="preserve">ineinandergreifen: einmal das Teilen eines Gebäudes aus der Sicht</w:t>
+      </w:r>
+      <w:r>
+        <w:t xml:space="preserve"> </w:t>
+      </w:r>
+      <w:r>
+        <w:rPr>
+          <w:b/>
+          <w:bCs/>
+        </w:rPr>
+        <w:t xml:space="preserve">beider</w:t>
+      </w:r>
+      <w:r>
+        <w:t xml:space="preserve"> </w:t>
+      </w:r>
+      <w:r>
+        <w:t xml:space="preserve">Seiten (A und B), und einmal das Peer-Benchmarking mit</w:t>
+      </w:r>
+      <w:r>
+        <w:t xml:space="preserve"> </w:t>
+      </w:r>
+      <w:r>
+        <w:rPr>
+          <w:b/>
+          <w:bCs/>
+        </w:rPr>
+        <w:t xml:space="preserve">drei</w:t>
+      </w:r>
+      <w:r>
+        <w:t xml:space="preserve"> </w:t>
+      </w:r>
+      <w:r>
+        <w:t xml:space="preserve">Beteiligten</w:t>
+      </w:r>
+      <w:r>
+        <w:t xml:space="preserve"> </w:t>
+      </w:r>
+      <w:r>
+        <w:t xml:space="preserve">(A, B und C). In den Bildschirmfotos dieses Handbuchs treten die drei als</w:t>
+      </w:r>
+      <w:r>
+        <w:t xml:space="preserve"> </w:t>
+      </w:r>
+      <w:r>
+        <w:t xml:space="preserve">Alice, Bob und Charlie auf – etwa als „Shared by: Alice Ahlmann” beim</w:t>
+      </w:r>
+      <w:r>
+        <w:t xml:space="preserve"> </w:t>
+      </w:r>
+      <w:r>
+        <w:t xml:space="preserve">Empfänger oder als Absender des zurückgeteilten Benchmarks.</w:t>
+      </w:r>
+    </w:p>
+    <w:bookmarkStart w:id="120" w:name="X772ae4d830da6eb559342e0008f372a05ca1644"/>
+    <w:p>
+      <w:pPr>
+        <w:pStyle w:val="Heading3"/>
+      </w:pPr>
+      <w:r>
+        <w:t xml:space="preserve">Szenario 1: Ein Gebäude teilen – aus beiden Perspektiven</w:t>
+      </w:r>
+    </w:p>
+    <w:p>
+      <w:pPr>
+        <w:pStyle w:val="FirstParagraph"/>
+      </w:pPr>
+      <w:r>
+        <w:t xml:space="preserve">Beteiligt sind zwei Personen mit jeweils eigenem Solid Pod:</w:t>
+      </w:r>
+      <w:r>
+        <w:t xml:space="preserve"> </w:t>
+      </w:r>
+      <w:r>
+        <w:rPr>
+          <w:b/>
+          <w:bCs/>
+        </w:rPr>
+        <w:t xml:space="preserve">A</w:t>
+      </w:r>
+      <w:r>
+        <w:t xml:space="preserve">, eine</w:t>
+      </w:r>
+      <w:r>
+        <w:t xml:space="preserve"> </w:t>
+      </w:r>
+      <w:r>
+        <w:t xml:space="preserve">Bestandshalterin, die ein Gebäude mit erfassten Energiejahren verwaltet, und</w:t>
+      </w:r>
+      <w:r>
+        <w:t xml:space="preserve"> </w:t>
+      </w:r>
+      <w:r>
+        <w:rPr>
+          <w:b/>
+          <w:bCs/>
+        </w:rPr>
+        <w:t xml:space="preserve">B</w:t>
+      </w:r>
+      <w:r>
+        <w:t xml:space="preserve">, ein Geschäftspartner (etwa ein Investor), der diese Daten einsehen soll.</w:t>
+      </w:r>
+      <w:r>
+        <w:t xml:space="preserve"> </w:t>
+      </w:r>
+      <w:r>
+        <w:t xml:space="preserve">Wichtig vorab: Die Daten werden zu keinem Zeitpunkt kopiert oder an einen</w:t>
+      </w:r>
+      <w:r>
+        <w:t xml:space="preserve"> </w:t>
+      </w:r>
+      <w:r>
+        <w:t xml:space="preserve">zentralen Dienst übertragen – sie bleiben auf A’s Pod, und B liest sie dort</w:t>
+      </w:r>
+      <w:r>
+        <w:t xml:space="preserve"> </w:t>
+      </w:r>
+      <w:r>
+        <w:t xml:space="preserve">direkt mit seiner eigenen WebID.</w:t>
+      </w:r>
+    </w:p>
+    <w:p>
+      <w:pPr>
+        <w:pStyle w:val="BodyText"/>
+      </w:pPr>
+      <w:r>
+        <w:rPr>
+          <w:b/>
+          <w:bCs/>
+        </w:rPr>
+        <w:t xml:space="preserve">Was A tut (die teilende Seite):</w:t>
+      </w:r>
+    </w:p>
+    <w:p>
+      <w:pPr>
+        <w:pStyle w:val="Compact"/>
+        <w:numPr>
+          <w:ilvl w:val="0"/>
+          <w:numId w:val="1022"/>
+        </w:numPr>
+      </w:pPr>
+      <w:r>
+        <w:t xml:space="preserve">A öffnet im Tab</w:t>
+      </w:r>
+      <w:r>
+        <w:t xml:space="preserve"> </w:t>
+      </w:r>
+      <w:r>
+        <w:rPr>
+          <w:b/>
+          <w:bCs/>
+        </w:rPr>
+        <w:t xml:space="preserve">Manage</w:t>
+      </w:r>
+      <w:r>
+        <w:t xml:space="preserve"> </w:t>
+      </w:r>
+      <w:r>
+        <w:t xml:space="preserve">unter „Your buildings” das Teilen-Symbol des</w:t>
+      </w:r>
+      <w:r>
+        <w:t xml:space="preserve"> </w:t>
+      </w:r>
+      <w:r>
+        <w:t xml:space="preserve">Gebäudes. Der Dialog „Share Building Data” erscheint.</w:t>
+      </w:r>
+    </w:p>
+    <w:p>
+      <w:pPr>
+        <w:pStyle w:val="Compact"/>
+        <w:numPr>
+          <w:ilvl w:val="0"/>
+          <w:numId w:val="1022"/>
+        </w:numPr>
+      </w:pPr>
+      <w:r>
+        <w:t xml:space="preserve">A wählt</w:t>
+      </w:r>
+      <w:r>
+        <w:t xml:space="preserve"> </w:t>
+      </w:r>
+      <w:r>
+        <w:rPr>
+          <w:b/>
+          <w:bCs/>
+        </w:rPr>
+        <w:t xml:space="preserve">By WebID</w:t>
+      </w:r>
+      <w:r>
+        <w:t xml:space="preserve"> </w:t>
+      </w:r>
+      <w:r>
+        <w:t xml:space="preserve">und gibt B’s WebID ein – hat A schon einmal mit B</w:t>
+      </w:r>
+      <w:r>
+        <w:t xml:space="preserve"> </w:t>
+      </w:r>
+      <w:r>
+        <w:t xml:space="preserve">geteilt, schlägt das Adressbuch (siehe „Kontakte verwalten”) die WebID vor.</w:t>
+      </w:r>
+      <w:r>
+        <w:t xml:space="preserve"> </w:t>
+      </w:r>
+      <w:r>
+        <w:t xml:space="preserve">Alternativ wählt A</w:t>
+      </w:r>
+      <w:r>
+        <w:t xml:space="preserve"> </w:t>
+      </w:r>
+      <w:r>
+        <w:rPr>
+          <w:b/>
+          <w:bCs/>
+        </w:rPr>
+        <w:t xml:space="preserve">By role</w:t>
+      </w:r>
+      <w:r>
+        <w:t xml:space="preserve">, wenn beide Mitglied desselben Datenraums</w:t>
+      </w:r>
+      <w:r>
+        <w:t xml:space="preserve"> </w:t>
+      </w:r>
+      <w:r>
+        <w:t xml:space="preserve">sind und B sich dort eine passende Rolle zugewiesen hat.</w:t>
+      </w:r>
+    </w:p>
+    <w:p>
+      <w:pPr>
+        <w:pStyle w:val="Compact"/>
+        <w:numPr>
+          <w:ilvl w:val="0"/>
+          <w:numId w:val="1022"/>
+        </w:numPr>
+      </w:pPr>
+      <w:r>
+        <w:t xml:space="preserve">A legt unter „What to share” den Umfang fest – etwa nur Stammdaten oder</w:t>
+      </w:r>
+      <w:r>
+        <w:t xml:space="preserve"> </w:t>
+      </w:r>
+      <w:r>
+        <w:t xml:space="preserve">Stammdaten mit ausgewählten Energiejahren – und bestätigt mit</w:t>
+      </w:r>
+      <w:r>
+        <w:t xml:space="preserve"> </w:t>
+      </w:r>
+      <w:r>
+        <w:rPr>
+          <w:b/>
+          <w:bCs/>
+        </w:rPr>
+        <w:t xml:space="preserve">Share</w:t>
+      </w:r>
+      <w:r>
+        <w:t xml:space="preserve">.</w:t>
+      </w:r>
+    </w:p>
+    <w:p>
+      <w:pPr>
+        <w:pStyle w:val="FirstParagraph"/>
+      </w:pPr>
+      <w:r>
+        <w:t xml:space="preserve">Anschließend sieht A die Freigabe direkt beim Gebäude unter „Shared with:” und</w:t>
+      </w:r>
+      <w:r>
+        <w:t xml:space="preserve"> </w:t>
+      </w:r>
+      <w:r>
+        <w:t xml:space="preserve">kann sie dort jederzeit wieder entfernen. B wird automatisch in A’s Kontakte</w:t>
+      </w:r>
+      <w:r>
+        <w:t xml:space="preserve"> </w:t>
+      </w:r>
+      <w:r>
+        <w:t xml:space="preserve">aufgenommen.</w:t>
+      </w:r>
+    </w:p>
+    <w:p>
+      <w:pPr>
+        <w:pStyle w:val="BodyText"/>
+      </w:pPr>
+      <w:r>
+        <w:rPr>
+          <w:b/>
+          <w:bCs/>
+        </w:rPr>
+        <w:t xml:space="preserve">Was B sieht (die empfangende Seite):</w:t>
+      </w:r>
+    </w:p>
+    <w:p>
+      <w:pPr>
+        <w:pStyle w:val="Compact"/>
+        <w:numPr>
+          <w:ilvl w:val="0"/>
+          <w:numId w:val="1023"/>
+        </w:numPr>
+      </w:pPr>
+      <w:r>
+        <w:t xml:space="preserve">Die Freigabe-Benachrichtigung landet im Posteingang von B’s Pod. Beim</w:t>
+      </w:r>
+      <w:r>
+        <w:t xml:space="preserve"> </w:t>
+      </w:r>
+      <w:r>
+        <w:t xml:space="preserve">nächsten Öffnen oder Neuladen der App verarbeitet B’s Anwendung sie</w:t>
+      </w:r>
+      <w:r>
+        <w:t xml:space="preserve"> </w:t>
+      </w:r>
+      <w:r>
+        <w:t xml:space="preserve">automatisch – B muss dafür nichts tun.</w:t>
+      </w:r>
+    </w:p>
+    <w:p>
+      <w:pPr>
+        <w:pStyle w:val="Compact"/>
+        <w:numPr>
+          <w:ilvl w:val="0"/>
+          <w:numId w:val="1023"/>
+        </w:numPr>
+      </w:pPr>
+      <w:r>
+        <w:t xml:space="preserve">Das Gebäude erscheint bei B im Tab</w:t>
+      </w:r>
+      <w:r>
+        <w:t xml:space="preserve"> </w:t>
+      </w:r>
+      <w:r>
+        <w:rPr>
+          <w:b/>
+          <w:bCs/>
+        </w:rPr>
+        <w:t xml:space="preserve">Share</w:t>
+      </w:r>
+      <w:r>
+        <w:t xml:space="preserve"> </w:t>
+      </w:r>
+      <w:r>
+        <w:t xml:space="preserve">unter „Buildings shared with</w:t>
+      </w:r>
+      <w:r>
+        <w:t xml:space="preserve"> </w:t>
+      </w:r>
+      <w:r>
+        <w:t xml:space="preserve">you” und zusätzlich auf der Karte im Tab</w:t>
+      </w:r>
+      <w:r>
+        <w:t xml:space="preserve"> </w:t>
+      </w:r>
+      <w:r>
+        <w:rPr>
+          <w:b/>
+          <w:bCs/>
+        </w:rPr>
+        <w:t xml:space="preserve">Explore</w:t>
+      </w:r>
+      <w:r>
+        <w:t xml:space="preserve">, dort als geteiltes</w:t>
+      </w:r>
+      <w:r>
+        <w:t xml:space="preserve"> </w:t>
+      </w:r>
+      <w:r>
+        <w:t xml:space="preserve">Gebäude gekennzeichnet und neben B’s eigenen Gebäuden auswertbar.</w:t>
+      </w:r>
+    </w:p>
+    <w:p>
+      <w:pPr>
+        <w:pStyle w:val="Compact"/>
+        <w:numPr>
+          <w:ilvl w:val="0"/>
+          <w:numId w:val="1023"/>
+        </w:numPr>
+      </w:pPr>
+      <w:r>
+        <w:t xml:space="preserve">B öffnet das Gebäude und sieht genau das, was A freigegeben hat: die</w:t>
+      </w:r>
+      <w:r>
+        <w:t xml:space="preserve"> </w:t>
+      </w:r>
+      <w:r>
+        <w:t xml:space="preserve">Stammdaten und – je nach gewähltem Umfang – die Energiejahre. Hat A „alle</w:t>
+      </w:r>
+      <w:r>
+        <w:t xml:space="preserve"> </w:t>
+      </w:r>
+      <w:r>
+        <w:t xml:space="preserve">Energiejahre” freigegeben, sieht B auch Jahre, die A erst später erfasst.</w:t>
+      </w:r>
+    </w:p>
+    <w:p>
+      <w:pPr>
+        <w:pStyle w:val="Compact"/>
+        <w:numPr>
+          <w:ilvl w:val="0"/>
+          <w:numId w:val="1023"/>
+        </w:numPr>
+      </w:pPr>
+      <w:r>
+        <w:t xml:space="preserve">Möchte B das Gebäude vorübergehend nicht in seinen Listen sehen, blendet er</w:t>
+      </w:r>
+      <w:r>
+        <w:t xml:space="preserve"> </w:t>
+      </w:r>
+      <w:r>
+        <w:t xml:space="preserve">es über das Augen-Symbol aus – die Freigabe selbst bleibt bestehen.</w:t>
+      </w:r>
+    </w:p>
+    <w:p>
+      <w:pPr>
+        <w:pStyle w:val="FirstParagraph"/>
+      </w:pPr>
+      <w:r>
+        <w:t xml:space="preserve">Widerruft A die Freigabe später (siehe „Zugriff widerrufen”), wird B</w:t>
+      </w:r>
+      <w:r>
+        <w:t xml:space="preserve"> </w:t>
+      </w:r>
+      <w:r>
+        <w:t xml:space="preserve">benachrichtigt, und das Gebäude verschwindet beim nächsten Abruf aus B’s</w:t>
+      </w:r>
+      <w:r>
+        <w:t xml:space="preserve"> </w:t>
+      </w:r>
+      <w:r>
+        <w:t xml:space="preserve">Ansicht. Beide Seiten behalten so jederzeit den Überblick: A sieht in ihrem Pod,</w:t>
+      </w:r>
+      <w:r>
+        <w:t xml:space="preserve"> </w:t>
+      </w:r>
+      <w:r>
+        <w:t xml:space="preserve">was sie an wen freigegeben hat; B sieht, was mit ihm geteilt wurde – und beides</w:t>
+      </w:r>
+      <w:r>
+        <w:t xml:space="preserve"> </w:t>
+      </w:r>
+      <w:r>
+        <w:t xml:space="preserve">bleibt auch nach dem Widerruf nachvollziehbar.</w:t>
+      </w:r>
+    </w:p>
+    <w:p>
+      <w:pPr>
+        <w:pStyle w:val="CaptionedFigure"/>
+      </w:pPr>
+      <w:r>
+        <w:drawing>
+          <wp:inline>
+            <wp:extent cx="5334000" cy="3535706"/>
+            <wp:effectExtent b="0" l="0" r="0" t="0"/>
+            <wp:docPr descr="Gebäude teilen aus beiden Perspektiven: A vergibt die Freigabe auf dem eigenen Pod, B wird benachrichtigt und liest die Daten direkt von A’s Pod" title="" id="118" name="Picture"/>
+            <a:graphic>
+              <a:graphicData uri="http://schemas.openxmlformats.org/drawingml/2006/picture">
+                <pic:pic>
+                  <pic:nvPicPr>
+                    <pic:cNvPr descr="figures/szenario-teilen.png" id="119" name="Picture"/>
+                    <pic:cNvPicPr>
+                      <a:picLocks noChangeArrowheads="1" noChangeAspect="1"/>
+                    </pic:cNvPicPr>
+                  </pic:nvPicPr>
+                  <pic:blipFill>
+                    <a:blip r:embed="rId117"/>
+                    <a:stretch>
+                      <a:fillRect/>
+                    </a:stretch>
+                  </pic:blipFill>
+                  <pic:spPr bwMode="auto">
+                    <a:xfrm>
+                      <a:off x="0" y="0"/>
+                      <a:ext cx="5334000" cy="3535706"/>
+                    </a:xfrm>
+                    <a:prstGeom prst="rect">
+                      <a:avLst/>
+                    </a:prstGeom>
+                    <a:noFill/>
+                    <a:ln w="9525">
+                      <a:noFill/>
+                      <a:headEnd/>
+                      <a:tailEnd/>
+                    </a:ln>
+                  </pic:spPr>
+                </pic:pic>
+              </a:graphicData>
+            </a:graphic>
+          </wp:inline>
+        </w:drawing>
+      </w:r>
+    </w:p>
+    <w:p>
+      <w:pPr>
+        <w:pStyle w:val="ImageCaption"/>
+      </w:pPr>
+      <w:r>
+        <w:t xml:space="preserve">Gebäude teilen aus beiden Perspektiven: A vergibt die Freigabe auf dem eigenen Pod, B wird benachrichtigt und liest die Daten direkt von A’s Pod</w:t>
+      </w:r>
+    </w:p>
+    <w:bookmarkEnd w:id="120"/>
+    <w:bookmarkStart w:id="127" w:name="X22cbd56082c75d3c3bf5f4b99816c26f9d44d34"/>
+    <w:p>
+      <w:pPr>
+        <w:pStyle w:val="Heading3"/>
+      </w:pPr>
+      <w:r>
+        <w:t xml:space="preserve">Szenario 2: Peer-Benchmarking mit einem Benchmark-Dienstleister</w:t>
+      </w:r>
+    </w:p>
+    <w:p>
+      <w:pPr>
+        <w:pStyle w:val="FirstParagraph"/>
+      </w:pPr>
+      <w:r>
+        <w:t xml:space="preserve">Ein einzelner Bestandshalter kann seine Gebäude nur mit dem eigenen Portfolio</w:t>
+      </w:r>
+      <w:r>
+        <w:t xml:space="preserve"> </w:t>
+      </w:r>
+      <w:r>
+        <w:t xml:space="preserve">vergleichen. Ein echter</w:t>
+      </w:r>
+      <w:r>
+        <w:t xml:space="preserve"> </w:t>
+      </w:r>
+      <w:r>
+        <w:rPr>
+          <w:b/>
+          <w:bCs/>
+        </w:rPr>
+        <w:t xml:space="preserve">Peer-Vergleich</w:t>
+      </w:r>
+      <w:r>
+        <w:t xml:space="preserve"> </w:t>
+      </w:r>
+      <w:r>
+        <w:t xml:space="preserve">– „Wie steht mein Gebäude im</w:t>
+      </w:r>
+      <w:r>
+        <w:t xml:space="preserve"> </w:t>
+      </w:r>
+      <w:r>
+        <w:t xml:space="preserve">Branchendurchschnitt da?</w:t>
+      </w:r>
+      <w:r>
+        <w:t xml:space="preserve">“</w:t>
+      </w:r>
+      <w:r>
+        <w:t xml:space="preserve">, der eingangs beschriebene Anwendungsfall</w:t>
+      </w:r>
+      <w:r>
+        <w:t xml:space="preserve"> </w:t>
+      </w:r>
+      <w:r>
+        <w:t xml:space="preserve">„Energieverbrauchsbenchmark</w:t>
+      </w:r>
+      <w:r>
+        <w:t xml:space="preserve">”</w:t>
+      </w:r>
+      <w:r>
+        <w:t xml:space="preserve"> </w:t>
+      </w:r>
+      <w:r>
+        <w:t xml:space="preserve">– braucht Daten mehrerer Eigentümer, ohne dass</w:t>
+      </w:r>
+      <w:r>
+        <w:t xml:space="preserve"> </w:t>
+      </w:r>
+      <w:r>
+        <w:t xml:space="preserve">diese ihre Gebäude einander offenlegen müssen. Genau das leistet das</w:t>
+      </w:r>
+      <w:r>
+        <w:t xml:space="preserve"> </w:t>
+      </w:r>
+      <w:r>
+        <w:t xml:space="preserve">Zusammenspiel von Gebäude-Freigabe und aggregierten Ansichten, mit drei</w:t>
+      </w:r>
+      <w:r>
+        <w:t xml:space="preserve"> </w:t>
+      </w:r>
+      <w:r>
+        <w:t xml:space="preserve">Beteiligten:</w:t>
+      </w:r>
+    </w:p>
+    <w:p>
+      <w:pPr>
+        <w:pStyle w:val="Compact"/>
+        <w:numPr>
+          <w:ilvl w:val="0"/>
+          <w:numId w:val="1024"/>
+        </w:numPr>
+      </w:pPr>
+      <w:r>
+        <w:rPr>
+          <w:b/>
+          <w:bCs/>
+        </w:rPr>
+        <w:t xml:space="preserve">A</w:t>
+      </w:r>
+      <w:r>
+        <w:t xml:space="preserve"> </w:t>
+      </w:r>
+      <w:r>
+        <w:t xml:space="preserve">und</w:t>
+      </w:r>
+      <w:r>
+        <w:t xml:space="preserve"> </w:t>
+      </w:r>
+      <w:r>
+        <w:rPr>
+          <w:b/>
+          <w:bCs/>
+        </w:rPr>
+        <w:t xml:space="preserve">B</w:t>
+      </w:r>
+      <w:r>
+        <w:t xml:space="preserve"> </w:t>
+      </w:r>
+      <w:r>
+        <w:t xml:space="preserve">sind Bestandshalter mit eigenen Gebäuden und Energiedaten.</w:t>
+      </w:r>
+      <w:r>
+        <w:t xml:space="preserve"> </w:t>
+      </w:r>
+      <w:r>
+        <w:t xml:space="preserve">Sie kennen einander nicht notwendigerweise und sehen gegenseitig keine Daten.</w:t>
+      </w:r>
+    </w:p>
+    <w:p>
+      <w:pPr>
+        <w:pStyle w:val="Compact"/>
+        <w:numPr>
+          <w:ilvl w:val="0"/>
+          <w:numId w:val="1024"/>
+        </w:numPr>
+      </w:pPr>
+      <w:r>
+        <w:rPr>
+          <w:b/>
+          <w:bCs/>
+        </w:rPr>
+        <w:t xml:space="preserve">C</w:t>
+      </w:r>
+      <w:r>
+        <w:t xml:space="preserve"> </w:t>
+      </w:r>
+      <w:r>
+        <w:t xml:space="preserve">ist ein</w:t>
+      </w:r>
+      <w:r>
+        <w:t xml:space="preserve"> </w:t>
+      </w:r>
+      <w:r>
+        <w:rPr>
+          <w:b/>
+          <w:bCs/>
+        </w:rPr>
+        <w:t xml:space="preserve">Benchmark-Dienstleister</w:t>
+      </w:r>
+      <w:r>
+        <w:t xml:space="preserve"> </w:t>
+      </w:r>
+      <w:r>
+        <w:t xml:space="preserve">(Benchmark Service Provider) – kein</w:t>
+      </w:r>
+      <w:r>
+        <w:t xml:space="preserve"> </w:t>
+      </w:r>
+      <w:r>
+        <w:t xml:space="preserve">Server und kein Sonderkonto, sondern ein gewöhnlicher Nutzer derselben App</w:t>
+      </w:r>
+      <w:r>
+        <w:t xml:space="preserve"> </w:t>
+      </w:r>
+      <w:r>
+        <w:t xml:space="preserve">mit eigenem Pod.</w:t>
+      </w:r>
+    </w:p>
+    <w:p>
+      <w:pPr>
+        <w:pStyle w:val="FirstParagraph"/>
+      </w:pPr>
+      <w:r>
+        <w:t xml:space="preserve">Der Ablauf hat vier Schritte:</w:t>
+      </w:r>
+    </w:p>
+    <w:p>
+      <w:pPr>
+        <w:pStyle w:val="Compact"/>
+        <w:numPr>
+          <w:ilvl w:val="0"/>
+          <w:numId w:val="1025"/>
+        </w:numPr>
+      </w:pPr>
+      <w:r>
+        <w:rPr>
+          <w:b/>
+          <w:bCs/>
+        </w:rPr>
+        <w:t xml:space="preserve">A und B teilen ihre Gebäude an C.</w:t>
+      </w:r>
+      <w:r>
+        <w:t xml:space="preserve"> </w:t>
+      </w:r>
+      <w:r>
+        <w:t xml:space="preserve">Jeder nutzt den normalen</w:t>
+      </w:r>
+      <w:r>
+        <w:t xml:space="preserve"> </w:t>
+      </w:r>
+      <w:r>
+        <w:t xml:space="preserve">Teilen-Dialog (siehe „Ein Gebäude teilen”) und gibt die Gebäude</w:t>
+      </w:r>
+      <w:r>
+        <w:t xml:space="preserve"> </w:t>
+      </w:r>
+      <w:r>
+        <w:rPr>
+          <w:b/>
+          <w:bCs/>
+        </w:rPr>
+        <w:t xml:space="preserve">einschließlich Energiedaten</w:t>
+      </w:r>
+      <w:r>
+        <w:t xml:space="preserve"> </w:t>
+      </w:r>
+      <w:r>
+        <w:t xml:space="preserve">an C’s WebID frei – wahlweise alle Jahre</w:t>
+      </w:r>
+      <w:r>
+        <w:t xml:space="preserve"> </w:t>
+      </w:r>
+      <w:r>
+        <w:t xml:space="preserve">oder gezielt ausgewählte. Sind alle drei Mitglied eines Datenraums, geht es</w:t>
+      </w:r>
+      <w:r>
+        <w:t xml:space="preserve"> </w:t>
+      </w:r>
+      <w:r>
+        <w:t xml:space="preserve">auch in einem Zug rollenbasiert: „By role” an die Rolle</w:t>
+      </w:r>
+      <w:r>
+        <w:t xml:space="preserve"> </w:t>
+      </w:r>
+      <w:r>
+        <w:rPr>
+          <w:b/>
+          <w:bCs/>
+        </w:rPr>
+        <w:t xml:space="preserve">Benchmark Service</w:t>
+      </w:r>
+      <w:r>
+        <w:rPr>
+          <w:b/>
+          <w:bCs/>
+        </w:rPr>
+        <w:t xml:space="preserve"> </w:t>
+      </w:r>
+      <w:r>
+        <w:rPr>
+          <w:b/>
+          <w:bCs/>
+        </w:rPr>
+        <w:t xml:space="preserve">Provider</w:t>
+      </w:r>
+      <w:r>
+        <w:t xml:space="preserve">.</w:t>
+      </w:r>
+    </w:p>
+    <w:p>
+      <w:pPr>
+        <w:pStyle w:val="Compact"/>
+        <w:numPr>
+          <w:ilvl w:val="0"/>
+          <w:numId w:val="1025"/>
+        </w:numPr>
+      </w:pPr>
+      <w:r>
+        <w:rPr>
+          <w:b/>
+          <w:bCs/>
+        </w:rPr>
+        <w:t xml:space="preserve">C berechnet den Benchmark.</w:t>
+      </w:r>
+      <w:r>
+        <w:t xml:space="preserve"> </w:t>
+      </w:r>
+      <w:r>
+        <w:t xml:space="preserve">C erstellt eine aggregierte Ansicht vom Typ</w:t>
+      </w:r>
+      <w:r>
+        <w:t xml:space="preserve"> </w:t>
+      </w:r>
+      <w:r>
+        <w:rPr>
+          <w:b/>
+          <w:bCs/>
+        </w:rPr>
+        <w:t xml:space="preserve">Compare shared buildings</w:t>
+      </w:r>
+      <w:r>
+        <w:t xml:space="preserve"> </w:t>
+      </w:r>
+      <w:r>
+        <w:t xml:space="preserve">(siehe „Aggregierte Ansicht erstellen und</w:t>
+      </w:r>
+      <w:r>
+        <w:t xml:space="preserve"> </w:t>
+      </w:r>
+      <w:r>
+        <w:t xml:space="preserve">teilen”). Zur Auswahl stehen dabei genau die Gebäude, die</w:t>
+      </w:r>
+      <w:r>
+        <w:t xml:space="preserve"> </w:t>
+      </w:r>
+      <w:r>
+        <w:rPr>
+          <w:b/>
+          <w:bCs/>
+        </w:rPr>
+        <w:t xml:space="preserve">mit C geteilt</w:t>
+      </w:r>
+      <w:r>
+        <w:t xml:space="preserve"> </w:t>
+      </w:r>
+      <w:r>
+        <w:t xml:space="preserve">wurden – also die Beiträge von A und B. C wählt die Kennzahlen (jährlicher</w:t>
+      </w:r>
+      <w:r>
+        <w:t xml:space="preserve"> </w:t>
+      </w:r>
+      <w:r>
+        <w:t xml:space="preserve">Strom-, Wärme-, Wasser- und Abwasserverbrauch) und die Funktion</w:t>
+      </w:r>
+      <w:r>
+        <w:t xml:space="preserve"> </w:t>
+      </w:r>
+      <w:r>
+        <w:t xml:space="preserve">„Durchschnitt”; die App berechnet das Ergebnis als Snapshot.</w:t>
+      </w:r>
+    </w:p>
+    <w:p>
+      <w:pPr>
+        <w:pStyle w:val="Compact"/>
+        <w:numPr>
+          <w:ilvl w:val="0"/>
+          <w:numId w:val="1025"/>
+        </w:numPr>
+      </w:pPr>
+      <w:r>
+        <w:rPr>
+          <w:b/>
+          <w:bCs/>
+        </w:rPr>
+        <w:t xml:space="preserve">C teilt das Ergebnis an alle Beitragenden zurück.</w:t>
+      </w:r>
+      <w:r>
+        <w:t xml:space="preserve"> </w:t>
+      </w:r>
+      <w:r>
+        <w:t xml:space="preserve">Im Teilen-Dialog der</w:t>
+      </w:r>
+      <w:r>
+        <w:t xml:space="preserve"> </w:t>
+      </w:r>
+      <w:r>
+        <w:t xml:space="preserve">Ansicht bietet die App dafür eine Ein-Klick-Hilfe an: „Add all</w:t>
+      </w:r>
+      <w:r>
+        <w:t xml:space="preserve"> </w:t>
+      </w:r>
+      <w:r>
+        <w:t xml:space="preserve">contributors” trägt automatisch alle ein, deren Gebäude in den Benchmark</w:t>
+      </w:r>
+      <w:r>
+        <w:t xml:space="preserve"> </w:t>
+      </w:r>
+      <w:r>
+        <w:t xml:space="preserve">eingeflossen sind – hier A und B.</w:t>
+      </w:r>
+    </w:p>
+    <w:p>
+      <w:pPr>
+        <w:pStyle w:val="Compact"/>
+        <w:numPr>
+          <w:ilvl w:val="0"/>
+          <w:numId w:val="1025"/>
+        </w:numPr>
+      </w:pPr>
+      <w:r>
+        <w:rPr>
+          <w:b/>
+          <w:bCs/>
+        </w:rPr>
+        <w:t xml:space="preserve">A und B sehen den Benchmark neben den eigenen Zahlen.</w:t>
+      </w:r>
+      <w:r>
+        <w:t xml:space="preserve"> </w:t>
+      </w:r>
+      <w:r>
+        <w:t xml:space="preserve">Die</w:t>
+      </w:r>
+      <w:r>
+        <w:t xml:space="preserve"> </w:t>
+      </w:r>
+      <w:r>
+        <w:t xml:space="preserve">zurückerhaltene Ansicht erscheint im Tab</w:t>
+      </w:r>
+      <w:r>
+        <w:t xml:space="preserve"> </w:t>
+      </w:r>
+      <w:r>
+        <w:rPr>
+          <w:b/>
+          <w:bCs/>
+        </w:rPr>
+        <w:t xml:space="preserve">Share</w:t>
+      </w:r>
+      <w:r>
+        <w:t xml:space="preserve"> </w:t>
+      </w:r>
+      <w:r>
+        <w:t xml:space="preserve">unter „Views shared with</w:t>
+      </w:r>
+      <w:r>
+        <w:t xml:space="preserve"> </w:t>
+      </w:r>
+      <w:r>
+        <w:t xml:space="preserve">you”. Vor allem aber füllt sich auf der Energie-Detailseite der eigenen</w:t>
+      </w:r>
+      <w:r>
+        <w:t xml:space="preserve"> </w:t>
+      </w:r>
+      <w:r>
+        <w:t xml:space="preserve">Gebäude die Spalte</w:t>
+      </w:r>
+      <w:r>
+        <w:t xml:space="preserve"> </w:t>
+      </w:r>
+      <w:r>
+        <w:rPr>
+          <w:b/>
+          <w:bCs/>
+        </w:rPr>
+        <w:t xml:space="preserve">Benchmark</w:t>
+      </w:r>
+      <w:r>
+        <w:t xml:space="preserve">: Der eigene Verbrauch wird nun gegen den</w:t>
+      </w:r>
+      <w:r>
+        <w:t xml:space="preserve"> </w:t>
+      </w:r>
+      <w:r>
+        <w:t xml:space="preserve">externen Branchenwert eingefärbt statt nur gegen den eigenen</w:t>
+      </w:r>
+      <w:r>
+        <w:t xml:space="preserve"> </w:t>
+      </w:r>
+      <w:r>
+        <w:t xml:space="preserve">Portfolio-Durchschnitt, und ein Hinweis nennt den Dienstleister, der den</w:t>
+      </w:r>
+      <w:r>
+        <w:t xml:space="preserve"> </w:t>
+      </w:r>
+      <w:r>
+        <w:t xml:space="preserve">Benchmark berechnet hat. Genau diesen Zustand zeigt die Abbildung der</w:t>
+      </w:r>
+      <w:r>
+        <w:t xml:space="preserve"> </w:t>
+      </w:r>
+      <w:r>
+        <w:t xml:space="preserve">Energie-Detailseite im Abschnitt „Daten ansehen”: Die Benchmark-Spalte dort</w:t>
+      </w:r>
+      <w:r>
+        <w:t xml:space="preserve"> </w:t>
+      </w:r>
+      <w:r>
+        <w:t xml:space="preserve">trägt die von einem Dienstleister zurückgeteilten Branchenwerte.</w:t>
+      </w:r>
+    </w:p>
+    <w:p>
+      <w:pPr>
+        <w:pStyle w:val="CaptionedFigure"/>
+      </w:pPr>
+      <w:r>
+        <w:drawing>
+          <wp:inline>
+            <wp:extent cx="5334000" cy="3075192"/>
+            <wp:effectExtent b="0" l="0" r="0" t="0"/>
+            <wp:docPr descr="Der Benchmark-Roundtrip: A und B teilen Gebäude an den Dienstleister C, C berechnet den Durchschnitt und teilt nur den Snapshot zurück" title="" id="122" name="Picture"/>
+            <a:graphic>
+              <a:graphicData uri="http://schemas.openxmlformats.org/drawingml/2006/picture">
+                <pic:pic>
+                  <pic:nvPicPr>
+                    <pic:cNvPr descr="figures/szenario-benchmark.png" id="123" name="Picture"/>
+                    <pic:cNvPicPr>
+                      <a:picLocks noChangeArrowheads="1" noChangeAspect="1"/>
+                    </pic:cNvPicPr>
+                  </pic:nvPicPr>
+                  <pic:blipFill>
+                    <a:blip r:embed="rId121"/>
+                    <a:stretch>
+                      <a:fillRect/>
+                    </a:stretch>
+                  </pic:blipFill>
+                  <pic:spPr bwMode="auto">
+                    <a:xfrm>
+                      <a:off x="0" y="0"/>
+                      <a:ext cx="5334000" cy="3075192"/>
+                    </a:xfrm>
+                    <a:prstGeom prst="rect">
+                      <a:avLst/>
+                    </a:prstGeom>
+                    <a:noFill/>
+                    <a:ln w="9525">
+                      <a:noFill/>
+                      <a:headEnd/>
+                      <a:tailEnd/>
+                    </a:ln>
+                  </pic:spPr>
+                </pic:pic>
+              </a:graphicData>
+            </a:graphic>
+          </wp:inline>
+        </w:drawing>
+      </w:r>
+    </w:p>
+    <w:p>
+      <w:pPr>
+        <w:pStyle w:val="ImageCaption"/>
+      </w:pPr>
+      <w:r>
+        <w:t xml:space="preserve">Der Benchmark-Roundtrip: A und B teilen Gebäude an den Dienstleister C, C berechnet den Durchschnitt und teilt nur den Snapshot zurück</w:t>
+      </w:r>
+    </w:p>
+    <w:p>
+      <w:pPr>
+        <w:pStyle w:val="CaptionedFigure"/>
+      </w:pPr>
+      <w:r>
+        <w:drawing>
+          <wp:inline>
+            <wp:extent cx="5334000" cy="4000499"/>
+            <wp:effectExtent b="0" l="0" r="0" t="0"/>
+            <wp:docPr descr="Die Sicht des Benchmark-Dienstleisters beim Zurückteilen: „Add all contributors” trägt alle Beitragenden mit einem Klick als Empfänger ein" title="" id="125" name="Picture"/>
+            <a:graphic>
+              <a:graphicData uri="http://schemas.openxmlformats.org/drawingml/2006/picture">
+                <pic:pic>
+                  <pic:nvPicPr>
+                    <pic:cNvPr descr="figures/benchmark-share-back.png" id="126" name="Picture"/>
+                    <pic:cNvPicPr>
+                      <a:picLocks noChangeArrowheads="1" noChangeAspect="1"/>
+                    </pic:cNvPicPr>
+                  </pic:nvPicPr>
+                  <pic:blipFill>
+                    <a:blip r:embed="rId124"/>
+                    <a:stretch>
+                      <a:fillRect/>
+                    </a:stretch>
+                  </pic:blipFill>
+                  <pic:spPr bwMode="auto">
+                    <a:xfrm>
+                      <a:off x="0" y="0"/>
+                      <a:ext cx="5334000" cy="4000499"/>
+                    </a:xfrm>
+                    <a:prstGeom prst="rect">
+                      <a:avLst/>
+                    </a:prstGeom>
+                    <a:noFill/>
+                    <a:ln w="9525">
+                      <a:noFill/>
+                      <a:headEnd/>
+                      <a:tailEnd/>
+                    </a:ln>
+                  </pic:spPr>
+                </pic:pic>
+              </a:graphicData>
+            </a:graphic>
+          </wp:inline>
+        </w:drawing>
+      </w:r>
+    </w:p>
+    <w:p>
+      <w:pPr>
+        <w:pStyle w:val="ImageCaption"/>
+      </w:pPr>
+      <w:r>
+        <w:t xml:space="preserve">Die Sicht des Benchmark-Dienstleisters beim Zurückteilen: „Add all contributors” trägt alle Beitragenden mit einem Klick als Empfänger ein</w:t>
+      </w:r>
+    </w:p>
+    <w:p>
+      <w:pPr>
+        <w:pStyle w:val="BodyText"/>
+      </w:pPr>
+      <w:r>
+        <w:t xml:space="preserve">Entscheidend ist, was dabei</w:t>
+      </w:r>
+      <w:r>
+        <w:t xml:space="preserve"> </w:t>
+      </w:r>
+      <w:r>
+        <w:rPr>
+          <w:b/>
+          <w:bCs/>
+        </w:rPr>
+        <w:t xml:space="preserve">nicht</w:t>
+      </w:r>
+      <w:r>
+        <w:t xml:space="preserve"> </w:t>
+      </w:r>
+      <w:r>
+        <w:t xml:space="preserve">sichtbar wird: A und B sehen zu keinem</w:t>
+      </w:r>
+      <w:r>
+        <w:t xml:space="preserve"> </w:t>
+      </w:r>
+      <w:r>
+        <w:t xml:space="preserve">Zeitpunkt die Gebäude des jeweils anderen. Der zurückgeteilte Snapshot enthält</w:t>
+      </w:r>
+      <w:r>
+        <w:t xml:space="preserve"> </w:t>
+      </w:r>
+      <w:r>
+        <w:t xml:space="preserve">nur die berechneten Durchschnittswerte und die Anzahl der eingeflossenen</w:t>
+      </w:r>
+      <w:r>
+        <w:t xml:space="preserve"> </w:t>
+      </w:r>
+      <w:r>
+        <w:t xml:space="preserve">Gebäude – nicht, welche Gebäude das waren. Jeder Beitragende kann seine</w:t>
+      </w:r>
+      <w:r>
+        <w:t xml:space="preserve"> </w:t>
+      </w:r>
+      <w:r>
+        <w:t xml:space="preserve">Freigabe an C zudem jederzeit widerrufen und steigt damit aus künftigen</w:t>
+      </w:r>
+      <w:r>
+        <w:t xml:space="preserve"> </w:t>
+      </w:r>
+      <w:r>
+        <w:t xml:space="preserve">Benchmark-Berechnungen aus.</w:t>
+      </w:r>
+    </w:p>
+    <w:p>
+      <w:pPr>
+        <w:pStyle w:val="BlockText"/>
+      </w:pPr>
+      <w:r>
+        <w:rPr>
+          <w:b/>
+          <w:bCs/>
+        </w:rPr>
+        <w:t xml:space="preserve">Technische Details (für Administratoren)</w:t>
+      </w:r>
+    </w:p>
+    <w:p>
+      <w:pPr>
+        <w:pStyle w:val="BlockText"/>
+      </w:pPr>
+      <w:r>
+        <w:t xml:space="preserve">Die View-Definition – sie enthält die IRIs der beitragenden Gebäude – bleibt</w:t>
+      </w:r>
+      <w:r>
+        <w:t xml:space="preserve"> </w:t>
+      </w:r>
+      <w:r>
+        <w:t xml:space="preserve">auf C’s Pod und wird nie geteilt; nur der berechnete Snapshot wandert zu den</w:t>
+      </w:r>
+      <w:r>
+        <w:t xml:space="preserve"> </w:t>
+      </w:r>
+      <w:r>
+        <w:t xml:space="preserve">Empfängern. Der Snapshot ist dabei als Benchmark-Ergebnis typisiert und</w:t>
+      </w:r>
+      <w:r>
+        <w:t xml:space="preserve"> </w:t>
+      </w:r>
+      <w:r>
+        <w:t xml:space="preserve">vermerkt den berechnenden Agenten und den abgedeckten Zeitraum, sodass die</w:t>
+      </w:r>
+      <w:r>
+        <w:t xml:space="preserve"> </w:t>
+      </w:r>
+      <w:r>
+        <w:t xml:space="preserve">Energie-Ansicht der Empfänger ihn von gewöhnlichen geteilten Ansichten</w:t>
+      </w:r>
+      <w:r>
+        <w:t xml:space="preserve"> </w:t>
+      </w:r>
+      <w:r>
+        <w:t xml:space="preserve">unterscheiden und als Vergleichswert bevorzugen kann (Reihenfolge: externer</w:t>
+      </w:r>
+      <w:r>
+        <w:t xml:space="preserve"> </w:t>
+      </w:r>
+      <w:r>
+        <w:t xml:space="preserve">Benchmark vor Betreiber-Durchschnitt vor Portfolio-Durchschnitt).</w:t>
+      </w:r>
+    </w:p>
+    <w:bookmarkEnd w:id="127"/>
+    <w:bookmarkEnd w:id="128"/>
+    <w:bookmarkEnd w:id="129"/>
+    <w:bookmarkStart w:id="130" w:name="was-steckt-hinter-granergize"/>
     <w:p>
       <w:pPr>
         <w:pStyle w:val="Heading1"/>
@@ -9035,8 +10446,8 @@
         <w:t xml:space="preserve">in der Hand eines einzelnen Anbieters.</w:t>
       </w:r>
     </w:p>
-    <w:bookmarkEnd w:id="118"/>
-    <w:bookmarkStart w:id="120" w:name="literaturverzeichnis"/>
+    <w:bookmarkEnd w:id="130"/>
+    <w:bookmarkStart w:id="132" w:name="literaturverzeichnis"/>
     <w:p>
       <w:pPr>
         <w:pStyle w:val="Heading1"/>
@@ -9167,7 +10578,7 @@
       <w:r>
         <w:t xml:space="preserve"> </w:t>
       </w:r>
-      <w:hyperlink r:id="rId119">
+      <w:hyperlink r:id="rId131">
         <w:r>
           <w:rPr>
             <w:rStyle w:val="Hyperlink"/>
@@ -9176,7 +10587,7 @@
         </w:r>
       </w:hyperlink>
     </w:p>
-    <w:bookmarkEnd w:id="120"/>
+    <w:bookmarkEnd w:id="132"/>
     <w:sectPr/>
   </w:body>
 </w:document>
@@ -9437,6 +10848,91 @@
     <w:lvl w:ilvl="8">
       <w:start w:val="1"/>
       <w:numFmt w:val="decimal"/>
+      <w:lvlText w:val="%9."/>
+      <w:lvlJc w:val="left"/>
+      <w:pPr>
+        <w:ind w:left="6480" w:hanging="480"/>
+      </w:pPr>
+    </w:lvl>
+  </w:abstractNum>
+  <w:abstractNum w:abstractNumId="997126">
+    <w:nsid w:val="0A997126"/>
+    <w:multiLevelType w:val="multilevel"/>
+    <w:lvl w:ilvl="0">
+      <w:start w:val="26"/>
+      <w:numFmt w:val="lowerLetter"/>
+      <w:lvlText w:val="%1."/>
+      <w:lvlJc w:val="left"/>
+      <w:pPr>
+        <w:ind w:left="720" w:hanging="480"/>
+      </w:pPr>
+    </w:lvl>
+    <w:lvl w:ilvl="1">
+      <w:start w:val="26"/>
+      <w:numFmt w:val="lowerLetter"/>
+      <w:lvlText w:val="%2."/>
+      <w:lvlJc w:val="left"/>
+      <w:pPr>
+        <w:ind w:left="1440" w:hanging="480"/>
+      </w:pPr>
+    </w:lvl>
+    <w:lvl w:ilvl="2">
+      <w:start w:val="26"/>
+      <w:numFmt w:val="lowerLetter"/>
+      <w:lvlText w:val="%3."/>
+      <w:lvlJc w:val="left"/>
+      <w:pPr>
+        <w:ind w:left="2160" w:hanging="480"/>
+      </w:pPr>
+    </w:lvl>
+    <w:lvl w:ilvl="3">
+      <w:start w:val="26"/>
+      <w:numFmt w:val="lowerLetter"/>
+      <w:lvlText w:val="%4."/>
+      <w:lvlJc w:val="left"/>
+      <w:pPr>
+        <w:ind w:left="2880" w:hanging="480"/>
+      </w:pPr>
+    </w:lvl>
+    <w:lvl w:ilvl="4">
+      <w:start w:val="26"/>
+      <w:numFmt w:val="lowerLetter"/>
+      <w:lvlText w:val="%5."/>
+      <w:lvlJc w:val="left"/>
+      <w:pPr>
+        <w:ind w:left="3600" w:hanging="480"/>
+      </w:pPr>
+    </w:lvl>
+    <w:lvl w:ilvl="5">
+      <w:start w:val="26"/>
+      <w:numFmt w:val="lowerLetter"/>
+      <w:lvlText w:val="%6."/>
+      <w:lvlJc w:val="left"/>
+      <w:pPr>
+        <w:ind w:left="4320" w:hanging="480"/>
+      </w:pPr>
+    </w:lvl>
+    <w:lvl w:ilvl="6">
+      <w:start w:val="26"/>
+      <w:numFmt w:val="lowerLetter"/>
+      <w:lvlText w:val="%7."/>
+      <w:lvlJc w:val="left"/>
+      <w:pPr>
+        <w:ind w:left="5040" w:hanging="480"/>
+      </w:pPr>
+    </w:lvl>
+    <w:lvl w:ilvl="7">
+      <w:start w:val="26"/>
+      <w:numFmt w:val="lowerLetter"/>
+      <w:lvlText w:val="%8."/>
+      <w:lvlJc w:val="left"/>
+      <w:pPr>
+        <w:ind w:left="5760" w:hanging="480"/>
+      </w:pPr>
+    </w:lvl>
+    <w:lvl w:ilvl="8">
+      <w:start w:val="26"/>
+      <w:numFmt w:val="lowerLetter"/>
       <w:lvlText w:val="%9."/>
       <w:lvlJc w:val="left"/>
       <w:pPr>
@@ -9562,7 +11058,34 @@
     <w:abstractNumId w:val="991"/>
   </w:num>
   <w:num w:numId="1012">
-    <w:abstractNumId w:val="991"/>
+    <w:abstractNumId w:val="997126"/>
+    <w:lvlOverride w:ilvl="0">
+      <w:startOverride w:val="26"/>
+    </w:lvlOverride>
+    <w:lvlOverride w:ilvl="1">
+      <w:startOverride w:val="26"/>
+    </w:lvlOverride>
+    <w:lvlOverride w:ilvl="2">
+      <w:startOverride w:val="26"/>
+    </w:lvlOverride>
+    <w:lvlOverride w:ilvl="3">
+      <w:startOverride w:val="26"/>
+    </w:lvlOverride>
+    <w:lvlOverride w:ilvl="4">
+      <w:startOverride w:val="26"/>
+    </w:lvlOverride>
+    <w:lvlOverride w:ilvl="5">
+      <w:startOverride w:val="26"/>
+    </w:lvlOverride>
+    <w:lvlOverride w:ilvl="6">
+      <w:startOverride w:val="26"/>
+    </w:lvlOverride>
+    <w:lvlOverride w:ilvl="7">
+      <w:startOverride w:val="26"/>
+    </w:lvlOverride>
+    <w:lvlOverride w:ilvl="8">
+      <w:startOverride w:val="26"/>
+    </w:lvlOverride>
   </w:num>
   <w:num w:numId="1013">
     <w:abstractNumId w:val="991"/>
@@ -9580,34 +11103,7 @@
     <w:abstractNumId w:val="991"/>
   </w:num>
   <w:num w:numId="1018">
-    <w:abstractNumId w:val="99411"/>
-    <w:lvlOverride w:ilvl="0">
-      <w:startOverride w:val="1"/>
-    </w:lvlOverride>
-    <w:lvlOverride w:ilvl="1">
-      <w:startOverride w:val="1"/>
-    </w:lvlOverride>
-    <w:lvlOverride w:ilvl="2">
-      <w:startOverride w:val="1"/>
-    </w:lvlOverride>
-    <w:lvlOverride w:ilvl="3">
-      <w:startOverride w:val="1"/>
-    </w:lvlOverride>
-    <w:lvlOverride w:ilvl="4">
-      <w:startOverride w:val="1"/>
-    </w:lvlOverride>
-    <w:lvlOverride w:ilvl="5">
-      <w:startOverride w:val="1"/>
-    </w:lvlOverride>
-    <w:lvlOverride w:ilvl="6">
-      <w:startOverride w:val="1"/>
-    </w:lvlOverride>
-    <w:lvlOverride w:ilvl="7">
-      <w:startOverride w:val="1"/>
-    </w:lvlOverride>
-    <w:lvlOverride w:ilvl="8">
-      <w:startOverride w:val="1"/>
-    </w:lvlOverride>
+    <w:abstractNumId w:val="991"/>
   </w:num>
   <w:num w:numId="1019">
     <w:abstractNumId w:val="99411"/>
@@ -9640,7 +11136,130 @@
     </w:lvlOverride>
   </w:num>
   <w:num w:numId="1020">
+    <w:abstractNumId w:val="99411"/>
+    <w:lvlOverride w:ilvl="0">
+      <w:startOverride w:val="1"/>
+    </w:lvlOverride>
+    <w:lvlOverride w:ilvl="1">
+      <w:startOverride w:val="1"/>
+    </w:lvlOverride>
+    <w:lvlOverride w:ilvl="2">
+      <w:startOverride w:val="1"/>
+    </w:lvlOverride>
+    <w:lvlOverride w:ilvl="3">
+      <w:startOverride w:val="1"/>
+    </w:lvlOverride>
+    <w:lvlOverride w:ilvl="4">
+      <w:startOverride w:val="1"/>
+    </w:lvlOverride>
+    <w:lvlOverride w:ilvl="5">
+      <w:startOverride w:val="1"/>
+    </w:lvlOverride>
+    <w:lvlOverride w:ilvl="6">
+      <w:startOverride w:val="1"/>
+    </w:lvlOverride>
+    <w:lvlOverride w:ilvl="7">
+      <w:startOverride w:val="1"/>
+    </w:lvlOverride>
+    <w:lvlOverride w:ilvl="8">
+      <w:startOverride w:val="1"/>
+    </w:lvlOverride>
+  </w:num>
+  <w:num w:numId="1021">
     <w:abstractNumId w:val="991"/>
+  </w:num>
+  <w:num w:numId="1022">
+    <w:abstractNumId w:val="99411"/>
+    <w:lvlOverride w:ilvl="0">
+      <w:startOverride w:val="1"/>
+    </w:lvlOverride>
+    <w:lvlOverride w:ilvl="1">
+      <w:startOverride w:val="1"/>
+    </w:lvlOverride>
+    <w:lvlOverride w:ilvl="2">
+      <w:startOverride w:val="1"/>
+    </w:lvlOverride>
+    <w:lvlOverride w:ilvl="3">
+      <w:startOverride w:val="1"/>
+    </w:lvlOverride>
+    <w:lvlOverride w:ilvl="4">
+      <w:startOverride w:val="1"/>
+    </w:lvlOverride>
+    <w:lvlOverride w:ilvl="5">
+      <w:startOverride w:val="1"/>
+    </w:lvlOverride>
+    <w:lvlOverride w:ilvl="6">
+      <w:startOverride w:val="1"/>
+    </w:lvlOverride>
+    <w:lvlOverride w:ilvl="7">
+      <w:startOverride w:val="1"/>
+    </w:lvlOverride>
+    <w:lvlOverride w:ilvl="8">
+      <w:startOverride w:val="1"/>
+    </w:lvlOverride>
+  </w:num>
+  <w:num w:numId="1023">
+    <w:abstractNumId w:val="99411"/>
+    <w:lvlOverride w:ilvl="0">
+      <w:startOverride w:val="1"/>
+    </w:lvlOverride>
+    <w:lvlOverride w:ilvl="1">
+      <w:startOverride w:val="1"/>
+    </w:lvlOverride>
+    <w:lvlOverride w:ilvl="2">
+      <w:startOverride w:val="1"/>
+    </w:lvlOverride>
+    <w:lvlOverride w:ilvl="3">
+      <w:startOverride w:val="1"/>
+    </w:lvlOverride>
+    <w:lvlOverride w:ilvl="4">
+      <w:startOverride w:val="1"/>
+    </w:lvlOverride>
+    <w:lvlOverride w:ilvl="5">
+      <w:startOverride w:val="1"/>
+    </w:lvlOverride>
+    <w:lvlOverride w:ilvl="6">
+      <w:startOverride w:val="1"/>
+    </w:lvlOverride>
+    <w:lvlOverride w:ilvl="7">
+      <w:startOverride w:val="1"/>
+    </w:lvlOverride>
+    <w:lvlOverride w:ilvl="8">
+      <w:startOverride w:val="1"/>
+    </w:lvlOverride>
+  </w:num>
+  <w:num w:numId="1024">
+    <w:abstractNumId w:val="991"/>
+  </w:num>
+  <w:num w:numId="1025">
+    <w:abstractNumId w:val="99411"/>
+    <w:lvlOverride w:ilvl="0">
+      <w:startOverride w:val="1"/>
+    </w:lvlOverride>
+    <w:lvlOverride w:ilvl="1">
+      <w:startOverride w:val="1"/>
+    </w:lvlOverride>
+    <w:lvlOverride w:ilvl="2">
+      <w:startOverride w:val="1"/>
+    </w:lvlOverride>
+    <w:lvlOverride w:ilvl="3">
+      <w:startOverride w:val="1"/>
+    </w:lvlOverride>
+    <w:lvlOverride w:ilvl="4">
+      <w:startOverride w:val="1"/>
+    </w:lvlOverride>
+    <w:lvlOverride w:ilvl="5">
+      <w:startOverride w:val="1"/>
+    </w:lvlOverride>
+    <w:lvlOverride w:ilvl="6">
+      <w:startOverride w:val="1"/>
+    </w:lvlOverride>
+    <w:lvlOverride w:ilvl="7">
+      <w:startOverride w:val="1"/>
+    </w:lvlOverride>
+    <w:lvlOverride w:ilvl="8">
+      <w:startOverride w:val="1"/>
+    </w:lvlOverride>
   </w:num>
 </w:numbering>
 </file>

--- a/public/granergize-handbuch.docx
+++ b/public/granergize-handbuch.docx
@@ -199,7 +199,7 @@
         <w:pStyle w:val="Date"/>
       </w:pPr>
       <w:r>
-        <w:t xml:space="preserve">Juni 2026 · Version d46bdb1+</w:t>
+        <w:t xml:space="preserve">Juni 2026 · Version f96076a+</w:t>
       </w:r>
     </w:p>
     <w:sdt>
@@ -685,15 +685,343 @@
         <w:t xml:space="preserve"> </w:t>
       </w:r>
       <w:r>
-        <w:t xml:space="preserve">Handbuchs greifen den Anwendungsfall namentlich wieder auf.</w:t>
-      </w:r>
-    </w:p>
-    <w:bookmarkStart w:id="23" w:name="energieverbrauchsbenchmark"/>
+        <w:t xml:space="preserve">Handbuchs greifen den Anwendungsfall namentlich wieder auf. Die Reihenfolge</w:t>
+      </w:r>
+      <w:r>
+        <w:t xml:space="preserve"> </w:t>
+      </w:r>
+      <w:r>
+        <w:t xml:space="preserve">folgt der Zahl der Beteiligten: Der Soll-Ist-Vergleich spielt sich im eigenen</w:t>
+      </w:r>
+      <w:r>
+        <w:t xml:space="preserve"> </w:t>
+      </w:r>
+      <w:r>
+        <w:t xml:space="preserve">Bestand ab, die Vertriebsoptimierung lebt vom Teilen zwischen zwei Parteien,</w:t>
+      </w:r>
+      <w:r>
+        <w:t xml:space="preserve"> </w:t>
+      </w:r>
+      <w:r>
+        <w:t xml:space="preserve">und das Energieverbrauchsbenchmark bringt mit dem Benchmark-Dienstleister</w:t>
+      </w:r>
+      <w:r>
+        <w:t xml:space="preserve"> </w:t>
+      </w:r>
+      <w:r>
+        <w:t xml:space="preserve">einen dritten Akteur ins Spiel. Am Ende des praktischen Teils läuft jeder der</w:t>
+      </w:r>
+      <w:r>
+        <w:t xml:space="preserve"> </w:t>
+      </w:r>
+      <w:r>
+        <w:t xml:space="preserve">drei noch einmal als durchgehender Ablauf ab (Kapitel „Die Anwendungsfälle</w:t>
+      </w:r>
+      <w:r>
+        <w:t xml:space="preserve"> </w:t>
+      </w:r>
+      <w:r>
+        <w:t xml:space="preserve">durchgespielt”).</w:t>
+      </w:r>
+    </w:p>
+    <w:bookmarkStart w:id="23" w:name="soll-ist-vergleich"/>
     <w:p>
       <w:pPr>
         <w:pStyle w:val="Heading3"/>
       </w:pPr>
       <w:r>
+        <w:t xml:space="preserve">Soll-Ist-Vergleich</w:t>
+      </w:r>
+    </w:p>
+    <w:p>
+      <w:pPr>
+        <w:pStyle w:val="FirstParagraph"/>
+      </w:pPr>
+      <w:r>
+        <w:t xml:space="preserve">Ein zentraler Anwendungsfall ist die Durchführung von</w:t>
+      </w:r>
+      <w:r>
+        <w:t xml:space="preserve"> </w:t>
+      </w:r>
+      <w:r>
+        <w:t xml:space="preserve">Soll-Ist-Vergleichen. Dabei werden tatsächliche Energieverbräuche systematisch</w:t>
+      </w:r>
+      <w:r>
+        <w:t xml:space="preserve"> </w:t>
+      </w:r>
+      <w:r>
+        <w:t xml:space="preserve">den geplanten, erwarteten oder referenzierten Werten gegenübergestellt und</w:t>
+      </w:r>
+      <w:r>
+        <w:t xml:space="preserve"> </w:t>
+      </w:r>
+      <w:r>
+        <w:t xml:space="preserve">miteinander verglichen. So können Abweichungen frühzeitig erkannt und die</w:t>
+      </w:r>
+      <w:r>
+        <w:t xml:space="preserve"> </w:t>
+      </w:r>
+      <w:r>
+        <w:t xml:space="preserve">energetische Performance des Gebäudes fundiert bewertet werden. Als Referenzwerte</w:t>
+      </w:r>
+      <w:r>
+        <w:t xml:space="preserve"> </w:t>
+      </w:r>
+      <w:r>
+        <w:t xml:space="preserve">dienen u. a. Energiebedarfs- oder Verbrauchsausweise oder Verbrauchsprognosen,</w:t>
+      </w:r>
+      <w:r>
+        <w:t xml:space="preserve"> </w:t>
+      </w:r>
+      <w:r>
+        <w:t xml:space="preserve">z. B. auf Basis des definierten Nutzungsregimes oder der vorgegebenen</w:t>
+      </w:r>
+      <w:r>
+        <w:t xml:space="preserve"> </w:t>
+      </w:r>
+      <w:r>
+        <w:t xml:space="preserve">Raumtemperatur. Zudem können erwartete Einsparungen aus Investitionsmaßnahmen wie</w:t>
+      </w:r>
+      <w:r>
+        <w:t xml:space="preserve"> </w:t>
+      </w:r>
+      <w:r>
+        <w:t xml:space="preserve">Umrüstungen auf LED oder KNX-basierte Gebäudeautomation überprüft werden. Dieser</w:t>
+      </w:r>
+      <w:r>
+        <w:t xml:space="preserve"> </w:t>
+      </w:r>
+      <w:r>
+        <w:t xml:space="preserve">Soll-Ist-Vergleich ermöglicht es, die Wirksamkeit technischer und</w:t>
+      </w:r>
+      <w:r>
+        <w:t xml:space="preserve"> </w:t>
+      </w:r>
+      <w:r>
+        <w:t xml:space="preserve">organisatorischer Maßnahmen nachvollziehbar zu überprüfen und den erzielten</w:t>
+      </w:r>
+      <w:r>
+        <w:t xml:space="preserve"> </w:t>
+      </w:r>
+      <w:r>
+        <w:t xml:space="preserve">Return on Investment zu belegen. Voraussetzung sind belastbare Soll-Verbrauchs-</w:t>
+      </w:r>
+      <w:r>
+        <w:t xml:space="preserve"> </w:t>
+      </w:r>
+      <w:r>
+        <w:t xml:space="preserve">und Betriebsdaten sowie die jeweiligen granularen Ist-Daten; ergänzend werden</w:t>
+      </w:r>
+      <w:r>
+        <w:t xml:space="preserve"> </w:t>
+      </w:r>
+      <w:r>
+        <w:t xml:space="preserve">Wetterdaten benötigt, um äußere Einflüsse zu berücksichtigen. Besonders relevant</w:t>
+      </w:r>
+      <w:r>
+        <w:t xml:space="preserve"> </w:t>
+      </w:r>
+      <w:r>
+        <w:t xml:space="preserve">für Nutzer, Gebäudetechnikausstatter, Investoren, Facility Manager und</w:t>
+      </w:r>
+      <w:r>
+        <w:t xml:space="preserve"> </w:t>
+      </w:r>
+      <w:r>
+        <w:t xml:space="preserve">Projektentwickler.</w:t>
+      </w:r>
+    </w:p>
+    <w:p>
+      <w:pPr>
+        <w:pStyle w:val="BodyText"/>
+      </w:pPr>
+      <w:r>
+        <w:t xml:space="preserve">Die Granergize-App unterstützt diesen Anwendungsfall direkt: Zu jedem Gebäude und Jahr</w:t>
+      </w:r>
+      <w:r>
+        <w:t xml:space="preserve"> </w:t>
+      </w:r>
+      <w:r>
+        <w:t xml:space="preserve">können neben den Ist-Werten auch geplante (Soll-)Werte erfasst und in der</w:t>
+      </w:r>
+      <w:r>
+        <w:t xml:space="preserve"> </w:t>
+      </w:r>
+      <w:r>
+        <w:t xml:space="preserve">Energieansicht nebeneinander dargestellt werden (siehe Abschnitt „Energiedaten</w:t>
+      </w:r>
+      <w:r>
+        <w:t xml:space="preserve"> </w:t>
+      </w:r>
+      <w:r>
+        <w:t xml:space="preserve">erfassen und aktualisieren”). Dafür genügt der eigene Pod – weitere Beteiligte</w:t>
+      </w:r>
+      <w:r>
+        <w:t xml:space="preserve"> </w:t>
+      </w:r>
+      <w:r>
+        <w:t xml:space="preserve">sind nicht erforderlich. Den durchgehenden Ablauf zeigt der Abschnitt</w:t>
+      </w:r>
+      <w:r>
+        <w:t xml:space="preserve"> </w:t>
+      </w:r>
+      <w:r>
+        <w:t xml:space="preserve">„Soll-Ist-Vergleich durchgespielt” im Kapitel „Die Anwendungsfälle</w:t>
+      </w:r>
+      <w:r>
+        <w:t xml:space="preserve"> </w:t>
+      </w:r>
+      <w:r>
+        <w:t xml:space="preserve">durchgespielt”.</w:t>
+      </w:r>
+    </w:p>
+    <w:bookmarkEnd w:id="23"/>
+    <w:bookmarkStart w:id="24" w:name="vertriebsoptimierung"/>
+    <w:p>
+      <w:pPr>
+        <w:pStyle w:val="Heading3"/>
+      </w:pPr>
+      <w:r>
+        <w:t xml:space="preserve">Vertriebsoptimierung</w:t>
+      </w:r>
+    </w:p>
+    <w:p>
+      <w:pPr>
+        <w:pStyle w:val="FirstParagraph"/>
+      </w:pPr>
+      <w:r>
+        <w:t xml:space="preserve">Ein weiterer relevanter Anwendungsfall ist die Unterstützung vertrieblicher</w:t>
+      </w:r>
+      <w:r>
+        <w:t xml:space="preserve"> </w:t>
+      </w:r>
+      <w:r>
+        <w:t xml:space="preserve">Prozesse auf Basis energiebezogener Gebäude- und Standortdaten. Ziel ist es,</w:t>
+      </w:r>
+      <w:r>
+        <w:t xml:space="preserve"> </w:t>
+      </w:r>
+      <w:r>
+        <w:t xml:space="preserve">Logistik- und Gewerbeobjekte systematisch zu verorten sowie hinsichtlich ihrer</w:t>
+      </w:r>
+      <w:r>
+        <w:t xml:space="preserve"> </w:t>
+      </w:r>
+      <w:r>
+        <w:t xml:space="preserve">energetischen Eigenschaften zu visualisieren. Eine visuelle Kategorisierung</w:t>
+      </w:r>
+      <w:r>
+        <w:t xml:space="preserve"> </w:t>
+      </w:r>
+      <w:r>
+        <w:t xml:space="preserve">anhand des Energieverbrauchs erleichtert die Einordnung der jeweiligen</w:t>
+      </w:r>
+      <w:r>
+        <w:t xml:space="preserve"> </w:t>
+      </w:r>
+      <w:r>
+        <w:t xml:space="preserve">Logistikimmobilie in ihr Wettbewerbsumfeld. So kann hervorgehoben werden, dass</w:t>
+      </w:r>
+      <w:r>
+        <w:t xml:space="preserve"> </w:t>
+      </w:r>
+      <w:r>
+        <w:t xml:space="preserve">eine Immobilie im Vergleich zu benachbarten Hallen besonders energieeffizient</w:t>
+      </w:r>
+      <w:r>
+        <w:t xml:space="preserve"> </w:t>
+      </w:r>
+      <w:r>
+        <w:t xml:space="preserve">ist. Die bereitgestellten Informationen unterstützen Investoren und Makler bei</w:t>
+      </w:r>
+      <w:r>
+        <w:t xml:space="preserve"> </w:t>
+      </w:r>
+      <w:r>
+        <w:t xml:space="preserve">der Vermarktung von Immobilien und fördern die Zusammenarbeit zwischen Beratern,</w:t>
+      </w:r>
+      <w:r>
+        <w:t xml:space="preserve"> </w:t>
+      </w:r>
+      <w:r>
+        <w:t xml:space="preserve">Facility Managern und Nutzern. Für diesen Anwendungsfall werden vor allem</w:t>
+      </w:r>
+      <w:r>
+        <w:t xml:space="preserve"> </w:t>
+      </w:r>
+      <w:r>
+        <w:t xml:space="preserve">aggregierte Verbrauchsdaten sowie allgemeine Objektdaten benötigt.</w:t>
+      </w:r>
+    </w:p>
+    <w:p>
+      <w:pPr>
+        <w:pStyle w:val="BodyText"/>
+      </w:pPr>
+      <w:r>
+        <w:t xml:space="preserve">In der Granergize-App übernimmt das die Energie-Linse der Karte: Sie färbt die</w:t>
+      </w:r>
+      <w:r>
+        <w:t xml:space="preserve"> </w:t>
+      </w:r>
+      <w:r>
+        <w:t xml:space="preserve">Gebäude-Marker nach Energieintensität ein und ordnet ein Objekt so auf einen</w:t>
+      </w:r>
+      <w:r>
+        <w:t xml:space="preserve"> </w:t>
+      </w:r>
+      <w:r>
+        <w:t xml:space="preserve">Blick in sein sichtbares Umfeld ein – einschließlich der Gebäude, die andere</w:t>
+      </w:r>
+      <w:r>
+        <w:t xml:space="preserve"> </w:t>
+      </w:r>
+      <w:r>
+        <w:t xml:space="preserve">mit Ihnen geteilt haben (siehe Abschnitt „Gebäude nach Energieverbrauch</w:t>
+      </w:r>
+      <w:r>
+        <w:t xml:space="preserve"> </w:t>
+      </w:r>
+      <w:r>
+        <w:t xml:space="preserve">einordnen”). Ihre volle Wirkung entfaltet die Linse damit erst im Zusammenspiel</w:t>
+      </w:r>
+      <w:r>
+        <w:t xml:space="preserve"> </w:t>
+      </w:r>
+      <w:r>
+        <w:t xml:space="preserve">mit dem Teilen: Je mehr Eigentümer einem Makler oder Berater ihre Gebäude</w:t>
+      </w:r>
+      <w:r>
+        <w:t xml:space="preserve"> </w:t>
+      </w:r>
+      <w:r>
+        <w:t xml:space="preserve">einschließlich Energiedaten freigeben, desto vollständiger wird dessen</w:t>
+      </w:r>
+      <w:r>
+        <w:t xml:space="preserve"> </w:t>
+      </w:r>
+      <w:r>
+        <w:t xml:space="preserve">Marktüberblick. Wie eine solche Freigabe abläuft und beim Empfänger auf der</w:t>
+      </w:r>
+      <w:r>
+        <w:t xml:space="preserve"> </w:t>
+      </w:r>
+      <w:r>
+        <w:t xml:space="preserve">Karte landet, führt der Abschnitt „Vertriebsoptimierung durchgespielt” im</w:t>
+      </w:r>
+      <w:r>
+        <w:t xml:space="preserve"> </w:t>
+      </w:r>
+      <w:r>
+        <w:t xml:space="preserve">Kapitel „Die Anwendungsfälle durchgespielt” aus.</w:t>
+      </w:r>
+    </w:p>
+    <w:bookmarkEnd w:id="24"/>
+    <w:bookmarkStart w:id="25" w:name="energieverbrauchsbenchmark"/>
+    <w:p>
+      <w:pPr>
+        <w:pStyle w:val="Heading3"/>
+      </w:pPr>
+      <w:r>
         <w:t xml:space="preserve">Energieverbrauchsbenchmark</w:t>
       </w:r>
     </w:p>
@@ -702,7 +1030,7 @@
         <w:pStyle w:val="FirstParagraph"/>
       </w:pPr>
       <w:r>
-        <w:t xml:space="preserve">Das systematische Benchmarking von Energieverbräuchen bildet einen zentralen</w:t>
+        <w:t xml:space="preserve">Das systematische Benchmarking von Energieverbräuchen bildet den dritten</w:t>
       </w:r>
       <w:r>
         <w:t xml:space="preserve"> </w:t>
@@ -812,263 +1140,19 @@
         <w:t xml:space="preserve"> </w:t>
       </w:r>
       <w:r>
-        <w:t xml:space="preserve">aggregiert; das vollständige Zusammenspiel beschreibt das Szenario</w:t>
-      </w:r>
-      <w:r>
-        <w:t xml:space="preserve"> </w:t>
-      </w:r>
-      <w:r>
-        <w:t xml:space="preserve">„Peer-Benchmarking” am Ende des Kapitels „Daten gemeinsam nutzen und Mehrwerte</w:t>
-      </w:r>
-      <w:r>
-        <w:t xml:space="preserve"> </w:t>
-      </w:r>
-      <w:r>
-        <w:t xml:space="preserve">schaffen”.</w:t>
-      </w:r>
-    </w:p>
-    <w:bookmarkEnd w:id="23"/>
-    <w:bookmarkStart w:id="24" w:name="soll-ist-vergleich"/>
-    <w:p>
-      <w:pPr>
-        <w:pStyle w:val="Heading3"/>
-      </w:pPr>
-      <w:r>
-        <w:t xml:space="preserve">Soll-Ist-Vergleich</w:t>
-      </w:r>
-    </w:p>
-    <w:p>
-      <w:pPr>
-        <w:pStyle w:val="FirstParagraph"/>
-      </w:pPr>
-      <w:r>
-        <w:t xml:space="preserve">Ein weiterer zentraler Anwendungsfall ist die Durchführung von</w:t>
-      </w:r>
-      <w:r>
-        <w:t xml:space="preserve"> </w:t>
-      </w:r>
-      <w:r>
-        <w:t xml:space="preserve">Soll-Ist-Vergleichen. Dabei werden tatsächliche Energieverbräuche systematisch</w:t>
-      </w:r>
-      <w:r>
-        <w:t xml:space="preserve"> </w:t>
-      </w:r>
-      <w:r>
-        <w:t xml:space="preserve">den geplanten, erwarteten oder referenzierten Werten gegenübergestellt und</w:t>
-      </w:r>
-      <w:r>
-        <w:t xml:space="preserve"> </w:t>
-      </w:r>
-      <w:r>
-        <w:t xml:space="preserve">miteinander verglichen. So können Abweichungen frühzeitig erkannt und die</w:t>
-      </w:r>
-      <w:r>
-        <w:t xml:space="preserve"> </w:t>
-      </w:r>
-      <w:r>
-        <w:t xml:space="preserve">energetische Performance des Gebäudes fundiert bewertet werden. Als Referenzwerte</w:t>
-      </w:r>
-      <w:r>
-        <w:t xml:space="preserve"> </w:t>
-      </w:r>
-      <w:r>
-        <w:t xml:space="preserve">dienen u. a. Energiebedarfs- oder Verbrauchsausweise oder Verbrauchsprognosen,</w:t>
-      </w:r>
-      <w:r>
-        <w:t xml:space="preserve"> </w:t>
-      </w:r>
-      <w:r>
-        <w:t xml:space="preserve">z. B. auf Basis des definierten Nutzungsregimes oder der vorgegebenen</w:t>
-      </w:r>
-      <w:r>
-        <w:t xml:space="preserve"> </w:t>
-      </w:r>
-      <w:r>
-        <w:t xml:space="preserve">Raumtemperatur. Zudem können erwartete Einsparungen aus Investitionsmaßnahmen wie</w:t>
-      </w:r>
-      <w:r>
-        <w:t xml:space="preserve"> </w:t>
-      </w:r>
-      <w:r>
-        <w:t xml:space="preserve">Umrüstungen auf LED oder KNX-basierte Gebäudeautomation überprüft werden. Dieser</w:t>
-      </w:r>
-      <w:r>
-        <w:t xml:space="preserve"> </w:t>
-      </w:r>
-      <w:r>
-        <w:t xml:space="preserve">Soll-Ist-Vergleich ermöglicht es, die Wirksamkeit technischer und</w:t>
-      </w:r>
-      <w:r>
-        <w:t xml:space="preserve"> </w:t>
-      </w:r>
-      <w:r>
-        <w:t xml:space="preserve">organisatorischer Maßnahmen nachvollziehbar zu überprüfen und den erzielten</w:t>
-      </w:r>
-      <w:r>
-        <w:t xml:space="preserve"> </w:t>
-      </w:r>
-      <w:r>
-        <w:t xml:space="preserve">Return on Investment zu belegen. Voraussetzung sind belastbare Soll-Verbrauchs-</w:t>
-      </w:r>
-      <w:r>
-        <w:t xml:space="preserve"> </w:t>
-      </w:r>
-      <w:r>
-        <w:t xml:space="preserve">und Betriebsdaten sowie die jeweiligen granularen Ist-Daten; ergänzend werden</w:t>
-      </w:r>
-      <w:r>
-        <w:t xml:space="preserve"> </w:t>
-      </w:r>
-      <w:r>
-        <w:t xml:space="preserve">Wetterdaten benötigt, um äußere Einflüsse zu berücksichtigen. Besonders relevant</w:t>
-      </w:r>
-      <w:r>
-        <w:t xml:space="preserve"> </w:t>
-      </w:r>
-      <w:r>
-        <w:t xml:space="preserve">für Nutzer, Gebäudetechnikausstatter, Investoren, Facility Manager und</w:t>
-      </w:r>
-      <w:r>
-        <w:t xml:space="preserve"> </w:t>
-      </w:r>
-      <w:r>
-        <w:t xml:space="preserve">Projektentwickler.</w:t>
-      </w:r>
-    </w:p>
-    <w:p>
-      <w:pPr>
-        <w:pStyle w:val="BodyText"/>
-      </w:pPr>
-      <w:r>
-        <w:t xml:space="preserve">Die Granergize-App unterstützt diesen Anwendungsfall direkt: Zu jedem Gebäude und Jahr</w:t>
-      </w:r>
-      <w:r>
-        <w:t xml:space="preserve"> </w:t>
-      </w:r>
-      <w:r>
-        <w:t xml:space="preserve">können neben den Ist-Werten auch geplante (Soll-)Werte erfasst und in der</w:t>
-      </w:r>
-      <w:r>
-        <w:t xml:space="preserve"> </w:t>
-      </w:r>
-      <w:r>
-        <w:t xml:space="preserve">Energieansicht nebeneinander dargestellt werden (siehe Abschnitt „Energiedaten</w:t>
-      </w:r>
-      <w:r>
-        <w:t xml:space="preserve"> </w:t>
-      </w:r>
-      <w:r>
-        <w:t xml:space="preserve">erfassen und aktualisieren”).</w:t>
-      </w:r>
-    </w:p>
-    <w:bookmarkEnd w:id="24"/>
-    <w:bookmarkStart w:id="25" w:name="vertriebsoptimierung"/>
-    <w:p>
-      <w:pPr>
-        <w:pStyle w:val="Heading3"/>
-      </w:pPr>
-      <w:r>
-        <w:t xml:space="preserve">Vertriebsoptimierung</w:t>
-      </w:r>
-    </w:p>
-    <w:p>
-      <w:pPr>
-        <w:pStyle w:val="FirstParagraph"/>
-      </w:pPr>
-      <w:r>
-        <w:t xml:space="preserve">Ein weiterer relevanter Anwendungsfall ist die Unterstützung vertrieblicher</w:t>
-      </w:r>
-      <w:r>
-        <w:t xml:space="preserve"> </w:t>
-      </w:r>
-      <w:r>
-        <w:t xml:space="preserve">Prozesse auf Basis energiebezogener Gebäude- und Standortdaten. Ziel ist es,</w:t>
-      </w:r>
-      <w:r>
-        <w:t xml:space="preserve"> </w:t>
-      </w:r>
-      <w:r>
-        <w:t xml:space="preserve">Logistik- und Gewerbeobjekte systematisch zu verorten sowie hinsichtlich ihrer</w:t>
-      </w:r>
-      <w:r>
-        <w:t xml:space="preserve"> </w:t>
-      </w:r>
-      <w:r>
-        <w:t xml:space="preserve">energetischen Eigenschaften zu visualisieren. Eine visuelle Kategorisierung</w:t>
-      </w:r>
-      <w:r>
-        <w:t xml:space="preserve"> </w:t>
-      </w:r>
-      <w:r>
-        <w:t xml:space="preserve">anhand des Energieverbrauchs erleichtert die Einordnung der jeweiligen</w:t>
-      </w:r>
-      <w:r>
-        <w:t xml:space="preserve"> </w:t>
-      </w:r>
-      <w:r>
-        <w:t xml:space="preserve">Logistikimmobilie in ihr Wettbewerbsumfeld. So kann hervorgehoben werden, dass</w:t>
-      </w:r>
-      <w:r>
-        <w:t xml:space="preserve"> </w:t>
-      </w:r>
-      <w:r>
-        <w:t xml:space="preserve">eine Immobilie im Vergleich zu benachbarten Hallen besonders energieeffizient</w:t>
-      </w:r>
-      <w:r>
-        <w:t xml:space="preserve"> </w:t>
-      </w:r>
-      <w:r>
-        <w:t xml:space="preserve">ist. Die bereitgestellten Informationen unterstützen Investoren und Makler bei</w:t>
-      </w:r>
-      <w:r>
-        <w:t xml:space="preserve"> </w:t>
-      </w:r>
-      <w:r>
-        <w:t xml:space="preserve">der Vermarktung von Immobilien und fördern die Zusammenarbeit zwischen Beratern,</w:t>
-      </w:r>
-      <w:r>
-        <w:t xml:space="preserve"> </w:t>
-      </w:r>
-      <w:r>
-        <w:t xml:space="preserve">Facility Managern und Nutzern. Für diesen Anwendungsfall werden vor allem</w:t>
-      </w:r>
-      <w:r>
-        <w:t xml:space="preserve"> </w:t>
-      </w:r>
-      <w:r>
-        <w:t xml:space="preserve">aggregierte Verbrauchsdaten sowie allgemeine Objektdaten benötigt.</w:t>
-      </w:r>
-    </w:p>
-    <w:p>
-      <w:pPr>
-        <w:pStyle w:val="BodyText"/>
-      </w:pPr>
-      <w:r>
-        <w:t xml:space="preserve">In der Granergize-App übernimmt das die Energie-Linse der Karte: Sie färbt die</w:t>
-      </w:r>
-      <w:r>
-        <w:t xml:space="preserve"> </w:t>
-      </w:r>
-      <w:r>
-        <w:t xml:space="preserve">Gebäude-Marker nach Energieintensität ein und ordnet ein Objekt so auf einen</w:t>
-      </w:r>
-      <w:r>
-        <w:t xml:space="preserve"> </w:t>
-      </w:r>
-      <w:r>
-        <w:t xml:space="preserve">Blick in sein sichtbares Umfeld ein – einschließlich der Gebäude, die andere</w:t>
-      </w:r>
-      <w:r>
-        <w:t xml:space="preserve"> </w:t>
-      </w:r>
-      <w:r>
-        <w:t xml:space="preserve">mit Ihnen geteilt haben (siehe Abschnitt „Gebäude nach Energieverbrauch</w:t>
-      </w:r>
-      <w:r>
-        <w:t xml:space="preserve"> </w:t>
-      </w:r>
-      <w:r>
-        <w:t xml:space="preserve">einordnen”).</w:t>
+        <w:t xml:space="preserve">aggregiert; das vollständige Zusammenspiel führt der Abschnitt</w:t>
+      </w:r>
+      <w:r>
+        <w:t xml:space="preserve"> </w:t>
+      </w:r>
+      <w:r>
+        <w:t xml:space="preserve">„Energieverbrauchsbenchmark durchgespielt” im Kapitel „Die Anwendungsfälle</w:t>
+      </w:r>
+      <w:r>
+        <w:t xml:space="preserve"> </w:t>
+      </w:r>
+      <w:r>
+        <w:t xml:space="preserve">durchgespielt” aus.</w:t>
       </w:r>
     </w:p>
     <w:bookmarkEnd w:id="25"/>
@@ -6301,19 +6385,34 @@
         <w:rPr>
           <w:rStyle w:val="VerbatimChar"/>
         </w:rPr>
-        <w:t xml:space="preserve">…/#/energy/&lt;Gebäude-ID&gt;</w:t>
-      </w:r>
-      <w:r>
-        <w:t xml:space="preserve"> </w:t>
-      </w:r>
-      <w:r>
-        <w:t xml:space="preserve">(die Gebäude-ID ist der technische</w:t>
-      </w:r>
-      <w:r>
-        <w:t xml:space="preserve"> </w:t>
-      </w:r>
-      <w:r>
-        <w:t xml:space="preserve">Bezeichner des Gebäudes). Die Seite zeigt die Kennzahlen des</w:t>
+        <w:t xml:space="preserve">…/#/energy/&lt;Gebäude-Referenz&gt;</w:t>
+      </w:r>
+      <w:r>
+        <w:t xml:space="preserve">. Die Gebäude-Referenz ist der</w:t>
+      </w:r>
+      <w:r>
+        <w:t xml:space="preserve"> </w:t>
+      </w:r>
+      <w:r>
+        <w:t xml:space="preserve">technische Bezeichner des Gebäudes – ein Verweis auf seine Datei im Pod, in der</w:t>
+      </w:r>
+      <w:r>
+        <w:t xml:space="preserve"> </w:t>
+      </w:r>
+      <w:r>
+        <w:t xml:space="preserve">Adresszeile URL-kodiert. Am einfachsten kopieren Sie die Adresse direkt aus der</w:t>
+      </w:r>
+      <w:r>
+        <w:t xml:space="preserve"> </w:t>
+      </w:r>
+      <w:r>
+        <w:t xml:space="preserve">Adresszeile, statt sie von Hand zu bilden.</w:t>
+      </w:r>
+      <w:r>
+        <w:t xml:space="preserve"> </w:t>
+      </w:r>
+      <w:r>
+        <w:t xml:space="preserve">Die Seite zeigt die Kennzahlen des</w:t>
       </w:r>
       <w:r>
         <w:t xml:space="preserve"> </w:t>
@@ -6470,13 +6569,19 @@
         <w:t xml:space="preserve"> </w:t>
       </w:r>
       <w:r>
-        <w:t xml:space="preserve">einzelne Gebäude ein. Woher der externe Benchmark kommt, zeigt das Szenario</w:t>
-      </w:r>
-      <w:r>
-        <w:t xml:space="preserve"> </w:t>
-      </w:r>
-      <w:r>
-        <w:t xml:space="preserve">„Peer-Benchmarking” im Kapitel „Daten gemeinsam nutzen und Mehrwerte schaffen”.</w:t>
+        <w:t xml:space="preserve">einzelne Gebäude ein. Woher der externe Benchmark kommt, zeigt der Abschnitt</w:t>
+      </w:r>
+      <w:r>
+        <w:t xml:space="preserve"> </w:t>
+      </w:r>
+      <w:r>
+        <w:t xml:space="preserve">„Energieverbrauchsbenchmark durchgespielt” im Kapitel „Die Anwendungsfälle</w:t>
+      </w:r>
+      <w:r>
+        <w:t xml:space="preserve"> </w:t>
+      </w:r>
+      <w:r>
+        <w:t xml:space="preserve">durchgespielt”.</w:t>
       </w:r>
     </w:p>
     <w:p>
@@ -6909,7 +7014,7 @@
     </w:p>
     <w:bookmarkEnd w:id="83"/>
     <w:bookmarkEnd w:id="84"/>
-    <w:bookmarkStart w:id="129" w:name="X7d72782c915f60697958dd391a69efa388f028d"/>
+    <w:bookmarkStart w:id="117" w:name="X7d72782c915f60697958dd391a69efa388f028d"/>
     <w:p>
       <w:pPr>
         <w:pStyle w:val="Heading1"/>
@@ -8997,13 +9102,79 @@
     </w:p>
     <w:bookmarkEnd w:id="115"/>
     <w:bookmarkEnd w:id="116"/>
-    <w:bookmarkStart w:id="128" w:name="zwei-szenarien-im-zusammenspiel"/>
+    <w:bookmarkEnd w:id="117"/>
+    <w:bookmarkStart w:id="139" w:name="die-anwendungsfälle-durchgespielt"/>
+    <w:p>
+      <w:pPr>
+        <w:pStyle w:val="Heading1"/>
+      </w:pPr>
+      <w:r>
+        <w:t xml:space="preserve">Die Anwendungsfälle durchgespielt</w:t>
+      </w:r>
+    </w:p>
+    <w:p>
+      <w:pPr>
+        <w:pStyle w:val="FirstParagraph"/>
+      </w:pPr>
+      <w:r>
+        <w:t xml:space="preserve">Die vorangegangenen Kapitel beschreiben jeden Arbeitsschritt für sich. Hier</w:t>
+      </w:r>
+      <w:r>
+        <w:t xml:space="preserve"> </w:t>
+      </w:r>
+      <w:r>
+        <w:t xml:space="preserve">laufen die drei Anwendungsfälle vom Anfang dieses Handbuchs noch einmal als</w:t>
+      </w:r>
+      <w:r>
+        <w:t xml:space="preserve"> </w:t>
+      </w:r>
+      <w:r>
+        <w:t xml:space="preserve">durchgehende Abläufe ab, in derselben Reihenfolge wie dort – mit wachsender</w:t>
+      </w:r>
+      <w:r>
+        <w:t xml:space="preserve"> </w:t>
+      </w:r>
+      <w:r>
+        <w:t xml:space="preserve">Zahl der Beteiligten: der Soll-Ist-Vergleich allein auf dem eigenen Pod, die</w:t>
+      </w:r>
+      <w:r>
+        <w:t xml:space="preserve"> </w:t>
+      </w:r>
+      <w:r>
+        <w:t xml:space="preserve">Vertriebsoptimierung zu zweit (A teilt an B), das Energieverbrauchsbenchmark</w:t>
+      </w:r>
+      <w:r>
+        <w:t xml:space="preserve"> </w:t>
+      </w:r>
+      <w:r>
+        <w:t xml:space="preserve">zu dritt (A, B und der Dienstleister C). In den Bildschirmfotos dieses</w:t>
+      </w:r>
+      <w:r>
+        <w:t xml:space="preserve"> </w:t>
+      </w:r>
+      <w:r>
+        <w:t xml:space="preserve">Handbuchs treten die drei als Alice, Bob und Charlie auf – etwa als „Shared</w:t>
+      </w:r>
+      <w:r>
+        <w:t xml:space="preserve"> </w:t>
+      </w:r>
+      <w:r>
+        <w:t xml:space="preserve">by: Alice Ahlmann” beim Empfänger oder als Absender des zurückgeteilten</w:t>
+      </w:r>
+      <w:r>
+        <w:t xml:space="preserve"> </w:t>
+      </w:r>
+      <w:r>
+        <w:t xml:space="preserve">Benchmarks.</w:t>
+      </w:r>
+    </w:p>
+    <w:bookmarkStart w:id="121" w:name="Xd82414b4a947bfa69951383fcda6b2cd3f63dc2"/>
     <w:p>
       <w:pPr>
         <w:pStyle w:val="Heading2"/>
       </w:pPr>
       <w:r>
-        <w:t xml:space="preserve">Zwei Szenarien im Zusammenspiel</w:t>
+        <w:t xml:space="preserve">Soll-Ist-Vergleich durchgespielt: Plan und Verbrauch nebeneinander</w:t>
       </w:r>
     </w:p>
     <w:p>
@@ -9011,86 +9182,7 @@
         <w:pStyle w:val="FirstParagraph"/>
       </w:pPr>
       <w:r>
-        <w:t xml:space="preserve">Die vorangegangenen Abschnitte beschreiben jeden Arbeitsschritt für sich. Die</w:t>
-      </w:r>
-      <w:r>
-        <w:t xml:space="preserve"> </w:t>
-      </w:r>
-      <w:r>
-        <w:t xml:space="preserve">folgenden zwei Szenarien zeigen, wie die Schritte über mehrere Beteiligte hinweg</w:t>
-      </w:r>
-      <w:r>
-        <w:t xml:space="preserve"> </w:t>
-      </w:r>
-      <w:r>
-        <w:t xml:space="preserve">ineinandergreifen: einmal das Teilen eines Gebäudes aus der Sicht</w:t>
-      </w:r>
-      <w:r>
-        <w:t xml:space="preserve"> </w:t>
-      </w:r>
-      <w:r>
-        <w:rPr>
-          <w:b/>
-          <w:bCs/>
-        </w:rPr>
-        <w:t xml:space="preserve">beider</w:t>
-      </w:r>
-      <w:r>
-        <w:t xml:space="preserve"> </w:t>
-      </w:r>
-      <w:r>
-        <w:t xml:space="preserve">Seiten (A und B), und einmal das Peer-Benchmarking mit</w:t>
-      </w:r>
-      <w:r>
-        <w:t xml:space="preserve"> </w:t>
-      </w:r>
-      <w:r>
-        <w:rPr>
-          <w:b/>
-          <w:bCs/>
-        </w:rPr>
-        <w:t xml:space="preserve">drei</w:t>
-      </w:r>
-      <w:r>
-        <w:t xml:space="preserve"> </w:t>
-      </w:r>
-      <w:r>
-        <w:t xml:space="preserve">Beteiligten</w:t>
-      </w:r>
-      <w:r>
-        <w:t xml:space="preserve"> </w:t>
-      </w:r>
-      <w:r>
-        <w:t xml:space="preserve">(A, B und C). In den Bildschirmfotos dieses Handbuchs treten die drei als</w:t>
-      </w:r>
-      <w:r>
-        <w:t xml:space="preserve"> </w:t>
-      </w:r>
-      <w:r>
-        <w:t xml:space="preserve">Alice, Bob und Charlie auf – etwa als „Shared by: Alice Ahlmann” beim</w:t>
-      </w:r>
-      <w:r>
-        <w:t xml:space="preserve"> </w:t>
-      </w:r>
-      <w:r>
-        <w:t xml:space="preserve">Empfänger oder als Absender des zurückgeteilten Benchmarks.</w:t>
-      </w:r>
-    </w:p>
-    <w:bookmarkStart w:id="120" w:name="X772ae4d830da6eb559342e0008f372a05ca1644"/>
-    <w:p>
-      <w:pPr>
-        <w:pStyle w:val="Heading3"/>
-      </w:pPr>
-      <w:r>
-        <w:t xml:space="preserve">Szenario 1: Ein Gebäude teilen – aus beiden Perspektiven</w:t>
-      </w:r>
-    </w:p>
-    <w:p>
-      <w:pPr>
-        <w:pStyle w:val="FirstParagraph"/>
-      </w:pPr>
-      <w:r>
-        <w:t xml:space="preserve">Beteiligt sind zwei Personen mit jeweils eigenem Solid Pod:</w:t>
+        <w:t xml:space="preserve">Beteiligt ist eine einzige Person:</w:t>
       </w:r>
       <w:r>
         <w:t xml:space="preserve"> </w:t>
@@ -9103,56 +9195,19 @@
         <w:t xml:space="preserve">A</w:t>
       </w:r>
       <w:r>
-        <w:t xml:space="preserve">, eine</w:t>
-      </w:r>
-      <w:r>
-        <w:t xml:space="preserve"> </w:t>
-      </w:r>
-      <w:r>
-        <w:t xml:space="preserve">Bestandshalterin, die ein Gebäude mit erfassten Energiejahren verwaltet, und</w:t>
-      </w:r>
-      <w:r>
-        <w:t xml:space="preserve"> </w:t>
-      </w:r>
-      <w:r>
-        <w:rPr>
-          <w:b/>
-          <w:bCs/>
-        </w:rPr>
-        <w:t xml:space="preserve">B</w:t>
-      </w:r>
-      <w:r>
-        <w:t xml:space="preserve">, ein Geschäftspartner (etwa ein Investor), der diese Daten einsehen soll.</w:t>
-      </w:r>
-      <w:r>
-        <w:t xml:space="preserve"> </w:t>
-      </w:r>
-      <w:r>
-        <w:t xml:space="preserve">Wichtig vorab: Die Daten werden zu keinem Zeitpunkt kopiert oder an einen</w:t>
-      </w:r>
-      <w:r>
-        <w:t xml:space="preserve"> </w:t>
-      </w:r>
-      <w:r>
-        <w:t xml:space="preserve">zentralen Dienst übertragen – sie bleiben auf A’s Pod, und B liest sie dort</w:t>
-      </w:r>
-      <w:r>
-        <w:t xml:space="preserve"> </w:t>
-      </w:r>
-      <w:r>
-        <w:t xml:space="preserve">direkt mit seiner eigenen WebID.</w:t>
-      </w:r>
-    </w:p>
-    <w:p>
-      <w:pPr>
-        <w:pStyle w:val="BodyText"/>
-      </w:pPr>
-      <w:r>
-        <w:rPr>
-          <w:b/>
-          <w:bCs/>
-        </w:rPr>
-        <w:t xml:space="preserve">Was A tut (die teilende Seite):</w:t>
+        <w:t xml:space="preserve">, die für ihr Gebäude neben den</w:t>
+      </w:r>
+      <w:r>
+        <w:t xml:space="preserve"> </w:t>
+      </w:r>
+      <w:r>
+        <w:t xml:space="preserve">tatsächlichen Verbräuchen auch Planwerte führt. Alles spielt sich auf A’s</w:t>
+      </w:r>
+      <w:r>
+        <w:t xml:space="preserve"> </w:t>
+      </w:r>
+      <w:r>
+        <w:t xml:space="preserve">eigenem Pod ab – geteilt wird nichts.</w:t>
       </w:r>
     </w:p>
     <w:p>
@@ -9180,13 +9235,59 @@
         <w:t xml:space="preserve"> </w:t>
       </w:r>
       <w:r>
-        <w:t xml:space="preserve">unter „Your buildings” das Teilen-Symbol des</w:t>
-      </w:r>
-      <w:r>
-        <w:t xml:space="preserve"> </w:t>
-      </w:r>
-      <w:r>
-        <w:t xml:space="preserve">Gebäudes. Der Dialog „Share Building Data” erscheint.</w:t>
+        <w:t xml:space="preserve">beim Gebäude den Dialog</w:t>
+      </w:r>
+      <w:r>
+        <w:t xml:space="preserve"> </w:t>
+      </w:r>
+      <w:r>
+        <w:rPr>
+          <w:b/>
+          <w:bCs/>
+        </w:rPr>
+        <w:t xml:space="preserve">„Add / edit energy</w:t>
+      </w:r>
+      <w:r>
+        <w:rPr>
+          <w:b/>
+          <w:bCs/>
+        </w:rPr>
+        <w:t xml:space="preserve"> </w:t>
+      </w:r>
+      <w:r>
+        <w:rPr>
+          <w:b/>
+          <w:bCs/>
+        </w:rPr>
+        <w:t xml:space="preserve">year”</w:t>
+      </w:r>
+      <w:r>
+        <w:t xml:space="preserve"> </w:t>
+      </w:r>
+      <w:r>
+        <w:t xml:space="preserve">und erfasst ein Jahr mit den</w:t>
+      </w:r>
+      <w:r>
+        <w:t xml:space="preserve"> </w:t>
+      </w:r>
+      <w:r>
+        <w:rPr>
+          <w:b/>
+          <w:bCs/>
+        </w:rPr>
+        <w:t xml:space="preserve">tatsächlichen</w:t>
+      </w:r>
+      <w:r>
+        <w:t xml:space="preserve"> </w:t>
+      </w:r>
+      <w:r>
+        <w:t xml:space="preserve">(Ist-)Werten (siehe</w:t>
+      </w:r>
+      <w:r>
+        <w:t xml:space="preserve"> </w:t>
+      </w:r>
+      <w:r>
+        <w:t xml:space="preserve">„Energiedaten erfassen und aktualisieren”).</w:t>
       </w:r>
     </w:p>
     <w:p>
@@ -9198,54 +9299,45 @@
         </w:numPr>
       </w:pPr>
       <w:r>
-        <w:t xml:space="preserve">A wählt</w:t>
-      </w:r>
-      <w:r>
-        <w:t xml:space="preserve"> </w:t>
-      </w:r>
-      <w:r>
-        <w:rPr>
-          <w:b/>
-          <w:bCs/>
-        </w:rPr>
-        <w:t xml:space="preserve">By WebID</w:t>
-      </w:r>
-      <w:r>
-        <w:t xml:space="preserve"> </w:t>
-      </w:r>
-      <w:r>
-        <w:t xml:space="preserve">und gibt B’s WebID ein – hat A schon einmal mit B</w:t>
-      </w:r>
-      <w:r>
-        <w:t xml:space="preserve"> </w:t>
-      </w:r>
-      <w:r>
-        <w:t xml:space="preserve">geteilt, schlägt das Adressbuch (siehe „Kontakte verwalten”) die WebID vor.</w:t>
-      </w:r>
-      <w:r>
-        <w:t xml:space="preserve"> </w:t>
-      </w:r>
-      <w:r>
-        <w:t xml:space="preserve">Alternativ wählt A</w:t>
-      </w:r>
-      <w:r>
-        <w:t xml:space="preserve"> </w:t>
-      </w:r>
-      <w:r>
-        <w:rPr>
-          <w:b/>
-          <w:bCs/>
-        </w:rPr>
-        <w:t xml:space="preserve">By role</w:t>
-      </w:r>
-      <w:r>
-        <w:t xml:space="preserve">, wenn beide Mitglied desselben Datenraums</w:t>
-      </w:r>
-      <w:r>
-        <w:t xml:space="preserve"> </w:t>
-      </w:r>
-      <w:r>
-        <w:t xml:space="preserve">sind und B sich dort eine passende Rolle zugewiesen hat.</w:t>
+        <w:t xml:space="preserve">Für dasselbe Jahr legt A einen zweiten Eintrag an und wählt dabei unter</w:t>
+      </w:r>
+      <w:r>
+        <w:t xml:space="preserve"> </w:t>
+      </w:r>
+      <w:r>
+        <w:rPr>
+          <w:b/>
+          <w:bCs/>
+        </w:rPr>
+        <w:t xml:space="preserve">Scenario</w:t>
+      </w:r>
+      <w:r>
+        <w:t xml:space="preserve"> </w:t>
+      </w:r>
+      <w:r>
+        <w:t xml:space="preserve">den Eintrag</w:t>
+      </w:r>
+      <w:r>
+        <w:t xml:space="preserve"> </w:t>
+      </w:r>
+      <w:r>
+        <w:rPr>
+          <w:b/>
+          <w:bCs/>
+        </w:rPr>
+        <w:t xml:space="preserve">Planned (Soll)</w:t>
+      </w:r>
+      <w:r>
+        <w:t xml:space="preserve"> </w:t>
+      </w:r>
+      <w:r>
+        <w:t xml:space="preserve">– etwa die erwarteten Verbräuche</w:t>
+      </w:r>
+      <w:r>
+        <w:t xml:space="preserve"> </w:t>
+      </w:r>
+      <w:r>
+        <w:t xml:space="preserve">aus dem Energieausweis oder nach einer Umrüstung auf LED-Beleuchtung.</w:t>
       </w:r>
     </w:p>
     <w:p>
@@ -9257,26 +9349,113 @@
         </w:numPr>
       </w:pPr>
       <w:r>
-        <w:t xml:space="preserve">A legt unter „What to share” den Umfang fest – etwa nur Stammdaten oder</w:t>
-      </w:r>
-      <w:r>
-        <w:t xml:space="preserve"> </w:t>
-      </w:r>
-      <w:r>
-        <w:t xml:space="preserve">Stammdaten mit ausgewählten Energiejahren – und bestätigt mit</w:t>
-      </w:r>
-      <w:r>
-        <w:t xml:space="preserve"> </w:t>
-      </w:r>
-      <w:r>
-        <w:rPr>
-          <w:b/>
-          <w:bCs/>
-        </w:rPr>
-        <w:t xml:space="preserve">Share</w:t>
-      </w:r>
-      <w:r>
-        <w:t xml:space="preserve">.</w:t>
+        <w:t xml:space="preserve">Im Tab</w:t>
+      </w:r>
+      <w:r>
+        <w:t xml:space="preserve"> </w:t>
+      </w:r>
+      <w:r>
+        <w:rPr>
+          <w:b/>
+          <w:bCs/>
+        </w:rPr>
+        <w:t xml:space="preserve">Explore</w:t>
+      </w:r>
+      <w:r>
+        <w:t xml:space="preserve"> </w:t>
+      </w:r>
+      <w:r>
+        <w:t xml:space="preserve">wählt A das Gebäude und wechselt zu</w:t>
+      </w:r>
+      <w:r>
+        <w:t xml:space="preserve"> </w:t>
+      </w:r>
+      <w:r>
+        <w:rPr>
+          <w:b/>
+          <w:bCs/>
+        </w:rPr>
+        <w:t xml:space="preserve">Energy data</w:t>
+      </w:r>
+      <w:r>
+        <w:t xml:space="preserve">: Die</w:t>
+      </w:r>
+      <w:r>
+        <w:t xml:space="preserve"> </w:t>
+      </w:r>
+      <w:r>
+        <w:t xml:space="preserve">Jahresübersicht zeigt den Soll-Eintrag neben den Ist-Jahren – auf einen</w:t>
+      </w:r>
+      <w:r>
+        <w:t xml:space="preserve"> </w:t>
+      </w:r>
+      <w:r>
+        <w:t xml:space="preserve">Blick, wie nah der reale Verbrauch am Plan liegt.</w:t>
+      </w:r>
+    </w:p>
+    <w:p>
+      <w:pPr>
+        <w:pStyle w:val="CaptionedFigure"/>
+      </w:pPr>
+      <w:r>
+        <w:drawing>
+          <wp:inline>
+            <wp:extent cx="5334000" cy="2183920"/>
+            <wp:effectExtent b="0" l="0" r="0" t="0"/>
+            <wp:docPr descr="Die Pointe des Soll-Ist-Vergleichs: In der Jahresübersicht steht der Plan-Eintrag („planned”) neben den Ist-Jahren desselben Gebäudes" title="" id="119" name="Picture"/>
+            <a:graphic>
+              <a:graphicData uri="http://schemas.openxmlformats.org/drawingml/2006/picture">
+                <pic:pic>
+                  <pic:nvPicPr>
+                    <pic:cNvPr descr="figures/soll-ist-payoff.png" id="120" name="Picture"/>
+                    <pic:cNvPicPr>
+                      <a:picLocks noChangeArrowheads="1" noChangeAspect="1"/>
+                    </pic:cNvPicPr>
+                  </pic:nvPicPr>
+                  <pic:blipFill>
+                    <a:blip r:embed="rId118"/>
+                    <a:stretch>
+                      <a:fillRect/>
+                    </a:stretch>
+                  </pic:blipFill>
+                  <pic:spPr bwMode="auto">
+                    <a:xfrm>
+                      <a:off x="0" y="0"/>
+                      <a:ext cx="5334000" cy="2183920"/>
+                    </a:xfrm>
+                    <a:prstGeom prst="rect">
+                      <a:avLst/>
+                    </a:prstGeom>
+                    <a:noFill/>
+                    <a:ln w="9525">
+                      <a:noFill/>
+                      <a:headEnd/>
+                      <a:tailEnd/>
+                    </a:ln>
+                  </pic:spPr>
+                </pic:pic>
+              </a:graphicData>
+            </a:graphic>
+          </wp:inline>
+        </w:drawing>
+      </w:r>
+    </w:p>
+    <w:p>
+      <w:pPr>
+        <w:pStyle w:val="ImageCaption"/>
+      </w:pPr>
+      <w:r>
+        <w:t xml:space="preserve">Die Pointe des Soll-Ist-Vergleichs: In der Jahresübersicht steht der Plan-Eintrag („planned”) neben den Ist-Jahren desselben Gebäudes</w:t>
+      </w:r>
+    </w:p>
+    <w:bookmarkEnd w:id="121"/>
+    <w:bookmarkStart w:id="128" w:name="X03da6b348cd61bc192d9c3a7fb942e1ef461fae"/>
+    <w:p>
+      <w:pPr>
+        <w:pStyle w:val="Heading2"/>
+      </w:pPr>
+      <w:r>
+        <w:t xml:space="preserve">Vertriebsoptimierung durchgespielt: Ein Gebäude teilen – aus beiden Perspektiven</w:t>
       </w:r>
     </w:p>
     <w:p>
@@ -9284,19 +9463,69 @@
         <w:pStyle w:val="FirstParagraph"/>
       </w:pPr>
       <w:r>
-        <w:t xml:space="preserve">Anschließend sieht A die Freigabe direkt beim Gebäude unter „Shared with:” und</w:t>
-      </w:r>
-      <w:r>
-        <w:t xml:space="preserve"> </w:t>
-      </w:r>
-      <w:r>
-        <w:t xml:space="preserve">kann sie dort jederzeit wieder entfernen. B wird automatisch in A’s Kontakte</w:t>
-      </w:r>
-      <w:r>
-        <w:t xml:space="preserve"> </w:t>
-      </w:r>
-      <w:r>
-        <w:t xml:space="preserve">aufgenommen.</w:t>
+        <w:t xml:space="preserve">Beteiligt sind zwei Personen mit jeweils eigenem Solid Pod:</w:t>
+      </w:r>
+      <w:r>
+        <w:t xml:space="preserve"> </w:t>
+      </w:r>
+      <w:r>
+        <w:rPr>
+          <w:b/>
+          <w:bCs/>
+        </w:rPr>
+        <w:t xml:space="preserve">A</w:t>
+      </w:r>
+      <w:r>
+        <w:t xml:space="preserve">, eine</w:t>
+      </w:r>
+      <w:r>
+        <w:t xml:space="preserve"> </w:t>
+      </w:r>
+      <w:r>
+        <w:t xml:space="preserve">Bestandshalterin, die ein Gebäude mit erfassten Energiejahren verwaltet, und</w:t>
+      </w:r>
+      <w:r>
+        <w:t xml:space="preserve"> </w:t>
+      </w:r>
+      <w:r>
+        <w:rPr>
+          <w:b/>
+          <w:bCs/>
+        </w:rPr>
+        <w:t xml:space="preserve">B</w:t>
+      </w:r>
+      <w:r>
+        <w:t xml:space="preserve">, ein Geschäftspartner – etwa ein Investor oder ein Makler bzw. Berater,</w:t>
+      </w:r>
+      <w:r>
+        <w:t xml:space="preserve"> </w:t>
+      </w:r>
+      <w:r>
+        <w:t xml:space="preserve">der sich einen Marktüberblick verschafft (der Anwendungsfall</w:t>
+      </w:r>
+      <w:r>
+        <w:t xml:space="preserve"> </w:t>
+      </w:r>
+      <w:r>
+        <w:t xml:space="preserve">„Vertriebsoptimierung”) –, der diese Daten einsehen soll.</w:t>
+      </w:r>
+      <w:r>
+        <w:t xml:space="preserve"> </w:t>
+      </w:r>
+      <w:r>
+        <w:t xml:space="preserve">Wichtig vorab: Die Daten werden zu keinem Zeitpunkt kopiert oder an einen</w:t>
+      </w:r>
+      <w:r>
+        <w:t xml:space="preserve"> </w:t>
+      </w:r>
+      <w:r>
+        <w:t xml:space="preserve">zentralen Dienst übertragen – sie bleiben auf A’s Pod, und B liest sie dort</w:t>
+      </w:r>
+      <w:r>
+        <w:t xml:space="preserve"> </w:t>
+      </w:r>
+      <w:r>
+        <w:t xml:space="preserve">direkt mit seiner eigenen WebID.</w:t>
       </w:r>
     </w:p>
     <w:p>
@@ -9308,7 +9537,7 @@
           <w:b/>
           <w:bCs/>
         </w:rPr>
-        <w:t xml:space="preserve">Was B sieht (die empfangende Seite):</w:t>
+        <w:t xml:space="preserve">Was A tut (die teilende Seite):</w:t>
       </w:r>
     </w:p>
     <w:p>
@@ -9320,19 +9549,29 @@
         </w:numPr>
       </w:pPr>
       <w:r>
-        <w:t xml:space="preserve">Die Freigabe-Benachrichtigung landet im Posteingang von B’s Pod. Beim</w:t>
-      </w:r>
-      <w:r>
-        <w:t xml:space="preserve"> </w:t>
-      </w:r>
-      <w:r>
-        <w:t xml:space="preserve">nächsten Öffnen oder Neuladen der App verarbeitet B’s Anwendung sie</w:t>
-      </w:r>
-      <w:r>
-        <w:t xml:space="preserve"> </w:t>
-      </w:r>
-      <w:r>
-        <w:t xml:space="preserve">automatisch – B muss dafür nichts tun.</w:t>
+        <w:t xml:space="preserve">A öffnet im Tab</w:t>
+      </w:r>
+      <w:r>
+        <w:t xml:space="preserve"> </w:t>
+      </w:r>
+      <w:r>
+        <w:rPr>
+          <w:b/>
+          <w:bCs/>
+        </w:rPr>
+        <w:t xml:space="preserve">Manage</w:t>
+      </w:r>
+      <w:r>
+        <w:t xml:space="preserve"> </w:t>
+      </w:r>
+      <w:r>
+        <w:t xml:space="preserve">unter „Your buildings” das Teilen-Symbol des</w:t>
+      </w:r>
+      <w:r>
+        <w:t xml:space="preserve"> </w:t>
+      </w:r>
+      <w:r>
+        <w:t xml:space="preserve">Gebäudes. Der Dialog „Share Building Data” erscheint.</w:t>
       </w:r>
     </w:p>
     <w:p>
@@ -9344,48 +9583,54 @@
         </w:numPr>
       </w:pPr>
       <w:r>
-        <w:t xml:space="preserve">Das Gebäude erscheint bei B im Tab</w:t>
-      </w:r>
-      <w:r>
-        <w:t xml:space="preserve"> </w:t>
-      </w:r>
-      <w:r>
-        <w:rPr>
-          <w:b/>
-          <w:bCs/>
-        </w:rPr>
-        <w:t xml:space="preserve">Share</w:t>
-      </w:r>
-      <w:r>
-        <w:t xml:space="preserve"> </w:t>
-      </w:r>
-      <w:r>
-        <w:t xml:space="preserve">unter „Buildings shared with</w:t>
-      </w:r>
-      <w:r>
-        <w:t xml:space="preserve"> </w:t>
-      </w:r>
-      <w:r>
-        <w:t xml:space="preserve">you” und zusätzlich auf der Karte im Tab</w:t>
-      </w:r>
-      <w:r>
-        <w:t xml:space="preserve"> </w:t>
-      </w:r>
-      <w:r>
-        <w:rPr>
-          <w:b/>
-          <w:bCs/>
-        </w:rPr>
-        <w:t xml:space="preserve">Explore</w:t>
-      </w:r>
-      <w:r>
-        <w:t xml:space="preserve">, dort als geteiltes</w:t>
-      </w:r>
-      <w:r>
-        <w:t xml:space="preserve"> </w:t>
-      </w:r>
-      <w:r>
-        <w:t xml:space="preserve">Gebäude gekennzeichnet und neben B’s eigenen Gebäuden auswertbar.</w:t>
+        <w:t xml:space="preserve">A wählt</w:t>
+      </w:r>
+      <w:r>
+        <w:t xml:space="preserve"> </w:t>
+      </w:r>
+      <w:r>
+        <w:rPr>
+          <w:b/>
+          <w:bCs/>
+        </w:rPr>
+        <w:t xml:space="preserve">By WebID</w:t>
+      </w:r>
+      <w:r>
+        <w:t xml:space="preserve"> </w:t>
+      </w:r>
+      <w:r>
+        <w:t xml:space="preserve">und gibt B’s WebID ein – hat A schon einmal mit B</w:t>
+      </w:r>
+      <w:r>
+        <w:t xml:space="preserve"> </w:t>
+      </w:r>
+      <w:r>
+        <w:t xml:space="preserve">geteilt, schlägt das Adressbuch (siehe „Kontakte verwalten”) die WebID vor.</w:t>
+      </w:r>
+      <w:r>
+        <w:t xml:space="preserve"> </w:t>
+      </w:r>
+      <w:r>
+        <w:t xml:space="preserve">Alternativ wählt A</w:t>
+      </w:r>
+      <w:r>
+        <w:t xml:space="preserve"> </w:t>
+      </w:r>
+      <w:r>
+        <w:rPr>
+          <w:b/>
+          <w:bCs/>
+        </w:rPr>
+        <w:t xml:space="preserve">By role</w:t>
+      </w:r>
+      <w:r>
+        <w:t xml:space="preserve">, wenn beide Mitglied desselben Datenraums</w:t>
+      </w:r>
+      <w:r>
+        <w:t xml:space="preserve"> </w:t>
+      </w:r>
+      <w:r>
+        <w:t xml:space="preserve">sind und B sich dort eine passende Rolle zugewiesen hat.</w:t>
       </w:r>
     </w:p>
     <w:p>
@@ -9397,19 +9642,58 @@
         </w:numPr>
       </w:pPr>
       <w:r>
-        <w:t xml:space="preserve">B öffnet das Gebäude und sieht genau das, was A freigegeben hat: die</w:t>
-      </w:r>
-      <w:r>
-        <w:t xml:space="preserve"> </w:t>
-      </w:r>
-      <w:r>
-        <w:t xml:space="preserve">Stammdaten und – je nach gewähltem Umfang – die Energiejahre. Hat A „alle</w:t>
-      </w:r>
-      <w:r>
-        <w:t xml:space="preserve"> </w:t>
-      </w:r>
-      <w:r>
-        <w:t xml:space="preserve">Energiejahre” freigegeben, sieht B auch Jahre, die A erst später erfasst.</w:t>
+        <w:t xml:space="preserve">A legt unter „What to share” den Umfang fest – etwa nur Stammdaten oder</w:t>
+      </w:r>
+      <w:r>
+        <w:t xml:space="preserve"> </w:t>
+      </w:r>
+      <w:r>
+        <w:t xml:space="preserve">Stammdaten mit ausgewählten Energiejahren – und bestätigt mit</w:t>
+      </w:r>
+      <w:r>
+        <w:t xml:space="preserve"> </w:t>
+      </w:r>
+      <w:r>
+        <w:rPr>
+          <w:b/>
+          <w:bCs/>
+        </w:rPr>
+        <w:t xml:space="preserve">Share</w:t>
+      </w:r>
+      <w:r>
+        <w:t xml:space="preserve">.</w:t>
+      </w:r>
+    </w:p>
+    <w:p>
+      <w:pPr>
+        <w:pStyle w:val="FirstParagraph"/>
+      </w:pPr>
+      <w:r>
+        <w:t xml:space="preserve">Anschließend sieht A die Freigabe direkt beim Gebäude unter „Shared with:” und</w:t>
+      </w:r>
+      <w:r>
+        <w:t xml:space="preserve"> </w:t>
+      </w:r>
+      <w:r>
+        <w:t xml:space="preserve">kann sie dort jederzeit wieder entfernen. B wird automatisch in A’s Kontakte</w:t>
+      </w:r>
+      <w:r>
+        <w:t xml:space="preserve"> </w:t>
+      </w:r>
+      <w:r>
+        <w:t xml:space="preserve">aufgenommen.</w:t>
+      </w:r>
+    </w:p>
+    <w:p>
+      <w:pPr>
+        <w:pStyle w:val="BodyText"/>
+      </w:pPr>
+      <w:r>
+        <w:rPr>
+          <w:b/>
+          <w:bCs/>
+        </w:rPr>
+        <w:t xml:space="preserve">Was B sieht (die empfangende Seite):</w:t>
       </w:r>
     </w:p>
     <w:p>
@@ -9417,10 +9701,117 @@
         <w:pStyle w:val="Compact"/>
         <w:numPr>
           <w:ilvl w:val="0"/>
-          <w:numId w:val="1023"/>
+          <w:numId w:val="1024"/>
         </w:numPr>
       </w:pPr>
       <w:r>
+        <w:t xml:space="preserve">Die Freigabe-Benachrichtigung landet im Posteingang von B’s Pod. Beim</w:t>
+      </w:r>
+      <w:r>
+        <w:t xml:space="preserve"> </w:t>
+      </w:r>
+      <w:r>
+        <w:t xml:space="preserve">nächsten Öffnen oder Neuladen der App verarbeitet B’s Anwendung sie</w:t>
+      </w:r>
+      <w:r>
+        <w:t xml:space="preserve"> </w:t>
+      </w:r>
+      <w:r>
+        <w:t xml:space="preserve">automatisch – B muss dafür nichts tun.</w:t>
+      </w:r>
+    </w:p>
+    <w:p>
+      <w:pPr>
+        <w:pStyle w:val="Compact"/>
+        <w:numPr>
+          <w:ilvl w:val="0"/>
+          <w:numId w:val="1024"/>
+        </w:numPr>
+      </w:pPr>
+      <w:r>
+        <w:t xml:space="preserve">Das Gebäude erscheint bei B im Tab</w:t>
+      </w:r>
+      <w:r>
+        <w:t xml:space="preserve"> </w:t>
+      </w:r>
+      <w:r>
+        <w:rPr>
+          <w:b/>
+          <w:bCs/>
+        </w:rPr>
+        <w:t xml:space="preserve">Share</w:t>
+      </w:r>
+      <w:r>
+        <w:t xml:space="preserve"> </w:t>
+      </w:r>
+      <w:r>
+        <w:t xml:space="preserve">unter „Buildings shared with</w:t>
+      </w:r>
+      <w:r>
+        <w:t xml:space="preserve"> </w:t>
+      </w:r>
+      <w:r>
+        <w:t xml:space="preserve">you” und zusätzlich auf der Karte im Tab</w:t>
+      </w:r>
+      <w:r>
+        <w:t xml:space="preserve"> </w:t>
+      </w:r>
+      <w:r>
+        <w:rPr>
+          <w:b/>
+          <w:bCs/>
+        </w:rPr>
+        <w:t xml:space="preserve">Explore</w:t>
+      </w:r>
+      <w:r>
+        <w:t xml:space="preserve">, dort als geteiltes</w:t>
+      </w:r>
+      <w:r>
+        <w:t xml:space="preserve"> </w:t>
+      </w:r>
+      <w:r>
+        <w:t xml:space="preserve">Gebäude gekennzeichnet und neben B’s eigenen Gebäuden auswertbar – auch in</w:t>
+      </w:r>
+      <w:r>
+        <w:t xml:space="preserve"> </w:t>
+      </w:r>
+      <w:r>
+        <w:t xml:space="preserve">der Energie-Linse, die geteilte Gebäude in B’s Marktüberblick einbezieht.</w:t>
+      </w:r>
+    </w:p>
+    <w:p>
+      <w:pPr>
+        <w:pStyle w:val="Compact"/>
+        <w:numPr>
+          <w:ilvl w:val="0"/>
+          <w:numId w:val="1024"/>
+        </w:numPr>
+      </w:pPr>
+      <w:r>
+        <w:t xml:space="preserve">B öffnet das Gebäude und sieht genau das, was A freigegeben hat: die</w:t>
+      </w:r>
+      <w:r>
+        <w:t xml:space="preserve"> </w:t>
+      </w:r>
+      <w:r>
+        <w:t xml:space="preserve">Stammdaten und – je nach gewähltem Umfang – die Energiejahre. Hat A „alle</w:t>
+      </w:r>
+      <w:r>
+        <w:t xml:space="preserve"> </w:t>
+      </w:r>
+      <w:r>
+        <w:t xml:space="preserve">Energiejahre” freigegeben, sieht B auch Jahre, die A erst später erfasst.</w:t>
+      </w:r>
+    </w:p>
+    <w:p>
+      <w:pPr>
+        <w:pStyle w:val="Compact"/>
+        <w:numPr>
+          <w:ilvl w:val="0"/>
+          <w:numId w:val="1024"/>
+        </w:numPr>
+      </w:pPr>
+      <w:r>
         <w:t xml:space="preserve">Möchte B das Gebäude vorübergehend nicht in seinen Listen sehen, blendet er</w:t>
       </w:r>
       <w:r>
@@ -9428,38 +9819,6 @@
       </w:r>
       <w:r>
         <w:t xml:space="preserve">es über das Augen-Symbol aus – die Freigabe selbst bleibt bestehen.</w:t>
-      </w:r>
-    </w:p>
-    <w:p>
-      <w:pPr>
-        <w:pStyle w:val="FirstParagraph"/>
-      </w:pPr>
-      <w:r>
-        <w:t xml:space="preserve">Widerruft A die Freigabe später (siehe „Zugriff widerrufen”), wird B</w:t>
-      </w:r>
-      <w:r>
-        <w:t xml:space="preserve"> </w:t>
-      </w:r>
-      <w:r>
-        <w:t xml:space="preserve">benachrichtigt, und das Gebäude verschwindet beim nächsten Abruf aus B’s</w:t>
-      </w:r>
-      <w:r>
-        <w:t xml:space="preserve"> </w:t>
-      </w:r>
-      <w:r>
-        <w:t xml:space="preserve">Ansicht. Beide Seiten behalten so jederzeit den Überblick: A sieht in ihrem Pod,</w:t>
-      </w:r>
-      <w:r>
-        <w:t xml:space="preserve"> </w:t>
-      </w:r>
-      <w:r>
-        <w:t xml:space="preserve">was sie an wen freigegeben hat; B sieht, was mit ihm geteilt wurde – und beides</w:t>
-      </w:r>
-      <w:r>
-        <w:t xml:space="preserve"> </w:t>
-      </w:r>
-      <w:r>
-        <w:t xml:space="preserve">bleibt auch nach dem Widerruf nachvollziehbar.</w:t>
       </w:r>
     </w:p>
     <w:p>
@@ -9469,20 +9828,107 @@
       <w:r>
         <w:drawing>
           <wp:inline>
-            <wp:extent cx="5334000" cy="3535706"/>
+            <wp:extent cx="5334000" cy="4000499"/>
             <wp:effectExtent b="0" l="0" r="0" t="0"/>
-            <wp:docPr descr="Gebäude teilen aus beiden Perspektiven: A vergibt die Freigabe auf dem eigenen Pod, B wird benachrichtigt und liest die Daten direkt von A’s Pod" title="" id="118" name="Picture"/>
+            <wp:docPr descr="Die Pointe des Teilens bei B: Auf B’s Karte steht A’s freigegebenes Gebäude neben B’s eigenen Beständen – an der Markierung mit A’s Firmenlogo zu erkennen –, und die Detailansicht zeigt A’s Stammdaten, live von A’s Pod gelesen" title="" id="123" name="Picture"/>
             <a:graphic>
               <a:graphicData uri="http://schemas.openxmlformats.org/drawingml/2006/picture">
                 <pic:pic>
                   <pic:nvPicPr>
-                    <pic:cNvPr descr="figures/szenario-teilen.png" id="119" name="Picture"/>
+                    <pic:cNvPr descr="figures/teilen-payoff.png" id="124" name="Picture"/>
                     <pic:cNvPicPr>
                       <a:picLocks noChangeArrowheads="1" noChangeAspect="1"/>
                     </pic:cNvPicPr>
                   </pic:nvPicPr>
                   <pic:blipFill>
-                    <a:blip r:embed="rId117"/>
+                    <a:blip r:embed="rId122"/>
+                    <a:stretch>
+                      <a:fillRect/>
+                    </a:stretch>
+                  </pic:blipFill>
+                  <pic:spPr bwMode="auto">
+                    <a:xfrm>
+                      <a:off x="0" y="0"/>
+                      <a:ext cx="5334000" cy="4000499"/>
+                    </a:xfrm>
+                    <a:prstGeom prst="rect">
+                      <a:avLst/>
+                    </a:prstGeom>
+                    <a:noFill/>
+                    <a:ln w="9525">
+                      <a:noFill/>
+                      <a:headEnd/>
+                      <a:tailEnd/>
+                    </a:ln>
+                  </pic:spPr>
+                </pic:pic>
+              </a:graphicData>
+            </a:graphic>
+          </wp:inline>
+        </w:drawing>
+      </w:r>
+    </w:p>
+    <w:p>
+      <w:pPr>
+        <w:pStyle w:val="ImageCaption"/>
+      </w:pPr>
+      <w:r>
+        <w:t xml:space="preserve">Die Pointe des Teilens bei B: Auf B’s Karte steht A’s freigegebenes Gebäude neben B’s eigenen Beständen – an der Markierung mit A’s Firmenlogo zu erkennen –, und die Detailansicht zeigt A’s Stammdaten, live von A’s Pod gelesen</w:t>
+      </w:r>
+    </w:p>
+    <w:p>
+      <w:pPr>
+        <w:pStyle w:val="BodyText"/>
+      </w:pPr>
+      <w:r>
+        <w:t xml:space="preserve">Widerruft A die Freigabe später (siehe „Zugriff widerrufen”), wird B</w:t>
+      </w:r>
+      <w:r>
+        <w:t xml:space="preserve"> </w:t>
+      </w:r>
+      <w:r>
+        <w:t xml:space="preserve">benachrichtigt, und das Gebäude verschwindet beim nächsten Abruf aus B’s</w:t>
+      </w:r>
+      <w:r>
+        <w:t xml:space="preserve"> </w:t>
+      </w:r>
+      <w:r>
+        <w:t xml:space="preserve">Ansicht. Beide Seiten behalten so jederzeit den Überblick: A sieht in ihrem Pod,</w:t>
+      </w:r>
+      <w:r>
+        <w:t xml:space="preserve"> </w:t>
+      </w:r>
+      <w:r>
+        <w:t xml:space="preserve">was sie an wen freigegeben hat; B sieht, was mit ihm geteilt wurde – und beides</w:t>
+      </w:r>
+      <w:r>
+        <w:t xml:space="preserve"> </w:t>
+      </w:r>
+      <w:r>
+        <w:t xml:space="preserve">bleibt auch nach dem Widerruf nachvollziehbar.</w:t>
+      </w:r>
+    </w:p>
+    <w:p>
+      <w:pPr>
+        <w:pStyle w:val="CaptionedFigure"/>
+      </w:pPr>
+      <w:r>
+        <w:drawing>
+          <wp:inline>
+            <wp:extent cx="5334000" cy="3535706"/>
+            <wp:effectExtent b="0" l="0" r="0" t="0"/>
+            <wp:docPr descr="Gebäude teilen aus beiden Perspektiven: A vergibt die Freigabe auf dem eigenen Pod, B wird benachrichtigt und liest die Daten direkt von A’s Pod" title="" id="126" name="Picture"/>
+            <a:graphic>
+              <a:graphicData uri="http://schemas.openxmlformats.org/drawingml/2006/picture">
+                <pic:pic>
+                  <pic:nvPicPr>
+                    <pic:cNvPr descr="figures/szenario-teilen.png" id="127" name="Picture"/>
+                    <pic:cNvPicPr>
+                      <a:picLocks noChangeArrowheads="1" noChangeAspect="1"/>
+                    </pic:cNvPicPr>
+                  </pic:nvPicPr>
+                  <pic:blipFill>
+                    <a:blip r:embed="rId125"/>
                     <a:stretch>
                       <a:fillRect/>
                     </a:stretch>
@@ -9517,14 +9963,14 @@
         <w:t xml:space="preserve">Gebäude teilen aus beiden Perspektiven: A vergibt die Freigabe auf dem eigenen Pod, B wird benachrichtigt und liest die Daten direkt von A’s Pod</w:t>
       </w:r>
     </w:p>
-    <w:bookmarkEnd w:id="120"/>
-    <w:bookmarkStart w:id="127" w:name="X22cbd56082c75d3c3bf5f4b99816c26f9d44d34"/>
-    <w:p>
-      <w:pPr>
-        <w:pStyle w:val="Heading3"/>
-      </w:pPr>
-      <w:r>
-        <w:t xml:space="preserve">Szenario 2: Peer-Benchmarking mit einem Benchmark-Dienstleister</w:t>
+    <w:bookmarkEnd w:id="128"/>
+    <w:bookmarkStart w:id="138" w:name="X36eef2922c55e19bd5022f6da9ea2b43a8139bc"/>
+    <w:p>
+      <w:pPr>
+        <w:pStyle w:val="Heading2"/>
+      </w:pPr>
+      <w:r>
+        <w:t xml:space="preserve">Energieverbrauchsbenchmark durchgespielt: Peer-Benchmarking mit einem Benchmark-Dienstleister</w:t>
       </w:r>
     </w:p>
     <w:p>
@@ -9600,108 +10046,6 @@
       </w:r>
       <w:r>
         <w:t xml:space="preserve">Beteiligten:</w:t>
-      </w:r>
-    </w:p>
-    <w:p>
-      <w:pPr>
-        <w:pStyle w:val="Compact"/>
-        <w:numPr>
-          <w:ilvl w:val="0"/>
-          <w:numId w:val="1024"/>
-        </w:numPr>
-      </w:pPr>
-      <w:r>
-        <w:rPr>
-          <w:b/>
-          <w:bCs/>
-        </w:rPr>
-        <w:t xml:space="preserve">A</w:t>
-      </w:r>
-      <w:r>
-        <w:t xml:space="preserve"> </w:t>
-      </w:r>
-      <w:r>
-        <w:t xml:space="preserve">und</w:t>
-      </w:r>
-      <w:r>
-        <w:t xml:space="preserve"> </w:t>
-      </w:r>
-      <w:r>
-        <w:rPr>
-          <w:b/>
-          <w:bCs/>
-        </w:rPr>
-        <w:t xml:space="preserve">B</w:t>
-      </w:r>
-      <w:r>
-        <w:t xml:space="preserve"> </w:t>
-      </w:r>
-      <w:r>
-        <w:t xml:space="preserve">sind Bestandshalter mit eigenen Gebäuden und Energiedaten.</w:t>
-      </w:r>
-      <w:r>
-        <w:t xml:space="preserve"> </w:t>
-      </w:r>
-      <w:r>
-        <w:t xml:space="preserve">Sie kennen einander nicht notwendigerweise und sehen gegenseitig keine Daten.</w:t>
-      </w:r>
-    </w:p>
-    <w:p>
-      <w:pPr>
-        <w:pStyle w:val="Compact"/>
-        <w:numPr>
-          <w:ilvl w:val="0"/>
-          <w:numId w:val="1024"/>
-        </w:numPr>
-      </w:pPr>
-      <w:r>
-        <w:rPr>
-          <w:b/>
-          <w:bCs/>
-        </w:rPr>
-        <w:t xml:space="preserve">C</w:t>
-      </w:r>
-      <w:r>
-        <w:t xml:space="preserve"> </w:t>
-      </w:r>
-      <w:r>
-        <w:t xml:space="preserve">ist ein</w:t>
-      </w:r>
-      <w:r>
-        <w:t xml:space="preserve"> </w:t>
-      </w:r>
-      <w:r>
-        <w:rPr>
-          <w:b/>
-          <w:bCs/>
-        </w:rPr>
-        <w:t xml:space="preserve">Benchmark-Dienstleister</w:t>
-      </w:r>
-      <w:r>
-        <w:t xml:space="preserve"> </w:t>
-      </w:r>
-      <w:r>
-        <w:t xml:space="preserve">(Benchmark Service Provider) – kein</w:t>
-      </w:r>
-      <w:r>
-        <w:t xml:space="preserve"> </w:t>
-      </w:r>
-      <w:r>
-        <w:t xml:space="preserve">Server und kein Sonderkonto, sondern ein gewöhnlicher Nutzer derselben App</w:t>
-      </w:r>
-      <w:r>
-        <w:t xml:space="preserve"> </w:t>
-      </w:r>
-      <w:r>
-        <w:t xml:space="preserve">mit eigenem Pod.</w:t>
-      </w:r>
-    </w:p>
-    <w:p>
-      <w:pPr>
-        <w:pStyle w:val="FirstParagraph"/>
-      </w:pPr>
-      <w:r>
-        <w:t xml:space="preserve">Der Ablauf hat vier Schritte:</w:t>
       </w:r>
     </w:p>
     <w:p>
@@ -9717,74 +10061,35 @@
           <w:b/>
           <w:bCs/>
         </w:rPr>
-        <w:t xml:space="preserve">A und B teilen ihre Gebäude an C.</w:t>
-      </w:r>
-      <w:r>
-        <w:t xml:space="preserve"> </w:t>
-      </w:r>
-      <w:r>
-        <w:t xml:space="preserve">Jeder nutzt den normalen</w:t>
-      </w:r>
-      <w:r>
-        <w:t xml:space="preserve"> </w:t>
-      </w:r>
-      <w:r>
-        <w:t xml:space="preserve">Teilen-Dialog (siehe „Ein Gebäude teilen”) und gibt die Gebäude</w:t>
-      </w:r>
-      <w:r>
-        <w:t xml:space="preserve"> </w:t>
-      </w:r>
-      <w:r>
-        <w:rPr>
-          <w:b/>
-          <w:bCs/>
-        </w:rPr>
-        <w:t xml:space="preserve">einschließlich Energiedaten</w:t>
-      </w:r>
-      <w:r>
-        <w:t xml:space="preserve"> </w:t>
-      </w:r>
-      <w:r>
-        <w:t xml:space="preserve">an C’s WebID frei – wahlweise alle Jahre</w:t>
-      </w:r>
-      <w:r>
-        <w:t xml:space="preserve"> </w:t>
-      </w:r>
-      <w:r>
-        <w:t xml:space="preserve">oder gezielt ausgewählte. Sind alle drei Mitglied eines Datenraums, geht es</w:t>
-      </w:r>
-      <w:r>
-        <w:t xml:space="preserve"> </w:t>
-      </w:r>
-      <w:r>
-        <w:t xml:space="preserve">auch in einem Zug rollenbasiert: „By role” an die Rolle</w:t>
-      </w:r>
-      <w:r>
-        <w:t xml:space="preserve"> </w:t>
-      </w:r>
-      <w:r>
-        <w:rPr>
-          <w:b/>
-          <w:bCs/>
-        </w:rPr>
-        <w:t xml:space="preserve">Benchmark Service</w:t>
-      </w:r>
-      <w:r>
-        <w:rPr>
-          <w:b/>
-          <w:bCs/>
-        </w:rPr>
-        <w:t xml:space="preserve"> </w:t>
-      </w:r>
-      <w:r>
-        <w:rPr>
-          <w:b/>
-          <w:bCs/>
-        </w:rPr>
-        <w:t xml:space="preserve">Provider</w:t>
-      </w:r>
-      <w:r>
-        <w:t xml:space="preserve">.</w:t>
+        <w:t xml:space="preserve">A</w:t>
+      </w:r>
+      <w:r>
+        <w:t xml:space="preserve"> </w:t>
+      </w:r>
+      <w:r>
+        <w:t xml:space="preserve">und</w:t>
+      </w:r>
+      <w:r>
+        <w:t xml:space="preserve"> </w:t>
+      </w:r>
+      <w:r>
+        <w:rPr>
+          <w:b/>
+          <w:bCs/>
+        </w:rPr>
+        <w:t xml:space="preserve">B</w:t>
+      </w:r>
+      <w:r>
+        <w:t xml:space="preserve"> </w:t>
+      </w:r>
+      <w:r>
+        <w:t xml:space="preserve">sind Bestandshalter mit eigenen Gebäuden und Energiedaten.</w:t>
+      </w:r>
+      <w:r>
+        <w:t xml:space="preserve"> </w:t>
+      </w:r>
+      <w:r>
+        <w:t xml:space="preserve">Sie kennen einander nicht notwendigerweise und sehen gegenseitig keine Daten.</w:t>
       </w:r>
     </w:p>
     <w:p>
@@ -9800,63 +10105,53 @@
           <w:b/>
           <w:bCs/>
         </w:rPr>
-        <w:t xml:space="preserve">C berechnet den Benchmark.</w:t>
-      </w:r>
-      <w:r>
-        <w:t xml:space="preserve"> </w:t>
-      </w:r>
-      <w:r>
-        <w:t xml:space="preserve">C erstellt eine aggregierte Ansicht vom Typ</w:t>
-      </w:r>
-      <w:r>
-        <w:t xml:space="preserve"> </w:t>
-      </w:r>
-      <w:r>
-        <w:rPr>
-          <w:b/>
-          <w:bCs/>
-        </w:rPr>
-        <w:t xml:space="preserve">Compare shared buildings</w:t>
-      </w:r>
-      <w:r>
-        <w:t xml:space="preserve"> </w:t>
-      </w:r>
-      <w:r>
-        <w:t xml:space="preserve">(siehe „Aggregierte Ansicht erstellen und</w:t>
-      </w:r>
-      <w:r>
-        <w:t xml:space="preserve"> </w:t>
-      </w:r>
-      <w:r>
-        <w:t xml:space="preserve">teilen”). Zur Auswahl stehen dabei genau die Gebäude, die</w:t>
-      </w:r>
-      <w:r>
-        <w:t xml:space="preserve"> </w:t>
-      </w:r>
-      <w:r>
-        <w:rPr>
-          <w:b/>
-          <w:bCs/>
-        </w:rPr>
-        <w:t xml:space="preserve">mit C geteilt</w:t>
-      </w:r>
-      <w:r>
-        <w:t xml:space="preserve"> </w:t>
-      </w:r>
-      <w:r>
-        <w:t xml:space="preserve">wurden – also die Beiträge von A und B. C wählt die Kennzahlen (jährlicher</w:t>
-      </w:r>
-      <w:r>
-        <w:t xml:space="preserve"> </w:t>
-      </w:r>
-      <w:r>
-        <w:t xml:space="preserve">Strom-, Wärme-, Wasser- und Abwasserverbrauch) und die Funktion</w:t>
-      </w:r>
-      <w:r>
-        <w:t xml:space="preserve"> </w:t>
-      </w:r>
-      <w:r>
-        <w:t xml:space="preserve">„Durchschnitt”; die App berechnet das Ergebnis als Snapshot.</w:t>
+        <w:t xml:space="preserve">C</w:t>
+      </w:r>
+      <w:r>
+        <w:t xml:space="preserve"> </w:t>
+      </w:r>
+      <w:r>
+        <w:t xml:space="preserve">ist ein</w:t>
+      </w:r>
+      <w:r>
+        <w:t xml:space="preserve"> </w:t>
+      </w:r>
+      <w:r>
+        <w:rPr>
+          <w:b/>
+          <w:bCs/>
+        </w:rPr>
+        <w:t xml:space="preserve">Benchmark-Dienstleister</w:t>
+      </w:r>
+      <w:r>
+        <w:t xml:space="preserve"> </w:t>
+      </w:r>
+      <w:r>
+        <w:t xml:space="preserve">(Benchmark Service Provider) – kein</w:t>
+      </w:r>
+      <w:r>
+        <w:t xml:space="preserve"> </w:t>
+      </w:r>
+      <w:r>
+        <w:t xml:space="preserve">Server und kein Sonderkonto, sondern ein gewöhnlicher Nutzer derselben App</w:t>
+      </w:r>
+      <w:r>
+        <w:t xml:space="preserve"> </w:t>
+      </w:r>
+      <w:r>
+        <w:t xml:space="preserve">mit eigenem Pod.</w:t>
+      </w:r>
+    </w:p>
+    <w:p>
+      <w:pPr>
+        <w:pStyle w:val="FirstParagraph"/>
+      </w:pPr>
+      <w:r>
+        <w:rPr>
+          <w:b/>
+          <w:bCs/>
+        </w:rPr>
+        <w:t xml:space="preserve">Was A und B tun (die beitragende Seite):</w:t>
       </w:r>
     </w:p>
     <w:p>
@@ -9864,39 +10159,39 @@
         <w:pStyle w:val="Compact"/>
         <w:numPr>
           <w:ilvl w:val="0"/>
-          <w:numId w:val="1025"/>
+          <w:numId w:val="1026"/>
         </w:numPr>
       </w:pPr>
       <w:r>
-        <w:rPr>
-          <w:b/>
-          <w:bCs/>
-        </w:rPr>
-        <w:t xml:space="preserve">C teilt das Ergebnis an alle Beitragenden zurück.</w:t>
-      </w:r>
-      <w:r>
-        <w:t xml:space="preserve"> </w:t>
-      </w:r>
-      <w:r>
-        <w:t xml:space="preserve">Im Teilen-Dialog der</w:t>
-      </w:r>
-      <w:r>
-        <w:t xml:space="preserve"> </w:t>
-      </w:r>
-      <w:r>
-        <w:t xml:space="preserve">Ansicht bietet die App dafür eine Ein-Klick-Hilfe an: „Add all</w:t>
-      </w:r>
-      <w:r>
-        <w:t xml:space="preserve"> </w:t>
-      </w:r>
-      <w:r>
-        <w:t xml:space="preserve">contributors” trägt automatisch alle ein, deren Gebäude in den Benchmark</w:t>
-      </w:r>
-      <w:r>
-        <w:t xml:space="preserve"> </w:t>
-      </w:r>
-      <w:r>
-        <w:t xml:space="preserve">eingeflossen sind – hier A und B.</w:t>
+        <w:t xml:space="preserve">Jeder teilt seine Gebäude über den normalen Teilen-Dialog an C – genau die</w:t>
+      </w:r>
+      <w:r>
+        <w:t xml:space="preserve"> </w:t>
+      </w:r>
+      <w:r>
+        <w:t xml:space="preserve">Schritte aus „Vertriebsoptimierung durchgespielt”, nur dass A unter „What to share” diesmal</w:t>
+      </w:r>
+      <w:r>
+        <w:t xml:space="preserve"> </w:t>
+      </w:r>
+      <w:r>
+        <w:rPr>
+          <w:b/>
+          <w:bCs/>
+        </w:rPr>
+        <w:t xml:space="preserve">einschließlich Energiedaten</w:t>
+      </w:r>
+      <w:r>
+        <w:t xml:space="preserve"> </w:t>
+      </w:r>
+      <w:r>
+        <w:t xml:space="preserve">freigibt, wahlweise alle Jahre oder gezielt</w:t>
+      </w:r>
+      <w:r>
+        <w:t xml:space="preserve"> </w:t>
+      </w:r>
+      <w:r>
+        <w:t xml:space="preserve">ausgewählte.</w:t>
       </w:r>
     </w:p>
     <w:p>
@@ -9904,27 +10199,79 @@
         <w:pStyle w:val="Compact"/>
         <w:numPr>
           <w:ilvl w:val="0"/>
-          <w:numId w:val="1025"/>
+          <w:numId w:val="1026"/>
         </w:numPr>
       </w:pPr>
       <w:r>
-        <w:rPr>
-          <w:b/>
-          <w:bCs/>
-        </w:rPr>
-        <w:t xml:space="preserve">A und B sehen den Benchmark neben den eigenen Zahlen.</w:t>
-      </w:r>
-      <w:r>
-        <w:t xml:space="preserve"> </w:t>
-      </w:r>
-      <w:r>
-        <w:t xml:space="preserve">Die</w:t>
-      </w:r>
-      <w:r>
-        <w:t xml:space="preserve"> </w:t>
-      </w:r>
-      <w:r>
-        <w:t xml:space="preserve">zurückerhaltene Ansicht erscheint im Tab</w:t>
+        <w:t xml:space="preserve">Sind alle drei Mitglied desselben Datenraums, geht es auch in einem Zug</w:t>
+      </w:r>
+      <w:r>
+        <w:t xml:space="preserve"> </w:t>
+      </w:r>
+      <w:r>
+        <w:t xml:space="preserve">rollenbasiert:</w:t>
+      </w:r>
+      <w:r>
+        <w:t xml:space="preserve"> </w:t>
+      </w:r>
+      <w:r>
+        <w:rPr>
+          <w:b/>
+          <w:bCs/>
+        </w:rPr>
+        <w:t xml:space="preserve">By role</w:t>
+      </w:r>
+      <w:r>
+        <w:t xml:space="preserve"> </w:t>
+      </w:r>
+      <w:r>
+        <w:t xml:space="preserve">an die Rolle</w:t>
+      </w:r>
+      <w:r>
+        <w:t xml:space="preserve"> </w:t>
+      </w:r>
+      <w:r>
+        <w:rPr>
+          <w:b/>
+          <w:bCs/>
+        </w:rPr>
+        <w:t xml:space="preserve">Benchmark Service Provider</w:t>
+      </w:r>
+      <w:r>
+        <w:t xml:space="preserve"> </w:t>
+      </w:r>
+      <w:r>
+        <w:t xml:space="preserve">erreicht C, ohne dass A und B dessen WebID kennen müssen.</w:t>
+      </w:r>
+    </w:p>
+    <w:p>
+      <w:pPr>
+        <w:pStyle w:val="FirstParagraph"/>
+      </w:pPr>
+      <w:r>
+        <w:rPr>
+          <w:b/>
+          <w:bCs/>
+        </w:rPr>
+        <w:t xml:space="preserve">Was C tut (der Dienstleister):</w:t>
+      </w:r>
+    </w:p>
+    <w:p>
+      <w:pPr>
+        <w:pStyle w:val="Compact"/>
+        <w:numPr>
+          <w:ilvl w:val="0"/>
+          <w:numId w:val="1027"/>
+        </w:numPr>
+      </w:pPr>
+      <w:r>
+        <w:t xml:space="preserve">Die Beiträge von A und B erreichen C wie jedes geteilte Gebäude: Sie</w:t>
+      </w:r>
+      <w:r>
+        <w:t xml:space="preserve"> </w:t>
+      </w:r>
+      <w:r>
+        <w:t xml:space="preserve">erscheinen im Tab</w:t>
       </w:r>
       <w:r>
         <w:t xml:space="preserve"> </w:t>
@@ -9940,19 +10287,242 @@
         <w:t xml:space="preserve"> </w:t>
       </w:r>
       <w:r>
-        <w:t xml:space="preserve">unter „Views shared with</w:t>
-      </w:r>
-      <w:r>
-        <w:t xml:space="preserve"> </w:t>
-      </w:r>
-      <w:r>
-        <w:t xml:space="preserve">you”. Vor allem aber füllt sich auf der Energie-Detailseite der eigenen</w:t>
-      </w:r>
-      <w:r>
-        <w:t xml:space="preserve"> </w:t>
-      </w:r>
-      <w:r>
-        <w:t xml:space="preserve">Gebäude die Spalte</w:t>
+        <w:t xml:space="preserve">unter „Buildings shared with you”.</w:t>
+      </w:r>
+    </w:p>
+    <w:p>
+      <w:pPr>
+        <w:pStyle w:val="Compact"/>
+        <w:numPr>
+          <w:ilvl w:val="0"/>
+          <w:numId w:val="1027"/>
+        </w:numPr>
+      </w:pPr>
+      <w:r>
+        <w:t xml:space="preserve">C wechselt im Tab</w:t>
+      </w:r>
+      <w:r>
+        <w:t xml:space="preserve"> </w:t>
+      </w:r>
+      <w:r>
+        <w:rPr>
+          <w:b/>
+          <w:bCs/>
+        </w:rPr>
+        <w:t xml:space="preserve">Manage</w:t>
+      </w:r>
+      <w:r>
+        <w:t xml:space="preserve"> </w:t>
+      </w:r>
+      <w:r>
+        <w:t xml:space="preserve">zum Abschnitt „Aggregated views”, klickt</w:t>
+      </w:r>
+      <w:r>
+        <w:t xml:space="preserve"> </w:t>
+      </w:r>
+      <w:r>
+        <w:rPr>
+          <w:b/>
+          <w:bCs/>
+        </w:rPr>
+        <w:t xml:space="preserve">Create View</w:t>
+      </w:r>
+      <w:r>
+        <w:t xml:space="preserve"> </w:t>
+      </w:r>
+      <w:r>
+        <w:t xml:space="preserve">und wählt die Art</w:t>
+      </w:r>
+      <w:r>
+        <w:t xml:space="preserve"> </w:t>
+      </w:r>
+      <w:r>
+        <w:rPr>
+          <w:b/>
+          <w:bCs/>
+        </w:rPr>
+        <w:t xml:space="preserve">Compare shared buildings</w:t>
+      </w:r>
+      <w:r>
+        <w:t xml:space="preserve">. Zur Auswahl</w:t>
+      </w:r>
+      <w:r>
+        <w:t xml:space="preserve"> </w:t>
+      </w:r>
+      <w:r>
+        <w:t xml:space="preserve">stehen genau die Gebäude, die</w:t>
+      </w:r>
+      <w:r>
+        <w:t xml:space="preserve"> </w:t>
+      </w:r>
+      <w:r>
+        <w:rPr>
+          <w:b/>
+          <w:bCs/>
+        </w:rPr>
+        <w:t xml:space="preserve">mit C geteilt</w:t>
+      </w:r>
+      <w:r>
+        <w:t xml:space="preserve"> </w:t>
+      </w:r>
+      <w:r>
+        <w:t xml:space="preserve">wurden – also die Beiträge</w:t>
+      </w:r>
+      <w:r>
+        <w:t xml:space="preserve"> </w:t>
+      </w:r>
+      <w:r>
+        <w:t xml:space="preserve">von A und B.</w:t>
+      </w:r>
+    </w:p>
+    <w:p>
+      <w:pPr>
+        <w:pStyle w:val="Compact"/>
+        <w:numPr>
+          <w:ilvl w:val="0"/>
+          <w:numId w:val="1027"/>
+        </w:numPr>
+      </w:pPr>
+      <w:r>
+        <w:t xml:space="preserve">C vergibt einen Namen, wählt die Kennzahlen (jährlicher Strom-, Wärme-,</w:t>
+      </w:r>
+      <w:r>
+        <w:t xml:space="preserve"> </w:t>
+      </w:r>
+      <w:r>
+        <w:t xml:space="preserve">Wasser- und Abwasserverbrauch) und die Aggregatsfunktion</w:t>
+      </w:r>
+      <w:r>
+        <w:t xml:space="preserve"> </w:t>
+      </w:r>
+      <w:r>
+        <w:rPr>
+          <w:b/>
+          <w:bCs/>
+        </w:rPr>
+        <w:t xml:space="preserve">Durchschnitt</w:t>
+      </w:r>
+      <w:r>
+        <w:t xml:space="preserve"> </w:t>
+      </w:r>
+      <w:r>
+        <w:t xml:space="preserve">und erstellt die Ansicht; beim ersten Öffnen berechnet die App das Ergebnis</w:t>
+      </w:r>
+      <w:r>
+        <w:t xml:space="preserve"> </w:t>
+      </w:r>
+      <w:r>
+        <w:t xml:space="preserve">als Snapshot (siehe „Aggregierte Ansicht erstellen und teilen”).</w:t>
+      </w:r>
+    </w:p>
+    <w:p>
+      <w:pPr>
+        <w:pStyle w:val="Compact"/>
+        <w:numPr>
+          <w:ilvl w:val="0"/>
+          <w:numId w:val="1027"/>
+        </w:numPr>
+      </w:pPr>
+      <w:r>
+        <w:t xml:space="preserve">C teilt die fertige Ansicht über das Teilen-Symbol an alle Beitragenden</w:t>
+      </w:r>
+      <w:r>
+        <w:t xml:space="preserve"> </w:t>
+      </w:r>
+      <w:r>
+        <w:t xml:space="preserve">zurück. Im Teilen-Dialog bietet die App dafür eine Ein-Klick-Hilfe an:</w:t>
+      </w:r>
+      <w:r>
+        <w:t xml:space="preserve"> </w:t>
+      </w:r>
+      <w:r>
+        <w:rPr>
+          <w:b/>
+          <w:bCs/>
+        </w:rPr>
+        <w:t xml:space="preserve">Add all contributors</w:t>
+      </w:r>
+      <w:r>
+        <w:t xml:space="preserve"> </w:t>
+      </w:r>
+      <w:r>
+        <w:t xml:space="preserve">trägt automatisch alle ein, deren Gebäude in den</w:t>
+      </w:r>
+      <w:r>
+        <w:t xml:space="preserve"> </w:t>
+      </w:r>
+      <w:r>
+        <w:t xml:space="preserve">Benchmark eingeflossen sind – hier A und B.</w:t>
+      </w:r>
+    </w:p>
+    <w:p>
+      <w:pPr>
+        <w:pStyle w:val="FirstParagraph"/>
+      </w:pPr>
+      <w:r>
+        <w:rPr>
+          <w:b/>
+          <w:bCs/>
+        </w:rPr>
+        <w:t xml:space="preserve">Was A und B sehen (der Rückfluss):</w:t>
+      </w:r>
+    </w:p>
+    <w:p>
+      <w:pPr>
+        <w:pStyle w:val="Compact"/>
+        <w:numPr>
+          <w:ilvl w:val="0"/>
+          <w:numId w:val="1028"/>
+        </w:numPr>
+      </w:pPr>
+      <w:r>
+        <w:t xml:space="preserve">Die zurückerhaltene Ansicht erscheint im Tab</w:t>
+      </w:r>
+      <w:r>
+        <w:t xml:space="preserve"> </w:t>
+      </w:r>
+      <w:r>
+        <w:rPr>
+          <w:b/>
+          <w:bCs/>
+        </w:rPr>
+        <w:t xml:space="preserve">Share</w:t>
+      </w:r>
+      <w:r>
+        <w:t xml:space="preserve"> </w:t>
+      </w:r>
+      <w:r>
+        <w:t xml:space="preserve">unter „Views shared</w:t>
+      </w:r>
+      <w:r>
+        <w:t xml:space="preserve"> </w:t>
+      </w:r>
+      <w:r>
+        <w:t xml:space="preserve">with you” – mit den empfangenen Durchschnittswerten zum Aufklappen (siehe</w:t>
+      </w:r>
+      <w:r>
+        <w:t xml:space="preserve"> </w:t>
+      </w:r>
+      <w:r>
+        <w:t xml:space="preserve">die Abbildung im Abschnitt „Mit Ihnen geteilte Daten”).</w:t>
+      </w:r>
+    </w:p>
+    <w:p>
+      <w:pPr>
+        <w:pStyle w:val="Compact"/>
+        <w:numPr>
+          <w:ilvl w:val="0"/>
+          <w:numId w:val="1028"/>
+        </w:numPr>
+      </w:pPr>
+      <w:r>
+        <w:t xml:space="preserve">Vor allem aber füllt sich auf der Energie-Detailseite der eigenen Gebäude</w:t>
+      </w:r>
+      <w:r>
+        <w:t xml:space="preserve"> </w:t>
+      </w:r>
+      <w:r>
+        <w:t xml:space="preserve">die Spalte</w:t>
       </w:r>
       <w:r>
         <w:t xml:space="preserve"> </w:t>
@@ -9965,37 +10535,19 @@
         <w:t xml:space="preserve">Benchmark</w:t>
       </w:r>
       <w:r>
-        <w:t xml:space="preserve">: Der eigene Verbrauch wird nun gegen den</w:t>
-      </w:r>
-      <w:r>
-        <w:t xml:space="preserve"> </w:t>
-      </w:r>
-      <w:r>
-        <w:t xml:space="preserve">externen Branchenwert eingefärbt statt nur gegen den eigenen</w:t>
-      </w:r>
-      <w:r>
-        <w:t xml:space="preserve"> </w:t>
-      </w:r>
-      <w:r>
-        <w:t xml:space="preserve">Portfolio-Durchschnitt, und ein Hinweis nennt den Dienstleister, der den</w:t>
-      </w:r>
-      <w:r>
-        <w:t xml:space="preserve"> </w:t>
-      </w:r>
-      <w:r>
-        <w:t xml:space="preserve">Benchmark berechnet hat. Genau diesen Zustand zeigt die Abbildung der</w:t>
-      </w:r>
-      <w:r>
-        <w:t xml:space="preserve"> </w:t>
-      </w:r>
-      <w:r>
-        <w:t xml:space="preserve">Energie-Detailseite im Abschnitt „Daten ansehen”: Die Benchmark-Spalte dort</w:t>
-      </w:r>
-      <w:r>
-        <w:t xml:space="preserve"> </w:t>
-      </w:r>
-      <w:r>
-        <w:t xml:space="preserve">trägt die von einem Dienstleister zurückgeteilten Branchenwerte.</w:t>
+        <w:t xml:space="preserve">: Der eigene Verbrauch wird nun gegen den externen</w:t>
+      </w:r>
+      <w:r>
+        <w:t xml:space="preserve"> </w:t>
+      </w:r>
+      <w:r>
+        <w:t xml:space="preserve">Branchenwert eingefärbt statt nur gegen den eigenen Portfolio-Durchschnitt,</w:t>
+      </w:r>
+      <w:r>
+        <w:t xml:space="preserve"> </w:t>
+      </w:r>
+      <w:r>
+        <w:t xml:space="preserve">und ein Hinweis nennt den Dienstleister, der den Benchmark berechnet hat.</w:t>
       </w:r>
     </w:p>
     <w:p>
@@ -10005,20 +10557,75 @@
       <w:r>
         <w:drawing>
           <wp:inline>
-            <wp:extent cx="5334000" cy="3075192"/>
+            <wp:extent cx="5334000" cy="890596"/>
             <wp:effectExtent b="0" l="0" r="0" t="0"/>
-            <wp:docPr descr="Der Benchmark-Roundtrip: A und B teilen Gebäude an den Dienstleister C, C berechnet den Durchschnitt und teilt nur den Snapshot zurück" title="" id="122" name="Picture"/>
+            <wp:docPr descr="Die Pointe des Roundtrips: Auf der Energie-Detailseite von A (und ebenso von B) steht der eigene Verbrauch jetzt einer gefüllten Spalte „Benchmark” gegenüber – den von C zurückgeteilten Branchenwerten über die Gebäude aller Beitragenden" title="" id="130" name="Picture"/>
             <a:graphic>
               <a:graphicData uri="http://schemas.openxmlformats.org/drawingml/2006/picture">
                 <pic:pic>
                   <pic:nvPicPr>
-                    <pic:cNvPr descr="figures/szenario-benchmark.png" id="123" name="Picture"/>
+                    <pic:cNvPr descr="figures/benchmark-payoff.png" id="131" name="Picture"/>
                     <pic:cNvPicPr>
                       <a:picLocks noChangeArrowheads="1" noChangeAspect="1"/>
                     </pic:cNvPicPr>
                   </pic:nvPicPr>
                   <pic:blipFill>
-                    <a:blip r:embed="rId121"/>
+                    <a:blip r:embed="rId129"/>
+                    <a:stretch>
+                      <a:fillRect/>
+                    </a:stretch>
+                  </pic:blipFill>
+                  <pic:spPr bwMode="auto">
+                    <a:xfrm>
+                      <a:off x="0" y="0"/>
+                      <a:ext cx="5334000" cy="890596"/>
+                    </a:xfrm>
+                    <a:prstGeom prst="rect">
+                      <a:avLst/>
+                    </a:prstGeom>
+                    <a:noFill/>
+                    <a:ln w="9525">
+                      <a:noFill/>
+                      <a:headEnd/>
+                      <a:tailEnd/>
+                    </a:ln>
+                  </pic:spPr>
+                </pic:pic>
+              </a:graphicData>
+            </a:graphic>
+          </wp:inline>
+        </w:drawing>
+      </w:r>
+    </w:p>
+    <w:p>
+      <w:pPr>
+        <w:pStyle w:val="ImageCaption"/>
+      </w:pPr>
+      <w:r>
+        <w:t xml:space="preserve">Die Pointe des Roundtrips: Auf der Energie-Detailseite von A (und ebenso von B) steht der eigene Verbrauch jetzt einer gefüllten Spalte „Benchmark” gegenüber – den von C zurückgeteilten Branchenwerten über die Gebäude aller Beitragenden</w:t>
+      </w:r>
+    </w:p>
+    <w:p>
+      <w:pPr>
+        <w:pStyle w:val="CaptionedFigure"/>
+      </w:pPr>
+      <w:r>
+        <w:drawing>
+          <wp:inline>
+            <wp:extent cx="5334000" cy="3075192"/>
+            <wp:effectExtent b="0" l="0" r="0" t="0"/>
+            <wp:docPr descr="Der Benchmark-Roundtrip: A und B teilen Gebäude an den Dienstleister C, C berechnet den Durchschnitt und teilt nur den Snapshot zurück" title="" id="133" name="Picture"/>
+            <a:graphic>
+              <a:graphicData uri="http://schemas.openxmlformats.org/drawingml/2006/picture">
+                <pic:pic>
+                  <pic:nvPicPr>
+                    <pic:cNvPr descr="figures/szenario-benchmark.png" id="134" name="Picture"/>
+                    <pic:cNvPicPr>
+                      <a:picLocks noChangeArrowheads="1" noChangeAspect="1"/>
+                    </pic:cNvPicPr>
+                  </pic:nvPicPr>
+                  <pic:blipFill>
+                    <a:blip r:embed="rId132"/>
                     <a:stretch>
                       <a:fillRect/>
                     </a:stretch>
@@ -10062,18 +10669,18 @@
           <wp:inline>
             <wp:extent cx="5334000" cy="4000499"/>
             <wp:effectExtent b="0" l="0" r="0" t="0"/>
-            <wp:docPr descr="Die Sicht des Benchmark-Dienstleisters beim Zurückteilen: „Add all contributors” trägt alle Beitragenden mit einem Klick als Empfänger ein" title="" id="125" name="Picture"/>
+            <wp:docPr descr="Die Sicht des Benchmark-Dienstleisters beim Zurückteilen: „Add all contributors” trägt alle Beitragenden mit einem Klick als Empfänger ein" title="" id="136" name="Picture"/>
             <a:graphic>
               <a:graphicData uri="http://schemas.openxmlformats.org/drawingml/2006/picture">
                 <pic:pic>
                   <pic:nvPicPr>
-                    <pic:cNvPr descr="figures/benchmark-share-back.png" id="126" name="Picture"/>
+                    <pic:cNvPr descr="figures/benchmark-share-back.png" id="137" name="Picture"/>
                     <pic:cNvPicPr>
                       <a:picLocks noChangeArrowheads="1" noChangeAspect="1"/>
                     </pic:cNvPicPr>
                   </pic:nvPicPr>
                   <pic:blipFill>
-                    <a:blip r:embed="rId124"/>
+                    <a:blip r:embed="rId135"/>
                     <a:stretch>
                       <a:fillRect/>
                     </a:stretch>
@@ -10218,10 +10825,9 @@
         <w:t xml:space="preserve">Benchmark vor Betreiber-Durchschnitt vor Portfolio-Durchschnitt).</w:t>
       </w:r>
     </w:p>
-    <w:bookmarkEnd w:id="127"/>
-    <w:bookmarkEnd w:id="128"/>
-    <w:bookmarkEnd w:id="129"/>
-    <w:bookmarkStart w:id="130" w:name="was-steckt-hinter-granergize"/>
+    <w:bookmarkEnd w:id="138"/>
+    <w:bookmarkEnd w:id="139"/>
+    <w:bookmarkStart w:id="140" w:name="was-steckt-hinter-granergize"/>
     <w:p>
       <w:pPr>
         <w:pStyle w:val="Heading1"/>
@@ -10446,8 +11052,8 @@
         <w:t xml:space="preserve">in der Hand eines einzelnen Anbieters.</w:t>
       </w:r>
     </w:p>
-    <w:bookmarkEnd w:id="130"/>
-    <w:bookmarkStart w:id="132" w:name="literaturverzeichnis"/>
+    <w:bookmarkEnd w:id="140"/>
+    <w:bookmarkStart w:id="142" w:name="literaturverzeichnis"/>
     <w:p>
       <w:pPr>
         <w:pStyle w:val="Heading1"/>
@@ -10578,7 +11184,7 @@
       <w:r>
         <w:t xml:space="preserve"> </w:t>
       </w:r>
-      <w:hyperlink r:id="rId131">
+      <w:hyperlink r:id="rId141">
         <w:r>
           <w:rPr>
             <w:rStyle w:val="Hyperlink"/>
@@ -10587,7 +11193,7 @@
         </w:r>
       </w:hyperlink>
     </w:p>
-    <w:bookmarkEnd w:id="132"/>
+    <w:bookmarkEnd w:id="142"/>
     <w:sectPr/>
   </w:body>
 </w:document>
@@ -11229,9 +11835,99 @@
     </w:lvlOverride>
   </w:num>
   <w:num w:numId="1024">
+    <w:abstractNumId w:val="99411"/>
+    <w:lvlOverride w:ilvl="0">
+      <w:startOverride w:val="1"/>
+    </w:lvlOverride>
+    <w:lvlOverride w:ilvl="1">
+      <w:startOverride w:val="1"/>
+    </w:lvlOverride>
+    <w:lvlOverride w:ilvl="2">
+      <w:startOverride w:val="1"/>
+    </w:lvlOverride>
+    <w:lvlOverride w:ilvl="3">
+      <w:startOverride w:val="1"/>
+    </w:lvlOverride>
+    <w:lvlOverride w:ilvl="4">
+      <w:startOverride w:val="1"/>
+    </w:lvlOverride>
+    <w:lvlOverride w:ilvl="5">
+      <w:startOverride w:val="1"/>
+    </w:lvlOverride>
+    <w:lvlOverride w:ilvl="6">
+      <w:startOverride w:val="1"/>
+    </w:lvlOverride>
+    <w:lvlOverride w:ilvl="7">
+      <w:startOverride w:val="1"/>
+    </w:lvlOverride>
+    <w:lvlOverride w:ilvl="8">
+      <w:startOverride w:val="1"/>
+    </w:lvlOverride>
+  </w:num>
+  <w:num w:numId="1025">
     <w:abstractNumId w:val="991"/>
   </w:num>
-  <w:num w:numId="1025">
+  <w:num w:numId="1026">
+    <w:abstractNumId w:val="99411"/>
+    <w:lvlOverride w:ilvl="0">
+      <w:startOverride w:val="1"/>
+    </w:lvlOverride>
+    <w:lvlOverride w:ilvl="1">
+      <w:startOverride w:val="1"/>
+    </w:lvlOverride>
+    <w:lvlOverride w:ilvl="2">
+      <w:startOverride w:val="1"/>
+    </w:lvlOverride>
+    <w:lvlOverride w:ilvl="3">
+      <w:startOverride w:val="1"/>
+    </w:lvlOverride>
+    <w:lvlOverride w:ilvl="4">
+      <w:startOverride w:val="1"/>
+    </w:lvlOverride>
+    <w:lvlOverride w:ilvl="5">
+      <w:startOverride w:val="1"/>
+    </w:lvlOverride>
+    <w:lvlOverride w:ilvl="6">
+      <w:startOverride w:val="1"/>
+    </w:lvlOverride>
+    <w:lvlOverride w:ilvl="7">
+      <w:startOverride w:val="1"/>
+    </w:lvlOverride>
+    <w:lvlOverride w:ilvl="8">
+      <w:startOverride w:val="1"/>
+    </w:lvlOverride>
+  </w:num>
+  <w:num w:numId="1027">
+    <w:abstractNumId w:val="99411"/>
+    <w:lvlOverride w:ilvl="0">
+      <w:startOverride w:val="1"/>
+    </w:lvlOverride>
+    <w:lvlOverride w:ilvl="1">
+      <w:startOverride w:val="1"/>
+    </w:lvlOverride>
+    <w:lvlOverride w:ilvl="2">
+      <w:startOverride w:val="1"/>
+    </w:lvlOverride>
+    <w:lvlOverride w:ilvl="3">
+      <w:startOverride w:val="1"/>
+    </w:lvlOverride>
+    <w:lvlOverride w:ilvl="4">
+      <w:startOverride w:val="1"/>
+    </w:lvlOverride>
+    <w:lvlOverride w:ilvl="5">
+      <w:startOverride w:val="1"/>
+    </w:lvlOverride>
+    <w:lvlOverride w:ilvl="6">
+      <w:startOverride w:val="1"/>
+    </w:lvlOverride>
+    <w:lvlOverride w:ilvl="7">
+      <w:startOverride w:val="1"/>
+    </w:lvlOverride>
+    <w:lvlOverride w:ilvl="8">
+      <w:startOverride w:val="1"/>
+    </w:lvlOverride>
+  </w:num>
+  <w:num w:numId="1028">
     <w:abstractNumId w:val="99411"/>
     <w:lvlOverride w:ilvl="0">
       <w:startOverride w:val="1"/>
